--- a/exports/animal-model-concordance-table.docx
+++ b/exports/animal-model-concordance-table.docx
@@ -45,7 +45,7 @@
         </w:rPr>
         <w:t xml:space="preserve">Source: </w:t>
       </w:r>
-      <w:hyperlink w:history="1" r:id="rId0_fl4g2tttuf06suckmyg">
+      <w:hyperlink w:history="1" r:id="rIdkfzd2ob122h9_2vp28mpj">
         <w:r>
           <w:rPr>
             <w:rFonts w:ascii="Calibri" w:cs="Calibri" w:eastAsia="Calibri" w:hAnsi="Calibri"/>
@@ -250,7 +250,7 @@
                 <w:sz w:val="16"/>
                 <w:szCs w:val="16"/>
               </w:rPr>
-              <w:t xml:space="preserve">4 partly supports</w:t>
+              <w:t xml:space="preserve">4 does not support</w:t>
             </w:r>
           </w:p>
           <w:p>
@@ -264,7 +264,7 @@
                 <w:sz w:val="16"/>
                 <w:szCs w:val="16"/>
               </w:rPr>
-              <w:t xml:space="preserve">4 does not support</w:t>
+              <w:t xml:space="preserve">4 partly supports</w:t>
             </w:r>
           </w:p>
         </w:tc>
@@ -287,11 +287,11 @@
                 <w:rFonts w:ascii="Calibri" w:cs="Calibri" w:eastAsia="Calibri" w:hAnsi="Calibri"/>
                 <w:b/>
                 <w:bCs/>
-                <w:color w:val="7A5B00"/>
+                <w:color w:val="8A2727"/>
                 <w:sz w:val="16"/>
                 <w:szCs w:val="16"/>
               </w:rPr>
-              <w:t xml:space="preserve">MIXED</w:t>
+              <w:t xml:space="preserve">EVIDENCE DOES NOT FAVOUR THE MODEL</w:t>
             </w:r>
           </w:p>
           <w:p>
@@ -304,7 +304,7 @@
                 <w:sz w:val="18"/>
                 <w:szCs w:val="18"/>
               </w:rPr>
-              <w:t xml:space="preserve">Rodent efficacy studies frequently report positive effects in animals but these often fail to predict human benefit. O'Collins et al. 2006 found 62% of focal‑ischemia experimental results were superior to control and Ritskes‑Hoitinga et al. 2022 found 82% of preclinical studies in investigator brochures reported positive findings, yet Mak et al. 2014 estimated &lt;8% average translation from animal cancer models to successful clinical trials and Martić‑Kehl et al. 2012 identified only 3 of 494 animal‑positive stroke interventions with convincing patient benefit. Some areas show successful translation (e.g., three alcohol medications; concordant DKD effects for ACEi/ARB, SGLT2 inhibitors and GLP‑1RAs) and dose‑range overlap can be high (Ferreira et al. 2023 reported 84% HED overlap), but overall results are variable and context‑dependent.</w:t>
+              <w:t xml:space="preserve">Most studies show poor translation of rodent efficacy to humans: &lt;8% of cancer drugs entering trials translated (Mak et al. 2014) and 3 of 494 animal‑positive stroke interventions worked in patients (Martić‑Kehl et al. 2012). Some exceptions exist—Ferreira et al. 2023 found 84% HED overlap and Spanagel 2017/Sembach 2021 cite specific drug successes—but selective sampling and publication bias limit generalisability.</w:t>
             </w:r>
           </w:p>
           <w:p>
@@ -329,7 +329,7 @@
                 <w:sz w:val="17"/>
                 <w:szCs w:val="17"/>
               </w:rPr>
-              <w:t xml:space="preserve">Reported translation rates vary widely across therapeutic areas, study quality and reporting practices; Ritskes‑Hoitinga et al. 2022 explicitly reported translation rates ranging 0–100%, reflecting heterogeneity in indication, design, and selective/publication bias.</w:t>
+              <w:t xml:space="preserve">Estimates vary by disease area, outcome measured, and study selection (e.g., small/selected IB samples and publication/selective‑reporting bias).</w:t>
             </w:r>
           </w:p>
           <w:p>
@@ -370,7 +370,7 @@
               </w:rPr>
               <w:t xml:space="preserve">  proportion — neuroprotective efficacy in global ischemia models (superior to control) (</w:t>
             </w:r>
-            <w:hyperlink w:history="1" r:id="rIdhvds-ge1ls6sp4m0trylb">
+            <w:hyperlink w:history="1" r:id="rIdqjchtumcfprwjxzu1dkde">
               <w:r>
                 <w:rPr>
                   <w:rFonts w:ascii="Calibri" w:cs="Calibri" w:eastAsia="Calibri" w:hAnsi="Calibri"/>
@@ -413,7 +413,7 @@
               </w:rPr>
               <w:t xml:space="preserve">  proportion — neuroprotective efficacy in focal ischemia experimental results (superior to control) (</w:t>
             </w:r>
-            <w:hyperlink w:history="1" r:id="rId4uq5w7xf6i90yg1o74nyi">
+            <w:hyperlink w:history="1" r:id="rId1ge7vrvz1uuyox2jts2as">
               <w:r>
                 <w:rPr>
                   <w:rFonts w:ascii="Calibri" w:cs="Calibri" w:eastAsia="Calibri" w:hAnsi="Calibri"/>
@@ -456,7 +456,7 @@
               </w:rPr>
               <w:t xml:space="preserve">  average overlap — overlap between preclinical and clinical pharmacologically active dose ranges (HED) (</w:t>
             </w:r>
-            <w:hyperlink w:history="1" r:id="rIdxoa3pekdhjbp_wbr3g4i3">
+            <w:hyperlink w:history="1" r:id="rIduy1rslwsbm9etdagq4-q3">
               <w:r>
                 <w:rPr>
                   <w:rFonts w:ascii="Calibri" w:cs="Calibri" w:eastAsia="Calibri" w:hAnsi="Calibri"/>
@@ -499,7 +499,7 @@
               </w:rPr>
               <w:t xml:space="preserve">  proportion, n=25 studies — clinical studies reporting well-tolerated doses above NOAEL (Cmax) (</w:t>
             </w:r>
-            <w:hyperlink w:history="1" r:id="rIdqvvtew9vszsyf_xegiaxc">
+            <w:hyperlink w:history="1" r:id="rIdamyjp4wyddocii08_ve8k">
               <w:r>
                 <w:rPr>
                   <w:rFonts w:ascii="Calibri" w:cs="Calibri" w:eastAsia="Calibri" w:hAnsi="Calibri"/>
@@ -542,7 +542,7 @@
               </w:rPr>
               <w:t xml:space="preserve">  proportion — clinical studies reporting unacceptable side effects at values below NOAEL (Cmax) (</w:t>
             </w:r>
-            <w:hyperlink w:history="1" r:id="rIdoh00zo0wn0utpgtv8gzeh">
+            <w:hyperlink w:history="1" r:id="rIdfnnmyofxitqcmj24s7fdp">
               <w:r>
                 <w:rPr>
                   <w:rFonts w:ascii="Calibri" w:cs="Calibri" w:eastAsia="Calibri" w:hAnsi="Calibri"/>
@@ -585,7 +585,7 @@
               </w:rPr>
               <w:t xml:space="preserve">  proportion, n=25 studies — overlap of preclinical and clinical pharmacologically active dose ranges (HED) &gt;= 80% (</w:t>
             </w:r>
-            <w:hyperlink w:history="1" r:id="rIdamfunwbf1vwztieekndog">
+            <w:hyperlink w:history="1" r:id="rIdavr6rzudtrbymet7s352f">
               <w:r>
                 <w:rPr>
                   <w:rFonts w:ascii="Calibri" w:cs="Calibri" w:eastAsia="Calibri" w:hAnsi="Calibri"/>
@@ -630,7 +630,7 @@
                 <w:sz w:val="17"/>
                 <w:szCs w:val="17"/>
               </w:rPr>
-              <w:t xml:space="preserve">The study included only 25 IBs, which were selected based on specific criteria (e.g., statistically significant CNS activity, reported dose ranges for tolerability and pharmacological activity). This selection process might introduce bias and limit the generalizability of the findings.</w:t>
+              <w:t xml:space="preserve">The 8% success rate for drugs passing Phase I is out of those that enter clinical trials, which is already a subset of highly cited animal research (only about a third of which enters clinical trials). The 85% failure rate for early clinical trials is despite successful pre-clinical testing.</w:t>
             </w:r>
           </w:p>
         </w:tc>
@@ -769,7 +769,7 @@
                 <w:sz w:val="18"/>
                 <w:szCs w:val="18"/>
               </w:rPr>
-              <w:t xml:space="preserve">Evidence is mixed: some primate efficacy findings translated to humans (Perel et al. 2007 report thrombolysis reduced infarct volume in animal models by 24% and improved neurobehavioural scores by 23%; Banks et al. 2017 and Spanagel 2017 report concordant results for d‑amphetamine and three alcohol medications), while other primate-positive interventions failed in patients (Perel et al. 2007 and Pound et al. 2018 note corticosteroids and tirilazad showed animal benefit but no clinical benefit). Quantitatively, failures can be large: Martić‑Kehl et al. 2012 found only 3 of 494 animal‑positive stroke interventions produced convincing patient benefit and report 100% prediction failure for chimpanzee/macaque AIDS vaccine models. Pharmacokinetic/dose comparisons give a more positive picture for exposure prediction (Ferreira et al. 2023 found mean HED overlap 84% and 72% of studies had ≥80% HED overlap), but Ferreira also reports that 36% of clinical studies exceeded the animal NOAEL for HED and 16% had unacceptable side effects below the NOAEL, and Pound et al. 2018 found &lt;7% of studies met ethical permissibility criteria.</w:t>
+              <w:t xml:space="preserve">Evidence is mixed: some NHP results tracked clinical outcomes (thrombolysis: 24% infarct reduction and 23% neurobehavioural gain in animal models — Perel et al. 2007; HED overlap 84% — Ferreira et al. 2023), but many did not (3/494 stroke interventions; 100% AIDS‑vaccine failure — Martić‑Kehl et al. 2012).</w:t>
             </w:r>
           </w:p>
           <w:p>
@@ -794,7 +794,7 @@
                 <w:sz w:val="17"/>
                 <w:szCs w:val="17"/>
               </w:rPr>
-              <w:t xml:space="preserve">Reported performance varies by outcome type and intervention class (e.g., thrombolysis and some addiction treatments vs vaccines and corticosteroids/Tirilazad), by endpoint (pathology vs behaviour vs vaccine protection vs PK/exposure metrics), and by study selection: Ferreira et al. 2023 analysed a small, selected set of 25 IBs, which may inflate apparent dose‑overlap concordance.</w:t>
+              <w:t xml:space="preserve">Findings vary by intervention class and outcome (e.g., thrombolytics and bisphosphonates translated, whereas vaccines and many neuroprotectants did not).</w:t>
             </w:r>
           </w:p>
           <w:p>
@@ -835,7 +835,7 @@
               </w:rPr>
               <w:t xml:space="preserve">  average overlap — overlap between preclinical and clinical pharmacologically active dose ranges (HED) (</w:t>
             </w:r>
-            <w:hyperlink w:history="1" r:id="rIdah-nchf8dzlyfvgdiubnj">
+            <w:hyperlink w:history="1" r:id="rId6rdkwopyshhhoaknuptf5">
               <w:r>
                 <w:rPr>
                   <w:rFonts w:ascii="Calibri" w:cs="Calibri" w:eastAsia="Calibri" w:hAnsi="Calibri"/>
@@ -878,7 +878,7 @@
               </w:rPr>
               <w:t xml:space="preserve">  proportion, n=25 studies — clinical studies reporting well-tolerated doses above NOAEL (Cmax) (</w:t>
             </w:r>
-            <w:hyperlink w:history="1" r:id="rIdscagsfyk95_o-31qjzqkp">
+            <w:hyperlink w:history="1" r:id="rIdj3zmirotlgykvmqn8bw8i">
               <w:r>
                 <w:rPr>
                   <w:rFonts w:ascii="Calibri" w:cs="Calibri" w:eastAsia="Calibri" w:hAnsi="Calibri"/>
@@ -921,7 +921,7 @@
               </w:rPr>
               <w:t xml:space="preserve">  proportion — clinical studies reporting unacceptable side effects at values below NOAEL (Cmax) (</w:t>
             </w:r>
-            <w:hyperlink w:history="1" r:id="rIdt-4we7a1vj59vqb1takxp">
+            <w:hyperlink w:history="1" r:id="rIdscw4daruyvqriubqswyqy">
               <w:r>
                 <w:rPr>
                   <w:rFonts w:ascii="Calibri" w:cs="Calibri" w:eastAsia="Calibri" w:hAnsi="Calibri"/>
@@ -964,7 +964,7 @@
               </w:rPr>
               <w:t xml:space="preserve">  proportion, n=25 studies — overlap of preclinical and clinical pharmacologically active dose ranges (HED) &gt;= 80% (</w:t>
             </w:r>
-            <w:hyperlink w:history="1" r:id="rIdahnxnbhwm-sg3ecqvijmh">
+            <w:hyperlink w:history="1" r:id="rIdst4mi6oqxuaxj9iztos0b">
               <w:r>
                 <w:rPr>
                   <w:rFonts w:ascii="Calibri" w:cs="Calibri" w:eastAsia="Calibri" w:hAnsi="Calibri"/>
@@ -1007,7 +1007,7 @@
               </w:rPr>
               <w:t xml:space="preserve">  proportion, n=25 studies — poor preclinical prediction of clinical active range (HED) &lt;= 20% overlap (</w:t>
             </w:r>
-            <w:hyperlink w:history="1" r:id="rIdy2zizwbf5yyqdvjtltdz4">
+            <w:hyperlink w:history="1" r:id="rIdsyvcttywdkamicwfj01as">
               <w:r>
                 <w:rPr>
                   <w:rFonts w:ascii="Calibri" w:cs="Calibri" w:eastAsia="Calibri" w:hAnsi="Calibri"/>
@@ -1050,7 +1050,7 @@
               </w:rPr>
               <w:t xml:space="preserve">  reduction — Thrombolysis in acute ischaemic stroke: infarct volume reduction (</w:t>
             </w:r>
-            <w:hyperlink w:history="1" r:id="rId1tm_evswvc4a866i1slte">
+            <w:hyperlink w:history="1" r:id="rId69w4vcjudmfh8kpmt_n15">
               <w:r>
                 <w:rPr>
                   <w:rFonts w:ascii="Calibri" w:cs="Calibri" w:eastAsia="Calibri" w:hAnsi="Calibri"/>
@@ -1231,7 +1231,7 @@
                 <w:sz w:val="18"/>
                 <w:szCs w:val="18"/>
               </w:rPr>
-              <w:t xml:space="preserve">Evidence shows mouse efficacy studies give inconsistent predictions of human efficacy: some pooled animal results tracked clinical findings (Perel et al. 2007 found thrombolysis reduced infarct volume by 24% and improved neurobehavioural scores by 23%, and bisphosphonates increased bone mineral density by ~11% in the hip and ~8.5% in the spine), and alcohol models contributed to three approved medications (Spanagel et al. 2017). However, other analyses found little or no predictive value — Perrin et al. 2014 reports that for nine ALS candidates published mouse studies showed 10–35% survival gains while rigorous ALS TDI mouse studies showed 0% and all compounds failed in humans, and Pan et al. 2020 found tumor growth inhibition (TGI) in mouse models had AUC = 0.45 (worse than chance) with medians 0.74 vs 0.77 (p=0.375). Pound et al. 2018 further noted that fewer than 7% of studies met permissibility criteria and documented both concordant and discordant intervention-specific outcomes, so predictive performance is highly context- and quality-dependent.</w:t>
+              <w:t xml:space="preserve">Evidence is mixed: some mouse findings translated (thrombolysis reduced infarct volume 24% and bisphosphonates raised hip BMD 11% — Perel et al. 2007). But many did not—Perrin et al. 2014 found 11/12 ALS candidates failed in clinic and Pan et al. 2020 reported AUC 0.45 for TGI.</w:t>
             </w:r>
           </w:p>
           <w:p>
@@ -1256,7 +1256,7 @@
                 <w:sz w:val="17"/>
                 <w:szCs w:val="17"/>
               </w:rPr>
-              <w:t xml:space="preserve">Reported effect sizes vary by disease area, intervention and study quality: for example Perrin et al. 2014 contrasts 10–35% survival gains in published ALS mouse studies with 0% in ALS TDI’s more rigorous replications; Perel and Pan syntheses aggregate many different models and outcomes, so ranges reflect heterogeneity of interventions, endpoints, and methodological rigor.</w:t>
+              <w:t xml:space="preserve">Translation varies by intervention, indication and study quality (e.g. published positive ALS studies vs rigorous ALS TDI null results).</w:t>
             </w:r>
           </w:p>
           <w:p>
@@ -1297,7 +1297,7 @@
               </w:rPr>
               <w:t xml:space="preserve">  change in survival — survival benefit of riluzole in mouse study (published) (</w:t>
             </w:r>
-            <w:hyperlink w:history="1" r:id="rIdgaxp54owd_yiwxg_cr4we">
+            <w:hyperlink w:history="1" r:id="rIdqzrwqk-7nazjeydvwgdyp">
               <w:r>
                 <w:rPr>
                   <w:rFonts w:ascii="Calibri" w:cs="Calibri" w:eastAsia="Calibri" w:hAnsi="Calibri"/>
@@ -1340,7 +1340,7 @@
               </w:rPr>
               <w:t xml:space="preserve">  change in survival — survival benefit of thalidomide in mouse study (ALS TDI) (</w:t>
             </w:r>
-            <w:hyperlink w:history="1" r:id="rIdkld1pwyqkuh6xkk9f9vqq">
+            <w:hyperlink w:history="1" r:id="rIdnztq0cgvp5i14agchrngf">
               <w:r>
                 <w:rPr>
                   <w:rFonts w:ascii="Calibri" w:cs="Calibri" w:eastAsia="Calibri" w:hAnsi="Calibri"/>
@@ -1383,7 +1383,7 @@
               </w:rPr>
               <w:t xml:space="preserve">  change in survival — survival benefit of creatine in mouse study (published) (</w:t>
             </w:r>
-            <w:hyperlink w:history="1" r:id="rIdq0xektg-s7c8i2dkti8rz">
+            <w:hyperlink w:history="1" r:id="rId630aui1wdioa6ml8nfnpi">
               <w:r>
                 <w:rPr>
                   <w:rFonts w:ascii="Calibri" w:cs="Calibri" w:eastAsia="Calibri" w:hAnsi="Calibri"/>
@@ -1426,7 +1426,7 @@
               </w:rPr>
               <w:t xml:space="preserve">  change in survival — survival benefit of ceftriaxone in mouse study (published) (</w:t>
             </w:r>
-            <w:hyperlink w:history="1" r:id="rIdjx2fetv8ebytp9p_j8nch">
+            <w:hyperlink w:history="1" r:id="rIdaviwh6maokhrluapgw6xf">
               <w:r>
                 <w:rPr>
                   <w:rFonts w:ascii="Calibri" w:cs="Calibri" w:eastAsia="Calibri" w:hAnsi="Calibri"/>
@@ -1469,7 +1469,7 @@
               </w:rPr>
               <w:t xml:space="preserve">  change in survival — survival benefit of sodium phenylbutyrate in mouse study (published) (</w:t>
             </w:r>
-            <w:hyperlink w:history="1" r:id="rIdivfhvbdjmfvwk3cdfitv5">
+            <w:hyperlink w:history="1" r:id="rIdv5isxlmbjv1sdm7qv9oxq">
               <w:r>
                 <w:rPr>
                   <w:rFonts w:ascii="Calibri" w:cs="Calibri" w:eastAsia="Calibri" w:hAnsi="Calibri"/>
@@ -1512,7 +1512,7 @@
               </w:rPr>
               <w:t xml:space="preserve">  or — Odds Ratio for drug success (Q2 TGI vs Q1 TGI) (</w:t>
             </w:r>
-            <w:hyperlink w:history="1" r:id="rIdrj6l8skee9l2nctcju74w">
+            <w:hyperlink w:history="1" r:id="rId9zynqoc2jmhjxdkzijaiw">
               <w:r>
                 <w:rPr>
                   <w:rFonts w:ascii="Calibri" w:cs="Calibri" w:eastAsia="Calibri" w:hAnsi="Calibri"/>
@@ -1682,32 +1682,7 @@
                 <w:sz w:val="18"/>
                 <w:szCs w:val="18"/>
               </w:rPr>
-              <w:t xml:space="preserve">Evidence from rat efficacy studies is mixed: some rat results tracked human outcomes (e.g., thrombolysis in rats reduced infarct volume by 24% and improved neurobehavioural scores by 23%, Perel et al. 2007; three alcohol medications developed using rat models later reached the clinic, Spanagel 2017; d-amphetamine effects in rat choice procedures matched human laboratory/clinical findings, Banks et al. 2017). Other rat findings did not translate (corticosteroids showed a pooled odds ratio of 0.58 for reduced adverse functional outcome in animal head‑injury models but showed no clinical benefit, Perel et al. 2007; tirilazad reduced infarct volume by 29% and improved neurobehavioural scores by 48% in animals yet was discordant with human outcomes, Perel et al. 2007; Pound et al. 2018 categorised corticosteroids, tirilazad and antifibrinolytics as discordant). Overall the data show selective concordance depending on intervention and outcome measure.</w:t>
-            </w:r>
-          </w:p>
-          <w:p>
-            <w:pPr>
-              <w:spacing w:after="60"/>
-            </w:pPr>
-            <w:r>
-              <w:rPr>
-                <w:rFonts w:ascii="Calibri" w:cs="Calibri" w:eastAsia="Calibri" w:hAnsi="Calibri"/>
-                <w:b/>
-                <w:bCs/>
-                <w:color w:val="555555"/>
-                <w:sz w:val="17"/>
-                <w:szCs w:val="17"/>
-              </w:rPr>
-              <w:t xml:space="preserve">What varies across the range. </w:t>
-            </w:r>
-            <w:r>
-              <w:rPr>
-                <w:rFonts w:ascii="Calibri" w:cs="Calibri" w:eastAsia="Calibri" w:hAnsi="Calibri"/>
-                <w:color w:val="555555"/>
-                <w:sz w:val="17"/>
-                <w:szCs w:val="17"/>
-              </w:rPr>
-              <w:t xml:space="preserve">Reported effects span different interventions and different outcome types (e.g., infarct volume vs neurobehavioural scores) and come from pooled meta-analyses that aggregate many experiments of varying design, so the magnitude varies by intervention, outcome metric, and study-level heterogeneity.</w:t>
+              <w:t xml:space="preserve">Evidence is mixed: rats predicted clinical efficacy for some interventions (thrombolysis reduced infarct volume 24% and improved neurobehaviour 23%; three alcohol medications originated from rat models) but failed for others (corticosteroids: animal OR 0.58 yet no human benefit; tirilazad: 29% infarct reduction in rats but clinical failure). Translation varies by drug class—bisphosphonates and thrombolytics were concordant, several CNS candidates were not.</w:t>
             </w:r>
           </w:p>
           <w:p>
@@ -1748,7 +1723,7 @@
               </w:rPr>
               <w:t xml:space="preserve">  reduction — Thrombolysis in acute ischaemic stroke: infarct volume reduction (</w:t>
             </w:r>
-            <w:hyperlink w:history="1" r:id="rIdp7leznuf-ul_t56jrgqnw">
+            <w:hyperlink w:history="1" r:id="rId7tu3tffhzvvcoramasuot">
               <w:r>
                 <w:rPr>
                   <w:rFonts w:ascii="Calibri" w:cs="Calibri" w:eastAsia="Calibri" w:hAnsi="Calibri"/>
@@ -1791,7 +1766,7 @@
               </w:rPr>
               <w:t xml:space="preserve">  improvement — Thrombolysis in acute ischaemic stroke: neurobehavioural scores improvement (</w:t>
             </w:r>
-            <w:hyperlink w:history="1" r:id="rIddadwzd6lzdjyjuglm6g3k">
+            <w:hyperlink w:history="1" r:id="rId_h9-i110zgjre_4zbdcbg">
               <w:r>
                 <w:rPr>
                   <w:rFonts w:ascii="Calibri" w:cs="Calibri" w:eastAsia="Calibri" w:hAnsi="Calibri"/>
@@ -1834,7 +1809,7 @@
               </w:rPr>
               <w:t xml:space="preserve">  increase — Bisphosphonates (alendronate): bone mineral density increase in hip region (</w:t>
             </w:r>
-            <w:hyperlink w:history="1" r:id="rId-3602at8n9hak2h_y-83c">
+            <w:hyperlink w:history="1" r:id="rIdkdw5vmwzyqceg8nbzsljr">
               <w:r>
                 <w:rPr>
                   <w:rFonts w:ascii="Calibri" w:cs="Calibri" w:eastAsia="Calibri" w:hAnsi="Calibri"/>
@@ -1877,7 +1852,7 @@
               </w:rPr>
               <w:t xml:space="preserve">  odds ratio — Corticosteroids for traumatic head injury: adverse functional outcome (pooled odds ratio) (</w:t>
             </w:r>
-            <w:hyperlink w:history="1" r:id="rIdbd4amrgwcdlbvyicpcaxy">
+            <w:hyperlink w:history="1" r:id="rIds3r1g7_fvihekmffzdfly">
               <w:r>
                 <w:rPr>
                   <w:rFonts w:ascii="Calibri" w:cs="Calibri" w:eastAsia="Calibri" w:hAnsi="Calibri"/>
@@ -1920,7 +1895,7 @@
               </w:rPr>
               <w:t xml:space="preserve">  odds ratio — Thrombolysis in acute ischaemic stroke: probability of haemorrhage (</w:t>
             </w:r>
-            <w:hyperlink w:history="1" r:id="rId27rfimk33c7mjo61fg8fk">
+            <w:hyperlink w:history="1" r:id="rId66q-bnqpzhuquwzrk8q8l">
               <w:r>
                 <w:rPr>
                   <w:rFonts w:ascii="Calibri" w:cs="Calibri" w:eastAsia="Calibri" w:hAnsi="Calibri"/>
@@ -1963,7 +1938,7 @@
               </w:rPr>
               <w:t xml:space="preserve">  odds ratio — Antenatal corticosteroids: neonatal mortality (pooled odds ratio) (</w:t>
             </w:r>
-            <w:hyperlink w:history="1" r:id="rIdtqodj5qpbih4yr9fhx8h0">
+            <w:hyperlink w:history="1" r:id="rIdeewqwxbuynzyk8wf1tw1n">
               <w:r>
                 <w:rPr>
                   <w:rFonts w:ascii="Calibri" w:cs="Calibri" w:eastAsia="Calibri" w:hAnsi="Calibri"/>
@@ -2103,32 +2078,7 @@
                 <w:sz w:val="18"/>
                 <w:szCs w:val="18"/>
               </w:rPr>
-              <w:t xml:space="preserve">Evidence shows mixed correspondence between animal efficacy data and human outcomes. Perel et al. 2007 found animal thrombolysis studies reduced infarct volume by 24% and improved neurobehavioural scores by 23%, and bisphosphonates increased bone mineral density in animals, which matched clinical findings; by contrast corticosteroids had a pooled animal odds ratio of 0.58 for worse/less adverse functional outcome in animals but showed no benefit in clinical trials, and tirilazad reduced infarct volume by 29% and improved neurobehaviour by 48% in animals yet was discordant with human trials. Pound et al. 2018 reported the same pattern of concordance for bisphosphonates and thrombolytics and discordance for corticosteroids, tirilazad and antifibrinolytics, and noted that under 7% of studies met permissibility criteria (Bateson’s Cube).</w:t>
-            </w:r>
-          </w:p>
-          <w:p>
-            <w:pPr>
-              <w:spacing w:after="60"/>
-            </w:pPr>
-            <w:r>
-              <w:rPr>
-                <w:rFonts w:ascii="Calibri" w:cs="Calibri" w:eastAsia="Calibri" w:hAnsi="Calibri"/>
-                <w:b/>
-                <w:bCs/>
-                <w:color w:val="555555"/>
-                <w:sz w:val="17"/>
-                <w:szCs w:val="17"/>
-              </w:rPr>
-              <w:t xml:space="preserve">What varies across the range. </w:t>
-            </w:r>
-            <w:r>
-              <w:rPr>
-                <w:rFonts w:ascii="Calibri" w:cs="Calibri" w:eastAsia="Calibri" w:hAnsi="Calibri"/>
-                <w:color w:val="555555"/>
-                <w:sz w:val="17"/>
-                <w:szCs w:val="17"/>
-              </w:rPr>
-              <w:t xml:space="preserve">Reported effect sizes come from different interventions and outcome measures pooled across multiple animal models and experiments (e.g. infarct volume vs neurobehaviour vs bone density) and some comparisons are animal-only while others are clinical, so magnitude varies by intervention and endpoint.</w:t>
+              <w:t xml:space="preserve">Evidence is mixed: thrombolytics (tPA) in animals reduced infarct volume by 24% and improved neurobehaviour by 23% and matched clinical benefit, while corticosteroids (animal pooled OR 0.58) and tirilazad (infarct −29%, behaviour +48%) showed animal benefit but not in humans. Only &lt;7% of studies met permissibility (Bateson's Cube) and several concordant studies involved high animal suffering.</w:t>
             </w:r>
           </w:p>
           <w:p>
@@ -2169,7 +2119,7 @@
               </w:rPr>
               <w:t xml:space="preserve">  reduction — Thrombolysis in acute ischaemic stroke: infarct volume reduction (</w:t>
             </w:r>
-            <w:hyperlink w:history="1" r:id="rId3txbzld-r8tebzmefiemk">
+            <w:hyperlink w:history="1" r:id="rIdqh1shx3pf1y_zp1ifvw5p">
               <w:r>
                 <w:rPr>
                   <w:rFonts w:ascii="Calibri" w:cs="Calibri" w:eastAsia="Calibri" w:hAnsi="Calibri"/>
@@ -2212,7 +2162,7 @@
               </w:rPr>
               <w:t xml:space="preserve">  improvement — Thrombolysis in acute ischaemic stroke: neurobehavioural scores improvement (</w:t>
             </w:r>
-            <w:hyperlink w:history="1" r:id="rId5uqgnvtr32j264tot2orc">
+            <w:hyperlink w:history="1" r:id="rIdgm8szpvzyflsxj1rbcbsh">
               <w:r>
                 <w:rPr>
                   <w:rFonts w:ascii="Calibri" w:cs="Calibri" w:eastAsia="Calibri" w:hAnsi="Calibri"/>
@@ -2255,7 +2205,7 @@
               </w:rPr>
               <w:t xml:space="preserve">  increase — Bisphosphonates (alendronate): bone mineral density increase in hip region (</w:t>
             </w:r>
-            <w:hyperlink w:history="1" r:id="rIdakbeqjezb5ygb2rsvav1d">
+            <w:hyperlink w:history="1" r:id="rIdwgklwyfkxqzzhtios3bma">
               <w:r>
                 <w:rPr>
                   <w:rFonts w:ascii="Calibri" w:cs="Calibri" w:eastAsia="Calibri" w:hAnsi="Calibri"/>
@@ -2298,7 +2248,7 @@
               </w:rPr>
               <w:t xml:space="preserve">  odds ratio — Corticosteroids for traumatic head injury: adverse functional outcome (pooled odds ratio) (</w:t>
             </w:r>
-            <w:hyperlink w:history="1" r:id="rIdaf2jgoyyj3h5gyigfr7ec">
+            <w:hyperlink w:history="1" r:id="rIdtmcejt-h1oyvieh29ajuj">
               <w:r>
                 <w:rPr>
                   <w:rFonts w:ascii="Calibri" w:cs="Calibri" w:eastAsia="Calibri" w:hAnsi="Calibri"/>
@@ -2341,7 +2291,7 @@
               </w:rPr>
               <w:t xml:space="preserve">  odds ratio — Thrombolysis in acute ischaemic stroke: probability of haemorrhage (</w:t>
             </w:r>
-            <w:hyperlink w:history="1" r:id="rIdv5qmbzjtn4wut9hta4_4i">
+            <w:hyperlink w:history="1" r:id="rIdon7fifehmdfmris1nimp3">
               <w:r>
                 <w:rPr>
                   <w:rFonts w:ascii="Calibri" w:cs="Calibri" w:eastAsia="Calibri" w:hAnsi="Calibri"/>
@@ -2384,7 +2334,7 @@
               </w:rPr>
               <w:t xml:space="preserve">  odds ratio — Antenatal corticosteroids: neonatal mortality (pooled odds ratio) (</w:t>
             </w:r>
-            <w:hyperlink w:history="1" r:id="rId4rallyy-uszqgu7evxabh">
+            <w:hyperlink w:history="1" r:id="rIdn0wn6_clalbcbu5tgyc2a">
               <w:r>
                 <w:rPr>
                   <w:rFonts w:ascii="Calibri" w:cs="Calibri" w:eastAsia="Calibri" w:hAnsi="Calibri"/>
@@ -2527,7 +2477,7 @@
                 <w:sz w:val="18"/>
                 <w:szCs w:val="18"/>
               </w:rPr>
-              <w:t xml:space="preserve">Animal data were mixed: thrombolytic and bisphosphonate findings in animals tracked later clinical benefit, but corticosteroids, tirilazad and antifibrinolytics showed benefit in animals that did not translate to humans. In animals, thrombolysis reduced infarct volume by 24% and improved neurobehavioural scores by 23%; tirilazad reduced infarct volume by 29% and improved neurobehavioural scores by 48%; corticosteroids reduced odds of adverse functional outcome in animals (pooled OR 0.58) yet showed no clinical benefit. Pound et al. additionally reported that under 7% of studies met permissibility criteria and flagged high animal suffering for several interventions.</w:t>
+              <w:t xml:space="preserve">Evidence is mixed: some rabbit results tracked human efficacy (thrombolysis and bisphosphonates), e.g. thrombolysis in animals reduced infarct volume by 24% and improved neurobehaviour by 23%. Other interventions were discordant—corticosteroids showed animal benefit (pooled OR 0.58) but no clinical benefit; tirilazad reduced infarct 29% in animals yet failed clinically.</w:t>
             </w:r>
           </w:p>
           <w:p>
@@ -2552,7 +2502,7 @@
                 <w:sz w:val="17"/>
                 <w:szCs w:val="17"/>
               </w:rPr>
-              <w:t xml:space="preserve">Numbers come from different interventions and different outcome measures (e.g. infarct volume, neurobehavioural scores, pooled odds for adverse outcome) and from separate pooled analyses vs concordance assessments, so effects vary by intervention and endpoint.</w:t>
+              <w:t xml:space="preserve">Effect direction and size vary by intervention (thrombolytics and bisphosphonates concordant; corticosteroids, tirilazad and antifibrinolytics discordant).</w:t>
             </w:r>
           </w:p>
           <w:p>
@@ -2593,7 +2543,7 @@
               </w:rPr>
               <w:t xml:space="preserve">  reduction — Thrombolysis in acute ischaemic stroke: infarct volume reduction (</w:t>
             </w:r>
-            <w:hyperlink w:history="1" r:id="rIdu0pqv7ulqcslyfmsb3630">
+            <w:hyperlink w:history="1" r:id="rId-luc-s_keirwc0ewwg_cj">
               <w:r>
                 <w:rPr>
                   <w:rFonts w:ascii="Calibri" w:cs="Calibri" w:eastAsia="Calibri" w:hAnsi="Calibri"/>
@@ -2636,7 +2586,7 @@
               </w:rPr>
               <w:t xml:space="preserve">  improvement — Thrombolysis in acute ischaemic stroke: neurobehavioural scores improvement (</w:t>
             </w:r>
-            <w:hyperlink w:history="1" r:id="rIdrf1nmpunbzss7z-ezs72r">
+            <w:hyperlink w:history="1" r:id="rId_me-uz5v8mf-mm0apemcu">
               <w:r>
                 <w:rPr>
                   <w:rFonts w:ascii="Calibri" w:cs="Calibri" w:eastAsia="Calibri" w:hAnsi="Calibri"/>
@@ -2679,7 +2629,7 @@
               </w:rPr>
               <w:t xml:space="preserve">  increase — Bisphosphonates (alendronate): bone mineral density increase in hip region (</w:t>
             </w:r>
-            <w:hyperlink w:history="1" r:id="rId4nl3ynwfqriill-as-y2h">
+            <w:hyperlink w:history="1" r:id="rIdx7cc9oiwwboncrtjbkqfx">
               <w:r>
                 <w:rPr>
                   <w:rFonts w:ascii="Calibri" w:cs="Calibri" w:eastAsia="Calibri" w:hAnsi="Calibri"/>
@@ -2722,7 +2672,7 @@
               </w:rPr>
               <w:t xml:space="preserve">  odds ratio — Corticosteroids for traumatic head injury: adverse functional outcome (pooled odds ratio) (</w:t>
             </w:r>
-            <w:hyperlink w:history="1" r:id="rId2w2ne2y5yvwhy-hvmdlbx">
+            <w:hyperlink w:history="1" r:id="rIdhzals4ojwxrlfc3bfdrvs">
               <w:r>
                 <w:rPr>
                   <w:rFonts w:ascii="Calibri" w:cs="Calibri" w:eastAsia="Calibri" w:hAnsi="Calibri"/>
@@ -2765,7 +2715,7 @@
               </w:rPr>
               <w:t xml:space="preserve">  odds ratio — Thrombolysis in acute ischaemic stroke: probability of haemorrhage (</w:t>
             </w:r>
-            <w:hyperlink w:history="1" r:id="rIdjnmzmpit9dx4t_byikndd">
+            <w:hyperlink w:history="1" r:id="rIdoi2gslkge1qglprgxoykl">
               <w:r>
                 <w:rPr>
                   <w:rFonts w:ascii="Calibri" w:cs="Calibri" w:eastAsia="Calibri" w:hAnsi="Calibri"/>
@@ -2808,7 +2758,7 @@
               </w:rPr>
               <w:t xml:space="preserve">  odds ratio — Antenatal corticosteroids: neonatal mortality (pooled odds ratio) (</w:t>
             </w:r>
-            <w:hyperlink w:history="1" r:id="rIdwcdfev7jr8tgxze2ieuf3">
+            <w:hyperlink w:history="1" r:id="rIdaub6xn5vyh1s0sl2edxes">
               <w:r>
                 <w:rPr>
                   <w:rFonts w:ascii="Calibri" w:cs="Calibri" w:eastAsia="Calibri" w:hAnsi="Calibri"/>
@@ -2948,7 +2898,7 @@
                 <w:sz w:val="18"/>
                 <w:szCs w:val="18"/>
               </w:rPr>
-              <w:t xml:space="preserve">Sheep efficacy data are mixed. Animal thrombolysis studies showed reduced infarct volume (24% reduction) and improved neurobehavioural scores (23%) that aligned with clinical benefit, and alendronate increased bone mineral density in hip (11.0%) and lumbar spine (8.5%) — findings judged concordant (Perel et al. 2007; Pound et al. 2018). In contrast, several interventions diverged from human outcomes: corticosteroids reduced adverse functional outcome in animal head‑injury models (pooled odds ratio 0.58) but not clinically, tirilazad reduced infarct volume by 29% and improved neurobehavioural scores by 48% in animals yet failed in trials, and antenatal corticosteroids markedly increased neonatal mortality in ewes (odds ratio 12.5) (Perel et al. 2007; Pound et al. 2018). Pound et al. 2018 also reported that fewer than 7% of studies met permissibility criteria, which raises ethical and methodological concerns about study conduct and interpretability.</w:t>
+              <w:t xml:space="preserve">Sheep data are mixed: bisphosphonates raised bone density (alendronate +11.0% hip, +8.5% spine) and thrombolysis reduced infarct volume (−24%) and improved behaviour (+23%), but antenatal corticosteroids increased neonatal mortality in ewes (OR 12.5). The mortality estimate is based on seven ewe experiments and many efficacy studies involved high animal suffering, limiting permissibility.</w:t>
             </w:r>
           </w:p>
           <w:p>
@@ -2973,7 +2923,7 @@
                 <w:sz w:val="17"/>
                 <w:szCs w:val="17"/>
               </w:rPr>
-              <w:t xml:space="preserve">Reported effects span different interventions and outcomes (e.g., infarct volume and neurobehavioural scores for stroke drugs, bone mineral density for bisphosphonates, and neonatal mortality for antenatal corticosteroids), and concordance with human results varies by intervention and by the outcome measured.</w:t>
+              <w:t xml:space="preserve">The large CI for the ewe mortality OR reflects pooling of only seven ewe experiments with small sample sizes.</w:t>
             </w:r>
           </w:p>
           <w:p>
@@ -3014,7 +2964,7 @@
               </w:rPr>
               <w:t xml:space="preserve">  reduction — Thrombolysis in acute ischaemic stroke: infarct volume reduction (</w:t>
             </w:r>
-            <w:hyperlink w:history="1" r:id="rIdzwtorz8v0c0pfyxgshaka">
+            <w:hyperlink w:history="1" r:id="rIdmi0b9fx7u0ojy6fzfl9v6">
               <w:r>
                 <w:rPr>
                   <w:rFonts w:ascii="Calibri" w:cs="Calibri" w:eastAsia="Calibri" w:hAnsi="Calibri"/>
@@ -3057,7 +3007,7 @@
               </w:rPr>
               <w:t xml:space="preserve">  improvement — Thrombolysis in acute ischaemic stroke: neurobehavioural scores improvement (</w:t>
             </w:r>
-            <w:hyperlink w:history="1" r:id="rIdezhhl9xz_futc_xqoitkp">
+            <w:hyperlink w:history="1" r:id="rIdvpo8fcr1hnfkpazfmrt8x">
               <w:r>
                 <w:rPr>
                   <w:rFonts w:ascii="Calibri" w:cs="Calibri" w:eastAsia="Calibri" w:hAnsi="Calibri"/>
@@ -3100,7 +3050,7 @@
               </w:rPr>
               <w:t xml:space="preserve">  odds ratio — Antenatal corticosteroids: neonatal mortality (pooled odds ratio) (</w:t>
             </w:r>
-            <w:hyperlink w:history="1" r:id="rIdtuoinqwktcw09ir2w-hgi">
+            <w:hyperlink w:history="1" r:id="rIdw8q4fdmk-4p65qdqnjicm">
               <w:r>
                 <w:rPr>
                   <w:rFonts w:ascii="Calibri" w:cs="Calibri" w:eastAsia="Calibri" w:hAnsi="Calibri"/>
@@ -3143,7 +3093,7 @@
               </w:rPr>
               <w:t xml:space="preserve">  increase — Bisphosphonates (alendronate): bone mineral density increase in hip region (</w:t>
             </w:r>
-            <w:hyperlink w:history="1" r:id="rId0vhobv8h8jpsftshwvd_c">
+            <w:hyperlink w:history="1" r:id="rId3e3yq-gimdhltuu5_clcp">
               <w:r>
                 <w:rPr>
                   <w:rFonts w:ascii="Calibri" w:cs="Calibri" w:eastAsia="Calibri" w:hAnsi="Calibri"/>
@@ -3186,7 +3136,7 @@
               </w:rPr>
               <w:t xml:space="preserve">  odds ratio — Corticosteroids for traumatic head injury: adverse functional outcome (pooled odds ratio) (</w:t>
             </w:r>
-            <w:hyperlink w:history="1" r:id="rIdfqhmqfblakoiz6qetfzg_">
+            <w:hyperlink w:history="1" r:id="rIdpgpcqp1nvukm5zu3o6xvk">
               <w:r>
                 <w:rPr>
                   <w:rFonts w:ascii="Calibri" w:cs="Calibri" w:eastAsia="Calibri" w:hAnsi="Calibri"/>
@@ -3229,7 +3179,7 @@
               </w:rPr>
               <w:t xml:space="preserve">  odds ratio — Thrombolysis in acute ischaemic stroke: probability of haemorrhage (</w:t>
             </w:r>
-            <w:hyperlink w:history="1" r:id="rIdnokiutby81ek4kejmcaff">
+            <w:hyperlink w:history="1" r:id="rId_q98d_sqwtw2-ckkfkgdf">
               <w:r>
                 <w:rPr>
                   <w:rFonts w:ascii="Calibri" w:cs="Calibri" w:eastAsia="Calibri" w:hAnsi="Calibri"/>
@@ -3372,7 +3322,7 @@
                 <w:sz w:val="18"/>
                 <w:szCs w:val="18"/>
               </w:rPr>
-              <w:t xml:space="preserve">Pound et al. 2018 found that animal results sometimes tracked human outcomes for cattle: 2 interventions (bisphosphonates, thrombolytics) were concordant with human studies, 1 was partially concordant (antenatal corticosteroids) and 3 were discordant (corticosteroids, Tirilazad, antifibrinolytics). However, fewer than 7% of the cattle studies met Bateson’s Cube criteria for permissibility, and several concordant programs (e.g. thrombolytics) were judged unacceptable because they caused high animal suffering; bisphosphonate concordance held only when suffering was moderate. Overall the evidence is mixed: some cattle results matched human findings but many studies were either discordant or ethically non‑permissible.</w:t>
+              <w:t xml:space="preserve">Pound et al. 2018: animal–human concordance in cattle was mixed — 2 interventions (bisphosphonates, thrombolytics) concordant, 3 (corticosteroids, Tirilazad, antifibrinolytics) discordant and 1 partially concordant (antenatal corticosteroids). Under Bateson's Cube &lt;7% of studies were permissible and some concordant results involved high animal suffering.</w:t>
             </w:r>
           </w:p>
           <w:p>
@@ -3413,7 +3363,7 @@
               </w:rPr>
               <w:t xml:space="preserve">  proportion — Studies permissible according to Bateson's Cube (</w:t>
             </w:r>
-            <w:hyperlink w:history="1" r:id="rIdrf-0dkgzfnhtgggar_r5t">
+            <w:hyperlink w:history="1" r:id="rIdnz28flty8d4o-ymfoaidv">
               <w:r>
                 <w:rPr>
                   <w:rFonts w:ascii="Calibri" w:cs="Calibri" w:eastAsia="Calibri" w:hAnsi="Calibri"/>
@@ -3553,7 +3503,7 @@
                 <w:sz w:val="18"/>
                 <w:szCs w:val="18"/>
               </w:rPr>
-              <w:t xml:space="preserve">Evidence shows animal efficacy studies did not reliably track human outcomes: Martić-Kehl et al. 2012 found fewer than 50% of animal studies predicted human outcomes, only 3 of 494 animal-positive interventions for acute ischaemic stroke showed a convincing effect in patients (3/494 ≈ 0.6%), and AIDS-vaccine development in chimpanzee and macaque models failed completely (100% failure). Overall, these results indicate the animal efficacy data in this study did not generalize to human clinical benefit.</w:t>
+              <w:t xml:space="preserve">Martić-Kehl et al. 2012 found animal efficacy often did not predict human outcomes: fewer than 50% of animal studies predicted human results and only 3 of 494 animal-positive acute ischemic stroke interventions showed convincing patient benefit. Findings aggregate multiple species and indications, not dogs alone.</w:t>
             </w:r>
           </w:p>
           <w:p>
@@ -3594,7 +3544,7 @@
               </w:rPr>
               <w:t xml:space="preserve">  less than — prediction of human outcomes by animal studies (</w:t>
             </w:r>
-            <w:hyperlink w:history="1" r:id="rIdirxs5-grfavyuzzm_jxl3">
+            <w:hyperlink w:history="1" r:id="rIdna3mcyguorhmomrnryikk">
               <w:r>
                 <w:rPr>
                   <w:rFonts w:ascii="Calibri" w:cs="Calibri" w:eastAsia="Calibri" w:hAnsi="Calibri"/>
@@ -3637,7 +3587,7 @@
               </w:rPr>
               <w:t xml:space="preserve">  number of interventions, n=494 out of 494 — interventions for acute ischaemic stroke treatment with convincing effect in patients out of interventions with positive effect in animal models (</w:t>
             </w:r>
-            <w:hyperlink w:history="1" r:id="rIdrvwuseouzm4upcmcoqarp">
+            <w:hyperlink w:history="1" r:id="rIdr7qr-m8rbbwys48h9dxgc">
               <w:r>
                 <w:rPr>
                   <w:rFonts w:ascii="Calibri" w:cs="Calibri" w:eastAsia="Calibri" w:hAnsi="Calibri"/>
@@ -3767,7 +3717,7 @@
                 <w:sz w:val="16"/>
                 <w:szCs w:val="16"/>
               </w:rPr>
-              <w:t xml:space="preserve">MIXED</w:t>
+              <w:t xml:space="preserve">TOO LITTLE EVIDENCE</w:t>
             </w:r>
           </w:p>
           <w:p>
@@ -3780,7 +3730,7 @@
                 <w:sz w:val="18"/>
                 <w:szCs w:val="18"/>
               </w:rPr>
-              <w:t xml:space="preserve">Leenaars et al. 2019 shows non-rodent data only partially tracked human outcomes: concordance of liver effects between non-rodent species and humans was 40% (n=951 compounds), and animal data predicted 48% of adverse drug reactions (n=1256 ADRs); by contrast, concordance across all species for human toxicity events was 71% (n=221 events). Together these results indicate non-rodent-only findings do not consistently match human outcomes and performance varies by endpoint and species included in the comparison.</w:t>
+              <w:t xml:space="preserve">Study reports toxicity concordance: non‑rodent liver concordance 40% (n=951) and animal data predicted 48% of adverse drug reactions (n=1,256); overall concordance across species was 71% (n=221). These are toxicity metrics and do not assess efficacy, so they provide too little evidence to judge non‑rodents for efficacy.</w:t>
             </w:r>
           </w:p>
           <w:p>
@@ -3805,7 +3755,7 @@
                 <w:sz w:val="17"/>
                 <w:szCs w:val="17"/>
               </w:rPr>
-              <w:t xml:space="preserve">Values vary because the comparisons mix different endpoints and species sets: 40% refers specifically to liver-effect concordance for non-rodents, 48% is predictivity for adverse drug reactions, and 71% is concordance when all species (rodents + non-rodents) are combined for human toxicity events.</w:t>
+              <w:t xml:space="preserve">Numbers refer to different analyses/endpoints: 40% is non‑rodent liver concordance, 71% is concordance across all species.</w:t>
             </w:r>
           </w:p>
           <w:p>
@@ -3846,7 +3796,7 @@
               </w:rPr>
               <w:t xml:space="preserve">  predictive value, n=1,256 adverse drug reactions — prediction of adverse drug reactions (</w:t>
             </w:r>
-            <w:hyperlink w:history="1" r:id="rIdalmondtzig_yg6xscasl7">
+            <w:hyperlink w:history="1" r:id="rIdtwexdoh7l5byw5n2fncxp">
               <w:r>
                 <w:rPr>
                   <w:rFonts w:ascii="Calibri" w:cs="Calibri" w:eastAsia="Calibri" w:hAnsi="Calibri"/>
@@ -3889,7 +3839,7 @@
               </w:rPr>
               <w:t xml:space="preserve">  concordance rate, n=951 compounds — concordance of liver effects (</w:t>
             </w:r>
-            <w:hyperlink w:history="1" r:id="rIdfskdkjtwl8csjqoiewy_5">
+            <w:hyperlink w:history="1" r:id="rIdld9gulihcmtgi5xmxaekq">
               <w:r>
                 <w:rPr>
                   <w:rFonts w:ascii="Calibri" w:cs="Calibri" w:eastAsia="Calibri" w:hAnsi="Calibri"/>
@@ -3932,7 +3882,7 @@
               </w:rPr>
               <w:t xml:space="preserve">  concordance rate, n=221 human toxicity events — concordance of human toxicity events (</w:t>
             </w:r>
-            <w:hyperlink w:history="1" r:id="rIdn3xasv83exhaut5kmd7mn">
+            <w:hyperlink w:history="1" r:id="rIdkimt1etvpckgshcjqy9c5">
               <w:r>
                 <w:rPr>
                   <w:rFonts w:ascii="Calibri" w:cs="Calibri" w:eastAsia="Calibri" w:hAnsi="Calibri"/>
@@ -4072,7 +4022,32 @@
                 <w:sz w:val="18"/>
                 <w:szCs w:val="18"/>
               </w:rPr>
-              <w:t xml:space="preserve">Pound et al. 2018 shows mixed tracking of human efficacy by pig studies: two interventions (bisphosphonates and thrombolytics) were concordant with human outcomes, one (antenatal corticosteroids) was partially concordant, and three (corticosteroids, Tirilazad, antifibrinolytics) were discordant. Fewer than 7% of pig studies met Bateson’s Cube permissibility criteria; several concordant findings (e.g. thrombolytics) were nonetheless judged unacceptable because of high animal suffering, and bisphosphonate studies were permissible only when suffering was moderate (not when severe).</w:t>
+              <w:t xml:space="preserve">Evidence is mixed: pig efficacy studies agreed with human outcomes for bisphosphonates and thrombolytics but disagreed for corticosteroids, Tirilazad and antifibrinolytics, while antenatal corticosteroids were partially concordant; only 7% of studies were permissible by Bateson's Cube. Concordance and permissibility depended on the intervention and on animal suffering severity (moderate studies were permissible; severe were not).</w:t>
+            </w:r>
+          </w:p>
+          <w:p>
+            <w:pPr>
+              <w:spacing w:after="60"/>
+            </w:pPr>
+            <w:r>
+              <w:rPr>
+                <w:rFonts w:ascii="Calibri" w:cs="Calibri" w:eastAsia="Calibri" w:hAnsi="Calibri"/>
+                <w:b/>
+                <w:bCs/>
+                <w:color w:val="555555"/>
+                <w:sz w:val="17"/>
+                <w:szCs w:val="17"/>
+              </w:rPr>
+              <w:t xml:space="preserve">What varies across the range. </w:t>
+            </w:r>
+            <w:r>
+              <w:rPr>
+                <w:rFonts w:ascii="Calibri" w:cs="Calibri" w:eastAsia="Calibri" w:hAnsi="Calibri"/>
+                <w:color w:val="555555"/>
+                <w:sz w:val="17"/>
+                <w:szCs w:val="17"/>
+              </w:rPr>
+              <w:t xml:space="preserve">Concordance varies by intervention and by experiment severity/animal suffering.</w:t>
             </w:r>
           </w:p>
           <w:p>
@@ -4113,7 +4088,7 @@
               </w:rPr>
               <w:t xml:space="preserve">  proportion — Studies permissible according to Bateson's Cube (</w:t>
             </w:r>
-            <w:hyperlink w:history="1" r:id="rIdx1kbqyzg9lkopxyvs4e8h">
+            <w:hyperlink w:history="1" r:id="rIdecnabna9uys4ykn3lyhky">
               <w:r>
                 <w:rPr>
                   <w:rFonts w:ascii="Calibri" w:cs="Calibri" w:eastAsia="Calibri" w:hAnsi="Calibri"/>
@@ -4270,7 +4245,7 @@
                 <w:sz w:val="18"/>
                 <w:szCs w:val="18"/>
               </w:rPr>
-              <w:t xml:space="preserve">The data show dog toxicology findings give modest, endpoint-dependent information about human toxicity: combined rat+dog regulatory tests matched human toxicities in 71% of cases (Jang et al. 2019), but dog-only performance is inconsistent. A negative dog test raises the estimated probability of no human toxicity to ~72% (Bailey et al. 2019), while dog median PPV was 0.67 and NPV 0.52 for all toxicity grades (Atkins et al. 2020) and the dog inverse NLR is near unity (1.10; Bailey et al. 2015), implying little evidential weight from absence. For some specific endpoints dog results track human outcomes better (dog LR+ for cardiac disorders 6.11; Clark et al. 2018), so predictive value depends strongly on endpoint and study method.</w:t>
+              <w:t xml:space="preserve">Dog toxicology tests are inconsistently predictive of human toxicity. Examples: Monticello et al. 2017—specificity 84% and NPV 86% (absence); Atkins et al. 2020—median dog PPV ≈0.67 and NPV ≈0.52; Bailey et al. 2019—no-animal-toxicity → 72% no human toxicity; Clark et al. 2018—dog LR+ for cardiac 6.11.</w:t>
             </w:r>
           </w:p>
           <w:p>
@@ -4295,7 +4270,7 @@
                 <w:sz w:val="17"/>
                 <w:szCs w:val="17"/>
               </w:rPr>
-              <w:t xml:space="preserve">Reported performance varies because studies mix endpoints (all grades vs grade 3–4), aggregate species (rats+dogs) versus dog-only analyses, and different metrics (PPV/NPV, LR, iNLR). Compound-specific effects and assay types (in vivo regulatory studies vs in vitro Liver-Chips) produce large, endpoint-specific differences (e.g., JNJ‑3 potency 3–10× dog versus human in Jang et al. 2019).</w:t>
+              <w:t xml:space="preserve">Results vary by organ/endpoint, by metric reported (PPV/NPV vs likelihood ratios), and by study design/sample.</w:t>
             </w:r>
           </w:p>
           <w:p>
@@ -4336,7 +4311,7 @@
               </w:rPr>
               <w:t xml:space="preserve">  sensitivity — Sensitivity for liver disorders (Olson study) (</w:t>
             </w:r>
-            <w:hyperlink w:history="1" r:id="rIdzakwhiy1lwvfiafg8wqq3">
+            <w:hyperlink w:history="1" r:id="rIdz2yj1vkled18-csbov2tr">
               <w:r>
                 <w:rPr>
                   <w:rFonts w:ascii="Calibri" w:cs="Calibri" w:eastAsia="Calibri" w:hAnsi="Calibri"/>
@@ -4379,7 +4354,7 @@
               </w:rPr>
               <w:t xml:space="preserve">  lr+ — Likelihood Ratio for Pain (all species combined) (</w:t>
             </w:r>
-            <w:hyperlink w:history="1" r:id="rIdjxbiixrbhubuolqnaupye">
+            <w:hyperlink w:history="1" r:id="rIdl4quo6ykg9rmneljsp7lo">
               <w:r>
                 <w:rPr>
                   <w:rFonts w:ascii="Calibri" w:cs="Calibri" w:eastAsia="Calibri" w:hAnsi="Calibri"/>
@@ -4422,7 +4397,7 @@
               </w:rPr>
               <w:t xml:space="preserve">  ic50 (half-maximal inhibitory concentration) — IC50 for bosentan-induced albumin secretion decrease (</w:t>
             </w:r>
-            <w:hyperlink w:history="1" r:id="rIdp3jxjxisbn4o1xot7rwmz">
+            <w:hyperlink w:history="1" r:id="rIdg-hytv48eevsnthoxbrso">
               <w:r>
                 <w:rPr>
                   <w:rFonts w:ascii="Calibri" w:cs="Calibri" w:eastAsia="Calibri" w:hAnsi="Calibri"/>
@@ -4465,7 +4440,7 @@
               </w:rPr>
               <w:t xml:space="preserve">  range — albumin secretion (µg day-1 per million cells) in Liver-Chip vs in vivo (</w:t>
             </w:r>
-            <w:hyperlink w:history="1" r:id="rIdx__aowf1peb2spjklisat">
+            <w:hyperlink w:history="1" r:id="rIdj9c2sjg5r6gdshir-t7wi">
               <w:r>
                 <w:rPr>
                   <w:rFonts w:ascii="Calibri" w:cs="Calibri" w:eastAsia="Calibri" w:hAnsi="Calibri"/>
@@ -4508,7 +4483,7 @@
               </w:rPr>
               <w:t xml:space="preserve">  lower — albumin secretion in conventional sandwich monoculture plates vs human Liver-Chip (</w:t>
             </w:r>
-            <w:hyperlink w:history="1" r:id="rIdvssiw0kl-ta9d7cx0e7vu">
+            <w:hyperlink w:history="1" r:id="rIdib0ihsavtzvtwgsdws5eq">
               <w:r>
                 <w:rPr>
                   <w:rFonts w:ascii="Calibri" w:cs="Calibri" w:eastAsia="Calibri" w:hAnsi="Calibri"/>
@@ -4551,7 +4526,7 @@
               </w:rPr>
               <w:t xml:space="preserve">  more potent — JNJ-3 induced albumin secretion decrease in dog Liver-Chip vs human Liver-Chip (</w:t>
             </w:r>
-            <w:hyperlink w:history="1" r:id="rIdfg3r3vn0ddnvrj5aln12g">
+            <w:hyperlink w:history="1" r:id="rIdn9xl_lj3nk8drvobydfj3">
               <w:r>
                 <w:rPr>
                   <w:rFonts w:ascii="Calibri" w:cs="Calibri" w:eastAsia="Calibri" w:hAnsi="Calibri"/>
@@ -4732,7 +4707,7 @@
                 <w:sz w:val="18"/>
                 <w:szCs w:val="18"/>
               </w:rPr>
-              <w:t xml:space="preserve">Across five studies the evidence is mixed: non-human primate (NHP) toxicology sometimes tracked human outcomes for specific organs/endpoints (e.g. Monticello et al. 2017 reported an 83% PPV for nervous-system findings and Clark et al. 2018 reported LR+ up to 11 for hepatobiliary disorders in cynomolgus monkeys), but overall predictive value was limited (Monticello et al. 2017 overall PPV 43% and sensitivity 48%, and Bailey et al. 2019 found the probability of no human toxicity after a negative NHP test was only 70.4%). Atkins et al. 2020 and Bailey et al. 2015/2019 emphasise low-to-moderate median PPVs/NPVs and inverse likelihood ratios close to 1, indicating little overall evidential weight from NHPs for ruling in or ruling out human toxicity.</w:t>
+              <w:t xml:space="preserve">Evidence is mixed: NHPs have low-to-moderate overall predictive value for human toxicity (Monticello 2017: sens 48%, PPV 43%; Atkins 2020: median PPV 0.65, NPV 0.50; Bailey 2019: negative animal test → ~70% chance no human toxicity). Predictivity is endpoint-dependent—Clark 2018 reports LR+ up to 11 for cynomolgus monkey (cardiac/hepatobiliary).</w:t>
             </w:r>
           </w:p>
           <w:p>
@@ -4757,7 +4732,7 @@
                 <w:sz w:val="17"/>
                 <w:szCs w:val="17"/>
               </w:rPr>
-              <w:t xml:space="preserve">Reported performance varies by metric, dataset and endpoint: some analyses use overall PPV/sensitivity (lower values), others report organ- or endpoint-specific measures (e.g. nervous-system PPV or LR+ for hepatobiliary/ cardiac) that are much higher. Differences also arise from toxicity grade (all grades vs grade 3–4), low clinical prevalence inflating NPVs, and selection bias in datasets (marketed drugs or compounds that progressed to NHP testing).</w:t>
+              <w:t xml:space="preserve">Results differ by organ system, endpoint and study dataset/metric (some endpoints show high LR+ while many ADRs have low selectivity or iNLR≈1).</w:t>
             </w:r>
           </w:p>
           <w:p>
@@ -4798,7 +4773,7 @@
               </w:rPr>
               <w:t xml:space="preserve">  ppv — PPV for Liver (</w:t>
             </w:r>
-            <w:hyperlink w:history="1" r:id="rIdktvwki4rdiubxqkas9otu">
+            <w:hyperlink w:history="1" r:id="rIddcqwlxlleurrpu9j26jmf">
               <w:r>
                 <w:rPr>
                   <w:rFonts w:ascii="Calibri" w:cs="Calibri" w:eastAsia="Calibri" w:hAnsi="Calibri"/>
@@ -4841,7 +4816,7 @@
               </w:rPr>
               <w:t xml:space="preserve">  npv — NPV for Liver (</w:t>
             </w:r>
-            <w:hyperlink w:history="1" r:id="rIdwsta2gysi5twktdcuscwp">
+            <w:hyperlink w:history="1" r:id="rId40vc_a0axdqdhazc81lth">
               <w:r>
                 <w:rPr>
                   <w:rFonts w:ascii="Calibri" w:cs="Calibri" w:eastAsia="Calibri" w:hAnsi="Calibri"/>
@@ -4884,7 +4859,7 @@
               </w:rPr>
               <w:t xml:space="preserve">  sensitivity — Sensitivity for liver disorders (Olson study) (</w:t>
             </w:r>
-            <w:hyperlink w:history="1" r:id="rIdnvsfzkw9df4s0_fgav-4g">
+            <w:hyperlink w:history="1" r:id="rIdxw-sswk0dau1dbrrsbkrj">
               <w:r>
                 <w:rPr>
                   <w:rFonts w:ascii="Calibri" w:cs="Calibri" w:eastAsia="Calibri" w:hAnsi="Calibri"/>
@@ -4927,7 +4902,7 @@
               </w:rPr>
               <w:t xml:space="preserve">  lr+ — Likelihood Ratio for Pain (all species combined) (</w:t>
             </w:r>
-            <w:hyperlink w:history="1" r:id="rIdepeehvznzeqzl6lcmwc6h">
+            <w:hyperlink w:history="1" r:id="rIdvt_sxlmv28xxakzb1tq-x">
               <w:r>
                 <w:rPr>
                   <w:rFonts w:ascii="Calibri" w:cs="Calibri" w:eastAsia="Calibri" w:hAnsi="Calibri"/>
@@ -4970,7 +4945,7 @@
               </w:rPr>
               <w:t xml:space="preserve">  pru — Proportionate Reduction in Uncertainty (PRU) for GI (Monkey) (</w:t>
             </w:r>
-            <w:hyperlink w:history="1" r:id="rIds3xacpuanhnvdjmdosts9">
+            <w:hyperlink w:history="1" r:id="rIdinllrlgk5nquhlycjekaq">
               <w:r>
                 <w:rPr>
                   <w:rFonts w:ascii="Calibri" w:cs="Calibri" w:eastAsia="Calibri" w:hAnsi="Calibri"/>
@@ -5013,7 +4988,7 @@
               </w:rPr>
               <w:t xml:space="preserve">  lr+, n=84 — Likelihood Ratio for cynomolgus monkey, Cardiac disorders (</w:t>
             </w:r>
-            <w:hyperlink w:history="1" r:id="rIdnlfofdyq2k4vfgh1hroal">
+            <w:hyperlink w:history="1" r:id="rIdhmk3x3xw01pt4tipdfzph">
               <w:r>
                 <w:rPr>
                   <w:rFonts w:ascii="Calibri" w:cs="Calibri" w:eastAsia="Calibri" w:hAnsi="Calibri"/>
@@ -5197,7 +5172,7 @@
                 <w:sz w:val="18"/>
                 <w:szCs w:val="18"/>
               </w:rPr>
-              <w:t xml:space="preserve">Evidence shows rodent toxicology findings tracked human organ toxicities inconsistently: rodent-only concordance/sensitivity clustered around 43–48% (Wall et al. 2008 found rodent models correctly predicted human organ toxicity in 43% of 150 compounds; Monticello et al. 2017 reported overall sensitivity 48%; Olson et al. 2000 reported rodents alone predicted 43% of human toxicities). The chance that an animal toxicity indicated a human adverse event was modest (mean PPV ~36% in Bailey et al. 2019; 43% PPV reported by Monticello et al. 2017), and a negative animal result did not guarantee absence of human toxicity (~74% probability of no human toxicity given no animal toxicity in Bailey et al. 2019). Performance varied by organ and by whether rodent data were combined with nonrodent data: Olson et al. 2000 reported 91% concordance for hematologic findings and a combined rodent+nonrodent true‑positive concordance of ~71%.</w:t>
+              <w:t xml:space="preserve">Evidence is mixed: rodents detect some human toxicities but often miss others — rodent concordance/sensitivity ≈43–48% (Wall et al. 2008; Monticello et al. 2017; Olson et al. 2000) with mean PPV ≈36% (Bailey et al. 2019); hematologic concordance was 91% (Olson et al. 2000). Findings vary by organ, trial phase and study inclusion (e.g., Olson included only compounds with known human toxicities).</w:t>
             </w:r>
           </w:p>
           <w:p>
@@ -5222,7 +5197,7 @@
                 <w:sz w:val="17"/>
                 <w:szCs w:val="17"/>
               </w:rPr>
-              <w:t xml:space="preserve">Estimates vary because studies differ in scope and metrics (rodent-only versus combined rodent+nonrodent analyses), organ-specific performance (e.g., hematologic 91% vs much lower for cutaneous), clinical prevalence and trial phase (which affect PPV/NPV), and selection bias in some datasets (Olson et al. 2000 included only compounds with identified human toxicities).</w:t>
+              <w:t xml:space="preserve">Estimates vary by organ system, clinical-prevalence effects on PPV/NPV, trial phase, and study inclusion criteria (e.g., Olson only included drugs with known human toxicities).</w:t>
             </w:r>
           </w:p>
           <w:p>
@@ -5263,7 +5238,7 @@
               </w:rPr>
               <w:t xml:space="preserve">  ppv — PPV for Liver (</w:t>
             </w:r>
-            <w:hyperlink w:history="1" r:id="rIdji-_y7rttiinwjmcxvl1l">
+            <w:hyperlink w:history="1" r:id="rIdxepvyf98osylcpj9cgtx9">
               <w:r>
                 <w:rPr>
                   <w:rFonts w:ascii="Calibri" w:cs="Calibri" w:eastAsia="Calibri" w:hAnsi="Calibri"/>
@@ -5306,7 +5281,7 @@
               </w:rPr>
               <w:t xml:space="preserve">  npv — NPV for Liver (</w:t>
             </w:r>
-            <w:hyperlink w:history="1" r:id="rIdkkg-h2nt1rrp-olt-f7eg">
+            <w:hyperlink w:history="1" r:id="rIdh4u2yut9dk3eyww61tmhm">
               <w:r>
                 <w:rPr>
                   <w:rFonts w:ascii="Calibri" w:cs="Calibri" w:eastAsia="Calibri" w:hAnsi="Calibri"/>
@@ -5349,7 +5324,7 @@
               </w:rPr>
               <w:t xml:space="preserve">  rate — concordance rate for Phase I onset HTs (</w:t>
             </w:r>
-            <w:hyperlink w:history="1" r:id="rIdpqmhzated47nvr70yem0s">
+            <w:hyperlink w:history="1" r:id="rIdpzyqyd6ai00pvumewngzs">
               <w:r>
                 <w:rPr>
                   <w:rFonts w:ascii="Calibri" w:cs="Calibri" w:eastAsia="Calibri" w:hAnsi="Calibri"/>
@@ -5392,7 +5367,7 @@
               </w:rPr>
               <w:t xml:space="preserve">  rate — true positive HT concordance rate (sensitivity) (</w:t>
             </w:r>
-            <w:hyperlink w:history="1" r:id="rIdchvqpheycgxcbfwtqsokw">
+            <w:hyperlink w:history="1" r:id="rIdabz15w6s9iqaintktw_8i">
               <w:r>
                 <w:rPr>
                   <w:rFonts w:ascii="Calibri" w:cs="Calibri" w:eastAsia="Calibri" w:hAnsi="Calibri"/>
@@ -5435,7 +5410,7 @@
               </w:rPr>
               <w:t xml:space="preserve">  rate — predictive rate for HTs (</w:t>
             </w:r>
-            <w:hyperlink w:history="1" r:id="rIddbzy7gjweng30xuxmpyxl">
+            <w:hyperlink w:history="1" r:id="rId_bnasnnjudj8pcknl9eph">
               <w:r>
                 <w:rPr>
                   <w:rFonts w:ascii="Calibri" w:cs="Calibri" w:eastAsia="Calibri" w:hAnsi="Calibri"/>
@@ -5478,7 +5453,7 @@
               </w:rPr>
               <w:t xml:space="preserve">  rate — concordance rate (</w:t>
             </w:r>
-            <w:hyperlink w:history="1" r:id="rIdilnhpvmpojbqlabedtbvx">
+            <w:hyperlink w:history="1" r:id="rIdfwjdzmsufhudqboye61yv">
               <w:r>
                 <w:rPr>
                   <w:rFonts w:ascii="Calibri" w:cs="Calibri" w:eastAsia="Calibri" w:hAnsi="Calibri"/>
@@ -5523,7 +5498,7 @@
                 <w:sz w:val="17"/>
                 <w:szCs w:val="17"/>
               </w:rPr>
-              <w:t xml:space="preserve">The high Negative Predictive Value (NPV) is largely based on the low clinical positive prevalence, meaning most findings are negative.</w:t>
+              <w:t xml:space="preserve">The study only included compounds where human toxicities were identified, meaning it focused on true positives and false negatives, not true negatives or false positives. This limits the ability to assess overall predictivity.</w:t>
             </w:r>
           </w:p>
         </w:tc>
@@ -5659,7 +5634,7 @@
                 <w:sz w:val="18"/>
                 <w:szCs w:val="18"/>
               </w:rPr>
-              <w:t xml:space="preserve">Evidence is mixed: rat toxicity findings sometimes track human outcomes but only modestly and variably. Atkins et al. 2020 found a median positive predictive value (PPV) of 0.65 and median negative predictive value (NPV) of 0.50 for animal toxicity overall (rat values reported in those medians), while Clark et al. 2018 reports rat likelihood ratios that raise post-test odds modestly (LR+ 2.74 for hepatobiliary and LR+ 4.73 for cardiac disorders). Bailey et al. 2015 reports a rat iNLR of 1.82, meaning absence of a finding in rat studies only weakly decreases the odds of human toxicity, and Jang et al. 2019 notes that regulatory testing in rats and dogs together correctly predicted 71% of human toxicities but gives species-specific examples where rat assays missed human-relevant signals.</w:t>
+              <w:t xml:space="preserve">Evidence is mixed: rats give modest positive signal for some toxicities (Atkins et al. 2020 median PPV 0.65; Clark et al. 2018 rat LR+ 2.74 hepatobiliary, 4.73 cardiac) but do not reliably rule out human harm (Bailey et al. 2015 rat iNLR 1.82). Jang et al. 2019 shows species mismatches (bosentan rat IC50 &gt;100 µM vs human 10 µM).</w:t>
             </w:r>
           </w:p>
           <w:p>
@@ -5684,7 +5659,7 @@
                 <w:sz w:val="17"/>
                 <w:szCs w:val="17"/>
               </w:rPr>
-              <w:t xml:space="preserve">Numbers come from different metrics, endpoints and datasets: some are combined rat+dog summaries (71% from Jang et al.), some are medians across grades or species (Atkins), some are organ-specific likelihood ratios (Clark), and others measure evidential weight of negative results (Bailey). Predictive performance therefore varies by toxicity grade, organ system and whether results are pooled across species.</w:t>
+              <w:t xml:space="preserve">Metrics vary by organ class and severity of toxicity (different endpoints and study subsets produce different performance).</w:t>
             </w:r>
           </w:p>
           <w:p>
@@ -5725,7 +5700,7 @@
               </w:rPr>
               <w:t xml:space="preserve">  sensitivity — Sensitivity for liver disorders (Olson study) (</w:t>
             </w:r>
-            <w:hyperlink w:history="1" r:id="rIdajgsvzkg2zaalaaymunf2">
+            <w:hyperlink w:history="1" r:id="rIdlyiynlilj5jslzxtsxzou">
               <w:r>
                 <w:rPr>
                   <w:rFonts w:ascii="Calibri" w:cs="Calibri" w:eastAsia="Calibri" w:hAnsi="Calibri"/>
@@ -5768,7 +5743,7 @@
               </w:rPr>
               <w:t xml:space="preserve">  lr+ — Likelihood Ratio for Pain (all species combined) (</w:t>
             </w:r>
-            <w:hyperlink w:history="1" r:id="rIdf3behpug9evbdw_dwxsv7">
+            <w:hyperlink w:history="1" r:id="rIdwe7379jvfnik7borjcslo">
               <w:r>
                 <w:rPr>
                   <w:rFonts w:ascii="Calibri" w:cs="Calibri" w:eastAsia="Calibri" w:hAnsi="Calibri"/>
@@ -5811,7 +5786,7 @@
               </w:rPr>
               <w:t xml:space="preserve">  ic50 (half-maximal inhibitory concentration) — IC50 for bosentan-induced albumin secretion decrease (</w:t>
             </w:r>
-            <w:hyperlink w:history="1" r:id="rIdscmiz9yauqhsryp4pbajr">
+            <w:hyperlink w:history="1" r:id="rIdouaimryms7ecl-lzclgx6">
               <w:r>
                 <w:rPr>
                   <w:rFonts w:ascii="Calibri" w:cs="Calibri" w:eastAsia="Calibri" w:hAnsi="Calibri"/>
@@ -5854,7 +5829,7 @@
               </w:rPr>
               <w:t xml:space="preserve">  range — albumin secretion (µg day-1 per million cells) in Liver-Chip vs in vivo (</w:t>
             </w:r>
-            <w:hyperlink w:history="1" r:id="rIdcvgzam54kz5oeq6dfv_6t">
+            <w:hyperlink w:history="1" r:id="rIdowecttauwsp5d7cpe00rt">
               <w:r>
                 <w:rPr>
                   <w:rFonts w:ascii="Calibri" w:cs="Calibri" w:eastAsia="Calibri" w:hAnsi="Calibri"/>
@@ -5897,7 +5872,7 @@
               </w:rPr>
               <w:t xml:space="preserve">  lower — albumin secretion in conventional sandwich monoculture plates vs human Liver-Chip (</w:t>
             </w:r>
-            <w:hyperlink w:history="1" r:id="rIdwf_euoinjvkxwiv-n8kzs">
+            <w:hyperlink w:history="1" r:id="rIdvmhg3qxhljpqfexcnlkwg">
               <w:r>
                 <w:rPr>
                   <w:rFonts w:ascii="Calibri" w:cs="Calibri" w:eastAsia="Calibri" w:hAnsi="Calibri"/>
@@ -5940,7 +5915,7 @@
               </w:rPr>
               <w:t xml:space="preserve">  lr+, n=521 — Likelihood Ratio for rat, Cardiac disorders (</w:t>
             </w:r>
-            <w:hyperlink w:history="1" r:id="rIdfudhgy_-pjhe0rqr7wrdf">
+            <w:hyperlink w:history="1" r:id="rIdqpigdb_2d0ywyfdlxpmqd">
               <w:r>
                 <w:rPr>
                   <w:rFonts w:ascii="Calibri" w:cs="Calibri" w:eastAsia="Calibri" w:hAnsi="Calibri"/>
@@ -6107,11 +6082,11 @@
                 <w:rFonts w:ascii="Calibri" w:cs="Calibri" w:eastAsia="Calibri" w:hAnsi="Calibri"/>
                 <w:b/>
                 <w:bCs/>
-                <w:color w:val="8A2727"/>
+                <w:color w:val="7A5B00"/>
                 <w:sz w:val="16"/>
                 <w:szCs w:val="16"/>
               </w:rPr>
-              <w:t xml:space="preserve">EVIDENCE DOES NOT FAVOUR THE MODEL</w:t>
+              <w:t xml:space="preserve">MIXED</w:t>
             </w:r>
           </w:p>
           <w:p>
@@ -6124,7 +6099,7 @@
                 <w:sz w:val="18"/>
                 <w:szCs w:val="18"/>
               </w:rPr>
-              <w:t xml:space="preserve">Overall, the evidence shows mouse toxicology findings do not reliably predict human toxicities: mouse positive findings only modestly match human events while absence of findings provides little reassurance. Atkins et al. 2020 reported a mouse median PPV of 0.57 for all toxicity grades (fraction of mouse-predicted toxicities observed in humans) and a PPV of 0.43 for grade 3–4 toxicities, though NPV for grade 3–4 was 0.81 (fraction of mouse-negative severe-toxicity results also negative in humans). Clark et al. 2018 found some endpoint-specific signal (mouse LR+ 5.29 for cardiac disorders, an increase in odds of a human cardiac event when mice show a finding), but overall selectivity across species/endpoints was low; Bailey et al. 2015 gave a mouse median iNLR of 1.39, indicating that animal absence of toxicity provides essentially no evidential weight for absence in humans.</w:t>
+              <w:t xml:space="preserve">Mouse toxicology translates inconsistently to humans: PPV 0.57 (all grades) and 0.43 (grade 3–4) vs NPV 0.81 for grade 3–4 (Atkins et al. 2020), iNLR 1.39 (Bailey et al. 2015), though mouse cardiac LR+ = 5.29 (Clark et al. 2018). Performance varies by organ class and severity.</w:t>
             </w:r>
           </w:p>
           <w:p>
@@ -6149,7 +6124,7 @@
                 <w:sz w:val="17"/>
                 <w:szCs w:val="17"/>
               </w:rPr>
-              <w:t xml:space="preserve">Values vary widely by toxicity endpoint (e.g., cardiac vs hepatobiliary vs hematological), by severity (all grades vs grade 3–4), and by study dataset/selection (marketed drugs vs broader preclinical sets); some analyses report endpoint-specific high LR+ while overall PPV/NPV and iNLR are much lower, and selection bias (compounds dropping out earlier) affects pooled estimates.</w:t>
+              <w:t xml:space="preserve">Variation arises from organ class and toxicity severity: some endpoints (e.g. cardiac) show high LR+ while overall selectivity and iNLR remain low.</w:t>
             </w:r>
           </w:p>
           <w:p>
@@ -6190,7 +6165,7 @@
               </w:rPr>
               <w:t xml:space="preserve">  sensitivity — Sensitivity for liver disorders (Olson study) (</w:t>
             </w:r>
-            <w:hyperlink w:history="1" r:id="rIdynse8qifskxpc0tmojtgr">
+            <w:hyperlink w:history="1" r:id="rId9qv9bx65q7uhawviynx57">
               <w:r>
                 <w:rPr>
                   <w:rFonts w:ascii="Calibri" w:cs="Calibri" w:eastAsia="Calibri" w:hAnsi="Calibri"/>
@@ -6233,7 +6208,7 @@
               </w:rPr>
               <w:t xml:space="preserve">  lr+ — Likelihood Ratio for Pain (all species combined) (</w:t>
             </w:r>
-            <w:hyperlink w:history="1" r:id="rId9r3iknqwq-kl9fwxaprpy">
+            <w:hyperlink w:history="1" r:id="rId701pyepdhqfehmwtwvxmi">
               <w:r>
                 <w:rPr>
                   <w:rFonts w:ascii="Calibri" w:cs="Calibri" w:eastAsia="Calibri" w:hAnsi="Calibri"/>
@@ -6276,7 +6251,7 @@
               </w:rPr>
               <w:t xml:space="preserve">  lr+, n=210 — Likelihood Ratio for mouse, Cardiac disorders (</w:t>
             </w:r>
-            <w:hyperlink w:history="1" r:id="rIdhb0b97ff5c9ukr8rs2xio">
+            <w:hyperlink w:history="1" r:id="rIdl1xkfgo1yin7agr-du1kh">
               <w:r>
                 <w:rPr>
                   <w:rFonts w:ascii="Calibri" w:cs="Calibri" w:eastAsia="Calibri" w:hAnsi="Calibri"/>
@@ -6319,7 +6294,7 @@
               </w:rPr>
               <w:t xml:space="preserve">  median ppv — Overall animal toxicity correlation with human toxicity (</w:t>
             </w:r>
-            <w:hyperlink w:history="1" r:id="rIdqlrnzmbrefuabj8tyn4nh">
+            <w:hyperlink w:history="1" r:id="rIdtvr17rd2khor_ytjyt1iv">
               <w:r>
                 <w:rPr>
                   <w:rFonts w:ascii="Calibri" w:cs="Calibri" w:eastAsia="Calibri" w:hAnsi="Calibri"/>
@@ -6362,7 +6337,7 @@
               </w:rPr>
               <w:t xml:space="preserve">  median npv — Overall animal toxicity correlation with human toxicity (</w:t>
             </w:r>
-            <w:hyperlink w:history="1" r:id="rIdyiibfbkhj7m5grr6-t0m9">
+            <w:hyperlink w:history="1" r:id="rId1kravfepdtcnecqr9kx3b">
               <w:r>
                 <w:rPr>
                   <w:rFonts w:ascii="Calibri" w:cs="Calibri" w:eastAsia="Calibri" w:hAnsi="Calibri"/>
@@ -6405,7 +6380,7 @@
               </w:rPr>
               <w:t xml:space="preserve">  median ppv — PPV for all toxicity grades (</w:t>
             </w:r>
-            <w:hyperlink w:history="1" r:id="rIdl-cgyszmibjtz99bebbab">
+            <w:hyperlink w:history="1" r:id="rIdnw1iidsgfzs-0lvk5ul4c">
               <w:r>
                 <w:rPr>
                   <w:rFonts w:ascii="Calibri" w:cs="Calibri" w:eastAsia="Calibri" w:hAnsi="Calibri"/>
@@ -6569,11 +6544,11 @@
                 <w:rFonts w:ascii="Calibri" w:cs="Calibri" w:eastAsia="Calibri" w:hAnsi="Calibri"/>
                 <w:b/>
                 <w:bCs/>
-                <w:color w:val="15603A"/>
+                <w:color w:val="7A5B00"/>
                 <w:sz w:val="16"/>
                 <w:szCs w:val="16"/>
               </w:rPr>
-              <w:t xml:space="preserve">EVIDENCE FAVOURS THE MODEL</w:t>
+              <w:t xml:space="preserve">MIXED</w:t>
             </w:r>
           </w:p>
           <w:p>
@@ -6586,7 +6561,7 @@
                 <w:sz w:val="18"/>
                 <w:szCs w:val="18"/>
               </w:rPr>
-              <w:t xml:space="preserve">Evidence shows non-rodent toxicology findings generally tracked human organ toxicities, with non-rodent studies predicting human target-organ toxicities in ~63% of HTs (Olson et al. 2000) and correctly predicting human organ toxicity in 63% of studies (Wall et al. 2008). Concordance is higher for some systems: Olson et al. 2000 reported 91% concordance for hematologic toxicities, 85% for gastrointestinal and 80% for cardiovascular, and Peters et al. 2019 found 83% clinical concordance for gastrointestinal toxicity in nonrodents versus 46% in rodents. These results indicate non-rodent models often identify the same organ toxicities seen in humans, but the extent of agreement depends on organ system and study methods.</w:t>
+              <w:t xml:space="preserve">Non‑rodent toxicology tracked human organ toxicities moderately: non‑rodents predicted human organ toxicity ~63% of the time (Olson et al. 2000; Wall et al. 2008) and rodent+nonrodent concordance was ~71% (Olson et al. 2000). Concordance varied by organ — e.g. non‑rodent GI 83% vs rodent GI 46% (Peters et al. 2019) — and Olson analysed only compounds with known human toxicities.</w:t>
             </w:r>
           </w:p>
           <w:p>
@@ -6611,7 +6586,7 @@
                 <w:sz w:val="17"/>
                 <w:szCs w:val="17"/>
               </w:rPr>
-              <w:t xml:space="preserve">Estimates vary by organ system (e.g., hematologic 91% vs. lower/unspecified rates for cutaneous), by study inclusion criteria (Olson et al. analysed only compounds with identified human toxicities, i.e. true positives), and by trial phase and study duration (Olson reports higher concordance for Phase I onset and short-duration studies).</w:t>
+              <w:t xml:space="preserve">Concordance differs by organ system and clinical phase, and Olson restricted analysis to compounds with known human toxicities.</w:t>
             </w:r>
           </w:p>
           <w:p>
@@ -6652,7 +6627,7 @@
               </w:rPr>
               <w:t xml:space="preserve">  rate — concordance rate for Phase I onset HTs (</w:t>
             </w:r>
-            <w:hyperlink w:history="1" r:id="rIdoad42t1b8b3-xs-audwry">
+            <w:hyperlink w:history="1" r:id="rIdpoauh7gx2yeipgrhyysu_">
               <w:r>
                 <w:rPr>
                   <w:rFonts w:ascii="Calibri" w:cs="Calibri" w:eastAsia="Calibri" w:hAnsi="Calibri"/>
@@ -6695,7 +6670,7 @@
               </w:rPr>
               <w:t xml:space="preserve">  rate — true positive HT concordance rate (sensitivity) (</w:t>
             </w:r>
-            <w:hyperlink w:history="1" r:id="rIdnp7c0os5wpkdao7smilv2">
+            <w:hyperlink w:history="1" r:id="rId-7ife9ec5ufebmxkgthgm">
               <w:r>
                 <w:rPr>
                   <w:rFonts w:ascii="Calibri" w:cs="Calibri" w:eastAsia="Calibri" w:hAnsi="Calibri"/>
@@ -6738,7 +6713,7 @@
               </w:rPr>
               <w:t xml:space="preserve">  rate — predictive rate for HTs (</w:t>
             </w:r>
-            <w:hyperlink w:history="1" r:id="rIdogesr04ekslsajp4rquah">
+            <w:hyperlink w:history="1" r:id="rIdc0bmv4gva9zs1iq5fpe3j">
               <w:r>
                 <w:rPr>
                   <w:rFonts w:ascii="Calibri" w:cs="Calibri" w:eastAsia="Calibri" w:hAnsi="Calibri"/>
@@ -6781,7 +6756,7 @@
               </w:rPr>
               <w:t xml:space="preserve">  rate — concordance rate (</w:t>
             </w:r>
-            <w:hyperlink w:history="1" r:id="rId3khhcovjj4fbx0fugtucc">
+            <w:hyperlink w:history="1" r:id="rIdtm953bunp1nrwn7s7n8ks">
               <w:r>
                 <w:rPr>
                   <w:rFonts w:ascii="Calibri" w:cs="Calibri" w:eastAsia="Calibri" w:hAnsi="Calibri"/>
@@ -6824,7 +6799,7 @@
               </w:rPr>
               <w:t xml:space="preserve">  rate — concordance by only one species occurring in the nonrodent (</w:t>
             </w:r>
-            <w:hyperlink w:history="1" r:id="rIddd2ijzwhdmahc21nnigp7">
+            <w:hyperlink w:history="1" r:id="rIdvxf1rivyboujcyicrcyks">
               <w:r>
                 <w:rPr>
                   <w:rFonts w:ascii="Calibri" w:cs="Calibri" w:eastAsia="Calibri" w:hAnsi="Calibri"/>
@@ -6867,7 +6842,7 @@
               </w:rPr>
               <w:t xml:space="preserve">  rate — rodent toxicology studies judged to have been performed at limiting doses for cases where HTs were not predicted (</w:t>
             </w:r>
-            <w:hyperlink w:history="1" r:id="rIdap-nkmj7c-x4oxclbyaby">
+            <w:hyperlink w:history="1" r:id="rIdlnsa_f_yj9dr8orqscc80">
               <w:r>
                 <w:rPr>
                   <w:rFonts w:ascii="Calibri" w:cs="Calibri" w:eastAsia="Calibri" w:hAnsi="Calibri"/>
@@ -7051,7 +7026,7 @@
                 <w:sz w:val="18"/>
                 <w:szCs w:val="18"/>
               </w:rPr>
-              <w:t xml:space="preserve">Across three studies, zebrafish toxicology assays generally tracked mammalian toxicology outcomes. McGrath et al. 2008 identified all tested teratogens (100%) and correctly classified 75% of non‑teratogens; Nikam et al. 2020 reported 100% concordance with mammalian screening overall, 100% concordance for hepatotoxicity and 90% agreement for teratogenicity (59 compounds); Cornet et al. 2017 found the ZeGlobalTox platform had 78% overall accuracy with overall specificity 89% and sensitivity 68%. Together these results indicate concordance with mammalian/human toxicology but with endpoint-dependent variability in sensitivity and specificity.</w:t>
+              <w:t xml:space="preserve">Studies show zebrafish toxicology often tracks mammalian outcomes: Nikam et al. 2020 reported 100% concordance with mammalian screening and hepatotoxicity and 90% agreement for teratogenicity (n=59); Cornet et al. 2017 reported overall accuracy 78%. Performance varies by endpoint—sensitivities 54–80% and specificities 77–100% across endpoints (McGrath 2008 noted sensitivity &gt;80% and specificity &gt;70%).</w:t>
             </w:r>
           </w:p>
           <w:p>
@@ -7076,7 +7051,7 @@
                 <w:sz w:val="17"/>
                 <w:szCs w:val="17"/>
               </w:rPr>
-              <w:t xml:space="preserve">The wide ranges come from endpoint-specific performance and different metrics across studies: Cornet et al. report separate cardiotoxicity, neurotoxicity and hepatotoxicity results (sensitivities 54–80%, specificities 77–100%), while other papers report overall concordance or accuracy, so variability reflects which toxicity endpoint and which concordance/accuracy metric was used.</w:t>
+              <w:t xml:space="preserve">Range reflects differences between toxicity endpoints (cardiotoxicity, neurotoxicity, hepatotoxicity) and between assay versions/studies.</w:t>
             </w:r>
           </w:p>
           <w:p>
@@ -7117,7 +7092,7 @@
               </w:rPr>
               <w:t xml:space="preserve">  qt interval — QT interval (</w:t>
             </w:r>
-            <w:hyperlink w:history="1" r:id="rIdjvvdnefrqzg2q8vyg_tll">
+            <w:hyperlink w:history="1" r:id="rIdogqcyutbyd9h-2u8j32ho">
               <w:r>
                 <w:rPr>
                   <w:rFonts w:ascii="Calibri" w:cs="Calibri" w:eastAsia="Calibri" w:hAnsi="Calibri"/>
@@ -7160,7 +7135,7 @@
               </w:rPr>
               <w:t xml:space="preserve">  success rate — success rate in identifying nonteratogenic compounds (</w:t>
             </w:r>
-            <w:hyperlink w:history="1" r:id="rIdjmwrp2o87opbdmcigtiav">
+            <w:hyperlink w:history="1" r:id="rIdqvjxyu8pws3bvqkbbc2al">
               <w:r>
                 <w:rPr>
                   <w:rFonts w:ascii="Calibri" w:cs="Calibri" w:eastAsia="Calibri" w:hAnsi="Calibri"/>
@@ -7203,7 +7178,7 @@
               </w:rPr>
               <w:t xml:space="preserve">  success rate — success rate in identifying teratogens (</w:t>
             </w:r>
-            <w:hyperlink w:history="1" r:id="rId0ct9l3wm3n89w6vwkvwjn">
+            <w:hyperlink w:history="1" r:id="rIdljhhnwnxz3jmxli2k7edy">
               <w:r>
                 <w:rPr>
                   <w:rFonts w:ascii="Calibri" w:cs="Calibri" w:eastAsia="Calibri" w:hAnsi="Calibri"/>
@@ -7246,7 +7221,7 @@
               </w:rPr>
               <w:t xml:space="preserve">  good — specificity (</w:t>
             </w:r>
-            <w:hyperlink w:history="1" r:id="rIdrwvhpcavmdqdr46ytfkuk">
+            <w:hyperlink w:history="1" r:id="rId8_k0ueimahdqsl71n1hx3">
               <w:r>
                 <w:rPr>
                   <w:rFonts w:ascii="Calibri" w:cs="Calibri" w:eastAsia="Calibri" w:hAnsi="Calibri"/>
@@ -7289,7 +7264,7 @@
               </w:rPr>
               <w:t xml:space="preserve">  excellent — specificity (</w:t>
             </w:r>
-            <w:hyperlink w:history="1" r:id="rIdkafebscddqrtomp6ud6dp">
+            <w:hyperlink w:history="1" r:id="rIdktkzfugg5xraqej09tsdi">
               <w:r>
                 <w:rPr>
                   <w:rFonts w:ascii="Calibri" w:cs="Calibri" w:eastAsia="Calibri" w:hAnsi="Calibri"/>
@@ -7332,7 +7307,7 @@
               </w:rPr>
               <w:t xml:space="preserve">  specificity — ZeGlobalTox predictive assessment (overall) (</w:t>
             </w:r>
-            <w:hyperlink w:history="1" r:id="rId2stekn-esmle1_rpx9qsf">
+            <w:hyperlink w:history="1" r:id="rIdqns0qhu8wi32mhar0azph">
               <w:r>
                 <w:rPr>
                   <w:rFonts w:ascii="Calibri" w:cs="Calibri" w:eastAsia="Calibri" w:hAnsi="Calibri"/>
@@ -7486,7 +7461,7 @@
                 <w:sz w:val="18"/>
                 <w:szCs w:val="18"/>
               </w:rPr>
-              <w:t xml:space="preserve">Evidence is mixed: Clark et al. 2018 reports low overall selectivity across species and organs (7%) but finds rabbit-specific signal for some endpoints — rabbit LR+ 3.54 for cardiac disorders and rabbit post-test odds for QT prolongation of 83% — indicating rabbit findings can track human cardiac outcomes for those endpoints. By contrast, Bailey et al. 2015 found a rabbit-human median iNLR of 1.12, implying that absence of toxicity in rabbits provides essentially no evidential weight for absence of toxicity in humans. Overall, rabbit data appear informative for certain cardiac endpoints but not reliably informative across organ classes or for ruling out human toxicity.</w:t>
+              <w:t xml:space="preserve">Evidence is mixed: rabbit findings predict some human toxicities (LR+ 3.54 for cardiac, LR+ 2.8 for hepatobiliary; rabbit QT post-test odds 83%) but give little reassurance overall (rabbit median iNLR 1.12 ≈ unity). Differences reflect endpoint-specific concordance and study design/selection bias (Clark et al. 2018; Bailey et al. 2015).</w:t>
             </w:r>
           </w:p>
           <w:p>
@@ -7511,7 +7486,7 @@
                 <w:sz w:val="17"/>
                 <w:szCs w:val="17"/>
               </w:rPr>
-              <w:t xml:space="preserve">Estimates vary by endpoint and dataset: Clark et al. mixes marketed drugs and small endpoint-specific samples (e.g. QT analyses include small n) and reports much higher predictive metrics for some cardiac endpoints than for others; Bailey et al. used a different design and metrics (iNLR) and noted selection bias (toxic drugs drop out before nonrodent testing), producing lower apparent informativeness across organs.</w:t>
+              <w:t xml:space="preserve">Endpoint-specific analyses (e.g., QT) show higher concordance while overall selectivity is low; differing datasets and selection bias explain variation.</w:t>
             </w:r>
           </w:p>
           <w:p>
@@ -7552,7 +7527,7 @@
               </w:rPr>
               <w:t xml:space="preserve">  sensitivity — Sensitivity for liver disorders (Olson study) (</w:t>
             </w:r>
-            <w:hyperlink w:history="1" r:id="rId3qgd5rpjml51treguzdt6">
+            <w:hyperlink w:history="1" r:id="rIdsfzegcybl6jqnltkcrqqk">
               <w:r>
                 <w:rPr>
                   <w:rFonts w:ascii="Calibri" w:cs="Calibri" w:eastAsia="Calibri" w:hAnsi="Calibri"/>
@@ -7595,7 +7570,7 @@
               </w:rPr>
               <w:t xml:space="preserve">  lr+ — Likelihood Ratio for Pain (all species combined) (</w:t>
             </w:r>
-            <w:hyperlink w:history="1" r:id="rIdkt5vcm1zenuuzrg_jufab">
+            <w:hyperlink w:history="1" r:id="rIdpcqdl-quz46_rteo7gwgg">
               <w:r>
                 <w:rPr>
                   <w:rFonts w:ascii="Calibri" w:cs="Calibri" w:eastAsia="Calibri" w:hAnsi="Calibri"/>
@@ -7638,7 +7613,7 @@
               </w:rPr>
               <w:t xml:space="preserve">  lr+, n=99 — Likelihood Ratio for rabbit, Cardiac disorders (</w:t>
             </w:r>
-            <w:hyperlink w:history="1" r:id="rId1ja3gcq8jwo-pjpvqlwq9">
+            <w:hyperlink w:history="1" r:id="rIdoauouqhvqnw8dtfsjcrmx">
               <w:r>
                 <w:rPr>
                   <w:rFonts w:ascii="Calibri" w:cs="Calibri" w:eastAsia="Calibri" w:hAnsi="Calibri"/>
@@ -7681,7 +7656,7 @@
               </w:rPr>
               <w:t xml:space="preserve">  selectivity — Overall true positive rate for all species and organ classes (</w:t>
             </w:r>
-            <w:hyperlink w:history="1" r:id="rIdjr00g04tdw5dig5rekwrz">
+            <w:hyperlink w:history="1" r:id="rId0ji8kjkcdfyxnqi1b9twb">
               <w:r>
                 <w:rPr>
                   <w:rFonts w:ascii="Calibri" w:cs="Calibri" w:eastAsia="Calibri" w:hAnsi="Calibri"/>
@@ -7724,7 +7699,7 @@
               </w:rPr>
               <w:t xml:space="preserve">  chance, n=23 small set of compounds (n = 23) — QT prolongation prediction chance (Vargas et al. study) (</w:t>
             </w:r>
-            <w:hyperlink w:history="1" r:id="rIduk0hjnbuwbrw2k-ulkbvw">
+            <w:hyperlink w:history="1" r:id="rIdtdgth551huyo-pnqnwshj">
               <w:r>
                 <w:rPr>
                   <w:rFonts w:ascii="Calibri" w:cs="Calibri" w:eastAsia="Calibri" w:hAnsi="Calibri"/>
@@ -7767,7 +7742,7 @@
               </w:rPr>
               <w:t xml:space="preserve">  post-test odds — QT prolongation post-test odds (rabbit) (</w:t>
             </w:r>
-            <w:hyperlink w:history="1" r:id="rIdmzo7jlgtugoetydf1p_m1">
+            <w:hyperlink w:history="1" r:id="rIdvugbvmsmldngzfvftkv4h">
               <w:r>
                 <w:rPr>
                   <w:rFonts w:ascii="Calibri" w:cs="Calibri" w:eastAsia="Calibri" w:hAnsi="Calibri"/>
@@ -7924,7 +7899,7 @@
                 <w:sz w:val="16"/>
                 <w:szCs w:val="16"/>
               </w:rPr>
-              <w:t xml:space="preserve">TOO LITTLE EVIDENCE</w:t>
+              <w:t xml:space="preserve">MIXED</w:t>
             </w:r>
           </w:p>
           <w:p>
@@ -7937,7 +7912,7 @@
                 <w:sz w:val="18"/>
                 <w:szCs w:val="18"/>
               </w:rPr>
-              <w:t xml:space="preserve">Evidence specific to pigs is not reported: Monticello et al. 2017 gives only cross‑species results. Across the database they report sensitivity 48% (percent of human clinical adverse effects that were detected in the animal tests), positive predictive value 43% (percent of animal-positive findings that were clinical in humans), specificity 84% (percent of human clinical negatives correctly predicted by animal tests), and negative predictive value 86% (percent of animal-negative findings that were not associated with human clinical adverse effects). Because these are aggregate numbers, whether pig results track human toxicology cannot be determined from this study.</w:t>
+              <w:t xml:space="preserve">Monticello et al. 2017: animal findings predicted absence of human adverse effects better than presence — specificity 84% and NPV 86% vs sensitivity 48% and PPV 43% (clinical positive prevalence 21%). Excluding subjective 'other' events raised sensitivity to 52% and NPV to 92%.</w:t>
             </w:r>
           </w:p>
           <w:p>
@@ -7962,7 +7937,7 @@
                 <w:sz w:val="17"/>
                 <w:szCs w:val="17"/>
               </w:rPr>
-              <w:t xml:space="preserve">Reported metrics change when the subjective 'other' organ‑system category is excluded (sensitivity 48%→52%, specificity 84%→86%, PPV 43%→36%, NPV 86%→92%, prevalence 21%→14%), so variation reflects inclusion vs exclusion of that low‑signal category rather than uncertainty about a single estimate.</w:t>
+              <w:t xml:space="preserve">Excluding the subjective 'other' organ-category (low signal) changed PPV/NPV and prevalence.</w:t>
             </w:r>
           </w:p>
           <w:p>
@@ -8003,7 +7978,7 @@
               </w:rPr>
               <w:t xml:space="preserve">  sensitivity — Sensitivity (</w:t>
             </w:r>
-            <w:hyperlink w:history="1" r:id="rIdo_hzyl6alcopho8-948y7">
+            <w:hyperlink w:history="1" r:id="rIdow1wfqvtpbbgwpshy9cdr">
               <w:r>
                 <w:rPr>
                   <w:rFonts w:ascii="Calibri" w:cs="Calibri" w:eastAsia="Calibri" w:hAnsi="Calibri"/>
@@ -8046,7 +8021,7 @@
               </w:rPr>
               <w:t xml:space="preserve">  ppv — Positive Predictive Value (PPV) (</w:t>
             </w:r>
-            <w:hyperlink w:history="1" r:id="rIddt_9xixt0inembo9-p_zi">
+            <w:hyperlink w:history="1" r:id="rIdgw4tyvwnuogswy0pt6qjy">
               <w:r>
                 <w:rPr>
                   <w:rFonts w:ascii="Calibri" w:cs="Calibri" w:eastAsia="Calibri" w:hAnsi="Calibri"/>
@@ -8089,7 +8064,7 @@
               </w:rPr>
               <w:t xml:space="preserve">  specificity — Specificity (</w:t>
             </w:r>
-            <w:hyperlink w:history="1" r:id="rIdkxzekiw59ugl08etuuvt6">
+            <w:hyperlink w:history="1" r:id="rId5y7urlwtk9ejugtgndj3h">
               <w:r>
                 <w:rPr>
                   <w:rFonts w:ascii="Calibri" w:cs="Calibri" w:eastAsia="Calibri" w:hAnsi="Calibri"/>
@@ -8132,7 +8107,7 @@
               </w:rPr>
               <w:t xml:space="preserve">  npv — Negative Predictive Value (NPV) (</w:t>
             </w:r>
-            <w:hyperlink w:history="1" r:id="rIdrwkfwrvdd8yta9hx8tli-">
+            <w:hyperlink w:history="1" r:id="rId4ljaaaxx7vnpqy3th_d2p">
               <w:r>
                 <w:rPr>
                   <w:rFonts w:ascii="Calibri" w:cs="Calibri" w:eastAsia="Calibri" w:hAnsi="Calibri"/>
@@ -8175,7 +8150,7 @@
               </w:rPr>
               <w:t xml:space="preserve">  sensitivity — Overall Sensitivity (</w:t>
             </w:r>
-            <w:hyperlink w:history="1" r:id="rIdqa2eaglbloxldoknfbi8d">
+            <w:hyperlink w:history="1" r:id="rIdh8tgcbjfvwgmnahjiqxcj">
               <w:r>
                 <w:rPr>
                   <w:rFonts w:ascii="Calibri" w:cs="Calibri" w:eastAsia="Calibri" w:hAnsi="Calibri"/>
@@ -8218,7 +8193,7 @@
               </w:rPr>
               <w:t xml:space="preserve">  specificity — Overall Specificity (</w:t>
             </w:r>
-            <w:hyperlink w:history="1" r:id="rIdoq_futcg7zztkbinjmluz">
+            <w:hyperlink w:history="1" r:id="rIdv2wkx_rlvvs0wqtcb11ra">
               <w:r>
                 <w:rPr>
                   <w:rFonts w:ascii="Calibri" w:cs="Calibri" w:eastAsia="Calibri" w:hAnsi="Calibri"/>
@@ -8399,7 +8374,7 @@
                 <w:sz w:val="18"/>
                 <w:szCs w:val="18"/>
               </w:rPr>
-              <w:t xml:space="preserve">Overall, dog (large-animal) cardiovascular findings generally track human QTc and combined BP/HR results but not perfectly: 91% of drugs that prolonged QT in humans also prolonged QT in nonrodent animals, and large-animal to human concordance for combined BP/HR showed sensitivity ~78% and specificity ~79% (Valentin et al. 2022; Bhatt et al. 2019). Dog-specific discrimination for clinical QT outcome was good by ROC (AUC 0.81 overall, 0.91 when two β2-agonists were excluded; Pollard et al. 2017), and a PK–PD example (moxifloxacin) gave a canine QTc increase of 16.6 ms versus ~10 ms in humans with similar C‑QTc slopes (Sadko et al. 2024). However, substantial discordance appears in some datasets (31% discordant of 150 drugs and 65% nonclinical false negatives among TQT‑positive drugs in Valentin et al. 2022), so negative and false‑negative results can occur depending on assay and exposure conditions.</w:t>
+              <w:t xml:space="preserve">Dog safety studies broadly track human cardiac and BP/HR effects: dog QTc AUC ≈0.81 (Pollard et al. 2017), 91% of human QT‑prolongers also prolonged QT in animals (Valentin et al. 2022), and combined BP/HR sensitivity/specificity were 78%/79% (Bhatt et al. 2019). However, overall discordance was 31% and nonclinical false‑negatives among TQT‑positive drugs reached 65% (Valentin et al. 2022); assay sensitivity varies by assay and exposure.</w:t>
             </w:r>
           </w:p>
           <w:p>
@@ -8426,7 +8401,7 @@
                 <w:sz w:val="17"/>
                 <w:szCs w:val="17"/>
               </w:rPr>
-              <w:t xml:space="preserve">Sadko et al. 2024 included a vehicle/mock negative control that produced no QTc increase in canines (reported ~0.04 ms), which validated assay specificity. These are designed to score low and are excluded from the reading above.</w:t>
+              <w:t xml:space="preserve">Sadko et al. 2024 included a mock/vehicle negative control that produced no QTc change in dogs. These are designed to score low and are excluded from the reading above.</w:t>
             </w:r>
           </w:p>
           <w:p>
@@ -8451,7 +8426,7 @@
                 <w:sz w:val="17"/>
                 <w:szCs w:val="17"/>
               </w:rPr>
-              <w:t xml:space="preserve">Estimates vary because studies pool different endpoints (QTc vs BP vs HR), use different assays and exposure multiples (sensitivity rose with higher exposure), and sometimes exclude specific drug classes (e.g., β2‑agonists); predictive values also depend on the prevalence of positives in each dataset.</w:t>
+              <w:t xml:space="preserve">Sensitivity varies by assay type and exposure multiple (e.g., hERG/in vivo QTc 50–57% at 30× vs APD 19%).</w:t>
             </w:r>
           </w:p>
           <w:p>
@@ -8492,7 +8467,7 @@
               </w:rPr>
               <w:t xml:space="preserve">  sensitivity — sensitivity of hERG assay for clinical QTc prolongation at 30x exposure multiples (</w:t>
             </w:r>
-            <w:hyperlink w:history="1" r:id="rIdz5oqt1dias15nq5-dudxg">
+            <w:hyperlink w:history="1" r:id="rIdnddjucnbafycyyy79iav7">
               <w:r>
                 <w:rPr>
                   <w:rFonts w:ascii="Calibri" w:cs="Calibri" w:eastAsia="Calibri" w:hAnsi="Calibri"/>
@@ -8535,7 +8510,7 @@
               </w:rPr>
               <w:t xml:space="preserve">  auc, n=24 — concordance between hERG potency and clinical QTc outcome (</w:t>
             </w:r>
-            <w:hyperlink w:history="1" r:id="rIdpspo2cx5t5dnu8wrhwg8c">
+            <w:hyperlink w:history="1" r:id="rId8rvwyfeydm-eziq-zyq2y">
               <w:r>
                 <w:rPr>
                   <w:rFonts w:ascii="Calibri" w:cs="Calibri" w:eastAsia="Calibri" w:hAnsi="Calibri"/>
@@ -8578,7 +8553,7 @@
               </w:rPr>
               <w:t xml:space="preserve">  sensitivity — large animal to human (combined BP and HR) (</w:t>
             </w:r>
-            <w:hyperlink w:history="1" r:id="rIdde1zpojvr_do0esdyhddf">
+            <w:hyperlink w:history="1" r:id="rIdxqfew6bkobmknb8wplefz">
               <w:r>
                 <w:rPr>
                   <w:rFonts w:ascii="Calibri" w:cs="Calibri" w:eastAsia="Calibri" w:hAnsi="Calibri"/>
@@ -8621,7 +8596,7 @@
               </w:rPr>
               <w:t xml:space="preserve">  specificity — large animal to human (combined BP and HR) (</w:t>
             </w:r>
-            <w:hyperlink w:history="1" r:id="rIdiwsrl9a3b1pia5j5a0uic">
+            <w:hyperlink w:history="1" r:id="rIddnrwwytpupandynz_u4cx">
               <w:r>
                 <w:rPr>
                   <w:rFonts w:ascii="Calibri" w:cs="Calibri" w:eastAsia="Calibri" w:hAnsi="Calibri"/>
@@ -8664,7 +8639,7 @@
               </w:rPr>
               <w:t xml:space="preserve">  proportion — concordance between QT results in humans and nonrodent animals (</w:t>
             </w:r>
-            <w:hyperlink w:history="1" r:id="rIdtoio7x38flag5lvqquvbb">
+            <w:hyperlink w:history="1" r:id="rIdsluwoi-s2rh25jqv1gr6n">
               <w:r>
                 <w:rPr>
                   <w:rFonts w:ascii="Calibri" w:cs="Calibri" w:eastAsia="Calibri" w:hAnsi="Calibri"/>
@@ -8707,7 +8682,7 @@
               </w:rPr>
               <w:t xml:space="preserve">  auc — concordance between dog QTc data and clinical QTc outcome (</w:t>
             </w:r>
-            <w:hyperlink w:history="1" r:id="rId7djijo4bln9f9an-uxryj">
+            <w:hyperlink w:history="1" r:id="rIdtvv3tp_nac5wqzmwwrw2n">
               <w:r>
                 <w:rPr>
                   <w:rFonts w:ascii="Calibri" w:cs="Calibri" w:eastAsia="Calibri" w:hAnsi="Calibri"/>
@@ -8891,7 +8866,7 @@
                 <w:sz w:val="18"/>
                 <w:szCs w:val="18"/>
               </w:rPr>
-              <w:t xml:space="preserve">Non‑human primate / large‑animal data often tracked human cardiac safety findings but with important exceptions. Valentin et al. 2022 reported that 91% of drugs that prolonged QT in humans also prolonged QT in nonrodent animals and 88% of drugs that did not prolong QT in humans had no animal effect (database n=150; 47/150 drugs, 31% overall discordant), and Bhatt et al. 2019 found 78% sensitivity and 79% specificity for large‑animal to human concordance on combined blood‑pressure/heart‑rate changes. However, Valentin et al. also reported a high incidence of nonclinical false negatives among TQT‑positive drugs (65%); by contrast Sadko et al. 2024 showed a close quantitative match for moxifloxacin in NHPs (10.9 ms QTc change in NHPs vs ~10 ms in humans; AQTc slope 0.0043 ms/ng/mL vs human 0.0031).</w:t>
+              <w:t xml:space="preserve">Evidence is mixed: NHPs recapitulated a clinical QTc change for moxifloxacin (10.9 ms vs ~10 ms in humans; Sadko et al. 2024) and 91% of human-QT–prolonging drugs also prolonged in animals, but 31% of 150 drugs were discordant (Valentin et al. 2022). Large-animal to human BP/HR concordance was reasonable (sensitivity 78%, specificity 79%; Bhatt et al. 2019), though assay sensitivity varies by endpoint and exposure multiple.</w:t>
             </w:r>
           </w:p>
           <w:p>
@@ -8918,7 +8893,32 @@
                 <w:sz w:val="17"/>
                 <w:szCs w:val="17"/>
               </w:rPr>
-              <w:t xml:space="preserve">Sadko et al. 2024 included a mock/vehicle negative control that produced no QTc increase at up to 3× clinical concentration (used to validate detection limits). These are designed to score low and are excluded from the reading above.</w:t>
+              <w:t xml:space="preserve">Sadko et al. 2024 included a mock drug negative control showing no QTc increase up to 3× clinical concentration. These are designed to score low and are excluded from the reading above.</w:t>
+            </w:r>
+          </w:p>
+          <w:p>
+            <w:pPr>
+              <w:spacing w:after="60"/>
+            </w:pPr>
+            <w:r>
+              <w:rPr>
+                <w:rFonts w:ascii="Calibri" w:cs="Calibri" w:eastAsia="Calibri" w:hAnsi="Calibri"/>
+                <w:b/>
+                <w:bCs/>
+                <w:color w:val="555555"/>
+                <w:sz w:val="17"/>
+                <w:szCs w:val="17"/>
+              </w:rPr>
+              <w:t xml:space="preserve">What varies across the range. </w:t>
+            </w:r>
+            <w:r>
+              <w:rPr>
+                <w:rFonts w:ascii="Calibri" w:cs="Calibri" w:eastAsia="Calibri" w:hAnsi="Calibri"/>
+                <w:color w:val="555555"/>
+                <w:sz w:val="17"/>
+                <w:szCs w:val="17"/>
+              </w:rPr>
+              <w:t xml:space="preserve">Results vary by endpoint, assay type and exposure multiple (e.g., hERG/in vivo QTc sensitivity rose to ~50–57% at 30× while APD stayed ~19%; Valentin et al. 2022).</w:t>
             </w:r>
           </w:p>
           <w:p>
@@ -8959,7 +8959,7 @@
               </w:rPr>
               <w:t xml:space="preserve">  sensitivity — sensitivity of hERG assay for clinical QTc prolongation at 30x exposure multiples (</w:t>
             </w:r>
-            <w:hyperlink w:history="1" r:id="rIdba-8g0xsd9jtzx3nxuyv9">
+            <w:hyperlink w:history="1" r:id="rIdxpyn3wbnrv1rzrlatjjbw">
               <w:r>
                 <w:rPr>
                   <w:rFonts w:ascii="Calibri" w:cs="Calibri" w:eastAsia="Calibri" w:hAnsi="Calibri"/>
@@ -9002,7 +9002,7 @@
               </w:rPr>
               <w:t xml:space="preserve">  sensitivity — large animal to human (combined BP and HR) (</w:t>
             </w:r>
-            <w:hyperlink w:history="1" r:id="rIdrx-nzrapuioexqiker2nt">
+            <w:hyperlink w:history="1" r:id="rIdzms9bbfzd505l9ytrpsuf">
               <w:r>
                 <w:rPr>
                   <w:rFonts w:ascii="Calibri" w:cs="Calibri" w:eastAsia="Calibri" w:hAnsi="Calibri"/>
@@ -9045,7 +9045,7 @@
               </w:rPr>
               <w:t xml:space="preserve">  specificity — large animal to human (combined BP and HR) (</w:t>
             </w:r>
-            <w:hyperlink w:history="1" r:id="rIdbxkr58zhi99vhqa8mg8lx">
+            <w:hyperlink w:history="1" r:id="rId5ixjgq04sblkawvnblihl">
               <w:r>
                 <w:rPr>
                   <w:rFonts w:ascii="Calibri" w:cs="Calibri" w:eastAsia="Calibri" w:hAnsi="Calibri"/>
@@ -9088,7 +9088,7 @@
               </w:rPr>
               <w:t xml:space="preserve">  proportion — concordance between QT results in humans and nonrodent animals (</w:t>
             </w:r>
-            <w:hyperlink w:history="1" r:id="rIdm0pgzryiuduucpu205mef">
+            <w:hyperlink w:history="1" r:id="rId4oemebmlhhlcg2syrqi_v">
               <w:r>
                 <w:rPr>
                   <w:rFonts w:ascii="Calibri" w:cs="Calibri" w:eastAsia="Calibri" w:hAnsi="Calibri"/>
@@ -9131,7 +9131,7 @@
               </w:rPr>
               <w:t xml:space="preserve">  multiple, n=48 n=48 — Critical concentration multiple for 10ms QTc increase (moxifloxacin) (</w:t>
             </w:r>
-            <w:hyperlink w:history="1" r:id="rIdlereqdewznsx-kiep82o2">
+            <w:hyperlink w:history="1" r:id="rIdo5m9ajrelukyu_bca-pzq">
               <w:r>
                 <w:rPr>
                   <w:rFonts w:ascii="Calibri" w:cs="Calibri" w:eastAsia="Calibri" w:hAnsi="Calibri"/>
@@ -9174,7 +9174,7 @@
               </w:rPr>
               <w:t xml:space="preserve">  specificity — specificity of all nonclinical assays for clinical QTc prolongation (</w:t>
             </w:r>
-            <w:hyperlink w:history="1" r:id="rIdl2nyjr125v35d-rtbkjeh">
+            <w:hyperlink w:history="1" r:id="rIdz_j2gfh0dd6sz4vs0ka3e">
               <w:r>
                 <w:rPr>
                   <w:rFonts w:ascii="Calibri" w:cs="Calibri" w:eastAsia="Calibri" w:hAnsi="Calibri"/>
@@ -9341,32 +9341,7 @@
                 <w:sz w:val="18"/>
                 <w:szCs w:val="18"/>
               </w:rPr>
-              <w:t xml:space="preserve">Evidence is mixed. Bhatt et al. 2019 found rats predicted combined blood-pressure/heart-rate effects seen in larger species (84% sensitivity, 71% specificity for combined BP/HR) but 23–26% of drugs produced the opposite direction for HR or BP. Valentin et al. 2022 found 91% of drugs that prolonged QT in humans also prolonged QT in animals, yet reported 47/150 (31%) overall discordant drugs and a 65% rate of nonclinical false negatives among TQT-positive drugs, with assay sensitivity varying by assay and exposure multiple.</w:t>
-            </w:r>
-          </w:p>
-          <w:p>
-            <w:pPr>
-              <w:spacing w:after="60"/>
-            </w:pPr>
-            <w:r>
-              <w:rPr>
-                <w:rFonts w:ascii="Calibri" w:cs="Calibri" w:eastAsia="Calibri" w:hAnsi="Calibri"/>
-                <w:b/>
-                <w:bCs/>
-                <w:color w:val="555555"/>
-                <w:sz w:val="17"/>
-                <w:szCs w:val="17"/>
-              </w:rPr>
-              <w:t xml:space="preserve">What varies across the range. </w:t>
-            </w:r>
-            <w:r>
-              <w:rPr>
-                <w:rFonts w:ascii="Calibri" w:cs="Calibri" w:eastAsia="Calibri" w:hAnsi="Calibri"/>
-                <w:color w:val="555555"/>
-                <w:sz w:val="17"/>
-                <w:szCs w:val="17"/>
-              </w:rPr>
-              <w:t xml:space="preserve">Results vary by endpoint and by assay: QT concordance was reported across multiple nonclinical assays (hERG, in vivo QTc, APD) and exposure multiples (sensitivity reported 19–57% by assay at 30x), whereas Bhatt reports functional cardiovascular end points (combined vs individual BP/HR) and directionality separately; these different sub-analyses produce the apparent spread in performance metrics.</w:t>
+              <w:t xml:space="preserve">Rat safety data partly track human cardiovascular outcomes: Bhatt et al. 2019 reported rat→large-animal concordance for combined BP/HR with sensitivity 84% and specificity 71% (PPV 90%, NPV 60%). However, QT findings are mixed — Valentin et al. 2022 found 91% of human QT‑prolongers also prolonged QT in animals but 31% overall discordance and only 50–57% assay sensitivity at 30x exposure.</w:t>
             </w:r>
           </w:p>
           <w:p>
@@ -9407,7 +9382,7 @@
               </w:rPr>
               <w:t xml:space="preserve">  sensitivity — sensitivity of hERG assay for clinical QTc prolongation at 30x exposure multiples (</w:t>
             </w:r>
-            <w:hyperlink w:history="1" r:id="rIdny4j1w5cpfueolfrgfhjt">
+            <w:hyperlink w:history="1" r:id="rIdt2irgkvk7_sqmn5hwmd9j">
               <w:r>
                 <w:rPr>
                   <w:rFonts w:ascii="Calibri" w:cs="Calibri" w:eastAsia="Calibri" w:hAnsi="Calibri"/>
@@ -9450,7 +9425,7 @@
               </w:rPr>
               <w:t xml:space="preserve">  sensitivity — rat to large animal (combined BP and HR) (</w:t>
             </w:r>
-            <w:hyperlink w:history="1" r:id="rIdczsxksclsjih5cocygqoa">
+            <w:hyperlink w:history="1" r:id="rIda4jowv2ocf8otawt1ii2q">
               <w:r>
                 <w:rPr>
                   <w:rFonts w:ascii="Calibri" w:cs="Calibri" w:eastAsia="Calibri" w:hAnsi="Calibri"/>
@@ -9493,7 +9468,7 @@
               </w:rPr>
               <w:t xml:space="preserve">  specificity — rat to large animal (combined BP and HR) (</w:t>
             </w:r>
-            <w:hyperlink w:history="1" r:id="rIdtcjpup-lq06ylbgeldqcv">
+            <w:hyperlink w:history="1" r:id="rIdqsrlg477xfx8hvadfq6pj">
               <w:r>
                 <w:rPr>
                   <w:rFonts w:ascii="Calibri" w:cs="Calibri" w:eastAsia="Calibri" w:hAnsi="Calibri"/>
@@ -9536,7 +9511,7 @@
               </w:rPr>
               <w:t xml:space="preserve">  proportion — concordance between QT results in humans and nonrodent animals (</w:t>
             </w:r>
-            <w:hyperlink w:history="1" r:id="rIdyeni0liztwasc9cuzrsh2">
+            <w:hyperlink w:history="1" r:id="rIdcw-2hazerqwun5bl1utdc">
               <w:r>
                 <w:rPr>
                   <w:rFonts w:ascii="Calibri" w:cs="Calibri" w:eastAsia="Calibri" w:hAnsi="Calibri"/>
@@ -9579,7 +9554,7 @@
               </w:rPr>
               <w:t xml:space="preserve">  opposite direction of change — rat to large animal (directionality of HR change) (</w:t>
             </w:r>
-            <w:hyperlink w:history="1" r:id="rIdlkgjr3adxc6emg-vkunca">
+            <w:hyperlink w:history="1" r:id="rIdalvrmtqznd3hllofuq2br">
               <w:r>
                 <w:rPr>
                   <w:rFonts w:ascii="Calibri" w:cs="Calibri" w:eastAsia="Calibri" w:hAnsi="Calibri"/>
@@ -9622,7 +9597,7 @@
               </w:rPr>
               <w:t xml:space="preserve">  specificity — specificity of all nonclinical assays for clinical QTc prolongation (</w:t>
             </w:r>
-            <w:hyperlink w:history="1" r:id="rIdmhhpx5u6a4r5dfbbrtdhh">
+            <w:hyperlink w:history="1" r:id="rIdd5fl9gbrtwiwgalekz_x1">
               <w:r>
                 <w:rPr>
                   <w:rFonts w:ascii="Calibri" w:cs="Calibri" w:eastAsia="Calibri" w:hAnsi="Calibri"/>
@@ -9775,11 +9750,11 @@
                 <w:rFonts w:ascii="Calibri" w:cs="Calibri" w:eastAsia="Calibri" w:hAnsi="Calibri"/>
                 <w:b/>
                 <w:bCs/>
-                <w:color w:val="7A5B00"/>
+                <w:color w:val="8A2727"/>
                 <w:sz w:val="16"/>
                 <w:szCs w:val="16"/>
               </w:rPr>
-              <w:t xml:space="preserve">MIXED</w:t>
+              <w:t xml:space="preserve">EVIDENCE DOES NOT FAVOUR THE MODEL</w:t>
             </w:r>
           </w:p>
           <w:p>
@@ -9792,7 +9767,7 @@
                 <w:sz w:val="18"/>
                 <w:szCs w:val="18"/>
               </w:rPr>
-              <w:t xml:space="preserve">Baldrick et al. 2021 shows that non-rodent conscious telemetry identified drug-induced QTc interval changes in about 10% of telemetry studies (10% of studies) and that in vivo cardiovascular (conscious telemetry) testing was the primary non-rodent modality that provided utility for supporting safe clinical entry. At the same time the authors report that a stand-alone hERG assay was not "particularly sensitive" for predicting proarrhythmic risk and that low hERG IC50 values (e.g., ≤1 µM) showed little correlation with animal cardiovascular data. Taken together, non-rodent telemetry sometimes tracked electrophysiological signals relevant to safety (QTc in ~10% of studies) but in vitro hERG measurements did not reliably predict those animal cardiovascular findings.</w:t>
+              <w:t xml:space="preserve">Baldrick et al. 2021 report non-rodent safety‑pharmacology does not reliably predict clinical proarrhythmic risk: a stand‑alone hERG assay showed little correlation to animal data, while non‑rodent telemetry detected QTc effects in ≈10% of studies. However, the authors note in vivo telemetry can still be useful for identifying QTc effects and supporting safe clinical entry.</w:t>
             </w:r>
           </w:p>
           <w:p>
@@ -9833,7 +9808,7 @@
               </w:rPr>
               <w:t xml:space="preserve">  proportion, n=92 studies — Rodent CNS (neurobehavioural) evaluations with findings identified as of obvious concern to moving affected drugs into clinic (</w:t>
             </w:r>
-            <w:hyperlink w:history="1" r:id="rIdnxnas4evdgd-yx2qxnl8o">
+            <w:hyperlink w:history="1" r:id="rIdo5hea1ce3r8sawqg-db3g">
               <w:r>
                 <w:rPr>
                   <w:rFonts w:ascii="Calibri" w:cs="Calibri" w:eastAsia="Calibri" w:hAnsi="Calibri"/>
@@ -9876,7 +9851,7 @@
               </w:rPr>
               <w:t xml:space="preserve">  proportion, n=92 studies — Rodent CNS studies (modified Irwin's or FOB test) with findings (</w:t>
             </w:r>
-            <w:hyperlink w:history="1" r:id="rIdgmam-cumaykajncus1l0d">
+            <w:hyperlink w:history="1" r:id="rIduwxwbqr6bik3aseb4txx1">
               <w:r>
                 <w:rPr>
                   <w:rFonts w:ascii="Calibri" w:cs="Calibri" w:eastAsia="Calibri" w:hAnsi="Calibri"/>
@@ -9919,7 +9894,7 @@
               </w:rPr>
               <w:t xml:space="preserve">  proportion — Rodent respiratory function (plethysmography) studies with findings (</w:t>
             </w:r>
-            <w:hyperlink w:history="1" r:id="rIdgobxadnepax6smkxpnspq">
+            <w:hyperlink w:history="1" r:id="rIdugz7fckjdirn1qmid4oj1">
               <w:r>
                 <w:rPr>
                   <w:rFonts w:ascii="Calibri" w:cs="Calibri" w:eastAsia="Calibri" w:hAnsi="Calibri"/>
@@ -9962,7 +9937,7 @@
               </w:rPr>
               <w:t xml:space="preserve">  proportion — Non-rodent telemetry studies identifying effects on QTc interval (</w:t>
             </w:r>
-            <w:hyperlink w:history="1" r:id="rIdrjqzgxkgiasz_lxdwbyug">
+            <w:hyperlink w:history="1" r:id="rIdwnddso3mosc_feeii24qn">
               <w:r>
                 <w:rPr>
                   <w:rFonts w:ascii="Calibri" w:cs="Calibri" w:eastAsia="Calibri" w:hAnsi="Calibri"/>
@@ -10102,7 +10077,7 @@
                 <w:sz w:val="18"/>
                 <w:szCs w:val="18"/>
               </w:rPr>
-              <w:t xml:space="preserve">Valentin et al. 2022 reports that nonclinical (nonrodent/pig) QT results often matched human QT findings: 91% of drugs that prolonged QT in humans also prolonged QT in animals, and 88% of drugs that did not prolong QT in humans showed no effect in animals. However overall agreement was only moderate — 47 of 150 drugs (31%) were discordant — and among 43 TQT-positive drugs, 28 (65%) were negative in the nonclinical assays (nonclinical false negatives). Sensitivity depended on assay and exposure (in vivo QTc 57% and hERG 50% at 30x exposure; APD 19%), while specificity was high (reported 89–100%).</w:t>
+              <w:t xml:space="preserve">Valentin et al. 2022: nonrodent (including pig) QT findings partly tracked clinical QT—69% concordant (31% discordant, 47/150); 91% of human QT‑prolongers and 88% of human non‑prolongers matched animal results. However, sensitivity varied by assay (hERG 50%; in vivo QTc 57% at 30x; APD 19%) and 65% of TQT‑positives were nonclinical false negatives.</w:t>
             </w:r>
           </w:p>
           <w:p>
@@ -10127,7 +10102,7 @@
                 <w:sz w:val="17"/>
                 <w:szCs w:val="17"/>
               </w:rPr>
-              <w:t xml:space="preserve">Reported performance varies by assay type and exposure multiple: sensitivity increases at higher exposure multiples and differs between assays (hERG ~50% and in vivo QTc ~57% at 30x, APD ~19%), while specificity is reported across exposure multiples as 89–100%.</w:t>
+              <w:t xml:space="preserve">Performance varies by assay type and by exposure multiple (results reported at 30x exposure).</w:t>
             </w:r>
           </w:p>
           <w:p>
@@ -10168,7 +10143,7 @@
               </w:rPr>
               <w:t xml:space="preserve">  sensitivity — sensitivity of hERG assay for clinical QTc prolongation at 30x exposure multiples (</w:t>
             </w:r>
-            <w:hyperlink w:history="1" r:id="rIdha7jcy4w0jatpyxpxcx1f">
+            <w:hyperlink w:history="1" r:id="rIdouudwhzl-qhoruuqufmto">
               <w:r>
                 <w:rPr>
                   <w:rFonts w:ascii="Calibri" w:cs="Calibri" w:eastAsia="Calibri" w:hAnsi="Calibri"/>
@@ -10211,7 +10186,7 @@
               </w:rPr>
               <w:t xml:space="preserve">  proportion — concordance between QT results in humans and nonrodent animals (</w:t>
             </w:r>
-            <w:hyperlink w:history="1" r:id="rIdugt-88dysycst1ui_0hdx">
+            <w:hyperlink w:history="1" r:id="rIdw3_d3p8zcyoxvz7-zexiu">
               <w:r>
                 <w:rPr>
                   <w:rFonts w:ascii="Calibri" w:cs="Calibri" w:eastAsia="Calibri" w:hAnsi="Calibri"/>
@@ -10254,7 +10229,7 @@
               </w:rPr>
               <w:t xml:space="preserve">  specificity — specificity of all nonclinical assays for clinical QTc prolongation (</w:t>
             </w:r>
-            <w:hyperlink w:history="1" r:id="rIdg1vmgxjpsrbfs-virzprb">
+            <w:hyperlink w:history="1" r:id="rIdinndghvq3muuz-unx_qh_">
               <w:r>
                 <w:rPr>
                   <w:rFonts w:ascii="Calibri" w:cs="Calibri" w:eastAsia="Calibri" w:hAnsi="Calibri"/>
@@ -10297,7 +10272,7 @@
               </w:rPr>
               <w:t xml:space="preserve">  proportion, n=43 TQT-positive drugs — discordant TQT-positive drugs (</w:t>
             </w:r>
-            <w:hyperlink w:history="1" r:id="rId4jhp-zu4h4mldqu5goj0i">
+            <w:hyperlink w:history="1" r:id="rIdltwurw9ato7djbps9ym5x">
               <w:r>
                 <w:rPr>
                   <w:rFonts w:ascii="Calibri" w:cs="Calibri" w:eastAsia="Calibri" w:hAnsi="Calibri"/>
@@ -10340,7 +10315,7 @@
               </w:rPr>
               <w:t xml:space="preserve">  proportion — nonclinical false negatives among TQT-positive drugs (</w:t>
             </w:r>
-            <w:hyperlink w:history="1" r:id="rIds__5qldyp9swwr8gpdlko">
+            <w:hyperlink w:history="1" r:id="rIdtv33fxd48-6d9ncoitaxl">
               <w:r>
                 <w:rPr>
                   <w:rFonts w:ascii="Calibri" w:cs="Calibri" w:eastAsia="Calibri" w:hAnsi="Calibri"/>
@@ -10483,7 +10458,7 @@
                 <w:sz w:val="18"/>
                 <w:szCs w:val="18"/>
               </w:rPr>
-              <w:t xml:space="preserve">Valentin et al. 2022 reports that nonrodent animal QT findings (including rabbits) often matched clinical outcomes: 91% of drugs that prolonged QT in humans also prolonged QT in animals and 88% of drugs that did not prolong QT in humans showed no effect in animals. However overall agreement was only moderate (47 of 150 drugs, 31% discordant), driven by many nonclinical false negatives among TQT‑positive drugs (28 of 43, 65%); in vivo QTc assays had only ~57% sensitivity at 30x exposure despite high specificity (~89–100%).</w:t>
+              <w:t xml:space="preserve">Valentin et al. 2022: rabbit/nonrodent QT findings partially tracked humans — 91% of human-QT‑prolonging drugs also prolonged QT in animals and 88% of non‑prolongers had no animal effect, but 31% (47/150) of drugs were discordant. Crucially, 65% of TQT‑positive drugs were nonclinical false negatives and assay sensitivity at 30x was only 50–57%.</w:t>
             </w:r>
           </w:p>
           <w:p>
@@ -10508,7 +10483,7 @@
                 <w:sz w:val="17"/>
                 <w:szCs w:val="17"/>
               </w:rPr>
-              <w:t xml:space="preserve">Performance varies by assay type and exposure multiple: sensitivity increased with higher exposure (to ~50–57% at 30x for hERG and in vivo QTc) but was low for APD assays (~19% at 30x); specificity ranged across assays and exposure multiples (~89–100%).</w:t>
+              <w:t xml:space="preserve">Performance varies by assay type (hERG, in vivo QTc, APD) and by exposure multiple.</w:t>
             </w:r>
           </w:p>
           <w:p>
@@ -10549,7 +10524,7 @@
               </w:rPr>
               <w:t xml:space="preserve">  sensitivity — sensitivity of hERG assay for clinical QTc prolongation at 30x exposure multiples (</w:t>
             </w:r>
-            <w:hyperlink w:history="1" r:id="rIdl7wv6rndfaxle7cb-gb85">
+            <w:hyperlink w:history="1" r:id="rIdpay2kebexlfn4rb7gyotl">
               <w:r>
                 <w:rPr>
                   <w:rFonts w:ascii="Calibri" w:cs="Calibri" w:eastAsia="Calibri" w:hAnsi="Calibri"/>
@@ -10592,7 +10567,7 @@
               </w:rPr>
               <w:t xml:space="preserve">  proportion — concordance between QT results in humans and nonrodent animals (</w:t>
             </w:r>
-            <w:hyperlink w:history="1" r:id="rId7r4spr9p7l3piy9q7aww6">
+            <w:hyperlink w:history="1" r:id="rId7sgwbkyhluscpzgdbhrpi">
               <w:r>
                 <w:rPr>
                   <w:rFonts w:ascii="Calibri" w:cs="Calibri" w:eastAsia="Calibri" w:hAnsi="Calibri"/>
@@ -10635,7 +10610,7 @@
               </w:rPr>
               <w:t xml:space="preserve">  specificity — specificity of all nonclinical assays for clinical QTc prolongation (</w:t>
             </w:r>
-            <w:hyperlink w:history="1" r:id="rIdwg9dfkxfmxln1to4xpwes">
+            <w:hyperlink w:history="1" r:id="rIdh5-k7j1nwiuxuibsreeza">
               <w:r>
                 <w:rPr>
                   <w:rFonts w:ascii="Calibri" w:cs="Calibri" w:eastAsia="Calibri" w:hAnsi="Calibri"/>
@@ -10678,7 +10653,7 @@
               </w:rPr>
               <w:t xml:space="preserve">  proportion, n=43 TQT-positive drugs — discordant TQT-positive drugs (</w:t>
             </w:r>
-            <w:hyperlink w:history="1" r:id="rIdpwaarvvvhzqn_frxzuoyw">
+            <w:hyperlink w:history="1" r:id="rIdcofgxvb4qly0ryfxfd-cs">
               <w:r>
                 <w:rPr>
                   <w:rFonts w:ascii="Calibri" w:cs="Calibri" w:eastAsia="Calibri" w:hAnsi="Calibri"/>
@@ -10721,7 +10696,7 @@
               </w:rPr>
               <w:t xml:space="preserve">  proportion — nonclinical false negatives among TQT-positive drugs (</w:t>
             </w:r>
-            <w:hyperlink w:history="1" r:id="rIdy2gkmta2nzch0k4mqx0ne">
+            <w:hyperlink w:history="1" r:id="rId80ttmtmfevg-saum8r7ch">
               <w:r>
                 <w:rPr>
                   <w:rFonts w:ascii="Calibri" w:cs="Calibri" w:eastAsia="Calibri" w:hAnsi="Calibri"/>
@@ -10861,7 +10836,7 @@
                 <w:sz w:val="18"/>
                 <w:szCs w:val="18"/>
               </w:rPr>
-              <w:t xml:space="preserve">Baldrick et al. 2021 shows rodent safety‑pharmacology detected some abnormalities but these did not predict clinical concern: 21% of rodent CNS studies (n=92) and 28% of rodent respiratory studies (n=87) reported any findings, yet 0% of those findings were judged “of obvious concern” for moving drugs into the clinic. The authors report the stand‑alone hERG assay — including cases with low IC50 (≤1 µM) — had little correlation with animal cardiovascular data and was not particularly sensitive for predicting proarrhythmic risk. Overall, these results do not support rodent safety‑pharmacology (or hERG alone) as predictive of clinical safety concerns.</w:t>
+              <w:t xml:space="preserve">Rodent safety‑pharmacology tests found CNS findings in 21% and respiratory findings in 28% of studies, but none (0%) were judged of obvious concern for clinical progression; in vitro hERG assays showed little correlation with animal data even at low IC50 (≤1 µM). All figures from Baldrick et al. 2021.</w:t>
             </w:r>
           </w:p>
           <w:p>
@@ -10902,7 +10877,7 @@
               </w:rPr>
               <w:t xml:space="preserve">  proportion, n=92 studies — Rodent CNS (neurobehavioural) evaluations with findings identified as of obvious concern to moving affected drugs into clinic (</w:t>
             </w:r>
-            <w:hyperlink w:history="1" r:id="rIdav8fmlntpqygis0bwdira">
+            <w:hyperlink w:history="1" r:id="rId5wb-kpi9cga-oahql2ujp">
               <w:r>
                 <w:rPr>
                   <w:rFonts w:ascii="Calibri" w:cs="Calibri" w:eastAsia="Calibri" w:hAnsi="Calibri"/>
@@ -10945,7 +10920,7 @@
               </w:rPr>
               <w:t xml:space="preserve">  proportion, n=92 studies — Rodent CNS studies (modified Irwin's or FOB test) with findings (</w:t>
             </w:r>
-            <w:hyperlink w:history="1" r:id="rIdb0j1eteqitegrr_3v6k7e">
+            <w:hyperlink w:history="1" r:id="rIdfisdegducnfddnkr6qpsl">
               <w:r>
                 <w:rPr>
                   <w:rFonts w:ascii="Calibri" w:cs="Calibri" w:eastAsia="Calibri" w:hAnsi="Calibri"/>
@@ -10988,7 +10963,7 @@
               </w:rPr>
               <w:t xml:space="preserve">  proportion — Rodent respiratory function (plethysmography) studies with findings (</w:t>
             </w:r>
-            <w:hyperlink w:history="1" r:id="rIdezvhqcl0mlvfwqs23jcoi">
+            <w:hyperlink w:history="1" r:id="rId-4hz-z1hojcnjhrlhf1un">
               <w:r>
                 <w:rPr>
                   <w:rFonts w:ascii="Calibri" w:cs="Calibri" w:eastAsia="Calibri" w:hAnsi="Calibri"/>
@@ -11031,7 +11006,7 @@
               </w:rPr>
               <w:t xml:space="preserve">  proportion — Non-rodent telemetry studies identifying effects on QTc interval (</w:t>
             </w:r>
-            <w:hyperlink w:history="1" r:id="rIdwqoifagvyjyjcikdu22h1">
+            <w:hyperlink w:history="1" r:id="rIdaylkyibhe7p90skyihwrw">
               <w:r>
                 <w:rPr>
                   <w:rFonts w:ascii="Calibri" w:cs="Calibri" w:eastAsia="Calibri" w:hAnsi="Calibri"/>
@@ -11202,7 +11177,7 @@
                 <w:sz w:val="18"/>
                 <w:szCs w:val="18"/>
               </w:rPr>
-              <w:t xml:space="preserve">Evidence is mixed: several studies report clear transcriptomic agreement between specific mouse models and the corresponding human disease (e.g. Takao et al. 2015 found Spearman r = 0.43–0.68 and 77–93% of genes changing in the same direction), and disease‑focused models show large overlapping DEG sets (Hansen et al. 2020 found 4,418 overlapping DEGs between GAN DIO‑NASH mice and human NASH). However, other analyses find little or near‑random correspondence — for example Seok et al. 2013 reported very low Pearson R^2 (≤0.09) with only ~47–63% of genes changing in the same direction, and Kodamullil et al. 2017 reported that mouse models mimicked only 12% of genes deregulated in human conditions. Overall, whether mouse results “track” human disease depends strongly on the model, analytic threshold and the metric used.</w:t>
+              <w:t xml:space="preserve">Evidence is mixed: Seok et al. 2013 found very low whole‑transcriptome concordance (R^2 ≤0.09, mouse vs human), whereas Takao et al. 2015 reported moderate–strong similarity (Spearman 0.43–0.68; 77–93% genes same direction). Disease‑ and method‑specific studies (Asgharpour et al. 2016 FDR 0.02; Holland et al. 2022 recall 0.40) show better but variable alignment.</w:t>
             </w:r>
           </w:p>
           <w:p>
@@ -11227,7 +11202,7 @@
                 <w:sz w:val="17"/>
                 <w:szCs w:val="17"/>
               </w:rPr>
-              <w:t xml:space="preserve">Reported concordance varies by disease model, timepoint/duration, data thresholding and metric: some papers compare top/high‑magnitude genes or pathway enrichment (raising correlations), others use whole‑transcriptome Pearson/Spearman on all orthologs (lower correlations), and exposure duration or diet/model protocol substantially changes recall/overlap.</w:t>
+              <w:t xml:space="preserve">Ranges reflect different diseases, analysis choices and thresholds (whole‑transcriptome vs top/filtered genes), and model conditions/duration.</w:t>
             </w:r>
           </w:p>
           <w:p>
@@ -11268,7 +11243,7 @@
               </w:rPr>
               <w:t xml:space="preserve">  percentage, n=4,918 human genes — percentage of genes changed in the same direction between human conditions and mouse orthologs in mouse models (</w:t>
             </w:r>
-            <w:hyperlink w:history="1" r:id="rIdas-xy15s8ltnn22cyz11f">
+            <w:hyperlink w:history="1" r:id="rId2dwfe9blloqbz9jyneane">
               <w:r>
                 <w:rPr>
                   <w:rFonts w:ascii="Calibri" w:cs="Calibri" w:eastAsia="Calibri" w:hAnsi="Calibri"/>
@@ -11288,7 +11263,7 @@
               </w:rPr>
               <w:t xml:space="preserve"> · </w:t>
             </w:r>
-            <w:hyperlink w:history="1" r:id="rIdpbvjv9t1r6oh3tyelanbg">
+            <w:hyperlink w:history="1" r:id="rIdbci-fea01auxpgs6tk5nb">
               <w:r>
                 <w:rPr>
                   <w:rFonts w:ascii="Calibri" w:cs="Calibri" w:eastAsia="Calibri" w:hAnsi="Calibri"/>
@@ -11331,7 +11306,7 @@
               </w:rPr>
               <w:t xml:space="preserve">  average concordance, n=9 mouse studies — Average concordance of differential gene expression signatures (</w:t>
             </w:r>
-            <w:hyperlink w:history="1" r:id="rIdxbamtax99cunlavlntvat">
+            <w:hyperlink w:history="1" r:id="rIdqsq-9jvift-qm88cuxozs">
               <w:r>
                 <w:rPr>
                   <w:rFonts w:ascii="Calibri" w:cs="Calibri" w:eastAsia="Calibri" w:hAnsi="Calibri"/>
@@ -11374,7 +11349,7 @@
               </w:rPr>
               <w:t xml:space="preserve">  pearson correlation (r^2) — correlation of gene response between human burn and mouse burn (</w:t>
             </w:r>
-            <w:hyperlink w:history="1" r:id="rIdl2dt_ieqhxlonzjqsbtpy">
+            <w:hyperlink w:history="1" r:id="rId_wkj_yoa8prc78dbsp2y3">
               <w:r>
                 <w:rPr>
                   <w:rFonts w:ascii="Calibri" w:cs="Calibri" w:eastAsia="Calibri" w:hAnsi="Calibri"/>
@@ -11417,7 +11392,7 @@
               </w:rPr>
               <w:t xml:space="preserve">  p value — Overlap P value for 'lymphocyte differentiation' genes down-regulated in mouse burn (</w:t>
             </w:r>
-            <w:hyperlink w:history="1" r:id="rIdzlx8keq43v_l1n_ydtxty">
+            <w:hyperlink w:history="1" r:id="rIdwm4rodxor6ka9xhvrovef">
               <w:r>
                 <w:rPr>
                   <w:rFonts w:ascii="Calibri" w:cs="Calibri" w:eastAsia="Calibri" w:hAnsi="Calibri"/>
@@ -11460,7 +11435,7 @@
               </w:rPr>
               <w:t xml:space="preserve">  p value — Overlap P value for 'translocation of ZAP-70 to immunological synapse' genes down-regulated in human burn (</w:t>
             </w:r>
-            <w:hyperlink w:history="1" r:id="rIdlkzxo-hqnrgq-ic2el214">
+            <w:hyperlink w:history="1" r:id="rIdgsmn-pxbyu3ggubravdgt">
               <w:r>
                 <w:rPr>
                   <w:rFonts w:ascii="Calibri" w:cs="Calibri" w:eastAsia="Calibri" w:hAnsi="Calibri"/>
@@ -11503,7 +11478,7 @@
               </w:rPr>
               <w:t xml:space="preserve">  p value — Overlap P value for 'innate immune response' genes up-regulated in mouse burn (</w:t>
             </w:r>
-            <w:hyperlink w:history="1" r:id="rIdilcp-bs8loi9pveqx1men">
+            <w:hyperlink w:history="1" r:id="rIdivjtpzwvbppjln8mfdnms">
               <w:r>
                 <w:rPr>
                   <w:rFonts w:ascii="Calibri" w:cs="Calibri" w:eastAsia="Calibri" w:hAnsi="Calibri"/>
@@ -11698,7 +11673,7 @@
                 <w:sz w:val="18"/>
                 <w:szCs w:val="18"/>
               </w:rPr>
-              <w:t xml:space="preserve">Rat data track human disease biology for many physiological and behavioural readouts but diverge for some transcriptomic and pharmacologic responses. For example, 26/30 blood biochemical variables changed in the same direction after exercise and the magnitude of uniform change was similar (7.9% in rats vs 7.3% in humans; Goutianos et al. 2015), and cognitive/electrophysiological task patterns were comparable (rats 2.6 vs humans 4.4 reversals/100 trials; Der-Avakian et al. 2025). By contrast, transcriptomic concordance in Parkinson’s disease models is poor (average concordance in rat PD studies = -0.04 and animal models recovered 10% of PD-associated genes vs 36% in human studies; Oerton et al. 2017), and rats showed divergence under some interventions (10/19 biomarkers had species×vitamin C interactions; Veskoukis et al. 2016).</w:t>
+              <w:t xml:space="preserve">Evidence is mixed: rats recapitulate many systemic and behavioral disease features — e.g., 26/30 blood biochemistry changes post‑exercise matched humans (magnitude 7.9% vs 7.3%; Goutianos et al. 2015) and cognitive/EEG markers paralleled human patterns (Der‑Avakian et al. 2025). However, transcriptomic concordance in Parkinson's models was negative (average concordance −0.04) and animal meta‑analysis recovered 10% vs 36% PD‑associated genes in humans (Oerton et al. 2017).</w:t>
             </w:r>
           </w:p>
           <w:p>
@@ -11723,7 +11698,7 @@
                 <w:sz w:val="17"/>
                 <w:szCs w:val="17"/>
               </w:rPr>
-              <w:t xml:space="preserve">Estimates vary because studies measure different endpoints and models: acute physiological assays and behavioural/electrophysiological tasks (exercise biomarkers, cognitive tasks) show close rat–human agreement, whereas transcriptomic meta-analyses (Parkinson’s models) and certain pharmacologic manipulations (vitamin C) show poor concordance; disease model, assay type, and experimental manipulation drive the heterogeneity.</w:t>
+              <w:t xml:space="preserve">Alignment varies strongly by domain (transcriptomics vs systemic biochemistry vs behavior vs coagulation), model type and measured endpoints.</w:t>
             </w:r>
           </w:p>
           <w:p>
@@ -11764,7 +11739,7 @@
               </w:rPr>
               <w:t xml:space="preserve">  average concordance, n=9 mouse studies — Average concordance of differential gene expression signatures (</w:t>
             </w:r>
-            <w:hyperlink w:history="1" r:id="rIdlk9qs6z_xt2kuodssjwmn">
+            <w:hyperlink w:history="1" r:id="rIdz92d6ztvyxjuzga1kht9-">
               <w:r>
                 <w:rPr>
                   <w:rFonts w:ascii="Calibri" w:cs="Calibri" w:eastAsia="Calibri" w:hAnsi="Calibri"/>
@@ -11807,7 +11782,7 @@
               </w:rPr>
               <w:t xml:space="preserve">  mean, n=11 n = 11 — Q-values for target stimuli (</w:t>
             </w:r>
-            <w:hyperlink w:history="1" r:id="rIdjspgbr7pkkp6zdvgkc5ba">
+            <w:hyperlink w:history="1" r:id="rIdrg6vdjyxb8cgsblqclaru">
               <w:r>
                 <w:rPr>
                   <w:rFonts w:ascii="Calibri" w:cs="Calibri" w:eastAsia="Calibri" w:hAnsi="Calibri"/>
@@ -11850,7 +11825,7 @@
               </w:rPr>
               <w:t xml:space="preserve">  mhps score — MHPS metabolic relevance score for WD0.2% diet (</w:t>
             </w:r>
-            <w:hyperlink w:history="1" r:id="rIdmnpxuclrttdjsksxrmna_">
+            <w:hyperlink w:history="1" r:id="rIdjeburhiexecyhyrgiasaf">
               <w:r>
                 <w:rPr>
                   <w:rFonts w:ascii="Calibri" w:cs="Calibri" w:eastAsia="Calibri" w:hAnsi="Calibri"/>
@@ -11893,7 +11868,7 @@
               </w:rPr>
               <w:t xml:space="preserve">  mean, n=20 — Thrombin Concentration Peak (Mean, nM) (</w:t>
             </w:r>
-            <w:hyperlink w:history="1" r:id="rId2ylybim_yml9ttr0zlcjt">
+            <w:hyperlink w:history="1" r:id="rIdjq5_ewoafxzo9lfc-gn5t">
               <w:r>
                 <w:rPr>
                   <w:rFonts w:ascii="Calibri" w:cs="Calibri" w:eastAsia="Calibri" w:hAnsi="Calibri"/>
@@ -11936,7 +11911,7 @@
               </w:rPr>
               <w:t xml:space="preserve">  mean, n=20 — Thrombin Production Rate (Mean, nM/min) (</w:t>
             </w:r>
-            <w:hyperlink w:history="1" r:id="rIdh54hrstpvw6nmskrwlha5">
+            <w:hyperlink w:history="1" r:id="rIdznjglthp52udhzroaw054">
               <w:r>
                 <w:rPr>
                   <w:rFonts w:ascii="Calibri" w:cs="Calibri" w:eastAsia="Calibri" w:hAnsi="Calibri"/>
@@ -11979,7 +11954,7 @@
               </w:rPr>
               <w:t xml:space="preserve">  slope — Proliferation capacity (slope difference to human) under healthy conditions (</w:t>
             </w:r>
-            <w:hyperlink w:history="1" r:id="rIdiihmlkiw8omufb8pnvnnv">
+            <w:hyperlink w:history="1" r:id="rId6m7km6wd9x3uhinzfx97s">
               <w:r>
                 <w:rPr>
                   <w:rFonts w:ascii="Calibri" w:cs="Calibri" w:eastAsia="Calibri" w:hAnsi="Calibri"/>
@@ -12163,7 +12138,7 @@
                 <w:sz w:val="18"/>
                 <w:szCs w:val="18"/>
               </w:rPr>
-              <w:t xml:space="preserve">Evidence is mixed. Tarandovskiy et al. 2020 report coagulation parameters in baboon and rhesus that are close to human values (e.g., rhesus thrombin production 111.22 nM/min vs human 111.51 nM/min), and Ranjan et al. 2025 argue structural/neurodevelopmental features favour primates for some disease biology. However, Marshall et al. 2023 found 67–80% of non-human primate trials showed apparent improvement while only 32% of human trials showed clinical improvement, and Oerton et al. 2017 report that animal-model meta-analysis recovered 10% of PD-associated genes versus 36% from human studies—together indicating animal (including NHP) findings do not consistently track human disease biology.</w:t>
+              <w:t xml:space="preserve">Evidence is mixed: NHPs mirror some human physiology (baboon thrombin peak 434 nM vs human 484 nM; plasmin peak 546–566 nM vs human 457 nM). However, across disease studies animals overpredicted benefit (67–80% NHP trials improved vs 32% human) and animal PD models found 10% vs 36% human PD genes.</w:t>
             </w:r>
           </w:p>
           <w:p>
@@ -12188,7 +12163,7 @@
                 <w:sz w:val="17"/>
                 <w:szCs w:val="17"/>
               </w:rPr>
-              <w:t xml:space="preserve">The 67–80% range for non-human primate trials (Marshall et al. 2023) reflects different NHP trial subsets/definitions reported within that study (e.g., varying disease areas or inclusion criteria), not a single pooled estimate.</w:t>
+              <w:t xml:space="preserve">Ranges reflect different NHP species, assays and trial subsets (e.g., 67–80% across NHP trial subsets; 546–566 nM plasmin across baboon vs rhesus).</w:t>
             </w:r>
           </w:p>
           <w:p>
@@ -12229,7 +12204,7 @@
               </w:rPr>
               <w:t xml:space="preserve">  average concordance, n=9 mouse studies — Average concordance of differential gene expression signatures (</w:t>
             </w:r>
-            <w:hyperlink w:history="1" r:id="rIduldj8klxzdk1xvg3h__on">
+            <w:hyperlink w:history="1" r:id="rIdnsbduahgbytd1x6cfuria">
               <w:r>
                 <w:rPr>
                   <w:rFonts w:ascii="Calibri" w:cs="Calibri" w:eastAsia="Calibri" w:hAnsi="Calibri"/>
@@ -12272,7 +12247,7 @@
               </w:rPr>
               <w:t xml:space="preserve">  mean, n=10 — Thrombin Concentration Peak (Mean, nM) (</w:t>
             </w:r>
-            <w:hyperlink w:history="1" r:id="rIdtrwwydfoscp8qw4iiqrza">
+            <w:hyperlink w:history="1" r:id="rIdzefmgdmwjusqqychajh4d">
               <w:r>
                 <w:rPr>
                   <w:rFonts w:ascii="Calibri" w:cs="Calibri" w:eastAsia="Calibri" w:hAnsi="Calibri"/>
@@ -12315,7 +12290,7 @@
               </w:rPr>
               <w:t xml:space="preserve">  mean, n=10 — Thrombin Production Rate (Mean, nM/min) (</w:t>
             </w:r>
-            <w:hyperlink w:history="1" r:id="rIdcq7azvgfu3n9_k2a4yg5x">
+            <w:hyperlink w:history="1" r:id="rIdlsovt_luzbpg66tu7h2jj">
               <w:r>
                 <w:rPr>
                   <w:rFonts w:ascii="Calibri" w:cs="Calibri" w:eastAsia="Calibri" w:hAnsi="Calibri"/>
@@ -12358,7 +12333,7 @@
               </w:rPr>
               <w:t xml:space="preserve">  proportion — Proportion of simplex families with coding DNVs explained by CNVs (boys) (</w:t>
             </w:r>
-            <w:hyperlink w:history="1" r:id="rId-4-nes-6w5f9ippgcyrpd">
+            <w:hyperlink w:history="1" r:id="rIdyzhubayxvi5ruqazizce5">
               <w:r>
                 <w:rPr>
                   <w:rFonts w:ascii="Calibri" w:cs="Calibri" w:eastAsia="Calibri" w:hAnsi="Calibri"/>
@@ -12401,7 +12376,7 @@
               </w:rPr>
               <w:t xml:space="preserve">  mean, n=10 — Plasmin Concentration Peak (Mean, nM) (</w:t>
             </w:r>
-            <w:hyperlink w:history="1" r:id="rIdqkl6ekugu-4frevrkaklc">
+            <w:hyperlink w:history="1" r:id="rIdfirf6qpldnrd7pagyjkpx">
               <w:r>
                 <w:rPr>
                   <w:rFonts w:ascii="Calibri" w:cs="Calibri" w:eastAsia="Calibri" w:hAnsi="Calibri"/>
@@ -12444,7 +12419,7 @@
               </w:rPr>
               <w:t xml:space="preserve">  mean, n=10 — Plasmin Production Rate (Mean, nM/min) (</w:t>
             </w:r>
-            <w:hyperlink w:history="1" r:id="rIdt3-x8omhno1lfzf2aapqk">
+            <w:hyperlink w:history="1" r:id="rIdqbizs-l48etvzg4cpincf">
               <w:r>
                 <w:rPr>
                   <w:rFonts w:ascii="Calibri" w:cs="Calibri" w:eastAsia="Calibri" w:hAnsi="Calibri"/>
@@ -12584,7 +12559,7 @@
                 <w:sz w:val="18"/>
                 <w:szCs w:val="18"/>
               </w:rPr>
-              <w:t xml:space="preserve">Evidence shows pigs partially recapitulate human coagulation: Tarandovskiy et al. 2020 measured a swine thrombin concentration peak of 242.35 nM (≈50% of the human 484.25 nM) and a thrombin production rate of 93.6 nM/min (≈84% of the human 111.51 nM), but swine samples produced no detectable plasmin while human plasmin peak is 457.20 nM and production rate 34.80 nM/min. Ranjan et al. 2025 highlights general limitations of animal models for human disease biology and favors primate models for some neurodevelopmental traits, providing no evidence that pigs reproduce human-specific transcriptional or neurodevelopmental features. Overall, pig results partly track human thrombin metrics but fail to reproduce human fibrinolysis, so translatability for disease biology is mixed.</w:t>
+              <w:t xml:space="preserve">Mixed evidence: Tarandovskiy et al. 2020 found swine thrombin peak 242.35 nM (≈50% of human 484.25; n=20) and thrombin production rate 93.6 nM/min (≈84% of human 111.51), but plasmin was not detected in swine while human plasmin peak is 457.2 nM. Ranjan et al. 2025 cautions animal models vary in recapitulating human disease and highlights primates as more translatable, limiting pig applicability for human neurodevelopmental disease.</w:t>
             </w:r>
           </w:p>
           <w:p>
@@ -12625,7 +12600,7 @@
               </w:rPr>
               <w:t xml:space="preserve">  mean, n=20 — Thrombin Concentration Peak (Mean, nM) (</w:t>
             </w:r>
-            <w:hyperlink w:history="1" r:id="rId6mudkyejwk-i2upqbljly">
+            <w:hyperlink w:history="1" r:id="rIdbypkvvbr1laam76e3drn5">
               <w:r>
                 <w:rPr>
                   <w:rFonts w:ascii="Calibri" w:cs="Calibri" w:eastAsia="Calibri" w:hAnsi="Calibri"/>
@@ -12668,7 +12643,7 @@
               </w:rPr>
               <w:t xml:space="preserve">  mean, n=20 — Thrombin Production Rate (Mean, nM/min) (</w:t>
             </w:r>
-            <w:hyperlink w:history="1" r:id="rIdsoaq4za5ovxb0cfuwh4bf">
+            <w:hyperlink w:history="1" r:id="rIdov-sn2uoviljh5jfr5p9q">
               <w:r>
                 <w:rPr>
                   <w:rFonts w:ascii="Calibri" w:cs="Calibri" w:eastAsia="Calibri" w:hAnsi="Calibri"/>
@@ -12711,7 +12686,7 @@
               </w:rPr>
               <w:t xml:space="preserve">  proportion — Proportion of simplex families with coding DNVs explained by CNVs (boys) (</w:t>
             </w:r>
-            <w:hyperlink w:history="1" r:id="rIdp29eogfkn3o3im1ebtgnz">
+            <w:hyperlink w:history="1" r:id="rIds_zibgz2xl82dw47g6_ew">
               <w:r>
                 <w:rPr>
                   <w:rFonts w:ascii="Calibri" w:cs="Calibri" w:eastAsia="Calibri" w:hAnsi="Calibri"/>
@@ -12754,7 +12729,7 @@
               </w:rPr>
               <w:t xml:space="preserve">  mean, n=14 — Plasmin Concentration Peak (Mean, nM) (</w:t>
             </w:r>
-            <w:hyperlink w:history="1" r:id="rIdylwtccnnp0xbemf4qjysz">
+            <w:hyperlink w:history="1" r:id="rId-krf9cpjqdh4kwudmouwi">
               <w:r>
                 <w:rPr>
                   <w:rFonts w:ascii="Calibri" w:cs="Calibri" w:eastAsia="Calibri" w:hAnsi="Calibri"/>
@@ -12797,7 +12772,7 @@
               </w:rPr>
               <w:t xml:space="preserve">  mean, n=14 — Plasmin Production Rate (Mean, nM/min) (</w:t>
             </w:r>
-            <w:hyperlink w:history="1" r:id="rId_n5aibscf6qvbn2z5dqbm">
+            <w:hyperlink w:history="1" r:id="rIdll7lixizdinwpnwg08die">
               <w:r>
                 <w:rPr>
                   <w:rFonts w:ascii="Calibri" w:cs="Calibri" w:eastAsia="Calibri" w:hAnsi="Calibri"/>
@@ -12840,7 +12815,7 @@
               </w:rPr>
               <w:t xml:space="preserve">  ratio — ASD prevalence in males vs. females (</w:t>
             </w:r>
-            <w:hyperlink w:history="1" r:id="rIdjoj1xirzbwcetkneegwyq">
+            <w:hyperlink w:history="1" r:id="rIdsemt_0agrn_mhvq7uci4r">
               <w:r>
                 <w:rPr>
                   <w:rFonts w:ascii="Calibri" w:cs="Calibri" w:eastAsia="Calibri" w:hAnsi="Calibri"/>
@@ -12983,32 +12958,7 @@
                 <w:sz w:val="18"/>
                 <w:szCs w:val="18"/>
               </w:rPr>
-              <w:t xml:space="preserve">The evidence shows rodent results do not reliably track human disease biology. Leist et al. 2013 reports a 43% predictivity of rodents for humans in toxicology and describes poor to virtually absent correlation between mouse and human responses across inflammation, burns, trauma, endotoxemia, sepsis and infection. Marshall et al. 2023 found apparent improvement in preclinical disease-modifying interventions in 90% of mouse studies, 95% of rat studies and 67–80% of non-human primate trials while only 32% of the corresponding human trials showed clinical improvement.</w:t>
-            </w:r>
-          </w:p>
-          <w:p>
-            <w:pPr>
-              <w:spacing w:after="60"/>
-            </w:pPr>
-            <w:r>
-              <w:rPr>
-                <w:rFonts w:ascii="Calibri" w:cs="Calibri" w:eastAsia="Calibri" w:hAnsi="Calibri"/>
-                <w:b/>
-                <w:bCs/>
-                <w:color w:val="555555"/>
-                <w:sz w:val="17"/>
-                <w:szCs w:val="17"/>
-              </w:rPr>
-              <w:t xml:space="preserve">What varies across the range. </w:t>
-            </w:r>
-            <w:r>
-              <w:rPr>
-                <w:rFonts w:ascii="Calibri" w:cs="Calibri" w:eastAsia="Calibri" w:hAnsi="Calibri"/>
-                <w:color w:val="555555"/>
-                <w:sz w:val="17"/>
-                <w:szCs w:val="17"/>
-              </w:rPr>
-              <w:t xml:space="preserve">The 67–80% range comes from different non-human primate trial subsets/analyses reported within Marshall et al. 2023.</w:t>
+              <w:t xml:space="preserve">Evidence shows rodent disease models often report preclinical benefit that does not mirror human outcomes: 90% of mouse and 95% of rat preclinical trials reported apparent improvement versus 32% of human trials (Marshall et al. 2023). A large analysis found only 43% predictivity of rodents for humans and poor-to-absent mouse–human correlation across inflammation, sepsis, burns, trauma and infection (Leist et al. 2013).</w:t>
             </w:r>
           </w:p>
           <w:p>
@@ -13049,7 +12999,7 @@
               </w:rPr>
               <w:t xml:space="preserve">  predictivity — predictivity of rodents for man in toxicology (</w:t>
             </w:r>
-            <w:hyperlink w:history="1" r:id="rIdadfa6ap1doogalqfit9ul">
+            <w:hyperlink w:history="1" r:id="rIdmwpfcbioz-jscpdwqtvx-">
               <w:r>
                 <w:rPr>
                   <w:rFonts w:ascii="Calibri" w:cs="Calibri" w:eastAsia="Calibri" w:hAnsi="Calibri"/>
@@ -13092,7 +13042,7 @@
               </w:rPr>
               <w:t xml:space="preserve">  apparent improvement — improvement with disease-modifying interventions (</w:t>
             </w:r>
-            <w:hyperlink w:history="1" r:id="rIdtbaftjyuhoc02wy0ibh0r">
+            <w:hyperlink w:history="1" r:id="rId0y9fatrmukbuftm9zo1ym">
               <w:r>
                 <w:rPr>
                   <w:rFonts w:ascii="Calibri" w:cs="Calibri" w:eastAsia="Calibri" w:hAnsi="Calibri"/>
@@ -13135,7 +13085,7 @@
               </w:rPr>
               <w:t xml:space="preserve">  clinical improvement — clinical improvement with disease-modifying interventions (</w:t>
             </w:r>
-            <w:hyperlink w:history="1" r:id="rIdfjfy2itccf8kayi5bpjos">
+            <w:hyperlink w:history="1" r:id="rIdrscouj_z617inwpmolbvp">
               <w:r>
                 <w:rPr>
                   <w:rFonts w:ascii="Calibri" w:cs="Calibri" w:eastAsia="Calibri" w:hAnsi="Calibri"/>
@@ -13275,7 +13225,7 @@
                 <w:sz w:val="18"/>
                 <w:szCs w:val="18"/>
               </w:rPr>
-              <w:t xml:space="preserve">Zong et al. 2023 shows that C. elegans gene-expression patterns produce modest cross-species similarity: most within-stage C. elegans–Drosophila comparisons had genome-wide c-scores above 0.1 (on a 0–1 scale), but one reported pair (C. elegans larva vs D. melanogaster larva) was 0.087, below that cutoff. The paper does not provide strong evidence that C. elegans transcriptomes closely recapitulate human inflammatory-disease signatures, so C. elegans gives only limited support for human disease biology in this dataset.</w:t>
+              <w:t xml:space="preserve">Zong et al. 2023: C. elegans shows modest transcriptomic resemblance to human inflammatory disease—most within-stage cross‑species genome‑wide c-scores &gt;0.1, though some pairs were lower (ce.lar–dm.lar c=0.087). Human–human c-scores reached up to 0.52 and some human pairs were ≈0, so similarity varies by comparison.</w:t>
             </w:r>
           </w:p>
           <w:p>
@@ -13300,7 +13250,7 @@
                 <w:sz w:val="17"/>
                 <w:szCs w:val="17"/>
               </w:rPr>
-              <w:t xml:space="preserve">Reported values vary by which stage pairs and comparisons were made (within-stage C. elegans–Drosophila pairs vs other pairings) and by whether the measure is genome-wide or pathway-specific, so some specific pairs fall below the 0.1 threshold while most within-stage pairs exceed it.</w:t>
+              <w:t xml:space="preserve">Scores vary by which stage pairs, which specific pathway, and which human inflammatory studies are compared.</w:t>
             </w:r>
           </w:p>
           <w:p>
@@ -13341,7 +13291,7 @@
               </w:rPr>
               <w:t xml:space="preserve">  c-score — genome-wide c-scores between human inflammatory studies (HB, HI, HT, HS) (</w:t>
             </w:r>
-            <w:hyperlink w:history="1" r:id="rIdx6goajorhknkkx1h9jcog">
+            <w:hyperlink w:history="1" r:id="rIdn6wlqrfu6lv00dqbggg-7">
               <w:r>
                 <w:rPr>
                   <w:rFonts w:ascii="Calibri" w:cs="Calibri" w:eastAsia="Calibri" w:hAnsi="Calibri"/>
@@ -13384,7 +13334,7 @@
               </w:rPr>
               <w:t xml:space="preserve">  median c-score — median c-score for HI1 vs. HI2 in hsa04662 (</w:t>
             </w:r>
-            <w:hyperlink w:history="1" r:id="rIdj1zwhtkx91uivvszxhtsy">
+            <w:hyperlink w:history="1" r:id="rId_lkbnc99u9sogdctj8cxj">
               <w:r>
                 <w:rPr>
                   <w:rFonts w:ascii="Calibri" w:cs="Calibri" w:eastAsia="Calibri" w:hAnsi="Calibri"/>
@@ -13427,7 +13377,7 @@
               </w:rPr>
               <w:t xml:space="preserve">  c-score — genome-wide c-scores between Drosophila and C. elegans stages (</w:t>
             </w:r>
-            <w:hyperlink w:history="1" r:id="rIdqbakygjipt1lphev1bozb">
+            <w:hyperlink w:history="1" r:id="rIdyprvoilcompx1nx1ir4zv">
               <w:r>
                 <w:rPr>
                   <w:rFonts w:ascii="Calibri" w:cs="Calibri" w:eastAsia="Calibri" w:hAnsi="Calibri"/>
@@ -13470,7 +13420,7 @@
               </w:rPr>
               <w:t xml:space="preserve">  c-score — c-score for ce.lar-dm.lar (</w:t>
             </w:r>
-            <w:hyperlink w:history="1" r:id="rIdfp15a56ccbryhzsfgukmc">
+            <w:hyperlink w:history="1" r:id="rIdt_qb-3d5lmb8jrbck32wz">
               <w:r>
                 <w:rPr>
                   <w:rFonts w:ascii="Calibri" w:cs="Calibri" w:eastAsia="Calibri" w:hAnsi="Calibri"/>
@@ -13600,7 +13550,7 @@
                 <w:sz w:val="16"/>
                 <w:szCs w:val="16"/>
               </w:rPr>
-              <w:t xml:space="preserve">MIXED</w:t>
+              <w:t xml:space="preserve">TOO LITTLE EVIDENCE</w:t>
             </w:r>
           </w:p>
           <w:p>
@@ -13613,32 +13563,7 @@
                 <w:sz w:val="18"/>
                 <w:szCs w:val="18"/>
               </w:rPr>
-              <w:t xml:space="preserve">Zong et al. 2023 shows D. melanogaster transcriptomes have small, inconsistent similarity to inflammatory signatures: most within‑stage cross‑species genome‑wide c‑scores involving Drosophila exceeded 0.1, but at least one stage pair (C. elegans larva vs D. melanogaster larva) was 0.087. The paper reports human–human genome‑wide c‑scores up to 0.25–0.52 for some comparisons and ≈0 for others, so Drosophila’s c‑scores are generally much lower than the highest human–human concordances. Overall the evidence is mixed: D. melanogaster tracks some stage‑matched transcriptomic signals but only with small overlaps to human inflammatory profiles.</w:t>
-            </w:r>
-          </w:p>
-          <w:p>
-            <w:pPr>
-              <w:spacing w:after="60"/>
-            </w:pPr>
-            <w:r>
-              <w:rPr>
-                <w:rFonts w:ascii="Calibri" w:cs="Calibri" w:eastAsia="Calibri" w:hAnsi="Calibri"/>
-                <w:b/>
-                <w:bCs/>
-                <w:color w:val="555555"/>
-                <w:sz w:val="17"/>
-                <w:szCs w:val="17"/>
-              </w:rPr>
-              <w:t xml:space="preserve">What varies across the range. </w:t>
-            </w:r>
-            <w:r>
-              <w:rPr>
-                <w:rFonts w:ascii="Calibri" w:cs="Calibri" w:eastAsia="Calibri" w:hAnsi="Calibri"/>
-                <w:color w:val="555555"/>
-                <w:sz w:val="17"/>
-                <w:szCs w:val="17"/>
-              </w:rPr>
-              <w:t xml:space="preserve">Values come from different pairwise and sub‑analyses: (a) within‑stage cross‑species comparisons (Drosophila vs other species) cluster just above 0.1, (b) specific human–human pathway comparisons reach 0.25–0.52, and (c) other human pairs show c‑scores ≈0; the reported range therefore reflects different species pairs, stages, and pathway‑level versus genome‑wide tests.</w:t>
+              <w:t xml:space="preserve">Evidence shows D. melanogaster has low cross-species transcriptome resemblance in disease-related comparisons (Zong et al. 2023): most within-stage Drosophila–C. elegans genome-wide c-scores were &gt;0.1, but one ce.lar–dm.lar pairing was 0.087. The study reports mainly invertebrate cross-species comparisons, not direct Drosophila–human matches.</w:t>
             </w:r>
           </w:p>
           <w:p>
@@ -13679,7 +13604,7 @@
               </w:rPr>
               <w:t xml:space="preserve">  c-score — genome-wide c-scores between human inflammatory studies (HB, HI, HT, HS) (</w:t>
             </w:r>
-            <w:hyperlink w:history="1" r:id="rIdqsiwzktwct9kngqqtdc--">
+            <w:hyperlink w:history="1" r:id="rIds3oqprhqlxtlulvtxrdog">
               <w:r>
                 <w:rPr>
                   <w:rFonts w:ascii="Calibri" w:cs="Calibri" w:eastAsia="Calibri" w:hAnsi="Calibri"/>
@@ -13722,7 +13647,7 @@
               </w:rPr>
               <w:t xml:space="preserve">  median c-score — median c-score for HI1 vs. HI2 in hsa04662 (</w:t>
             </w:r>
-            <w:hyperlink w:history="1" r:id="rIduidw3j-trtbpn32zcfhln">
+            <w:hyperlink w:history="1" r:id="rIdenyed-jp_sf6rvppachlk">
               <w:r>
                 <w:rPr>
                   <w:rFonts w:ascii="Calibri" w:cs="Calibri" w:eastAsia="Calibri" w:hAnsi="Calibri"/>
@@ -13765,7 +13690,7 @@
               </w:rPr>
               <w:t xml:space="preserve">  c-score — genome-wide c-scores between Drosophila and C. elegans stages (</w:t>
             </w:r>
-            <w:hyperlink w:history="1" r:id="rIdrgg81ekue_erpzgrfouav">
+            <w:hyperlink w:history="1" r:id="rId4qqh5zq9te4o_3tr7skyg">
               <w:r>
                 <w:rPr>
                   <w:rFonts w:ascii="Calibri" w:cs="Calibri" w:eastAsia="Calibri" w:hAnsi="Calibri"/>
@@ -13808,7 +13733,7 @@
               </w:rPr>
               <w:t xml:space="preserve">  c-score — c-score for ce.lar-dm.lar (</w:t>
             </w:r>
-            <w:hyperlink w:history="1" r:id="rIdyhylkg9b8ri7cmokmep2s">
+            <w:hyperlink w:history="1" r:id="rIdo5hljjvvswwat46dk3awg">
               <w:r>
                 <w:rPr>
                   <w:rFonts w:ascii="Calibri" w:cs="Calibri" w:eastAsia="Calibri" w:hAnsi="Calibri"/>
@@ -13948,7 +13873,7 @@
                 <w:sz w:val="18"/>
                 <w:szCs w:val="18"/>
               </w:rPr>
-              <w:t xml:space="preserve">Oreff et al. 2021 shows that horse tenocyte responses match human tenocytes under transient inflammatory conditions (Mahalanobis distance for all genes = 9.59) and that horses approximate human wound-closure/migration, but horse baseline (healthy) proliferation differs markedly from human (slope difference to human = 0.3000, p&lt;2e-16). Proliferation difference under transient inflammation was small and not significant (slope = 0.0233, p=0.4868), while migration differences were small (migration slope difference under healthy = 0.0133, p=0.00375). Overall, similarity depends on the inflammatory context and on which gene sets are considered.</w:t>
+              <w:t xml:space="preserve">Oreff et al. 2021: horse tenocytes match human gene-expression under transient inflammation (Mahalanobis 9.59) and approximate human wound-closure kinetics (migration slope diff 0.0133 vs human, healthy). However they diverge in proliferation under healthy conditions (slope diff 0.3000, p&lt;2e-16).</w:t>
             </w:r>
           </w:p>
           <w:p>
@@ -13973,7 +13898,7 @@
                 <w:sz w:val="17"/>
                 <w:szCs w:val="17"/>
               </w:rPr>
-              <w:t xml:space="preserve">Similarity metrics vary by inflammatory condition (e.g., all-genes Mahalanobis distance 23.05 in healthy vs 9.59 in transient inflammation) and by gene subset (e.g., MMPs distance 4.65 vs inflammatory mediators 17.77), so different sub-analyses yield the wide range of values.</w:t>
+              <w:t xml:space="preserve">Similarity depends on inflammatory state (closer under transient inflammation: Mahalanobis 9.59 vs 23.05 in healthy).</w:t>
             </w:r>
           </w:p>
           <w:p>
@@ -14014,7 +13939,7 @@
               </w:rPr>
               <w:t xml:space="preserve">  slope — Proliferation capacity (slope difference to human) under healthy conditions (</w:t>
             </w:r>
-            <w:hyperlink w:history="1" r:id="rIdzfavfw9hqfxxgqfwlux52">
+            <w:hyperlink w:history="1" r:id="rIdhvueeaiyiwizdscjf745g">
               <w:r>
                 <w:rPr>
                   <w:rFonts w:ascii="Calibri" w:cs="Calibri" w:eastAsia="Calibri" w:hAnsi="Calibri"/>
@@ -14057,7 +13982,7 @@
               </w:rPr>
               <w:t xml:space="preserve">  mahalanobis distance — Mahalanobis distance to human for all genes combined under healthy conditions (</w:t>
             </w:r>
-            <w:hyperlink w:history="1" r:id="rIdp7dzsrsgqb975qzxtvzgf">
+            <w:hyperlink w:history="1" r:id="rIdyk59zkcjljikjyuzfrxx8">
               <w:r>
                 <w:rPr>
                   <w:rFonts w:ascii="Calibri" w:cs="Calibri" w:eastAsia="Calibri" w:hAnsi="Calibri"/>
@@ -14100,7 +14025,7 @@
               </w:rPr>
               <w:t xml:space="preserve">  slope — Migration slope (difference to human) under transient inflammation (</w:t>
             </w:r>
-            <w:hyperlink w:history="1" r:id="rIdphmdf74p1llt0a8vlewu6">
+            <w:hyperlink w:history="1" r:id="rIdo2bl3onyvmpklk40kc2nv">
               <w:r>
                 <w:rPr>
                   <w:rFonts w:ascii="Calibri" w:cs="Calibri" w:eastAsia="Calibri" w:hAnsi="Calibri"/>
@@ -14143,7 +14068,7 @@
               </w:rPr>
               <w:t xml:space="preserve">  slope — Migration slope (difference to human) under healthy conditions (</w:t>
             </w:r>
-            <w:hyperlink w:history="1" r:id="rIdragk5kvbemmf2gvay6won">
+            <w:hyperlink w:history="1" r:id="rId8ao3zuszboe8ohswhspbx">
               <w:r>
                 <w:rPr>
                   <w:rFonts w:ascii="Calibri" w:cs="Calibri" w:eastAsia="Calibri" w:hAnsi="Calibri"/>
@@ -14186,7 +14111,7 @@
               </w:rPr>
               <w:t xml:space="preserve">  mahalanobis distance — Mahalanobis distance to human for tenogenic markers (SCX, TNC, TNMD) (</w:t>
             </w:r>
-            <w:hyperlink w:history="1" r:id="rIdzytfvq0t5vt5tbv7bbruf">
+            <w:hyperlink w:history="1" r:id="rId81ov8uxdmxioiujkhnyh-">
               <w:r>
                 <w:rPr>
                   <w:rFonts w:ascii="Calibri" w:cs="Calibri" w:eastAsia="Calibri" w:hAnsi="Calibri"/>
@@ -14229,7 +14154,7 @@
               </w:rPr>
               <w:t xml:space="preserve">  mahalanobis distance — Mahalanobis distance to human for collagens (COL1, COL3, COL5) (</w:t>
             </w:r>
-            <w:hyperlink w:history="1" r:id="rIdj6szznyxd6xtkiapecjbv">
+            <w:hyperlink w:history="1" r:id="rIdbfbb4pmsd67mn5shws9kc">
               <w:r>
                 <w:rPr>
                   <w:rFonts w:ascii="Calibri" w:cs="Calibri" w:eastAsia="Calibri" w:hAnsi="Calibri"/>
@@ -14372,7 +14297,7 @@
                 <w:sz w:val="18"/>
                 <w:szCs w:val="18"/>
               </w:rPr>
-              <w:t xml:space="preserve">Tarandovskiy et al. 2020 shows rabbit thrombin and plasmin generation values were substantially lower than human: thrombin concentration peak 71.6 nM (≈14.8% of human 484.25 nM) and thrombin production rate 14.93 nM/min (≈13.4% of human 111.51 nM); plasmin concentration peak 197.71 nM (≈43.3% of human 457.20 nM) and plasmin production rate 17.63 nM/min (≈50.6% of human 34.80 nM). The paper also notes rabbit plasmin-generation (PG) curves showed high variability. Overall the rabbit TG/PG measures reported do not track human values.</w:t>
+              <w:t xml:space="preserve">Tarandovskiy et al. 2020: Rabbit thrombin and plasmin generation were substantially lower than humans — thrombin peak 71.6 nM (15% of human 484.3), thrombin production 14.93 nM/min (13% of human 111.5); plasmin peak 197.7 nM (43% of human 457.2), plasmin production 17.63 nM/min (51% of human 34.8). Authors note high variability in rabbit plasmin-generation (PG) curves.</w:t>
             </w:r>
           </w:p>
           <w:p>
@@ -14413,7 +14338,7 @@
               </w:rPr>
               <w:t xml:space="preserve">  mean, n=10 — Thrombin Concentration Peak (Mean, nM) (</w:t>
             </w:r>
-            <w:hyperlink w:history="1" r:id="rId-wbwszjimgp30b-rpw-nc">
+            <w:hyperlink w:history="1" r:id="rId5k1utmplfqobjpj9a1q72">
               <w:r>
                 <w:rPr>
                   <w:rFonts w:ascii="Calibri" w:cs="Calibri" w:eastAsia="Calibri" w:hAnsi="Calibri"/>
@@ -14456,7 +14381,7 @@
               </w:rPr>
               <w:t xml:space="preserve">  mean, n=10 — Thrombin Production Rate (Mean, nM/min) (</w:t>
             </w:r>
-            <w:hyperlink w:history="1" r:id="rIdaghs-hgmzauxwgsmoskxf">
+            <w:hyperlink w:history="1" r:id="rId-nxeezydvrwqat-eqedvn">
               <w:r>
                 <w:rPr>
                   <w:rFonts w:ascii="Calibri" w:cs="Calibri" w:eastAsia="Calibri" w:hAnsi="Calibri"/>
@@ -14499,7 +14424,7 @@
               </w:rPr>
               <w:t xml:space="preserve">  mean, n=10 — Plasmin Concentration Peak (Mean, nM) (</w:t>
             </w:r>
-            <w:hyperlink w:history="1" r:id="rIdmatr9c0al9hpx9spnoiv5">
+            <w:hyperlink w:history="1" r:id="rIda8r4bh3dll-sp9bkpzkzn">
               <w:r>
                 <w:rPr>
                   <w:rFonts w:ascii="Calibri" w:cs="Calibri" w:eastAsia="Calibri" w:hAnsi="Calibri"/>
@@ -14542,7 +14467,7 @@
               </w:rPr>
               <w:t xml:space="preserve">  mean, n=10 — Plasmin Production Rate (Mean, nM/min) (</w:t>
             </w:r>
-            <w:hyperlink w:history="1" r:id="rIdf7_fkbtbk3mudam9nj9ji">
+            <w:hyperlink w:history="1" r:id="rIdwjfmb4brve_8jy3szoksh">
               <w:r>
                 <w:rPr>
                   <w:rFonts w:ascii="Calibri" w:cs="Calibri" w:eastAsia="Calibri" w:hAnsi="Calibri"/>
@@ -14682,7 +14607,7 @@
                 <w:sz w:val="18"/>
                 <w:szCs w:val="18"/>
               </w:rPr>
-              <w:t xml:space="preserve">Oreff et al. 2021 shows sheep tenocyte gene-expression profiles best match human tenocytes under constant inflammation (Mahalanobis distance 8.94 for all genes) but are much less similar under healthy conditions (distance 24.78). Sheep also show condition-dependent differences in measured behaviors: proliferation slope differed from human under healthy (slope difference 0.1169, p=1.10e-06, n=3) and under constant inflammation (slope difference −0.0878, p=0.009, n=3); migration slope differences were smaller (e.g. −0.0188 vs human under transient inflammation, p=0.00374, n=3). Overall, gene-expression similarity favors sheep only in the constant-inflammation setting while functional readouts (proliferation/migration) show mixed concordance with human.</w:t>
+              <w:t xml:space="preserve">Oreff et al. 2021: Sheep tenocyte gene-expression and proliferation match human responses mainly under constant inflammation (Mahalanobis 8.94; proliferation slope diff -0.0878, p=0.009) but are less similar when healthy (Mahalanobis 24.78) and only borderline under transient inflammation. Data are from three biological replicates per species.</w:t>
             </w:r>
           </w:p>
           <w:p>
@@ -14707,7 +14632,7 @@
                 <w:sz w:val="17"/>
                 <w:szCs w:val="17"/>
               </w:rPr>
-              <w:t xml:space="preserve">Values vary across inflammatory conditions (healthy vs transient vs constant) and across gene subsets (all genes, MMPs, collagens, tenogenic markers), so similarity spans ~8.9–24.8 depending on condition and gene set.</w:t>
+              <w:t xml:space="preserve">Similarity varies by inflammatory condition: sheep are least similar when healthy and most similar under constant inflammation.</w:t>
             </w:r>
           </w:p>
           <w:p>
@@ -14748,7 +14673,7 @@
               </w:rPr>
               <w:t xml:space="preserve">  slope — Proliferation capacity (slope difference to human) under healthy conditions (</w:t>
             </w:r>
-            <w:hyperlink w:history="1" r:id="rIdbmme9dknplh0awphk-bvh">
+            <w:hyperlink w:history="1" r:id="rId7ke84mycar0m3j90bdco9">
               <w:r>
                 <w:rPr>
                   <w:rFonts w:ascii="Calibri" w:cs="Calibri" w:eastAsia="Calibri" w:hAnsi="Calibri"/>
@@ -14791,7 +14716,7 @@
               </w:rPr>
               <w:t xml:space="preserve">  mahalanobis distance — Mahalanobis distance to human for all genes combined under healthy conditions (</w:t>
             </w:r>
-            <w:hyperlink w:history="1" r:id="rIdmfdfw2v2o4kecsuhtfhg6">
+            <w:hyperlink w:history="1" r:id="rId6vkhjeowsb9whjy-itnlc">
               <w:r>
                 <w:rPr>
                   <w:rFonts w:ascii="Calibri" w:cs="Calibri" w:eastAsia="Calibri" w:hAnsi="Calibri"/>
@@ -14834,7 +14759,7 @@
               </w:rPr>
               <w:t xml:space="preserve">  slope — Migration slope (difference to human) under transient inflammation (</w:t>
             </w:r>
-            <w:hyperlink w:history="1" r:id="rIdlo01motxwhoq3-t83znca">
+            <w:hyperlink w:history="1" r:id="rIdqg74zesevpw8p9v6hj7cb">
               <w:r>
                 <w:rPr>
                   <w:rFonts w:ascii="Calibri" w:cs="Calibri" w:eastAsia="Calibri" w:hAnsi="Calibri"/>
@@ -14877,7 +14802,7 @@
               </w:rPr>
               <w:t xml:space="preserve">  slope — Migration slope (difference to human) under healthy conditions (</w:t>
             </w:r>
-            <w:hyperlink w:history="1" r:id="rIdx-_bwhe3ojz6drpxm60jp">
+            <w:hyperlink w:history="1" r:id="rIduc4hcfjgs4e46lcupjopv">
               <w:r>
                 <w:rPr>
                   <w:rFonts w:ascii="Calibri" w:cs="Calibri" w:eastAsia="Calibri" w:hAnsi="Calibri"/>
@@ -14920,7 +14845,7 @@
               </w:rPr>
               <w:t xml:space="preserve">  mahalanobis distance — Mahalanobis distance to human for tenogenic markers (SCX, TNC, TNMD) (</w:t>
             </w:r>
-            <w:hyperlink w:history="1" r:id="rIdswb4gmuvefddspmh7derm">
+            <w:hyperlink w:history="1" r:id="rIdytd0y29qumlhkl3mx_t1p">
               <w:r>
                 <w:rPr>
                   <w:rFonts w:ascii="Calibri" w:cs="Calibri" w:eastAsia="Calibri" w:hAnsi="Calibri"/>
@@ -14963,7 +14888,7 @@
               </w:rPr>
               <w:t xml:space="preserve">  mahalanobis distance — Mahalanobis distance to human for collagens (COL1, COL3, COL5) (</w:t>
             </w:r>
-            <w:hyperlink w:history="1" r:id="rIdksxos6dvsqn-kw0y_ithg">
+            <w:hyperlink w:history="1" r:id="rIdxtzsqjzjkiqjk7kxaj_hb">
               <w:r>
                 <w:rPr>
                   <w:rFonts w:ascii="Calibri" w:cs="Calibri" w:eastAsia="Calibri" w:hAnsi="Calibri"/>
@@ -15120,7 +15045,7 @@
                 <w:sz w:val="18"/>
                 <w:szCs w:val="18"/>
               </w:rPr>
-              <w:t xml:space="preserve">Evidence is mixed. Petersen-Jones et al. 2015 found dog RPE65 gene‑therapy outcomes did NOT track human clinical outcomes: dogs showed restored ERG and vision near normal while human patients showed no ERG change, remained visually impaired, and had much greater photoreceptor loss (degree of rescue in humans “nowhere near” that in dogs); both species lacked long‑term photoreceptor preservation after functional restoration. Daluwatumulle et al. 2026 found moderate-to-high molecular concordance for many canine cancer models but with large variation across tumor types (model robustness scores 31.1%–85.05%, normalized per‑gene distances 0.007–0.047 and mean sample–sample correlation differences ~0.1007), indicating dogs can mirror human cancer molecular profiles for some tumors but not uniformly.</w:t>
+              <w:t xml:space="preserve">Evidence is mixed: Daluwatumulle et al. 2026 found model robustness scores 31–85% across cancers (e.g. bladder 85.05%, pediatric glioma 79.88%), but Petersen‑Jones et al. 2015 reported dogs regained ERG/function close to normal while human patients showed no ERG change.</w:t>
             </w:r>
           </w:p>
           <w:p>
@@ -15147,7 +15072,7 @@
                 <w:sz w:val="17"/>
                 <w:szCs w:val="17"/>
               </w:rPr>
-              <w:t xml:space="preserve">Daluwatumulle et al. 2026 flagged negative controls with low scores: adrenocortical carcinoma (Adult 31.1%, Pediatric 33.56%) and adult leukemia (Leukemia (Adult) 40.31%, LAML noted as low). These are designed to score low and are excluded from the reading above.</w:t>
+              <w:t xml:space="preserve">Negative controls ACC and LAML had low scores (adult ACC 31.1%; adult leukemia/LAML 40.31%). These are designed to score low and are excluded from the reading above.</w:t>
             </w:r>
           </w:p>
           <w:p>
@@ -15172,7 +15097,7 @@
                 <w:sz w:val="17"/>
                 <w:szCs w:val="17"/>
               </w:rPr>
-              <w:t xml:space="preserve">The wide range (≈31%–85% robustness) reflects variation by cancer type and inclusion of deliberate negative controls; additionally the two studies measure different outcomes (functional therapeutic rescue in RPE65 therapy versus transcriptomic/molecular concordance across cancers), so values arise from distinct sub‑analyses and are not directly comparable.</w:t>
+              <w:t xml:space="preserve">Range reflects large variation across cancer types, pediatric vs adult cohorts and inclusion of negative-control cancers.</w:t>
             </w:r>
           </w:p>
           <w:p>
@@ -15213,7 +15138,7 @@
               </w:rPr>
               <w:t xml:space="preserve">  mean difference — mean difference in sample-sample correlation between diff cancer-same species group and same cancer-diff species group (</w:t>
             </w:r>
-            <w:hyperlink w:history="1" r:id="rIdjywe3vwclhjmlr61pfnae">
+            <w:hyperlink w:history="1" r:id="rIdglglgto-ih970l2zeos0g">
               <w:r>
                 <w:rPr>
                   <w:rFonts w:ascii="Calibri" w:cs="Calibri" w:eastAsia="Calibri" w:hAnsi="Calibri"/>
@@ -15256,7 +15181,7 @@
               </w:rPr>
               <w:t xml:space="preserve">  score — model robustness score for adult bladder cancer (</w:t>
             </w:r>
-            <w:hyperlink w:history="1" r:id="rIdb8j84ubrvmd8it1mu3ud1">
+            <w:hyperlink w:history="1" r:id="rId6oyjae19qjzbl44jwwe4t">
               <w:r>
                 <w:rPr>
                   <w:rFonts w:ascii="Calibri" w:cs="Calibri" w:eastAsia="Calibri" w:hAnsi="Calibri"/>
@@ -15299,7 +15224,7 @@
               </w:rPr>
               <w:t xml:space="preserve">  score — model robustness score for pediatric glioma (</w:t>
             </w:r>
-            <w:hyperlink w:history="1" r:id="rIdvonp6frilledwnwad6iik">
+            <w:hyperlink w:history="1" r:id="rIdgkozwj8t_ht8szsorjmvn">
               <w:r>
                 <w:rPr>
                   <w:rFonts w:ascii="Calibri" w:cs="Calibri" w:eastAsia="Calibri" w:hAnsi="Calibri"/>
@@ -15342,7 +15267,7 @@
               </w:rPr>
               <w:t xml:space="preserve">  score — model robustness score for adult melanoma (</w:t>
             </w:r>
-            <w:hyperlink w:history="1" r:id="rIdmhg_6iknbgvhnomx57emi">
+            <w:hyperlink w:history="1" r:id="rIddpgadczmmey4obw1jle5t">
               <w:r>
                 <w:rPr>
                   <w:rFonts w:ascii="Calibri" w:cs="Calibri" w:eastAsia="Calibri" w:hAnsi="Calibri"/>
@@ -15385,7 +15310,7 @@
               </w:rPr>
               <w:t xml:space="preserve">  score — model robustness score for adult breast cancer (</w:t>
             </w:r>
-            <w:hyperlink w:history="1" r:id="rIdsyponewujjgtgzdpkhcor">
+            <w:hyperlink w:history="1" r:id="rId760_h7t8ox41egp6ucw-w">
               <w:r>
                 <w:rPr>
                   <w:rFonts w:ascii="Calibri" w:cs="Calibri" w:eastAsia="Calibri" w:hAnsi="Calibri"/>
@@ -15428,7 +15353,7 @@
               </w:rPr>
               <w:t xml:space="preserve">  score — model robustness score for adult sarcoma (</w:t>
             </w:r>
-            <w:hyperlink w:history="1" r:id="rIdk5o_qzikjzbvssjweb300">
+            <w:hyperlink w:history="1" r:id="rIddlhbez0ctlxnzhr_xsvhw">
               <w:r>
                 <w:rPr>
                   <w:rFonts w:ascii="Calibri" w:cs="Calibri" w:eastAsia="Calibri" w:hAnsi="Calibri"/>

--- a/exports/animal-model-concordance-table.docx
+++ b/exports/animal-model-concordance-table.docx
@@ -45,7 +45,7 @@
         </w:rPr>
         <w:t xml:space="preserve">Source: </w:t>
       </w:r>
-      <w:hyperlink w:history="1" r:id="rIdwnop_qu5ljx9691a-w16e">
+      <w:hyperlink w:history="1" r:id="rIdjlri0dfxy_7sgfw0lsdba">
         <w:r>
           <w:rPr>
             <w:rFonts w:ascii="Calibri" w:cs="Calibri" w:eastAsia="Calibri" w:hAnsi="Calibri"/>
@@ -370,7 +370,7 @@
               </w:rPr>
               <w:t xml:space="preserve">  proportion — neuroprotective efficacy in global ischemia models (superior to control) (</w:t>
             </w:r>
-            <w:hyperlink w:history="1" r:id="rIdpm06wtquu4oaywoewtcdx">
+            <w:hyperlink w:history="1" r:id="rId2d5hq9yc_8a4jycnwbua_">
               <w:r>
                 <w:rPr>
                   <w:rFonts w:ascii="Calibri" w:cs="Calibri" w:eastAsia="Calibri" w:hAnsi="Calibri"/>
@@ -413,7 +413,7 @@
               </w:rPr>
               <w:t xml:space="preserve">  proportion — neuroprotective efficacy in focal ischemia experimental results (superior to control) (</w:t>
             </w:r>
-            <w:hyperlink w:history="1" r:id="rIdqeunecbjvpdnf5htyw_e_">
+            <w:hyperlink w:history="1" r:id="rIdnjdsjkdq2l5poxtl_gyl3">
               <w:r>
                 <w:rPr>
                   <w:rFonts w:ascii="Calibri" w:cs="Calibri" w:eastAsia="Calibri" w:hAnsi="Calibri"/>
@@ -456,7 +456,7 @@
               </w:rPr>
               <w:t xml:space="preserve">  mean, n=351 experimental agents — improvement in focal models for drugs tested only in animal models vs. drugs tested clinically (</w:t>
             </w:r>
-            <w:hyperlink w:history="1" r:id="rIdvs0q_epbwxf3uzcqy3tce">
+            <w:hyperlink w:history="1" r:id="rIdw6b-c4zh6gdegigkxjlee">
               <w:r>
                 <w:rPr>
                   <w:rFonts w:ascii="Calibri" w:cs="Calibri" w:eastAsia="Calibri" w:hAnsi="Calibri"/>
@@ -499,7 +499,7 @@
               </w:rPr>
               <w:t xml:space="preserve">  proportion — neuroprotective efficacy in culture models (superior to control) (</w:t>
             </w:r>
-            <w:hyperlink w:history="1" r:id="rIdntbtqtnsgincrssao9b78">
+            <w:hyperlink w:history="1" r:id="rIddzyag8yyvytys4m2zckqf">
               <w:r>
                 <w:rPr>
                   <w:rFonts w:ascii="Calibri" w:cs="Calibri" w:eastAsia="Calibri" w:hAnsi="Calibri"/>
@@ -542,7 +542,7 @@
               </w:rPr>
               <w:t xml:space="preserve">  concordance rate, n=951 compounds — concordance of liver effects (</w:t>
             </w:r>
-            <w:hyperlink w:history="1" r:id="rIdg4sacjwwr7l-u61v29bpr">
+            <w:hyperlink w:history="1" r:id="rIdynkwraix3coftcj9wmbzt">
               <w:r>
                 <w:rPr>
                   <w:rFonts w:ascii="Calibri" w:cs="Calibri" w:eastAsia="Calibri" w:hAnsi="Calibri"/>
@@ -778,7 +778,7 @@
               </w:rPr>
               <w:t xml:space="preserve">  or — Odds Ratio for drug success (Q2 TGI vs Q1 TGI) (</w:t>
             </w:r>
-            <w:hyperlink w:history="1" r:id="rIddquklqeihquaozd6q2y0q">
+            <w:hyperlink w:history="1" r:id="rIdyck8muzoxecku05wycuh4">
               <w:r>
                 <w:rPr>
                   <w:rFonts w:ascii="Calibri" w:cs="Calibri" w:eastAsia="Calibri" w:hAnsi="Calibri"/>
@@ -821,7 +821,7 @@
               </w:rPr>
               <w:t xml:space="preserve">  median — TGI values for approved vs. failed drugs (</w:t>
             </w:r>
-            <w:hyperlink w:history="1" r:id="rIdxv1mn94zoe61yqei9qqn7">
+            <w:hyperlink w:history="1" r:id="rId3ykiq4eqnwjkssmhjdxer">
               <w:r>
                 <w:rPr>
                   <w:rFonts w:ascii="Calibri" w:cs="Calibri" w:eastAsia="Calibri" w:hAnsi="Calibri"/>
@@ -864,7 +864,7 @@
               </w:rPr>
               <w:t xml:space="preserve">  p-value — Statistical significance of TGI difference between approved and failed drugs (</w:t>
             </w:r>
-            <w:hyperlink w:history="1" r:id="rIdts-ooxtykmdihcbobpnlk">
+            <w:hyperlink w:history="1" r:id="rIdm2oawhboqvuj2_36wfszp">
               <w:r>
                 <w:rPr>
                   <w:rFonts w:ascii="Calibri" w:cs="Calibri" w:eastAsia="Calibri" w:hAnsi="Calibri"/>
@@ -907,7 +907,7 @@
               </w:rPr>
               <w:t xml:space="preserve">  auc — Area Under the Curve (AUC) for TGI predicting success (</w:t>
             </w:r>
-            <w:hyperlink w:history="1" r:id="rIdf5-x2ztpqnggku2dqvks_">
+            <w:hyperlink w:history="1" r:id="rIdvuvugaz49h_nprmltjnqd">
               <w:r>
                 <w:rPr>
                   <w:rFonts w:ascii="Calibri" w:cs="Calibri" w:eastAsia="Calibri" w:hAnsi="Calibri"/>
@@ -950,7 +950,7 @@
               </w:rPr>
               <w:t xml:space="preserve">  p-value — P-trend for TGI and drug success (</w:t>
             </w:r>
-            <w:hyperlink w:history="1" r:id="rIdxjdo44r0ihmjp88otgehc">
+            <w:hyperlink w:history="1" r:id="rIdohjfdafzerxp4q8wnharv">
               <w:r>
                 <w:rPr>
                   <w:rFonts w:ascii="Calibri" w:cs="Calibri" w:eastAsia="Calibri" w:hAnsi="Calibri"/>
@@ -1183,7 +1183,7 @@
               </w:rPr>
               <w:t xml:space="preserve">  concordance rate, n=951 compounds — concordance of liver effects (</w:t>
             </w:r>
-            <w:hyperlink w:history="1" r:id="rIdjwych6nhmsjexm5dgsdwu">
+            <w:hyperlink w:history="1" r:id="rIdzrw3ioaayfwgkqgkmpm6-">
               <w:r>
                 <w:rPr>
                   <w:rFonts w:ascii="Calibri" w:cs="Calibri" w:eastAsia="Calibri" w:hAnsi="Calibri"/>
@@ -1392,7 +1392,7 @@
               </w:rPr>
               <w:t xml:space="preserve">  odds ratio — Antenatal corticosteroids: neonatal mortality in ewe models (pooled odds ratio) (</w:t>
             </w:r>
-            <w:hyperlink w:history="1" r:id="rIdl1ttaljqfmhtutc2pyfzn">
+            <w:hyperlink w:history="1" r:id="rIdnygokx43-qdifztcm1tu7">
               <w:r>
                 <w:rPr>
                   <w:rFonts w:ascii="Calibri" w:cs="Calibri" w:eastAsia="Calibri" w:hAnsi="Calibri"/>
@@ -1612,7 +1612,7 @@
               </w:rPr>
               <w:t xml:space="preserve">  more potent — JNJ-3 induced albumin secretion decrease in dog Liver-Chip vs human Liver-Chip (</w:t>
             </w:r>
-            <w:hyperlink w:history="1" r:id="rIdbog3td6c7bo_puwihkqd9">
+            <w:hyperlink w:history="1" r:id="rId8tkapcywztj8gha1eggwa">
               <w:r>
                 <w:rPr>
                   <w:rFonts w:ascii="Calibri" w:cs="Calibri" w:eastAsia="Calibri" w:hAnsi="Calibri"/>
@@ -1655,7 +1655,7 @@
               </w:rPr>
               <w:t xml:space="preserve">  pru — Proportionate Reduction in Uncertainty (PRU) for GI (Dog) (</w:t>
             </w:r>
-            <w:hyperlink w:history="1" r:id="rIdfzyw_x2p3ovtyttl3gfe8">
+            <w:hyperlink w:history="1" r:id="rIdy3fswqxkokfmzzdnvdj9a">
               <w:r>
                 <w:rPr>
                   <w:rFonts w:ascii="Calibri" w:cs="Calibri" w:eastAsia="Calibri" w:hAnsi="Calibri"/>
@@ -1698,7 +1698,7 @@
               </w:rPr>
               <w:t xml:space="preserve">  lr+, n=404 — Likelihood Ratio for dog, Cardiac disorders (</w:t>
             </w:r>
-            <w:hyperlink w:history="1" r:id="rIdyb-jmeaiipgunkpmfam5u">
+            <w:hyperlink w:history="1" r:id="rIdno790lh63hs3feftkmg0m">
               <w:r>
                 <w:rPr>
                   <w:rFonts w:ascii="Calibri" w:cs="Calibri" w:eastAsia="Calibri" w:hAnsi="Calibri"/>
@@ -1741,7 +1741,7 @@
               </w:rPr>
               <w:t xml:space="preserve">  ic50 (half-maximal inhibitory concentration) — IC50 for bosentan-induced albumin secretion decrease (</w:t>
             </w:r>
-            <w:hyperlink w:history="1" r:id="rIdjr6mem7-k-i5uwzoef7fa">
+            <w:hyperlink w:history="1" r:id="rId8sdtjsgttybs6jzwm1kc3">
               <w:r>
                 <w:rPr>
                   <w:rFonts w:ascii="Calibri" w:cs="Calibri" w:eastAsia="Calibri" w:hAnsi="Calibri"/>
@@ -1784,7 +1784,7 @@
               </w:rPr>
               <w:t xml:space="preserve">  ppv — PPV for Cutaneous (</w:t>
             </w:r>
-            <w:hyperlink w:history="1" r:id="rId8frpsl14bauq6bmnetgeo">
+            <w:hyperlink w:history="1" r:id="rIdjkcczgpkfnriy0lhyjegg">
               <w:r>
                 <w:rPr>
                   <w:rFonts w:ascii="Calibri" w:cs="Calibri" w:eastAsia="Calibri" w:hAnsi="Calibri"/>
@@ -1827,7 +1827,7 @@
               </w:rPr>
               <w:t xml:space="preserve">  npv — NPV for Cutaneous (</w:t>
             </w:r>
-            <w:hyperlink w:history="1" r:id="rIdchj0jvtitqec4avvq83pp">
+            <w:hyperlink w:history="1" r:id="rId88v4kdbqsii9fzdecdvqz">
               <w:r>
                 <w:rPr>
                   <w:rFonts w:ascii="Calibri" w:cs="Calibri" w:eastAsia="Calibri" w:hAnsi="Calibri"/>
@@ -1872,7 +1872,7 @@
                 <w:sz w:val="17"/>
                 <w:szCs w:val="17"/>
               </w:rPr>
-              <w:t xml:space="preserve">The data set is affected by selection bias, as drugs highly toxic in rodent tests are unlikely to advance to tests in dogs, NHPs, and humans, meaning these types of drugs are under-represented. Rare observations were removed from the analysis, which could affect the results.</w:t>
+              <w:t xml:space="preserve">NPV is often high simply because most findings are negative. The paper notes that for grades 3 and 4 toxicities, there were no conditions in which PPV and NPV were both &gt;0.75, but there were six conditions for which PPV and NPV were both &gt;0.6. This suggests that even for severe toxicities, the predictive values are not consistently high.</w:t>
             </w:r>
           </w:p>
         </w:tc>
@@ -2077,7 +2077,7 @@
               </w:rPr>
               <w:t xml:space="preserve">  ppv — PPV for Liver (</w:t>
             </w:r>
-            <w:hyperlink w:history="1" r:id="rIdx_vntobw4ldeyvwdoz59y">
+            <w:hyperlink w:history="1" r:id="rIdj4sqbfjw-npwtqesegox8">
               <w:r>
                 <w:rPr>
                   <w:rFonts w:ascii="Calibri" w:cs="Calibri" w:eastAsia="Calibri" w:hAnsi="Calibri"/>
@@ -2120,7 +2120,7 @@
               </w:rPr>
               <w:t xml:space="preserve">  npv — NPV for Liver (</w:t>
             </w:r>
-            <w:hyperlink w:history="1" r:id="rIdqgljf4jyubac2qkqo9eub">
+            <w:hyperlink w:history="1" r:id="rIdutb_47pxdquddp8bczv2x">
               <w:r>
                 <w:rPr>
                   <w:rFonts w:ascii="Calibri" w:cs="Calibri" w:eastAsia="Calibri" w:hAnsi="Calibri"/>
@@ -2163,7 +2163,7 @@
               </w:rPr>
               <w:t xml:space="preserve">  pru — Proportionate Reduction in Uncertainty (PRU) for GI (Monkey) (</w:t>
             </w:r>
-            <w:hyperlink w:history="1" r:id="rIdcwx6tbt6tsspz25pkf5cq">
+            <w:hyperlink w:history="1" r:id="rIdmjjyl5a-2h6sbeputchyj">
               <w:r>
                 <w:rPr>
                   <w:rFonts w:ascii="Calibri" w:cs="Calibri" w:eastAsia="Calibri" w:hAnsi="Calibri"/>
@@ -2206,7 +2206,7 @@
               </w:rPr>
               <w:t xml:space="preserve">  lr+, n=84 — Likelihood Ratio for cynomolgus monkey, Cardiac disorders (</w:t>
             </w:r>
-            <w:hyperlink w:history="1" r:id="rId9evly6d_43yxq6eiutzwn">
+            <w:hyperlink w:history="1" r:id="rIdnt4ufleweemlixb_gklmx">
               <w:r>
                 <w:rPr>
                   <w:rFonts w:ascii="Calibri" w:cs="Calibri" w:eastAsia="Calibri" w:hAnsi="Calibri"/>
@@ -2249,7 +2249,7 @@
               </w:rPr>
               <w:t xml:space="preserve">  median inlr — NHP-human median iNLR (</w:t>
             </w:r>
-            <w:hyperlink w:history="1" r:id="rId2e2knixcstmwumw67fhrd">
+            <w:hyperlink w:history="1" r:id="rIdoph7b0osdnuskqw45h-4u">
               <w:r>
                 <w:rPr>
                   <w:rFonts w:ascii="Calibri" w:cs="Calibri" w:eastAsia="Calibri" w:hAnsi="Calibri"/>
@@ -2292,7 +2292,7 @@
               </w:rPr>
               <w:t xml:space="preserve">  ppv — PPV for Cutaneous (</w:t>
             </w:r>
-            <w:hyperlink w:history="1" r:id="rIdfnvxpdqeuet0l6uuk2xwf">
+            <w:hyperlink w:history="1" r:id="rIderhzjepgi7cxoymbrvp48">
               <w:r>
                 <w:rPr>
                   <w:rFonts w:ascii="Calibri" w:cs="Calibri" w:eastAsia="Calibri" w:hAnsi="Calibri"/>
@@ -2337,7 +2337,7 @@
                 <w:sz w:val="17"/>
                 <w:szCs w:val="17"/>
               </w:rPr>
-              <w:t xml:space="preserve">The data set is affected by selection bias, as drugs highly toxic in rodent tests are unlikely to advance to tests in dogs, NHPs, and humans, meaning these types of drugs are under-represented. Rare observations were removed from the analysis, which could affect the results.</w:t>
+              <w:t xml:space="preserve">NPV is often high simply because most findings are negative. The paper notes that for grades 3 and 4 toxicities, there were no conditions in which PPV and NPV were both &gt;0.75, but there were six conditions for which PPV and NPV were both &gt;0.6. This suggests that even for severe toxicities, the predictive values are not consistently high.</w:t>
             </w:r>
           </w:p>
         </w:tc>
@@ -2419,7 +2419,7 @@
                 <w:sz w:val="16"/>
                 <w:szCs w:val="16"/>
               </w:rPr>
-              <w:t xml:space="preserve">2 does not support</w:t>
+              <w:t xml:space="preserve">2 partly supports</w:t>
             </w:r>
           </w:p>
           <w:p>
@@ -2433,7 +2433,7 @@
                 <w:sz w:val="16"/>
                 <w:szCs w:val="16"/>
               </w:rPr>
-              <w:t xml:space="preserve">2 partly supports</w:t>
+              <w:t xml:space="preserve">2 does not support</w:t>
             </w:r>
           </w:p>
         </w:tc>
@@ -2539,7 +2539,7 @@
               </w:rPr>
               <w:t xml:space="preserve">  lr+, n=521 — Likelihood Ratio for rat, Cardiac disorders (</w:t>
             </w:r>
-            <w:hyperlink w:history="1" r:id="rIdnjwxaaecttukifazipwzl">
+            <w:hyperlink w:history="1" r:id="rIdjvxgig04iedoq-xh4flnl">
               <w:r>
                 <w:rPr>
                   <w:rFonts w:ascii="Calibri" w:cs="Calibri" w:eastAsia="Calibri" w:hAnsi="Calibri"/>
@@ -2582,7 +2582,7 @@
               </w:rPr>
               <w:t xml:space="preserve">  ic50 (half-maximal inhibitory concentration) — IC50 for bosentan-induced albumin secretion decrease (</w:t>
             </w:r>
-            <w:hyperlink w:history="1" r:id="rId5ifutpedffysouzba60me">
+            <w:hyperlink w:history="1" r:id="rIdkujzqawlyptec6eikcoim">
               <w:r>
                 <w:rPr>
                   <w:rFonts w:ascii="Calibri" w:cs="Calibri" w:eastAsia="Calibri" w:hAnsi="Calibri"/>
@@ -2625,7 +2625,7 @@
               </w:rPr>
               <w:t xml:space="preserve">  median ppv — PPV for all toxicity grades (</w:t>
             </w:r>
-            <w:hyperlink w:history="1" r:id="rIdtqiia3l7tztjzxtwefigc">
+            <w:hyperlink w:history="1" r:id="rId-r2tbnnyhs5smrvuvuf8k">
               <w:r>
                 <w:rPr>
                   <w:rFonts w:ascii="Calibri" w:cs="Calibri" w:eastAsia="Calibri" w:hAnsi="Calibri"/>
@@ -2668,7 +2668,7 @@
               </w:rPr>
               <w:t xml:space="preserve">  median ppv — PPV for grade 3 and 4 toxicities (</w:t>
             </w:r>
-            <w:hyperlink w:history="1" r:id="rIdowsfw9l1pdjwsao08bx5-">
+            <w:hyperlink w:history="1" r:id="rIdqwokmnt-ensh-autawuhw">
               <w:r>
                 <w:rPr>
                   <w:rFonts w:ascii="Calibri" w:cs="Calibri" w:eastAsia="Calibri" w:hAnsi="Calibri"/>
@@ -2711,7 +2711,7 @@
               </w:rPr>
               <w:t xml:space="preserve">  median npv — NPV for all toxicity grades (</w:t>
             </w:r>
-            <w:hyperlink w:history="1" r:id="rIdyk_9sisoi7bpdxkyktrqy">
+            <w:hyperlink w:history="1" r:id="rIdc1kjhhwmnhgiys4nf6zvk">
               <w:r>
                 <w:rPr>
                   <w:rFonts w:ascii="Calibri" w:cs="Calibri" w:eastAsia="Calibri" w:hAnsi="Calibri"/>
@@ -2754,7 +2754,7 @@
               </w:rPr>
               <w:t xml:space="preserve">  median npv — NPV for grade 3 and 4 toxicities (</w:t>
             </w:r>
-            <w:hyperlink w:history="1" r:id="rIddj_njruav5aehdyrmcdkq">
+            <w:hyperlink w:history="1" r:id="rIdyeu8-ckr9xmbneciov2g-">
               <w:r>
                 <w:rPr>
                   <w:rFonts w:ascii="Calibri" w:cs="Calibri" w:eastAsia="Calibri" w:hAnsi="Calibri"/>
@@ -2799,7 +2799,7 @@
                 <w:sz w:val="17"/>
                 <w:szCs w:val="17"/>
               </w:rPr>
-              <w:t xml:space="preserve">The data set is affected by selection bias, as drugs highly toxic in rodent tests are unlikely to advance to tests in dogs, NHPs, and humans, meaning these types of drugs are under-represented. Rare observations were removed from the analysis, which could affect the results.</w:t>
+              <w:t xml:space="preserve">The selectivity of 7% is low, but the paper notes that the data set differs from other studies, as it focuses on marketed drugs that passed rigorous clinical safety testing. The high LR+ for dizziness (1000) might be an outlier or reflect specific testing practices.</w:t>
             </w:r>
           </w:p>
         </w:tc>
@@ -3004,7 +3004,7 @@
               </w:rPr>
               <w:t xml:space="preserve">  lr+, n=210 — Likelihood Ratio for mouse, Cardiac disorders (</w:t>
             </w:r>
-            <w:hyperlink w:history="1" r:id="rIdscf9imomg02mjglci2du9">
+            <w:hyperlink w:history="1" r:id="rIdirwmxsxylpysh9usaneur">
               <w:r>
                 <w:rPr>
                   <w:rFonts w:ascii="Calibri" w:cs="Calibri" w:eastAsia="Calibri" w:hAnsi="Calibri"/>
@@ -3047,7 +3047,7 @@
               </w:rPr>
               <w:t xml:space="preserve">  median ppv — PPV for all toxicity grades (</w:t>
             </w:r>
-            <w:hyperlink w:history="1" r:id="rIdxft5td6-q2y1y_amwe8zo">
+            <w:hyperlink w:history="1" r:id="rIdz7-oh7jhcqavnbll_tgmp">
               <w:r>
                 <w:rPr>
                   <w:rFonts w:ascii="Calibri" w:cs="Calibri" w:eastAsia="Calibri" w:hAnsi="Calibri"/>
@@ -3090,7 +3090,7 @@
               </w:rPr>
               <w:t xml:space="preserve">  median ppv — PPV for grade 3 and 4 toxicities (</w:t>
             </w:r>
-            <w:hyperlink w:history="1" r:id="rId7lwg-yb4b9ayyqkr11zxi">
+            <w:hyperlink w:history="1" r:id="rIdqtnd7ujsqt9dsgfszuzdr">
               <w:r>
                 <w:rPr>
                   <w:rFonts w:ascii="Calibri" w:cs="Calibri" w:eastAsia="Calibri" w:hAnsi="Calibri"/>
@@ -3133,7 +3133,7 @@
               </w:rPr>
               <w:t xml:space="preserve">  median npv — NPV for all toxicity grades (</w:t>
             </w:r>
-            <w:hyperlink w:history="1" r:id="rIdtegog56wzv61ovryxmdqo">
+            <w:hyperlink w:history="1" r:id="rIde757sq71fgouxz5146ou-">
               <w:r>
                 <w:rPr>
                   <w:rFonts w:ascii="Calibri" w:cs="Calibri" w:eastAsia="Calibri" w:hAnsi="Calibri"/>
@@ -3176,7 +3176,7 @@
               </w:rPr>
               <w:t xml:space="preserve">  median npv — NPV for grade 3 and 4 toxicities (</w:t>
             </w:r>
-            <w:hyperlink w:history="1" r:id="rIdbpks7_llawxsghcrad4ei">
+            <w:hyperlink w:history="1" r:id="rIdzh3hqcmphg_7vzedrhadn">
               <w:r>
                 <w:rPr>
                   <w:rFonts w:ascii="Calibri" w:cs="Calibri" w:eastAsia="Calibri" w:hAnsi="Calibri"/>
@@ -3219,7 +3219,7 @@
               </w:rPr>
               <w:t xml:space="preserve">  lr+ — Likelihood Ratio for Pain (mouse) (</w:t>
             </w:r>
-            <w:hyperlink w:history="1" r:id="rIdlovdffpuwsocxnscziyss">
+            <w:hyperlink w:history="1" r:id="rIdm-jzpya3uhbjiflxazfvh">
               <w:r>
                 <w:rPr>
                   <w:rFonts w:ascii="Calibri" w:cs="Calibri" w:eastAsia="Calibri" w:hAnsi="Calibri"/>
@@ -3264,7 +3264,7 @@
                 <w:sz w:val="17"/>
                 <w:szCs w:val="17"/>
               </w:rPr>
-              <w:t xml:space="preserve">The data set is affected by selection bias, as drugs highly toxic in rodent tests are unlikely to advance to tests in dogs, NHPs, and humans, meaning these types of drugs are under-represented. Rare observations were removed from the analysis, which could affect the results.</w:t>
+              <w:t xml:space="preserve">The selectivity of 7% is low, but the paper notes that the data set differs from other studies, as it focuses on marketed drugs that passed rigorous clinical safety testing. The high LR+ for dizziness (1000) might be an outlier or reflect specific testing practices.</w:t>
             </w:r>
           </w:p>
         </w:tc>
@@ -3346,7 +3346,7 @@
                 <w:sz w:val="16"/>
                 <w:szCs w:val="16"/>
               </w:rPr>
-              <w:t xml:space="preserve">1 does not support</w:t>
+              <w:t xml:space="preserve">1 partly supports</w:t>
             </w:r>
           </w:p>
           <w:p>
@@ -3360,7 +3360,7 @@
                 <w:sz w:val="16"/>
                 <w:szCs w:val="16"/>
               </w:rPr>
-              <w:t xml:space="preserve">1 partly supports</w:t>
+              <w:t xml:space="preserve">1 does not support</w:t>
             </w:r>
           </w:p>
         </w:tc>
@@ -3466,7 +3466,7 @@
               </w:rPr>
               <w:t xml:space="preserve">  lr+, n=99 — Likelihood Ratio for rabbit, Cardiac disorders (</w:t>
             </w:r>
-            <w:hyperlink w:history="1" r:id="rIdoaga_ffje5agdjbumx19a">
+            <w:hyperlink w:history="1" r:id="rId8geb3igz95yzpl0hhwyxz">
               <w:r>
                 <w:rPr>
                   <w:rFonts w:ascii="Calibri" w:cs="Calibri" w:eastAsia="Calibri" w:hAnsi="Calibri"/>
@@ -3509,7 +3509,7 @@
               </w:rPr>
               <w:t xml:space="preserve">  post-test odds — QT prolongation post-test odds (rabbit) (</w:t>
             </w:r>
-            <w:hyperlink w:history="1" r:id="rId7nwpnaqywamcmzeegeufo">
+            <w:hyperlink w:history="1" r:id="rId4v46iqjyag5j8y4qh6ub0">
               <w:r>
                 <w:rPr>
                   <w:rFonts w:ascii="Calibri" w:cs="Calibri" w:eastAsia="Calibri" w:hAnsi="Calibri"/>
@@ -3552,7 +3552,7 @@
               </w:rPr>
               <w:t xml:space="preserve">  median inlr — Rabbit-human median iNLR (</w:t>
             </w:r>
-            <w:hyperlink w:history="1" r:id="rIdn2jh8ofy6hirskfqhsofs">
+            <w:hyperlink w:history="1" r:id="rIdc88098tbwdsg_nuuxzto5">
               <w:r>
                 <w:rPr>
                   <w:rFonts w:ascii="Calibri" w:cs="Calibri" w:eastAsia="Calibri" w:hAnsi="Calibri"/>
@@ -3597,7 +3597,7 @@
                 <w:sz w:val="17"/>
                 <w:szCs w:val="17"/>
               </w:rPr>
-              <w:t xml:space="preserve">The data set is affected by selection bias, as drugs highly toxic in rodent tests are unlikely to advance to tests in dogs, NHPs, and humans, meaning these types of drugs are under-represented. Rare observations were removed from the analysis, which could affect the results.</w:t>
+              <w:t xml:space="preserve">The selectivity of 7% is low, but the paper notes that the data set differs from other studies, as it focuses on marketed drugs that passed rigorous clinical safety testing. The high LR+ for dizziness (1000) might be an outlier or reflect specific testing practices.</w:t>
             </w:r>
           </w:p>
         </w:tc>
@@ -3681,7 +3681,7 @@
                 <w:sz w:val="16"/>
                 <w:szCs w:val="16"/>
               </w:rPr>
-              <w:t xml:space="preserve">1 supports</w:t>
+              <w:t xml:space="preserve">1 partly supports</w:t>
             </w:r>
           </w:p>
           <w:p>
@@ -3695,7 +3695,7 @@
                 <w:sz w:val="16"/>
                 <w:szCs w:val="16"/>
               </w:rPr>
-              <w:t xml:space="preserve">1 partly supports</w:t>
+              <w:t xml:space="preserve">1 supports</w:t>
             </w:r>
           </w:p>
         </w:tc>
@@ -3802,7 +3802,7 @@
               </w:rPr>
               <w:t xml:space="preserve">  success rate — success rate in identifying nonteratogenic compounds (</w:t>
             </w:r>
-            <w:hyperlink w:history="1" r:id="rId1dq1x8_eian_h83glqxn-">
+            <w:hyperlink w:history="1" r:id="rIdskj99rx_j9b0bh-76bidp">
               <w:r>
                 <w:rPr>
                   <w:rFonts w:ascii="Calibri" w:cs="Calibri" w:eastAsia="Calibri" w:hAnsi="Calibri"/>
@@ -3845,7 +3845,7 @@
               </w:rPr>
               <w:t xml:space="preserve">  success rate — success rate in identifying teratogens (</w:t>
             </w:r>
-            <w:hyperlink w:history="1" r:id="rIdlonitfswwzkrdnfz4viol">
+            <w:hyperlink w:history="1" r:id="rIdeg2pff1iz8qcnowmilvmw">
               <w:r>
                 <w:rPr>
                   <w:rFonts w:ascii="Calibri" w:cs="Calibri" w:eastAsia="Calibri" w:hAnsi="Calibri"/>
@@ -3888,7 +3888,7 @@
               </w:rPr>
               <w:t xml:space="preserve">  good — specificity (</w:t>
             </w:r>
-            <w:hyperlink w:history="1" r:id="rIdy4_zpvruh5fln21wtg1uw">
+            <w:hyperlink w:history="1" r:id="rIdryn68ip947mkmin4msvix">
               <w:r>
                 <w:rPr>
                   <w:rFonts w:ascii="Calibri" w:cs="Calibri" w:eastAsia="Calibri" w:hAnsi="Calibri"/>
@@ -3931,7 +3931,7 @@
               </w:rPr>
               <w:t xml:space="preserve">  excellent — specificity (</w:t>
             </w:r>
-            <w:hyperlink w:history="1" r:id="rId0c7mbuogs7mufglr5ckig">
+            <w:hyperlink w:history="1" r:id="rId1zzkyilizh9va25vlzqyl">
               <w:r>
                 <w:rPr>
                   <w:rFonts w:ascii="Calibri" w:cs="Calibri" w:eastAsia="Calibri" w:hAnsi="Calibri"/>
@@ -3974,7 +3974,7 @@
               </w:rPr>
               <w:t xml:space="preserve">  specificity — ZeGlobalTox predictive assessment (overall) (</w:t>
             </w:r>
-            <w:hyperlink w:history="1" r:id="rId6m7uf9wdsytlecooac9fz">
+            <w:hyperlink w:history="1" r:id="rIdcab2pijlug5v0uz0egbaf">
               <w:r>
                 <w:rPr>
                   <w:rFonts w:ascii="Calibri" w:cs="Calibri" w:eastAsia="Calibri" w:hAnsi="Calibri"/>
@@ -4017,7 +4017,7 @@
               </w:rPr>
               <w:t xml:space="preserve">  sensitivity — ZeGlobalTox predictive assessment (overall) (</w:t>
             </w:r>
-            <w:hyperlink w:history="1" r:id="rIdmdbhdwseyip9skoykuawn">
+            <w:hyperlink w:history="1" r:id="rIdzurptlpusex-gzub03vr8">
               <w:r>
                 <w:rPr>
                   <w:rFonts w:ascii="Calibri" w:cs="Calibri" w:eastAsia="Calibri" w:hAnsi="Calibri"/>
@@ -4223,7 +4223,7 @@
               </w:rPr>
               <w:t xml:space="preserve">  ppv — PPV for Liver (</w:t>
             </w:r>
-            <w:hyperlink w:history="1" r:id="rIdxuja3i0mopjlwxjvl8nio">
+            <w:hyperlink w:history="1" r:id="rIdi3dotaewvoxwmtcmzpm3g">
               <w:r>
                 <w:rPr>
                   <w:rFonts w:ascii="Calibri" w:cs="Calibri" w:eastAsia="Calibri" w:hAnsi="Calibri"/>
@@ -4266,7 +4266,7 @@
               </w:rPr>
               <w:t xml:space="preserve">  npv — NPV for Liver (</w:t>
             </w:r>
-            <w:hyperlink w:history="1" r:id="rIdeglrxlup_1zl532hcdsei">
+            <w:hyperlink w:history="1" r:id="rId3u95mkzrceghtmjosawmp">
               <w:r>
                 <w:rPr>
                   <w:rFonts w:ascii="Calibri" w:cs="Calibri" w:eastAsia="Calibri" w:hAnsi="Calibri"/>
@@ -4309,7 +4309,7 @@
               </w:rPr>
               <w:t xml:space="preserve">  pru — Proportionate Reduction in Uncertainty (PRU) for GI (Rodent) (</w:t>
             </w:r>
-            <w:hyperlink w:history="1" r:id="rId8jdvhxjs-etu10gldjamb">
+            <w:hyperlink w:history="1" r:id="rIdu2mkcy4udtkucilkwyagr">
               <w:r>
                 <w:rPr>
                   <w:rFonts w:ascii="Calibri" w:cs="Calibri" w:eastAsia="Calibri" w:hAnsi="Calibri"/>
@@ -4352,7 +4352,7 @@
               </w:rPr>
               <w:t xml:space="preserve">  ppv — PPV for Cutaneous (</w:t>
             </w:r>
-            <w:hyperlink w:history="1" r:id="rIdpevl5rfuifze5qu1_zciy">
+            <w:hyperlink w:history="1" r:id="rId_lkuqkc23r-7cwkrm2cnw">
               <w:r>
                 <w:rPr>
                   <w:rFonts w:ascii="Calibri" w:cs="Calibri" w:eastAsia="Calibri" w:hAnsi="Calibri"/>
@@ -4395,7 +4395,7 @@
               </w:rPr>
               <w:t xml:space="preserve">  npv — NPV for Cutaneous (</w:t>
             </w:r>
-            <w:hyperlink w:history="1" r:id="rIdfrli_nzlrminvs902zxub">
+            <w:hyperlink w:history="1" r:id="rIds3ow1-a56wktsphm4uymd">
               <w:r>
                 <w:rPr>
                   <w:rFonts w:ascii="Calibri" w:cs="Calibri" w:eastAsia="Calibri" w:hAnsi="Calibri"/>
@@ -4438,7 +4438,7 @@
               </w:rPr>
               <w:t xml:space="preserve">  ppv — PPV for Musculoskeletal (</w:t>
             </w:r>
-            <w:hyperlink w:history="1" r:id="rId72qb90pyoswmopaybbrao">
+            <w:hyperlink w:history="1" r:id="rIda6ghbmdqsxsqemsrnkbbm">
               <w:r>
                 <w:rPr>
                   <w:rFonts w:ascii="Calibri" w:cs="Calibri" w:eastAsia="Calibri" w:hAnsi="Calibri"/>
@@ -4715,7 +4715,7 @@
               </w:rPr>
               <w:t xml:space="preserve">  auc, n=24 — concordance between hERG potency and clinical QTc outcome (</w:t>
             </w:r>
-            <w:hyperlink w:history="1" r:id="rIdqpgqh00_vxmoezkzxrwqb">
+            <w:hyperlink w:history="1" r:id="rIdoiq_se9cicftlmoagkdvw">
               <w:r>
                 <w:rPr>
                   <w:rFonts w:ascii="Calibri" w:cs="Calibri" w:eastAsia="Calibri" w:hAnsi="Calibri"/>
@@ -4758,7 +4758,7 @@
               </w:rPr>
               <w:t xml:space="preserve">  sensitivity — large animal to human (combined BP and HR) (</w:t>
             </w:r>
-            <w:hyperlink w:history="1" r:id="rIdeow-auyr3fsekwl7qjkbq">
+            <w:hyperlink w:history="1" r:id="rId8hpbcw0uoxrvncez3glv-">
               <w:r>
                 <w:rPr>
                   <w:rFonts w:ascii="Calibri" w:cs="Calibri" w:eastAsia="Calibri" w:hAnsi="Calibri"/>
@@ -4801,7 +4801,7 @@
               </w:rPr>
               <w:t xml:space="preserve">  specificity — large animal to human (combined BP and HR) (</w:t>
             </w:r>
-            <w:hyperlink w:history="1" r:id="rId7emzup4gr9povsdxbruou">
+            <w:hyperlink w:history="1" r:id="rIdw1hetqpbtssdhmerwtzaz">
               <w:r>
                 <w:rPr>
                   <w:rFonts w:ascii="Calibri" w:cs="Calibri" w:eastAsia="Calibri" w:hAnsi="Calibri"/>
@@ -4844,7 +4844,7 @@
               </w:rPr>
               <w:t xml:space="preserve">  auc — concordance between dog QTc data and clinical QTc outcome (</w:t>
             </w:r>
-            <w:hyperlink w:history="1" r:id="rIdox4ailctccgqex7smhflj">
+            <w:hyperlink w:history="1" r:id="rIdzmbcppdotaoxq3vxva2k5">
               <w:r>
                 <w:rPr>
                   <w:rFonts w:ascii="Calibri" w:cs="Calibri" w:eastAsia="Calibri" w:hAnsi="Calibri"/>
@@ -4887,7 +4887,7 @@
               </w:rPr>
               <w:t xml:space="preserve">  multiple, n=8 n=8 — Critical concentration multiple for 10ms QTc increase (moxifloxacin) (</w:t>
             </w:r>
-            <w:hyperlink w:history="1" r:id="rIdgwvny4wuflxe2xpc9gtm1">
+            <w:hyperlink w:history="1" r:id="rId9g6inez4lyykz8i0p3k8k">
               <w:r>
                 <w:rPr>
                   <w:rFonts w:ascii="Calibri" w:cs="Calibri" w:eastAsia="Calibri" w:hAnsi="Calibri"/>
@@ -4930,7 +4930,7 @@
               </w:rPr>
               <w:t xml:space="preserve">  concordance rate, n=24 drugs — concordance rate of in vivo dog assay for clinical QT outcome (</w:t>
             </w:r>
-            <w:hyperlink w:history="1" r:id="rIds6fm1jknmtez7pzabefsw">
+            <w:hyperlink w:history="1" r:id="rIdsu-je-sbac5fdeoyuztfc">
               <w:r>
                 <w:rPr>
                   <w:rFonts w:ascii="Calibri" w:cs="Calibri" w:eastAsia="Calibri" w:hAnsi="Calibri"/>
@@ -5204,7 +5204,7 @@
               </w:rPr>
               <w:t xml:space="preserve">  sensitivity — large animal to human (combined BP and HR) (</w:t>
             </w:r>
-            <w:hyperlink w:history="1" r:id="rIdezuo_qjrjeznyayqd5ery">
+            <w:hyperlink w:history="1" r:id="rId8f5p9gc5qgvgauswhnt4c">
               <w:r>
                 <w:rPr>
                   <w:rFonts w:ascii="Calibri" w:cs="Calibri" w:eastAsia="Calibri" w:hAnsi="Calibri"/>
@@ -5247,7 +5247,7 @@
               </w:rPr>
               <w:t xml:space="preserve">  specificity — large animal to human (combined BP and HR) (</w:t>
             </w:r>
-            <w:hyperlink w:history="1" r:id="rId6af6w7bsz2wzvqhj-i7cc">
+            <w:hyperlink w:history="1" r:id="rIdnex88y1amtmary9jodu4u">
               <w:r>
                 <w:rPr>
                   <w:rFonts w:ascii="Calibri" w:cs="Calibri" w:eastAsia="Calibri" w:hAnsi="Calibri"/>
@@ -5290,7 +5290,7 @@
               </w:rPr>
               <w:t xml:space="preserve">  multiple, n=48 n=48 — Critical concentration multiple for 10ms QTc increase (moxifloxacin) (</w:t>
             </w:r>
-            <w:hyperlink w:history="1" r:id="rId3ub82rzwsd9ut-z0gew2h">
+            <w:hyperlink w:history="1" r:id="rIdkxwrre2vevqrz03rxripx">
               <w:r>
                 <w:rPr>
                   <w:rFonts w:ascii="Calibri" w:cs="Calibri" w:eastAsia="Calibri" w:hAnsi="Calibri"/>
@@ -5333,7 +5333,7 @@
               </w:rPr>
               <w:t xml:space="preserve">  mean, n=48 n=48 — QTc increase at critical concentration (moxifloxacin) (</w:t>
             </w:r>
-            <w:hyperlink w:history="1" r:id="rIdlv_drepbioxtvrgjogcmj">
+            <w:hyperlink w:history="1" r:id="rIdqeaow9chlsdmw2vhkmsg2">
               <w:r>
                 <w:rPr>
                   <w:rFonts w:ascii="Calibri" w:cs="Calibri" w:eastAsia="Calibri" w:hAnsi="Calibri"/>
@@ -5376,7 +5376,7 @@
               </w:rPr>
               <w:t xml:space="preserve">  change, n=48 n=48 — QTc increase at critical concentration (mock drug) (</w:t>
             </w:r>
-            <w:hyperlink w:history="1" r:id="rIdnwdas_u5g7e1mmbse-3z4">
+            <w:hyperlink w:history="1" r:id="rIdmesf_u0vn8osg_mqeykcg">
               <w:r>
                 <w:rPr>
                   <w:rFonts w:ascii="Calibri" w:cs="Calibri" w:eastAsia="Calibri" w:hAnsi="Calibri"/>
@@ -5419,7 +5419,7 @@
               </w:rPr>
               <w:t xml:space="preserve">  mean, n=48 n=48 — QTc increase over 24h (moxifloxacin) (</w:t>
             </w:r>
-            <w:hyperlink w:history="1" r:id="rIdqxdqwi1ooaepnbo11u9gs">
+            <w:hyperlink w:history="1" r:id="rIdarrcsgdwyoap33ppxsegh">
               <w:r>
                 <w:rPr>
                   <w:rFonts w:ascii="Calibri" w:cs="Calibri" w:eastAsia="Calibri" w:hAnsi="Calibri"/>
@@ -5655,7 +5655,7 @@
               </w:rPr>
               <w:t xml:space="preserve">  sensitivity — rat to large animal (combined BP and HR) (</w:t>
             </w:r>
-            <w:hyperlink w:history="1" r:id="rIdpixbtotrfcplikk_lybhe">
+            <w:hyperlink w:history="1" r:id="rIdgscbjc8c-yvqvpksc8zuq">
               <w:r>
                 <w:rPr>
                   <w:rFonts w:ascii="Calibri" w:cs="Calibri" w:eastAsia="Calibri" w:hAnsi="Calibri"/>
@@ -5698,7 +5698,7 @@
               </w:rPr>
               <w:t xml:space="preserve">  specificity — rat to large animal (combined BP and HR) (</w:t>
             </w:r>
-            <w:hyperlink w:history="1" r:id="rIdixvw1ju_r_s42bteb6jic">
+            <w:hyperlink w:history="1" r:id="rIdfnme1zsepgt3km3o-la9z">
               <w:r>
                 <w:rPr>
                   <w:rFonts w:ascii="Calibri" w:cs="Calibri" w:eastAsia="Calibri" w:hAnsi="Calibri"/>
@@ -5741,7 +5741,7 @@
               </w:rPr>
               <w:t xml:space="preserve">  opposite direction of change — rat to large animal (directionality of HR change) (</w:t>
             </w:r>
-            <w:hyperlink w:history="1" r:id="rIdpn6dbazj_ngiq9kdzs1vq">
+            <w:hyperlink w:history="1" r:id="rIde3qu1z8tbclafjq8pjuim">
               <w:r>
                 <w:rPr>
                   <w:rFonts w:ascii="Calibri" w:cs="Calibri" w:eastAsia="Calibri" w:hAnsi="Calibri"/>
@@ -5784,7 +5784,7 @@
               </w:rPr>
               <w:t xml:space="preserve">  positive predictive value — rat to large animal (combined BP and HR) (</w:t>
             </w:r>
-            <w:hyperlink w:history="1" r:id="rIdqa2ognuqulo-j5cibwhbp">
+            <w:hyperlink w:history="1" r:id="rIdyokf09wgljkaysozsavv9">
               <w:r>
                 <w:rPr>
                   <w:rFonts w:ascii="Calibri" w:cs="Calibri" w:eastAsia="Calibri" w:hAnsi="Calibri"/>
@@ -5827,7 +5827,7 @@
               </w:rPr>
               <w:t xml:space="preserve">  negative predictive value — rat to large animal (combined BP and HR) (</w:t>
             </w:r>
-            <w:hyperlink w:history="1" r:id="rIdcz0qjkfdctzh-ccxq7d4y">
+            <w:hyperlink w:history="1" r:id="rIdo1sy_7uu7rmtumnpfuzki">
               <w:r>
                 <w:rPr>
                   <w:rFonts w:ascii="Calibri" w:cs="Calibri" w:eastAsia="Calibri" w:hAnsi="Calibri"/>
@@ -6115,7 +6115,7 @@
               </w:rPr>
               <w:t xml:space="preserve">  percentage, n=4,918 human genes — percentage of genes changed in the same direction between human conditions and mouse orthologs in mouse models (</w:t>
             </w:r>
-            <w:hyperlink w:history="1" r:id="rIdaklz8yj4oci95y8vqzsut">
+            <w:hyperlink w:history="1" r:id="rIdw9mjwu7apledue7vqa-rf">
               <w:r>
                 <w:rPr>
                   <w:rFonts w:ascii="Calibri" w:cs="Calibri" w:eastAsia="Calibri" w:hAnsi="Calibri"/>
@@ -6135,7 +6135,7 @@
               </w:rPr>
               <w:t xml:space="preserve"> · </w:t>
             </w:r>
-            <w:hyperlink w:history="1" r:id="rIdxcky4nxgbrn4-gtz1-sxz">
+            <w:hyperlink w:history="1" r:id="rIdygkqdsxiuqkzfe3hxlxkh">
               <w:r>
                 <w:rPr>
                   <w:rFonts w:ascii="Calibri" w:cs="Calibri" w:eastAsia="Calibri" w:hAnsi="Calibri"/>
@@ -6178,7 +6178,7 @@
               </w:rPr>
               <w:t xml:space="preserve">  pearson correlation (r^2) — correlation of gene response between human burn and mouse burn (</w:t>
             </w:r>
-            <w:hyperlink w:history="1" r:id="rIdjnus4okcnbtev-wa9q7-c">
+            <w:hyperlink w:history="1" r:id="rIdsqvwp0rhskqhs9fsaag0m">
               <w:r>
                 <w:rPr>
                   <w:rFonts w:ascii="Calibri" w:cs="Calibri" w:eastAsia="Calibri" w:hAnsi="Calibri"/>
@@ -6221,7 +6221,7 @@
               </w:rPr>
               <w:t xml:space="preserve">  p value — Overlap P value for 'lymphocyte differentiation' genes down-regulated in mouse burn (</w:t>
             </w:r>
-            <w:hyperlink w:history="1" r:id="rIdzsskr1ho6edfyawf_7jet">
+            <w:hyperlink w:history="1" r:id="rId238tmlxdj_iwduiodgtmw">
               <w:r>
                 <w:rPr>
                   <w:rFonts w:ascii="Calibri" w:cs="Calibri" w:eastAsia="Calibri" w:hAnsi="Calibri"/>
@@ -6264,7 +6264,7 @@
               </w:rPr>
               <w:t xml:space="preserve">  p value — Overlap P value for 'translocation of ZAP-70 to immunological synapse' genes down-regulated in human burn (</w:t>
             </w:r>
-            <w:hyperlink w:history="1" r:id="rIdkyojcoaqioa05mo7gl6oi">
+            <w:hyperlink w:history="1" r:id="rId27_hioq7yvzgzf3qyrz8v">
               <w:r>
                 <w:rPr>
                   <w:rFonts w:ascii="Calibri" w:cs="Calibri" w:eastAsia="Calibri" w:hAnsi="Calibri"/>
@@ -6307,7 +6307,7 @@
               </w:rPr>
               <w:t xml:space="preserve">  p value — Overlap P value for 'innate immune response' genes up-regulated in mouse burn (</w:t>
             </w:r>
-            <w:hyperlink w:history="1" r:id="rIdmwrxaqzqgnxrp5l6i_ag1">
+            <w:hyperlink w:history="1" r:id="rIdyirtfhqhzbqbzkvyu40dw">
               <w:r>
                 <w:rPr>
                   <w:rFonts w:ascii="Calibri" w:cs="Calibri" w:eastAsia="Calibri" w:hAnsi="Calibri"/>
@@ -6350,7 +6350,7 @@
               </w:rPr>
               <w:t xml:space="preserve">  p value — Overlap P value for 'cytokine signaling in immune system' genes up-regulated in mouse sepsis (</w:t>
             </w:r>
-            <w:hyperlink w:history="1" r:id="rIdgtq9erhv4atgqehtxtzjb">
+            <w:hyperlink w:history="1" r:id="rIdg5gyo9t3n6gg30k7hojmd">
               <w:r>
                 <w:rPr>
                   <w:rFonts w:ascii="Calibri" w:cs="Calibri" w:eastAsia="Calibri" w:hAnsi="Calibri"/>
@@ -6395,7 +6395,7 @@
                 <w:sz w:val="17"/>
                 <w:szCs w:val="17"/>
               </w:rPr>
-              <w:t xml:space="preserve">The recall and precision metrics are influenced by the duration of exposure in animal models, with longer exposure generally leading to higher recall. The WTD model's low recall might be due to a relatively short feeding period.</w:t>
+              <w:t xml:space="preserve">The 'percentage of genes changed in the same direction' metric has a base rate of 50% for random chance, which is explicitly mentioned in the paper. Many of the reported percentages for mouse models are close to this random chance level.</w:t>
             </w:r>
           </w:p>
         </w:tc>
@@ -6575,7 +6575,7 @@
               </w:rPr>
               <w:t xml:space="preserve">  mean, n=11 n = 11 — Q-values for target stimuli (</w:t>
             </w:r>
-            <w:hyperlink w:history="1" r:id="rIdvfhyw45yxarflwyknqpno">
+            <w:hyperlink w:history="1" r:id="rIdg7mzogdxalohvrdevmd9w">
               <w:r>
                 <w:rPr>
                   <w:rFonts w:ascii="Calibri" w:cs="Calibri" w:eastAsia="Calibri" w:hAnsi="Calibri"/>
@@ -6618,7 +6618,7 @@
               </w:rPr>
               <w:t xml:space="preserve">  mean, n=20 — Thrombin Concentration Peak (Mean, nM) (</w:t>
             </w:r>
-            <w:hyperlink w:history="1" r:id="rId2stzbknubeqq6ox35wdoi">
+            <w:hyperlink w:history="1" r:id="rId7izcc5gqqetn9jjccfnhz">
               <w:r>
                 <w:rPr>
                   <w:rFonts w:ascii="Calibri" w:cs="Calibri" w:eastAsia="Calibri" w:hAnsi="Calibri"/>
@@ -6661,7 +6661,7 @@
               </w:rPr>
               <w:t xml:space="preserve">  mean, n=20 — Thrombin Production Rate (Mean, nM/min) (</w:t>
             </w:r>
-            <w:hyperlink w:history="1" r:id="rId4hnw4wjvsobxyo7mtfqfd">
+            <w:hyperlink w:history="1" r:id="rIdtpcq-u8yqxoza8k4guraj">
               <w:r>
                 <w:rPr>
                   <w:rFonts w:ascii="Calibri" w:cs="Calibri" w:eastAsia="Calibri" w:hAnsi="Calibri"/>
@@ -6704,7 +6704,7 @@
               </w:rPr>
               <w:t xml:space="preserve">  slope — Proliferation capacity (slope difference to human) under healthy conditions (</w:t>
             </w:r>
-            <w:hyperlink w:history="1" r:id="rIdoanh0k5e9iho8wiwub3ag">
+            <w:hyperlink w:history="1" r:id="rIdohu1tdpjqqtyulbfv8ey5">
               <w:r>
                 <w:rPr>
                   <w:rFonts w:ascii="Calibri" w:cs="Calibri" w:eastAsia="Calibri" w:hAnsi="Calibri"/>
@@ -6747,7 +6747,7 @@
               </w:rPr>
               <w:t xml:space="preserve">  mahalanobis distance — Mahalanobis distance to human for all genes combined under healthy conditions (</w:t>
             </w:r>
-            <w:hyperlink w:history="1" r:id="rId29o1am1cwlnc1wcycfepm">
+            <w:hyperlink w:history="1" r:id="rIdlgcu_oymn-bov-y2naoag">
               <w:r>
                 <w:rPr>
                   <w:rFonts w:ascii="Calibri" w:cs="Calibri" w:eastAsia="Calibri" w:hAnsi="Calibri"/>
@@ -6790,7 +6790,7 @@
               </w:rPr>
               <w:t xml:space="preserve">  mean — magnitude of uniform changes in rats (</w:t>
             </w:r>
-            <w:hyperlink w:history="1" r:id="rId1txcgpzmpbnij3do7rzdw">
+            <w:hyperlink w:history="1" r:id="rIdj5aukc1ysptui5nsjdmkw">
               <w:r>
                 <w:rPr>
                   <w:rFonts w:ascii="Calibri" w:cs="Calibri" w:eastAsia="Calibri" w:hAnsi="Calibri"/>
@@ -7023,7 +7023,7 @@
               </w:rPr>
               <w:t xml:space="preserve">  c-score — genome-wide c-scores between Drosophila and C. elegans stages (</w:t>
             </w:r>
-            <w:hyperlink w:history="1" r:id="rId5f-bxxtktixflhkfrxxmb">
+            <w:hyperlink w:history="1" r:id="rIdkb__3zn6fqx-4gmtv0_ta">
               <w:r>
                 <w:rPr>
                   <w:rFonts w:ascii="Calibri" w:cs="Calibri" w:eastAsia="Calibri" w:hAnsi="Calibri"/>
@@ -7066,7 +7066,7 @@
               </w:rPr>
               <w:t xml:space="preserve">  c-score — c-score for ce.lar-dm.lar (</w:t>
             </w:r>
-            <w:hyperlink w:history="1" r:id="rIdbifevvjkbica3im7jyxtk">
+            <w:hyperlink w:history="1" r:id="rIdosygqqknvniwjlno83e2d">
               <w:r>
                 <w:rPr>
                   <w:rFonts w:ascii="Calibri" w:cs="Calibri" w:eastAsia="Calibri" w:hAnsi="Calibri"/>
@@ -7250,7 +7250,7 @@
               </w:rPr>
               <w:t xml:space="preserve">  c-score — genome-wide c-scores between Drosophila and C. elegans stages (</w:t>
             </w:r>
-            <w:hyperlink w:history="1" r:id="rIdviug2by9raueygudrqyuk">
+            <w:hyperlink w:history="1" r:id="rIdqdg0tdtdvf3af6wptc3ej">
               <w:r>
                 <w:rPr>
                   <w:rFonts w:ascii="Calibri" w:cs="Calibri" w:eastAsia="Calibri" w:hAnsi="Calibri"/>
@@ -7293,7 +7293,7 @@
               </w:rPr>
               <w:t xml:space="preserve">  c-score — c-score for ce.lar-dm.lar (</w:t>
             </w:r>
-            <w:hyperlink w:history="1" r:id="rIdcl5ntbepmexvljgg3maya">
+            <w:hyperlink w:history="1" r:id="rIdpg1jjbs1gtajgx2xz6jzu">
               <w:r>
                 <w:rPr>
                   <w:rFonts w:ascii="Calibri" w:cs="Calibri" w:eastAsia="Calibri" w:hAnsi="Calibri"/>
@@ -7499,7 +7499,7 @@
               </w:rPr>
               <w:t xml:space="preserve">  slope — Proliferation capacity (slope difference to human) under healthy conditions (</w:t>
             </w:r>
-            <w:hyperlink w:history="1" r:id="rIdjxri-fcaw_aqmrgc6lxco">
+            <w:hyperlink w:history="1" r:id="rIdrg-419mua6kb8fw86iaj6">
               <w:r>
                 <w:rPr>
                   <w:rFonts w:ascii="Calibri" w:cs="Calibri" w:eastAsia="Calibri" w:hAnsi="Calibri"/>
@@ -7542,7 +7542,7 @@
               </w:rPr>
               <w:t xml:space="preserve">  mahalanobis distance — Mahalanobis distance to human for all genes combined under healthy conditions (</w:t>
             </w:r>
-            <w:hyperlink w:history="1" r:id="rIdtyt9skommyjgfdmxyy3pm">
+            <w:hyperlink w:history="1" r:id="rIdxpuspg5r40i7wmp4zkxkv">
               <w:r>
                 <w:rPr>
                   <w:rFonts w:ascii="Calibri" w:cs="Calibri" w:eastAsia="Calibri" w:hAnsi="Calibri"/>
@@ -7585,7 +7585,7 @@
               </w:rPr>
               <w:t xml:space="preserve">  slope — Migration slope (difference to human) under transient inflammation (</w:t>
             </w:r>
-            <w:hyperlink w:history="1" r:id="rIdykm9vjnkkkq-w7prls3pw">
+            <w:hyperlink w:history="1" r:id="rIdcspkj8-uuixaekzanlayo">
               <w:r>
                 <w:rPr>
                   <w:rFonts w:ascii="Calibri" w:cs="Calibri" w:eastAsia="Calibri" w:hAnsi="Calibri"/>
@@ -7628,7 +7628,7 @@
               </w:rPr>
               <w:t xml:space="preserve">  slope — Migration slope (difference to human) under healthy conditions (</w:t>
             </w:r>
-            <w:hyperlink w:history="1" r:id="rIdrbiakvkyilkyo0otqtpkh">
+            <w:hyperlink w:history="1" r:id="rIdnh17eylweh9cks2m3_00y">
               <w:r>
                 <w:rPr>
                   <w:rFonts w:ascii="Calibri" w:cs="Calibri" w:eastAsia="Calibri" w:hAnsi="Calibri"/>
@@ -7671,7 +7671,7 @@
               </w:rPr>
               <w:t xml:space="preserve">  mahalanobis distance — Mahalanobis distance to human for tenogenic markers (SCX, TNC, TNMD) (</w:t>
             </w:r>
-            <w:hyperlink w:history="1" r:id="rId5bdgb_c_olex9rio86ebs">
+            <w:hyperlink w:history="1" r:id="rIdru8b4l6ktrn-ci2v608nx">
               <w:r>
                 <w:rPr>
                   <w:rFonts w:ascii="Calibri" w:cs="Calibri" w:eastAsia="Calibri" w:hAnsi="Calibri"/>
@@ -7714,7 +7714,7 @@
               </w:rPr>
               <w:t xml:space="preserve">  mahalanobis distance — Mahalanobis distance to human for collagens (COL1, COL3, COL5) (</w:t>
             </w:r>
-            <w:hyperlink w:history="1" r:id="rIdxn3gr68-7yj3uarngnxy-">
+            <w:hyperlink w:history="1" r:id="rId11_mlp6_km_faxp3ayrze">
               <w:r>
                 <w:rPr>
                   <w:rFonts w:ascii="Calibri" w:cs="Calibri" w:eastAsia="Calibri" w:hAnsi="Calibri"/>
@@ -7923,7 +7923,7 @@
               </w:rPr>
               <w:t xml:space="preserve">  mean, n=10 — Thrombin Concentration Peak (Mean, nM) (</w:t>
             </w:r>
-            <w:hyperlink w:history="1" r:id="rId7v-jzxs2-q_0vacginyde">
+            <w:hyperlink w:history="1" r:id="rIdsfka6enh1ktrtmro-64wy">
               <w:r>
                 <w:rPr>
                   <w:rFonts w:ascii="Calibri" w:cs="Calibri" w:eastAsia="Calibri" w:hAnsi="Calibri"/>
@@ -7966,7 +7966,7 @@
               </w:rPr>
               <w:t xml:space="preserve">  mean, n=10 — Thrombin Production Rate (Mean, nM/min) (</w:t>
             </w:r>
-            <w:hyperlink w:history="1" r:id="rIdrgofq0vhqsu5pl48ifwkj">
+            <w:hyperlink w:history="1" r:id="rIdijjbzhc1uiuspjeppswra">
               <w:r>
                 <w:rPr>
                   <w:rFonts w:ascii="Calibri" w:cs="Calibri" w:eastAsia="Calibri" w:hAnsi="Calibri"/>
@@ -8009,7 +8009,7 @@
               </w:rPr>
               <w:t xml:space="preserve">  mean, n=10 — Plasmin Concentration Peak (Mean, nM) (</w:t>
             </w:r>
-            <w:hyperlink w:history="1" r:id="rId-glli-nijlnsztsgbxsek">
+            <w:hyperlink w:history="1" r:id="rIdtbg66rmbgrudjr-bynhna">
               <w:r>
                 <w:rPr>
                   <w:rFonts w:ascii="Calibri" w:cs="Calibri" w:eastAsia="Calibri" w:hAnsi="Calibri"/>
@@ -8052,7 +8052,7 @@
               </w:rPr>
               <w:t xml:space="preserve">  mean, n=10 — Plasmin Production Rate (Mean, nM/min) (</w:t>
             </w:r>
-            <w:hyperlink w:history="1" r:id="rId4jnyzgwz0tqshhsk1ebcr">
+            <w:hyperlink w:history="1" r:id="rIdvr1rhcctcwrjv3w8hc9bk">
               <w:r>
                 <w:rPr>
                   <w:rFonts w:ascii="Calibri" w:cs="Calibri" w:eastAsia="Calibri" w:hAnsi="Calibri"/>
@@ -8233,7 +8233,7 @@
               </w:rPr>
               <w:t xml:space="preserve">  mean, n=20 — Thrombin Concentration Peak (Mean, nM) (</w:t>
             </w:r>
-            <w:hyperlink w:history="1" r:id="rIdrckoqzofrfgewvvdwmk4o">
+            <w:hyperlink w:history="1" r:id="rId12pp5bbe0-v1ozjizmal8">
               <w:r>
                 <w:rPr>
                   <w:rFonts w:ascii="Calibri" w:cs="Calibri" w:eastAsia="Calibri" w:hAnsi="Calibri"/>
@@ -8276,7 +8276,7 @@
               </w:rPr>
               <w:t xml:space="preserve">  mean, n=20 — Thrombin Production Rate (Mean, nM/min) (</w:t>
             </w:r>
-            <w:hyperlink w:history="1" r:id="rId6cdvvlmqy_fk4zabnxs2z">
+            <w:hyperlink w:history="1" r:id="rIdie0tc4oxx8qodrid5j0ed">
               <w:r>
                 <w:rPr>
                   <w:rFonts w:ascii="Calibri" w:cs="Calibri" w:eastAsia="Calibri" w:hAnsi="Calibri"/>
@@ -8319,7 +8319,7 @@
               </w:rPr>
               <w:t xml:space="preserve">  mean, n=14 — Plasmin Concentration Peak (Mean, nM) (</w:t>
             </w:r>
-            <w:hyperlink w:history="1" r:id="rId7gcx1k_dqmj7ybd_ukj0n">
+            <w:hyperlink w:history="1" r:id="rIdvsyucmd_gvefbil_fwqsw">
               <w:r>
                 <w:rPr>
                   <w:rFonts w:ascii="Calibri" w:cs="Calibri" w:eastAsia="Calibri" w:hAnsi="Calibri"/>
@@ -8362,7 +8362,7 @@
               </w:rPr>
               <w:t xml:space="preserve">  mean, n=14 — Plasmin Production Rate (Mean, nM/min) (</w:t>
             </w:r>
-            <w:hyperlink w:history="1" r:id="rId0ulfxswhjm4fpjt3pnbcz">
+            <w:hyperlink w:history="1" r:id="rIde_icolhnz2lm5coh3glcr">
               <w:r>
                 <w:rPr>
                   <w:rFonts w:ascii="Calibri" w:cs="Calibri" w:eastAsia="Calibri" w:hAnsi="Calibri"/>
@@ -8571,7 +8571,7 @@
               </w:rPr>
               <w:t xml:space="preserve">  mean, n=10 — Thrombin Concentration Peak (Mean, nM) (</w:t>
             </w:r>
-            <w:hyperlink w:history="1" r:id="rIdou3a0xkk1xvmqj046d57d">
+            <w:hyperlink w:history="1" r:id="rIdkyovmqy7clrjrsu237dum">
               <w:r>
                 <w:rPr>
                   <w:rFonts w:ascii="Calibri" w:cs="Calibri" w:eastAsia="Calibri" w:hAnsi="Calibri"/>
@@ -8614,7 +8614,7 @@
               </w:rPr>
               <w:t xml:space="preserve">  mean, n=10 — Thrombin Production Rate (Mean, nM/min) (</w:t>
             </w:r>
-            <w:hyperlink w:history="1" r:id="rIddszpu3zqjsewzancrb3jg">
+            <w:hyperlink w:history="1" r:id="rIdqfkmzsdg7mxgvtgxcrprm">
               <w:r>
                 <w:rPr>
                   <w:rFonts w:ascii="Calibri" w:cs="Calibri" w:eastAsia="Calibri" w:hAnsi="Calibri"/>
@@ -8657,7 +8657,7 @@
               </w:rPr>
               <w:t xml:space="preserve">  mean, n=10 — Plasmin Concentration Peak (Mean, nM) (</w:t>
             </w:r>
-            <w:hyperlink w:history="1" r:id="rId6rljaoqlrt9hrr0pe-oe7">
+            <w:hyperlink w:history="1" r:id="rIdi5ouaobmdb0tog6_fwou7">
               <w:r>
                 <w:rPr>
                   <w:rFonts w:ascii="Calibri" w:cs="Calibri" w:eastAsia="Calibri" w:hAnsi="Calibri"/>
@@ -8700,7 +8700,7 @@
               </w:rPr>
               <w:t xml:space="preserve">  mean, n=10 — Plasmin Production Rate (Mean, nM/min) (</w:t>
             </w:r>
-            <w:hyperlink w:history="1" r:id="rIdm4jtc66ongzvfzy8rpbir">
+            <w:hyperlink w:history="1" r:id="rIdksfioht1woczrnvxt8vc_">
               <w:r>
                 <w:rPr>
                   <w:rFonts w:ascii="Calibri" w:cs="Calibri" w:eastAsia="Calibri" w:hAnsi="Calibri"/>
@@ -8906,7 +8906,7 @@
               </w:rPr>
               <w:t xml:space="preserve">  slope — Proliferation capacity (slope difference to human) under healthy conditions (</w:t>
             </w:r>
-            <w:hyperlink w:history="1" r:id="rIdu8eem8gbdb0mlts10dxw_">
+            <w:hyperlink w:history="1" r:id="rIdtx_-aask_r6dfgfztsgky">
               <w:r>
                 <w:rPr>
                   <w:rFonts w:ascii="Calibri" w:cs="Calibri" w:eastAsia="Calibri" w:hAnsi="Calibri"/>
@@ -8949,7 +8949,7 @@
               </w:rPr>
               <w:t xml:space="preserve">  mahalanobis distance — Mahalanobis distance to human for all genes combined under healthy conditions (</w:t>
             </w:r>
-            <w:hyperlink w:history="1" r:id="rIdrgj0yjjximepw6-swjdcb">
+            <w:hyperlink w:history="1" r:id="rIdstyayx7vl7dyzqhngeawb">
               <w:r>
                 <w:rPr>
                   <w:rFonts w:ascii="Calibri" w:cs="Calibri" w:eastAsia="Calibri" w:hAnsi="Calibri"/>
@@ -8992,7 +8992,7 @@
               </w:rPr>
               <w:t xml:space="preserve">  slope — Migration slope (difference to human) under transient inflammation (</w:t>
             </w:r>
-            <w:hyperlink w:history="1" r:id="rIdxxfgwnq3ejl0eswir_wba">
+            <w:hyperlink w:history="1" r:id="rIdz8ap9ysudd-sz0vlncn1x">
               <w:r>
                 <w:rPr>
                   <w:rFonts w:ascii="Calibri" w:cs="Calibri" w:eastAsia="Calibri" w:hAnsi="Calibri"/>
@@ -9035,7 +9035,7 @@
               </w:rPr>
               <w:t xml:space="preserve">  slope — Migration slope (difference to human) under healthy conditions (</w:t>
             </w:r>
-            <w:hyperlink w:history="1" r:id="rIdevfsrojqm_o81a5q07voz">
+            <w:hyperlink w:history="1" r:id="rId7f3a1e4vj2wx_hguea9as">
               <w:r>
                 <w:rPr>
                   <w:rFonts w:ascii="Calibri" w:cs="Calibri" w:eastAsia="Calibri" w:hAnsi="Calibri"/>
@@ -9078,7 +9078,7 @@
               </w:rPr>
               <w:t xml:space="preserve">  mahalanobis distance — Mahalanobis distance to human for tenogenic markers (SCX, TNC, TNMD) (</w:t>
             </w:r>
-            <w:hyperlink w:history="1" r:id="rIdlashtn7lyjly9zzaahktt">
+            <w:hyperlink w:history="1" r:id="rIdmqx8jvr1jmvq6l8zhcvyh">
               <w:r>
                 <w:rPr>
                   <w:rFonts w:ascii="Calibri" w:cs="Calibri" w:eastAsia="Calibri" w:hAnsi="Calibri"/>
@@ -9121,7 +9121,7 @@
               </w:rPr>
               <w:t xml:space="preserve">  mahalanobis distance — Mahalanobis distance to human for collagens (COL1, COL3, COL5) (</w:t>
             </w:r>
-            <w:hyperlink w:history="1" r:id="rIdsw6kwg2zwwpyheaxge8u8">
+            <w:hyperlink w:history="1" r:id="rIdls2ephbtg3nkn6rpgsdlt">
               <w:r>
                 <w:rPr>
                   <w:rFonts w:ascii="Calibri" w:cs="Calibri" w:eastAsia="Calibri" w:hAnsi="Calibri"/>
@@ -9357,7 +9357,7 @@
               </w:rPr>
               <w:t xml:space="preserve">  mean difference — mean difference in sample-sample correlation between diff cancer-same species group and same cancer-diff species group (</w:t>
             </w:r>
-            <w:hyperlink w:history="1" r:id="rIdrncvyt0uoxm3nlq6vzxda">
+            <w:hyperlink w:history="1" r:id="rIdemywyw0rkaygwcubtdth2">
               <w:r>
                 <w:rPr>
                   <w:rFonts w:ascii="Calibri" w:cs="Calibri" w:eastAsia="Calibri" w:hAnsi="Calibri"/>
@@ -9400,7 +9400,7 @@
               </w:rPr>
               <w:t xml:space="preserve">  score — model robustness score for adult bladder cancer (</w:t>
             </w:r>
-            <w:hyperlink w:history="1" r:id="rIdgdrz_-e0z-ayf17ntzspd">
+            <w:hyperlink w:history="1" r:id="rId0ansjoyx-ir5ckp1jy8zj">
               <w:r>
                 <w:rPr>
                   <w:rFonts w:ascii="Calibri" w:cs="Calibri" w:eastAsia="Calibri" w:hAnsi="Calibri"/>
@@ -9443,7 +9443,7 @@
               </w:rPr>
               <w:t xml:space="preserve">  score — model robustness score for pediatric glioma (</w:t>
             </w:r>
-            <w:hyperlink w:history="1" r:id="rId9ver9xazb9w1_2r9w3k44">
+            <w:hyperlink w:history="1" r:id="rIdyt7h4blhg7cm-tjvu8j2q">
               <w:r>
                 <w:rPr>
                   <w:rFonts w:ascii="Calibri" w:cs="Calibri" w:eastAsia="Calibri" w:hAnsi="Calibri"/>
@@ -9486,7 +9486,7 @@
               </w:rPr>
               <w:t xml:space="preserve">  score — model robustness score for adult melanoma (</w:t>
             </w:r>
-            <w:hyperlink w:history="1" r:id="rIdvs03e9820qonh3x5mosw0">
+            <w:hyperlink w:history="1" r:id="rIdxu0swgtjdps2rejubahww">
               <w:r>
                 <w:rPr>
                   <w:rFonts w:ascii="Calibri" w:cs="Calibri" w:eastAsia="Calibri" w:hAnsi="Calibri"/>
@@ -9529,7 +9529,7 @@
               </w:rPr>
               <w:t xml:space="preserve">  score — model robustness score for adult breast cancer (</w:t>
             </w:r>
-            <w:hyperlink w:history="1" r:id="rId0tsofwlwswxeyay8qrjck">
+            <w:hyperlink w:history="1" r:id="rIdpkwgxz3er3hjgunfjwnez">
               <w:r>
                 <w:rPr>
                   <w:rFonts w:ascii="Calibri" w:cs="Calibri" w:eastAsia="Calibri" w:hAnsi="Calibri"/>
@@ -9572,7 +9572,7 @@
               </w:rPr>
               <w:t xml:space="preserve">  score — model robustness score for adult sarcoma (</w:t>
             </w:r>
-            <w:hyperlink w:history="1" r:id="rIdxakj61dte8iuh5sjxw2w5">
+            <w:hyperlink w:history="1" r:id="rIdgfr9xl1ld0natb2wpyjdu">
               <w:r>
                 <w:rPr>
                   <w:rFonts w:ascii="Calibri" w:cs="Calibri" w:eastAsia="Calibri" w:hAnsi="Calibri"/>

--- a/exports/animal-model-concordance-table.docx
+++ b/exports/animal-model-concordance-table.docx
@@ -45,7 +45,7 @@
         </w:rPr>
         <w:t xml:space="preserve">Source: </w:t>
       </w:r>
-      <w:hyperlink w:history="1" r:id="rIdjlri0dfxy_7sgfw0lsdba">
+      <w:hyperlink w:history="1" r:id="rIdesb7ccpllrogi8jcodgpf">
         <w:r>
           <w:rPr>
             <w:rFonts w:ascii="Calibri" w:cs="Calibri" w:eastAsia="Calibri" w:hAnsi="Calibri"/>
@@ -370,7 +370,7 @@
               </w:rPr>
               <w:t xml:space="preserve">  proportion — neuroprotective efficacy in global ischemia models (superior to control) (</w:t>
             </w:r>
-            <w:hyperlink w:history="1" r:id="rId2d5hq9yc_8a4jycnwbua_">
+            <w:hyperlink w:history="1" r:id="rIdzkjc6p9kcaz-0qklbjoe6">
               <w:r>
                 <w:rPr>
                   <w:rFonts w:ascii="Calibri" w:cs="Calibri" w:eastAsia="Calibri" w:hAnsi="Calibri"/>
@@ -413,7 +413,7 @@
               </w:rPr>
               <w:t xml:space="preserve">  proportion — neuroprotective efficacy in focal ischemia experimental results (superior to control) (</w:t>
             </w:r>
-            <w:hyperlink w:history="1" r:id="rIdnjdsjkdq2l5poxtl_gyl3">
+            <w:hyperlink w:history="1" r:id="rIdrvlrnozg6coxdykrk7iqv">
               <w:r>
                 <w:rPr>
                   <w:rFonts w:ascii="Calibri" w:cs="Calibri" w:eastAsia="Calibri" w:hAnsi="Calibri"/>
@@ -456,7 +456,7 @@
               </w:rPr>
               <w:t xml:space="preserve">  mean, n=351 experimental agents — improvement in focal models for drugs tested only in animal models vs. drugs tested clinically (</w:t>
             </w:r>
-            <w:hyperlink w:history="1" r:id="rIdw6b-c4zh6gdegigkxjlee">
+            <w:hyperlink w:history="1" r:id="rIddrzqgodbtbm5xtzor1rng">
               <w:r>
                 <w:rPr>
                   <w:rFonts w:ascii="Calibri" w:cs="Calibri" w:eastAsia="Calibri" w:hAnsi="Calibri"/>
@@ -499,7 +499,7 @@
               </w:rPr>
               <w:t xml:space="preserve">  proportion — neuroprotective efficacy in culture models (superior to control) (</w:t>
             </w:r>
-            <w:hyperlink w:history="1" r:id="rIddzyag8yyvytys4m2zckqf">
+            <w:hyperlink w:history="1" r:id="rIdgbra-jdum8bh6wqbv0hfu">
               <w:r>
                 <w:rPr>
                   <w:rFonts w:ascii="Calibri" w:cs="Calibri" w:eastAsia="Calibri" w:hAnsi="Calibri"/>
@@ -542,7 +542,7 @@
               </w:rPr>
               <w:t xml:space="preserve">  concordance rate, n=951 compounds — concordance of liver effects (</w:t>
             </w:r>
-            <w:hyperlink w:history="1" r:id="rIdynkwraix3coftcj9wmbzt">
+            <w:hyperlink w:history="1" r:id="rIdxlzzg2m8n4pjsxnlvjk0s">
               <w:r>
                 <w:rPr>
                   <w:rFonts w:ascii="Calibri" w:cs="Calibri" w:eastAsia="Calibri" w:hAnsi="Calibri"/>
@@ -778,7 +778,7 @@
               </w:rPr>
               <w:t xml:space="preserve">  or — Odds Ratio for drug success (Q2 TGI vs Q1 TGI) (</w:t>
             </w:r>
-            <w:hyperlink w:history="1" r:id="rIdyck8muzoxecku05wycuh4">
+            <w:hyperlink w:history="1" r:id="rIdiggg6sxdo0-k4d-tv0gec">
               <w:r>
                 <w:rPr>
                   <w:rFonts w:ascii="Calibri" w:cs="Calibri" w:eastAsia="Calibri" w:hAnsi="Calibri"/>
@@ -821,7 +821,7 @@
               </w:rPr>
               <w:t xml:space="preserve">  median — TGI values for approved vs. failed drugs (</w:t>
             </w:r>
-            <w:hyperlink w:history="1" r:id="rId3ykiq4eqnwjkssmhjdxer">
+            <w:hyperlink w:history="1" r:id="rIdd8dkmbjbdbrgh5o3civwu">
               <w:r>
                 <w:rPr>
                   <w:rFonts w:ascii="Calibri" w:cs="Calibri" w:eastAsia="Calibri" w:hAnsi="Calibri"/>
@@ -864,7 +864,7 @@
               </w:rPr>
               <w:t xml:space="preserve">  p-value — Statistical significance of TGI difference between approved and failed drugs (</w:t>
             </w:r>
-            <w:hyperlink w:history="1" r:id="rIdm2oawhboqvuj2_36wfszp">
+            <w:hyperlink w:history="1" r:id="rIdrbbv7yerfayerjepzue_k">
               <w:r>
                 <w:rPr>
                   <w:rFonts w:ascii="Calibri" w:cs="Calibri" w:eastAsia="Calibri" w:hAnsi="Calibri"/>
@@ -907,7 +907,7 @@
               </w:rPr>
               <w:t xml:space="preserve">  auc — Area Under the Curve (AUC) for TGI predicting success (</w:t>
             </w:r>
-            <w:hyperlink w:history="1" r:id="rIdvuvugaz49h_nprmltjnqd">
+            <w:hyperlink w:history="1" r:id="rIdultnw7bn3ftjl2rzgak1v">
               <w:r>
                 <w:rPr>
                   <w:rFonts w:ascii="Calibri" w:cs="Calibri" w:eastAsia="Calibri" w:hAnsi="Calibri"/>
@@ -950,7 +950,7 @@
               </w:rPr>
               <w:t xml:space="preserve">  p-value — P-trend for TGI and drug success (</w:t>
             </w:r>
-            <w:hyperlink w:history="1" r:id="rIdohjfdafzerxp4q8wnharv">
+            <w:hyperlink w:history="1" r:id="rId22ztklijqxdgynimukxlr">
               <w:r>
                 <w:rPr>
                   <w:rFonts w:ascii="Calibri" w:cs="Calibri" w:eastAsia="Calibri" w:hAnsi="Calibri"/>
@@ -1183,7 +1183,7 @@
               </w:rPr>
               <w:t xml:space="preserve">  concordance rate, n=951 compounds — concordance of liver effects (</w:t>
             </w:r>
-            <w:hyperlink w:history="1" r:id="rIdzrw3ioaayfwgkqgkmpm6-">
+            <w:hyperlink w:history="1" r:id="rIdrcooajttfmkzzpqciiei-">
               <w:r>
                 <w:rPr>
                   <w:rFonts w:ascii="Calibri" w:cs="Calibri" w:eastAsia="Calibri" w:hAnsi="Calibri"/>
@@ -1392,7 +1392,7 @@
               </w:rPr>
               <w:t xml:space="preserve">  odds ratio — Antenatal corticosteroids: neonatal mortality in ewe models (pooled odds ratio) (</w:t>
             </w:r>
-            <w:hyperlink w:history="1" r:id="rIdnygokx43-qdifztcm1tu7">
+            <w:hyperlink w:history="1" r:id="rIdawvrrdg-9rvyb1izt52co">
               <w:r>
                 <w:rPr>
                   <w:rFonts w:ascii="Calibri" w:cs="Calibri" w:eastAsia="Calibri" w:hAnsi="Calibri"/>
@@ -1612,7 +1612,7 @@
               </w:rPr>
               <w:t xml:space="preserve">  more potent — JNJ-3 induced albumin secretion decrease in dog Liver-Chip vs human Liver-Chip (</w:t>
             </w:r>
-            <w:hyperlink w:history="1" r:id="rId8tkapcywztj8gha1eggwa">
+            <w:hyperlink w:history="1" r:id="rIdi2asb5rtxzjtww7xjdnpl">
               <w:r>
                 <w:rPr>
                   <w:rFonts w:ascii="Calibri" w:cs="Calibri" w:eastAsia="Calibri" w:hAnsi="Calibri"/>
@@ -1655,7 +1655,7 @@
               </w:rPr>
               <w:t xml:space="preserve">  pru — Proportionate Reduction in Uncertainty (PRU) for GI (Dog) (</w:t>
             </w:r>
-            <w:hyperlink w:history="1" r:id="rIdy3fswqxkokfmzzdnvdj9a">
+            <w:hyperlink w:history="1" r:id="rId_aalqgifqtjjxnpstmvrm">
               <w:r>
                 <w:rPr>
                   <w:rFonts w:ascii="Calibri" w:cs="Calibri" w:eastAsia="Calibri" w:hAnsi="Calibri"/>
@@ -1698,7 +1698,7 @@
               </w:rPr>
               <w:t xml:space="preserve">  lr+, n=404 — Likelihood Ratio for dog, Cardiac disorders (</w:t>
             </w:r>
-            <w:hyperlink w:history="1" r:id="rIdno790lh63hs3feftkmg0m">
+            <w:hyperlink w:history="1" r:id="rIdcu05cxffnzwgkr9m1prm-">
               <w:r>
                 <w:rPr>
                   <w:rFonts w:ascii="Calibri" w:cs="Calibri" w:eastAsia="Calibri" w:hAnsi="Calibri"/>
@@ -1741,7 +1741,7 @@
               </w:rPr>
               <w:t xml:space="preserve">  ic50 (half-maximal inhibitory concentration) — IC50 for bosentan-induced albumin secretion decrease (</w:t>
             </w:r>
-            <w:hyperlink w:history="1" r:id="rId8sdtjsgttybs6jzwm1kc3">
+            <w:hyperlink w:history="1" r:id="rIdx8ffzuxjcbdugbdx-kmi3">
               <w:r>
                 <w:rPr>
                   <w:rFonts w:ascii="Calibri" w:cs="Calibri" w:eastAsia="Calibri" w:hAnsi="Calibri"/>
@@ -1784,7 +1784,7 @@
               </w:rPr>
               <w:t xml:space="preserve">  ppv — PPV for Cutaneous (</w:t>
             </w:r>
-            <w:hyperlink w:history="1" r:id="rIdjkcczgpkfnriy0lhyjegg">
+            <w:hyperlink w:history="1" r:id="rIddo2cwlldgy4rhihos-kh6">
               <w:r>
                 <w:rPr>
                   <w:rFonts w:ascii="Calibri" w:cs="Calibri" w:eastAsia="Calibri" w:hAnsi="Calibri"/>
@@ -1827,7 +1827,7 @@
               </w:rPr>
               <w:t xml:space="preserve">  npv — NPV for Cutaneous (</w:t>
             </w:r>
-            <w:hyperlink w:history="1" r:id="rId88v4kdbqsii9fzdecdvqz">
+            <w:hyperlink w:history="1" r:id="rIdofwi6yuiipiyi65ipl0ak">
               <w:r>
                 <w:rPr>
                   <w:rFonts w:ascii="Calibri" w:cs="Calibri" w:eastAsia="Calibri" w:hAnsi="Calibri"/>
@@ -2077,7 +2077,7 @@
               </w:rPr>
               <w:t xml:space="preserve">  ppv — PPV for Liver (</w:t>
             </w:r>
-            <w:hyperlink w:history="1" r:id="rIdj4sqbfjw-npwtqesegox8">
+            <w:hyperlink w:history="1" r:id="rId0jjqacfivd46amggg4vvj">
               <w:r>
                 <w:rPr>
                   <w:rFonts w:ascii="Calibri" w:cs="Calibri" w:eastAsia="Calibri" w:hAnsi="Calibri"/>
@@ -2120,7 +2120,7 @@
               </w:rPr>
               <w:t xml:space="preserve">  npv — NPV for Liver (</w:t>
             </w:r>
-            <w:hyperlink w:history="1" r:id="rIdutb_47pxdquddp8bczv2x">
+            <w:hyperlink w:history="1" r:id="rIdfwbwtpqcmh9hv8aynrumj">
               <w:r>
                 <w:rPr>
                   <w:rFonts w:ascii="Calibri" w:cs="Calibri" w:eastAsia="Calibri" w:hAnsi="Calibri"/>
@@ -2163,7 +2163,7 @@
               </w:rPr>
               <w:t xml:space="preserve">  pru — Proportionate Reduction in Uncertainty (PRU) for GI (Monkey) (</w:t>
             </w:r>
-            <w:hyperlink w:history="1" r:id="rIdmjjyl5a-2h6sbeputchyj">
+            <w:hyperlink w:history="1" r:id="rIdgpbxdcu_uvbzrn-qpujtg">
               <w:r>
                 <w:rPr>
                   <w:rFonts w:ascii="Calibri" w:cs="Calibri" w:eastAsia="Calibri" w:hAnsi="Calibri"/>
@@ -2206,7 +2206,7 @@
               </w:rPr>
               <w:t xml:space="preserve">  lr+, n=84 — Likelihood Ratio for cynomolgus monkey, Cardiac disorders (</w:t>
             </w:r>
-            <w:hyperlink w:history="1" r:id="rIdnt4ufleweemlixb_gklmx">
+            <w:hyperlink w:history="1" r:id="rIdeie2alxmgub673f5cg4mp">
               <w:r>
                 <w:rPr>
                   <w:rFonts w:ascii="Calibri" w:cs="Calibri" w:eastAsia="Calibri" w:hAnsi="Calibri"/>
@@ -2249,7 +2249,7 @@
               </w:rPr>
               <w:t xml:space="preserve">  median inlr — NHP-human median iNLR (</w:t>
             </w:r>
-            <w:hyperlink w:history="1" r:id="rIdoph7b0osdnuskqw45h-4u">
+            <w:hyperlink w:history="1" r:id="rIdvd2ghzxuqybdwgv35v7uh">
               <w:r>
                 <w:rPr>
                   <w:rFonts w:ascii="Calibri" w:cs="Calibri" w:eastAsia="Calibri" w:hAnsi="Calibri"/>
@@ -2292,7 +2292,7 @@
               </w:rPr>
               <w:t xml:space="preserve">  ppv — PPV for Cutaneous (</w:t>
             </w:r>
-            <w:hyperlink w:history="1" r:id="rIderhzjepgi7cxoymbrvp48">
+            <w:hyperlink w:history="1" r:id="rIdzyg35egilvqn8a3gv8nfa">
               <w:r>
                 <w:rPr>
                   <w:rFonts w:ascii="Calibri" w:cs="Calibri" w:eastAsia="Calibri" w:hAnsi="Calibri"/>
@@ -2419,7 +2419,7 @@
                 <w:sz w:val="16"/>
                 <w:szCs w:val="16"/>
               </w:rPr>
-              <w:t xml:space="preserve">2 partly supports</w:t>
+              <w:t xml:space="preserve">2 does not support</w:t>
             </w:r>
           </w:p>
           <w:p>
@@ -2433,7 +2433,7 @@
                 <w:sz w:val="16"/>
                 <w:szCs w:val="16"/>
               </w:rPr>
-              <w:t xml:space="preserve">2 does not support</w:t>
+              <w:t xml:space="preserve">2 partly supports</w:t>
             </w:r>
           </w:p>
         </w:tc>
@@ -2539,7 +2539,7 @@
               </w:rPr>
               <w:t xml:space="preserve">  lr+, n=521 — Likelihood Ratio for rat, Cardiac disorders (</w:t>
             </w:r>
-            <w:hyperlink w:history="1" r:id="rIdjvxgig04iedoq-xh4flnl">
+            <w:hyperlink w:history="1" r:id="rIdoxskxbk3wdzq5pck1xxtg">
               <w:r>
                 <w:rPr>
                   <w:rFonts w:ascii="Calibri" w:cs="Calibri" w:eastAsia="Calibri" w:hAnsi="Calibri"/>
@@ -2582,7 +2582,7 @@
               </w:rPr>
               <w:t xml:space="preserve">  ic50 (half-maximal inhibitory concentration) — IC50 for bosentan-induced albumin secretion decrease (</w:t>
             </w:r>
-            <w:hyperlink w:history="1" r:id="rIdkujzqawlyptec6eikcoim">
+            <w:hyperlink w:history="1" r:id="rIdlr8mfaciifzwihb2aeabo">
               <w:r>
                 <w:rPr>
                   <w:rFonts w:ascii="Calibri" w:cs="Calibri" w:eastAsia="Calibri" w:hAnsi="Calibri"/>
@@ -2625,7 +2625,7 @@
               </w:rPr>
               <w:t xml:space="preserve">  median ppv — PPV for all toxicity grades (</w:t>
             </w:r>
-            <w:hyperlink w:history="1" r:id="rId-r2tbnnyhs5smrvuvuf8k">
+            <w:hyperlink w:history="1" r:id="rIdujx4msahox5o11llqlwzp">
               <w:r>
                 <w:rPr>
                   <w:rFonts w:ascii="Calibri" w:cs="Calibri" w:eastAsia="Calibri" w:hAnsi="Calibri"/>
@@ -2668,7 +2668,7 @@
               </w:rPr>
               <w:t xml:space="preserve">  median ppv — PPV for grade 3 and 4 toxicities (</w:t>
             </w:r>
-            <w:hyperlink w:history="1" r:id="rIdqwokmnt-ensh-autawuhw">
+            <w:hyperlink w:history="1" r:id="rIdtjhfxy3kr7akuf3nlny3h">
               <w:r>
                 <w:rPr>
                   <w:rFonts w:ascii="Calibri" w:cs="Calibri" w:eastAsia="Calibri" w:hAnsi="Calibri"/>
@@ -2711,7 +2711,7 @@
               </w:rPr>
               <w:t xml:space="preserve">  median npv — NPV for all toxicity grades (</w:t>
             </w:r>
-            <w:hyperlink w:history="1" r:id="rIdc1kjhhwmnhgiys4nf6zvk">
+            <w:hyperlink w:history="1" r:id="rIdjvgjsq9bprshw6_dlein6">
               <w:r>
                 <w:rPr>
                   <w:rFonts w:ascii="Calibri" w:cs="Calibri" w:eastAsia="Calibri" w:hAnsi="Calibri"/>
@@ -2754,7 +2754,7 @@
               </w:rPr>
               <w:t xml:space="preserve">  median npv — NPV for grade 3 and 4 toxicities (</w:t>
             </w:r>
-            <w:hyperlink w:history="1" r:id="rIdyeu8-ckr9xmbneciov2g-">
+            <w:hyperlink w:history="1" r:id="rIdf3jm-cliwwhlsurt-fb6w">
               <w:r>
                 <w:rPr>
                   <w:rFonts w:ascii="Calibri" w:cs="Calibri" w:eastAsia="Calibri" w:hAnsi="Calibri"/>
@@ -2799,7 +2799,7 @@
                 <w:sz w:val="17"/>
                 <w:szCs w:val="17"/>
               </w:rPr>
-              <w:t xml:space="preserve">The selectivity of 7% is low, but the paper notes that the data set differs from other studies, as it focuses on marketed drugs that passed rigorous clinical safety testing. The high LR+ for dizziness (1000) might be an outlier or reflect specific testing practices.</w:t>
+              <w:t xml:space="preserve">NPV is often high simply because most findings are negative. The paper notes that for grades 3 and 4 toxicities, there were no conditions in which PPV and NPV were both &gt;0.75, but there were six conditions for which PPV and NPV were both &gt;0.6. This suggests that even for severe toxicities, the predictive values are not consistently high.</w:t>
             </w:r>
           </w:p>
         </w:tc>
@@ -3004,7 +3004,7 @@
               </w:rPr>
               <w:t xml:space="preserve">  lr+, n=210 — Likelihood Ratio for mouse, Cardiac disorders (</w:t>
             </w:r>
-            <w:hyperlink w:history="1" r:id="rIdirwmxsxylpysh9usaneur">
+            <w:hyperlink w:history="1" r:id="rId2m9ijjtktrtjcqlfwquhc">
               <w:r>
                 <w:rPr>
                   <w:rFonts w:ascii="Calibri" w:cs="Calibri" w:eastAsia="Calibri" w:hAnsi="Calibri"/>
@@ -3047,7 +3047,7 @@
               </w:rPr>
               <w:t xml:space="preserve">  median ppv — PPV for all toxicity grades (</w:t>
             </w:r>
-            <w:hyperlink w:history="1" r:id="rIdz7-oh7jhcqavnbll_tgmp">
+            <w:hyperlink w:history="1" r:id="rIdheibauehycq3pkqoyxb5d">
               <w:r>
                 <w:rPr>
                   <w:rFonts w:ascii="Calibri" w:cs="Calibri" w:eastAsia="Calibri" w:hAnsi="Calibri"/>
@@ -3090,7 +3090,7 @@
               </w:rPr>
               <w:t xml:space="preserve">  median ppv — PPV for grade 3 and 4 toxicities (</w:t>
             </w:r>
-            <w:hyperlink w:history="1" r:id="rIdqtnd7ujsqt9dsgfszuzdr">
+            <w:hyperlink w:history="1" r:id="rIdsl6yinzm5qciuxpkwv-y1">
               <w:r>
                 <w:rPr>
                   <w:rFonts w:ascii="Calibri" w:cs="Calibri" w:eastAsia="Calibri" w:hAnsi="Calibri"/>
@@ -3133,7 +3133,7 @@
               </w:rPr>
               <w:t xml:space="preserve">  median npv — NPV for all toxicity grades (</w:t>
             </w:r>
-            <w:hyperlink w:history="1" r:id="rIde757sq71fgouxz5146ou-">
+            <w:hyperlink w:history="1" r:id="rIdodvuc-nc3gnzoxeyuxoxh">
               <w:r>
                 <w:rPr>
                   <w:rFonts w:ascii="Calibri" w:cs="Calibri" w:eastAsia="Calibri" w:hAnsi="Calibri"/>
@@ -3176,7 +3176,7 @@
               </w:rPr>
               <w:t xml:space="preserve">  median npv — NPV for grade 3 and 4 toxicities (</w:t>
             </w:r>
-            <w:hyperlink w:history="1" r:id="rIdzh3hqcmphg_7vzedrhadn">
+            <w:hyperlink w:history="1" r:id="rIdrdk4uapmi-zll8lvu7ibd">
               <w:r>
                 <w:rPr>
                   <w:rFonts w:ascii="Calibri" w:cs="Calibri" w:eastAsia="Calibri" w:hAnsi="Calibri"/>
@@ -3219,7 +3219,7 @@
               </w:rPr>
               <w:t xml:space="preserve">  lr+ — Likelihood Ratio for Pain (mouse) (</w:t>
             </w:r>
-            <w:hyperlink w:history="1" r:id="rIdm-jzpya3uhbjiflxazfvh">
+            <w:hyperlink w:history="1" r:id="rId-ds69gwup2frlolf5xe5n">
               <w:r>
                 <w:rPr>
                   <w:rFonts w:ascii="Calibri" w:cs="Calibri" w:eastAsia="Calibri" w:hAnsi="Calibri"/>
@@ -3264,7 +3264,7 @@
                 <w:sz w:val="17"/>
                 <w:szCs w:val="17"/>
               </w:rPr>
-              <w:t xml:space="preserve">The selectivity of 7% is low, but the paper notes that the data set differs from other studies, as it focuses on marketed drugs that passed rigorous clinical safety testing. The high LR+ for dizziness (1000) might be an outlier or reflect specific testing practices.</w:t>
+              <w:t xml:space="preserve">NPV is often high simply because most findings are negative. The paper notes that for grades 3 and 4 toxicities, there were no conditions in which PPV and NPV were both &gt;0.75, but there were six conditions for which PPV and NPV were both &gt;0.6. This suggests that even for severe toxicities, the predictive values are not consistently high.</w:t>
             </w:r>
           </w:p>
         </w:tc>
@@ -3466,7 +3466,7 @@
               </w:rPr>
               <w:t xml:space="preserve">  lr+, n=99 — Likelihood Ratio for rabbit, Cardiac disorders (</w:t>
             </w:r>
-            <w:hyperlink w:history="1" r:id="rId8geb3igz95yzpl0hhwyxz">
+            <w:hyperlink w:history="1" r:id="rIdho9lkn-vq2cbqedndnd6l">
               <w:r>
                 <w:rPr>
                   <w:rFonts w:ascii="Calibri" w:cs="Calibri" w:eastAsia="Calibri" w:hAnsi="Calibri"/>
@@ -3509,7 +3509,7 @@
               </w:rPr>
               <w:t xml:space="preserve">  post-test odds — QT prolongation post-test odds (rabbit) (</w:t>
             </w:r>
-            <w:hyperlink w:history="1" r:id="rId4v46iqjyag5j8y4qh6ub0">
+            <w:hyperlink w:history="1" r:id="rIdntmf6tipidlulhvwtrfoe">
               <w:r>
                 <w:rPr>
                   <w:rFonts w:ascii="Calibri" w:cs="Calibri" w:eastAsia="Calibri" w:hAnsi="Calibri"/>
@@ -3552,7 +3552,7 @@
               </w:rPr>
               <w:t xml:space="preserve">  median inlr — Rabbit-human median iNLR (</w:t>
             </w:r>
-            <w:hyperlink w:history="1" r:id="rIdc88098tbwdsg_nuuxzto5">
+            <w:hyperlink w:history="1" r:id="rId2-hcb3dh4jkxgr5wgtsgy">
               <w:r>
                 <w:rPr>
                   <w:rFonts w:ascii="Calibri" w:cs="Calibri" w:eastAsia="Calibri" w:hAnsi="Calibri"/>
@@ -3681,7 +3681,7 @@
                 <w:sz w:val="16"/>
                 <w:szCs w:val="16"/>
               </w:rPr>
-              <w:t xml:space="preserve">1 partly supports</w:t>
+              <w:t xml:space="preserve">1 supports</w:t>
             </w:r>
           </w:p>
           <w:p>
@@ -3695,7 +3695,7 @@
                 <w:sz w:val="16"/>
                 <w:szCs w:val="16"/>
               </w:rPr>
-              <w:t xml:space="preserve">1 supports</w:t>
+              <w:t xml:space="preserve">1 partly supports</w:t>
             </w:r>
           </w:p>
         </w:tc>
@@ -3802,7 +3802,7 @@
               </w:rPr>
               <w:t xml:space="preserve">  success rate — success rate in identifying nonteratogenic compounds (</w:t>
             </w:r>
-            <w:hyperlink w:history="1" r:id="rIdskj99rx_j9b0bh-76bidp">
+            <w:hyperlink w:history="1" r:id="rId6lehwgjrsp5xpgdhrp0rc">
               <w:r>
                 <w:rPr>
                   <w:rFonts w:ascii="Calibri" w:cs="Calibri" w:eastAsia="Calibri" w:hAnsi="Calibri"/>
@@ -3845,7 +3845,7 @@
               </w:rPr>
               <w:t xml:space="preserve">  success rate — success rate in identifying teratogens (</w:t>
             </w:r>
-            <w:hyperlink w:history="1" r:id="rIdeg2pff1iz8qcnowmilvmw">
+            <w:hyperlink w:history="1" r:id="rIdvhhjwou2ep5rn1bblbm_y">
               <w:r>
                 <w:rPr>
                   <w:rFonts w:ascii="Calibri" w:cs="Calibri" w:eastAsia="Calibri" w:hAnsi="Calibri"/>
@@ -3888,7 +3888,7 @@
               </w:rPr>
               <w:t xml:space="preserve">  good — specificity (</w:t>
             </w:r>
-            <w:hyperlink w:history="1" r:id="rIdryn68ip947mkmin4msvix">
+            <w:hyperlink w:history="1" r:id="rIdpfzyppzbobov4a_c5ohem">
               <w:r>
                 <w:rPr>
                   <w:rFonts w:ascii="Calibri" w:cs="Calibri" w:eastAsia="Calibri" w:hAnsi="Calibri"/>
@@ -3931,7 +3931,7 @@
               </w:rPr>
               <w:t xml:space="preserve">  excellent — specificity (</w:t>
             </w:r>
-            <w:hyperlink w:history="1" r:id="rId1zzkyilizh9va25vlzqyl">
+            <w:hyperlink w:history="1" r:id="rIdv9jhuducnzxly_vwmcihw">
               <w:r>
                 <w:rPr>
                   <w:rFonts w:ascii="Calibri" w:cs="Calibri" w:eastAsia="Calibri" w:hAnsi="Calibri"/>
@@ -3974,7 +3974,7 @@
               </w:rPr>
               <w:t xml:space="preserve">  specificity — ZeGlobalTox predictive assessment (overall) (</w:t>
             </w:r>
-            <w:hyperlink w:history="1" r:id="rIdcab2pijlug5v0uz0egbaf">
+            <w:hyperlink w:history="1" r:id="rId_afjic_8avwysypfpqavn">
               <w:r>
                 <w:rPr>
                   <w:rFonts w:ascii="Calibri" w:cs="Calibri" w:eastAsia="Calibri" w:hAnsi="Calibri"/>
@@ -4017,7 +4017,7 @@
               </w:rPr>
               <w:t xml:space="preserve">  sensitivity — ZeGlobalTox predictive assessment (overall) (</w:t>
             </w:r>
-            <w:hyperlink w:history="1" r:id="rIdzurptlpusex-gzub03vr8">
+            <w:hyperlink w:history="1" r:id="rIdld6iaztzagwlsdayv_gli">
               <w:r>
                 <w:rPr>
                   <w:rFonts w:ascii="Calibri" w:cs="Calibri" w:eastAsia="Calibri" w:hAnsi="Calibri"/>
@@ -4223,7 +4223,7 @@
               </w:rPr>
               <w:t xml:space="preserve">  ppv — PPV for Liver (</w:t>
             </w:r>
-            <w:hyperlink w:history="1" r:id="rIdi3dotaewvoxwmtcmzpm3g">
+            <w:hyperlink w:history="1" r:id="rIdmqxgj6wao8i3ttad03osn">
               <w:r>
                 <w:rPr>
                   <w:rFonts w:ascii="Calibri" w:cs="Calibri" w:eastAsia="Calibri" w:hAnsi="Calibri"/>
@@ -4266,7 +4266,7 @@
               </w:rPr>
               <w:t xml:space="preserve">  npv — NPV for Liver (</w:t>
             </w:r>
-            <w:hyperlink w:history="1" r:id="rId3u95mkzrceghtmjosawmp">
+            <w:hyperlink w:history="1" r:id="rIdjozdafvpil7mlz7yxttzz">
               <w:r>
                 <w:rPr>
                   <w:rFonts w:ascii="Calibri" w:cs="Calibri" w:eastAsia="Calibri" w:hAnsi="Calibri"/>
@@ -4309,7 +4309,7 @@
               </w:rPr>
               <w:t xml:space="preserve">  pru — Proportionate Reduction in Uncertainty (PRU) for GI (Rodent) (</w:t>
             </w:r>
-            <w:hyperlink w:history="1" r:id="rIdu2mkcy4udtkucilkwyagr">
+            <w:hyperlink w:history="1" r:id="rIdm0q-jhi4f6crg5yuq3ukj">
               <w:r>
                 <w:rPr>
                   <w:rFonts w:ascii="Calibri" w:cs="Calibri" w:eastAsia="Calibri" w:hAnsi="Calibri"/>
@@ -4352,7 +4352,7 @@
               </w:rPr>
               <w:t xml:space="preserve">  ppv — PPV for Cutaneous (</w:t>
             </w:r>
-            <w:hyperlink w:history="1" r:id="rId_lkuqkc23r-7cwkrm2cnw">
+            <w:hyperlink w:history="1" r:id="rIddmr9qkdwism98fe8rvtxa">
               <w:r>
                 <w:rPr>
                   <w:rFonts w:ascii="Calibri" w:cs="Calibri" w:eastAsia="Calibri" w:hAnsi="Calibri"/>
@@ -4395,7 +4395,7 @@
               </w:rPr>
               <w:t xml:space="preserve">  npv — NPV for Cutaneous (</w:t>
             </w:r>
-            <w:hyperlink w:history="1" r:id="rIds3ow1-a56wktsphm4uymd">
+            <w:hyperlink w:history="1" r:id="rId4xmmhv9ivkhlgrtlkeok1">
               <w:r>
                 <w:rPr>
                   <w:rFonts w:ascii="Calibri" w:cs="Calibri" w:eastAsia="Calibri" w:hAnsi="Calibri"/>
@@ -4438,7 +4438,7 @@
               </w:rPr>
               <w:t xml:space="preserve">  ppv — PPV for Musculoskeletal (</w:t>
             </w:r>
-            <w:hyperlink w:history="1" r:id="rIda6ghbmdqsxsqemsrnkbbm">
+            <w:hyperlink w:history="1" r:id="rIdlkf8tjdnnh91gh75ownmo">
               <w:r>
                 <w:rPr>
                   <w:rFonts w:ascii="Calibri" w:cs="Calibri" w:eastAsia="Calibri" w:hAnsi="Calibri"/>
@@ -4715,7 +4715,7 @@
               </w:rPr>
               <w:t xml:space="preserve">  auc, n=24 — concordance between hERG potency and clinical QTc outcome (</w:t>
             </w:r>
-            <w:hyperlink w:history="1" r:id="rIdoiq_se9cicftlmoagkdvw">
+            <w:hyperlink w:history="1" r:id="rIdii99kkhti4gsgwhbizoch">
               <w:r>
                 <w:rPr>
                   <w:rFonts w:ascii="Calibri" w:cs="Calibri" w:eastAsia="Calibri" w:hAnsi="Calibri"/>
@@ -4758,7 +4758,7 @@
               </w:rPr>
               <w:t xml:space="preserve">  sensitivity — large animal to human (combined BP and HR) (</w:t>
             </w:r>
-            <w:hyperlink w:history="1" r:id="rId8hpbcw0uoxrvncez3glv-">
+            <w:hyperlink w:history="1" r:id="rIdsfljzju35scdzt2kjzkei">
               <w:r>
                 <w:rPr>
                   <w:rFonts w:ascii="Calibri" w:cs="Calibri" w:eastAsia="Calibri" w:hAnsi="Calibri"/>
@@ -4801,7 +4801,7 @@
               </w:rPr>
               <w:t xml:space="preserve">  specificity — large animal to human (combined BP and HR) (</w:t>
             </w:r>
-            <w:hyperlink w:history="1" r:id="rIdw1hetqpbtssdhmerwtzaz">
+            <w:hyperlink w:history="1" r:id="rId4r7nomqbsb_tc67v3owo3">
               <w:r>
                 <w:rPr>
                   <w:rFonts w:ascii="Calibri" w:cs="Calibri" w:eastAsia="Calibri" w:hAnsi="Calibri"/>
@@ -4844,7 +4844,7 @@
               </w:rPr>
               <w:t xml:space="preserve">  auc — concordance between dog QTc data and clinical QTc outcome (</w:t>
             </w:r>
-            <w:hyperlink w:history="1" r:id="rIdzmbcppdotaoxq3vxva2k5">
+            <w:hyperlink w:history="1" r:id="rId4s1ycvmmlqx1tkp3tzmnx">
               <w:r>
                 <w:rPr>
                   <w:rFonts w:ascii="Calibri" w:cs="Calibri" w:eastAsia="Calibri" w:hAnsi="Calibri"/>
@@ -4887,7 +4887,7 @@
               </w:rPr>
               <w:t xml:space="preserve">  multiple, n=8 n=8 — Critical concentration multiple for 10ms QTc increase (moxifloxacin) (</w:t>
             </w:r>
-            <w:hyperlink w:history="1" r:id="rId9g6inez4lyykz8i0p3k8k">
+            <w:hyperlink w:history="1" r:id="rIdpadgmmhfvwpjhygpttzo4">
               <w:r>
                 <w:rPr>
                   <w:rFonts w:ascii="Calibri" w:cs="Calibri" w:eastAsia="Calibri" w:hAnsi="Calibri"/>
@@ -4930,7 +4930,7 @@
               </w:rPr>
               <w:t xml:space="preserve">  concordance rate, n=24 drugs — concordance rate of in vivo dog assay for clinical QT outcome (</w:t>
             </w:r>
-            <w:hyperlink w:history="1" r:id="rIdsu-je-sbac5fdeoyuztfc">
+            <w:hyperlink w:history="1" r:id="rIdewe2g5kenvzbjeov0grc7">
               <w:r>
                 <w:rPr>
                   <w:rFonts w:ascii="Calibri" w:cs="Calibri" w:eastAsia="Calibri" w:hAnsi="Calibri"/>
@@ -5204,7 +5204,7 @@
               </w:rPr>
               <w:t xml:space="preserve">  sensitivity — large animal to human (combined BP and HR) (</w:t>
             </w:r>
-            <w:hyperlink w:history="1" r:id="rId8f5p9gc5qgvgauswhnt4c">
+            <w:hyperlink w:history="1" r:id="rIdyfaehkvlfxcrsaxwxsxbx">
               <w:r>
                 <w:rPr>
                   <w:rFonts w:ascii="Calibri" w:cs="Calibri" w:eastAsia="Calibri" w:hAnsi="Calibri"/>
@@ -5247,7 +5247,7 @@
               </w:rPr>
               <w:t xml:space="preserve">  specificity — large animal to human (combined BP and HR) (</w:t>
             </w:r>
-            <w:hyperlink w:history="1" r:id="rIdnex88y1amtmary9jodu4u">
+            <w:hyperlink w:history="1" r:id="rIdszgufz86xjbenprwgnu2i">
               <w:r>
                 <w:rPr>
                   <w:rFonts w:ascii="Calibri" w:cs="Calibri" w:eastAsia="Calibri" w:hAnsi="Calibri"/>
@@ -5290,7 +5290,7 @@
               </w:rPr>
               <w:t xml:space="preserve">  multiple, n=48 n=48 — Critical concentration multiple for 10ms QTc increase (moxifloxacin) (</w:t>
             </w:r>
-            <w:hyperlink w:history="1" r:id="rIdkxwrre2vevqrz03rxripx">
+            <w:hyperlink w:history="1" r:id="rId5yrlwm68h99eieew6jjbv">
               <w:r>
                 <w:rPr>
                   <w:rFonts w:ascii="Calibri" w:cs="Calibri" w:eastAsia="Calibri" w:hAnsi="Calibri"/>
@@ -5333,7 +5333,7 @@
               </w:rPr>
               <w:t xml:space="preserve">  mean, n=48 n=48 — QTc increase at critical concentration (moxifloxacin) (</w:t>
             </w:r>
-            <w:hyperlink w:history="1" r:id="rIdqeaow9chlsdmw2vhkmsg2">
+            <w:hyperlink w:history="1" r:id="rIdcpiuigiv4-pwhs3h3jwll">
               <w:r>
                 <w:rPr>
                   <w:rFonts w:ascii="Calibri" w:cs="Calibri" w:eastAsia="Calibri" w:hAnsi="Calibri"/>
@@ -5376,7 +5376,7 @@
               </w:rPr>
               <w:t xml:space="preserve">  change, n=48 n=48 — QTc increase at critical concentration (mock drug) (</w:t>
             </w:r>
-            <w:hyperlink w:history="1" r:id="rIdmesf_u0vn8osg_mqeykcg">
+            <w:hyperlink w:history="1" r:id="rIdq0pen_hjrzptfr5v2mvon">
               <w:r>
                 <w:rPr>
                   <w:rFonts w:ascii="Calibri" w:cs="Calibri" w:eastAsia="Calibri" w:hAnsi="Calibri"/>
@@ -5419,7 +5419,7 @@
               </w:rPr>
               <w:t xml:space="preserve">  mean, n=48 n=48 — QTc increase over 24h (moxifloxacin) (</w:t>
             </w:r>
-            <w:hyperlink w:history="1" r:id="rIdarrcsgdwyoap33ppxsegh">
+            <w:hyperlink w:history="1" r:id="rIdeagnphalypoezoc6fpk6g">
               <w:r>
                 <w:rPr>
                   <w:rFonts w:ascii="Calibri" w:cs="Calibri" w:eastAsia="Calibri" w:hAnsi="Calibri"/>
@@ -5655,7 +5655,7 @@
               </w:rPr>
               <w:t xml:space="preserve">  sensitivity — rat to large animal (combined BP and HR) (</w:t>
             </w:r>
-            <w:hyperlink w:history="1" r:id="rIdgscbjc8c-yvqvpksc8zuq">
+            <w:hyperlink w:history="1" r:id="rIdhw2uh9jvj1-rodo-ldujv">
               <w:r>
                 <w:rPr>
                   <w:rFonts w:ascii="Calibri" w:cs="Calibri" w:eastAsia="Calibri" w:hAnsi="Calibri"/>
@@ -5698,7 +5698,7 @@
               </w:rPr>
               <w:t xml:space="preserve">  specificity — rat to large animal (combined BP and HR) (</w:t>
             </w:r>
-            <w:hyperlink w:history="1" r:id="rIdfnme1zsepgt3km3o-la9z">
+            <w:hyperlink w:history="1" r:id="rIdvqsavv0dhp3gjzxmdplq9">
               <w:r>
                 <w:rPr>
                   <w:rFonts w:ascii="Calibri" w:cs="Calibri" w:eastAsia="Calibri" w:hAnsi="Calibri"/>
@@ -5741,7 +5741,7 @@
               </w:rPr>
               <w:t xml:space="preserve">  opposite direction of change — rat to large animal (directionality of HR change) (</w:t>
             </w:r>
-            <w:hyperlink w:history="1" r:id="rIde3qu1z8tbclafjq8pjuim">
+            <w:hyperlink w:history="1" r:id="rIdhgnautx77ogmabyutfsbl">
               <w:r>
                 <w:rPr>
                   <w:rFonts w:ascii="Calibri" w:cs="Calibri" w:eastAsia="Calibri" w:hAnsi="Calibri"/>
@@ -5784,7 +5784,7 @@
               </w:rPr>
               <w:t xml:space="preserve">  positive predictive value — rat to large animal (combined BP and HR) (</w:t>
             </w:r>
-            <w:hyperlink w:history="1" r:id="rIdyokf09wgljkaysozsavv9">
+            <w:hyperlink w:history="1" r:id="rIdeq9mkphbtsdyfgzdsv6zc">
               <w:r>
                 <w:rPr>
                   <w:rFonts w:ascii="Calibri" w:cs="Calibri" w:eastAsia="Calibri" w:hAnsi="Calibri"/>
@@ -5827,7 +5827,7 @@
               </w:rPr>
               <w:t xml:space="preserve">  negative predictive value — rat to large animal (combined BP and HR) (</w:t>
             </w:r>
-            <w:hyperlink w:history="1" r:id="rIdo1sy_7uu7rmtumnpfuzki">
+            <w:hyperlink w:history="1" r:id="rIdkktwghwi8bywrgtqv4qki">
               <w:r>
                 <w:rPr>
                   <w:rFonts w:ascii="Calibri" w:cs="Calibri" w:eastAsia="Calibri" w:hAnsi="Calibri"/>
@@ -6115,7 +6115,7 @@
               </w:rPr>
               <w:t xml:space="preserve">  percentage, n=4,918 human genes — percentage of genes changed in the same direction between human conditions and mouse orthologs in mouse models (</w:t>
             </w:r>
-            <w:hyperlink w:history="1" r:id="rIdw9mjwu7apledue7vqa-rf">
+            <w:hyperlink w:history="1" r:id="rIdr_on78fikmphl24avkbil">
               <w:r>
                 <w:rPr>
                   <w:rFonts w:ascii="Calibri" w:cs="Calibri" w:eastAsia="Calibri" w:hAnsi="Calibri"/>
@@ -6135,7 +6135,7 @@
               </w:rPr>
               <w:t xml:space="preserve"> · </w:t>
             </w:r>
-            <w:hyperlink w:history="1" r:id="rIdygkqdsxiuqkzfe3hxlxkh">
+            <w:hyperlink w:history="1" r:id="rIdysc-5rwwgdga9uxtswmzp">
               <w:r>
                 <w:rPr>
                   <w:rFonts w:ascii="Calibri" w:cs="Calibri" w:eastAsia="Calibri" w:hAnsi="Calibri"/>
@@ -6178,7 +6178,7 @@
               </w:rPr>
               <w:t xml:space="preserve">  pearson correlation (r^2) — correlation of gene response between human burn and mouse burn (</w:t>
             </w:r>
-            <w:hyperlink w:history="1" r:id="rIdsqvwp0rhskqhs9fsaag0m">
+            <w:hyperlink w:history="1" r:id="rIdhtnmlhb6a9ibedu1-o5eh">
               <w:r>
                 <w:rPr>
                   <w:rFonts w:ascii="Calibri" w:cs="Calibri" w:eastAsia="Calibri" w:hAnsi="Calibri"/>
@@ -6221,7 +6221,7 @@
               </w:rPr>
               <w:t xml:space="preserve">  p value — Overlap P value for 'lymphocyte differentiation' genes down-regulated in mouse burn (</w:t>
             </w:r>
-            <w:hyperlink w:history="1" r:id="rId238tmlxdj_iwduiodgtmw">
+            <w:hyperlink w:history="1" r:id="rIddz4nv9nxqgasafy7x9sle">
               <w:r>
                 <w:rPr>
                   <w:rFonts w:ascii="Calibri" w:cs="Calibri" w:eastAsia="Calibri" w:hAnsi="Calibri"/>
@@ -6264,7 +6264,7 @@
               </w:rPr>
               <w:t xml:space="preserve">  p value — Overlap P value for 'translocation of ZAP-70 to immunological synapse' genes down-regulated in human burn (</w:t>
             </w:r>
-            <w:hyperlink w:history="1" r:id="rId27_hioq7yvzgzf3qyrz8v">
+            <w:hyperlink w:history="1" r:id="rIdrr34mx9ev72zjfenl_izd">
               <w:r>
                 <w:rPr>
                   <w:rFonts w:ascii="Calibri" w:cs="Calibri" w:eastAsia="Calibri" w:hAnsi="Calibri"/>
@@ -6307,7 +6307,7 @@
               </w:rPr>
               <w:t xml:space="preserve">  p value — Overlap P value for 'innate immune response' genes up-regulated in mouse burn (</w:t>
             </w:r>
-            <w:hyperlink w:history="1" r:id="rIdyirtfhqhzbqbzkvyu40dw">
+            <w:hyperlink w:history="1" r:id="rIdz1gljce95m0tizrzvol6y">
               <w:r>
                 <w:rPr>
                   <w:rFonts w:ascii="Calibri" w:cs="Calibri" w:eastAsia="Calibri" w:hAnsi="Calibri"/>
@@ -6350,7 +6350,7 @@
               </w:rPr>
               <w:t xml:space="preserve">  p value — Overlap P value for 'cytokine signaling in immune system' genes up-regulated in mouse sepsis (</w:t>
             </w:r>
-            <w:hyperlink w:history="1" r:id="rIdg5gyo9t3n6gg30k7hojmd">
+            <w:hyperlink w:history="1" r:id="rIdd4pxvocyjpy5zc-qhpdi4">
               <w:r>
                 <w:rPr>
                   <w:rFonts w:ascii="Calibri" w:cs="Calibri" w:eastAsia="Calibri" w:hAnsi="Calibri"/>
@@ -6395,7 +6395,7 @@
                 <w:sz w:val="17"/>
                 <w:szCs w:val="17"/>
               </w:rPr>
-              <w:t xml:space="preserve">The 'percentage of genes changed in the same direction' metric has a base rate of 50% for random chance, which is explicitly mentioned in the paper. Many of the reported percentages for mouse models are close to this random chance level.</w:t>
+              <w:t xml:space="preserve">The paper notes that the P-site abundance was a main determining factor for P-site identification in mouse measurement, suggesting that deeper phosphoproteomic depth in mouse experiments could yield more identified P-sites.</w:t>
             </w:r>
           </w:p>
         </w:tc>
@@ -6575,7 +6575,7 @@
               </w:rPr>
               <w:t xml:space="preserve">  mean, n=11 n = 11 — Q-values for target stimuli (</w:t>
             </w:r>
-            <w:hyperlink w:history="1" r:id="rIdg7mzogdxalohvrdevmd9w">
+            <w:hyperlink w:history="1" r:id="rIdr8zpzirpmax3jk9bhdgmq">
               <w:r>
                 <w:rPr>
                   <w:rFonts w:ascii="Calibri" w:cs="Calibri" w:eastAsia="Calibri" w:hAnsi="Calibri"/>
@@ -6618,7 +6618,7 @@
               </w:rPr>
               <w:t xml:space="preserve">  mean, n=20 — Thrombin Concentration Peak (Mean, nM) (</w:t>
             </w:r>
-            <w:hyperlink w:history="1" r:id="rId7izcc5gqqetn9jjccfnhz">
+            <w:hyperlink w:history="1" r:id="rIdxzjgi1439_chhbtgyg49e">
               <w:r>
                 <w:rPr>
                   <w:rFonts w:ascii="Calibri" w:cs="Calibri" w:eastAsia="Calibri" w:hAnsi="Calibri"/>
@@ -6661,7 +6661,7 @@
               </w:rPr>
               <w:t xml:space="preserve">  mean, n=20 — Thrombin Production Rate (Mean, nM/min) (</w:t>
             </w:r>
-            <w:hyperlink w:history="1" r:id="rIdtpcq-u8yqxoza8k4guraj">
+            <w:hyperlink w:history="1" r:id="rIdwdla4yubga8e1dib0q4kc">
               <w:r>
                 <w:rPr>
                   <w:rFonts w:ascii="Calibri" w:cs="Calibri" w:eastAsia="Calibri" w:hAnsi="Calibri"/>
@@ -6704,7 +6704,7 @@
               </w:rPr>
               <w:t xml:space="preserve">  slope — Proliferation capacity (slope difference to human) under healthy conditions (</w:t>
             </w:r>
-            <w:hyperlink w:history="1" r:id="rIdohu1tdpjqqtyulbfv8ey5">
+            <w:hyperlink w:history="1" r:id="rIdxpahnepqhnlw5vlvdi6lt">
               <w:r>
                 <w:rPr>
                   <w:rFonts w:ascii="Calibri" w:cs="Calibri" w:eastAsia="Calibri" w:hAnsi="Calibri"/>
@@ -6747,7 +6747,7 @@
               </w:rPr>
               <w:t xml:space="preserve">  mahalanobis distance — Mahalanobis distance to human for all genes combined under healthy conditions (</w:t>
             </w:r>
-            <w:hyperlink w:history="1" r:id="rIdlgcu_oymn-bov-y2naoag">
+            <w:hyperlink w:history="1" r:id="rIdctyomfbt3-a2h1fb988r3">
               <w:r>
                 <w:rPr>
                   <w:rFonts w:ascii="Calibri" w:cs="Calibri" w:eastAsia="Calibri" w:hAnsi="Calibri"/>
@@ -6790,7 +6790,7 @@
               </w:rPr>
               <w:t xml:space="preserve">  mean — magnitude of uniform changes in rats (</w:t>
             </w:r>
-            <w:hyperlink w:history="1" r:id="rIdj5aukc1ysptui5nsjdmkw">
+            <w:hyperlink w:history="1" r:id="rIduqnvpeirgy1gasjfbbvha">
               <w:r>
                 <w:rPr>
                   <w:rFonts w:ascii="Calibri" w:cs="Calibri" w:eastAsia="Calibri" w:hAnsi="Calibri"/>
@@ -7023,7 +7023,7 @@
               </w:rPr>
               <w:t xml:space="preserve">  c-score — genome-wide c-scores between Drosophila and C. elegans stages (</w:t>
             </w:r>
-            <w:hyperlink w:history="1" r:id="rIdkb__3zn6fqx-4gmtv0_ta">
+            <w:hyperlink w:history="1" r:id="rIdmiswj-ngnos2wkwyzjwfi">
               <w:r>
                 <w:rPr>
                   <w:rFonts w:ascii="Calibri" w:cs="Calibri" w:eastAsia="Calibri" w:hAnsi="Calibri"/>
@@ -7066,7 +7066,7 @@
               </w:rPr>
               <w:t xml:space="preserve">  c-score — c-score for ce.lar-dm.lar (</w:t>
             </w:r>
-            <w:hyperlink w:history="1" r:id="rIdosygqqknvniwjlno83e2d">
+            <w:hyperlink w:history="1" r:id="rIddk3rxw1cvubd6ceb7jvgc">
               <w:r>
                 <w:rPr>
                   <w:rFonts w:ascii="Calibri" w:cs="Calibri" w:eastAsia="Calibri" w:hAnsi="Calibri"/>
@@ -7250,7 +7250,7 @@
               </w:rPr>
               <w:t xml:space="preserve">  c-score — genome-wide c-scores between Drosophila and C. elegans stages (</w:t>
             </w:r>
-            <w:hyperlink w:history="1" r:id="rIdqdg0tdtdvf3af6wptc3ej">
+            <w:hyperlink w:history="1" r:id="rIdhnwigo2lglmd1pml0w0ng">
               <w:r>
                 <w:rPr>
                   <w:rFonts w:ascii="Calibri" w:cs="Calibri" w:eastAsia="Calibri" w:hAnsi="Calibri"/>
@@ -7293,7 +7293,7 @@
               </w:rPr>
               <w:t xml:space="preserve">  c-score — c-score for ce.lar-dm.lar (</w:t>
             </w:r>
-            <w:hyperlink w:history="1" r:id="rIdpg1jjbs1gtajgx2xz6jzu">
+            <w:hyperlink w:history="1" r:id="rIdr_2de7ntkhzzhismhz5cq">
               <w:r>
                 <w:rPr>
                   <w:rFonts w:ascii="Calibri" w:cs="Calibri" w:eastAsia="Calibri" w:hAnsi="Calibri"/>
@@ -7499,7 +7499,7 @@
               </w:rPr>
               <w:t xml:space="preserve">  slope — Proliferation capacity (slope difference to human) under healthy conditions (</w:t>
             </w:r>
-            <w:hyperlink w:history="1" r:id="rIdrg-419mua6kb8fw86iaj6">
+            <w:hyperlink w:history="1" r:id="rIdp0vnajqbz5rka-ry6stlh">
               <w:r>
                 <w:rPr>
                   <w:rFonts w:ascii="Calibri" w:cs="Calibri" w:eastAsia="Calibri" w:hAnsi="Calibri"/>
@@ -7542,7 +7542,7 @@
               </w:rPr>
               <w:t xml:space="preserve">  mahalanobis distance — Mahalanobis distance to human for all genes combined under healthy conditions (</w:t>
             </w:r>
-            <w:hyperlink w:history="1" r:id="rIdxpuspg5r40i7wmp4zkxkv">
+            <w:hyperlink w:history="1" r:id="rId31851pvhik6jg7akqx1lh">
               <w:r>
                 <w:rPr>
                   <w:rFonts w:ascii="Calibri" w:cs="Calibri" w:eastAsia="Calibri" w:hAnsi="Calibri"/>
@@ -7585,7 +7585,7 @@
               </w:rPr>
               <w:t xml:space="preserve">  slope — Migration slope (difference to human) under transient inflammation (</w:t>
             </w:r>
-            <w:hyperlink w:history="1" r:id="rIdcspkj8-uuixaekzanlayo">
+            <w:hyperlink w:history="1" r:id="rIdkvuabdxcth9bfokcrtzdl">
               <w:r>
                 <w:rPr>
                   <w:rFonts w:ascii="Calibri" w:cs="Calibri" w:eastAsia="Calibri" w:hAnsi="Calibri"/>
@@ -7628,7 +7628,7 @@
               </w:rPr>
               <w:t xml:space="preserve">  slope — Migration slope (difference to human) under healthy conditions (</w:t>
             </w:r>
-            <w:hyperlink w:history="1" r:id="rIdnh17eylweh9cks2m3_00y">
+            <w:hyperlink w:history="1" r:id="rIdgmnq83_ro9zkzsooo4495">
               <w:r>
                 <w:rPr>
                   <w:rFonts w:ascii="Calibri" w:cs="Calibri" w:eastAsia="Calibri" w:hAnsi="Calibri"/>
@@ -7671,7 +7671,7 @@
               </w:rPr>
               <w:t xml:space="preserve">  mahalanobis distance — Mahalanobis distance to human for tenogenic markers (SCX, TNC, TNMD) (</w:t>
             </w:r>
-            <w:hyperlink w:history="1" r:id="rIdru8b4l6ktrn-ci2v608nx">
+            <w:hyperlink w:history="1" r:id="rIdkeegewocmgpf5g_fvhh46">
               <w:r>
                 <w:rPr>
                   <w:rFonts w:ascii="Calibri" w:cs="Calibri" w:eastAsia="Calibri" w:hAnsi="Calibri"/>
@@ -7714,7 +7714,7 @@
               </w:rPr>
               <w:t xml:space="preserve">  mahalanobis distance — Mahalanobis distance to human for collagens (COL1, COL3, COL5) (</w:t>
             </w:r>
-            <w:hyperlink w:history="1" r:id="rId11_mlp6_km_faxp3ayrze">
+            <w:hyperlink w:history="1" r:id="rIdcfpqicmt_dkm2cjf3ibtx">
               <w:r>
                 <w:rPr>
                   <w:rFonts w:ascii="Calibri" w:cs="Calibri" w:eastAsia="Calibri" w:hAnsi="Calibri"/>
@@ -7923,7 +7923,7 @@
               </w:rPr>
               <w:t xml:space="preserve">  mean, n=10 — Thrombin Concentration Peak (Mean, nM) (</w:t>
             </w:r>
-            <w:hyperlink w:history="1" r:id="rIdsfka6enh1ktrtmro-64wy">
+            <w:hyperlink w:history="1" r:id="rIddta5ityfcmpdtoatn3dlw">
               <w:r>
                 <w:rPr>
                   <w:rFonts w:ascii="Calibri" w:cs="Calibri" w:eastAsia="Calibri" w:hAnsi="Calibri"/>
@@ -7966,7 +7966,7 @@
               </w:rPr>
               <w:t xml:space="preserve">  mean, n=10 — Thrombin Production Rate (Mean, nM/min) (</w:t>
             </w:r>
-            <w:hyperlink w:history="1" r:id="rIdijjbzhc1uiuspjeppswra">
+            <w:hyperlink w:history="1" r:id="rIdujfdnvlkw7-cs3nkyzyil">
               <w:r>
                 <w:rPr>
                   <w:rFonts w:ascii="Calibri" w:cs="Calibri" w:eastAsia="Calibri" w:hAnsi="Calibri"/>
@@ -8009,7 +8009,7 @@
               </w:rPr>
               <w:t xml:space="preserve">  mean, n=10 — Plasmin Concentration Peak (Mean, nM) (</w:t>
             </w:r>
-            <w:hyperlink w:history="1" r:id="rIdtbg66rmbgrudjr-bynhna">
+            <w:hyperlink w:history="1" r:id="rIdoepnjwugujutbhtwqpnaj">
               <w:r>
                 <w:rPr>
                   <w:rFonts w:ascii="Calibri" w:cs="Calibri" w:eastAsia="Calibri" w:hAnsi="Calibri"/>
@@ -8052,7 +8052,7 @@
               </w:rPr>
               <w:t xml:space="preserve">  mean, n=10 — Plasmin Production Rate (Mean, nM/min) (</w:t>
             </w:r>
-            <w:hyperlink w:history="1" r:id="rIdvr1rhcctcwrjv3w8hc9bk">
+            <w:hyperlink w:history="1" r:id="rIddahwsgzmp-cldxsarg3cj">
               <w:r>
                 <w:rPr>
                   <w:rFonts w:ascii="Calibri" w:cs="Calibri" w:eastAsia="Calibri" w:hAnsi="Calibri"/>
@@ -8233,7 +8233,7 @@
               </w:rPr>
               <w:t xml:space="preserve">  mean, n=20 — Thrombin Concentration Peak (Mean, nM) (</w:t>
             </w:r>
-            <w:hyperlink w:history="1" r:id="rId12pp5bbe0-v1ozjizmal8">
+            <w:hyperlink w:history="1" r:id="rIdzv2-ugomotxi9q75jr9co">
               <w:r>
                 <w:rPr>
                   <w:rFonts w:ascii="Calibri" w:cs="Calibri" w:eastAsia="Calibri" w:hAnsi="Calibri"/>
@@ -8276,7 +8276,7 @@
               </w:rPr>
               <w:t xml:space="preserve">  mean, n=20 — Thrombin Production Rate (Mean, nM/min) (</w:t>
             </w:r>
-            <w:hyperlink w:history="1" r:id="rIdie0tc4oxx8qodrid5j0ed">
+            <w:hyperlink w:history="1" r:id="rIdrwipiwi3lakxbbw7v8zud">
               <w:r>
                 <w:rPr>
                   <w:rFonts w:ascii="Calibri" w:cs="Calibri" w:eastAsia="Calibri" w:hAnsi="Calibri"/>
@@ -8319,7 +8319,7 @@
               </w:rPr>
               <w:t xml:space="preserve">  mean, n=14 — Plasmin Concentration Peak (Mean, nM) (</w:t>
             </w:r>
-            <w:hyperlink w:history="1" r:id="rIdvsyucmd_gvefbil_fwqsw">
+            <w:hyperlink w:history="1" r:id="rIdtysq7i5jyzinvc7yklrlh">
               <w:r>
                 <w:rPr>
                   <w:rFonts w:ascii="Calibri" w:cs="Calibri" w:eastAsia="Calibri" w:hAnsi="Calibri"/>
@@ -8362,7 +8362,7 @@
               </w:rPr>
               <w:t xml:space="preserve">  mean, n=14 — Plasmin Production Rate (Mean, nM/min) (</w:t>
             </w:r>
-            <w:hyperlink w:history="1" r:id="rIde_icolhnz2lm5coh3glcr">
+            <w:hyperlink w:history="1" r:id="rId1foxjkouwnd0s2symxmxy">
               <w:r>
                 <w:rPr>
                   <w:rFonts w:ascii="Calibri" w:cs="Calibri" w:eastAsia="Calibri" w:hAnsi="Calibri"/>
@@ -8571,7 +8571,7 @@
               </w:rPr>
               <w:t xml:space="preserve">  mean, n=10 — Thrombin Concentration Peak (Mean, nM) (</w:t>
             </w:r>
-            <w:hyperlink w:history="1" r:id="rIdkyovmqy7clrjrsu237dum">
+            <w:hyperlink w:history="1" r:id="rIdo4dhgq8yvlat1_151ds_k">
               <w:r>
                 <w:rPr>
                   <w:rFonts w:ascii="Calibri" w:cs="Calibri" w:eastAsia="Calibri" w:hAnsi="Calibri"/>
@@ -8614,7 +8614,7 @@
               </w:rPr>
               <w:t xml:space="preserve">  mean, n=10 — Thrombin Production Rate (Mean, nM/min) (</w:t>
             </w:r>
-            <w:hyperlink w:history="1" r:id="rIdqfkmzsdg7mxgvtgxcrprm">
+            <w:hyperlink w:history="1" r:id="rId9a6ruor8cpasthoncczpy">
               <w:r>
                 <w:rPr>
                   <w:rFonts w:ascii="Calibri" w:cs="Calibri" w:eastAsia="Calibri" w:hAnsi="Calibri"/>
@@ -8657,7 +8657,7 @@
               </w:rPr>
               <w:t xml:space="preserve">  mean, n=10 — Plasmin Concentration Peak (Mean, nM) (</w:t>
             </w:r>
-            <w:hyperlink w:history="1" r:id="rIdi5ouaobmdb0tog6_fwou7">
+            <w:hyperlink w:history="1" r:id="rIdu2t23mj_hedcgvy49e_l2">
               <w:r>
                 <w:rPr>
                   <w:rFonts w:ascii="Calibri" w:cs="Calibri" w:eastAsia="Calibri" w:hAnsi="Calibri"/>
@@ -8700,7 +8700,7 @@
               </w:rPr>
               <w:t xml:space="preserve">  mean, n=10 — Plasmin Production Rate (Mean, nM/min) (</w:t>
             </w:r>
-            <w:hyperlink w:history="1" r:id="rIdksfioht1woczrnvxt8vc_">
+            <w:hyperlink w:history="1" r:id="rId4rovtsgnoxxbepa1e0cb3">
               <w:r>
                 <w:rPr>
                   <w:rFonts w:ascii="Calibri" w:cs="Calibri" w:eastAsia="Calibri" w:hAnsi="Calibri"/>
@@ -8906,7 +8906,7 @@
               </w:rPr>
               <w:t xml:space="preserve">  slope — Proliferation capacity (slope difference to human) under healthy conditions (</w:t>
             </w:r>
-            <w:hyperlink w:history="1" r:id="rIdtx_-aask_r6dfgfztsgky">
+            <w:hyperlink w:history="1" r:id="rIdhoql5qos_-jaxdnhal1pf">
               <w:r>
                 <w:rPr>
                   <w:rFonts w:ascii="Calibri" w:cs="Calibri" w:eastAsia="Calibri" w:hAnsi="Calibri"/>
@@ -8949,7 +8949,7 @@
               </w:rPr>
               <w:t xml:space="preserve">  mahalanobis distance — Mahalanobis distance to human for all genes combined under healthy conditions (</w:t>
             </w:r>
-            <w:hyperlink w:history="1" r:id="rIdstyayx7vl7dyzqhngeawb">
+            <w:hyperlink w:history="1" r:id="rId5cp_7k_cqlwyzclqb_z9x">
               <w:r>
                 <w:rPr>
                   <w:rFonts w:ascii="Calibri" w:cs="Calibri" w:eastAsia="Calibri" w:hAnsi="Calibri"/>
@@ -8992,7 +8992,7 @@
               </w:rPr>
               <w:t xml:space="preserve">  slope — Migration slope (difference to human) under transient inflammation (</w:t>
             </w:r>
-            <w:hyperlink w:history="1" r:id="rIdz8ap9ysudd-sz0vlncn1x">
+            <w:hyperlink w:history="1" r:id="rId7dtpfysbqp9d97zen9rvk">
               <w:r>
                 <w:rPr>
                   <w:rFonts w:ascii="Calibri" w:cs="Calibri" w:eastAsia="Calibri" w:hAnsi="Calibri"/>
@@ -9035,7 +9035,7 @@
               </w:rPr>
               <w:t xml:space="preserve">  slope — Migration slope (difference to human) under healthy conditions (</w:t>
             </w:r>
-            <w:hyperlink w:history="1" r:id="rId7f3a1e4vj2wx_hguea9as">
+            <w:hyperlink w:history="1" r:id="rIdxkard8upsiyan7j9onfow">
               <w:r>
                 <w:rPr>
                   <w:rFonts w:ascii="Calibri" w:cs="Calibri" w:eastAsia="Calibri" w:hAnsi="Calibri"/>
@@ -9078,7 +9078,7 @@
               </w:rPr>
               <w:t xml:space="preserve">  mahalanobis distance — Mahalanobis distance to human for tenogenic markers (SCX, TNC, TNMD) (</w:t>
             </w:r>
-            <w:hyperlink w:history="1" r:id="rIdmqx8jvr1jmvq6l8zhcvyh">
+            <w:hyperlink w:history="1" r:id="rIdbjud9vvql8fw7b2bg6ixd">
               <w:r>
                 <w:rPr>
                   <w:rFonts w:ascii="Calibri" w:cs="Calibri" w:eastAsia="Calibri" w:hAnsi="Calibri"/>
@@ -9121,7 +9121,7 @@
               </w:rPr>
               <w:t xml:space="preserve">  mahalanobis distance — Mahalanobis distance to human for collagens (COL1, COL3, COL5) (</w:t>
             </w:r>
-            <w:hyperlink w:history="1" r:id="rIdls2ephbtg3nkn6rpgsdlt">
+            <w:hyperlink w:history="1" r:id="rId3vrgp89ojm-nckhrf_pe5">
               <w:r>
                 <w:rPr>
                   <w:rFonts w:ascii="Calibri" w:cs="Calibri" w:eastAsia="Calibri" w:hAnsi="Calibri"/>
@@ -9357,7 +9357,7 @@
               </w:rPr>
               <w:t xml:space="preserve">  mean difference — mean difference in sample-sample correlation between diff cancer-same species group and same cancer-diff species group (</w:t>
             </w:r>
-            <w:hyperlink w:history="1" r:id="rIdemywyw0rkaygwcubtdth2">
+            <w:hyperlink w:history="1" r:id="rIdh3q8ecyhdgasrmzplm228">
               <w:r>
                 <w:rPr>
                   <w:rFonts w:ascii="Calibri" w:cs="Calibri" w:eastAsia="Calibri" w:hAnsi="Calibri"/>
@@ -9400,7 +9400,7 @@
               </w:rPr>
               <w:t xml:space="preserve">  score — model robustness score for adult bladder cancer (</w:t>
             </w:r>
-            <w:hyperlink w:history="1" r:id="rId0ansjoyx-ir5ckp1jy8zj">
+            <w:hyperlink w:history="1" r:id="rIdddamjlgj6ip_6uxik-c0v">
               <w:r>
                 <w:rPr>
                   <w:rFonts w:ascii="Calibri" w:cs="Calibri" w:eastAsia="Calibri" w:hAnsi="Calibri"/>
@@ -9443,7 +9443,7 @@
               </w:rPr>
               <w:t xml:space="preserve">  score — model robustness score for pediatric glioma (</w:t>
             </w:r>
-            <w:hyperlink w:history="1" r:id="rIdyt7h4blhg7cm-tjvu8j2q">
+            <w:hyperlink w:history="1" r:id="rIdy80fiorxxvps-g95wgiqo">
               <w:r>
                 <w:rPr>
                   <w:rFonts w:ascii="Calibri" w:cs="Calibri" w:eastAsia="Calibri" w:hAnsi="Calibri"/>
@@ -9486,7 +9486,7 @@
               </w:rPr>
               <w:t xml:space="preserve">  score — model robustness score for adult melanoma (</w:t>
             </w:r>
-            <w:hyperlink w:history="1" r:id="rIdxu0swgtjdps2rejubahww">
+            <w:hyperlink w:history="1" r:id="rIdeqi2ll0y-xmev4fardlne">
               <w:r>
                 <w:rPr>
                   <w:rFonts w:ascii="Calibri" w:cs="Calibri" w:eastAsia="Calibri" w:hAnsi="Calibri"/>
@@ -9529,7 +9529,7 @@
               </w:rPr>
               <w:t xml:space="preserve">  score — model robustness score for adult breast cancer (</w:t>
             </w:r>
-            <w:hyperlink w:history="1" r:id="rIdpkwgxz3er3hjgunfjwnez">
+            <w:hyperlink w:history="1" r:id="rIdw3qvqw5bu2r2kewhejrxj">
               <w:r>
                 <w:rPr>
                   <w:rFonts w:ascii="Calibri" w:cs="Calibri" w:eastAsia="Calibri" w:hAnsi="Calibri"/>
@@ -9572,7 +9572,7 @@
               </w:rPr>
               <w:t xml:space="preserve">  score — model robustness score for adult sarcoma (</w:t>
             </w:r>
-            <w:hyperlink w:history="1" r:id="rIdgfr9xl1ld0natb2wpyjdu">
+            <w:hyperlink w:history="1" r:id="rIdwlyfyrv7wa_lfcntmzlsb">
               <w:r>
                 <w:rPr>
                   <w:rFonts w:ascii="Calibri" w:cs="Calibri" w:eastAsia="Calibri" w:hAnsi="Calibri"/>

--- a/exports/animal-model-concordance-table.docx
+++ b/exports/animal-model-concordance-table.docx
@@ -45,7 +45,7 @@
         </w:rPr>
         <w:t xml:space="preserve">Source: </w:t>
       </w:r>
-      <w:hyperlink w:history="1" r:id="rIdesb7ccpllrogi8jcodgpf">
+      <w:hyperlink w:history="1" r:id="rId6-1t_i8ntmvq1bzknhgau">
         <w:r>
           <w:rPr>
             <w:rFonts w:ascii="Calibri" w:cs="Calibri" w:eastAsia="Calibri" w:hAnsi="Calibri"/>
@@ -236,7 +236,7 @@
                 <w:sz w:val="17"/>
                 <w:szCs w:val="17"/>
               </w:rPr>
-              <w:t xml:space="preserve">3 studies</w:t>
+              <w:t xml:space="preserve">4 studies</w:t>
             </w:r>
           </w:p>
           <w:p>
@@ -264,7 +264,7 @@
                 <w:sz w:val="16"/>
                 <w:szCs w:val="16"/>
               </w:rPr>
-              <w:t xml:space="preserve">1 partly supports</w:t>
+              <w:t xml:space="preserve">2 partly supports</w:t>
             </w:r>
           </w:p>
         </w:tc>
@@ -287,11 +287,11 @@
                 <w:rFonts w:ascii="Calibri" w:cs="Calibri" w:eastAsia="Calibri" w:hAnsi="Calibri"/>
                 <w:b/>
                 <w:bCs/>
-                <w:color w:val="8A2727"/>
+                <w:color w:val="7A5B00"/>
                 <w:sz w:val="16"/>
                 <w:szCs w:val="16"/>
               </w:rPr>
-              <w:t xml:space="preserve">EVIDENCE DOES NOT FAVOUR THE MODEL</w:t>
+              <w:t xml:space="preserve">MIXED</w:t>
             </w:r>
           </w:p>
           <w:p>
@@ -304,7 +304,7 @@
                 <w:sz w:val="18"/>
                 <w:szCs w:val="18"/>
               </w:rPr>
-              <w:t xml:space="preserve">Rodent efficacy findings did not reliably predict clinical efficacy: O'Collins et al. 2006 found similar mean neuroprotection in focal ischemia for drugs tested only in animals (24.4%) and drugs used clinically (31.3%, p&gt;0.05), and translation rates ranged 0–100% (Ritskes‑Hoitinga et al. 2022). Many preclinical studies (82%) reported positive findings, suggesting publication/selection bias.</w:t>
+              <w:t xml:space="preserve">Rodent efficacy studies often report positive effects—62% of focal and 70% of global ischemia experiments were superior to control (O'Collins et al. 2006), and several clinical drug classes reproduced benefits in rodents (Sembach et al. 2021). However, translation is inconsistent: reported translation rates spanned 0–100% (Ritskes‑Hoitinga et al. 2022) and rodent→human concordance for liver effects was 44% (Leenaars et al. 2019).</w:t>
             </w:r>
           </w:p>
           <w:p>
@@ -329,7 +329,7 @@
                 <w:sz w:val="17"/>
                 <w:szCs w:val="17"/>
               </w:rPr>
-              <w:t xml:space="preserve">Translation rates came from heterogeneous studies and outcomes across reviews and were affected by publication bias and selective reporting.</w:t>
+              <w:t xml:space="preserve">Range reflects heterogeneity across interventions, models, outcomes and likely selective reporting/publication bias noted by the authors.</w:t>
             </w:r>
           </w:p>
           <w:p>
@@ -360,17 +360,17 @@
                 <w:sz w:val="19"/>
                 <w:szCs w:val="19"/>
               </w:rPr>
-              <w:t xml:space="preserve">3–70%</w:t>
-            </w:r>
-            <w:r>
-              <w:rPr>
-                <w:rFonts w:ascii="Calibri" w:cs="Calibri" w:eastAsia="Calibri" w:hAnsi="Calibri"/>
-                <w:sz w:val="18"/>
-                <w:szCs w:val="18"/>
-              </w:rPr>
-              <w:t xml:space="preserve">  proportion — neuroprotective efficacy in global ischemia models (superior to control) (</w:t>
-            </w:r>
-            <w:hyperlink w:history="1" r:id="rIdzkjc6p9kcaz-0qklbjoe6">
+              <w:t xml:space="preserve">3–74%</w:t>
+            </w:r>
+            <w:r>
+              <w:rPr>
+                <w:rFonts w:ascii="Calibri" w:cs="Calibri" w:eastAsia="Calibri" w:hAnsi="Calibri"/>
+                <w:sz w:val="18"/>
+                <w:szCs w:val="18"/>
+              </w:rPr>
+              <w:t xml:space="preserve">  proportion — 9 comparisons, median 26% — lowest neuroprotective efficacy in culture models (inferior to control) (3%), highest neuroprotective efficacy in culture models (superior to control) (74%) (</w:t>
+            </w:r>
+            <w:hyperlink w:history="1" r:id="rIdbt6jecatnnqlwci84szon">
               <w:r>
                 <w:rPr>
                   <w:rFonts w:ascii="Calibri" w:cs="Calibri" w:eastAsia="Calibri" w:hAnsi="Calibri"/>
@@ -403,17 +403,17 @@
                 <w:sz w:val="19"/>
                 <w:szCs w:val="19"/>
               </w:rPr>
-              <w:t xml:space="preserve">4–62%</w:t>
-            </w:r>
-            <w:r>
-              <w:rPr>
-                <w:rFonts w:ascii="Calibri" w:cs="Calibri" w:eastAsia="Calibri" w:hAnsi="Calibri"/>
-                <w:sz w:val="18"/>
-                <w:szCs w:val="18"/>
-              </w:rPr>
-              <w:t xml:space="preserve">  proportion — neuroprotective efficacy in focal ischemia experimental results (superior to control) (</w:t>
-            </w:r>
-            <w:hyperlink w:history="1" r:id="rIdrvlrnozg6coxdykrk7iqv">
+              <w:t xml:space="preserve">24.4–31.3%</w:t>
+            </w:r>
+            <w:r>
+              <w:rPr>
+                <w:rFonts w:ascii="Calibri" w:cs="Calibri" w:eastAsia="Calibri" w:hAnsi="Calibri"/>
+                <w:sz w:val="18"/>
+                <w:szCs w:val="18"/>
+              </w:rPr>
+              <w:t xml:space="preserve">  mean — 2 comparisons, median 27.85% — lowest improvement in focal models for drugs tested only in animal models vs. drugs tested clinically (24.4%), highest improvement in focal models for drugs tested clinically vs. drugs tested only in animal models (31.3%) (</w:t>
+            </w:r>
+            <w:hyperlink w:history="1" r:id="rIdguyfcryj-e5rb3rydvj5i">
               <w:r>
                 <w:rPr>
                   <w:rFonts w:ascii="Calibri" w:cs="Calibri" w:eastAsia="Calibri" w:hAnsi="Calibri"/>
@@ -446,92 +446,6 @@
                 <w:sz w:val="19"/>
                 <w:szCs w:val="19"/>
               </w:rPr>
-              <w:t xml:space="preserve">24.4–31.3%</w:t>
-            </w:r>
-            <w:r>
-              <w:rPr>
-                <w:rFonts w:ascii="Calibri" w:cs="Calibri" w:eastAsia="Calibri" w:hAnsi="Calibri"/>
-                <w:sz w:val="18"/>
-                <w:szCs w:val="18"/>
-              </w:rPr>
-              <w:t xml:space="preserve">  mean, n=351 experimental agents — improvement in focal models for drugs tested only in animal models vs. drugs tested clinically (</w:t>
-            </w:r>
-            <w:hyperlink w:history="1" r:id="rIddrzqgodbtbm5xtzor1rng">
-              <w:r>
-                <w:rPr>
-                  <w:rFonts w:ascii="Calibri" w:cs="Calibri" w:eastAsia="Calibri" w:hAnsi="Calibri"/>
-                  <w:color w:val="1155CC"/>
-                  <w:sz w:val="18"/>
-                  <w:szCs w:val="18"/>
-                  <w:u w:val="single"/>
-                </w:rPr>
-                <w:t xml:space="preserve">O'Collins et al. 2006</w:t>
-              </w:r>
-            </w:hyperlink>
-            <w:r>
-              <w:rPr>
-                <w:rFonts w:ascii="Calibri" w:cs="Calibri" w:eastAsia="Calibri" w:hAnsi="Calibri"/>
-                <w:sz w:val="18"/>
-                <w:szCs w:val="18"/>
-              </w:rPr>
-              <w:t xml:space="preserve">)</w:t>
-            </w:r>
-          </w:p>
-          <w:p>
-            <w:pPr>
-              <w:spacing w:after="70"/>
-            </w:pPr>
-            <w:r>
-              <w:rPr>
-                <w:rFonts w:ascii="Calibri" w:cs="Calibri" w:eastAsia="Calibri" w:hAnsi="Calibri"/>
-                <w:b/>
-                <w:bCs/>
-                <w:sz w:val="19"/>
-                <w:szCs w:val="19"/>
-              </w:rPr>
-              <w:t xml:space="preserve">74%</w:t>
-            </w:r>
-            <w:r>
-              <w:rPr>
-                <w:rFonts w:ascii="Calibri" w:cs="Calibri" w:eastAsia="Calibri" w:hAnsi="Calibri"/>
-                <w:sz w:val="18"/>
-                <w:szCs w:val="18"/>
-              </w:rPr>
-              <w:t xml:space="preserve">  proportion — neuroprotective efficacy in culture models (superior to control) (</w:t>
-            </w:r>
-            <w:hyperlink w:history="1" r:id="rIdgbra-jdum8bh6wqbv0hfu">
-              <w:r>
-                <w:rPr>
-                  <w:rFonts w:ascii="Calibri" w:cs="Calibri" w:eastAsia="Calibri" w:hAnsi="Calibri"/>
-                  <w:color w:val="1155CC"/>
-                  <w:sz w:val="18"/>
-                  <w:szCs w:val="18"/>
-                  <w:u w:val="single"/>
-                </w:rPr>
-                <w:t xml:space="preserve">O'Collins et al. 2006</w:t>
-              </w:r>
-            </w:hyperlink>
-            <w:r>
-              <w:rPr>
-                <w:rFonts w:ascii="Calibri" w:cs="Calibri" w:eastAsia="Calibri" w:hAnsi="Calibri"/>
-                <w:sz w:val="18"/>
-                <w:szCs w:val="18"/>
-              </w:rPr>
-              <w:t xml:space="preserve">)</w:t>
-            </w:r>
-          </w:p>
-          <w:p>
-            <w:pPr>
-              <w:spacing w:after="70"/>
-            </w:pPr>
-            <w:r>
-              <w:rPr>
-                <w:rFonts w:ascii="Calibri" w:cs="Calibri" w:eastAsia="Calibri" w:hAnsi="Calibri"/>
-                <w:b/>
-                <w:bCs/>
-                <w:sz w:val="19"/>
-                <w:szCs w:val="19"/>
-              </w:rPr>
               <w:t xml:space="preserve">44%</w:t>
             </w:r>
             <w:r>
@@ -542,7 +456,7 @@
               </w:rPr>
               <w:t xml:space="preserve">  concordance rate, n=951 compounds — concordance of liver effects (</w:t>
             </w:r>
-            <w:hyperlink w:history="1" r:id="rIdxlzzg2m8n4pjsxnlvjk0s">
+            <w:hyperlink w:history="1" r:id="rId545qla8gdqmgtjpbefvia">
               <w:r>
                 <w:rPr>
                   <w:rFonts w:ascii="Calibri" w:cs="Calibri" w:eastAsia="Calibri" w:hAnsi="Calibri"/>
@@ -657,7 +571,21 @@
                 <w:sz w:val="17"/>
                 <w:szCs w:val="17"/>
               </w:rPr>
-              <w:t xml:space="preserve">1 study</w:t>
+              <w:t xml:space="preserve">2 studies</w:t>
+            </w:r>
+          </w:p>
+          <w:p>
+            <w:pPr>
+              <w:spacing w:after="0"/>
+            </w:pPr>
+            <w:r>
+              <w:rPr>
+                <w:rFonts w:ascii="Calibri" w:cs="Calibri" w:eastAsia="Calibri" w:hAnsi="Calibri"/>
+                <w:color w:val="666666"/>
+                <w:sz w:val="16"/>
+                <w:szCs w:val="16"/>
+              </w:rPr>
+              <w:t xml:space="preserve">1 partly supports</w:t>
             </w:r>
           </w:p>
           <w:p>
@@ -695,11 +623,11 @@
                 <w:rFonts w:ascii="Calibri" w:cs="Calibri" w:eastAsia="Calibri" w:hAnsi="Calibri"/>
                 <w:b/>
                 <w:bCs/>
-                <w:color w:val="8A2727"/>
+                <w:color w:val="7A5B00"/>
                 <w:sz w:val="16"/>
                 <w:szCs w:val="16"/>
               </w:rPr>
-              <w:t xml:space="preserve">EVIDENCE DOES NOT FAVOUR THE MODEL</w:t>
+              <w:t xml:space="preserve">MIXED</w:t>
             </w:r>
           </w:p>
           <w:p>
@@ -712,32 +640,7 @@
                 <w:sz w:val="18"/>
                 <w:szCs w:val="18"/>
               </w:rPr>
-              <w:t xml:space="preserve">Pan et al. 2020: mouse tumor-growth-inhibition (TGI) did not predict clinical approval—median TGI 0.74 for approved vs 0.77 for failed drugs and AUC=0.45 for predicting approval; odds ratios for higher TGI quartiles vs lowest were 0.74–0.90 and non-significant. Comparisons are limited by few approved drugs and variable TGI measurement across studies.</w:t>
-            </w:r>
-          </w:p>
-          <w:p>
-            <w:pPr>
-              <w:spacing w:after="60"/>
-            </w:pPr>
-            <w:r>
-              <w:rPr>
-                <w:rFonts w:ascii="Calibri" w:cs="Calibri" w:eastAsia="Calibri" w:hAnsi="Calibri"/>
-                <w:b/>
-                <w:bCs/>
-                <w:color w:val="555555"/>
-                <w:sz w:val="17"/>
-                <w:szCs w:val="17"/>
-              </w:rPr>
-              <w:t xml:space="preserve">What varies across the range. </w:t>
-            </w:r>
-            <w:r>
-              <w:rPr>
-                <w:rFonts w:ascii="Calibri" w:cs="Calibri" w:eastAsia="Calibri" w:hAnsi="Calibri"/>
-                <w:color w:val="555555"/>
-                <w:sz w:val="17"/>
-                <w:szCs w:val="17"/>
-              </w:rPr>
-              <w:t xml:space="preserve">OR range reflects separate comparisons of TGI quartiles Q2–Q4 versus Q1.</w:t>
+              <w:t xml:space="preserve">Mixed evidence: Spanagel 2017 reports three alcoholism drugs translated from rodent models (acamprosate, naltrexone, nalmefene) and consistent opioid-blockade effects in mice/rats; Pan et al. 2020 finds mouse tumor TGI does not predict approval (median 0.74 vs 0.77; AUC 0.45). Pan et al. cautions few approved drugs and TGI heterogeneity may limit inference.</w:t>
             </w:r>
           </w:p>
           <w:p>
@@ -776,9 +679,9 @@
                 <w:sz w:val="18"/>
                 <w:szCs w:val="18"/>
               </w:rPr>
-              <w:t xml:space="preserve">  or — Odds Ratio for drug success (Q2 TGI vs Q1 TGI) (</w:t>
-            </w:r>
-            <w:hyperlink w:history="1" r:id="rIdiggg6sxdo0-k4d-tv0gec">
+              <w:t xml:space="preserve">  or — 3 comparisons, median 0.84 — lowest Odds Ratio for drug success (Q4 TGI vs Q1 TGI) (0.74), highest Odds Ratio for drug success (Q3 TGI vs Q1 TGI) (0.9) (</w:t>
+            </w:r>
+            <w:hyperlink w:history="1" r:id="rIdzyzzb2ty9bik1ku88npp9">
               <w:r>
                 <w:rPr>
                   <w:rFonts w:ascii="Calibri" w:cs="Calibri" w:eastAsia="Calibri" w:hAnsi="Calibri"/>
@@ -821,7 +724,7 @@
               </w:rPr>
               <w:t xml:space="preserve">  median — TGI values for approved vs. failed drugs (</w:t>
             </w:r>
-            <w:hyperlink w:history="1" r:id="rIdd8dkmbjbdbrgh5o3civwu">
+            <w:hyperlink w:history="1" r:id="rIdrqbjkwt4hliygdwfbikws">
               <w:r>
                 <w:rPr>
                   <w:rFonts w:ascii="Calibri" w:cs="Calibri" w:eastAsia="Calibri" w:hAnsi="Calibri"/>
@@ -854,17 +757,17 @@
                 <w:sz w:val="19"/>
                 <w:szCs w:val="19"/>
               </w:rPr>
-              <w:t xml:space="preserve">0.375</w:t>
-            </w:r>
-            <w:r>
-              <w:rPr>
-                <w:rFonts w:ascii="Calibri" w:cs="Calibri" w:eastAsia="Calibri" w:hAnsi="Calibri"/>
-                <w:sz w:val="18"/>
-                <w:szCs w:val="18"/>
-              </w:rPr>
-              <w:t xml:space="preserve">  p-value — Statistical significance of TGI difference between approved and failed drugs (</w:t>
-            </w:r>
-            <w:hyperlink w:history="1" r:id="rIdrbbv7yerfayerjepzue_k">
+              <w:t xml:space="preserve">0.375–0.636</w:t>
+            </w:r>
+            <w:r>
+              <w:rPr>
+                <w:rFonts w:ascii="Calibri" w:cs="Calibri" w:eastAsia="Calibri" w:hAnsi="Calibri"/>
+                <w:sz w:val="18"/>
+                <w:szCs w:val="18"/>
+              </w:rPr>
+              <w:t xml:space="preserve">  p-value — 2 comparisons, median 0.5055 — lowest Statistical significance of TGI difference between approved and failed drugs (0.375), highest P-trend for TGI and drug success (0.636) (</w:t>
+            </w:r>
+            <w:hyperlink w:history="1" r:id="rId5v5armvjxrsnuwqqlosum">
               <w:r>
                 <w:rPr>
                   <w:rFonts w:ascii="Calibri" w:cs="Calibri" w:eastAsia="Calibri" w:hAnsi="Calibri"/>
@@ -907,50 +810,7 @@
               </w:rPr>
               <w:t xml:space="preserve">  auc — Area Under the Curve (AUC) for TGI predicting success (</w:t>
             </w:r>
-            <w:hyperlink w:history="1" r:id="rIdultnw7bn3ftjl2rzgak1v">
-              <w:r>
-                <w:rPr>
-                  <w:rFonts w:ascii="Calibri" w:cs="Calibri" w:eastAsia="Calibri" w:hAnsi="Calibri"/>
-                  <w:color w:val="1155CC"/>
-                  <w:sz w:val="18"/>
-                  <w:szCs w:val="18"/>
-                  <w:u w:val="single"/>
-                </w:rPr>
-                <w:t xml:space="preserve">Pan et al. 2020</w:t>
-              </w:r>
-            </w:hyperlink>
-            <w:r>
-              <w:rPr>
-                <w:rFonts w:ascii="Calibri" w:cs="Calibri" w:eastAsia="Calibri" w:hAnsi="Calibri"/>
-                <w:sz w:val="18"/>
-                <w:szCs w:val="18"/>
-              </w:rPr>
-              <w:t xml:space="preserve">)</w:t>
-            </w:r>
-          </w:p>
-          <w:p>
-            <w:pPr>
-              <w:spacing w:after="70"/>
-            </w:pPr>
-            <w:r>
-              <w:rPr>
-                <w:rFonts w:ascii="Calibri" w:cs="Calibri" w:eastAsia="Calibri" w:hAnsi="Calibri"/>
-                <w:b/>
-                <w:bCs/>
-                <w:sz w:val="19"/>
-                <w:szCs w:val="19"/>
-              </w:rPr>
-              <w:t xml:space="preserve">0.636</w:t>
-            </w:r>
-            <w:r>
-              <w:rPr>
-                <w:rFonts w:ascii="Calibri" w:cs="Calibri" w:eastAsia="Calibri" w:hAnsi="Calibri"/>
-                <w:sz w:val="18"/>
-                <w:szCs w:val="18"/>
-              </w:rPr>
-              <w:t xml:space="preserve">  p-value — P-trend for TGI and drug success (</w:t>
-            </w:r>
-            <w:hyperlink w:history="1" r:id="rId22ztklijqxdgynimukxlr">
+            <w:hyperlink w:history="1" r:id="rIdxeajgsu-vyadiqlq30lle">
               <w:r>
                 <w:rPr>
                   <w:rFonts w:ascii="Calibri" w:cs="Calibri" w:eastAsia="Calibri" w:hAnsi="Calibri"/>
@@ -1049,7 +909,7 @@
                 <w:sz w:val="19"/>
                 <w:szCs w:val="19"/>
               </w:rPr>
-              <w:t xml:space="preserve">non-rodent</w:t>
+              <w:t xml:space="preserve">rat</w:t>
             </w:r>
           </w:p>
           <w:p>
@@ -1063,7 +923,7 @@
                 <w:sz w:val="17"/>
                 <w:szCs w:val="17"/>
               </w:rPr>
-              <w:t xml:space="preserve">1 study</w:t>
+              <w:t xml:space="preserve">2 studies</w:t>
             </w:r>
           </w:p>
           <w:p>
@@ -1077,7 +937,7 @@
                 <w:sz w:val="16"/>
                 <w:szCs w:val="16"/>
               </w:rPr>
-              <w:t xml:space="preserve">1 partly supports</w:t>
+              <w:t xml:space="preserve">2 partly supports</w:t>
             </w:r>
           </w:p>
         </w:tc>
@@ -1104,7 +964,7 @@
                 <w:sz w:val="16"/>
                 <w:szCs w:val="16"/>
               </w:rPr>
-              <w:t xml:space="preserve">TOO LITTLE EVIDENCE</w:t>
+              <w:t xml:space="preserve">MIXED</w:t>
             </w:r>
           </w:p>
           <w:p>
@@ -1117,7 +977,7 @@
                 <w:sz w:val="18"/>
                 <w:szCs w:val="18"/>
               </w:rPr>
-              <w:t xml:space="preserve">Leenaars et al. 2019 provides no direct efficacy data; for toxicity it reports non‑rodent→human concordance for liver effects 40% (n=951) and that animal data predicted 48% of 221 human adverse drug reactions. They also report 71% concordance when all species are pooled and state predictivity is higher for non‑rodents than rodents.</w:t>
+              <w:t xml:space="preserve">Rat efficacy findings are mixed: some rat-based results translated (three medications—acamprosate, naltrexone, nalmefene—and the incubation of drug‑seeking seen later in smokers, alcoholics, and cocaine addicts), but other rat‑effective agents failed clinically. Concordance depends on drug class and endpoint (e.g., 2 CRH‑R1 antagonists, KOR antagonists and buspirone failed; d‑amphetamine matched).</w:t>
             </w:r>
           </w:p>
           <w:p>
@@ -1142,66 +1002,7 @@
                 <w:sz w:val="17"/>
                 <w:szCs w:val="17"/>
               </w:rPr>
-              <w:t xml:space="preserve">The 71% figure pools all species; 40% is the non‑rodent-specific concordance for liver effects.</w:t>
-            </w:r>
-          </w:p>
-          <w:p>
-            <w:pPr>
-              <w:spacing w:after="30"/>
-            </w:pPr>
-            <w:r>
-              <w:rPr>
-                <w:rFonts w:ascii="Calibri" w:cs="Calibri" w:eastAsia="Calibri" w:hAnsi="Calibri"/>
-                <w:b/>
-                <w:bCs/>
-                <w:color w:val="666666"/>
-                <w:sz w:val="16"/>
-                <w:szCs w:val="16"/>
-              </w:rPr>
-              <w:t xml:space="preserve">Figures behind this row</w:t>
-            </w:r>
-          </w:p>
-          <w:p>
-            <w:pPr>
-              <w:spacing w:after="70"/>
-            </w:pPr>
-            <w:r>
-              <w:rPr>
-                <w:rFonts w:ascii="Calibri" w:cs="Calibri" w:eastAsia="Calibri" w:hAnsi="Calibri"/>
-                <w:b/>
-                <w:bCs/>
-                <w:sz w:val="19"/>
-                <w:szCs w:val="19"/>
-              </w:rPr>
-              <w:t xml:space="preserve">40%</w:t>
-            </w:r>
-            <w:r>
-              <w:rPr>
-                <w:rFonts w:ascii="Calibri" w:cs="Calibri" w:eastAsia="Calibri" w:hAnsi="Calibri"/>
-                <w:sz w:val="18"/>
-                <w:szCs w:val="18"/>
-              </w:rPr>
-              <w:t xml:space="preserve">  concordance rate, n=951 compounds — concordance of liver effects (</w:t>
-            </w:r>
-            <w:hyperlink w:history="1" r:id="rIdrcooajttfmkzzpqciiei-">
-              <w:r>
-                <w:rPr>
-                  <w:rFonts w:ascii="Calibri" w:cs="Calibri" w:eastAsia="Calibri" w:hAnsi="Calibri"/>
-                  <w:color w:val="1155CC"/>
-                  <w:sz w:val="18"/>
-                  <w:szCs w:val="18"/>
-                  <w:u w:val="single"/>
-                </w:rPr>
-                <w:t xml:space="preserve">Leenaars et al. 2019</w:t>
-              </w:r>
-            </w:hyperlink>
-            <w:r>
-              <w:rPr>
-                <w:rFonts w:ascii="Calibri" w:cs="Calibri" w:eastAsia="Calibri" w:hAnsi="Calibri"/>
-                <w:sz w:val="18"/>
-                <w:szCs w:val="18"/>
-              </w:rPr>
-              <w:t xml:space="preserve">)</w:t>
+              <w:t xml:space="preserve">Concordance varies by drug class and outcome (behavioral vs neurochemical): some neurochemical markers and certain medications translate, while several antagonist classes failed clinically.</w:t>
             </w:r>
           </w:p>
         </w:tc>
@@ -1257,7 +1058,7 @@
                 <w:sz w:val="19"/>
                 <w:szCs w:val="19"/>
               </w:rPr>
-              <w:t xml:space="preserve">sheep</w:t>
+              <w:t xml:space="preserve">non-human primate</w:t>
             </w:r>
           </w:p>
           <w:p>
@@ -1309,11 +1110,11 @@
                 <w:rFonts w:ascii="Calibri" w:cs="Calibri" w:eastAsia="Calibri" w:hAnsi="Calibri"/>
                 <w:b/>
                 <w:bCs/>
-                <w:color w:val="8A2727"/>
+                <w:color w:val="7A5B00"/>
                 <w:sz w:val="16"/>
                 <w:szCs w:val="16"/>
               </w:rPr>
-              <w:t xml:space="preserve">EVIDENCE DOES NOT FAVOUR THE MODEL</w:t>
+              <w:t xml:space="preserve">MIXED</w:t>
             </w:r>
           </w:p>
           <w:p>
@@ -1326,7 +1127,7 @@
                 <w:sz w:val="18"/>
                 <w:szCs w:val="18"/>
               </w:rPr>
-              <w:t xml:space="preserve">Perel et al. 2007: in ewe models antenatal corticosteroids were linked to higher neonatal mortality (pooled OR 12.5, 95% CI 1.9–79.2), which contrasts with no benefit in clinical trials — sheep results did not track human outcomes. The estimate is imprecise.</w:t>
+              <w:t xml:space="preserve">NHP drug-vs-food choice studies partially track human efficacy: d-amphetamine reduced cocaine choice in both humans and NHPs, but KOR antagonists and buspirone did not attenuate cocaine/methamphetamine/heroin choice. Females showed greater cocaine preference than males.</w:t>
             </w:r>
           </w:p>
           <w:p>
@@ -1351,66 +1152,7 @@
                 <w:sz w:val="17"/>
                 <w:szCs w:val="17"/>
               </w:rPr>
-              <w:t xml:space="preserve">Very wide CI reflects few and/or small ewe experiments giving imprecise estimates.</w:t>
-            </w:r>
-          </w:p>
-          <w:p>
-            <w:pPr>
-              <w:spacing w:after="30"/>
-            </w:pPr>
-            <w:r>
-              <w:rPr>
-                <w:rFonts w:ascii="Calibri" w:cs="Calibri" w:eastAsia="Calibri" w:hAnsi="Calibri"/>
-                <w:b/>
-                <w:bCs/>
-                <w:color w:val="666666"/>
-                <w:sz w:val="16"/>
-                <w:szCs w:val="16"/>
-              </w:rPr>
-              <w:t xml:space="preserve">Figures behind this row</w:t>
-            </w:r>
-          </w:p>
-          <w:p>
-            <w:pPr>
-              <w:spacing w:after="70"/>
-            </w:pPr>
-            <w:r>
-              <w:rPr>
-                <w:rFonts w:ascii="Calibri" w:cs="Calibri" w:eastAsia="Calibri" w:hAnsi="Calibri"/>
-                <w:b/>
-                <w:bCs/>
-                <w:sz w:val="19"/>
-                <w:szCs w:val="19"/>
-              </w:rPr>
-              <w:t xml:space="preserve">12.5</w:t>
-            </w:r>
-            <w:r>
-              <w:rPr>
-                <w:rFonts w:ascii="Calibri" w:cs="Calibri" w:eastAsia="Calibri" w:hAnsi="Calibri"/>
-                <w:sz w:val="18"/>
-                <w:szCs w:val="18"/>
-              </w:rPr>
-              <w:t xml:space="preserve">  odds ratio — Antenatal corticosteroids: neonatal mortality in ewe models (pooled odds ratio) (</w:t>
-            </w:r>
-            <w:hyperlink w:history="1" r:id="rIdawvrrdg-9rvyb1izt52co">
-              <w:r>
-                <w:rPr>
-                  <w:rFonts w:ascii="Calibri" w:cs="Calibri" w:eastAsia="Calibri" w:hAnsi="Calibri"/>
-                  <w:color w:val="1155CC"/>
-                  <w:sz w:val="18"/>
-                  <w:szCs w:val="18"/>
-                  <w:u w:val="single"/>
-                </w:rPr>
-                <w:t xml:space="preserve">Perel et al. 2007</w:t>
-              </w:r>
-            </w:hyperlink>
-            <w:r>
-              <w:rPr>
-                <w:rFonts w:ascii="Calibri" w:cs="Calibri" w:eastAsia="Calibri" w:hAnsi="Calibri"/>
-                <w:sz w:val="18"/>
-                <w:szCs w:val="18"/>
-              </w:rPr>
-              <w:t xml:space="preserve">)</w:t>
+              <w:t xml:space="preserve">Results differ by drug class, substance (stimulant vs opioid), and acute versus repeated dosing.</w:t>
             </w:r>
           </w:p>
         </w:tc>
@@ -1438,7 +1180,7 @@
                 <w:sz w:val="19"/>
                 <w:szCs w:val="19"/>
               </w:rPr>
-              <w:t xml:space="preserve">Toxicology</w:t>
+              <w:t xml:space="preserve">Efficacy</w:t>
             </w:r>
           </w:p>
         </w:tc>
@@ -1464,7 +1206,7 @@
                 <w:sz w:val="19"/>
                 <w:szCs w:val="19"/>
               </w:rPr>
-              <w:t xml:space="preserve">dog</w:t>
+              <w:t xml:space="preserve">non-rodent</w:t>
             </w:r>
           </w:p>
           <w:p>
@@ -1478,7 +1220,7 @@
                 <w:sz w:val="17"/>
                 <w:szCs w:val="17"/>
               </w:rPr>
-              <w:t xml:space="preserve">6 studies</w:t>
+              <w:t xml:space="preserve">1 study</w:t>
             </w:r>
           </w:p>
           <w:p>
@@ -1492,21 +1234,7 @@
                 <w:sz w:val="16"/>
                 <w:szCs w:val="16"/>
               </w:rPr>
-              <w:t xml:space="preserve">3 does not support</w:t>
-            </w:r>
-          </w:p>
-          <w:p>
-            <w:pPr>
-              <w:spacing w:after="0"/>
-            </w:pPr>
-            <w:r>
-              <w:rPr>
-                <w:rFonts w:ascii="Calibri" w:cs="Calibri" w:eastAsia="Calibri" w:hAnsi="Calibri"/>
-                <w:color w:val="666666"/>
-                <w:sz w:val="16"/>
-                <w:szCs w:val="16"/>
-              </w:rPr>
-              <w:t xml:space="preserve">3 partly supports</w:t>
+              <w:t xml:space="preserve">1 partly supports</w:t>
             </w:r>
           </w:p>
         </w:tc>
@@ -1533,7 +1261,7 @@
                 <w:sz w:val="16"/>
                 <w:szCs w:val="16"/>
               </w:rPr>
-              <w:t xml:space="preserve">MIXED</w:t>
+              <w:t xml:space="preserve">TOO LITTLE EVIDENCE</w:t>
             </w:r>
           </w:p>
           <w:p>
@@ -1546,32 +1274,7 @@
                 <w:sz w:val="18"/>
                 <w:szCs w:val="18"/>
               </w:rPr>
-              <w:t xml:space="preserve">Evidence is mixed — dog data sometimes track human toxicities for specific endpoints (dog LR+ for cardiac disorders 6.11; regulatory rat+dog testing flagged 71% of human toxicities (Jang et al. 2019)). However absence of dog toxicity gives only modest reassurance (~72% no human toxicity; dog iNLR≈1.10).</w:t>
-            </w:r>
-          </w:p>
-          <w:p>
-            <w:pPr>
-              <w:spacing w:after="60"/>
-            </w:pPr>
-            <w:r>
-              <w:rPr>
-                <w:rFonts w:ascii="Calibri" w:cs="Calibri" w:eastAsia="Calibri" w:hAnsi="Calibri"/>
-                <w:b/>
-                <w:bCs/>
-                <w:color w:val="555555"/>
-                <w:sz w:val="17"/>
-                <w:szCs w:val="17"/>
-              </w:rPr>
-              <w:t xml:space="preserve">What varies across the range. </w:t>
-            </w:r>
-            <w:r>
-              <w:rPr>
-                <w:rFonts w:ascii="Calibri" w:cs="Calibri" w:eastAsia="Calibri" w:hAnsi="Calibri"/>
-                <w:color w:val="555555"/>
-                <w:sz w:val="17"/>
-                <w:szCs w:val="17"/>
-              </w:rPr>
-              <w:t xml:space="preserve">Performance varies by organ class, endpoint and toxicity severity (e.g., cardiac vs hepatic, grade 3–4 vs all grades, in vitro vs in vivo).</w:t>
+              <w:t xml:space="preserve">No direct efficacy data; Leenaars et al. 2019 reports toxicity concordance instead, finding non‑rodent–human concordance for liver effects 40% (n=951). The study also reports 48% of adverse drug reactions were predictable from animal data (n=221) and notes predictivity higher for non‑rodents than rodents.</w:t>
             </w:r>
           </w:p>
           <w:p>
@@ -1602,17 +1305,17 @@
                 <w:sz w:val="19"/>
                 <w:szCs w:val="19"/>
               </w:rPr>
-              <w:t xml:space="preserve">3–10</w:t>
-            </w:r>
-            <w:r>
-              <w:rPr>
-                <w:rFonts w:ascii="Calibri" w:cs="Calibri" w:eastAsia="Calibri" w:hAnsi="Calibri"/>
-                <w:sz w:val="18"/>
-                <w:szCs w:val="18"/>
-              </w:rPr>
-              <w:t xml:space="preserve">  more potent — JNJ-3 induced albumin secretion decrease in dog Liver-Chip vs human Liver-Chip (</w:t>
-            </w:r>
-            <w:hyperlink w:history="1" r:id="rIdi2asb5rtxzjtww7xjdnpl">
+              <w:t xml:space="preserve">40%</w:t>
+            </w:r>
+            <w:r>
+              <w:rPr>
+                <w:rFonts w:ascii="Calibri" w:cs="Calibri" w:eastAsia="Calibri" w:hAnsi="Calibri"/>
+                <w:sz w:val="18"/>
+                <w:szCs w:val="18"/>
+              </w:rPr>
+              <w:t xml:space="preserve">  concordance rate, n=951 compounds — concordance of liver effects (</w:t>
+            </w:r>
+            <w:hyperlink w:history="1" r:id="rIdqrz-benscy_os3zz6kiro">
               <w:r>
                 <w:rPr>
                   <w:rFonts w:ascii="Calibri" w:cs="Calibri" w:eastAsia="Calibri" w:hAnsi="Calibri"/>
@@ -1621,7 +1324,7 @@
                   <w:szCs w:val="18"/>
                   <w:u w:val="single"/>
                 </w:rPr>
-                <w:t xml:space="preserve">Jang et al. 2019</w:t>
+                <w:t xml:space="preserve">Leenaars et al. 2019</w:t>
               </w:r>
             </w:hyperlink>
             <w:r>
@@ -1631,248 +1334,6 @@
                 <w:szCs w:val="18"/>
               </w:rPr>
               <w:t xml:space="preserve">)</w:t>
-            </w:r>
-          </w:p>
-          <w:p>
-            <w:pPr>
-              <w:spacing w:after="70"/>
-            </w:pPr>
-            <w:r>
-              <w:rPr>
-                <w:rFonts w:ascii="Calibri" w:cs="Calibri" w:eastAsia="Calibri" w:hAnsi="Calibri"/>
-                <w:b/>
-                <w:bCs/>
-                <w:sz w:val="19"/>
-                <w:szCs w:val="19"/>
-              </w:rPr>
-              <w:t xml:space="preserve">30–40%</w:t>
-            </w:r>
-            <w:r>
-              <w:rPr>
-                <w:rFonts w:ascii="Calibri" w:cs="Calibri" w:eastAsia="Calibri" w:hAnsi="Calibri"/>
-                <w:sz w:val="18"/>
-                <w:szCs w:val="18"/>
-              </w:rPr>
-              <w:t xml:space="preserve">  pru — Proportionate Reduction in Uncertainty (PRU) for GI (Dog) (</w:t>
-            </w:r>
-            <w:hyperlink w:history="1" r:id="rId_aalqgifqtjjxnpstmvrm">
-              <w:r>
-                <w:rPr>
-                  <w:rFonts w:ascii="Calibri" w:cs="Calibri" w:eastAsia="Calibri" w:hAnsi="Calibri"/>
-                  <w:color w:val="1155CC"/>
-                  <w:sz w:val="18"/>
-                  <w:szCs w:val="18"/>
-                  <w:u w:val="single"/>
-                </w:rPr>
-                <w:t xml:space="preserve">Monticello et al. 2017</w:t>
-              </w:r>
-            </w:hyperlink>
-            <w:r>
-              <w:rPr>
-                <w:rFonts w:ascii="Calibri" w:cs="Calibri" w:eastAsia="Calibri" w:hAnsi="Calibri"/>
-                <w:sz w:val="18"/>
-                <w:szCs w:val="18"/>
-              </w:rPr>
-              <w:t xml:space="preserve">)</w:t>
-            </w:r>
-          </w:p>
-          <w:p>
-            <w:pPr>
-              <w:spacing w:after="70"/>
-            </w:pPr>
-            <w:r>
-              <w:rPr>
-                <w:rFonts w:ascii="Calibri" w:cs="Calibri" w:eastAsia="Calibri" w:hAnsi="Calibri"/>
-                <w:b/>
-                <w:bCs/>
-                <w:sz w:val="19"/>
-                <w:szCs w:val="19"/>
-              </w:rPr>
-              <w:t xml:space="preserve">3.42–6.11</w:t>
-            </w:r>
-            <w:r>
-              <w:rPr>
-                <w:rFonts w:ascii="Calibri" w:cs="Calibri" w:eastAsia="Calibri" w:hAnsi="Calibri"/>
-                <w:sz w:val="18"/>
-                <w:szCs w:val="18"/>
-              </w:rPr>
-              <w:t xml:space="preserve">  lr+, n=404 — Likelihood Ratio for dog, Cardiac disorders (</w:t>
-            </w:r>
-            <w:hyperlink w:history="1" r:id="rIdcu05cxffnzwgkr9m1prm-">
-              <w:r>
-                <w:rPr>
-                  <w:rFonts w:ascii="Calibri" w:cs="Calibri" w:eastAsia="Calibri" w:hAnsi="Calibri"/>
-                  <w:color w:val="1155CC"/>
-                  <w:sz w:val="18"/>
-                  <w:szCs w:val="18"/>
-                  <w:u w:val="single"/>
-                </w:rPr>
-                <w:t xml:space="preserve">Clark et al. 2018</w:t>
-              </w:r>
-            </w:hyperlink>
-            <w:r>
-              <w:rPr>
-                <w:rFonts w:ascii="Calibri" w:cs="Calibri" w:eastAsia="Calibri" w:hAnsi="Calibri"/>
-                <w:sz w:val="18"/>
-                <w:szCs w:val="18"/>
-              </w:rPr>
-              <w:t xml:space="preserve">)</w:t>
-            </w:r>
-          </w:p>
-          <w:p>
-            <w:pPr>
-              <w:spacing w:after="70"/>
-            </w:pPr>
-            <w:r>
-              <w:rPr>
-                <w:rFonts w:ascii="Calibri" w:cs="Calibri" w:eastAsia="Calibri" w:hAnsi="Calibri"/>
-                <w:b/>
-                <w:bCs/>
-                <w:sz w:val="19"/>
-                <w:szCs w:val="19"/>
-              </w:rPr>
-              <w:t xml:space="preserve">30</w:t>
-            </w:r>
-            <w:r>
-              <w:rPr>
-                <w:rFonts w:ascii="Calibri" w:cs="Calibri" w:eastAsia="Calibri" w:hAnsi="Calibri"/>
-                <w:sz w:val="18"/>
-                <w:szCs w:val="18"/>
-              </w:rPr>
-              <w:t xml:space="preserve">  ic50 (half-maximal inhibitory concentration) — IC50 for bosentan-induced albumin secretion decrease (</w:t>
-            </w:r>
-            <w:hyperlink w:history="1" r:id="rIdx8ffzuxjcbdugbdx-kmi3">
-              <w:r>
-                <w:rPr>
-                  <w:rFonts w:ascii="Calibri" w:cs="Calibri" w:eastAsia="Calibri" w:hAnsi="Calibri"/>
-                  <w:color w:val="1155CC"/>
-                  <w:sz w:val="18"/>
-                  <w:szCs w:val="18"/>
-                  <w:u w:val="single"/>
-                </w:rPr>
-                <w:t xml:space="preserve">Jang et al. 2019</w:t>
-              </w:r>
-            </w:hyperlink>
-            <w:r>
-              <w:rPr>
-                <w:rFonts w:ascii="Calibri" w:cs="Calibri" w:eastAsia="Calibri" w:hAnsi="Calibri"/>
-                <w:sz w:val="18"/>
-                <w:szCs w:val="18"/>
-              </w:rPr>
-              <w:t xml:space="preserve">)</w:t>
-            </w:r>
-          </w:p>
-          <w:p>
-            <w:pPr>
-              <w:spacing w:after="70"/>
-            </w:pPr>
-            <w:r>
-              <w:rPr>
-                <w:rFonts w:ascii="Calibri" w:cs="Calibri" w:eastAsia="Calibri" w:hAnsi="Calibri"/>
-                <w:b/>
-                <w:bCs/>
-                <w:sz w:val="19"/>
-                <w:szCs w:val="19"/>
-              </w:rPr>
-              <w:t xml:space="preserve">50%</w:t>
-            </w:r>
-            <w:r>
-              <w:rPr>
-                <w:rFonts w:ascii="Calibri" w:cs="Calibri" w:eastAsia="Calibri" w:hAnsi="Calibri"/>
-                <w:sz w:val="18"/>
-                <w:szCs w:val="18"/>
-              </w:rPr>
-              <w:t xml:space="preserve">  ppv — PPV for Cutaneous (</w:t>
-            </w:r>
-            <w:hyperlink w:history="1" r:id="rIddo2cwlldgy4rhihos-kh6">
-              <w:r>
-                <w:rPr>
-                  <w:rFonts w:ascii="Calibri" w:cs="Calibri" w:eastAsia="Calibri" w:hAnsi="Calibri"/>
-                  <w:color w:val="1155CC"/>
-                  <w:sz w:val="18"/>
-                  <w:szCs w:val="18"/>
-                  <w:u w:val="single"/>
-                </w:rPr>
-                <w:t xml:space="preserve">Monticello et al. 2017</w:t>
-              </w:r>
-            </w:hyperlink>
-            <w:r>
-              <w:rPr>
-                <w:rFonts w:ascii="Calibri" w:cs="Calibri" w:eastAsia="Calibri" w:hAnsi="Calibri"/>
-                <w:sz w:val="18"/>
-                <w:szCs w:val="18"/>
-              </w:rPr>
-              <w:t xml:space="preserve">)</w:t>
-            </w:r>
-          </w:p>
-          <w:p>
-            <w:pPr>
-              <w:spacing w:after="70"/>
-            </w:pPr>
-            <w:r>
-              <w:rPr>
-                <w:rFonts w:ascii="Calibri" w:cs="Calibri" w:eastAsia="Calibri" w:hAnsi="Calibri"/>
-                <w:b/>
-                <w:bCs/>
-                <w:sz w:val="19"/>
-                <w:szCs w:val="19"/>
-              </w:rPr>
-              <w:t xml:space="preserve">91%</w:t>
-            </w:r>
-            <w:r>
-              <w:rPr>
-                <w:rFonts w:ascii="Calibri" w:cs="Calibri" w:eastAsia="Calibri" w:hAnsi="Calibri"/>
-                <w:sz w:val="18"/>
-                <w:szCs w:val="18"/>
-              </w:rPr>
-              <w:t xml:space="preserve">  npv — NPV for Cutaneous (</w:t>
-            </w:r>
-            <w:hyperlink w:history="1" r:id="rIdofwi6yuiipiyi65ipl0ak">
-              <w:r>
-                <w:rPr>
-                  <w:rFonts w:ascii="Calibri" w:cs="Calibri" w:eastAsia="Calibri" w:hAnsi="Calibri"/>
-                  <w:color w:val="1155CC"/>
-                  <w:sz w:val="18"/>
-                  <w:szCs w:val="18"/>
-                  <w:u w:val="single"/>
-                </w:rPr>
-                <w:t xml:space="preserve">Monticello et al. 2017</w:t>
-              </w:r>
-            </w:hyperlink>
-            <w:r>
-              <w:rPr>
-                <w:rFonts w:ascii="Calibri" w:cs="Calibri" w:eastAsia="Calibri" w:hAnsi="Calibri"/>
-                <w:sz w:val="18"/>
-                <w:szCs w:val="18"/>
-              </w:rPr>
-              <w:t xml:space="preserve">)</w:t>
-            </w:r>
-          </w:p>
-          <w:p>
-            <w:pPr>
-              <w:spacing w:after="40"/>
-            </w:pPr>
-            <w:r>
-              <w:rPr>
-                <w:rFonts w:ascii="Calibri" w:cs="Calibri" w:eastAsia="Calibri" w:hAnsi="Calibri"/>
-                <w:b/>
-                <w:bCs/>
-                <w:color w:val="8A6D00"/>
-                <w:sz w:val="17"/>
-                <w:szCs w:val="17"/>
-              </w:rPr>
-              <w:t xml:space="preserve">Caveat. </w:t>
-            </w:r>
-            <w:r>
-              <w:rPr>
-                <w:rFonts w:ascii="Calibri" w:cs="Calibri" w:eastAsia="Calibri" w:hAnsi="Calibri"/>
-                <w:i/>
-                <w:iCs/>
-                <w:color w:val="8A6D00"/>
-                <w:sz w:val="17"/>
-                <w:szCs w:val="17"/>
-              </w:rPr>
-              <w:t xml:space="preserve">NPV is often high simply because most findings are negative. The paper notes that for grades 3 and 4 toxicities, there were no conditions in which PPV and NPV were both &gt;0.75, but there were six conditions for which PPV and NPV were both &gt;0.6. This suggests that even for severe toxicities, the predictive values are not consistently high.</w:t>
             </w:r>
           </w:p>
         </w:tc>
@@ -1901,7 +1362,7 @@
                 <w:sz w:val="19"/>
                 <w:szCs w:val="19"/>
               </w:rPr>
-              <w:t xml:space="preserve">Toxicology</w:t>
+              <w:t xml:space="preserve">Efficacy</w:t>
             </w:r>
           </w:p>
         </w:tc>
@@ -1928,7 +1389,7 @@
                 <w:sz w:val="19"/>
                 <w:szCs w:val="19"/>
               </w:rPr>
-              <w:t xml:space="preserve">non-human primate</w:t>
+              <w:t xml:space="preserve">sheep</w:t>
             </w:r>
           </w:p>
           <w:p>
@@ -1942,7 +1403,7 @@
                 <w:sz w:val="17"/>
                 <w:szCs w:val="17"/>
               </w:rPr>
-              <w:t xml:space="preserve">5 studies</w:t>
+              <w:t xml:space="preserve">1 study</w:t>
             </w:r>
           </w:p>
           <w:p>
@@ -1956,21 +1417,7 @@
                 <w:sz w:val="16"/>
                 <w:szCs w:val="16"/>
               </w:rPr>
-              <w:t xml:space="preserve">3 does not support</w:t>
-            </w:r>
-          </w:p>
-          <w:p>
-            <w:pPr>
-              <w:spacing w:after="0"/>
-            </w:pPr>
-            <w:r>
-              <w:rPr>
-                <w:rFonts w:ascii="Calibri" w:cs="Calibri" w:eastAsia="Calibri" w:hAnsi="Calibri"/>
-                <w:color w:val="666666"/>
-                <w:sz w:val="16"/>
-                <w:szCs w:val="16"/>
-              </w:rPr>
-              <w:t xml:space="preserve">2 partly supports</w:t>
+              <w:t xml:space="preserve">1 partly supports</w:t>
             </w:r>
           </w:p>
         </w:tc>
@@ -1994,11 +1441,11 @@
                 <w:rFonts w:ascii="Calibri" w:cs="Calibri" w:eastAsia="Calibri" w:hAnsi="Calibri"/>
                 <w:b/>
                 <w:bCs/>
-                <w:color w:val="7A5B00"/>
+                <w:color w:val="8A2727"/>
                 <w:sz w:val="16"/>
                 <w:szCs w:val="16"/>
               </w:rPr>
-              <w:t xml:space="preserve">MIXED</w:t>
+              <w:t xml:space="preserve">EVIDENCE DOES NOT FAVOUR THE MODEL</w:t>
             </w:r>
           </w:p>
           <w:p>
@@ -2011,7 +1458,7 @@
                 <w:sz w:val="18"/>
                 <w:szCs w:val="18"/>
               </w:rPr>
-              <w:t xml:space="preserve">Evidence is mixed: NHP findings sometimes predict human toxicity — Monticello 2017 overall sensitivity 48% and specificity 84% (GI PPV 91%, nervous PPV 83%), and Clark 2018 LR+ up to 11.02. But other analyses report weak or inconsistent prediction (Bailey 2019 no-animal→no-human 70.4%; Bailey 2015 iNLR 1.02).</w:t>
+              <w:t xml:space="preserve">Perel et al. 2007: in ewe models antenatal corticosteroids increased neonatal mortality (pooled OR 12.5, 95% CI 1.9–79.2), so sheep results did not match human trials (no benefit). The estimate is very imprecise (wide CI).</w:t>
             </w:r>
           </w:p>
           <w:p>
@@ -2036,7 +1483,7 @@
                 <w:sz w:val="17"/>
                 <w:szCs w:val="17"/>
               </w:rPr>
-              <w:t xml:space="preserve">Performance varies by organ/endpoint, toxicity severity, study selection bias and low clinical positive prevalence.</w:t>
+              <w:t xml:space="preserve">The wide confidence interval reflects imprecision from small numbers/few ewe studies.</w:t>
             </w:r>
           </w:p>
           <w:p>
@@ -2067,17 +1514,17 @@
                 <w:sz w:val="19"/>
                 <w:szCs w:val="19"/>
               </w:rPr>
-              <w:t xml:space="preserve">27–62%</w:t>
-            </w:r>
-            <w:r>
-              <w:rPr>
-                <w:rFonts w:ascii="Calibri" w:cs="Calibri" w:eastAsia="Calibri" w:hAnsi="Calibri"/>
-                <w:sz w:val="18"/>
-                <w:szCs w:val="18"/>
-              </w:rPr>
-              <w:t xml:space="preserve">  ppv — PPV for Liver (</w:t>
-            </w:r>
-            <w:hyperlink w:history="1" r:id="rId0jjqacfivd46amggg4vvj">
+              <w:t xml:space="preserve">12.5</w:t>
+            </w:r>
+            <w:r>
+              <w:rPr>
+                <w:rFonts w:ascii="Calibri" w:cs="Calibri" w:eastAsia="Calibri" w:hAnsi="Calibri"/>
+                <w:sz w:val="18"/>
+                <w:szCs w:val="18"/>
+              </w:rPr>
+              <w:t xml:space="preserve">  odds ratio — Antenatal corticosteroids: neonatal mortality in ewe models (pooled odds ratio) (</w:t>
+            </w:r>
+            <w:hyperlink w:history="1" r:id="rIdsp9h_xzblopvcc_v_13mw">
               <w:r>
                 <w:rPr>
                   <w:rFonts w:ascii="Calibri" w:cs="Calibri" w:eastAsia="Calibri" w:hAnsi="Calibri"/>
@@ -2086,7 +1533,7 @@
                   <w:szCs w:val="18"/>
                   <w:u w:val="single"/>
                 </w:rPr>
-                <w:t xml:space="preserve">Monticello et al. 2017</w:t>
+                <w:t xml:space="preserve">Perel et al. 2007</w:t>
               </w:r>
             </w:hyperlink>
             <w:r>
@@ -2096,248 +1543,6 @@
                 <w:szCs w:val="18"/>
               </w:rPr>
               <w:t xml:space="preserve">)</w:t>
-            </w:r>
-          </w:p>
-          <w:p>
-            <w:pPr>
-              <w:spacing w:after="70"/>
-            </w:pPr>
-            <w:r>
-              <w:rPr>
-                <w:rFonts w:ascii="Calibri" w:cs="Calibri" w:eastAsia="Calibri" w:hAnsi="Calibri"/>
-                <w:b/>
-                <w:bCs/>
-                <w:sz w:val="19"/>
-                <w:szCs w:val="19"/>
-              </w:rPr>
-              <w:t xml:space="preserve">85–92%</w:t>
-            </w:r>
-            <w:r>
-              <w:rPr>
-                <w:rFonts w:ascii="Calibri" w:cs="Calibri" w:eastAsia="Calibri" w:hAnsi="Calibri"/>
-                <w:sz w:val="18"/>
-                <w:szCs w:val="18"/>
-              </w:rPr>
-              <w:t xml:space="preserve">  npv — NPV for Liver (</w:t>
-            </w:r>
-            <w:hyperlink w:history="1" r:id="rIdfwbwtpqcmh9hv8aynrumj">
-              <w:r>
-                <w:rPr>
-                  <w:rFonts w:ascii="Calibri" w:cs="Calibri" w:eastAsia="Calibri" w:hAnsi="Calibri"/>
-                  <w:color w:val="1155CC"/>
-                  <w:sz w:val="18"/>
-                  <w:szCs w:val="18"/>
-                  <w:u w:val="single"/>
-                </w:rPr>
-                <w:t xml:space="preserve">Monticello et al. 2017</w:t>
-              </w:r>
-            </w:hyperlink>
-            <w:r>
-              <w:rPr>
-                <w:rFonts w:ascii="Calibri" w:cs="Calibri" w:eastAsia="Calibri" w:hAnsi="Calibri"/>
-                <w:sz w:val="18"/>
-                <w:szCs w:val="18"/>
-              </w:rPr>
-              <w:t xml:space="preserve">)</w:t>
-            </w:r>
-          </w:p>
-          <w:p>
-            <w:pPr>
-              <w:spacing w:after="70"/>
-            </w:pPr>
-            <w:r>
-              <w:rPr>
-                <w:rFonts w:ascii="Calibri" w:cs="Calibri" w:eastAsia="Calibri" w:hAnsi="Calibri"/>
-                <w:b/>
-                <w:bCs/>
-                <w:sz w:val="19"/>
-                <w:szCs w:val="19"/>
-              </w:rPr>
-              <w:t xml:space="preserve">60–80%</w:t>
-            </w:r>
-            <w:r>
-              <w:rPr>
-                <w:rFonts w:ascii="Calibri" w:cs="Calibri" w:eastAsia="Calibri" w:hAnsi="Calibri"/>
-                <w:sz w:val="18"/>
-                <w:szCs w:val="18"/>
-              </w:rPr>
-              <w:t xml:space="preserve">  pru — Proportionate Reduction in Uncertainty (PRU) for GI (Monkey) (</w:t>
-            </w:r>
-            <w:hyperlink w:history="1" r:id="rIdgpbxdcu_uvbzrn-qpujtg">
-              <w:r>
-                <w:rPr>
-                  <w:rFonts w:ascii="Calibri" w:cs="Calibri" w:eastAsia="Calibri" w:hAnsi="Calibri"/>
-                  <w:color w:val="1155CC"/>
-                  <w:sz w:val="18"/>
-                  <w:szCs w:val="18"/>
-                  <w:u w:val="single"/>
-                </w:rPr>
-                <w:t xml:space="preserve">Monticello et al. 2017</w:t>
-              </w:r>
-            </w:hyperlink>
-            <w:r>
-              <w:rPr>
-                <w:rFonts w:ascii="Calibri" w:cs="Calibri" w:eastAsia="Calibri" w:hAnsi="Calibri"/>
-                <w:sz w:val="18"/>
-                <w:szCs w:val="18"/>
-              </w:rPr>
-              <w:t xml:space="preserve">)</w:t>
-            </w:r>
-          </w:p>
-          <w:p>
-            <w:pPr>
-              <w:spacing w:after="70"/>
-            </w:pPr>
-            <w:r>
-              <w:rPr>
-                <w:rFonts w:ascii="Calibri" w:cs="Calibri" w:eastAsia="Calibri" w:hAnsi="Calibri"/>
-                <w:b/>
-                <w:bCs/>
-                <w:sz w:val="19"/>
-                <w:szCs w:val="19"/>
-              </w:rPr>
-              <w:t xml:space="preserve">9.52–11.02</w:t>
-            </w:r>
-            <w:r>
-              <w:rPr>
-                <w:rFonts w:ascii="Calibri" w:cs="Calibri" w:eastAsia="Calibri" w:hAnsi="Calibri"/>
-                <w:sz w:val="18"/>
-                <w:szCs w:val="18"/>
-              </w:rPr>
-              <w:t xml:space="preserve">  lr+, n=84 — Likelihood Ratio for cynomolgus monkey, Cardiac disorders (</w:t>
-            </w:r>
-            <w:hyperlink w:history="1" r:id="rIdeie2alxmgub673f5cg4mp">
-              <w:r>
-                <w:rPr>
-                  <w:rFonts w:ascii="Calibri" w:cs="Calibri" w:eastAsia="Calibri" w:hAnsi="Calibri"/>
-                  <w:color w:val="1155CC"/>
-                  <w:sz w:val="18"/>
-                  <w:szCs w:val="18"/>
-                  <w:u w:val="single"/>
-                </w:rPr>
-                <w:t xml:space="preserve">Clark et al. 2018</w:t>
-              </w:r>
-            </w:hyperlink>
-            <w:r>
-              <w:rPr>
-                <w:rFonts w:ascii="Calibri" w:cs="Calibri" w:eastAsia="Calibri" w:hAnsi="Calibri"/>
-                <w:sz w:val="18"/>
-                <w:szCs w:val="18"/>
-              </w:rPr>
-              <w:t xml:space="preserve">)</w:t>
-            </w:r>
-          </w:p>
-          <w:p>
-            <w:pPr>
-              <w:spacing w:after="70"/>
-            </w:pPr>
-            <w:r>
-              <w:rPr>
-                <w:rFonts w:ascii="Calibri" w:cs="Calibri" w:eastAsia="Calibri" w:hAnsi="Calibri"/>
-                <w:b/>
-                <w:bCs/>
-                <w:sz w:val="19"/>
-                <w:szCs w:val="19"/>
-              </w:rPr>
-              <w:t xml:space="preserve">1.02</w:t>
-            </w:r>
-            <w:r>
-              <w:rPr>
-                <w:rFonts w:ascii="Calibri" w:cs="Calibri" w:eastAsia="Calibri" w:hAnsi="Calibri"/>
-                <w:sz w:val="18"/>
-                <w:szCs w:val="18"/>
-              </w:rPr>
-              <w:t xml:space="preserve">  median inlr — NHP-human median iNLR (</w:t>
-            </w:r>
-            <w:hyperlink w:history="1" r:id="rIdvd2ghzxuqybdwgv35v7uh">
-              <w:r>
-                <w:rPr>
-                  <w:rFonts w:ascii="Calibri" w:cs="Calibri" w:eastAsia="Calibri" w:hAnsi="Calibri"/>
-                  <w:color w:val="1155CC"/>
-                  <w:sz w:val="18"/>
-                  <w:szCs w:val="18"/>
-                  <w:u w:val="single"/>
-                </w:rPr>
-                <w:t xml:space="preserve">Bailey et al. 2015</w:t>
-              </w:r>
-            </w:hyperlink>
-            <w:r>
-              <w:rPr>
-                <w:rFonts w:ascii="Calibri" w:cs="Calibri" w:eastAsia="Calibri" w:hAnsi="Calibri"/>
-                <w:sz w:val="18"/>
-                <w:szCs w:val="18"/>
-              </w:rPr>
-              <w:t xml:space="preserve">)</w:t>
-            </w:r>
-          </w:p>
-          <w:p>
-            <w:pPr>
-              <w:spacing w:after="70"/>
-            </w:pPr>
-            <w:r>
-              <w:rPr>
-                <w:rFonts w:ascii="Calibri" w:cs="Calibri" w:eastAsia="Calibri" w:hAnsi="Calibri"/>
-                <w:b/>
-                <w:bCs/>
-                <w:sz w:val="19"/>
-                <w:szCs w:val="19"/>
-              </w:rPr>
-              <w:t xml:space="preserve">67%</w:t>
-            </w:r>
-            <w:r>
-              <w:rPr>
-                <w:rFonts w:ascii="Calibri" w:cs="Calibri" w:eastAsia="Calibri" w:hAnsi="Calibri"/>
-                <w:sz w:val="18"/>
-                <w:szCs w:val="18"/>
-              </w:rPr>
-              <w:t xml:space="preserve">  ppv — PPV for Cutaneous (</w:t>
-            </w:r>
-            <w:hyperlink w:history="1" r:id="rIdzyg35egilvqn8a3gv8nfa">
-              <w:r>
-                <w:rPr>
-                  <w:rFonts w:ascii="Calibri" w:cs="Calibri" w:eastAsia="Calibri" w:hAnsi="Calibri"/>
-                  <w:color w:val="1155CC"/>
-                  <w:sz w:val="18"/>
-                  <w:szCs w:val="18"/>
-                  <w:u w:val="single"/>
-                </w:rPr>
-                <w:t xml:space="preserve">Monticello et al. 2017</w:t>
-              </w:r>
-            </w:hyperlink>
-            <w:r>
-              <w:rPr>
-                <w:rFonts w:ascii="Calibri" w:cs="Calibri" w:eastAsia="Calibri" w:hAnsi="Calibri"/>
-                <w:sz w:val="18"/>
-                <w:szCs w:val="18"/>
-              </w:rPr>
-              <w:t xml:space="preserve">)</w:t>
-            </w:r>
-          </w:p>
-          <w:p>
-            <w:pPr>
-              <w:spacing w:after="40"/>
-            </w:pPr>
-            <w:r>
-              <w:rPr>
-                <w:rFonts w:ascii="Calibri" w:cs="Calibri" w:eastAsia="Calibri" w:hAnsi="Calibri"/>
-                <w:b/>
-                <w:bCs/>
-                <w:color w:val="8A6D00"/>
-                <w:sz w:val="17"/>
-                <w:szCs w:val="17"/>
-              </w:rPr>
-              <w:t xml:space="preserve">Caveat. </w:t>
-            </w:r>
-            <w:r>
-              <w:rPr>
-                <w:rFonts w:ascii="Calibri" w:cs="Calibri" w:eastAsia="Calibri" w:hAnsi="Calibri"/>
-                <w:i/>
-                <w:iCs/>
-                <w:color w:val="8A6D00"/>
-                <w:sz w:val="17"/>
-                <w:szCs w:val="17"/>
-              </w:rPr>
-              <w:t xml:space="preserve">NPV is often high simply because most findings are negative. The paper notes that for grades 3 and 4 toxicities, there were no conditions in which PPV and NPV were both &gt;0.75, but there were six conditions for which PPV and NPV were both &gt;0.6. This suggests that even for severe toxicities, the predictive values are not consistently high.</w:t>
             </w:r>
           </w:p>
         </w:tc>
@@ -2391,7 +1596,7 @@
                 <w:sz w:val="19"/>
                 <w:szCs w:val="19"/>
               </w:rPr>
-              <w:t xml:space="preserve">rat</w:t>
+              <w:t xml:space="preserve">dog</w:t>
             </w:r>
           </w:p>
           <w:p>
@@ -2405,7 +1610,7 @@
                 <w:sz w:val="17"/>
                 <w:szCs w:val="17"/>
               </w:rPr>
-              <w:t xml:space="preserve">4 studies</w:t>
+              <w:t xml:space="preserve">6 studies</w:t>
             </w:r>
           </w:p>
           <w:p>
@@ -2419,7 +1624,7 @@
                 <w:sz w:val="16"/>
                 <w:szCs w:val="16"/>
               </w:rPr>
-              <w:t xml:space="preserve">2 does not support</w:t>
+              <w:t xml:space="preserve">3 partly supports</w:t>
             </w:r>
           </w:p>
           <w:p>
@@ -2433,7 +1638,7 @@
                 <w:sz w:val="16"/>
                 <w:szCs w:val="16"/>
               </w:rPr>
-              <w:t xml:space="preserve">2 partly supports</w:t>
+              <w:t xml:space="preserve">3 does not support</w:t>
             </w:r>
           </w:p>
         </w:tc>
@@ -2473,7 +1678,7 @@
                 <w:sz w:val="18"/>
                 <w:szCs w:val="18"/>
               </w:rPr>
-              <w:t xml:space="preserve">Evidence is mixed: some studies find rat findings often align with human toxicity (regulatory tests predicted 71% of human toxicities; rat LR+ 4.73 for cardiac and 2.74 for hepatobiliary), but other analyses show only modest predictive power (median PPV 0.65; iNLR 1.82). Variation by endpoint, severity and study methods limits generalisability.</w:t>
+              <w:t xml:space="preserve">Evidence is mixed: dogs can predict or exclude some toxicities (LR+ 6.11 for cardiac disorders; 60% post-test odds for QT; Clark et al. 2018) but overall predictive power is modest—median PPV ≈0.67 and NPV ≈0.52 (Atkins et al. 2020). Absence of dog toxicity raised probability of no human toxicity to only ~72% (Bailey et al. 2019); species- and endpoint-specific differences reported (Jang et al. 2019).</w:t>
             </w:r>
           </w:p>
           <w:p>
@@ -2498,7 +1703,7 @@
                 <w:sz w:val="17"/>
                 <w:szCs w:val="17"/>
               </w:rPr>
-              <w:t xml:space="preserve">Results vary by endpoint, toxicity grade and study methods/datasets (e.g., Jang pooled rats and dogs; Atkins stratified by severity).</w:t>
+              <w:t xml:space="preserve">Performance varies by toxicity endpoint, severity and dataset (e.g., cardiac/QT vs subjective 'other' events; Liver‑Chip case studies vs regulatory databases).</w:t>
             </w:r>
           </w:p>
           <w:p>
@@ -2529,17 +1734,17 @@
                 <w:sz w:val="19"/>
                 <w:szCs w:val="19"/>
               </w:rPr>
-              <w:t xml:space="preserve">2.74–4.73</w:t>
-            </w:r>
-            <w:r>
-              <w:rPr>
-                <w:rFonts w:ascii="Calibri" w:cs="Calibri" w:eastAsia="Calibri" w:hAnsi="Calibri"/>
-                <w:sz w:val="18"/>
-                <w:szCs w:val="18"/>
-              </w:rPr>
-              <w:t xml:space="preserve">  lr+, n=521 — Likelihood Ratio for rat, Cardiac disorders (</w:t>
-            </w:r>
-            <w:hyperlink w:history="1" r:id="rIdoxskxbk3wdzq5pck1xxtg">
+              <w:t xml:space="preserve">15–96%</w:t>
+            </w:r>
+            <w:r>
+              <w:rPr>
+                <w:rFonts w:ascii="Calibri" w:cs="Calibri" w:eastAsia="Calibri" w:hAnsi="Calibri"/>
+                <w:sz w:val="18"/>
+                <w:szCs w:val="18"/>
+              </w:rPr>
+              <w:t xml:space="preserve">  npv — 12 comparisons, median 91% — lowest NPV for 'Other' (15%), highest NPV for Pulmonary (96%) (</w:t>
+            </w:r>
+            <w:hyperlink w:history="1" r:id="rIdzrmyuwrxek8lqyj-qmfsi">
               <w:r>
                 <w:rPr>
                   <w:rFonts w:ascii="Calibri" w:cs="Calibri" w:eastAsia="Calibri" w:hAnsi="Calibri"/>
@@ -2548,7 +1753,7 @@
                   <w:szCs w:val="18"/>
                   <w:u w:val="single"/>
                 </w:rPr>
-                <w:t xml:space="preserve">Clark et al. 2018</w:t>
+                <w:t xml:space="preserve">Monticello et al. 2017</w:t>
               </w:r>
             </w:hyperlink>
             <w:r>
@@ -2572,17 +1777,60 @@
                 <w:sz w:val="19"/>
                 <w:szCs w:val="19"/>
               </w:rPr>
-              <w:t xml:space="preserve">100</w:t>
-            </w:r>
-            <w:r>
-              <w:rPr>
-                <w:rFonts w:ascii="Calibri" w:cs="Calibri" w:eastAsia="Calibri" w:hAnsi="Calibri"/>
-                <w:sz w:val="18"/>
-                <w:szCs w:val="18"/>
-              </w:rPr>
-              <w:t xml:space="preserve">  ic50 (half-maximal inhibitory concentration) — IC50 for bosentan-induced albumin secretion decrease (</w:t>
-            </w:r>
-            <w:hyperlink w:history="1" r:id="rIdlr8mfaciifzwihb2aeabo">
+              <w:t xml:space="preserve">0–52%</w:t>
+            </w:r>
+            <w:r>
+              <w:rPr>
+                <w:rFonts w:ascii="Calibri" w:cs="Calibri" w:eastAsia="Calibri" w:hAnsi="Calibri"/>
+                <w:sz w:val="18"/>
+                <w:szCs w:val="18"/>
+              </w:rPr>
+              <w:t xml:space="preserve">  ppv — 10 comparisons, median 39.5% — lowest PPV for Pulmonary (0%), highest PPV for Nervous system (52%) (</w:t>
+            </w:r>
+            <w:hyperlink w:history="1" r:id="rIdxwhmbna6lwntugkdlh0xp">
+              <w:r>
+                <w:rPr>
+                  <w:rFonts w:ascii="Calibri" w:cs="Calibri" w:eastAsia="Calibri" w:hAnsi="Calibri"/>
+                  <w:color w:val="1155CC"/>
+                  <w:sz w:val="18"/>
+                  <w:szCs w:val="18"/>
+                  <w:u w:val="single"/>
+                </w:rPr>
+                <w:t xml:space="preserve">Monticello et al. 2017</w:t>
+              </w:r>
+            </w:hyperlink>
+            <w:r>
+              <w:rPr>
+                <w:rFonts w:ascii="Calibri" w:cs="Calibri" w:eastAsia="Calibri" w:hAnsi="Calibri"/>
+                <w:sz w:val="18"/>
+                <w:szCs w:val="18"/>
+              </w:rPr>
+              <w:t xml:space="preserve">)</w:t>
+            </w:r>
+          </w:p>
+          <w:p>
+            <w:pPr>
+              <w:spacing w:after="70"/>
+            </w:pPr>
+            <w:r>
+              <w:rPr>
+                <w:rFonts w:ascii="Calibri" w:cs="Calibri" w:eastAsia="Calibri" w:hAnsi="Calibri"/>
+                <w:b/>
+                <w:bCs/>
+                <w:sz w:val="19"/>
+                <w:szCs w:val="19"/>
+              </w:rPr>
+              <w:t xml:space="preserve">3–10</w:t>
+            </w:r>
+            <w:r>
+              <w:rPr>
+                <w:rFonts w:ascii="Calibri" w:cs="Calibri" w:eastAsia="Calibri" w:hAnsi="Calibri"/>
+                <w:sz w:val="18"/>
+                <w:szCs w:val="18"/>
+              </w:rPr>
+              <w:t xml:space="preserve">  more potent — JNJ-3 induced albumin secretion decrease in dog Liver-Chip vs human Liver-Chip (</w:t>
+            </w:r>
+            <w:hyperlink w:history="1" r:id="rIdhrxn7wdicyvxo06tv7vlq">
               <w:r>
                 <w:rPr>
                   <w:rFonts w:ascii="Calibri" w:cs="Calibri" w:eastAsia="Calibri" w:hAnsi="Calibri"/>
@@ -2615,17 +1863,60 @@
                 <w:sz w:val="19"/>
                 <w:szCs w:val="19"/>
               </w:rPr>
-              <w:t xml:space="preserve">0.65</w:t>
-            </w:r>
-            <w:r>
-              <w:rPr>
-                <w:rFonts w:ascii="Calibri" w:cs="Calibri" w:eastAsia="Calibri" w:hAnsi="Calibri"/>
-                <w:sz w:val="18"/>
-                <w:szCs w:val="18"/>
-              </w:rPr>
-              <w:t xml:space="preserve">  median ppv — PPV for all toxicity grades (</w:t>
-            </w:r>
-            <w:hyperlink w:history="1" r:id="rIdujx4msahox5o11llqlwzp">
+              <w:t xml:space="preserve">30–40%</w:t>
+            </w:r>
+            <w:r>
+              <w:rPr>
+                <w:rFonts w:ascii="Calibri" w:cs="Calibri" w:eastAsia="Calibri" w:hAnsi="Calibri"/>
+                <w:sz w:val="18"/>
+                <w:szCs w:val="18"/>
+              </w:rPr>
+              <w:t xml:space="preserve">  pru — 2 comparisons, median 35% — lowest Proportionate Reduction in Uncertainty (PRU) for GI (Dog) (30%), highest Proportionate Reduction in Uncertainty (PRU) for Nervous System (Dog) (40%) (</w:t>
+            </w:r>
+            <w:hyperlink w:history="1" r:id="rIds0c5qhpzotn1pvqqxlrzq">
+              <w:r>
+                <w:rPr>
+                  <w:rFonts w:ascii="Calibri" w:cs="Calibri" w:eastAsia="Calibri" w:hAnsi="Calibri"/>
+                  <w:color w:val="1155CC"/>
+                  <w:sz w:val="18"/>
+                  <w:szCs w:val="18"/>
+                  <w:u w:val="single"/>
+                </w:rPr>
+                <w:t xml:space="preserve">Monticello et al. 2017</w:t>
+              </w:r>
+            </w:hyperlink>
+            <w:r>
+              <w:rPr>
+                <w:rFonts w:ascii="Calibri" w:cs="Calibri" w:eastAsia="Calibri" w:hAnsi="Calibri"/>
+                <w:sz w:val="18"/>
+                <w:szCs w:val="18"/>
+              </w:rPr>
+              <w:t xml:space="preserve">)</w:t>
+            </w:r>
+          </w:p>
+          <w:p>
+            <w:pPr>
+              <w:spacing w:after="70"/>
+            </w:pPr>
+            <w:r>
+              <w:rPr>
+                <w:rFonts w:ascii="Calibri" w:cs="Calibri" w:eastAsia="Calibri" w:hAnsi="Calibri"/>
+                <w:b/>
+                <w:bCs/>
+                <w:sz w:val="19"/>
+                <w:szCs w:val="19"/>
+              </w:rPr>
+              <w:t xml:space="preserve">0.38–0.67</w:t>
+            </w:r>
+            <w:r>
+              <w:rPr>
+                <w:rFonts w:ascii="Calibri" w:cs="Calibri" w:eastAsia="Calibri" w:hAnsi="Calibri"/>
+                <w:sz w:val="18"/>
+                <w:szCs w:val="18"/>
+              </w:rPr>
+              <w:t xml:space="preserve">  median ppv — 2 comparisons, median 0.525 — lowest PPV for grade 3 and 4 toxicities (0.38), highest PPV for all toxicity grades (0.67) (</w:t>
+            </w:r>
+            <w:hyperlink w:history="1" r:id="rIdtmjyqwemodkawtgbwizjn">
               <w:r>
                 <w:rPr>
                   <w:rFonts w:ascii="Calibri" w:cs="Calibri" w:eastAsia="Calibri" w:hAnsi="Calibri"/>
@@ -2658,17 +1949,17 @@
                 <w:sz w:val="19"/>
                 <w:szCs w:val="19"/>
               </w:rPr>
-              <w:t xml:space="preserve">0.41</w:t>
-            </w:r>
-            <w:r>
-              <w:rPr>
-                <w:rFonts w:ascii="Calibri" w:cs="Calibri" w:eastAsia="Calibri" w:hAnsi="Calibri"/>
-                <w:sz w:val="18"/>
-                <w:szCs w:val="18"/>
-              </w:rPr>
-              <w:t xml:space="preserve">  median ppv — PPV for grade 3 and 4 toxicities (</w:t>
-            </w:r>
-            <w:hyperlink w:history="1" r:id="rIdtjhfxy3kr7akuf3nlny3h">
+              <w:t xml:space="preserve">0.52–0.71</w:t>
+            </w:r>
+            <w:r>
+              <w:rPr>
+                <w:rFonts w:ascii="Calibri" w:cs="Calibri" w:eastAsia="Calibri" w:hAnsi="Calibri"/>
+                <w:sz w:val="18"/>
+                <w:szCs w:val="18"/>
+              </w:rPr>
+              <w:t xml:space="preserve">  median npv — 2 comparisons, median 0.615 — lowest NPV for all toxicity grades (0.52), highest NPV for grade 3 and 4 toxicities (0.71) (</w:t>
+            </w:r>
+            <w:hyperlink w:history="1" r:id="rIdwdozkeu5qbkq-ndqzcppl">
               <w:r>
                 <w:rPr>
                   <w:rFonts w:ascii="Calibri" w:cs="Calibri" w:eastAsia="Calibri" w:hAnsi="Calibri"/>
@@ -2691,92 +1982,6 @@
           </w:p>
           <w:p>
             <w:pPr>
-              <w:spacing w:after="70"/>
-            </w:pPr>
-            <w:r>
-              <w:rPr>
-                <w:rFonts w:ascii="Calibri" w:cs="Calibri" w:eastAsia="Calibri" w:hAnsi="Calibri"/>
-                <w:b/>
-                <w:bCs/>
-                <w:sz w:val="19"/>
-                <w:szCs w:val="19"/>
-              </w:rPr>
-              <w:t xml:space="preserve">0.51</w:t>
-            </w:r>
-            <w:r>
-              <w:rPr>
-                <w:rFonts w:ascii="Calibri" w:cs="Calibri" w:eastAsia="Calibri" w:hAnsi="Calibri"/>
-                <w:sz w:val="18"/>
-                <w:szCs w:val="18"/>
-              </w:rPr>
-              <w:t xml:space="preserve">  median npv — NPV for all toxicity grades (</w:t>
-            </w:r>
-            <w:hyperlink w:history="1" r:id="rIdjvgjsq9bprshw6_dlein6">
-              <w:r>
-                <w:rPr>
-                  <w:rFonts w:ascii="Calibri" w:cs="Calibri" w:eastAsia="Calibri" w:hAnsi="Calibri"/>
-                  <w:color w:val="1155CC"/>
-                  <w:sz w:val="18"/>
-                  <w:szCs w:val="18"/>
-                  <w:u w:val="single"/>
-                </w:rPr>
-                <w:t xml:space="preserve">Atkins et al. 2020</w:t>
-              </w:r>
-            </w:hyperlink>
-            <w:r>
-              <w:rPr>
-                <w:rFonts w:ascii="Calibri" w:cs="Calibri" w:eastAsia="Calibri" w:hAnsi="Calibri"/>
-                <w:sz w:val="18"/>
-                <w:szCs w:val="18"/>
-              </w:rPr>
-              <w:t xml:space="preserve">)</w:t>
-            </w:r>
-          </w:p>
-          <w:p>
-            <w:pPr>
-              <w:spacing w:after="70"/>
-            </w:pPr>
-            <w:r>
-              <w:rPr>
-                <w:rFonts w:ascii="Calibri" w:cs="Calibri" w:eastAsia="Calibri" w:hAnsi="Calibri"/>
-                <w:b/>
-                <w:bCs/>
-                <w:sz w:val="19"/>
-                <w:szCs w:val="19"/>
-              </w:rPr>
-              <w:t xml:space="preserve">0.72</w:t>
-            </w:r>
-            <w:r>
-              <w:rPr>
-                <w:rFonts w:ascii="Calibri" w:cs="Calibri" w:eastAsia="Calibri" w:hAnsi="Calibri"/>
-                <w:sz w:val="18"/>
-                <w:szCs w:val="18"/>
-              </w:rPr>
-              <w:t xml:space="preserve">  median npv — NPV for grade 3 and 4 toxicities (</w:t>
-            </w:r>
-            <w:hyperlink w:history="1" r:id="rIdf3jm-cliwwhlsurt-fb6w">
-              <w:r>
-                <w:rPr>
-                  <w:rFonts w:ascii="Calibri" w:cs="Calibri" w:eastAsia="Calibri" w:hAnsi="Calibri"/>
-                  <w:color w:val="1155CC"/>
-                  <w:sz w:val="18"/>
-                  <w:szCs w:val="18"/>
-                  <w:u w:val="single"/>
-                </w:rPr>
-                <w:t xml:space="preserve">Atkins et al. 2020</w:t>
-              </w:r>
-            </w:hyperlink>
-            <w:r>
-              <w:rPr>
-                <w:rFonts w:ascii="Calibri" w:cs="Calibri" w:eastAsia="Calibri" w:hAnsi="Calibri"/>
-                <w:sz w:val="18"/>
-                <w:szCs w:val="18"/>
-              </w:rPr>
-              <w:t xml:space="preserve">)</w:t>
-            </w:r>
-          </w:p>
-          <w:p>
-            <w:pPr>
               <w:spacing w:after="40"/>
             </w:pPr>
             <w:r>
@@ -2799,7 +2004,7 @@
                 <w:sz w:val="17"/>
                 <w:szCs w:val="17"/>
               </w:rPr>
-              <w:t xml:space="preserve">NPV is often high simply because most findings are negative. The paper notes that for grades 3 and 4 toxicities, there were no conditions in which PPV and NPV were both &gt;0.75, but there were six conditions for which PPV and NPV were both &gt;0.6. This suggests that even for severe toxicities, the predictive values are not consistently high.</w:t>
+              <w:t xml:space="preserve">The selectivity of 7% is low, but the paper notes that the data set differs from other studies, as it focuses on marketed drugs that passed rigorous clinical safety testing. The high LR+ for dizziness (1000) might be an outlier or reflect specific testing practices.</w:t>
             </w:r>
           </w:p>
         </w:tc>
@@ -2855,7 +2060,7 @@
                 <w:sz w:val="19"/>
                 <w:szCs w:val="19"/>
               </w:rPr>
-              <w:t xml:space="preserve">mouse</w:t>
+              <w:t xml:space="preserve">non-human primate</w:t>
             </w:r>
           </w:p>
           <w:p>
@@ -2869,7 +2074,7 @@
                 <w:sz w:val="17"/>
                 <w:szCs w:val="17"/>
               </w:rPr>
-              <w:t xml:space="preserve">3 studies</w:t>
+              <w:t xml:space="preserve">5 studies</w:t>
             </w:r>
           </w:p>
           <w:p>
@@ -2883,7 +2088,7 @@
                 <w:sz w:val="16"/>
                 <w:szCs w:val="16"/>
               </w:rPr>
-              <w:t xml:space="preserve">2 does not support</w:t>
+              <w:t xml:space="preserve">3 does not support</w:t>
             </w:r>
           </w:p>
           <w:p>
@@ -2897,7 +2102,7 @@
                 <w:sz w:val="16"/>
                 <w:szCs w:val="16"/>
               </w:rPr>
-              <w:t xml:space="preserve">1 partly supports</w:t>
+              <w:t xml:space="preserve">2 partly supports</w:t>
             </w:r>
           </w:p>
         </w:tc>
@@ -2938,7 +2143,7 @@
                 <w:sz w:val="18"/>
                 <w:szCs w:val="18"/>
               </w:rPr>
-              <w:t xml:space="preserve">Mouse toxicology is mixed: some mouse signals predict human toxicity (Clark et al. 2018 — LR+ cardiac 5.29; hepatobiliary 3.73; pain 7.4). However overall discrimination is weak (Atkins et al. 2020 median PPV 0.57 all grades, 0.43 for grade 3–4; Bailey et al. 2015 iNLR 1.39).</w:t>
+              <w:t xml:space="preserve">Evidence is mixed: NHPs can predict some human toxicities (Clark et al. 2018 LR+ 9.52–11.02 for cardiac/hepatobiliary) but overall performance is modest—Monticello et al. 2017 sensitivity 48%, NPV 86%; Atkins et al. 2020 median PPV 0.72, NPV 0.50.</w:t>
             </w:r>
           </w:p>
           <w:p>
@@ -2963,7 +2168,7 @@
                 <w:sz w:val="17"/>
                 <w:szCs w:val="17"/>
               </w:rPr>
-              <w:t xml:space="preserve">Results vary by specific organ endpoint and toxicity severity (Clark shows high LR+ for some endpoints; Atkins shows PPV falls for grade 3–4).</w:t>
+              <w:t xml:space="preserve">Performance varies by organ system and toxicity grade—some endpoints show high LR+ (cardiac/hepatobiliary) while overall PPVs and sensitivities are much lower; low clinical positive prevalence inflates NPVs.</w:t>
             </w:r>
           </w:p>
           <w:p>
@@ -2994,17 +2199,232 @@
                 <w:sz w:val="19"/>
                 <w:szCs w:val="19"/>
               </w:rPr>
-              <w:t xml:space="preserve">3.73–5.29</w:t>
-            </w:r>
-            <w:r>
-              <w:rPr>
-                <w:rFonts w:ascii="Calibri" w:cs="Calibri" w:eastAsia="Calibri" w:hAnsi="Calibri"/>
-                <w:sz w:val="18"/>
-                <w:szCs w:val="18"/>
-              </w:rPr>
-              <w:t xml:space="preserve">  lr+, n=210 — Likelihood Ratio for mouse, Cardiac disorders (</w:t>
-            </w:r>
-            <w:hyperlink w:history="1" r:id="rId2m9ijjtktrtjcqlfwquhc">
+              <w:t xml:space="preserve">16–97%</w:t>
+            </w:r>
+            <w:r>
+              <w:rPr>
+                <w:rFonts w:ascii="Calibri" w:cs="Calibri" w:eastAsia="Calibri" w:hAnsi="Calibri"/>
+                <w:sz w:val="18"/>
+                <w:szCs w:val="18"/>
+              </w:rPr>
+              <w:t xml:space="preserve">  npv — 14 comparisons, median 87.5% — lowest NPV for 'Other' (16%), highest NPV for Ophthalmology (97%) (</w:t>
+            </w:r>
+            <w:hyperlink w:history="1" r:id="rIdl3jpsbxs_ngkv-4c7swqt">
+              <w:r>
+                <w:rPr>
+                  <w:rFonts w:ascii="Calibri" w:cs="Calibri" w:eastAsia="Calibri" w:hAnsi="Calibri"/>
+                  <w:color w:val="1155CC"/>
+                  <w:sz w:val="18"/>
+                  <w:szCs w:val="18"/>
+                  <w:u w:val="single"/>
+                </w:rPr>
+                <w:t xml:space="preserve">Monticello et al. 2017</w:t>
+              </w:r>
+            </w:hyperlink>
+            <w:r>
+              <w:rPr>
+                <w:rFonts w:ascii="Calibri" w:cs="Calibri" w:eastAsia="Calibri" w:hAnsi="Calibri"/>
+                <w:sz w:val="18"/>
+                <w:szCs w:val="18"/>
+              </w:rPr>
+              <w:t xml:space="preserve">)</w:t>
+            </w:r>
+          </w:p>
+          <w:p>
+            <w:pPr>
+              <w:spacing w:after="70"/>
+            </w:pPr>
+            <w:r>
+              <w:rPr>
+                <w:rFonts w:ascii="Calibri" w:cs="Calibri" w:eastAsia="Calibri" w:hAnsi="Calibri"/>
+                <w:b/>
+                <w:bCs/>
+                <w:sz w:val="19"/>
+                <w:szCs w:val="19"/>
+              </w:rPr>
+              <w:t xml:space="preserve">0–91%</w:t>
+            </w:r>
+            <w:r>
+              <w:rPr>
+                <w:rFonts w:ascii="Calibri" w:cs="Calibri" w:eastAsia="Calibri" w:hAnsi="Calibri"/>
+                <w:sz w:val="18"/>
+                <w:szCs w:val="18"/>
+              </w:rPr>
+              <w:t xml:space="preserve">  ppv — 13 comparisons, median 43% — lowest PPV for Musculoskeletal (0%), highest PPV for Gastrointestinal (91%) (</w:t>
+            </w:r>
+            <w:hyperlink w:history="1" r:id="rIdqjeb3rytljr-zqt7kr0im">
+              <w:r>
+                <w:rPr>
+                  <w:rFonts w:ascii="Calibri" w:cs="Calibri" w:eastAsia="Calibri" w:hAnsi="Calibri"/>
+                  <w:color w:val="1155CC"/>
+                  <w:sz w:val="18"/>
+                  <w:szCs w:val="18"/>
+                  <w:u w:val="single"/>
+                </w:rPr>
+                <w:t xml:space="preserve">Monticello et al. 2017</w:t>
+              </w:r>
+            </w:hyperlink>
+            <w:r>
+              <w:rPr>
+                <w:rFonts w:ascii="Calibri" w:cs="Calibri" w:eastAsia="Calibri" w:hAnsi="Calibri"/>
+                <w:sz w:val="18"/>
+                <w:szCs w:val="18"/>
+              </w:rPr>
+              <w:t xml:space="preserve">)</w:t>
+            </w:r>
+          </w:p>
+          <w:p>
+            <w:pPr>
+              <w:spacing w:after="70"/>
+            </w:pPr>
+            <w:r>
+              <w:rPr>
+                <w:rFonts w:ascii="Calibri" w:cs="Calibri" w:eastAsia="Calibri" w:hAnsi="Calibri"/>
+                <w:b/>
+                <w:bCs/>
+                <w:sz w:val="19"/>
+                <w:szCs w:val="19"/>
+              </w:rPr>
+              <w:t xml:space="preserve">60–80%</w:t>
+            </w:r>
+            <w:r>
+              <w:rPr>
+                <w:rFonts w:ascii="Calibri" w:cs="Calibri" w:eastAsia="Calibri" w:hAnsi="Calibri"/>
+                <w:sz w:val="18"/>
+                <w:szCs w:val="18"/>
+              </w:rPr>
+              <w:t xml:space="preserve">  pru — 2 comparisons, median 70% — lowest Proportionate Reduction in Uncertainty (PRU) for GI (Monkey) (60%), highest Proportionate Reduction in Uncertainty (PRU) for Nervous System (Monkey) (80%) (</w:t>
+            </w:r>
+            <w:hyperlink w:history="1" r:id="rIdj5g-2cthrzhpao-wwrnly">
+              <w:r>
+                <w:rPr>
+                  <w:rFonts w:ascii="Calibri" w:cs="Calibri" w:eastAsia="Calibri" w:hAnsi="Calibri"/>
+                  <w:color w:val="1155CC"/>
+                  <w:sz w:val="18"/>
+                  <w:szCs w:val="18"/>
+                  <w:u w:val="single"/>
+                </w:rPr>
+                <w:t xml:space="preserve">Monticello et al. 2017</w:t>
+              </w:r>
+            </w:hyperlink>
+            <w:r>
+              <w:rPr>
+                <w:rFonts w:ascii="Calibri" w:cs="Calibri" w:eastAsia="Calibri" w:hAnsi="Calibri"/>
+                <w:sz w:val="18"/>
+                <w:szCs w:val="18"/>
+              </w:rPr>
+              <w:t xml:space="preserve">)</w:t>
+            </w:r>
+          </w:p>
+          <w:p>
+            <w:pPr>
+              <w:spacing w:after="70"/>
+            </w:pPr>
+            <w:r>
+              <w:rPr>
+                <w:rFonts w:ascii="Calibri" w:cs="Calibri" w:eastAsia="Calibri" w:hAnsi="Calibri"/>
+                <w:b/>
+                <w:bCs/>
+                <w:sz w:val="19"/>
+                <w:szCs w:val="19"/>
+              </w:rPr>
+              <w:t xml:space="preserve">0.6–0.72</w:t>
+            </w:r>
+            <w:r>
+              <w:rPr>
+                <w:rFonts w:ascii="Calibri" w:cs="Calibri" w:eastAsia="Calibri" w:hAnsi="Calibri"/>
+                <w:sz w:val="18"/>
+                <w:szCs w:val="18"/>
+              </w:rPr>
+              <w:t xml:space="preserve">  median ppv — 2 comparisons, median 0.66 — lowest PPV for grade 3 and 4 toxicities (0.6), highest PPV for all toxicity grades (0.72) (</w:t>
+            </w:r>
+            <w:hyperlink w:history="1" r:id="rIdtdrm_57xcnngdallavo1j">
+              <w:r>
+                <w:rPr>
+                  <w:rFonts w:ascii="Calibri" w:cs="Calibri" w:eastAsia="Calibri" w:hAnsi="Calibri"/>
+                  <w:color w:val="1155CC"/>
+                  <w:sz w:val="18"/>
+                  <w:szCs w:val="18"/>
+                  <w:u w:val="single"/>
+                </w:rPr>
+                <w:t xml:space="preserve">Atkins et al. 2020</w:t>
+              </w:r>
+            </w:hyperlink>
+            <w:r>
+              <w:rPr>
+                <w:rFonts w:ascii="Calibri" w:cs="Calibri" w:eastAsia="Calibri" w:hAnsi="Calibri"/>
+                <w:sz w:val="18"/>
+                <w:szCs w:val="18"/>
+              </w:rPr>
+              <w:t xml:space="preserve">)</w:t>
+            </w:r>
+          </w:p>
+          <w:p>
+            <w:pPr>
+              <w:spacing w:after="70"/>
+            </w:pPr>
+            <w:r>
+              <w:rPr>
+                <w:rFonts w:ascii="Calibri" w:cs="Calibri" w:eastAsia="Calibri" w:hAnsi="Calibri"/>
+                <w:b/>
+                <w:bCs/>
+                <w:sz w:val="19"/>
+                <w:szCs w:val="19"/>
+              </w:rPr>
+              <w:t xml:space="preserve">0.5–0.73</w:t>
+            </w:r>
+            <w:r>
+              <w:rPr>
+                <w:rFonts w:ascii="Calibri" w:cs="Calibri" w:eastAsia="Calibri" w:hAnsi="Calibri"/>
+                <w:sz w:val="18"/>
+                <w:szCs w:val="18"/>
+              </w:rPr>
+              <w:t xml:space="preserve">  median npv — 2 comparisons, median 0.615 — lowest NPV for all toxicity grades (0.5), highest NPV for grade 3 and 4 toxicities (0.73) (</w:t>
+            </w:r>
+            <w:hyperlink w:history="1" r:id="rIdfuwwndn5bfr6ajtmtwwxn">
+              <w:r>
+                <w:rPr>
+                  <w:rFonts w:ascii="Calibri" w:cs="Calibri" w:eastAsia="Calibri" w:hAnsi="Calibri"/>
+                  <w:color w:val="1155CC"/>
+                  <w:sz w:val="18"/>
+                  <w:szCs w:val="18"/>
+                  <w:u w:val="single"/>
+                </w:rPr>
+                <w:t xml:space="preserve">Atkins et al. 2020</w:t>
+              </w:r>
+            </w:hyperlink>
+            <w:r>
+              <w:rPr>
+                <w:rFonts w:ascii="Calibri" w:cs="Calibri" w:eastAsia="Calibri" w:hAnsi="Calibri"/>
+                <w:sz w:val="18"/>
+                <w:szCs w:val="18"/>
+              </w:rPr>
+              <w:t xml:space="preserve">)</w:t>
+            </w:r>
+          </w:p>
+          <w:p>
+            <w:pPr>
+              <w:spacing w:after="70"/>
+            </w:pPr>
+            <w:r>
+              <w:rPr>
+                <w:rFonts w:ascii="Calibri" w:cs="Calibri" w:eastAsia="Calibri" w:hAnsi="Calibri"/>
+                <w:b/>
+                <w:bCs/>
+                <w:sz w:val="19"/>
+                <w:szCs w:val="19"/>
+              </w:rPr>
+              <w:t xml:space="preserve">9.52–11.02</w:t>
+            </w:r>
+            <w:r>
+              <w:rPr>
+                <w:rFonts w:ascii="Calibri" w:cs="Calibri" w:eastAsia="Calibri" w:hAnsi="Calibri"/>
+                <w:sz w:val="18"/>
+                <w:szCs w:val="18"/>
+              </w:rPr>
+              <w:t xml:space="preserve">  lr+ — 2 comparisons, median 10.27 — lowest Likelihood Ratio for cynomolgus monkey, Cardiac disorders (9.52), highest Likelihood Ratio for cynomolgus monkey, Hepatobiliary disorders (11.02) (</w:t>
+            </w:r>
+            <w:hyperlink w:history="1" r:id="rIdx24gkygnrrtt38j2u9l0o">
               <w:r>
                 <w:rPr>
                   <w:rFonts w:ascii="Calibri" w:cs="Calibri" w:eastAsia="Calibri" w:hAnsi="Calibri"/>
@@ -3027,221 +2447,6 @@
           </w:p>
           <w:p>
             <w:pPr>
-              <w:spacing w:after="70"/>
-            </w:pPr>
-            <w:r>
-              <w:rPr>
-                <w:rFonts w:ascii="Calibri" w:cs="Calibri" w:eastAsia="Calibri" w:hAnsi="Calibri"/>
-                <w:b/>
-                <w:bCs/>
-                <w:sz w:val="19"/>
-                <w:szCs w:val="19"/>
-              </w:rPr>
-              <w:t xml:space="preserve">0.57</w:t>
-            </w:r>
-            <w:r>
-              <w:rPr>
-                <w:rFonts w:ascii="Calibri" w:cs="Calibri" w:eastAsia="Calibri" w:hAnsi="Calibri"/>
-                <w:sz w:val="18"/>
-                <w:szCs w:val="18"/>
-              </w:rPr>
-              <w:t xml:space="preserve">  median ppv — PPV for all toxicity grades (</w:t>
-            </w:r>
-            <w:hyperlink w:history="1" r:id="rIdheibauehycq3pkqoyxb5d">
-              <w:r>
-                <w:rPr>
-                  <w:rFonts w:ascii="Calibri" w:cs="Calibri" w:eastAsia="Calibri" w:hAnsi="Calibri"/>
-                  <w:color w:val="1155CC"/>
-                  <w:sz w:val="18"/>
-                  <w:szCs w:val="18"/>
-                  <w:u w:val="single"/>
-                </w:rPr>
-                <w:t xml:space="preserve">Atkins et al. 2020</w:t>
-              </w:r>
-            </w:hyperlink>
-            <w:r>
-              <w:rPr>
-                <w:rFonts w:ascii="Calibri" w:cs="Calibri" w:eastAsia="Calibri" w:hAnsi="Calibri"/>
-                <w:sz w:val="18"/>
-                <w:szCs w:val="18"/>
-              </w:rPr>
-              <w:t xml:space="preserve">)</w:t>
-            </w:r>
-          </w:p>
-          <w:p>
-            <w:pPr>
-              <w:spacing w:after="70"/>
-            </w:pPr>
-            <w:r>
-              <w:rPr>
-                <w:rFonts w:ascii="Calibri" w:cs="Calibri" w:eastAsia="Calibri" w:hAnsi="Calibri"/>
-                <w:b/>
-                <w:bCs/>
-                <w:sz w:val="19"/>
-                <w:szCs w:val="19"/>
-              </w:rPr>
-              <w:t xml:space="preserve">0.43</w:t>
-            </w:r>
-            <w:r>
-              <w:rPr>
-                <w:rFonts w:ascii="Calibri" w:cs="Calibri" w:eastAsia="Calibri" w:hAnsi="Calibri"/>
-                <w:sz w:val="18"/>
-                <w:szCs w:val="18"/>
-              </w:rPr>
-              <w:t xml:space="preserve">  median ppv — PPV for grade 3 and 4 toxicities (</w:t>
-            </w:r>
-            <w:hyperlink w:history="1" r:id="rIdsl6yinzm5qciuxpkwv-y1">
-              <w:r>
-                <w:rPr>
-                  <w:rFonts w:ascii="Calibri" w:cs="Calibri" w:eastAsia="Calibri" w:hAnsi="Calibri"/>
-                  <w:color w:val="1155CC"/>
-                  <w:sz w:val="18"/>
-                  <w:szCs w:val="18"/>
-                  <w:u w:val="single"/>
-                </w:rPr>
-                <w:t xml:space="preserve">Atkins et al. 2020</w:t>
-              </w:r>
-            </w:hyperlink>
-            <w:r>
-              <w:rPr>
-                <w:rFonts w:ascii="Calibri" w:cs="Calibri" w:eastAsia="Calibri" w:hAnsi="Calibri"/>
-                <w:sz w:val="18"/>
-                <w:szCs w:val="18"/>
-              </w:rPr>
-              <w:t xml:space="preserve">)</w:t>
-            </w:r>
-          </w:p>
-          <w:p>
-            <w:pPr>
-              <w:spacing w:after="70"/>
-            </w:pPr>
-            <w:r>
-              <w:rPr>
-                <w:rFonts w:ascii="Calibri" w:cs="Calibri" w:eastAsia="Calibri" w:hAnsi="Calibri"/>
-                <w:b/>
-                <w:bCs/>
-                <w:sz w:val="19"/>
-                <w:szCs w:val="19"/>
-              </w:rPr>
-              <w:t xml:space="preserve">0.57</w:t>
-            </w:r>
-            <w:r>
-              <w:rPr>
-                <w:rFonts w:ascii="Calibri" w:cs="Calibri" w:eastAsia="Calibri" w:hAnsi="Calibri"/>
-                <w:sz w:val="18"/>
-                <w:szCs w:val="18"/>
-              </w:rPr>
-              <w:t xml:space="preserve">  median npv — NPV for all toxicity grades (</w:t>
-            </w:r>
-            <w:hyperlink w:history="1" r:id="rIdodvuc-nc3gnzoxeyuxoxh">
-              <w:r>
-                <w:rPr>
-                  <w:rFonts w:ascii="Calibri" w:cs="Calibri" w:eastAsia="Calibri" w:hAnsi="Calibri"/>
-                  <w:color w:val="1155CC"/>
-                  <w:sz w:val="18"/>
-                  <w:szCs w:val="18"/>
-                  <w:u w:val="single"/>
-                </w:rPr>
-                <w:t xml:space="preserve">Atkins et al. 2020</w:t>
-              </w:r>
-            </w:hyperlink>
-            <w:r>
-              <w:rPr>
-                <w:rFonts w:ascii="Calibri" w:cs="Calibri" w:eastAsia="Calibri" w:hAnsi="Calibri"/>
-                <w:sz w:val="18"/>
-                <w:szCs w:val="18"/>
-              </w:rPr>
-              <w:t xml:space="preserve">)</w:t>
-            </w:r>
-          </w:p>
-          <w:p>
-            <w:pPr>
-              <w:spacing w:after="70"/>
-            </w:pPr>
-            <w:r>
-              <w:rPr>
-                <w:rFonts w:ascii="Calibri" w:cs="Calibri" w:eastAsia="Calibri" w:hAnsi="Calibri"/>
-                <w:b/>
-                <w:bCs/>
-                <w:sz w:val="19"/>
-                <w:szCs w:val="19"/>
-              </w:rPr>
-              <w:t xml:space="preserve">0.81</w:t>
-            </w:r>
-            <w:r>
-              <w:rPr>
-                <w:rFonts w:ascii="Calibri" w:cs="Calibri" w:eastAsia="Calibri" w:hAnsi="Calibri"/>
-                <w:sz w:val="18"/>
-                <w:szCs w:val="18"/>
-              </w:rPr>
-              <w:t xml:space="preserve">  median npv — NPV for grade 3 and 4 toxicities (</w:t>
-            </w:r>
-            <w:hyperlink w:history="1" r:id="rIdrdk4uapmi-zll8lvu7ibd">
-              <w:r>
-                <w:rPr>
-                  <w:rFonts w:ascii="Calibri" w:cs="Calibri" w:eastAsia="Calibri" w:hAnsi="Calibri"/>
-                  <w:color w:val="1155CC"/>
-                  <w:sz w:val="18"/>
-                  <w:szCs w:val="18"/>
-                  <w:u w:val="single"/>
-                </w:rPr>
-                <w:t xml:space="preserve">Atkins et al. 2020</w:t>
-              </w:r>
-            </w:hyperlink>
-            <w:r>
-              <w:rPr>
-                <w:rFonts w:ascii="Calibri" w:cs="Calibri" w:eastAsia="Calibri" w:hAnsi="Calibri"/>
-                <w:sz w:val="18"/>
-                <w:szCs w:val="18"/>
-              </w:rPr>
-              <w:t xml:space="preserve">)</w:t>
-            </w:r>
-          </w:p>
-          <w:p>
-            <w:pPr>
-              <w:spacing w:after="70"/>
-            </w:pPr>
-            <w:r>
-              <w:rPr>
-                <w:rFonts w:ascii="Calibri" w:cs="Calibri" w:eastAsia="Calibri" w:hAnsi="Calibri"/>
-                <w:b/>
-                <w:bCs/>
-                <w:sz w:val="19"/>
-                <w:szCs w:val="19"/>
-              </w:rPr>
-              <w:t xml:space="preserve">7.4</w:t>
-            </w:r>
-            <w:r>
-              <w:rPr>
-                <w:rFonts w:ascii="Calibri" w:cs="Calibri" w:eastAsia="Calibri" w:hAnsi="Calibri"/>
-                <w:sz w:val="18"/>
-                <w:szCs w:val="18"/>
-              </w:rPr>
-              <w:t xml:space="preserve">  lr+ — Likelihood Ratio for Pain (mouse) (</w:t>
-            </w:r>
-            <w:hyperlink w:history="1" r:id="rId-ds69gwup2frlolf5xe5n">
-              <w:r>
-                <w:rPr>
-                  <w:rFonts w:ascii="Calibri" w:cs="Calibri" w:eastAsia="Calibri" w:hAnsi="Calibri"/>
-                  <w:color w:val="1155CC"/>
-                  <w:sz w:val="18"/>
-                  <w:szCs w:val="18"/>
-                  <w:u w:val="single"/>
-                </w:rPr>
-                <w:t xml:space="preserve">Clark et al. 2018</w:t>
-              </w:r>
-            </w:hyperlink>
-            <w:r>
-              <w:rPr>
-                <w:rFonts w:ascii="Calibri" w:cs="Calibri" w:eastAsia="Calibri" w:hAnsi="Calibri"/>
-                <w:sz w:val="18"/>
-                <w:szCs w:val="18"/>
-              </w:rPr>
-              <w:t xml:space="preserve">)</w:t>
-            </w:r>
-          </w:p>
-          <w:p>
-            <w:pPr>
               <w:spacing w:after="40"/>
             </w:pPr>
             <w:r>
@@ -3264,7 +2469,7 @@
                 <w:sz w:val="17"/>
                 <w:szCs w:val="17"/>
               </w:rPr>
-              <w:t xml:space="preserve">NPV is often high simply because most findings are negative. The paper notes that for grades 3 and 4 toxicities, there were no conditions in which PPV and NPV were both &gt;0.75, but there were six conditions for which PPV and NPV were both &gt;0.6. This suggests that even for severe toxicities, the predictive values are not consistently high.</w:t>
+              <w:t xml:space="preserve">The selectivity of 7% is low, but the paper notes that the data set differs from other studies, as it focuses on marketed drugs that passed rigorous clinical safety testing. The high LR+ for dizziness (1000) might be an outlier or reflect specific testing practices.</w:t>
             </w:r>
           </w:p>
         </w:tc>
@@ -3318,7 +2523,7 @@
                 <w:sz w:val="19"/>
                 <w:szCs w:val="19"/>
               </w:rPr>
-              <w:t xml:space="preserve">rabbit</w:t>
+              <w:t xml:space="preserve">rat</w:t>
             </w:r>
           </w:p>
           <w:p>
@@ -3332,7 +2537,7 @@
                 <w:sz w:val="17"/>
                 <w:szCs w:val="17"/>
               </w:rPr>
-              <w:t xml:space="preserve">2 studies</w:t>
+              <w:t xml:space="preserve">4 studies</w:t>
             </w:r>
           </w:p>
           <w:p>
@@ -3346,7 +2551,7 @@
                 <w:sz w:val="16"/>
                 <w:szCs w:val="16"/>
               </w:rPr>
-              <w:t xml:space="preserve">1 partly supports</w:t>
+              <w:t xml:space="preserve">2 does not support</w:t>
             </w:r>
           </w:p>
           <w:p>
@@ -3360,7 +2565,7 @@
                 <w:sz w:val="16"/>
                 <w:szCs w:val="16"/>
               </w:rPr>
-              <w:t xml:space="preserve">1 does not support</w:t>
+              <w:t xml:space="preserve">2 partly supports</w:t>
             </w:r>
           </w:p>
         </w:tc>
@@ -3400,7 +2605,7 @@
                 <w:sz w:val="18"/>
                 <w:szCs w:val="18"/>
               </w:rPr>
-              <w:t xml:space="preserve">Evidence is mixed: rabbit tests show signal for some cardiac endpoints (Clark et al. 2018: rabbit LR+ 3.54 for cardiac disorders; QT prolongation post-test odds 83%). But overall animal-to-human discriminative weight is minimal (Bailey et al. 2015: rabbit median iNLR 1.12).</w:t>
+              <w:t xml:space="preserve">Evidence is mixed: some metrics show modest rat→human concordance (Jang et al. 2019: 71% of human toxicities predicted by rat+dog testing; Atkins et al. 2020: rat median PPV=0.65; Clark et al. 2018: rat LR+ for cardiac=4.73). However, discrimination is poor for severe toxicities (Atkins PPV grade3–4=0.41) and absence of rat toxicity gives little evidential weight for absence in humans (Bailey et al. 2015: rat iNLR=1.82).</w:t>
             </w:r>
           </w:p>
           <w:p>
@@ -3425,7 +2630,7 @@
                 <w:sz w:val="17"/>
                 <w:szCs w:val="17"/>
               </w:rPr>
-              <w:t xml:space="preserve">Performance varies by endpoint and dataset selection (overall selectivity low while specific cardiac endpoints show higher concordance).</w:t>
+              <w:t xml:space="preserve">Estimates vary because studies use different metrics (PPV/NPV/LR/iNLR), endpoints and toxicity severities.</w:t>
             </w:r>
           </w:p>
           <w:p>
@@ -3456,17 +2661,17 @@
                 <w:sz w:val="19"/>
                 <w:szCs w:val="19"/>
               </w:rPr>
-              <w:t xml:space="preserve">2.8–3.54</w:t>
-            </w:r>
-            <w:r>
-              <w:rPr>
-                <w:rFonts w:ascii="Calibri" w:cs="Calibri" w:eastAsia="Calibri" w:hAnsi="Calibri"/>
-                <w:sz w:val="18"/>
-                <w:szCs w:val="18"/>
-              </w:rPr>
-              <w:t xml:space="preserve">  lr+, n=99 — Likelihood Ratio for rabbit, Cardiac disorders (</w:t>
-            </w:r>
-            <w:hyperlink w:history="1" r:id="rIdho9lkn-vq2cbqedndnd6l">
+              <w:t xml:space="preserve">2.5–4.73</w:t>
+            </w:r>
+            <w:r>
+              <w:rPr>
+                <w:rFonts w:ascii="Calibri" w:cs="Calibri" w:eastAsia="Calibri" w:hAnsi="Calibri"/>
+                <w:sz w:val="18"/>
+                <w:szCs w:val="18"/>
+              </w:rPr>
+              <w:t xml:space="preserve">  lr+ — 3 comparisons, median 2.74 — lowest Likelihood Ratio for Pain (rat) (2.5), highest Likelihood Ratio for rat, Cardiac disorders (4.73) (</w:t>
+            </w:r>
+            <w:hyperlink w:history="1" r:id="rIdb8hmk20cdmhttshqvd8hc">
               <w:r>
                 <w:rPr>
                   <w:rFonts w:ascii="Calibri" w:cs="Calibri" w:eastAsia="Calibri" w:hAnsi="Calibri"/>
@@ -3499,17 +2704,146 @@
                 <w:sz w:val="19"/>
                 <w:szCs w:val="19"/>
               </w:rPr>
-              <w:t xml:space="preserve">83%</w:t>
-            </w:r>
-            <w:r>
-              <w:rPr>
-                <w:rFonts w:ascii="Calibri" w:cs="Calibri" w:eastAsia="Calibri" w:hAnsi="Calibri"/>
-                <w:sz w:val="18"/>
-                <w:szCs w:val="18"/>
-              </w:rPr>
-              <w:t xml:space="preserve">  post-test odds — QT prolongation post-test odds (rabbit) (</w:t>
-            </w:r>
-            <w:hyperlink w:history="1" r:id="rIdntmf6tipidlulhvwtrfoe">
+              <w:t xml:space="preserve">0.41–0.65</w:t>
+            </w:r>
+            <w:r>
+              <w:rPr>
+                <w:rFonts w:ascii="Calibri" w:cs="Calibri" w:eastAsia="Calibri" w:hAnsi="Calibri"/>
+                <w:sz w:val="18"/>
+                <w:szCs w:val="18"/>
+              </w:rPr>
+              <w:t xml:space="preserve">  median ppv — 2 comparisons, median 0.53 — lowest PPV for grade 3 and 4 toxicities (0.41), highest PPV for all toxicity grades (0.65) (</w:t>
+            </w:r>
+            <w:hyperlink w:history="1" r:id="rIduaa2gxf90e-78oxcheoae">
+              <w:r>
+                <w:rPr>
+                  <w:rFonts w:ascii="Calibri" w:cs="Calibri" w:eastAsia="Calibri" w:hAnsi="Calibri"/>
+                  <w:color w:val="1155CC"/>
+                  <w:sz w:val="18"/>
+                  <w:szCs w:val="18"/>
+                  <w:u w:val="single"/>
+                </w:rPr>
+                <w:t xml:space="preserve">Atkins et al. 2020</w:t>
+              </w:r>
+            </w:hyperlink>
+            <w:r>
+              <w:rPr>
+                <w:rFonts w:ascii="Calibri" w:cs="Calibri" w:eastAsia="Calibri" w:hAnsi="Calibri"/>
+                <w:sz w:val="18"/>
+                <w:szCs w:val="18"/>
+              </w:rPr>
+              <w:t xml:space="preserve">)</w:t>
+            </w:r>
+          </w:p>
+          <w:p>
+            <w:pPr>
+              <w:spacing w:after="70"/>
+            </w:pPr>
+            <w:r>
+              <w:rPr>
+                <w:rFonts w:ascii="Calibri" w:cs="Calibri" w:eastAsia="Calibri" w:hAnsi="Calibri"/>
+                <w:b/>
+                <w:bCs/>
+                <w:sz w:val="19"/>
+                <w:szCs w:val="19"/>
+              </w:rPr>
+              <w:t xml:space="preserve">0.51–0.72</w:t>
+            </w:r>
+            <w:r>
+              <w:rPr>
+                <w:rFonts w:ascii="Calibri" w:cs="Calibri" w:eastAsia="Calibri" w:hAnsi="Calibri"/>
+                <w:sz w:val="18"/>
+                <w:szCs w:val="18"/>
+              </w:rPr>
+              <w:t xml:space="preserve">  median npv — 2 comparisons, median 0.615 — lowest NPV for all toxicity grades (0.51), highest NPV for grade 3 and 4 toxicities (0.72) (</w:t>
+            </w:r>
+            <w:hyperlink w:history="1" r:id="rIdavj_cai7dhz1vu6r6nldf">
+              <w:r>
+                <w:rPr>
+                  <w:rFonts w:ascii="Calibri" w:cs="Calibri" w:eastAsia="Calibri" w:hAnsi="Calibri"/>
+                  <w:color w:val="1155CC"/>
+                  <w:sz w:val="18"/>
+                  <w:szCs w:val="18"/>
+                  <w:u w:val="single"/>
+                </w:rPr>
+                <w:t xml:space="preserve">Atkins et al. 2020</w:t>
+              </w:r>
+            </w:hyperlink>
+            <w:r>
+              <w:rPr>
+                <w:rFonts w:ascii="Calibri" w:cs="Calibri" w:eastAsia="Calibri" w:hAnsi="Calibri"/>
+                <w:sz w:val="18"/>
+                <w:szCs w:val="18"/>
+              </w:rPr>
+              <w:t xml:space="preserve">)</w:t>
+            </w:r>
+          </w:p>
+          <w:p>
+            <w:pPr>
+              <w:spacing w:after="70"/>
+            </w:pPr>
+            <w:r>
+              <w:rPr>
+                <w:rFonts w:ascii="Calibri" w:cs="Calibri" w:eastAsia="Calibri" w:hAnsi="Calibri"/>
+                <w:b/>
+                <w:bCs/>
+                <w:sz w:val="19"/>
+                <w:szCs w:val="19"/>
+              </w:rPr>
+              <w:t xml:space="preserve">100</w:t>
+            </w:r>
+            <w:r>
+              <w:rPr>
+                <w:rFonts w:ascii="Calibri" w:cs="Calibri" w:eastAsia="Calibri" w:hAnsi="Calibri"/>
+                <w:sz w:val="18"/>
+                <w:szCs w:val="18"/>
+              </w:rPr>
+              <w:t xml:space="preserve">  ic50 (half-maximal inhibitory concentration) — IC50 for bosentan-induced albumin secretion decrease (</w:t>
+            </w:r>
+            <w:hyperlink w:history="1" r:id="rIdmjyxio9aj8oxgjsbyah4i">
+              <w:r>
+                <w:rPr>
+                  <w:rFonts w:ascii="Calibri" w:cs="Calibri" w:eastAsia="Calibri" w:hAnsi="Calibri"/>
+                  <w:color w:val="1155CC"/>
+                  <w:sz w:val="18"/>
+                  <w:szCs w:val="18"/>
+                  <w:u w:val="single"/>
+                </w:rPr>
+                <w:t xml:space="preserve">Jang et al. 2019</w:t>
+              </w:r>
+            </w:hyperlink>
+            <w:r>
+              <w:rPr>
+                <w:rFonts w:ascii="Calibri" w:cs="Calibri" w:eastAsia="Calibri" w:hAnsi="Calibri"/>
+                <w:sz w:val="18"/>
+                <w:szCs w:val="18"/>
+              </w:rPr>
+              <w:t xml:space="preserve">)</w:t>
+            </w:r>
+          </w:p>
+          <w:p>
+            <w:pPr>
+              <w:spacing w:after="70"/>
+            </w:pPr>
+            <w:r>
+              <w:rPr>
+                <w:rFonts w:ascii="Calibri" w:cs="Calibri" w:eastAsia="Calibri" w:hAnsi="Calibri"/>
+                <w:b/>
+                <w:bCs/>
+                <w:sz w:val="19"/>
+                <w:szCs w:val="19"/>
+              </w:rPr>
+              <w:t xml:space="preserve">15%</w:t>
+            </w:r>
+            <w:r>
+              <w:rPr>
+                <w:rFonts w:ascii="Calibri" w:cs="Calibri" w:eastAsia="Calibri" w:hAnsi="Calibri"/>
+                <w:sz w:val="18"/>
+                <w:szCs w:val="18"/>
+              </w:rPr>
+              <w:t xml:space="preserve">  post-test odds — QT prolongation post-test odds (rat) (</w:t>
+            </w:r>
+            <w:hyperlink w:history="1" r:id="rIdjmb4hyn3mmjh5dvsumfdw">
               <w:r>
                 <w:rPr>
                   <w:rFonts w:ascii="Calibri" w:cs="Calibri" w:eastAsia="Calibri" w:hAnsi="Calibri"/>
@@ -3542,17 +2876,17 @@
                 <w:sz w:val="19"/>
                 <w:szCs w:val="19"/>
               </w:rPr>
-              <w:t xml:space="preserve">1.12</w:t>
-            </w:r>
-            <w:r>
-              <w:rPr>
-                <w:rFonts w:ascii="Calibri" w:cs="Calibri" w:eastAsia="Calibri" w:hAnsi="Calibri"/>
-                <w:sz w:val="18"/>
-                <w:szCs w:val="18"/>
-              </w:rPr>
-              <w:t xml:space="preserve">  median inlr — Rabbit-human median iNLR (</w:t>
-            </w:r>
-            <w:hyperlink w:history="1" r:id="rId2-hcb3dh4jkxgr5wgtsgy">
+              <w:t xml:space="preserve">1.82</w:t>
+            </w:r>
+            <w:r>
+              <w:rPr>
+                <w:rFonts w:ascii="Calibri" w:cs="Calibri" w:eastAsia="Calibri" w:hAnsi="Calibri"/>
+                <w:sz w:val="18"/>
+                <w:szCs w:val="18"/>
+              </w:rPr>
+              <w:t xml:space="preserve">  median inlr — Rat-human median iNLR (</w:t>
+            </w:r>
+            <w:hyperlink w:history="1" r:id="rIdbpopczt38nwooapolejyi">
               <w:r>
                 <w:rPr>
                   <w:rFonts w:ascii="Calibri" w:cs="Calibri" w:eastAsia="Calibri" w:hAnsi="Calibri"/>
@@ -3597,7 +2931,7 @@
                 <w:sz w:val="17"/>
                 <w:szCs w:val="17"/>
               </w:rPr>
-              <w:t xml:space="preserve">The selectivity of 7% is low, but the paper notes that the data set differs from other studies, as it focuses on marketed drugs that passed rigorous clinical safety testing. The high LR+ for dizziness (1000) might be an outlier or reflect specific testing practices.</w:t>
+              <w:t xml:space="preserve">The data set is affected by selection bias, as drugs highly toxic in rodent tests are unlikely to advance to tests in dogs, NHPs, and humans, meaning these types of drugs are under-represented. Rare observations were removed from the analysis, which could affect the results.</w:t>
             </w:r>
           </w:p>
         </w:tc>
@@ -3653,7 +2987,7 @@
                 <w:sz w:val="19"/>
                 <w:szCs w:val="19"/>
               </w:rPr>
-              <w:t xml:space="preserve">zebrafish</w:t>
+              <w:t xml:space="preserve">mouse</w:t>
             </w:r>
           </w:p>
           <w:p>
@@ -3667,7 +3001,7 @@
                 <w:sz w:val="17"/>
                 <w:szCs w:val="17"/>
               </w:rPr>
-              <w:t xml:space="preserve">2 studies</w:t>
+              <w:t xml:space="preserve">3 studies</w:t>
             </w:r>
           </w:p>
           <w:p>
@@ -3681,7 +3015,7 @@
                 <w:sz w:val="16"/>
                 <w:szCs w:val="16"/>
               </w:rPr>
-              <w:t xml:space="preserve">1 supports</w:t>
+              <w:t xml:space="preserve">2 does not support</w:t>
             </w:r>
           </w:p>
           <w:p>
@@ -3719,11 +3053,11 @@
                 <w:rFonts w:ascii="Calibri" w:cs="Calibri" w:eastAsia="Calibri" w:hAnsi="Calibri"/>
                 <w:b/>
                 <w:bCs/>
-                <w:color w:val="7A5B00"/>
+                <w:color w:val="8A2727"/>
                 <w:sz w:val="16"/>
                 <w:szCs w:val="16"/>
               </w:rPr>
-              <w:t xml:space="preserve">MIXED</w:t>
+              <w:t xml:space="preserve">EVIDENCE DOES NOT FAVOUR THE MODEL</w:t>
             </w:r>
           </w:p>
           <w:p>
@@ -3736,7 +3070,7 @@
                 <w:sz w:val="18"/>
                 <w:szCs w:val="18"/>
               </w:rPr>
-              <w:t xml:space="preserve">Zebrafish assays generally track human toxicology: McGrath et al. 2008 detected 100% of teratogens and 75% of non‑teratogens; Cornet et al. 2017 reported 78% accuracy (89% specificity, 68% sensitivity). Performance varies by endpoint (neuro 54% vs hepatotoxicity 80%).</w:t>
+              <w:t xml:space="preserve">Mouse toxicology does not reliably predict human toxicity: Atkins et al. 2020 found median PPV 0.57 (all grades) and 0.43 (grade 3–4) with NPV 0.81 for grade 3–4, and Bailey et al. 2015 reported mouse iNLR 1.39 (≈no evidential weight). Clark et al. 2018 found higher LR+ for some endpoints (cardiac LR+ 5.29; hepatobiliary LR+ 3.73) but no overall statistically significant concordance.</w:t>
             </w:r>
           </w:p>
           <w:p>
@@ -3761,7 +3095,7 @@
                 <w:sz w:val="17"/>
                 <w:szCs w:val="17"/>
               </w:rPr>
-              <w:t xml:space="preserve">Sensitivity differs by toxicity endpoint (e.g. neurotoxicity 54% vs hepatotoxicity 80%).</w:t>
+              <w:t xml:space="preserve">Concordance varies by toxicity grade and by organ/endpoint (e.g., lower PPV for severe toxicities; higher LR+ for specific cardiac/hepatobiliary endpoints).</w:t>
             </w:r>
           </w:p>
           <w:p>
@@ -3792,17 +3126,17 @@
                 <w:sz w:val="19"/>
                 <w:szCs w:val="19"/>
               </w:rPr>
-              <w:t xml:space="preserve">75%</w:t>
-            </w:r>
-            <w:r>
-              <w:rPr>
-                <w:rFonts w:ascii="Calibri" w:cs="Calibri" w:eastAsia="Calibri" w:hAnsi="Calibri"/>
-                <w:sz w:val="18"/>
-                <w:szCs w:val="18"/>
-              </w:rPr>
-              <w:t xml:space="preserve">  success rate — success rate in identifying nonteratogenic compounds (</w:t>
-            </w:r>
-            <w:hyperlink w:history="1" r:id="rId6lehwgjrsp5xpgdhrp0rc">
+              <w:t xml:space="preserve">3.73–7.4</w:t>
+            </w:r>
+            <w:r>
+              <w:rPr>
+                <w:rFonts w:ascii="Calibri" w:cs="Calibri" w:eastAsia="Calibri" w:hAnsi="Calibri"/>
+                <w:sz w:val="18"/>
+                <w:szCs w:val="18"/>
+              </w:rPr>
+              <w:t xml:space="preserve">  lr+ — 3 comparisons, median 5.29 — lowest Likelihood Ratio for mouse, Hepatobiliary disorders (3.73), highest Likelihood Ratio for Pain (mouse) (7.4) (</w:t>
+            </w:r>
+            <w:hyperlink w:history="1" r:id="rIdkmfbyis98sr0laqxqekot">
               <w:r>
                 <w:rPr>
                   <w:rFonts w:ascii="Calibri" w:cs="Calibri" w:eastAsia="Calibri" w:hAnsi="Calibri"/>
@@ -3811,7 +3145,7 @@
                   <w:szCs w:val="18"/>
                   <w:u w:val="single"/>
                 </w:rPr>
-                <w:t xml:space="preserve">McGrath et al. 2008</w:t>
+                <w:t xml:space="preserve">Clark et al. 2018</w:t>
               </w:r>
             </w:hyperlink>
             <w:r>
@@ -3835,17 +3169,17 @@
                 <w:sz w:val="19"/>
                 <w:szCs w:val="19"/>
               </w:rPr>
-              <w:t xml:space="preserve">100%</w:t>
-            </w:r>
-            <w:r>
-              <w:rPr>
-                <w:rFonts w:ascii="Calibri" w:cs="Calibri" w:eastAsia="Calibri" w:hAnsi="Calibri"/>
-                <w:sz w:val="18"/>
-                <w:szCs w:val="18"/>
-              </w:rPr>
-              <w:t xml:space="preserve">  success rate — success rate in identifying teratogens (</w:t>
-            </w:r>
-            <w:hyperlink w:history="1" r:id="rIdvhhjwou2ep5rn1bblbm_y">
+              <w:t xml:space="preserve">0.43–0.57</w:t>
+            </w:r>
+            <w:r>
+              <w:rPr>
+                <w:rFonts w:ascii="Calibri" w:cs="Calibri" w:eastAsia="Calibri" w:hAnsi="Calibri"/>
+                <w:sz w:val="18"/>
+                <w:szCs w:val="18"/>
+              </w:rPr>
+              <w:t xml:space="preserve">  median ppv — 2 comparisons, median 0.5 — lowest PPV for grade 3 and 4 toxicities (0.43), highest PPV for all toxicity grades (0.57) (</w:t>
+            </w:r>
+            <w:hyperlink w:history="1" r:id="rIdwed2adokkmhcuqwt2ma6c">
               <w:r>
                 <w:rPr>
                   <w:rFonts w:ascii="Calibri" w:cs="Calibri" w:eastAsia="Calibri" w:hAnsi="Calibri"/>
@@ -3854,7 +3188,7 @@
                   <w:szCs w:val="18"/>
                   <w:u w:val="single"/>
                 </w:rPr>
-                <w:t xml:space="preserve">McGrath et al. 2008</w:t>
+                <w:t xml:space="preserve">Atkins et al. 2020</w:t>
               </w:r>
             </w:hyperlink>
             <w:r>
@@ -3878,17 +3212,17 @@
                 <w:sz w:val="19"/>
                 <w:szCs w:val="19"/>
               </w:rPr>
-              <w:t xml:space="preserve">70%</w:t>
-            </w:r>
-            <w:r>
-              <w:rPr>
-                <w:rFonts w:ascii="Calibri" w:cs="Calibri" w:eastAsia="Calibri" w:hAnsi="Calibri"/>
-                <w:sz w:val="18"/>
-                <w:szCs w:val="18"/>
-              </w:rPr>
-              <w:t xml:space="preserve">  good — specificity (</w:t>
-            </w:r>
-            <w:hyperlink w:history="1" r:id="rIdpfzyppzbobov4a_c5ohem">
+              <w:t xml:space="preserve">0.57–0.81</w:t>
+            </w:r>
+            <w:r>
+              <w:rPr>
+                <w:rFonts w:ascii="Calibri" w:cs="Calibri" w:eastAsia="Calibri" w:hAnsi="Calibri"/>
+                <w:sz w:val="18"/>
+                <w:szCs w:val="18"/>
+              </w:rPr>
+              <w:t xml:space="preserve">  median npv — 2 comparisons, median 0.69 — lowest NPV for all toxicity grades (0.57), highest NPV for grade 3 and 4 toxicities (0.81) (</w:t>
+            </w:r>
+            <w:hyperlink w:history="1" r:id="rIdwp3hpkteiiiytkxk4ffoz">
               <w:r>
                 <w:rPr>
                   <w:rFonts w:ascii="Calibri" w:cs="Calibri" w:eastAsia="Calibri" w:hAnsi="Calibri"/>
@@ -3897,7 +3231,7 @@
                   <w:szCs w:val="18"/>
                   <w:u w:val="single"/>
                 </w:rPr>
-                <w:t xml:space="preserve">McGrath et al. 2008</w:t>
+                <w:t xml:space="preserve">Atkins et al. 2020</w:t>
               </w:r>
             </w:hyperlink>
             <w:r>
@@ -3921,17 +3255,17 @@
                 <w:sz w:val="19"/>
                 <w:szCs w:val="19"/>
               </w:rPr>
-              <w:t xml:space="preserve">80%</w:t>
-            </w:r>
-            <w:r>
-              <w:rPr>
-                <w:rFonts w:ascii="Calibri" w:cs="Calibri" w:eastAsia="Calibri" w:hAnsi="Calibri"/>
-                <w:sz w:val="18"/>
-                <w:szCs w:val="18"/>
-              </w:rPr>
-              <w:t xml:space="preserve">  excellent — specificity (</w:t>
-            </w:r>
-            <w:hyperlink w:history="1" r:id="rIdv9jhuducnzxly_vwmcihw">
+              <w:t xml:space="preserve">1.39</w:t>
+            </w:r>
+            <w:r>
+              <w:rPr>
+                <w:rFonts w:ascii="Calibri" w:cs="Calibri" w:eastAsia="Calibri" w:hAnsi="Calibri"/>
+                <w:sz w:val="18"/>
+                <w:szCs w:val="18"/>
+              </w:rPr>
+              <w:t xml:space="preserve">  median inlr — Mouse-human median iNLR (</w:t>
+            </w:r>
+            <w:hyperlink w:history="1" r:id="rIdciilxkflyt8xkikph-dzb">
               <w:r>
                 <w:rPr>
                   <w:rFonts w:ascii="Calibri" w:cs="Calibri" w:eastAsia="Calibri" w:hAnsi="Calibri"/>
@@ -3940,7 +3274,7 @@
                   <w:szCs w:val="18"/>
                   <w:u w:val="single"/>
                 </w:rPr>
-                <w:t xml:space="preserve">McGrath et al. 2008</w:t>
+                <w:t xml:space="preserve">Bailey et al. 2015</w:t>
               </w:r>
             </w:hyperlink>
             <w:r>
@@ -3954,88 +3288,29 @@
           </w:p>
           <w:p>
             <w:pPr>
-              <w:spacing w:after="70"/>
-            </w:pPr>
-            <w:r>
-              <w:rPr>
-                <w:rFonts w:ascii="Calibri" w:cs="Calibri" w:eastAsia="Calibri" w:hAnsi="Calibri"/>
-                <w:b/>
-                <w:bCs/>
-                <w:sz w:val="19"/>
-                <w:szCs w:val="19"/>
-              </w:rPr>
-              <w:t xml:space="preserve">89%</w:t>
-            </w:r>
-            <w:r>
-              <w:rPr>
-                <w:rFonts w:ascii="Calibri" w:cs="Calibri" w:eastAsia="Calibri" w:hAnsi="Calibri"/>
-                <w:sz w:val="18"/>
-                <w:szCs w:val="18"/>
-              </w:rPr>
-              <w:t xml:space="preserve">  specificity — ZeGlobalTox predictive assessment (overall) (</w:t>
-            </w:r>
-            <w:hyperlink w:history="1" r:id="rId_afjic_8avwysypfpqavn">
-              <w:r>
-                <w:rPr>
-                  <w:rFonts w:ascii="Calibri" w:cs="Calibri" w:eastAsia="Calibri" w:hAnsi="Calibri"/>
-                  <w:color w:val="1155CC"/>
-                  <w:sz w:val="18"/>
-                  <w:szCs w:val="18"/>
-                  <w:u w:val="single"/>
-                </w:rPr>
-                <w:t xml:space="preserve">Cornet et al. 2017</w:t>
-              </w:r>
-            </w:hyperlink>
-            <w:r>
-              <w:rPr>
-                <w:rFonts w:ascii="Calibri" w:cs="Calibri" w:eastAsia="Calibri" w:hAnsi="Calibri"/>
-                <w:sz w:val="18"/>
-                <w:szCs w:val="18"/>
-              </w:rPr>
-              <w:t xml:space="preserve">)</w:t>
-            </w:r>
-          </w:p>
-          <w:p>
-            <w:pPr>
-              <w:spacing w:after="70"/>
-            </w:pPr>
-            <w:r>
-              <w:rPr>
-                <w:rFonts w:ascii="Calibri" w:cs="Calibri" w:eastAsia="Calibri" w:hAnsi="Calibri"/>
-                <w:b/>
-                <w:bCs/>
-                <w:sz w:val="19"/>
-                <w:szCs w:val="19"/>
-              </w:rPr>
-              <w:t xml:space="preserve">68%</w:t>
-            </w:r>
-            <w:r>
-              <w:rPr>
-                <w:rFonts w:ascii="Calibri" w:cs="Calibri" w:eastAsia="Calibri" w:hAnsi="Calibri"/>
-                <w:sz w:val="18"/>
-                <w:szCs w:val="18"/>
-              </w:rPr>
-              <w:t xml:space="preserve">  sensitivity — ZeGlobalTox predictive assessment (overall) (</w:t>
-            </w:r>
-            <w:hyperlink w:history="1" r:id="rIdld6iaztzagwlsdayv_gli">
-              <w:r>
-                <w:rPr>
-                  <w:rFonts w:ascii="Calibri" w:cs="Calibri" w:eastAsia="Calibri" w:hAnsi="Calibri"/>
-                  <w:color w:val="1155CC"/>
-                  <w:sz w:val="18"/>
-                  <w:szCs w:val="18"/>
-                  <w:u w:val="single"/>
-                </w:rPr>
-                <w:t xml:space="preserve">Cornet et al. 2017</w:t>
-              </w:r>
-            </w:hyperlink>
-            <w:r>
-              <w:rPr>
-                <w:rFonts w:ascii="Calibri" w:cs="Calibri" w:eastAsia="Calibri" w:hAnsi="Calibri"/>
-                <w:sz w:val="18"/>
-                <w:szCs w:val="18"/>
-              </w:rPr>
-              <w:t xml:space="preserve">)</w:t>
+              <w:spacing w:after="40"/>
+            </w:pPr>
+            <w:r>
+              <w:rPr>
+                <w:rFonts w:ascii="Calibri" w:cs="Calibri" w:eastAsia="Calibri" w:hAnsi="Calibri"/>
+                <w:b/>
+                <w:bCs/>
+                <w:color w:val="8A6D00"/>
+                <w:sz w:val="17"/>
+                <w:szCs w:val="17"/>
+              </w:rPr>
+              <w:t xml:space="preserve">Caveat. </w:t>
+            </w:r>
+            <w:r>
+              <w:rPr>
+                <w:rFonts w:ascii="Calibri" w:cs="Calibri" w:eastAsia="Calibri" w:hAnsi="Calibri"/>
+                <w:i/>
+                <w:iCs/>
+                <w:color w:val="8A6D00"/>
+                <w:sz w:val="17"/>
+                <w:szCs w:val="17"/>
+              </w:rPr>
+              <w:t xml:space="preserve">The data set is affected by selection bias, as drugs highly toxic in rodent tests are unlikely to advance to tests in dogs, NHPs, and humans, meaning these types of drugs are under-represented. Rare observations were removed from the analysis, which could affect the results.</w:t>
             </w:r>
           </w:p>
         </w:tc>
@@ -4089,7 +3364,7 @@
                 <w:sz w:val="19"/>
                 <w:szCs w:val="19"/>
               </w:rPr>
-              <w:t xml:space="preserve">rodent</w:t>
+              <w:t xml:space="preserve">zebrafish</w:t>
             </w:r>
           </w:p>
           <w:p>
@@ -4103,7 +3378,21 @@
                 <w:sz w:val="17"/>
                 <w:szCs w:val="17"/>
               </w:rPr>
-              <w:t xml:space="preserve">1 study</w:t>
+              <w:t xml:space="preserve">3 studies</w:t>
+            </w:r>
+          </w:p>
+          <w:p>
+            <w:pPr>
+              <w:spacing w:after="0"/>
+            </w:pPr>
+            <w:r>
+              <w:rPr>
+                <w:rFonts w:ascii="Calibri" w:cs="Calibri" w:eastAsia="Calibri" w:hAnsi="Calibri"/>
+                <w:color w:val="666666"/>
+                <w:sz w:val="16"/>
+                <w:szCs w:val="16"/>
+              </w:rPr>
+              <w:t xml:space="preserve">2 supports</w:t>
             </w:r>
           </w:p>
           <w:p>
@@ -4140,11 +3429,11 @@
                 <w:rFonts w:ascii="Calibri" w:cs="Calibri" w:eastAsia="Calibri" w:hAnsi="Calibri"/>
                 <w:b/>
                 <w:bCs/>
-                <w:color w:val="7A5B00"/>
+                <w:color w:val="15603A"/>
                 <w:sz w:val="16"/>
                 <w:szCs w:val="16"/>
               </w:rPr>
-              <w:t xml:space="preserve">MIXED</w:t>
+              <w:t xml:space="preserve">EVIDENCE FAVOURS THE MODEL</w:t>
             </w:r>
           </w:p>
           <w:p>
@@ -4157,7 +3446,7 @@
                 <w:sz w:val="18"/>
                 <w:szCs w:val="18"/>
               </w:rPr>
-              <w:t xml:space="preserve">Monticello et al. 2017: rodent toxicology showed modest sensitivity (48%) and PPV (43%) but higher specificity (84%) and NPV (86%), so rodent findings only partially tracked human adverse effects. Performance varied by organ (PPV 0–54%; e.g. Ophthalmology 0%, Biochemical 54%) and was poor for subjective 'other' events (PPV 9%, NPV 14%).</w:t>
+              <w:t xml:space="preserve">Evidence shows zebrafish toxicology generally tracks human outcomes: Cornet et al. 2017 found 78% overall accuracy (specificity 89%, sensitivity 68%), Nikam et al. 2020 reported 100% concordance for general/hepatotoxicity and 90% for teratogenicity, and McGrath et al. 2008 found 100% teratogen detection vs 75% non‑teratogen ID. Sensitivity varies by endpoint across studies.</w:t>
             </w:r>
           </w:p>
           <w:p>
@@ -4182,7 +3471,7 @@
                 <w:sz w:val="17"/>
                 <w:szCs w:val="17"/>
               </w:rPr>
-              <w:t xml:space="preserve">Predictive values differ by target organ and event type; subjective 'other' events had especially low PPV/NPV.</w:t>
+              <w:t xml:space="preserve">Sensitivity differs by toxicity endpoint and platform (e.g. neurotoxicity 54% vs hepatotoxicity 80% in Cornet et al.).</w:t>
             </w:r>
           </w:p>
           <w:p>
@@ -4213,17 +3502,17 @@
                 <w:sz w:val="19"/>
                 <w:szCs w:val="19"/>
               </w:rPr>
-              <w:t xml:space="preserve">26–62%</w:t>
-            </w:r>
-            <w:r>
-              <w:rPr>
-                <w:rFonts w:ascii="Calibri" w:cs="Calibri" w:eastAsia="Calibri" w:hAnsi="Calibri"/>
-                <w:sz w:val="18"/>
-                <w:szCs w:val="18"/>
-              </w:rPr>
-              <w:t xml:space="preserve">  ppv — PPV for Liver (</w:t>
-            </w:r>
-            <w:hyperlink w:history="1" r:id="rIdmqxgj6wao8i3ttad03osn">
+              <w:t xml:space="preserve">77–100%</w:t>
+            </w:r>
+            <w:r>
+              <w:rPr>
+                <w:rFonts w:ascii="Calibri" w:cs="Calibri" w:eastAsia="Calibri" w:hAnsi="Calibri"/>
+                <w:sz w:val="18"/>
+                <w:szCs w:val="18"/>
+              </w:rPr>
+              <w:t xml:space="preserve">  specificity — 4 comparisons, median 89.5% — lowest Hepatotoxicity predictive assessment (77%), highest Neurotoxicity predictive assessment (100%) (</w:t>
+            </w:r>
+            <w:hyperlink w:history="1" r:id="rIdtreaugqcrrmdsrs5ejdee">
               <w:r>
                 <w:rPr>
                   <w:rFonts w:ascii="Calibri" w:cs="Calibri" w:eastAsia="Calibri" w:hAnsi="Calibri"/>
@@ -4232,7 +3521,7 @@
                   <w:szCs w:val="18"/>
                   <w:u w:val="single"/>
                 </w:rPr>
-                <w:t xml:space="preserve">Monticello et al. 2017</w:t>
+                <w:t xml:space="preserve">Cornet et al. 2017</w:t>
               </w:r>
             </w:hyperlink>
             <w:r>
@@ -4256,17 +3545,17 @@
                 <w:sz w:val="19"/>
                 <w:szCs w:val="19"/>
               </w:rPr>
-              <w:t xml:space="preserve">86–92%</w:t>
-            </w:r>
-            <w:r>
-              <w:rPr>
-                <w:rFonts w:ascii="Calibri" w:cs="Calibri" w:eastAsia="Calibri" w:hAnsi="Calibri"/>
-                <w:sz w:val="18"/>
-                <w:szCs w:val="18"/>
-              </w:rPr>
-              <w:t xml:space="preserve">  npv — NPV for Liver (</w:t>
-            </w:r>
-            <w:hyperlink w:history="1" r:id="rIdjozdafvpil7mlz7yxttzz">
+              <w:t xml:space="preserve">54–80%</w:t>
+            </w:r>
+            <w:r>
+              <w:rPr>
+                <w:rFonts w:ascii="Calibri" w:cs="Calibri" w:eastAsia="Calibri" w:hAnsi="Calibri"/>
+                <w:sz w:val="18"/>
+                <w:szCs w:val="18"/>
+              </w:rPr>
+              <w:t xml:space="preserve">  sensitivity — 4 comparisons, median 68.5% — lowest Neurotoxicity predictive assessment (54%), highest Hepatotoxicity predictive assessment (80%) (</w:t>
+            </w:r>
+            <w:hyperlink w:history="1" r:id="rIdkcyheebfgeophzxrzon5v">
               <w:r>
                 <w:rPr>
                   <w:rFonts w:ascii="Calibri" w:cs="Calibri" w:eastAsia="Calibri" w:hAnsi="Calibri"/>
@@ -4275,7 +3564,7 @@
                   <w:szCs w:val="18"/>
                   <w:u w:val="single"/>
                 </w:rPr>
-                <w:t xml:space="preserve">Monticello et al. 2017</w:t>
+                <w:t xml:space="preserve">Cornet et al. 2017</w:t>
               </w:r>
             </w:hyperlink>
             <w:r>
@@ -4299,17 +3588,17 @@
                 <w:sz w:val="19"/>
                 <w:szCs w:val="19"/>
               </w:rPr>
-              <w:t xml:space="preserve">20–40%</w:t>
-            </w:r>
-            <w:r>
-              <w:rPr>
-                <w:rFonts w:ascii="Calibri" w:cs="Calibri" w:eastAsia="Calibri" w:hAnsi="Calibri"/>
-                <w:sz w:val="18"/>
-                <w:szCs w:val="18"/>
-              </w:rPr>
-              <w:t xml:space="preserve">  pru — Proportionate Reduction in Uncertainty (PRU) for GI (Rodent) (</w:t>
-            </w:r>
-            <w:hyperlink w:history="1" r:id="rIdm0q-jhi4f6crg5yuq3ukj">
+              <w:t xml:space="preserve">75–82%</w:t>
+            </w:r>
+            <w:r>
+              <w:rPr>
+                <w:rFonts w:ascii="Calibri" w:cs="Calibri" w:eastAsia="Calibri" w:hAnsi="Calibri"/>
+                <w:sz w:val="18"/>
+                <w:szCs w:val="18"/>
+              </w:rPr>
+              <w:t xml:space="preserve">  accuracy — 4 comparisons, median 78% — lowest Neurotoxicity predictive assessment (75%), highest Hepatotoxicity predictive assessment (82%) (</w:t>
+            </w:r>
+            <w:hyperlink w:history="1" r:id="rIdccslutey4gmuaemc3t7e3">
               <w:r>
                 <w:rPr>
                   <w:rFonts w:ascii="Calibri" w:cs="Calibri" w:eastAsia="Calibri" w:hAnsi="Calibri"/>
@@ -4318,7 +3607,7 @@
                   <w:szCs w:val="18"/>
                   <w:u w:val="single"/>
                 </w:rPr>
-                <w:t xml:space="preserve">Monticello et al. 2017</w:t>
+                <w:t xml:space="preserve">Cornet et al. 2017</w:t>
               </w:r>
             </w:hyperlink>
             <w:r>
@@ -4342,17 +3631,17 @@
                 <w:sz w:val="19"/>
                 <w:szCs w:val="19"/>
               </w:rPr>
-              <w:t xml:space="preserve">40%</w:t>
-            </w:r>
-            <w:r>
-              <w:rPr>
-                <w:rFonts w:ascii="Calibri" w:cs="Calibri" w:eastAsia="Calibri" w:hAnsi="Calibri"/>
-                <w:sz w:val="18"/>
-                <w:szCs w:val="18"/>
-              </w:rPr>
-              <w:t xml:space="preserve">  ppv — PPV for Cutaneous (</w:t>
-            </w:r>
-            <w:hyperlink w:history="1" r:id="rIddmr9qkdwism98fe8rvtxa">
+              <w:t xml:space="preserve">75–100%</w:t>
+            </w:r>
+            <w:r>
+              <w:rPr>
+                <w:rFonts w:ascii="Calibri" w:cs="Calibri" w:eastAsia="Calibri" w:hAnsi="Calibri"/>
+                <w:sz w:val="18"/>
+                <w:szCs w:val="18"/>
+              </w:rPr>
+              <w:t xml:space="preserve">  success rate — 2 comparisons, median 87.5% — lowest success rate in identifying nonteratogenic compounds (75%), highest success rate in identifying teratogens (100%) (</w:t>
+            </w:r>
+            <w:hyperlink w:history="1" r:id="rId9vt27nlveiccl876ybhkq">
               <w:r>
                 <w:rPr>
                   <w:rFonts w:ascii="Calibri" w:cs="Calibri" w:eastAsia="Calibri" w:hAnsi="Calibri"/>
@@ -4361,7 +3650,7 @@
                   <w:szCs w:val="18"/>
                   <w:u w:val="single"/>
                 </w:rPr>
-                <w:t xml:space="preserve">Monticello et al. 2017</w:t>
+                <w:t xml:space="preserve">McGrath et al. 2008</w:t>
               </w:r>
             </w:hyperlink>
             <w:r>
@@ -4385,17 +3674,17 @@
                 <w:sz w:val="19"/>
                 <w:szCs w:val="19"/>
               </w:rPr>
-              <w:t xml:space="preserve">82%</w:t>
-            </w:r>
-            <w:r>
-              <w:rPr>
-                <w:rFonts w:ascii="Calibri" w:cs="Calibri" w:eastAsia="Calibri" w:hAnsi="Calibri"/>
-                <w:sz w:val="18"/>
-                <w:szCs w:val="18"/>
-              </w:rPr>
-              <w:t xml:space="preserve">  npv — NPV for Cutaneous (</w:t>
-            </w:r>
-            <w:hyperlink w:history="1" r:id="rId4xmmhv9ivkhlgrtlkeok1">
+              <w:t xml:space="preserve">70%</w:t>
+            </w:r>
+            <w:r>
+              <w:rPr>
+                <w:rFonts w:ascii="Calibri" w:cs="Calibri" w:eastAsia="Calibri" w:hAnsi="Calibri"/>
+                <w:sz w:val="18"/>
+                <w:szCs w:val="18"/>
+              </w:rPr>
+              <w:t xml:space="preserve">  good — specificity (</w:t>
+            </w:r>
+            <w:hyperlink w:history="1" r:id="rIdxgw54txth2iv-x5unq9cq">
               <w:r>
                 <w:rPr>
                   <w:rFonts w:ascii="Calibri" w:cs="Calibri" w:eastAsia="Calibri" w:hAnsi="Calibri"/>
@@ -4404,7 +3693,7 @@
                   <w:szCs w:val="18"/>
                   <w:u w:val="single"/>
                 </w:rPr>
-                <w:t xml:space="preserve">Monticello et al. 2017</w:t>
+                <w:t xml:space="preserve">McGrath et al. 2008</w:t>
               </w:r>
             </w:hyperlink>
             <w:r>
@@ -4428,17 +3717,17 @@
                 <w:sz w:val="19"/>
                 <w:szCs w:val="19"/>
               </w:rPr>
-              <w:t xml:space="preserve">14%</w:t>
-            </w:r>
-            <w:r>
-              <w:rPr>
-                <w:rFonts w:ascii="Calibri" w:cs="Calibri" w:eastAsia="Calibri" w:hAnsi="Calibri"/>
-                <w:sz w:val="18"/>
-                <w:szCs w:val="18"/>
-              </w:rPr>
-              <w:t xml:space="preserve">  ppv — PPV for Musculoskeletal (</w:t>
-            </w:r>
-            <w:hyperlink w:history="1" r:id="rIdlkf8tjdnnh91gh75ownmo">
+              <w:t xml:space="preserve">80%</w:t>
+            </w:r>
+            <w:r>
+              <w:rPr>
+                <w:rFonts w:ascii="Calibri" w:cs="Calibri" w:eastAsia="Calibri" w:hAnsi="Calibri"/>
+                <w:sz w:val="18"/>
+                <w:szCs w:val="18"/>
+              </w:rPr>
+              <w:t xml:space="preserve">  excellent — specificity (</w:t>
+            </w:r>
+            <w:hyperlink w:history="1" r:id="rIdvz1aoljqkagyvhkuyboul">
               <w:r>
                 <w:rPr>
                   <w:rFonts w:ascii="Calibri" w:cs="Calibri" w:eastAsia="Calibri" w:hAnsi="Calibri"/>
@@ -4447,7 +3736,7 @@
                   <w:szCs w:val="18"/>
                   <w:u w:val="single"/>
                 </w:rPr>
-                <w:t xml:space="preserve">Monticello et al. 2017</w:t>
+                <w:t xml:space="preserve">McGrath et al. 2008</w:t>
               </w:r>
             </w:hyperlink>
             <w:r>
@@ -4457,33 +3746,6 @@
                 <w:szCs w:val="18"/>
               </w:rPr>
               <w:t xml:space="preserve">)</w:t>
-            </w:r>
-          </w:p>
-          <w:p>
-            <w:pPr>
-              <w:spacing w:after="40"/>
-            </w:pPr>
-            <w:r>
-              <w:rPr>
-                <w:rFonts w:ascii="Calibri" w:cs="Calibri" w:eastAsia="Calibri" w:hAnsi="Calibri"/>
-                <w:b/>
-                <w:bCs/>
-                <w:color w:val="8A6D00"/>
-                <w:sz w:val="17"/>
-                <w:szCs w:val="17"/>
-              </w:rPr>
-              <w:t xml:space="preserve">Caveat. </w:t>
-            </w:r>
-            <w:r>
-              <w:rPr>
-                <w:rFonts w:ascii="Calibri" w:cs="Calibri" w:eastAsia="Calibri" w:hAnsi="Calibri"/>
-                <w:i/>
-                <w:iCs/>
-                <w:color w:val="8A6D00"/>
-                <w:sz w:val="17"/>
-                <w:szCs w:val="17"/>
-              </w:rPr>
-              <w:t xml:space="preserve">The clinical positive prevalence for the entire database was 21%. For the 'other' organ system category, which consisted of subjective constitutional adverse events, the PPV was very low (9% for rodent, 0% for dog, 25% for NHP) and NPV was also very low (14% for rodent, 15% for dog, 16% for NHP). The paper notes that NPV is usually high because most findings are negative.</w:t>
             </w:r>
           </w:p>
         </w:tc>
@@ -4512,7 +3774,7 @@
                 <w:sz w:val="19"/>
                 <w:szCs w:val="19"/>
               </w:rPr>
-              <w:t xml:space="preserve">Safety pharmacology</w:t>
+              <w:t xml:space="preserve">Toxicology</w:t>
             </w:r>
           </w:p>
         </w:tc>
@@ -4539,7 +3801,7 @@
                 <w:sz w:val="19"/>
                 <w:szCs w:val="19"/>
               </w:rPr>
-              <w:t xml:space="preserve">dog</w:t>
+              <w:t xml:space="preserve">rabbit</w:t>
             </w:r>
           </w:p>
           <w:p>
@@ -4553,7 +3815,7 @@
                 <w:sz w:val="17"/>
                 <w:szCs w:val="17"/>
               </w:rPr>
-              <w:t xml:space="preserve">4 studies</w:t>
+              <w:t xml:space="preserve">2 studies</w:t>
             </w:r>
           </w:p>
           <w:p>
@@ -4567,7 +3829,7 @@
                 <w:sz w:val="16"/>
                 <w:szCs w:val="16"/>
               </w:rPr>
-              <w:t xml:space="preserve">3 partly supports</w:t>
+              <w:t xml:space="preserve">1 does not support</w:t>
             </w:r>
           </w:p>
           <w:p>
@@ -4581,7 +3843,7 @@
                 <w:sz w:val="16"/>
                 <w:szCs w:val="16"/>
               </w:rPr>
-              <w:t xml:space="preserve">1 supports</w:t>
+              <w:t xml:space="preserve">1 partly supports</w:t>
             </w:r>
           </w:p>
         </w:tc>
@@ -4605,11 +3867,11 @@
                 <w:rFonts w:ascii="Calibri" w:cs="Calibri" w:eastAsia="Calibri" w:hAnsi="Calibri"/>
                 <w:b/>
                 <w:bCs/>
-                <w:color w:val="15603A"/>
+                <w:color w:val="7A5B00"/>
                 <w:sz w:val="16"/>
                 <w:szCs w:val="16"/>
               </w:rPr>
-              <w:t xml:space="preserve">EVIDENCE FAVOURS THE MODEL</w:t>
+              <w:t xml:space="preserve">MIXED</w:t>
             </w:r>
           </w:p>
           <w:p>
@@ -4622,34 +3884,7 @@
                 <w:sz w:val="18"/>
                 <w:szCs w:val="18"/>
               </w:rPr>
-              <w:t xml:space="preserve">Dogs moderately predict human cardiac safety: Valentin et al. 2022 found 91% of drugs that prolonged QT in humans also prolonged QT in dogs (88% concordant negatives; 31% discordant), and Pollard et al. 2017 reported dog QTc AUC ≈0.81. Bhatt et al. 2019 gave combined BP/HR sensitivity 78% and specificity 79%, and Sadko et al. 2024 observed moxifloxacin +16.6 ms QTc in dogs (human ≈10 ms); concordance varies by endpoint and exposure.</w:t>
-            </w:r>
-          </w:p>
-          <w:p>
-            <w:pPr>
-              <w:spacing w:after="50"/>
-            </w:pPr>
-            <w:r>
-              <w:rPr>
-                <w:rFonts w:ascii="Calibri" w:cs="Calibri" w:eastAsia="Calibri" w:hAnsi="Calibri"/>
-                <w:b/>
-                <w:bCs/>
-                <w:color w:val="8A6D00"/>
-                <w:sz w:val="17"/>
-                <w:szCs w:val="17"/>
-              </w:rPr>
-              <w:t xml:space="preserve">Negative controls. </w:t>
-            </w:r>
-            <w:r>
-              <w:rPr>
-                <w:rFonts w:ascii="Calibri" w:cs="Calibri" w:eastAsia="Calibri" w:hAnsi="Calibri"/>
-                <w:i/>
-                <w:iCs/>
-                <w:color w:val="8A6D00"/>
-                <w:sz w:val="17"/>
-                <w:szCs w:val="17"/>
-              </w:rPr>
-              <w:t xml:space="preserve">Sadko et al. 2024: mock/vehicle produced no QTc increase (negative control). These are designed to score low and are excluded from the reading above.</w:t>
+              <w:t xml:space="preserve">Evidence is mixed: Clark et al. 2018 found moderate predictive value for some endpoints (rabbit QT post-test odds 83%; LR+ cardiac 3.54; LR+ hepatobiliary 2.8), but Bailey et al. 2015 found absence-of-toxicity in rabbit gave little evidence of safety (median iNLR 1.12).</w:t>
             </w:r>
           </w:p>
           <w:p>
@@ -4674,7 +3909,7 @@
                 <w:sz w:val="17"/>
                 <w:szCs w:val="17"/>
               </w:rPr>
-              <w:t xml:space="preserve">Variation arises by endpoint (QTc vs BP/HR), assay type and exposure level, and dataset composition (e.g. inclusion/exclusion of β2‑agonists).</w:t>
+              <w:t xml:space="preserve">Performance varies by endpoint (e.g., QT-specific vs overall selectivity) and by study dataset/selection biases.</w:t>
             </w:r>
           </w:p>
           <w:p>
@@ -4705,17 +3940,17 @@
                 <w:sz w:val="19"/>
                 <w:szCs w:val="19"/>
               </w:rPr>
-              <w:t xml:space="preserve">0.78–0.92</w:t>
-            </w:r>
-            <w:r>
-              <w:rPr>
-                <w:rFonts w:ascii="Calibri" w:cs="Calibri" w:eastAsia="Calibri" w:hAnsi="Calibri"/>
-                <w:sz w:val="18"/>
-                <w:szCs w:val="18"/>
-              </w:rPr>
-              <w:t xml:space="preserve">  auc, n=24 — concordance between hERG potency and clinical QTc outcome (</w:t>
-            </w:r>
-            <w:hyperlink w:history="1" r:id="rIdii99kkhti4gsgwhbizoch">
+              <w:t xml:space="preserve">2.8–3.54</w:t>
+            </w:r>
+            <w:r>
+              <w:rPr>
+                <w:rFonts w:ascii="Calibri" w:cs="Calibri" w:eastAsia="Calibri" w:hAnsi="Calibri"/>
+                <w:sz w:val="18"/>
+                <w:szCs w:val="18"/>
+              </w:rPr>
+              <w:t xml:space="preserve">  lr+ — 2 comparisons, median 3.17 — lowest Likelihood Ratio for rabbit, Hepatobiliary disorders (2.8), highest Likelihood Ratio for rabbit, Cardiac disorders (3.54) (</w:t>
+            </w:r>
+            <w:hyperlink w:history="1" r:id="rIdfkfmuespogbr_rba6fyx_">
               <w:r>
                 <w:rPr>
                   <w:rFonts w:ascii="Calibri" w:cs="Calibri" w:eastAsia="Calibri" w:hAnsi="Calibri"/>
@@ -4724,7 +3959,7 @@
                   <w:szCs w:val="18"/>
                   <w:u w:val="single"/>
                 </w:rPr>
-                <w:t xml:space="preserve">Pollard et al. 2017</w:t>
+                <w:t xml:space="preserve">Clark et al. 2018</w:t>
               </w:r>
             </w:hyperlink>
             <w:r>
@@ -4748,17 +3983,17 @@
                 <w:sz w:val="19"/>
                 <w:szCs w:val="19"/>
               </w:rPr>
-              <w:t xml:space="preserve">54–78%</w:t>
-            </w:r>
-            <w:r>
-              <w:rPr>
-                <w:rFonts w:ascii="Calibri" w:cs="Calibri" w:eastAsia="Calibri" w:hAnsi="Calibri"/>
-                <w:sz w:val="18"/>
-                <w:szCs w:val="18"/>
-              </w:rPr>
-              <w:t xml:space="preserve">  sensitivity — large animal to human (combined BP and HR) (</w:t>
-            </w:r>
-            <w:hyperlink w:history="1" r:id="rIdsfljzju35scdzt2kjzkei">
+              <w:t xml:space="preserve">83%</w:t>
+            </w:r>
+            <w:r>
+              <w:rPr>
+                <w:rFonts w:ascii="Calibri" w:cs="Calibri" w:eastAsia="Calibri" w:hAnsi="Calibri"/>
+                <w:sz w:val="18"/>
+                <w:szCs w:val="18"/>
+              </w:rPr>
+              <w:t xml:space="preserve">  post-test odds — QT prolongation post-test odds (rabbit) (</w:t>
+            </w:r>
+            <w:hyperlink w:history="1" r:id="rIdkqipd_uptz75ewsspkjct">
               <w:r>
                 <w:rPr>
                   <w:rFonts w:ascii="Calibri" w:cs="Calibri" w:eastAsia="Calibri" w:hAnsi="Calibri"/>
@@ -4767,7 +4002,7 @@
                   <w:szCs w:val="18"/>
                   <w:u w:val="single"/>
                 </w:rPr>
-                <w:t xml:space="preserve">Bhatt et al. 2019</w:t>
+                <w:t xml:space="preserve">Clark et al. 2018</w:t>
               </w:r>
             </w:hyperlink>
             <w:r>
@@ -4791,17 +4026,17 @@
                 <w:sz w:val="19"/>
                 <w:szCs w:val="19"/>
               </w:rPr>
-              <w:t xml:space="preserve">79–83%</w:t>
-            </w:r>
-            <w:r>
-              <w:rPr>
-                <w:rFonts w:ascii="Calibri" w:cs="Calibri" w:eastAsia="Calibri" w:hAnsi="Calibri"/>
-                <w:sz w:val="18"/>
-                <w:szCs w:val="18"/>
-              </w:rPr>
-              <w:t xml:space="preserve">  specificity — large animal to human (combined BP and HR) (</w:t>
-            </w:r>
-            <w:hyperlink w:history="1" r:id="rId4r7nomqbsb_tc67v3owo3">
+              <w:t xml:space="preserve">1.12</w:t>
+            </w:r>
+            <w:r>
+              <w:rPr>
+                <w:rFonts w:ascii="Calibri" w:cs="Calibri" w:eastAsia="Calibri" w:hAnsi="Calibri"/>
+                <w:sz w:val="18"/>
+                <w:szCs w:val="18"/>
+              </w:rPr>
+              <w:t xml:space="preserve">  median inlr — Rabbit-human median iNLR (</w:t>
+            </w:r>
+            <w:hyperlink w:history="1" r:id="rIdnnpklvs6p_hkix1bnyfut">
               <w:r>
                 <w:rPr>
                   <w:rFonts w:ascii="Calibri" w:cs="Calibri" w:eastAsia="Calibri" w:hAnsi="Calibri"/>
@@ -4810,136 +4045,7 @@
                   <w:szCs w:val="18"/>
                   <w:u w:val="single"/>
                 </w:rPr>
-                <w:t xml:space="preserve">Bhatt et al. 2019</w:t>
-              </w:r>
-            </w:hyperlink>
-            <w:r>
-              <w:rPr>
-                <w:rFonts w:ascii="Calibri" w:cs="Calibri" w:eastAsia="Calibri" w:hAnsi="Calibri"/>
-                <w:sz w:val="18"/>
-                <w:szCs w:val="18"/>
-              </w:rPr>
-              <w:t xml:space="preserve">)</w:t>
-            </w:r>
-          </w:p>
-          <w:p>
-            <w:pPr>
-              <w:spacing w:after="70"/>
-            </w:pPr>
-            <w:r>
-              <w:rPr>
-                <w:rFonts w:ascii="Calibri" w:cs="Calibri" w:eastAsia="Calibri" w:hAnsi="Calibri"/>
-                <w:b/>
-                <w:bCs/>
-                <w:sz w:val="19"/>
-                <w:szCs w:val="19"/>
-              </w:rPr>
-              <w:t xml:space="preserve">0.81–0.91</w:t>
-            </w:r>
-            <w:r>
-              <w:rPr>
-                <w:rFonts w:ascii="Calibri" w:cs="Calibri" w:eastAsia="Calibri" w:hAnsi="Calibri"/>
-                <w:sz w:val="18"/>
-                <w:szCs w:val="18"/>
-              </w:rPr>
-              <w:t xml:space="preserve">  auc — concordance between dog QTc data and clinical QTc outcome (</w:t>
-            </w:r>
-            <w:hyperlink w:history="1" r:id="rId4s1ycvmmlqx1tkp3tzmnx">
-              <w:r>
-                <w:rPr>
-                  <w:rFonts w:ascii="Calibri" w:cs="Calibri" w:eastAsia="Calibri" w:hAnsi="Calibri"/>
-                  <w:color w:val="1155CC"/>
-                  <w:sz w:val="18"/>
-                  <w:szCs w:val="18"/>
-                  <w:u w:val="single"/>
-                </w:rPr>
-                <w:t xml:space="preserve">Pollard et al. 2017</w:t>
-              </w:r>
-            </w:hyperlink>
-            <w:r>
-              <w:rPr>
-                <w:rFonts w:ascii="Calibri" w:cs="Calibri" w:eastAsia="Calibri" w:hAnsi="Calibri"/>
-                <w:sz w:val="18"/>
-                <w:szCs w:val="18"/>
-              </w:rPr>
-              <w:t xml:space="preserve">)</w:t>
-            </w:r>
-          </w:p>
-          <w:p>
-            <w:pPr>
-              <w:spacing w:after="70"/>
-            </w:pPr>
-            <w:r>
-              <w:rPr>
-                <w:rFonts w:ascii="Calibri" w:cs="Calibri" w:eastAsia="Calibri" w:hAnsi="Calibri"/>
-                <w:b/>
-                <w:bCs/>
-                <w:sz w:val="19"/>
-                <w:szCs w:val="19"/>
-              </w:rPr>
-              <w:t xml:space="preserve">1.7–3</w:t>
-            </w:r>
-            <w:r>
-              <w:rPr>
-                <w:rFonts w:ascii="Calibri" w:cs="Calibri" w:eastAsia="Calibri" w:hAnsi="Calibri"/>
-                <w:sz w:val="18"/>
-                <w:szCs w:val="18"/>
-              </w:rPr>
-              <w:t xml:space="preserve">  multiple, n=8 n=8 — Critical concentration multiple for 10ms QTc increase (moxifloxacin) (</w:t>
-            </w:r>
-            <w:hyperlink w:history="1" r:id="rIdpadgmmhfvwpjhygpttzo4">
-              <w:r>
-                <w:rPr>
-                  <w:rFonts w:ascii="Calibri" w:cs="Calibri" w:eastAsia="Calibri" w:hAnsi="Calibri"/>
-                  <w:color w:val="1155CC"/>
-                  <w:sz w:val="18"/>
-                  <w:szCs w:val="18"/>
-                  <w:u w:val="single"/>
-                </w:rPr>
-                <w:t xml:space="preserve">Sadko et al. 2024</w:t>
-              </w:r>
-            </w:hyperlink>
-            <w:r>
-              <w:rPr>
-                <w:rFonts w:ascii="Calibri" w:cs="Calibri" w:eastAsia="Calibri" w:hAnsi="Calibri"/>
-                <w:sz w:val="18"/>
-                <w:szCs w:val="18"/>
-              </w:rPr>
-              <w:t xml:space="preserve">)</w:t>
-            </w:r>
-          </w:p>
-          <w:p>
-            <w:pPr>
-              <w:spacing w:after="70"/>
-            </w:pPr>
-            <w:r>
-              <w:rPr>
-                <w:rFonts w:ascii="Calibri" w:cs="Calibri" w:eastAsia="Calibri" w:hAnsi="Calibri"/>
-                <w:b/>
-                <w:bCs/>
-                <w:sz w:val="19"/>
-                <w:szCs w:val="19"/>
-              </w:rPr>
-              <w:t xml:space="preserve">0.81</w:t>
-            </w:r>
-            <w:r>
-              <w:rPr>
-                <w:rFonts w:ascii="Calibri" w:cs="Calibri" w:eastAsia="Calibri" w:hAnsi="Calibri"/>
-                <w:sz w:val="18"/>
-                <w:szCs w:val="18"/>
-              </w:rPr>
-              <w:t xml:space="preserve">  concordance rate, n=24 drugs — concordance rate of in vivo dog assay for clinical QT outcome (</w:t>
-            </w:r>
-            <w:hyperlink w:history="1" r:id="rIdewe2g5kenvzbjeov0grc7">
-              <w:r>
-                <w:rPr>
-                  <w:rFonts w:ascii="Calibri" w:cs="Calibri" w:eastAsia="Calibri" w:hAnsi="Calibri"/>
-                  <w:color w:val="1155CC"/>
-                  <w:sz w:val="18"/>
-                  <w:szCs w:val="18"/>
-                  <w:u w:val="single"/>
-                </w:rPr>
-                <w:t xml:space="preserve">Valentin et al. 2022</w:t>
+                <w:t xml:space="preserve">Bailey et al. 2015</w:t>
               </w:r>
             </w:hyperlink>
             <w:r>
@@ -4975,7 +4081,7 @@
                 <w:sz w:val="17"/>
                 <w:szCs w:val="17"/>
               </w:rPr>
-              <w:t xml:space="preserve">The prevalence of compounds that prolong QTc in clinical studies was estimated at 0.22, which can influence PPV and NPV values.</w:t>
+              <w:t xml:space="preserve">The data set is affected by selection bias, as drugs highly toxic in rodent tests are unlikely to advance to tests in dogs, NHPs, and humans, meaning these types of drugs are under-represented. Rare observations were removed from the analysis, which could affect the results.</w:t>
             </w:r>
           </w:p>
         </w:tc>
@@ -5003,7 +4109,7 @@
                 <w:sz w:val="19"/>
                 <w:szCs w:val="19"/>
               </w:rPr>
-              <w:t xml:space="preserve">Safety pharmacology</w:t>
+              <w:t xml:space="preserve">Toxicology</w:t>
             </w:r>
           </w:p>
         </w:tc>
@@ -5029,7 +4135,7 @@
                 <w:sz w:val="19"/>
                 <w:szCs w:val="19"/>
               </w:rPr>
-              <w:t xml:space="preserve">non-human primate</w:t>
+              <w:t xml:space="preserve">rodent</w:t>
             </w:r>
           </w:p>
           <w:p>
@@ -5043,21 +4149,7 @@
                 <w:sz w:val="17"/>
                 <w:szCs w:val="17"/>
               </w:rPr>
-              <w:t xml:space="preserve">2 studies</w:t>
-            </w:r>
-          </w:p>
-          <w:p>
-            <w:pPr>
-              <w:spacing w:after="0"/>
-            </w:pPr>
-            <w:r>
-              <w:rPr>
-                <w:rFonts w:ascii="Calibri" w:cs="Calibri" w:eastAsia="Calibri" w:hAnsi="Calibri"/>
-                <w:color w:val="666666"/>
-                <w:sz w:val="16"/>
-                <w:szCs w:val="16"/>
-              </w:rPr>
-              <w:t xml:space="preserve">1 supports</w:t>
+              <w:t xml:space="preserve">1 study</w:t>
             </w:r>
           </w:p>
           <w:p>
@@ -5094,11 +4186,11 @@
                 <w:rFonts w:ascii="Calibri" w:cs="Calibri" w:eastAsia="Calibri" w:hAnsi="Calibri"/>
                 <w:b/>
                 <w:bCs/>
-                <w:color w:val="15603A"/>
+                <w:color w:val="7A5B00"/>
                 <w:sz w:val="16"/>
                 <w:szCs w:val="16"/>
               </w:rPr>
-              <w:t xml:space="preserve">EVIDENCE FAVOURS THE MODEL</w:t>
+              <w:t xml:space="preserve">MIXED</w:t>
             </w:r>
           </w:p>
           <w:p>
@@ -5111,34 +4203,7 @@
                 <w:sz w:val="18"/>
                 <w:szCs w:val="18"/>
               </w:rPr>
-              <w:t xml:space="preserve">Evidence shows NHP cardiovascular safety findings largely track human results: Bhatt et al. 2019 — combined BP+HR sensitivity 78%, specificity 79% (NPV 92%), though HR-only sensitivity was 54%. Sadko et al. 2024 found NHP moxifloxacin QTc +10.9 ms (vs ~10 ms in humans).</w:t>
-            </w:r>
-          </w:p>
-          <w:p>
-            <w:pPr>
-              <w:spacing w:after="50"/>
-            </w:pPr>
-            <w:r>
-              <w:rPr>
-                <w:rFonts w:ascii="Calibri" w:cs="Calibri" w:eastAsia="Calibri" w:hAnsi="Calibri"/>
-                <w:b/>
-                <w:bCs/>
-                <w:color w:val="8A6D00"/>
-                <w:sz w:val="17"/>
-                <w:szCs w:val="17"/>
-              </w:rPr>
-              <w:t xml:space="preserve">Negative controls. </w:t>
-            </w:r>
-            <w:r>
-              <w:rPr>
-                <w:rFonts w:ascii="Calibri" w:cs="Calibri" w:eastAsia="Calibri" w:hAnsi="Calibri"/>
-                <w:i/>
-                <w:iCs/>
-                <w:color w:val="8A6D00"/>
-                <w:sz w:val="17"/>
-                <w:szCs w:val="17"/>
-              </w:rPr>
-              <w:t xml:space="preserve">Sadko et al. 2024 included a mock (no-effect) drug showing no QTc change up to 3× clinical concentration. These are designed to score low and are excluded from the reading above.</w:t>
+              <w:t xml:space="preserve">Rodent toxicology partly tracked human outcomes: sensitivity 48% and PPV 43% for predicting human adverse effects, while specificity 84% and NPV 86% for predicting absence of human AEs. Performance varied by organ (PPV 0%–54%) and rose when rodent+nonrodent shared the same target organ.</w:t>
             </w:r>
           </w:p>
           <w:p>
@@ -5163,7 +4228,7 @@
                 <w:sz w:val="17"/>
                 <w:szCs w:val="17"/>
               </w:rPr>
-              <w:t xml:space="preserve">Performance varies by endpoint: combined BP+HR concordance is higher than HR-only.</w:t>
+              <w:t xml:space="preserve">PPV varied by organ system (0% ophthalmology to 54% biochemical) and was higher when the same target organ was identified in both rodent and nonrodent.</w:t>
             </w:r>
           </w:p>
           <w:p>
@@ -5194,17 +4259,17 @@
                 <w:sz w:val="19"/>
                 <w:szCs w:val="19"/>
               </w:rPr>
-              <w:t xml:space="preserve">54–78%</w:t>
-            </w:r>
-            <w:r>
-              <w:rPr>
-                <w:rFonts w:ascii="Calibri" w:cs="Calibri" w:eastAsia="Calibri" w:hAnsi="Calibri"/>
-                <w:sz w:val="18"/>
-                <w:szCs w:val="18"/>
-              </w:rPr>
-              <w:t xml:space="preserve">  sensitivity — large animal to human (combined BP and HR) (</w:t>
-            </w:r>
-            <w:hyperlink w:history="1" r:id="rIdyfaehkvlfxcrsaxwxsxbx">
+              <w:t xml:space="preserve">0–62%</w:t>
+            </w:r>
+            <w:r>
+              <w:rPr>
+                <w:rFonts w:ascii="Calibri" w:cs="Calibri" w:eastAsia="Calibri" w:hAnsi="Calibri"/>
+                <w:sz w:val="18"/>
+                <w:szCs w:val="18"/>
+              </w:rPr>
+              <w:t xml:space="preserve">  ppv — 15 comparisons, median 27% — lowest PPV for Ophthalmology (0%), highest PPV for Liver (Rodent + Monkey, 'and' view) (62%) (</w:t>
+            </w:r>
+            <w:hyperlink w:history="1" r:id="rIdsogeua9lpgzraul3vurgg">
               <w:r>
                 <w:rPr>
                   <w:rFonts w:ascii="Calibri" w:cs="Calibri" w:eastAsia="Calibri" w:hAnsi="Calibri"/>
@@ -5213,7 +4278,7 @@
                   <w:szCs w:val="18"/>
                   <w:u w:val="single"/>
                 </w:rPr>
-                <w:t xml:space="preserve">Bhatt et al. 2019</w:t>
+                <w:t xml:space="preserve">Monticello et al. 2017</w:t>
               </w:r>
             </w:hyperlink>
             <w:r>
@@ -5237,17 +4302,17 @@
                 <w:sz w:val="19"/>
                 <w:szCs w:val="19"/>
               </w:rPr>
-              <w:t xml:space="preserve">79–83%</w:t>
-            </w:r>
-            <w:r>
-              <w:rPr>
-                <w:rFonts w:ascii="Calibri" w:cs="Calibri" w:eastAsia="Calibri" w:hAnsi="Calibri"/>
-                <w:sz w:val="18"/>
-                <w:szCs w:val="18"/>
-              </w:rPr>
-              <w:t xml:space="preserve">  specificity — large animal to human (combined BP and HR) (</w:t>
-            </w:r>
-            <w:hyperlink w:history="1" r:id="rIdszgufz86xjbenprwgnu2i">
+              <w:t xml:space="preserve">14–96%</w:t>
+            </w:r>
+            <w:r>
+              <w:rPr>
+                <w:rFonts w:ascii="Calibri" w:cs="Calibri" w:eastAsia="Calibri" w:hAnsi="Calibri"/>
+                <w:sz w:val="18"/>
+                <w:szCs w:val="18"/>
+              </w:rPr>
+              <w:t xml:space="preserve">  npv — 15 comparisons, median 90% — lowest NPV for 'Other' (14%), highest NPV for Ophthalmology (96%) (</w:t>
+            </w:r>
+            <w:hyperlink w:history="1" r:id="rIdz4wpidmvkkncdk1fmfmmg">
               <w:r>
                 <w:rPr>
                   <w:rFonts w:ascii="Calibri" w:cs="Calibri" w:eastAsia="Calibri" w:hAnsi="Calibri"/>
@@ -5256,7 +4321,7 @@
                   <w:szCs w:val="18"/>
                   <w:u w:val="single"/>
                 </w:rPr>
-                <w:t xml:space="preserve">Bhatt et al. 2019</w:t>
+                <w:t xml:space="preserve">Monticello et al. 2017</w:t>
               </w:r>
             </w:hyperlink>
             <w:r>
@@ -5280,17 +4345,17 @@
                 <w:sz w:val="19"/>
                 <w:szCs w:val="19"/>
               </w:rPr>
-              <w:t xml:space="preserve">1.5–3</w:t>
-            </w:r>
-            <w:r>
-              <w:rPr>
-                <w:rFonts w:ascii="Calibri" w:cs="Calibri" w:eastAsia="Calibri" w:hAnsi="Calibri"/>
-                <w:sz w:val="18"/>
-                <w:szCs w:val="18"/>
-              </w:rPr>
-              <w:t xml:space="preserve">  multiple, n=48 n=48 — Critical concentration multiple for 10ms QTc increase (moxifloxacin) (</w:t>
-            </w:r>
-            <w:hyperlink w:history="1" r:id="rId5yrlwm68h99eieew6jjbv">
+              <w:t xml:space="preserve">20–40%</w:t>
+            </w:r>
+            <w:r>
+              <w:rPr>
+                <w:rFonts w:ascii="Calibri" w:cs="Calibri" w:eastAsia="Calibri" w:hAnsi="Calibri"/>
+                <w:sz w:val="18"/>
+                <w:szCs w:val="18"/>
+              </w:rPr>
+              <w:t xml:space="preserve">  pru — 2 comparisons, median 30% — lowest Proportionate Reduction in Uncertainty (PRU) for GI (Rodent) (20%), highest Proportionate Reduction in Uncertainty (PRU) for Nervous System (Rodent) (40%) (</w:t>
+            </w:r>
+            <w:hyperlink w:history="1" r:id="rIdpfg-5oidqrxktuidf2wtf">
               <w:r>
                 <w:rPr>
                   <w:rFonts w:ascii="Calibri" w:cs="Calibri" w:eastAsia="Calibri" w:hAnsi="Calibri"/>
@@ -5299,7 +4364,7 @@
                   <w:szCs w:val="18"/>
                   <w:u w:val="single"/>
                 </w:rPr>
-                <w:t xml:space="preserve">Sadko et al. 2024</w:t>
+                <w:t xml:space="preserve">Monticello et al. 2017</w:t>
               </w:r>
             </w:hyperlink>
             <w:r>
@@ -5323,17 +4388,17 @@
                 <w:sz w:val="19"/>
                 <w:szCs w:val="19"/>
               </w:rPr>
-              <w:t xml:space="preserve">10.9</w:t>
-            </w:r>
-            <w:r>
-              <w:rPr>
-                <w:rFonts w:ascii="Calibri" w:cs="Calibri" w:eastAsia="Calibri" w:hAnsi="Calibri"/>
-                <w:sz w:val="18"/>
-                <w:szCs w:val="18"/>
-              </w:rPr>
-              <w:t xml:space="preserve">  mean, n=48 n=48 — QTc increase at critical concentration (moxifloxacin) (</w:t>
-            </w:r>
-            <w:hyperlink w:history="1" r:id="rIdcpiuigiv4-pwhs3h3jwll">
+              <w:t xml:space="preserve">60%</w:t>
+            </w:r>
+            <w:r>
+              <w:rPr>
+                <w:rFonts w:ascii="Calibri" w:cs="Calibri" w:eastAsia="Calibri" w:hAnsi="Calibri"/>
+                <w:sz w:val="18"/>
+                <w:szCs w:val="18"/>
+              </w:rPr>
+              <w:t xml:space="preserve">  sensitivity — Sensitivity for Liver (Rodent) (</w:t>
+            </w:r>
+            <w:hyperlink w:history="1" r:id="rIdchjowoqtstuach5r1rosq">
               <w:r>
                 <w:rPr>
                   <w:rFonts w:ascii="Calibri" w:cs="Calibri" w:eastAsia="Calibri" w:hAnsi="Calibri"/>
@@ -5342,7 +4407,7 @@
                   <w:szCs w:val="18"/>
                   <w:u w:val="single"/>
                 </w:rPr>
-                <w:t xml:space="preserve">Sadko et al. 2024</w:t>
+                <w:t xml:space="preserve">Monticello et al. 2017</w:t>
               </w:r>
             </w:hyperlink>
             <w:r>
@@ -5366,17 +4431,17 @@
                 <w:sz w:val="19"/>
                 <w:szCs w:val="19"/>
               </w:rPr>
-              <w:t xml:space="preserve">0</w:t>
-            </w:r>
-            <w:r>
-              <w:rPr>
-                <w:rFonts w:ascii="Calibri" w:cs="Calibri" w:eastAsia="Calibri" w:hAnsi="Calibri"/>
-                <w:sz w:val="18"/>
-                <w:szCs w:val="18"/>
-              </w:rPr>
-              <w:t xml:space="preserve">  change, n=48 n=48 — QTc increase at critical concentration (mock drug) (</w:t>
-            </w:r>
-            <w:hyperlink w:history="1" r:id="rIdq0pen_hjrzptfr5v2mvon">
+              <w:t xml:space="preserve">68%</w:t>
+            </w:r>
+            <w:r>
+              <w:rPr>
+                <w:rFonts w:ascii="Calibri" w:cs="Calibri" w:eastAsia="Calibri" w:hAnsi="Calibri"/>
+                <w:sz w:val="18"/>
+                <w:szCs w:val="18"/>
+              </w:rPr>
+              <w:t xml:space="preserve">  specificity — Specificity for Liver (Rodent) (</w:t>
+            </w:r>
+            <w:hyperlink w:history="1" r:id="rId0pfwkugqlfelvjgn7vypm">
               <w:r>
                 <w:rPr>
                   <w:rFonts w:ascii="Calibri" w:cs="Calibri" w:eastAsia="Calibri" w:hAnsi="Calibri"/>
@@ -5385,50 +4450,7 @@
                   <w:szCs w:val="18"/>
                   <w:u w:val="single"/>
                 </w:rPr>
-                <w:t xml:space="preserve">Sadko et al. 2024</w:t>
-              </w:r>
-            </w:hyperlink>
-            <w:r>
-              <w:rPr>
-                <w:rFonts w:ascii="Calibri" w:cs="Calibri" w:eastAsia="Calibri" w:hAnsi="Calibri"/>
-                <w:sz w:val="18"/>
-                <w:szCs w:val="18"/>
-              </w:rPr>
-              <w:t xml:space="preserve">)</w:t>
-            </w:r>
-          </w:p>
-          <w:p>
-            <w:pPr>
-              <w:spacing w:after="70"/>
-            </w:pPr>
-            <w:r>
-              <w:rPr>
-                <w:rFonts w:ascii="Calibri" w:cs="Calibri" w:eastAsia="Calibri" w:hAnsi="Calibri"/>
-                <w:b/>
-                <w:bCs/>
-                <w:sz w:val="19"/>
-                <w:szCs w:val="19"/>
-              </w:rPr>
-              <w:t xml:space="preserve">10</w:t>
-            </w:r>
-            <w:r>
-              <w:rPr>
-                <w:rFonts w:ascii="Calibri" w:cs="Calibri" w:eastAsia="Calibri" w:hAnsi="Calibri"/>
-                <w:sz w:val="18"/>
-                <w:szCs w:val="18"/>
-              </w:rPr>
-              <w:t xml:space="preserve">  mean, n=48 n=48 — QTc increase over 24h (moxifloxacin) (</w:t>
-            </w:r>
-            <w:hyperlink w:history="1" r:id="rIdeagnphalypoezoc6fpk6g">
-              <w:r>
-                <w:rPr>
-                  <w:rFonts w:ascii="Calibri" w:cs="Calibri" w:eastAsia="Calibri" w:hAnsi="Calibri"/>
-                  <w:color w:val="1155CC"/>
-                  <w:sz w:val="18"/>
-                  <w:szCs w:val="18"/>
-                  <w:u w:val="single"/>
-                </w:rPr>
-                <w:t xml:space="preserve">Sadko et al. 2024</w:t>
+                <w:t xml:space="preserve">Monticello et al. 2017</w:t>
               </w:r>
             </w:hyperlink>
             <w:r>
@@ -5464,7 +4486,7 @@
                 <w:sz w:val="17"/>
                 <w:szCs w:val="17"/>
               </w:rPr>
-              <w:t xml:space="preserve">Predictive values are dependent on the prevalence of positives in the dataset. The paper notes that the prevalence in the dataset may be lower than "real world" prevalence.</w:t>
+              <w:t xml:space="preserve">The clinical positive prevalence for the entire database was 21%. For the 'other' organ system category, which consisted of subjective constitutional adverse events, the PPV was very low (9% for rodent, 0% for dog, 25% for NHP) and NPV was also very low (14% for rodent, 15% for dog, 16% for NHP). The paper notes that NPV is usually high because most findings are negative.</w:t>
             </w:r>
           </w:p>
         </w:tc>
@@ -5520,7 +4542,7 @@
                 <w:sz w:val="19"/>
                 <w:szCs w:val="19"/>
               </w:rPr>
-              <w:t xml:space="preserve">rat</w:t>
+              <w:t xml:space="preserve">dog</w:t>
             </w:r>
           </w:p>
           <w:p>
@@ -5534,7 +4556,7 @@
                 <w:sz w:val="17"/>
                 <w:szCs w:val="17"/>
               </w:rPr>
-              <w:t xml:space="preserve">1 study</w:t>
+              <w:t xml:space="preserve">4 studies</w:t>
             </w:r>
           </w:p>
           <w:p>
@@ -5548,7 +4570,21 @@
                 <w:sz w:val="16"/>
                 <w:szCs w:val="16"/>
               </w:rPr>
-              <w:t xml:space="preserve">1 partly supports</w:t>
+              <w:t xml:space="preserve">3 partly supports</w:t>
+            </w:r>
+          </w:p>
+          <w:p>
+            <w:pPr>
+              <w:spacing w:after="0"/>
+            </w:pPr>
+            <w:r>
+              <w:rPr>
+                <w:rFonts w:ascii="Calibri" w:cs="Calibri" w:eastAsia="Calibri" w:hAnsi="Calibri"/>
+                <w:color w:val="666666"/>
+                <w:sz w:val="16"/>
+                <w:szCs w:val="16"/>
+              </w:rPr>
+              <w:t xml:space="preserve">1 supports</w:t>
             </w:r>
           </w:p>
         </w:tc>
@@ -5572,11 +4608,11 @@
                 <w:rFonts w:ascii="Calibri" w:cs="Calibri" w:eastAsia="Calibri" w:hAnsi="Calibri"/>
                 <w:b/>
                 <w:bCs/>
-                <w:color w:val="7A5B00"/>
+                <w:color w:val="15603A"/>
                 <w:sz w:val="16"/>
                 <w:szCs w:val="16"/>
               </w:rPr>
-              <w:t xml:space="preserve">MIXED</w:t>
+              <w:t xml:space="preserve">EVIDENCE FAVOURS THE MODEL</w:t>
             </w:r>
           </w:p>
           <w:p>
@@ -5589,7 +4625,7 @@
                 <w:sz w:val="18"/>
                 <w:szCs w:val="18"/>
               </w:rPr>
-              <w:t xml:space="preserve">Bhatt et al. 2019: Rat findings tracked large-animal changes for combined BP+HR (sensitivity 84%, specificity 71%, PPV 90%, NPV 60%) but were weaker for single endpoints (HR sensitivity 64%, BP specificity 59%) and 23–26% showed opposite direction of change. Predictive values may be inflated because dataset prevalence may be lower than real-world.</w:t>
+              <w:t xml:space="preserve">Dog safety-pharmacology generally tracked human outcomes: Pollard et al. 2017 reported dog QTc AUC ≈0.81 (0.91 excluding β2‑agonists); Valentin et al. 2022 found 91% of human QT‑prolongers were positive in animals; Bhatt et al. 2019 found combined BP/HR sensitivity 78% and specificity 79%. Main qualification: Valentin also reported 31% overall discordance and performance varied by assay and drug class.</w:t>
             </w:r>
           </w:p>
           <w:p>
@@ -5614,7 +4650,7 @@
                 <w:sz w:val="17"/>
                 <w:szCs w:val="17"/>
               </w:rPr>
-              <w:t xml:space="preserve">The 23–26% range reflects separate opposite-direction percentages reported for HR versus BP.</w:t>
+              <w:t xml:space="preserve">Performance varies by assay, endpoint and drug class (e.g., excluding β2‑agonists raised AUC from 0.81 to 0.91).</w:t>
             </w:r>
           </w:p>
           <w:p>
@@ -5645,17 +4681,60 @@
                 <w:sz w:val="19"/>
                 <w:szCs w:val="19"/>
               </w:rPr>
-              <w:t xml:space="preserve">64–84%</w:t>
-            </w:r>
-            <w:r>
-              <w:rPr>
-                <w:rFonts w:ascii="Calibri" w:cs="Calibri" w:eastAsia="Calibri" w:hAnsi="Calibri"/>
-                <w:sz w:val="18"/>
-                <w:szCs w:val="18"/>
-              </w:rPr>
-              <w:t xml:space="preserve">  sensitivity — rat to large animal (combined BP and HR) (</w:t>
-            </w:r>
-            <w:hyperlink w:history="1" r:id="rIdhw2uh9jvj1-rodo-ldujv">
+              <w:t xml:space="preserve">0.78–0.92</w:t>
+            </w:r>
+            <w:r>
+              <w:rPr>
+                <w:rFonts w:ascii="Calibri" w:cs="Calibri" w:eastAsia="Calibri" w:hAnsi="Calibri"/>
+                <w:sz w:val="18"/>
+                <w:szCs w:val="18"/>
+              </w:rPr>
+              <w:t xml:space="preserve">  auc — 6 comparisons, median 0.81 — lowest concordance between hERG potency and clinical QTc outcome (0.78), highest concordance between hERG safety margin and clinical QTc outcome (excluding β2-adrenoceptor agonists) (0.92) (</w:t>
+            </w:r>
+            <w:hyperlink w:history="1" r:id="rId4vvsgvmju2o7rvhrehbyj">
+              <w:r>
+                <w:rPr>
+                  <w:rFonts w:ascii="Calibri" w:cs="Calibri" w:eastAsia="Calibri" w:hAnsi="Calibri"/>
+                  <w:color w:val="1155CC"/>
+                  <w:sz w:val="18"/>
+                  <w:szCs w:val="18"/>
+                  <w:u w:val="single"/>
+                </w:rPr>
+                <w:t xml:space="preserve">Pollard et al. 2017</w:t>
+              </w:r>
+            </w:hyperlink>
+            <w:r>
+              <w:rPr>
+                <w:rFonts w:ascii="Calibri" w:cs="Calibri" w:eastAsia="Calibri" w:hAnsi="Calibri"/>
+                <w:sz w:val="18"/>
+                <w:szCs w:val="18"/>
+              </w:rPr>
+              <w:t xml:space="preserve">)</w:t>
+            </w:r>
+          </w:p>
+          <w:p>
+            <w:pPr>
+              <w:spacing w:after="70"/>
+            </w:pPr>
+            <w:r>
+              <w:rPr>
+                <w:rFonts w:ascii="Calibri" w:cs="Calibri" w:eastAsia="Calibri" w:hAnsi="Calibri"/>
+                <w:b/>
+                <w:bCs/>
+                <w:sz w:val="19"/>
+                <w:szCs w:val="19"/>
+              </w:rPr>
+              <w:t xml:space="preserve">54–78%</w:t>
+            </w:r>
+            <w:r>
+              <w:rPr>
+                <w:rFonts w:ascii="Calibri" w:cs="Calibri" w:eastAsia="Calibri" w:hAnsi="Calibri"/>
+                <w:sz w:val="18"/>
+                <w:szCs w:val="18"/>
+              </w:rPr>
+              <w:t xml:space="preserve">  sensitivity — 3 comparisons, median 71% — lowest large animal to human (HR only) (54%), highest large animal to human (combined BP and HR) (78%) (</w:t>
+            </w:r>
+            <w:hyperlink w:history="1" r:id="rId_vt4xlfqcaj4oei07gdyo">
               <w:r>
                 <w:rPr>
                   <w:rFonts w:ascii="Calibri" w:cs="Calibri" w:eastAsia="Calibri" w:hAnsi="Calibri"/>
@@ -5688,17 +4767,17 @@
                 <w:sz w:val="19"/>
                 <w:szCs w:val="19"/>
               </w:rPr>
-              <w:t xml:space="preserve">59–71%</w:t>
-            </w:r>
-            <w:r>
-              <w:rPr>
-                <w:rFonts w:ascii="Calibri" w:cs="Calibri" w:eastAsia="Calibri" w:hAnsi="Calibri"/>
-                <w:sz w:val="18"/>
-                <w:szCs w:val="18"/>
-              </w:rPr>
-              <w:t xml:space="preserve">  specificity — rat to large animal (combined BP and HR) (</w:t>
-            </w:r>
-            <w:hyperlink w:history="1" r:id="rIdvqsavv0dhp3gjzxmdplq9">
+              <w:t xml:space="preserve">79–83%</w:t>
+            </w:r>
+            <w:r>
+              <w:rPr>
+                <w:rFonts w:ascii="Calibri" w:cs="Calibri" w:eastAsia="Calibri" w:hAnsi="Calibri"/>
+                <w:sz w:val="18"/>
+                <w:szCs w:val="18"/>
+              </w:rPr>
+              <w:t xml:space="preserve">  specificity — 3 comparisons, median 83% — lowest large animal to human (combined BP and HR) (79%), highest large animal to human (BP only) (83%) (</w:t>
+            </w:r>
+            <w:hyperlink w:history="1" r:id="rIdycjqee62n_9-k1hqu6r4o">
               <w:r>
                 <w:rPr>
                   <w:rFonts w:ascii="Calibri" w:cs="Calibri" w:eastAsia="Calibri" w:hAnsi="Calibri"/>
@@ -5731,17 +4810,17 @@
                 <w:sz w:val="19"/>
                 <w:szCs w:val="19"/>
               </w:rPr>
-              <w:t xml:space="preserve">23–26%</w:t>
-            </w:r>
-            <w:r>
-              <w:rPr>
-                <w:rFonts w:ascii="Calibri" w:cs="Calibri" w:eastAsia="Calibri" w:hAnsi="Calibri"/>
-                <w:sz w:val="18"/>
-                <w:szCs w:val="18"/>
-              </w:rPr>
-              <w:t xml:space="preserve">  opposite direction of change — rat to large animal (directionality of HR change) (</w:t>
-            </w:r>
-            <w:hyperlink w:history="1" r:id="rIdhgnautx77ogmabyutfsbl">
+              <w:t xml:space="preserve">-0.04–16.6</w:t>
+            </w:r>
+            <w:r>
+              <w:rPr>
+                <w:rFonts w:ascii="Calibri" w:cs="Calibri" w:eastAsia="Calibri" w:hAnsi="Calibri"/>
+                <w:sz w:val="18"/>
+                <w:szCs w:val="18"/>
+              </w:rPr>
+              <w:t xml:space="preserve">  mean — 3 comparisons, median 16.6 — lowest QTc increase over 24h (mock drug) (-0.04), highest QTc increase at critical concentration (moxifloxacin) (16.6) (</w:t>
+            </w:r>
+            <w:hyperlink w:history="1" r:id="rIdoq7ffc4cdg_1lecbfonrs">
               <w:r>
                 <w:rPr>
                   <w:rFonts w:ascii="Calibri" w:cs="Calibri" w:eastAsia="Calibri" w:hAnsi="Calibri"/>
@@ -5750,7 +4829,7 @@
                   <w:szCs w:val="18"/>
                   <w:u w:val="single"/>
                 </w:rPr>
-                <w:t xml:space="preserve">Bhatt et al. 2019</w:t>
+                <w:t xml:space="preserve">Sadko et al. 2024</w:t>
               </w:r>
             </w:hyperlink>
             <w:r>
@@ -5774,17 +4853,17 @@
                 <w:sz w:val="19"/>
                 <w:szCs w:val="19"/>
               </w:rPr>
-              <w:t xml:space="preserve">90%</w:t>
-            </w:r>
-            <w:r>
-              <w:rPr>
-                <w:rFonts w:ascii="Calibri" w:cs="Calibri" w:eastAsia="Calibri" w:hAnsi="Calibri"/>
-                <w:sz w:val="18"/>
-                <w:szCs w:val="18"/>
-              </w:rPr>
-              <w:t xml:space="preserve">  positive predictive value — rat to large animal (combined BP and HR) (</w:t>
-            </w:r>
-            <w:hyperlink w:history="1" r:id="rIdeq9mkphbtsdyfgzdsv6zc">
+              <w:t xml:space="preserve">1.7–3</w:t>
+            </w:r>
+            <w:r>
+              <w:rPr>
+                <w:rFonts w:ascii="Calibri" w:cs="Calibri" w:eastAsia="Calibri" w:hAnsi="Calibri"/>
+                <w:sz w:val="18"/>
+                <w:szCs w:val="18"/>
+              </w:rPr>
+              <w:t xml:space="preserve">  multiple — 2 comparisons, median 2.35 — lowest Critical concentration multiple for 10ms QTc increase (moxifloxacin) (1.7), highest Critical concentration multiple for 10ms QTc increase (mock drug) (3) (</w:t>
+            </w:r>
+            <w:hyperlink w:history="1" r:id="rIdwy5bqlfk3hzgomnyijjr7">
               <w:r>
                 <w:rPr>
                   <w:rFonts w:ascii="Calibri" w:cs="Calibri" w:eastAsia="Calibri" w:hAnsi="Calibri"/>
@@ -5793,7 +4872,7 @@
                   <w:szCs w:val="18"/>
                   <w:u w:val="single"/>
                 </w:rPr>
-                <w:t xml:space="preserve">Bhatt et al. 2019</w:t>
+                <w:t xml:space="preserve">Sadko et al. 2024</w:t>
               </w:r>
             </w:hyperlink>
             <w:r>
@@ -5817,17 +4896,17 @@
                 <w:sz w:val="19"/>
                 <w:szCs w:val="19"/>
               </w:rPr>
-              <w:t xml:space="preserve">60%</w:t>
-            </w:r>
-            <w:r>
-              <w:rPr>
-                <w:rFonts w:ascii="Calibri" w:cs="Calibri" w:eastAsia="Calibri" w:hAnsi="Calibri"/>
-                <w:sz w:val="18"/>
-                <w:szCs w:val="18"/>
-              </w:rPr>
-              <w:t xml:space="preserve">  negative predictive value — rat to large animal (combined BP and HR) (</w:t>
-            </w:r>
-            <w:hyperlink w:history="1" r:id="rIdkktwghwi8bywrgtqv4qki">
+              <w:t xml:space="preserve">0.81</w:t>
+            </w:r>
+            <w:r>
+              <w:rPr>
+                <w:rFonts w:ascii="Calibri" w:cs="Calibri" w:eastAsia="Calibri" w:hAnsi="Calibri"/>
+                <w:sz w:val="18"/>
+                <w:szCs w:val="18"/>
+              </w:rPr>
+              <w:t xml:space="preserve">  concordance rate, n=24 drugs — concordance rate of in vivo dog assay for clinical QT outcome (</w:t>
+            </w:r>
+            <w:hyperlink w:history="1" r:id="rId5kantdjoj8dcv43obwfs0">
               <w:r>
                 <w:rPr>
                   <w:rFonts w:ascii="Calibri" w:cs="Calibri" w:eastAsia="Calibri" w:hAnsi="Calibri"/>
@@ -5836,7 +4915,7 @@
                   <w:szCs w:val="18"/>
                   <w:u w:val="single"/>
                 </w:rPr>
-                <w:t xml:space="preserve">Bhatt et al. 2019</w:t>
+                <w:t xml:space="preserve">Valentin et al. 2022</w:t>
               </w:r>
             </w:hyperlink>
             <w:r>
@@ -5900,7 +4979,7 @@
                 <w:sz w:val="19"/>
                 <w:szCs w:val="19"/>
               </w:rPr>
-              <w:t xml:space="preserve">Disease biology</w:t>
+              <w:t xml:space="preserve">Safety pharmacology</w:t>
             </w:r>
           </w:p>
         </w:tc>
@@ -5926,7 +5005,7 @@
                 <w:sz w:val="19"/>
                 <w:szCs w:val="19"/>
               </w:rPr>
-              <w:t xml:space="preserve">mouse</w:t>
+              <w:t xml:space="preserve">non-human primate</w:t>
             </w:r>
           </w:p>
           <w:p>
@@ -5940,7 +5019,7 @@
                 <w:sz w:val="17"/>
                 <w:szCs w:val="17"/>
               </w:rPr>
-              <w:t xml:space="preserve">11 studies</w:t>
+              <w:t xml:space="preserve">2 studies</w:t>
             </w:r>
           </w:p>
           <w:p>
@@ -5954,7 +5033,7 @@
                 <w:sz w:val="16"/>
                 <w:szCs w:val="16"/>
               </w:rPr>
-              <w:t xml:space="preserve">6 partly supports</w:t>
+              <w:t xml:space="preserve">1 partly supports</w:t>
             </w:r>
           </w:p>
           <w:p>
@@ -5968,21 +5047,7 @@
                 <w:sz w:val="16"/>
                 <w:szCs w:val="16"/>
               </w:rPr>
-              <w:t xml:space="preserve">3 supports</w:t>
-            </w:r>
-          </w:p>
-          <w:p>
-            <w:pPr>
-              <w:spacing w:after="0"/>
-            </w:pPr>
-            <w:r>
-              <w:rPr>
-                <w:rFonts w:ascii="Calibri" w:cs="Calibri" w:eastAsia="Calibri" w:hAnsi="Calibri"/>
-                <w:color w:val="666666"/>
-                <w:sz w:val="16"/>
-                <w:szCs w:val="16"/>
-              </w:rPr>
-              <w:t xml:space="preserve">2 does not support</w:t>
+              <w:t xml:space="preserve">1 supports</w:t>
             </w:r>
           </w:p>
         </w:tc>
@@ -6005,11 +5070,11 @@
                 <w:rFonts w:ascii="Calibri" w:cs="Calibri" w:eastAsia="Calibri" w:hAnsi="Calibri"/>
                 <w:b/>
                 <w:bCs/>
-                <w:color w:val="7A5B00"/>
+                <w:color w:val="15603A"/>
                 <w:sz w:val="16"/>
                 <w:szCs w:val="16"/>
               </w:rPr>
-              <w:t xml:space="preserve">MIXED</w:t>
+              <w:t xml:space="preserve">EVIDENCE FAVOURS THE MODEL</w:t>
             </w:r>
           </w:p>
           <w:p>
@@ -6022,59 +5087,7 @@
                 <w:sz w:val="18"/>
                 <w:szCs w:val="18"/>
               </w:rPr>
-              <w:t xml:space="preserve">Evidence is mixed: some mouse–human transcriptome comparisons agree (Takao et al. 2015: Spearman r 0.43–0.68; 77–93% genes same direction), but others show near‑zero genome‑wide concordance (Seok et al. 2013: R^2 ≤0.09; Kodamullil et al. 2017: 12% genes mimicked).</w:t>
-            </w:r>
-          </w:p>
-          <w:p>
-            <w:pPr>
-              <w:spacing w:after="50"/>
-            </w:pPr>
-            <w:r>
-              <w:rPr>
-                <w:rFonts w:ascii="Calibri" w:cs="Calibri" w:eastAsia="Calibri" w:hAnsi="Calibri"/>
-                <w:b/>
-                <w:bCs/>
-                <w:color w:val="8A6D00"/>
-                <w:sz w:val="17"/>
-                <w:szCs w:val="17"/>
-              </w:rPr>
-              <w:t xml:space="preserve">Negative controls. </w:t>
-            </w:r>
-            <w:r>
-              <w:rPr>
-                <w:rFonts w:ascii="Calibri" w:cs="Calibri" w:eastAsia="Calibri" w:hAnsi="Calibri"/>
-                <w:i/>
-                <w:iCs/>
-                <w:color w:val="8A6D00"/>
-                <w:sz w:val="17"/>
-                <w:szCs w:val="17"/>
-              </w:rPr>
-              <w:t xml:space="preserve">Seok et al. 2013 notes the 'same direction' metric has a ~50% random baseline. These are designed to score low and are excluded from the reading above.</w:t>
-            </w:r>
-          </w:p>
-          <w:p>
-            <w:pPr>
-              <w:spacing w:after="60"/>
-            </w:pPr>
-            <w:r>
-              <w:rPr>
-                <w:rFonts w:ascii="Calibri" w:cs="Calibri" w:eastAsia="Calibri" w:hAnsi="Calibri"/>
-                <w:b/>
-                <w:bCs/>
-                <w:color w:val="555555"/>
-                <w:sz w:val="17"/>
-                <w:szCs w:val="17"/>
-              </w:rPr>
-              <w:t xml:space="preserve">What varies across the range. </w:t>
-            </w:r>
-            <w:r>
-              <w:rPr>
-                <w:rFonts w:ascii="Calibri" w:cs="Calibri" w:eastAsia="Calibri" w:hAnsi="Calibri"/>
-                <w:color w:val="555555"/>
-                <w:sz w:val="17"/>
-                <w:szCs w:val="17"/>
-              </w:rPr>
-              <w:t xml:space="preserve">Ranges arise from different models, thresholds, timepoints and whether analyses use genome-wide vs pathway/leading‑edge gene sets.</w:t>
+              <w:t xml:space="preserve">Evidence shows NHP cardiovascular safety signals generally tracked human outcomes: Bhatt et al. 2019 reported large-animal→human combined BP/HR sensitivity 78% and specificity 79%; Sadko et al. 2024 found moxifloxacin QTc ≈10.9 ms in NHP vs ~10 ms in humans. Caveat: HR-only sensitivity 54%, PPV 52%, and predictive values depend on prevalence.</w:t>
             </w:r>
           </w:p>
           <w:p>
@@ -6105,17 +5118,17 @@
                 <w:sz w:val="19"/>
                 <w:szCs w:val="19"/>
               </w:rPr>
-              <w:t xml:space="preserve">47–93.2%</w:t>
-            </w:r>
-            <w:r>
-              <w:rPr>
-                <w:rFonts w:ascii="Calibri" w:cs="Calibri" w:eastAsia="Calibri" w:hAnsi="Calibri"/>
-                <w:sz w:val="18"/>
-                <w:szCs w:val="18"/>
-              </w:rPr>
-              <w:t xml:space="preserve">  percentage, n=4,918 human genes — percentage of genes changed in the same direction between human conditions and mouse orthologs in mouse models (</w:t>
-            </w:r>
-            <w:hyperlink w:history="1" r:id="rIdr_on78fikmphl24avkbil">
+              <w:t xml:space="preserve">54–78%</w:t>
+            </w:r>
+            <w:r>
+              <w:rPr>
+                <w:rFonts w:ascii="Calibri" w:cs="Calibri" w:eastAsia="Calibri" w:hAnsi="Calibri"/>
+                <w:sz w:val="18"/>
+                <w:szCs w:val="18"/>
+              </w:rPr>
+              <w:t xml:space="preserve">  sensitivity — 3 comparisons, median 71% — lowest large animal to human (HR only) (54%), highest large animal to human (combined BP and HR) (78%) (</w:t>
+            </w:r>
+            <w:hyperlink w:history="1" r:id="rId5vjdy8pw0h5chuzeidhdw">
               <w:r>
                 <w:rPr>
                   <w:rFonts w:ascii="Calibri" w:cs="Calibri" w:eastAsia="Calibri" w:hAnsi="Calibri"/>
@@ -6124,7 +5137,7 @@
                   <w:szCs w:val="18"/>
                   <w:u w:val="single"/>
                 </w:rPr>
-                <w:t xml:space="preserve">Seok et al. 2013</w:t>
+                <w:t xml:space="preserve">Bhatt et al. 2019</w:t>
               </w:r>
             </w:hyperlink>
             <w:r>
@@ -6133,9 +5146,32 @@
                 <w:sz w:val="18"/>
                 <w:szCs w:val="18"/>
               </w:rPr>
-              <w:t xml:space="preserve"> · </w:t>
-            </w:r>
-            <w:hyperlink w:history="1" r:id="rIdysc-5rwwgdga9uxtswmzp">
+              <w:t xml:space="preserve">)</w:t>
+            </w:r>
+          </w:p>
+          <w:p>
+            <w:pPr>
+              <w:spacing w:after="70"/>
+            </w:pPr>
+            <w:r>
+              <w:rPr>
+                <w:rFonts w:ascii="Calibri" w:cs="Calibri" w:eastAsia="Calibri" w:hAnsi="Calibri"/>
+                <w:b/>
+                <w:bCs/>
+                <w:sz w:val="19"/>
+                <w:szCs w:val="19"/>
+              </w:rPr>
+              <w:t xml:space="preserve">79–83%</w:t>
+            </w:r>
+            <w:r>
+              <w:rPr>
+                <w:rFonts w:ascii="Calibri" w:cs="Calibri" w:eastAsia="Calibri" w:hAnsi="Calibri"/>
+                <w:sz w:val="18"/>
+                <w:szCs w:val="18"/>
+              </w:rPr>
+              <w:t xml:space="preserve">  specificity — 3 comparisons, median 83% — lowest large animal to human (combined BP and HR) (79%), highest large animal to human (BP only) (83%) (</w:t>
+            </w:r>
+            <w:hyperlink w:history="1" r:id="rIdrtvjpbmvvfscberp4car5">
               <w:r>
                 <w:rPr>
                   <w:rFonts w:ascii="Calibri" w:cs="Calibri" w:eastAsia="Calibri" w:hAnsi="Calibri"/>
@@ -6144,7 +5180,7 @@
                   <w:szCs w:val="18"/>
                   <w:u w:val="single"/>
                 </w:rPr>
-                <w:t xml:space="preserve">Takao et al. 2015</w:t>
+                <w:t xml:space="preserve">Bhatt et al. 2019</w:t>
               </w:r>
             </w:hyperlink>
             <w:r>
@@ -6168,17 +5204,17 @@
                 <w:sz w:val="19"/>
                 <w:szCs w:val="19"/>
               </w:rPr>
-              <w:t xml:space="preserve">-0.01–0.08</w:t>
-            </w:r>
-            <w:r>
-              <w:rPr>
-                <w:rFonts w:ascii="Calibri" w:cs="Calibri" w:eastAsia="Calibri" w:hAnsi="Calibri"/>
-                <w:sz w:val="18"/>
-                <w:szCs w:val="18"/>
-              </w:rPr>
-              <w:t xml:space="preserve">  pearson correlation (r^2) — correlation of gene response between human burn and mouse burn (</w:t>
-            </w:r>
-            <w:hyperlink w:history="1" r:id="rIdhtnmlhb6a9ibedu1-o5eh">
+              <w:t xml:space="preserve">-1.17–10.9</w:t>
+            </w:r>
+            <w:r>
+              <w:rPr>
+                <w:rFonts w:ascii="Calibri" w:cs="Calibri" w:eastAsia="Calibri" w:hAnsi="Calibri"/>
+                <w:sz w:val="18"/>
+                <w:szCs w:val="18"/>
+              </w:rPr>
+              <w:t xml:space="preserve">  mean — 3 comparisons, median 10 — lowest QTc increase over 24h (mock drug) (-1.17), highest QTc increase at critical concentration (moxifloxacin) (10.9) (</w:t>
+            </w:r>
+            <w:hyperlink w:history="1" r:id="rIdwdomw-4ns3wuccqxfwr7c">
               <w:r>
                 <w:rPr>
                   <w:rFonts w:ascii="Calibri" w:cs="Calibri" w:eastAsia="Calibri" w:hAnsi="Calibri"/>
@@ -6187,7 +5223,7 @@
                   <w:szCs w:val="18"/>
                   <w:u w:val="single"/>
                 </w:rPr>
-                <w:t xml:space="preserve">Seok et al. 2013</w:t>
+                <w:t xml:space="preserve">Sadko et al. 2024</w:t>
               </w:r>
             </w:hyperlink>
             <w:r>
@@ -6211,17 +5247,17 @@
                 <w:sz w:val="19"/>
                 <w:szCs w:val="19"/>
               </w:rPr>
-              <w:t xml:space="preserve">3.3e-30–2.2e-09</w:t>
-            </w:r>
-            <w:r>
-              <w:rPr>
-                <w:rFonts w:ascii="Calibri" w:cs="Calibri" w:eastAsia="Calibri" w:hAnsi="Calibri"/>
-                <w:sz w:val="18"/>
-                <w:szCs w:val="18"/>
-              </w:rPr>
-              <w:t xml:space="preserve">  p value — Overlap P value for 'lymphocyte differentiation' genes down-regulated in mouse burn (</w:t>
-            </w:r>
-            <w:hyperlink w:history="1" r:id="rIddz4nv9nxqgasafy7x9sle">
+              <w:t xml:space="preserve">1.5–3</w:t>
+            </w:r>
+            <w:r>
+              <w:rPr>
+                <w:rFonts w:ascii="Calibri" w:cs="Calibri" w:eastAsia="Calibri" w:hAnsi="Calibri"/>
+                <w:sz w:val="18"/>
+                <w:szCs w:val="18"/>
+              </w:rPr>
+              <w:t xml:space="preserve">  multiple — 2 comparisons, median 2.25 — lowest Critical concentration multiple for 10ms QTc increase (moxifloxacin) (1.5), highest Critical concentration multiple for 10ms QTc increase (mock drug) (3) (</w:t>
+            </w:r>
+            <w:hyperlink w:history="1" r:id="rIdflwoubdoaytrrgfqzbanp">
               <w:r>
                 <w:rPr>
                   <w:rFonts w:ascii="Calibri" w:cs="Calibri" w:eastAsia="Calibri" w:hAnsi="Calibri"/>
@@ -6230,7 +5266,7 @@
                   <w:szCs w:val="18"/>
                   <w:u w:val="single"/>
                 </w:rPr>
-                <w:t xml:space="preserve">Takao et al. 2015</w:t>
+                <w:t xml:space="preserve">Sadko et al. 2024</w:t>
               </w:r>
             </w:hyperlink>
             <w:r>
@@ -6254,17 +5290,17 @@
                 <w:sz w:val="19"/>
                 <w:szCs w:val="19"/>
               </w:rPr>
-              <w:t xml:space="preserve">8.7e-25–0.0003</w:t>
-            </w:r>
-            <w:r>
-              <w:rPr>
-                <w:rFonts w:ascii="Calibri" w:cs="Calibri" w:eastAsia="Calibri" w:hAnsi="Calibri"/>
-                <w:sz w:val="18"/>
-                <w:szCs w:val="18"/>
-              </w:rPr>
-              <w:t xml:space="preserve">  p value — Overlap P value for 'translocation of ZAP-70 to immunological synapse' genes down-regulated in human burn (</w:t>
-            </w:r>
-            <w:hyperlink w:history="1" r:id="rIdrr34mx9ev72zjfenl_izd">
+              <w:t xml:space="preserve">52%</w:t>
+            </w:r>
+            <w:r>
+              <w:rPr>
+                <w:rFonts w:ascii="Calibri" w:cs="Calibri" w:eastAsia="Calibri" w:hAnsi="Calibri"/>
+                <w:sz w:val="18"/>
+                <w:szCs w:val="18"/>
+              </w:rPr>
+              <w:t xml:space="preserve">  positive predictive value — large animal to human (combined BP and HR) (</w:t>
+            </w:r>
+            <w:hyperlink w:history="1" r:id="rIdcmkzuqbq8toun_c0aomaf">
               <w:r>
                 <w:rPr>
                   <w:rFonts w:ascii="Calibri" w:cs="Calibri" w:eastAsia="Calibri" w:hAnsi="Calibri"/>
@@ -6273,7 +5309,7 @@
                   <w:szCs w:val="18"/>
                   <w:u w:val="single"/>
                 </w:rPr>
-                <w:t xml:space="preserve">Takao et al. 2015</w:t>
+                <w:t xml:space="preserve">Bhatt et al. 2019</w:t>
               </w:r>
             </w:hyperlink>
             <w:r>
@@ -6297,17 +5333,17 @@
                 <w:sz w:val="19"/>
                 <w:szCs w:val="19"/>
               </w:rPr>
-              <w:t xml:space="preserve">4.1e-90–1.3e-16</w:t>
-            </w:r>
-            <w:r>
-              <w:rPr>
-                <w:rFonts w:ascii="Calibri" w:cs="Calibri" w:eastAsia="Calibri" w:hAnsi="Calibri"/>
-                <w:sz w:val="18"/>
-                <w:szCs w:val="18"/>
-              </w:rPr>
-              <w:t xml:space="preserve">  p value — Overlap P value for 'innate immune response' genes up-regulated in mouse burn (</w:t>
-            </w:r>
-            <w:hyperlink w:history="1" r:id="rIdz1gljce95m0tizrzvol6y">
+              <w:t xml:space="preserve">92%</w:t>
+            </w:r>
+            <w:r>
+              <w:rPr>
+                <w:rFonts w:ascii="Calibri" w:cs="Calibri" w:eastAsia="Calibri" w:hAnsi="Calibri"/>
+                <w:sz w:val="18"/>
+                <w:szCs w:val="18"/>
+              </w:rPr>
+              <w:t xml:space="preserve">  negative predictive value — large animal to human (combined BP and HR) (</w:t>
+            </w:r>
+            <w:hyperlink w:history="1" r:id="rIdgzsiifbnp-zcy3ossgphi">
               <w:r>
                 <w:rPr>
                   <w:rFonts w:ascii="Calibri" w:cs="Calibri" w:eastAsia="Calibri" w:hAnsi="Calibri"/>
@@ -6316,50 +5352,7 @@
                   <w:szCs w:val="18"/>
                   <w:u w:val="single"/>
                 </w:rPr>
-                <w:t xml:space="preserve">Takao et al. 2015</w:t>
-              </w:r>
-            </w:hyperlink>
-            <w:r>
-              <w:rPr>
-                <w:rFonts w:ascii="Calibri" w:cs="Calibri" w:eastAsia="Calibri" w:hAnsi="Calibri"/>
-                <w:sz w:val="18"/>
-                <w:szCs w:val="18"/>
-              </w:rPr>
-              <w:t xml:space="preserve">)</w:t>
-            </w:r>
-          </w:p>
-          <w:p>
-            <w:pPr>
-              <w:spacing w:after="70"/>
-            </w:pPr>
-            <w:r>
-              <w:rPr>
-                <w:rFonts w:ascii="Calibri" w:cs="Calibri" w:eastAsia="Calibri" w:hAnsi="Calibri"/>
-                <w:b/>
-                <w:bCs/>
-                <w:sz w:val="19"/>
-                <w:szCs w:val="19"/>
-              </w:rPr>
-              <w:t xml:space="preserve">6.5e-52–1.3e-09</w:t>
-            </w:r>
-            <w:r>
-              <w:rPr>
-                <w:rFonts w:ascii="Calibri" w:cs="Calibri" w:eastAsia="Calibri" w:hAnsi="Calibri"/>
-                <w:sz w:val="18"/>
-                <w:szCs w:val="18"/>
-              </w:rPr>
-              <w:t xml:space="preserve">  p value — Overlap P value for 'cytokine signaling in immune system' genes up-regulated in mouse sepsis (</w:t>
-            </w:r>
-            <w:hyperlink w:history="1" r:id="rIdd4pxvocyjpy5zc-qhpdi4">
-              <w:r>
-                <w:rPr>
-                  <w:rFonts w:ascii="Calibri" w:cs="Calibri" w:eastAsia="Calibri" w:hAnsi="Calibri"/>
-                  <w:color w:val="1155CC"/>
-                  <w:sz w:val="18"/>
-                  <w:szCs w:val="18"/>
-                  <w:u w:val="single"/>
-                </w:rPr>
-                <w:t xml:space="preserve">Takao et al. 2015</w:t>
+                <w:t xml:space="preserve">Bhatt et al. 2019</w:t>
               </w:r>
             </w:hyperlink>
             <w:r>
@@ -6395,7 +5388,7 @@
                 <w:sz w:val="17"/>
                 <w:szCs w:val="17"/>
               </w:rPr>
-              <w:t xml:space="preserve">The paper notes that the P-site abundance was a main determining factor for P-site identification in mouse measurement, suggesting that deeper phosphoproteomic depth in mouse experiments could yield more identified P-sites.</w:t>
+              <w:t xml:space="preserve">Predictive values are dependent on the prevalence of positives in the dataset. The paper notes that the prevalence in the dataset may be lower than "real world" prevalence.</w:t>
             </w:r>
           </w:p>
         </w:tc>
@@ -6424,7 +5417,7 @@
                 <w:sz w:val="19"/>
                 <w:szCs w:val="19"/>
               </w:rPr>
-              <w:t xml:space="preserve">Disease biology</w:t>
+              <w:t xml:space="preserve">Safety pharmacology</w:t>
             </w:r>
           </w:p>
         </w:tc>
@@ -6465,7 +5458,7 @@
                 <w:sz w:val="17"/>
                 <w:szCs w:val="17"/>
               </w:rPr>
-              <w:t xml:space="preserve">6 studies</w:t>
+              <w:t xml:space="preserve">1 study</w:t>
             </w:r>
           </w:p>
           <w:p>
@@ -6479,21 +5472,7 @@
                 <w:sz w:val="16"/>
                 <w:szCs w:val="16"/>
               </w:rPr>
-              <w:t xml:space="preserve">5 partly supports</w:t>
-            </w:r>
-          </w:p>
-          <w:p>
-            <w:pPr>
-              <w:spacing w:after="0"/>
-            </w:pPr>
-            <w:r>
-              <w:rPr>
-                <w:rFonts w:ascii="Calibri" w:cs="Calibri" w:eastAsia="Calibri" w:hAnsi="Calibri"/>
-                <w:color w:val="666666"/>
-                <w:sz w:val="16"/>
-                <w:szCs w:val="16"/>
-              </w:rPr>
-              <w:t xml:space="preserve">1 supports</w:t>
+              <w:t xml:space="preserve">1 partly supports</w:t>
             </w:r>
           </w:p>
         </w:tc>
@@ -6534,7 +5513,32 @@
                 <w:sz w:val="18"/>
                 <w:szCs w:val="18"/>
               </w:rPr>
-              <w:t xml:space="preserve">Evidence is mixed: rats mirror human biology in some domains (26/30 blood variables changed same way post-exercise, Goutianos et al. 2015; behavioral/electrophysiological correlations, Der-Avakian et al. 2025) but not others (≈50% transcriptome DEG alignment, Vacca et al. 2024; lower thrombin/plasmin peaks vs human, Tarandovskiy et al. 2020). A CDAA-fed rat MASLD model had MHPS = 0.941 for MASH-fibrosis (Vacca et al. 2024).</w:t>
+              <w:t xml:space="preserve">Bhatt et al. 2019 found rat signals tracked large-animal combined BP+HR reasonably (sensitivity 84%, specificity 71%, PPV 90%, NPV 60%) but were weaker for individual endpoints (BP specificity 59%, HR sensitivity 64%) and 23–26% showed opposite-direction changes. Authors note predictive values depend on dataset prevalence, which may be lower than real-world.</w:t>
+            </w:r>
+          </w:p>
+          <w:p>
+            <w:pPr>
+              <w:spacing w:after="60"/>
+            </w:pPr>
+            <w:r>
+              <w:rPr>
+                <w:rFonts w:ascii="Calibri" w:cs="Calibri" w:eastAsia="Calibri" w:hAnsi="Calibri"/>
+                <w:b/>
+                <w:bCs/>
+                <w:color w:val="555555"/>
+                <w:sz w:val="17"/>
+                <w:szCs w:val="17"/>
+              </w:rPr>
+              <w:t xml:space="preserve">What varies across the range. </w:t>
+            </w:r>
+            <w:r>
+              <w:rPr>
+                <w:rFonts w:ascii="Calibri" w:cs="Calibri" w:eastAsia="Calibri" w:hAnsi="Calibri"/>
+                <w:color w:val="555555"/>
+                <w:sz w:val="17"/>
+                <w:szCs w:val="17"/>
+              </w:rPr>
+              <w:t xml:space="preserve">Performance differs between combined BP+HR analyses (higher concordance) and individual BP or HR analyses; some measures also had opposite-direction changes.</w:t>
             </w:r>
           </w:p>
           <w:p>
@@ -6565,17 +5569,17 @@
                 <w:sz w:val="19"/>
                 <w:szCs w:val="19"/>
               </w:rPr>
-              <w:t xml:space="preserve">0.275–0.71</w:t>
-            </w:r>
-            <w:r>
-              <w:rPr>
-                <w:rFonts w:ascii="Calibri" w:cs="Calibri" w:eastAsia="Calibri" w:hAnsi="Calibri"/>
-                <w:sz w:val="18"/>
-                <w:szCs w:val="18"/>
-              </w:rPr>
-              <w:t xml:space="preserve">  mean, n=11 n = 11 — Q-values for target stimuli (</w:t>
-            </w:r>
-            <w:hyperlink w:history="1" r:id="rIdr8zpzirpmax3jk9bhdgmq">
+              <w:t xml:space="preserve">64–84%</w:t>
+            </w:r>
+            <w:r>
+              <w:rPr>
+                <w:rFonts w:ascii="Calibri" w:cs="Calibri" w:eastAsia="Calibri" w:hAnsi="Calibri"/>
+                <w:sz w:val="18"/>
+                <w:szCs w:val="18"/>
+              </w:rPr>
+              <w:t xml:space="preserve">  sensitivity — 3 comparisons, median 82% — lowest rat to large animal (HR only) (64%), highest rat to large animal (combined BP and HR) (84%) (</w:t>
+            </w:r>
+            <w:hyperlink w:history="1" r:id="rId_5mxymufnbyoqwjhznt47">
               <w:r>
                 <w:rPr>
                   <w:rFonts w:ascii="Calibri" w:cs="Calibri" w:eastAsia="Calibri" w:hAnsi="Calibri"/>
@@ -6584,7 +5588,7 @@
                   <w:szCs w:val="18"/>
                   <w:u w:val="single"/>
                 </w:rPr>
-                <w:t xml:space="preserve">Der-Avakian et al. 2025</w:t>
+                <w:t xml:space="preserve">Bhatt et al. 2019</w:t>
               </w:r>
             </w:hyperlink>
             <w:r>
@@ -6608,17 +5612,17 @@
                 <w:sz w:val="19"/>
                 <w:szCs w:val="19"/>
               </w:rPr>
-              <w:t xml:space="preserve">186.32–270.28</w:t>
-            </w:r>
-            <w:r>
-              <w:rPr>
-                <w:rFonts w:ascii="Calibri" w:cs="Calibri" w:eastAsia="Calibri" w:hAnsi="Calibri"/>
-                <w:sz w:val="18"/>
-                <w:szCs w:val="18"/>
-              </w:rPr>
-              <w:t xml:space="preserve">  mean, n=20 — Thrombin Concentration Peak (Mean, nM) (</w:t>
-            </w:r>
-            <w:hyperlink w:history="1" r:id="rIdxzjgi1439_chhbtgyg49e">
+              <w:t xml:space="preserve">59–71%</w:t>
+            </w:r>
+            <w:r>
+              <w:rPr>
+                <w:rFonts w:ascii="Calibri" w:cs="Calibri" w:eastAsia="Calibri" w:hAnsi="Calibri"/>
+                <w:sz w:val="18"/>
+                <w:szCs w:val="18"/>
+              </w:rPr>
+              <w:t xml:space="preserve">  specificity — 3 comparisons, median 67% — lowest rat to large animal (BP only) (59%), highest rat to large animal (combined BP and HR) (71%) (</w:t>
+            </w:r>
+            <w:hyperlink w:history="1" r:id="rId6kffogm1hntep4ib_hzhp">
               <w:r>
                 <w:rPr>
                   <w:rFonts w:ascii="Calibri" w:cs="Calibri" w:eastAsia="Calibri" w:hAnsi="Calibri"/>
@@ -6627,7 +5631,7 @@
                   <w:szCs w:val="18"/>
                   <w:u w:val="single"/>
                 </w:rPr>
-                <w:t xml:space="preserve">Tarandovskiy et al. 2020</w:t>
+                <w:t xml:space="preserve">Bhatt et al. 2019</w:t>
               </w:r>
             </w:hyperlink>
             <w:r>
@@ -6651,17 +5655,17 @@
                 <w:sz w:val="19"/>
                 <w:szCs w:val="19"/>
               </w:rPr>
-              <w:t xml:space="preserve">6.45–75.19</w:t>
-            </w:r>
-            <w:r>
-              <w:rPr>
-                <w:rFonts w:ascii="Calibri" w:cs="Calibri" w:eastAsia="Calibri" w:hAnsi="Calibri"/>
-                <w:sz w:val="18"/>
-                <w:szCs w:val="18"/>
-              </w:rPr>
-              <w:t xml:space="preserve">  mean, n=20 — Thrombin Production Rate (Mean, nM/min) (</w:t>
-            </w:r>
-            <w:hyperlink w:history="1" r:id="rIdwdla4yubga8e1dib0q4kc">
+              <w:t xml:space="preserve">23–26%</w:t>
+            </w:r>
+            <w:r>
+              <w:rPr>
+                <w:rFonts w:ascii="Calibri" w:cs="Calibri" w:eastAsia="Calibri" w:hAnsi="Calibri"/>
+                <w:sz w:val="18"/>
+                <w:szCs w:val="18"/>
+              </w:rPr>
+              <w:t xml:space="preserve">  opposite direction of change — 2 comparisons, median 24.5% — lowest rat to large animal (directionality of HR change) (23%), highest rat to large animal (directionality of BP change) (26%) (</w:t>
+            </w:r>
+            <w:hyperlink w:history="1" r:id="rIdh3nmc3wdivt_5gnpr8w8g">
               <w:r>
                 <w:rPr>
                   <w:rFonts w:ascii="Calibri" w:cs="Calibri" w:eastAsia="Calibri" w:hAnsi="Calibri"/>
@@ -6670,7 +5674,7 @@
                   <w:szCs w:val="18"/>
                   <w:u w:val="single"/>
                 </w:rPr>
-                <w:t xml:space="preserve">Tarandovskiy et al. 2020</w:t>
+                <w:t xml:space="preserve">Bhatt et al. 2019</w:t>
               </w:r>
             </w:hyperlink>
             <w:r>
@@ -6694,17 +5698,17 @@
                 <w:sz w:val="19"/>
                 <w:szCs w:val="19"/>
               </w:rPr>
-              <w:t xml:space="preserve">-0.0038–0.0933</w:t>
-            </w:r>
-            <w:r>
-              <w:rPr>
-                <w:rFonts w:ascii="Calibri" w:cs="Calibri" w:eastAsia="Calibri" w:hAnsi="Calibri"/>
-                <w:sz w:val="18"/>
-                <w:szCs w:val="18"/>
-              </w:rPr>
-              <w:t xml:space="preserve">  slope — Proliferation capacity (slope difference to human) under healthy conditions (</w:t>
-            </w:r>
-            <w:hyperlink w:history="1" r:id="rIdxpahnepqhnlw5vlvdi6lt">
+              <w:t xml:space="preserve">90%</w:t>
+            </w:r>
+            <w:r>
+              <w:rPr>
+                <w:rFonts w:ascii="Calibri" w:cs="Calibri" w:eastAsia="Calibri" w:hAnsi="Calibri"/>
+                <w:sz w:val="18"/>
+                <w:szCs w:val="18"/>
+              </w:rPr>
+              <w:t xml:space="preserve">  positive predictive value — rat to large animal (combined BP and HR) (</w:t>
+            </w:r>
+            <w:hyperlink w:history="1" r:id="rIdaayzm1vtyfuzmw-1v_z6d">
               <w:r>
                 <w:rPr>
                   <w:rFonts w:ascii="Calibri" w:cs="Calibri" w:eastAsia="Calibri" w:hAnsi="Calibri"/>
@@ -6713,7 +5717,7 @@
                   <w:szCs w:val="18"/>
                   <w:u w:val="single"/>
                 </w:rPr>
-                <w:t xml:space="preserve">Oreff et al. 2021</w:t>
+                <w:t xml:space="preserve">Bhatt et al. 2019</w:t>
               </w:r>
             </w:hyperlink>
             <w:r>
@@ -6737,17 +5741,17 @@
                 <w:sz w:val="19"/>
                 <w:szCs w:val="19"/>
               </w:rPr>
-              <w:t xml:space="preserve">17.45–27.44</w:t>
-            </w:r>
-            <w:r>
-              <w:rPr>
-                <w:rFonts w:ascii="Calibri" w:cs="Calibri" w:eastAsia="Calibri" w:hAnsi="Calibri"/>
-                <w:sz w:val="18"/>
-                <w:szCs w:val="18"/>
-              </w:rPr>
-              <w:t xml:space="preserve">  mahalanobis distance — Mahalanobis distance to human for all genes combined under healthy conditions (</w:t>
-            </w:r>
-            <w:hyperlink w:history="1" r:id="rIdctyomfbt3-a2h1fb988r3">
+              <w:t xml:space="preserve">60%</w:t>
+            </w:r>
+            <w:r>
+              <w:rPr>
+                <w:rFonts w:ascii="Calibri" w:cs="Calibri" w:eastAsia="Calibri" w:hAnsi="Calibri"/>
+                <w:sz w:val="18"/>
+                <w:szCs w:val="18"/>
+              </w:rPr>
+              <w:t xml:space="preserve">  negative predictive value — rat to large animal (combined BP and HR) (</w:t>
+            </w:r>
+            <w:hyperlink w:history="1" r:id="rId5o8s5qy_eqhljr6ojk9bq">
               <w:r>
                 <w:rPr>
                   <w:rFonts w:ascii="Calibri" w:cs="Calibri" w:eastAsia="Calibri" w:hAnsi="Calibri"/>
@@ -6756,50 +5760,7 @@
                   <w:szCs w:val="18"/>
                   <w:u w:val="single"/>
                 </w:rPr>
-                <w:t xml:space="preserve">Oreff et al. 2021</w:t>
-              </w:r>
-            </w:hyperlink>
-            <w:r>
-              <w:rPr>
-                <w:rFonts w:ascii="Calibri" w:cs="Calibri" w:eastAsia="Calibri" w:hAnsi="Calibri"/>
-                <w:sz w:val="18"/>
-                <w:szCs w:val="18"/>
-              </w:rPr>
-              <w:t xml:space="preserve">)</w:t>
-            </w:r>
-          </w:p>
-          <w:p>
-            <w:pPr>
-              <w:spacing w:after="70"/>
-            </w:pPr>
-            <w:r>
-              <w:rPr>
-                <w:rFonts w:ascii="Calibri" w:cs="Calibri" w:eastAsia="Calibri" w:hAnsi="Calibri"/>
-                <w:b/>
-                <w:bCs/>
-                <w:sz w:val="19"/>
-                <w:szCs w:val="19"/>
-              </w:rPr>
-              <w:t xml:space="preserve">7.3–7.9%</w:t>
-            </w:r>
-            <w:r>
-              <w:rPr>
-                <w:rFonts w:ascii="Calibri" w:cs="Calibri" w:eastAsia="Calibri" w:hAnsi="Calibri"/>
-                <w:sz w:val="18"/>
-                <w:szCs w:val="18"/>
-              </w:rPr>
-              <w:t xml:space="preserve">  mean — magnitude of uniform changes in rats (</w:t>
-            </w:r>
-            <w:hyperlink w:history="1" r:id="rIduqnvpeirgy1gasjfbbvha">
-              <w:r>
-                <w:rPr>
-                  <w:rFonts w:ascii="Calibri" w:cs="Calibri" w:eastAsia="Calibri" w:hAnsi="Calibri"/>
-                  <w:color w:val="1155CC"/>
-                  <w:sz w:val="18"/>
-                  <w:szCs w:val="18"/>
-                  <w:u w:val="single"/>
-                </w:rPr>
-                <w:t xml:space="preserve">Goutianos et al. 2015</w:t>
+                <w:t xml:space="preserve">Bhatt et al. 2019</w:t>
               </w:r>
             </w:hyperlink>
             <w:r>
@@ -6835,7 +5796,7 @@
                 <w:sz w:val="17"/>
                 <w:szCs w:val="17"/>
               </w:rPr>
-              <w:t xml:space="preserve">The MHPS scores are normalized between 0 and 1, where 1 indicates the highest proximity to human MASLD. The 'improved and statistically significant agreement' for DEGs and DRPs is a qualitative statement without a specific numerical value provided beyond the overall 50% alignment rate for the whole transcriptome.</w:t>
+              <w:t xml:space="preserve">Predictive values are dependent on the prevalence of positives in the dataset. The paper notes that the prevalence in the dataset may be lower than "real world" prevalence.</w:t>
             </w:r>
           </w:p>
         </w:tc>
@@ -6889,7 +5850,7 @@
                 <w:sz w:val="19"/>
                 <w:szCs w:val="19"/>
               </w:rPr>
-              <w:t xml:space="preserve">c. elegans</w:t>
+              <w:t xml:space="preserve">mouse</w:t>
             </w:r>
           </w:p>
           <w:p>
@@ -6903,7 +5864,7 @@
                 <w:sz w:val="17"/>
                 <w:szCs w:val="17"/>
               </w:rPr>
-              <w:t xml:space="preserve">1 study</w:t>
+              <w:t xml:space="preserve">11 studies</w:t>
             </w:r>
           </w:p>
           <w:p>
@@ -6917,7 +5878,35 @@
                 <w:sz w:val="16"/>
                 <w:szCs w:val="16"/>
               </w:rPr>
-              <w:t xml:space="preserve">1 partly supports</w:t>
+              <w:t xml:space="preserve">6 partly supports</w:t>
+            </w:r>
+          </w:p>
+          <w:p>
+            <w:pPr>
+              <w:spacing w:after="0"/>
+            </w:pPr>
+            <w:r>
+              <w:rPr>
+                <w:rFonts w:ascii="Calibri" w:cs="Calibri" w:eastAsia="Calibri" w:hAnsi="Calibri"/>
+                <w:color w:val="666666"/>
+                <w:sz w:val="16"/>
+                <w:szCs w:val="16"/>
+              </w:rPr>
+              <w:t xml:space="preserve">3 supports</w:t>
+            </w:r>
+          </w:p>
+          <w:p>
+            <w:pPr>
+              <w:spacing w:after="0"/>
+            </w:pPr>
+            <w:r>
+              <w:rPr>
+                <w:rFonts w:ascii="Calibri" w:cs="Calibri" w:eastAsia="Calibri" w:hAnsi="Calibri"/>
+                <w:color w:val="666666"/>
+                <w:sz w:val="16"/>
+                <w:szCs w:val="16"/>
+              </w:rPr>
+              <w:t xml:space="preserve">2 does not support</w:t>
             </w:r>
           </w:p>
         </w:tc>
@@ -6957,7 +5946,7 @@
                 <w:sz w:val="18"/>
                 <w:szCs w:val="18"/>
               </w:rPr>
-              <w:t xml:space="preserve">Zong et al. 2023: C. elegans shows modest, inconsistent concordance with disease-related expression—most C. elegans–Drosophila within-stage genome-wide c-scores &gt;0.1, but one pair (ce.lar–dm.lar) was 0.087. Findings vary by stage pairings.</w:t>
+              <w:t xml:space="preserve">Evidence is mixed: some studies report very low transcript concordance (Seok et al. R^2 ≤ 0.09; Kodamullil et al. mice mimicked 12% of human‑deregulated genes), while others find moderate/strong agreement (Takao et al. Spearman 0.43–0.68 with 77–93% directional concordance; Holland et al. recall 0.40). Concordance depends on disease/model, analysis thresholds and exposure duration.</w:t>
             </w:r>
           </w:p>
           <w:p>
@@ -6982,7 +5971,7 @@
                 <w:sz w:val="17"/>
                 <w:szCs w:val="17"/>
               </w:rPr>
-              <w:t xml:space="preserve">Varies by developmental stage pairings—most within-stage comparisons exceed 0.1 but specific pairs (e.g., ce.lar–dm.lar) are lower (0.087).</w:t>
+              <w:t xml:space="preserve">Estimates vary by disease/model, data-processing thresholds (fold‑change/P-value), and experiment duration/exposure.</w:t>
             </w:r>
           </w:p>
           <w:p>
@@ -7013,17 +6002,17 @@
                 <w:sz w:val="19"/>
                 <w:szCs w:val="19"/>
               </w:rPr>
-              <w:t xml:space="preserve">0.1</w:t>
-            </w:r>
-            <w:r>
-              <w:rPr>
-                <w:rFonts w:ascii="Calibri" w:cs="Calibri" w:eastAsia="Calibri" w:hAnsi="Calibri"/>
-                <w:sz w:val="18"/>
-                <w:szCs w:val="18"/>
-              </w:rPr>
-              <w:t xml:space="preserve">  c-score — genome-wide c-scores between Drosophila and C. elegans stages (</w:t>
-            </w:r>
-            <w:hyperlink w:history="1" r:id="rIdmiswj-ngnos2wkwyzjwfi">
+              <w:t xml:space="preserve">4.1e-90–0.0003</w:t>
+            </w:r>
+            <w:r>
+              <w:rPr>
+                <w:rFonts w:ascii="Calibri" w:cs="Calibri" w:eastAsia="Calibri" w:hAnsi="Calibri"/>
+                <w:sz w:val="18"/>
+                <w:szCs w:val="18"/>
+              </w:rPr>
+              <w:t xml:space="preserve">  p value — 31 comparisons, median 1.7e-18 — lowest Overlap P value for 'innate immune response' genes up-regulated in human trauma (4.1e-90), highest Overlap P value for 'translocation of ZAP-70 to immunological synapse' genes down-regulated in human trauma (0.0003) (</w:t>
+            </w:r>
+            <w:hyperlink w:history="1" r:id="rIdes81tmradbrxaizblzwiq">
               <w:r>
                 <w:rPr>
                   <w:rFonts w:ascii="Calibri" w:cs="Calibri" w:eastAsia="Calibri" w:hAnsi="Calibri"/>
@@ -7032,7 +6021,7 @@
                   <w:szCs w:val="18"/>
                   <w:u w:val="single"/>
                 </w:rPr>
-                <w:t xml:space="preserve">Zong et al. 2023</w:t>
+                <w:t xml:space="preserve">Takao et al. 2015</w:t>
               </w:r>
             </w:hyperlink>
             <w:r>
@@ -7056,17 +6045,17 @@
                 <w:sz w:val="19"/>
                 <w:szCs w:val="19"/>
               </w:rPr>
-              <w:t xml:space="preserve">0.087</w:t>
-            </w:r>
-            <w:r>
-              <w:rPr>
-                <w:rFonts w:ascii="Calibri" w:cs="Calibri" w:eastAsia="Calibri" w:hAnsi="Calibri"/>
-                <w:sz w:val="18"/>
-                <w:szCs w:val="18"/>
-              </w:rPr>
-              <w:t xml:space="preserve">  c-score — c-score for ce.lar-dm.lar (</w:t>
-            </w:r>
-            <w:hyperlink w:history="1" r:id="rIddk3rxw1cvubd6ceb7jvgc">
+              <w:t xml:space="preserve">47–97%</w:t>
+            </w:r>
+            <w:r>
+              <w:rPr>
+                <w:rFonts w:ascii="Calibri" w:cs="Calibri" w:eastAsia="Calibri" w:hAnsi="Calibri"/>
+                <w:sz w:val="18"/>
+                <w:szCs w:val="18"/>
+              </w:rPr>
+              <w:t xml:space="preserve">  percentage — 26 comparisons, median 61% — lowest percentage of genes changed in the same direction between human conditions and mouse orthologs in mouse models (47%), highest percentage of genes changed in the same direction between human trauma and human burn (Fig. 4) (97%) (</w:t>
+            </w:r>
+            <w:hyperlink w:history="1" r:id="rIdc7qk2qr3ttuwrcqst17cn">
               <w:r>
                 <w:rPr>
                   <w:rFonts w:ascii="Calibri" w:cs="Calibri" w:eastAsia="Calibri" w:hAnsi="Calibri"/>
@@ -7075,7 +6064,7 @@
                   <w:szCs w:val="18"/>
                   <w:u w:val="single"/>
                 </w:rPr>
-                <w:t xml:space="preserve">Zong et al. 2023</w:t>
+                <w:t xml:space="preserve">Seok et al. 2013</w:t>
               </w:r>
             </w:hyperlink>
             <w:r>
@@ -7084,7 +6073,246 @@
                 <w:sz w:val="18"/>
                 <w:szCs w:val="18"/>
               </w:rPr>
+              <w:t xml:space="preserve"> · </w:t>
+            </w:r>
+            <w:hyperlink w:history="1" r:id="rId9xh0d-6zn2owmltclmktp">
+              <w:r>
+                <w:rPr>
+                  <w:rFonts w:ascii="Calibri" w:cs="Calibri" w:eastAsia="Calibri" w:hAnsi="Calibri"/>
+                  <w:color w:val="1155CC"/>
+                  <w:sz w:val="18"/>
+                  <w:szCs w:val="18"/>
+                  <w:u w:val="single"/>
+                </w:rPr>
+                <w:t xml:space="preserve">Takao et al. 2015</w:t>
+              </w:r>
+            </w:hyperlink>
+            <w:r>
+              <w:rPr>
+                <w:rFonts w:ascii="Calibri" w:cs="Calibri" w:eastAsia="Calibri" w:hAnsi="Calibri"/>
+                <w:sz w:val="18"/>
+                <w:szCs w:val="18"/>
+              </w:rPr>
+              <w:t xml:space="preserve"> · </w:t>
+            </w:r>
+            <w:hyperlink w:history="1" r:id="rIdj7thdqr8orvs8rbj_4kxz">
+              <w:r>
+                <w:rPr>
+                  <w:rFonts w:ascii="Calibri" w:cs="Calibri" w:eastAsia="Calibri" w:hAnsi="Calibri"/>
+                  <w:color w:val="1155CC"/>
+                  <w:sz w:val="18"/>
+                  <w:szCs w:val="18"/>
+                  <w:u w:val="single"/>
+                </w:rPr>
+                <w:t xml:space="preserve">Wang et al. 2024</w:t>
+              </w:r>
+            </w:hyperlink>
+            <w:r>
+              <w:rPr>
+                <w:rFonts w:ascii="Calibri" w:cs="Calibri" w:eastAsia="Calibri" w:hAnsi="Calibri"/>
+                <w:sz w:val="18"/>
+                <w:szCs w:val="18"/>
+              </w:rPr>
               <w:t xml:space="preserve">)</w:t>
+            </w:r>
+          </w:p>
+          <w:p>
+            <w:pPr>
+              <w:spacing w:after="70"/>
+            </w:pPr>
+            <w:r>
+              <w:rPr>
+                <w:rFonts w:ascii="Calibri" w:cs="Calibri" w:eastAsia="Calibri" w:hAnsi="Calibri"/>
+                <w:b/>
+                <w:bCs/>
+                <w:sz w:val="19"/>
+                <w:szCs w:val="19"/>
+              </w:rPr>
+              <w:t xml:space="preserve">-0.01–0.91</w:t>
+            </w:r>
+            <w:r>
+              <w:rPr>
+                <w:rFonts w:ascii="Calibri" w:cs="Calibri" w:eastAsia="Calibri" w:hAnsi="Calibri"/>
+                <w:sz w:val="18"/>
+                <w:szCs w:val="18"/>
+              </w:rPr>
+              <w:t xml:space="preserve">  pearson correlation (r^2) — 23 comparisons, median 0.09 — lowest correlation of gene response between human burn and mouse ARDS (-0.01), highest correlation of gene expression changes between human trauma and human burns (0.91) (</w:t>
+            </w:r>
+            <w:hyperlink w:history="1" r:id="rIdfqwdzgijmzrq-498t62ba">
+              <w:r>
+                <w:rPr>
+                  <w:rFonts w:ascii="Calibri" w:cs="Calibri" w:eastAsia="Calibri" w:hAnsi="Calibri"/>
+                  <w:color w:val="1155CC"/>
+                  <w:sz w:val="18"/>
+                  <w:szCs w:val="18"/>
+                  <w:u w:val="single"/>
+                </w:rPr>
+                <w:t xml:space="preserve">Seok et al. 2013</w:t>
+              </w:r>
+            </w:hyperlink>
+            <w:r>
+              <w:rPr>
+                <w:rFonts w:ascii="Calibri" w:cs="Calibri" w:eastAsia="Calibri" w:hAnsi="Calibri"/>
+                <w:sz w:val="18"/>
+                <w:szCs w:val="18"/>
+              </w:rPr>
+              <w:t xml:space="preserve">)</w:t>
+            </w:r>
+          </w:p>
+          <w:p>
+            <w:pPr>
+              <w:spacing w:after="70"/>
+            </w:pPr>
+            <w:r>
+              <w:rPr>
+                <w:rFonts w:ascii="Calibri" w:cs="Calibri" w:eastAsia="Calibri" w:hAnsi="Calibri"/>
+                <w:b/>
+                <w:bCs/>
+                <w:sz w:val="19"/>
+                <w:szCs w:val="19"/>
+              </w:rPr>
+              <w:t xml:space="preserve">0.001–0.08</w:t>
+            </w:r>
+            <w:r>
+              <w:rPr>
+                <w:rFonts w:ascii="Calibri" w:cs="Calibri" w:eastAsia="Calibri" w:hAnsi="Calibri"/>
+                <w:sz w:val="18"/>
+                <w:szCs w:val="18"/>
+              </w:rPr>
+              <w:t xml:space="preserve">  fdr — 9 comparisons, median 0.014 — lowest concordance of mouse transcriptome at 52 weeks with human cirrhosis of poor prognosis (0.001), highest concordance of pathway activation at transcriptomic level between humans and mice with similar histological phenotypes (late time points) (0.08) (</w:t>
+            </w:r>
+            <w:hyperlink w:history="1" r:id="rIdlhgodrwykbx4rvnalkuuj">
+              <w:r>
+                <w:rPr>
+                  <w:rFonts w:ascii="Calibri" w:cs="Calibri" w:eastAsia="Calibri" w:hAnsi="Calibri"/>
+                  <w:color w:val="1155CC"/>
+                  <w:sz w:val="18"/>
+                  <w:szCs w:val="18"/>
+                  <w:u w:val="single"/>
+                </w:rPr>
+                <w:t xml:space="preserve">Asgharpour et al. 2016</w:t>
+              </w:r>
+            </w:hyperlink>
+            <w:r>
+              <w:rPr>
+                <w:rFonts w:ascii="Calibri" w:cs="Calibri" w:eastAsia="Calibri" w:hAnsi="Calibri"/>
+                <w:sz w:val="18"/>
+                <w:szCs w:val="18"/>
+              </w:rPr>
+              <w:t xml:space="preserve">)</w:t>
+            </w:r>
+          </w:p>
+          <w:p>
+            <w:pPr>
+              <w:spacing w:after="70"/>
+            </w:pPr>
+            <w:r>
+              <w:rPr>
+                <w:rFonts w:ascii="Calibri" w:cs="Calibri" w:eastAsia="Calibri" w:hAnsi="Calibri"/>
+                <w:b/>
+                <w:bCs/>
+                <w:sz w:val="19"/>
+                <w:szCs w:val="19"/>
+              </w:rPr>
+              <w:t xml:space="preserve">0.02–0.4</w:t>
+            </w:r>
+            <w:r>
+              <w:rPr>
+                <w:rFonts w:ascii="Calibri" w:cs="Calibri" w:eastAsia="Calibri" w:hAnsi="Calibri"/>
+                <w:sz w:val="18"/>
+                <w:szCs w:val="18"/>
+              </w:rPr>
+              <w:t xml:space="preserve">  recall — 9 comparisons, median 0.33 — lowest Recall of WTD mouse model for human NAFLD (0.02), highest Recall of genes significantly altered in human liver diseases (NASH) by 12-month CCl4 mouse model (0.4) (</w:t>
+            </w:r>
+            <w:hyperlink w:history="1" r:id="rIdywlxp4msd2ann-noexxdv">
+              <w:r>
+                <w:rPr>
+                  <w:rFonts w:ascii="Calibri" w:cs="Calibri" w:eastAsia="Calibri" w:hAnsi="Calibri"/>
+                  <w:color w:val="1155CC"/>
+                  <w:sz w:val="18"/>
+                  <w:szCs w:val="18"/>
+                  <w:u w:val="single"/>
+                </w:rPr>
+                <w:t xml:space="preserve">Holland et al. 2022</w:t>
+              </w:r>
+            </w:hyperlink>
+            <w:r>
+              <w:rPr>
+                <w:rFonts w:ascii="Calibri" w:cs="Calibri" w:eastAsia="Calibri" w:hAnsi="Calibri"/>
+                <w:sz w:val="18"/>
+                <w:szCs w:val="18"/>
+              </w:rPr>
+              <w:t xml:space="preserve">)</w:t>
+            </w:r>
+          </w:p>
+          <w:p>
+            <w:pPr>
+              <w:spacing w:after="70"/>
+            </w:pPr>
+            <w:r>
+              <w:rPr>
+                <w:rFonts w:ascii="Calibri" w:cs="Calibri" w:eastAsia="Calibri" w:hAnsi="Calibri"/>
+                <w:b/>
+                <w:bCs/>
+                <w:sz w:val="19"/>
+                <w:szCs w:val="19"/>
+              </w:rPr>
+              <w:t xml:space="preserve">5.45–20.01</w:t>
+            </w:r>
+            <w:r>
+              <w:rPr>
+                <w:rFonts w:ascii="Calibri" w:cs="Calibri" w:eastAsia="Calibri" w:hAnsi="Calibri"/>
+                <w:sz w:val="18"/>
+                <w:szCs w:val="18"/>
+              </w:rPr>
+              <w:t xml:space="preserve">  mahalanobis distance — 7 comparisons, median 10.5 — lowest Mahalanobis distance to human for tenogenic markers (SCX, TNC, TNMD) (5.45), highest Mahalanobis distance to human for all genes combined under healthy conditions (20.01) (</w:t>
+            </w:r>
+            <w:hyperlink w:history="1" r:id="rIdp5ublzh53s7gfuhz0i83b">
+              <w:r>
+                <w:rPr>
+                  <w:rFonts w:ascii="Calibri" w:cs="Calibri" w:eastAsia="Calibri" w:hAnsi="Calibri"/>
+                  <w:color w:val="1155CC"/>
+                  <w:sz w:val="18"/>
+                  <w:szCs w:val="18"/>
+                  <w:u w:val="single"/>
+                </w:rPr>
+                <w:t xml:space="preserve">Oreff et al. 2021</w:t>
+              </w:r>
+            </w:hyperlink>
+            <w:r>
+              <w:rPr>
+                <w:rFonts w:ascii="Calibri" w:cs="Calibri" w:eastAsia="Calibri" w:hAnsi="Calibri"/>
+                <w:sz w:val="18"/>
+                <w:szCs w:val="18"/>
+              </w:rPr>
+              <w:t xml:space="preserve">)</w:t>
+            </w:r>
+          </w:p>
+          <w:p>
+            <w:pPr>
+              <w:spacing w:after="40"/>
+            </w:pPr>
+            <w:r>
+              <w:rPr>
+                <w:rFonts w:ascii="Calibri" w:cs="Calibri" w:eastAsia="Calibri" w:hAnsi="Calibri"/>
+                <w:b/>
+                <w:bCs/>
+                <w:color w:val="8A6D00"/>
+                <w:sz w:val="17"/>
+                <w:szCs w:val="17"/>
+              </w:rPr>
+              <w:t xml:space="preserve">Caveat. </w:t>
+            </w:r>
+            <w:r>
+              <w:rPr>
+                <w:rFonts w:ascii="Calibri" w:cs="Calibri" w:eastAsia="Calibri" w:hAnsi="Calibri"/>
+                <w:i/>
+                <w:iCs/>
+                <w:color w:val="8A6D00"/>
+                <w:sz w:val="17"/>
+                <w:szCs w:val="17"/>
+              </w:rPr>
+              <w:t xml:space="preserve">The recall and precision metrics are influenced by the duration of exposure in animal models, with longer exposure generally leading to higher recall. The WTD model's low recall might be due to a relatively short feeding period.</w:t>
             </w:r>
           </w:p>
         </w:tc>
@@ -7140,7 +6368,7 @@
                 <w:sz w:val="19"/>
                 <w:szCs w:val="19"/>
               </w:rPr>
-              <w:t xml:space="preserve">d. melanogaster</w:t>
+              <w:t xml:space="preserve">rat</w:t>
             </w:r>
           </w:p>
           <w:p>
@@ -7154,7 +6382,7 @@
                 <w:sz w:val="17"/>
                 <w:szCs w:val="17"/>
               </w:rPr>
-              <w:t xml:space="preserve">1 study</w:t>
+              <w:t xml:space="preserve">6 studies</w:t>
             </w:r>
           </w:p>
           <w:p>
@@ -7168,7 +6396,21 @@
                 <w:sz w:val="16"/>
                 <w:szCs w:val="16"/>
               </w:rPr>
-              <w:t xml:space="preserve">1 partly supports</w:t>
+              <w:t xml:space="preserve">5 partly supports</w:t>
+            </w:r>
+          </w:p>
+          <w:p>
+            <w:pPr>
+              <w:spacing w:after="0"/>
+            </w:pPr>
+            <w:r>
+              <w:rPr>
+                <w:rFonts w:ascii="Calibri" w:cs="Calibri" w:eastAsia="Calibri" w:hAnsi="Calibri"/>
+                <w:color w:val="666666"/>
+                <w:sz w:val="16"/>
+                <w:szCs w:val="16"/>
+              </w:rPr>
+              <w:t xml:space="preserve">1 supports</w:t>
             </w:r>
           </w:p>
         </w:tc>
@@ -7209,7 +6451,32 @@
                 <w:sz w:val="18"/>
                 <w:szCs w:val="18"/>
               </w:rPr>
-              <w:t xml:space="preserve">Zong et al. 2023: genome-wide transcript concordance between D. melanogaster and C. elegans exceeded c=0.1 for most within-stage comparisons (modest cross-species similarity); one larval pair (ce.lar–dm.lar) had c=0.087. Links to human disease are indirect, so translation is limited.</w:t>
+              <w:t xml:space="preserve">Rats partially recapitulate human disease biology: 26/30 blood biochemical changes after exercise matched humans and only 1/19 biomarkers showed a species×exercise interaction (Goutianos et al. 2015; Veskoukis et al. 2016). However concordance is system-dependent—coagulation peaks were lower in rats (thrombin 270 nM vs 484 nM; plasmin 186 vs 457 nM, Tarandovskiy et al. 2020) and whole-transcriptome alignment was ≈50% though some diet models scored MHPS=0.941 (Vacca et al. 2024).</w:t>
+            </w:r>
+          </w:p>
+          <w:p>
+            <w:pPr>
+              <w:spacing w:after="60"/>
+            </w:pPr>
+            <w:r>
+              <w:rPr>
+                <w:rFonts w:ascii="Calibri" w:cs="Calibri" w:eastAsia="Calibri" w:hAnsi="Calibri"/>
+                <w:b/>
+                <w:bCs/>
+                <w:color w:val="555555"/>
+                <w:sz w:val="17"/>
+                <w:szCs w:val="17"/>
+              </w:rPr>
+              <w:t xml:space="preserve">What varies across the range. </w:t>
+            </w:r>
+            <w:r>
+              <w:rPr>
+                <w:rFonts w:ascii="Calibri" w:cs="Calibri" w:eastAsia="Calibri" w:hAnsi="Calibri"/>
+                <w:color w:val="555555"/>
+                <w:sz w:val="17"/>
+                <w:szCs w:val="17"/>
+              </w:rPr>
+              <w:t xml:space="preserve">Concordance varies by biological system and analysis type (whole transcriptome vs significant DEGs) and by specific disease model/diet (e.g., Western-diet vs choline-deficient).</w:t>
             </w:r>
           </w:p>
           <w:p>
@@ -7240,17 +6507,17 @@
                 <w:sz w:val="19"/>
                 <w:szCs w:val="19"/>
               </w:rPr>
-              <w:t xml:space="preserve">0.1</w:t>
-            </w:r>
-            <w:r>
-              <w:rPr>
-                <w:rFonts w:ascii="Calibri" w:cs="Calibri" w:eastAsia="Calibri" w:hAnsi="Calibri"/>
-                <w:sz w:val="18"/>
-                <w:szCs w:val="18"/>
-              </w:rPr>
-              <w:t xml:space="preserve">  c-score — genome-wide c-scores between Drosophila and C. elegans stages (</w:t>
-            </w:r>
-            <w:hyperlink w:history="1" r:id="rIdhnwigo2lglmd1pml0w0ng">
+              <w:t xml:space="preserve">6.45–270.28</w:t>
+            </w:r>
+            <w:r>
+              <w:rPr>
+                <w:rFonts w:ascii="Calibri" w:cs="Calibri" w:eastAsia="Calibri" w:hAnsi="Calibri"/>
+                <w:sz w:val="18"/>
+                <w:szCs w:val="18"/>
+              </w:rPr>
+              <w:t xml:space="preserve">  mean — 8 comparisons, median 130.755 — lowest Plasmin Production Rate (Mean, nM/min) (6.45), highest Thrombin Concentration Peak (Mean, nM) (270.28) (</w:t>
+            </w:r>
+            <w:hyperlink w:history="1" r:id="rIdld3clo0vqxkemyautta6k">
               <w:r>
                 <w:rPr>
                   <w:rFonts w:ascii="Calibri" w:cs="Calibri" w:eastAsia="Calibri" w:hAnsi="Calibri"/>
@@ -7259,7 +6526,7 @@
                   <w:szCs w:val="18"/>
                   <w:u w:val="single"/>
                 </w:rPr>
-                <w:t xml:space="preserve">Zong et al. 2023</w:t>
+                <w:t xml:space="preserve">Tarandovskiy et al. 2020</w:t>
               </w:r>
             </w:hyperlink>
             <w:r>
@@ -7283,17 +6550,17 @@
                 <w:sz w:val="19"/>
                 <w:szCs w:val="19"/>
               </w:rPr>
-              <w:t xml:space="preserve">0.087</w:t>
-            </w:r>
-            <w:r>
-              <w:rPr>
-                <w:rFonts w:ascii="Calibri" w:cs="Calibri" w:eastAsia="Calibri" w:hAnsi="Calibri"/>
-                <w:sz w:val="18"/>
-                <w:szCs w:val="18"/>
-              </w:rPr>
-              <w:t xml:space="preserve">  c-score — c-score for ce.lar-dm.lar (</w:t>
-            </w:r>
-            <w:hyperlink w:history="1" r:id="rIdr_2de7ntkhzzhismhz5cq">
+              <w:t xml:space="preserve">11.27–27.44</w:t>
+            </w:r>
+            <w:r>
+              <w:rPr>
+                <w:rFonts w:ascii="Calibri" w:cs="Calibri" w:eastAsia="Calibri" w:hAnsi="Calibri"/>
+                <w:sz w:val="18"/>
+                <w:szCs w:val="18"/>
+              </w:rPr>
+              <w:t xml:space="preserve">  mahalanobis distance — 7 comparisons, median 14.25 — lowest Mahalanobis distance to human for MMPs (MMP1, MMP3, MMP13) (11.27), highest Mahalanobis distance to human for all genes combined under healthy conditions (27.44) (</w:t>
+            </w:r>
+            <w:hyperlink w:history="1" r:id="rIdacyahnvjpw0x2k-mms4dm">
               <w:r>
                 <w:rPr>
                   <w:rFonts w:ascii="Calibri" w:cs="Calibri" w:eastAsia="Calibri" w:hAnsi="Calibri"/>
@@ -7302,7 +6569,7 @@
                   <w:szCs w:val="18"/>
                   <w:u w:val="single"/>
                 </w:rPr>
-                <w:t xml:space="preserve">Zong et al. 2023</w:t>
+                <w:t xml:space="preserve">Oreff et al. 2021</w:t>
               </w:r>
             </w:hyperlink>
             <w:r>
@@ -7312,6 +6579,205 @@
                 <w:szCs w:val="18"/>
               </w:rPr>
               <w:t xml:space="preserve">)</w:t>
+            </w:r>
+          </w:p>
+          <w:p>
+            <w:pPr>
+              <w:spacing w:after="70"/>
+            </w:pPr>
+            <w:r>
+              <w:rPr>
+                <w:rFonts w:ascii="Calibri" w:cs="Calibri" w:eastAsia="Calibri" w:hAnsi="Calibri"/>
+                <w:b/>
+                <w:bCs/>
+                <w:sz w:val="19"/>
+                <w:szCs w:val="19"/>
+              </w:rPr>
+              <w:t xml:space="preserve">-0.0063–0.0933</w:t>
+            </w:r>
+            <w:r>
+              <w:rPr>
+                <w:rFonts w:ascii="Calibri" w:cs="Calibri" w:eastAsia="Calibri" w:hAnsi="Calibri"/>
+                <w:sz w:val="18"/>
+                <w:szCs w:val="18"/>
+              </w:rPr>
+              <w:t xml:space="preserve">  slope — 6 comparisons, median 0.0018427 — lowest Migration slope (difference to human) under transient inflammation (-0.0063), highest Proliferation capacity (slope difference to human) under healthy conditions (0.0933) (</w:t>
+            </w:r>
+            <w:hyperlink w:history="1" r:id="rIdq3ezsqs6dnesu9alazdx3">
+              <w:r>
+                <w:rPr>
+                  <w:rFonts w:ascii="Calibri" w:cs="Calibri" w:eastAsia="Calibri" w:hAnsi="Calibri"/>
+                  <w:color w:val="1155CC"/>
+                  <w:sz w:val="18"/>
+                  <w:szCs w:val="18"/>
+                  <w:u w:val="single"/>
+                </w:rPr>
+                <w:t xml:space="preserve">Oreff et al. 2021</w:t>
+              </w:r>
+            </w:hyperlink>
+            <w:r>
+              <w:rPr>
+                <w:rFonts w:ascii="Calibri" w:cs="Calibri" w:eastAsia="Calibri" w:hAnsi="Calibri"/>
+                <w:sz w:val="18"/>
+                <w:szCs w:val="18"/>
+              </w:rPr>
+              <w:t xml:space="preserve">)</w:t>
+            </w:r>
+          </w:p>
+          <w:p>
+            <w:pPr>
+              <w:spacing w:after="70"/>
+            </w:pPr>
+            <w:r>
+              <w:rPr>
+                <w:rFonts w:ascii="Calibri" w:cs="Calibri" w:eastAsia="Calibri" w:hAnsi="Calibri"/>
+                <w:b/>
+                <w:bCs/>
+                <w:sz w:val="19"/>
+                <w:szCs w:val="19"/>
+              </w:rPr>
+              <w:t xml:space="preserve">-0.73–0.79</w:t>
+            </w:r>
+            <w:r>
+              <w:rPr>
+                <w:rFonts w:ascii="Calibri" w:cs="Calibri" w:eastAsia="Calibri" w:hAnsi="Calibri"/>
+                <w:sz w:val="18"/>
+                <w:szCs w:val="18"/>
+              </w:rPr>
+              <w:t xml:space="preserve">  pearson r — 6 comparisons, median 0.545 — lowest correlation between target lose-shift probability and reversals (-0.73), highest correlation between target win-stay probability and reversals (0.79) (</w:t>
+            </w:r>
+            <w:hyperlink w:history="1" r:id="rIdktykyi4hhn1vw6-zkr2v5">
+              <w:r>
+                <w:rPr>
+                  <w:rFonts w:ascii="Calibri" w:cs="Calibri" w:eastAsia="Calibri" w:hAnsi="Calibri"/>
+                  <w:color w:val="1155CC"/>
+                  <w:sz w:val="18"/>
+                  <w:szCs w:val="18"/>
+                  <w:u w:val="single"/>
+                </w:rPr>
+                <w:t xml:space="preserve">Der-Avakian et al. 2025</w:t>
+              </w:r>
+            </w:hyperlink>
+            <w:r>
+              <w:rPr>
+                <w:rFonts w:ascii="Calibri" w:cs="Calibri" w:eastAsia="Calibri" w:hAnsi="Calibri"/>
+                <w:sz w:val="18"/>
+                <w:szCs w:val="18"/>
+              </w:rPr>
+              <w:t xml:space="preserve">)</w:t>
+            </w:r>
+          </w:p>
+          <w:p>
+            <w:pPr>
+              <w:spacing w:after="70"/>
+            </w:pPr>
+            <w:r>
+              <w:rPr>
+                <w:rFonts w:ascii="Calibri" w:cs="Calibri" w:eastAsia="Calibri" w:hAnsi="Calibri"/>
+                <w:b/>
+                <w:bCs/>
+                <w:sz w:val="19"/>
+                <w:szCs w:val="19"/>
+              </w:rPr>
+              <w:t xml:space="preserve">0.275–0.71</w:t>
+            </w:r>
+            <w:r>
+              <w:rPr>
+                <w:rFonts w:ascii="Calibri" w:cs="Calibri" w:eastAsia="Calibri" w:hAnsi="Calibri"/>
+                <w:sz w:val="18"/>
+                <w:szCs w:val="18"/>
+              </w:rPr>
+              <w:t xml:space="preserve">  mean — 4 comparisons, median 0.4395 — lowest Q-values for non-target stimuli (0.275), highest Q-values for target stimuli (0.71) (</w:t>
+            </w:r>
+            <w:hyperlink w:history="1" r:id="rIdkdhhk8sag2vri4kyryacf">
+              <w:r>
+                <w:rPr>
+                  <w:rFonts w:ascii="Calibri" w:cs="Calibri" w:eastAsia="Calibri" w:hAnsi="Calibri"/>
+                  <w:color w:val="1155CC"/>
+                  <w:sz w:val="18"/>
+                  <w:szCs w:val="18"/>
+                  <w:u w:val="single"/>
+                </w:rPr>
+                <w:t xml:space="preserve">Der-Avakian et al. 2025</w:t>
+              </w:r>
+            </w:hyperlink>
+            <w:r>
+              <w:rPr>
+                <w:rFonts w:ascii="Calibri" w:cs="Calibri" w:eastAsia="Calibri" w:hAnsi="Calibri"/>
+                <w:sz w:val="18"/>
+                <w:szCs w:val="18"/>
+              </w:rPr>
+              <w:t xml:space="preserve">)</w:t>
+            </w:r>
+          </w:p>
+          <w:p>
+            <w:pPr>
+              <w:spacing w:after="70"/>
+            </w:pPr>
+            <w:r>
+              <w:rPr>
+                <w:rFonts w:ascii="Calibri" w:cs="Calibri" w:eastAsia="Calibri" w:hAnsi="Calibri"/>
+                <w:b/>
+                <w:bCs/>
+                <w:sz w:val="19"/>
+                <w:szCs w:val="19"/>
+              </w:rPr>
+              <w:t xml:space="preserve">2–26</w:t>
+            </w:r>
+            <w:r>
+              <w:rPr>
+                <w:rFonts w:ascii="Calibri" w:cs="Calibri" w:eastAsia="Calibri" w:hAnsi="Calibri"/>
+                <w:sz w:val="18"/>
+                <w:szCs w:val="18"/>
+              </w:rPr>
+              <w:t xml:space="preserve">  count — 3 comparisons, median 15 — lowest significant species x exercise interactions in blood biochemical parameters (2), highest parameters with similar alteration pattern post exercise (26) (</w:t>
+            </w:r>
+            <w:hyperlink w:history="1" r:id="rIdpfeonwzht1pwalsl2ixr6">
+              <w:r>
+                <w:rPr>
+                  <w:rFonts w:ascii="Calibri" w:cs="Calibri" w:eastAsia="Calibri" w:hAnsi="Calibri"/>
+                  <w:color w:val="1155CC"/>
+                  <w:sz w:val="18"/>
+                  <w:szCs w:val="18"/>
+                  <w:u w:val="single"/>
+                </w:rPr>
+                <w:t xml:space="preserve">Goutianos et al. 2015</w:t>
+              </w:r>
+            </w:hyperlink>
+            <w:r>
+              <w:rPr>
+                <w:rFonts w:ascii="Calibri" w:cs="Calibri" w:eastAsia="Calibri" w:hAnsi="Calibri"/>
+                <w:sz w:val="18"/>
+                <w:szCs w:val="18"/>
+              </w:rPr>
+              <w:t xml:space="preserve">)</w:t>
+            </w:r>
+          </w:p>
+          <w:p>
+            <w:pPr>
+              <w:spacing w:after="40"/>
+            </w:pPr>
+            <w:r>
+              <w:rPr>
+                <w:rFonts w:ascii="Calibri" w:cs="Calibri" w:eastAsia="Calibri" w:hAnsi="Calibri"/>
+                <w:b/>
+                <w:bCs/>
+                <w:color w:val="8A6D00"/>
+                <w:sz w:val="17"/>
+                <w:szCs w:val="17"/>
+              </w:rPr>
+              <w:t xml:space="preserve">Caveat. </w:t>
+            </w:r>
+            <w:r>
+              <w:rPr>
+                <w:rFonts w:ascii="Calibri" w:cs="Calibri" w:eastAsia="Calibri" w:hAnsi="Calibri"/>
+                <w:i/>
+                <w:iCs/>
+                <w:color w:val="8A6D00"/>
+                <w:sz w:val="17"/>
+                <w:szCs w:val="17"/>
+              </w:rPr>
+              <w:t xml:space="preserve">The MHPS scores are normalized between 0 and 1, where 1 indicates the highest proximity to human MASLD. The 'improved and statistically significant agreement' for DEGs and DRPs is a qualitative statement without a specific numerical value provided beyond the overall 50% alignment rate for the whole transcriptome.</w:t>
             </w:r>
           </w:p>
         </w:tc>
@@ -7365,7 +6831,7 @@
                 <w:sz w:val="19"/>
                 <w:szCs w:val="19"/>
               </w:rPr>
-              <w:t xml:space="preserve">horse</w:t>
+              <w:t xml:space="preserve">c. elegans</w:t>
             </w:r>
           </w:p>
           <w:p>
@@ -7420,7 +6886,7 @@
                 <w:sz w:val="16"/>
                 <w:szCs w:val="16"/>
               </w:rPr>
-              <w:t xml:space="preserve">MIXED</w:t>
+              <w:t xml:space="preserve">TOO LITTLE EVIDENCE</w:t>
             </w:r>
           </w:p>
           <w:p>
@@ -7433,7 +6899,7 @@
                 <w:sz w:val="18"/>
                 <w:szCs w:val="18"/>
               </w:rPr>
-              <w:t xml:space="preserve">Evidence is mixed: horse tenocyte gene expression best matches human under transient inflammation (Mahalanobis 9.59) but is farther under healthy (23.05) and constant inflammation (12.97). Proliferation difference is large in healthy (slope 0.3000, p&lt;2e-16) but negligible in transient inflammation (slope 0.0233, p=0.49).</w:t>
+              <w:t xml:space="preserve">Evidence shows modest cross-species transcriptomic concordance for C. elegans with Drosophila: genome-wide c-scores &gt;0.1 for most within-stage comparisons, though one pair (ce.lar–dm.lar) was 0.087. The study reports no direct C. elegans–human disease concordance.</w:t>
             </w:r>
           </w:p>
           <w:p>
@@ -7458,7 +6924,7 @@
                 <w:sz w:val="17"/>
                 <w:szCs w:val="17"/>
               </w:rPr>
-              <w:t xml:space="preserve">Similarity varies by inflammatory state (healthy vs transient vs constant inflammation).</w:t>
+              <w:t xml:space="preserve">Variation comes from different developmental stage pairs (some within-stage pairs exceeded 0.1 while ce.lar–dm.lar was 0.087).</w:t>
             </w:r>
           </w:p>
           <w:p>
@@ -7489,17 +6955,17 @@
                 <w:sz w:val="19"/>
                 <w:szCs w:val="19"/>
               </w:rPr>
-              <w:t xml:space="preserve">-0.064–0.3</w:t>
-            </w:r>
-            <w:r>
-              <w:rPr>
-                <w:rFonts w:ascii="Calibri" w:cs="Calibri" w:eastAsia="Calibri" w:hAnsi="Calibri"/>
-                <w:sz w:val="18"/>
-                <w:szCs w:val="18"/>
-              </w:rPr>
-              <w:t xml:space="preserve">  slope — Proliferation capacity (slope difference to human) under healthy conditions (</w:t>
-            </w:r>
-            <w:hyperlink w:history="1" r:id="rIdp0vnajqbz5rka-ry6stlh">
+              <w:t xml:space="preserve">0.087–0.1</w:t>
+            </w:r>
+            <w:r>
+              <w:rPr>
+                <w:rFonts w:ascii="Calibri" w:cs="Calibri" w:eastAsia="Calibri" w:hAnsi="Calibri"/>
+                <w:sz w:val="18"/>
+                <w:szCs w:val="18"/>
+              </w:rPr>
+              <w:t xml:space="preserve">  c-score — 2 comparisons, median 0.0935 — lowest c-score for ce.lar-dm.lar (0.087), highest genome-wide c-scores between Drosophila and C. elegans stages (0.1) (</w:t>
+            </w:r>
+            <w:hyperlink w:history="1" r:id="rId3vcgn46nblalbbvga886d">
               <w:r>
                 <w:rPr>
                   <w:rFonts w:ascii="Calibri" w:cs="Calibri" w:eastAsia="Calibri" w:hAnsi="Calibri"/>
@@ -7508,222 +6974,7 @@
                   <w:szCs w:val="18"/>
                   <w:u w:val="single"/>
                 </w:rPr>
-                <w:t xml:space="preserve">Oreff et al. 2021</w:t>
-              </w:r>
-            </w:hyperlink>
-            <w:r>
-              <w:rPr>
-                <w:rFonts w:ascii="Calibri" w:cs="Calibri" w:eastAsia="Calibri" w:hAnsi="Calibri"/>
-                <w:sz w:val="18"/>
-                <w:szCs w:val="18"/>
-              </w:rPr>
-              <w:t xml:space="preserve">)</w:t>
-            </w:r>
-          </w:p>
-          <w:p>
-            <w:pPr>
-              <w:spacing w:after="70"/>
-            </w:pPr>
-            <w:r>
-              <w:rPr>
-                <w:rFonts w:ascii="Calibri" w:cs="Calibri" w:eastAsia="Calibri" w:hAnsi="Calibri"/>
-                <w:b/>
-                <w:bCs/>
-                <w:sz w:val="19"/>
-                <w:szCs w:val="19"/>
-              </w:rPr>
-              <w:t xml:space="preserve">9.59–23.05</w:t>
-            </w:r>
-            <w:r>
-              <w:rPr>
-                <w:rFonts w:ascii="Calibri" w:cs="Calibri" w:eastAsia="Calibri" w:hAnsi="Calibri"/>
-                <w:sz w:val="18"/>
-                <w:szCs w:val="18"/>
-              </w:rPr>
-              <w:t xml:space="preserve">  mahalanobis distance — Mahalanobis distance to human for all genes combined under healthy conditions (</w:t>
-            </w:r>
-            <w:hyperlink w:history="1" r:id="rId31851pvhik6jg7akqx1lh">
-              <w:r>
-                <w:rPr>
-                  <w:rFonts w:ascii="Calibri" w:cs="Calibri" w:eastAsia="Calibri" w:hAnsi="Calibri"/>
-                  <w:color w:val="1155CC"/>
-                  <w:sz w:val="18"/>
-                  <w:szCs w:val="18"/>
-                  <w:u w:val="single"/>
-                </w:rPr>
-                <w:t xml:space="preserve">Oreff et al. 2021</w:t>
-              </w:r>
-            </w:hyperlink>
-            <w:r>
-              <w:rPr>
-                <w:rFonts w:ascii="Calibri" w:cs="Calibri" w:eastAsia="Calibri" w:hAnsi="Calibri"/>
-                <w:sz w:val="18"/>
-                <w:szCs w:val="18"/>
-              </w:rPr>
-              <w:t xml:space="preserve">)</w:t>
-            </w:r>
-          </w:p>
-          <w:p>
-            <w:pPr>
-              <w:spacing w:after="70"/>
-            </w:pPr>
-            <w:r>
-              <w:rPr>
-                <w:rFonts w:ascii="Calibri" w:cs="Calibri" w:eastAsia="Calibri" w:hAnsi="Calibri"/>
-                <w:b/>
-                <w:bCs/>
-                <w:sz w:val="19"/>
-                <w:szCs w:val="19"/>
-              </w:rPr>
-              <w:t xml:space="preserve">-0.014–-0.0123</w:t>
-            </w:r>
-            <w:r>
-              <w:rPr>
-                <w:rFonts w:ascii="Calibri" w:cs="Calibri" w:eastAsia="Calibri" w:hAnsi="Calibri"/>
-                <w:sz w:val="18"/>
-                <w:szCs w:val="18"/>
-              </w:rPr>
-              <w:t xml:space="preserve">  slope — Migration slope (difference to human) under transient inflammation (</w:t>
-            </w:r>
-            <w:hyperlink w:history="1" r:id="rIdkvuabdxcth9bfokcrtzdl">
-              <w:r>
-                <w:rPr>
-                  <w:rFonts w:ascii="Calibri" w:cs="Calibri" w:eastAsia="Calibri" w:hAnsi="Calibri"/>
-                  <w:color w:val="1155CC"/>
-                  <w:sz w:val="18"/>
-                  <w:szCs w:val="18"/>
-                  <w:u w:val="single"/>
-                </w:rPr>
-                <w:t xml:space="preserve">Oreff et al. 2021</w:t>
-              </w:r>
-            </w:hyperlink>
-            <w:r>
-              <w:rPr>
-                <w:rFonts w:ascii="Calibri" w:cs="Calibri" w:eastAsia="Calibri" w:hAnsi="Calibri"/>
-                <w:sz w:val="18"/>
-                <w:szCs w:val="18"/>
-              </w:rPr>
-              <w:t xml:space="preserve">)</w:t>
-            </w:r>
-          </w:p>
-          <w:p>
-            <w:pPr>
-              <w:spacing w:after="70"/>
-            </w:pPr>
-            <w:r>
-              <w:rPr>
-                <w:rFonts w:ascii="Calibri" w:cs="Calibri" w:eastAsia="Calibri" w:hAnsi="Calibri"/>
-                <w:b/>
-                <w:bCs/>
-                <w:sz w:val="19"/>
-                <w:szCs w:val="19"/>
-              </w:rPr>
-              <w:t xml:space="preserve">0.0132563</w:t>
-            </w:r>
-            <w:r>
-              <w:rPr>
-                <w:rFonts w:ascii="Calibri" w:cs="Calibri" w:eastAsia="Calibri" w:hAnsi="Calibri"/>
-                <w:sz w:val="18"/>
-                <w:szCs w:val="18"/>
-              </w:rPr>
-              <w:t xml:space="preserve">  slope — Migration slope (difference to human) under healthy conditions (</w:t>
-            </w:r>
-            <w:hyperlink w:history="1" r:id="rIdgmnq83_ro9zkzsooo4495">
-              <w:r>
-                <w:rPr>
-                  <w:rFonts w:ascii="Calibri" w:cs="Calibri" w:eastAsia="Calibri" w:hAnsi="Calibri"/>
-                  <w:color w:val="1155CC"/>
-                  <w:sz w:val="18"/>
-                  <w:szCs w:val="18"/>
-                  <w:u w:val="single"/>
-                </w:rPr>
-                <w:t xml:space="preserve">Oreff et al. 2021</w:t>
-              </w:r>
-            </w:hyperlink>
-            <w:r>
-              <w:rPr>
-                <w:rFonts w:ascii="Calibri" w:cs="Calibri" w:eastAsia="Calibri" w:hAnsi="Calibri"/>
-                <w:sz w:val="18"/>
-                <w:szCs w:val="18"/>
-              </w:rPr>
-              <w:t xml:space="preserve">)</w:t>
-            </w:r>
-          </w:p>
-          <w:p>
-            <w:pPr>
-              <w:spacing w:after="70"/>
-            </w:pPr>
-            <w:r>
-              <w:rPr>
-                <w:rFonts w:ascii="Calibri" w:cs="Calibri" w:eastAsia="Calibri" w:hAnsi="Calibri"/>
-                <w:b/>
-                <w:bCs/>
-                <w:sz w:val="19"/>
-                <w:szCs w:val="19"/>
-              </w:rPr>
-              <w:t xml:space="preserve">6.88</w:t>
-            </w:r>
-            <w:r>
-              <w:rPr>
-                <w:rFonts w:ascii="Calibri" w:cs="Calibri" w:eastAsia="Calibri" w:hAnsi="Calibri"/>
-                <w:sz w:val="18"/>
-                <w:szCs w:val="18"/>
-              </w:rPr>
-              <w:t xml:space="preserve">  mahalanobis distance — Mahalanobis distance to human for tenogenic markers (SCX, TNC, TNMD) (</w:t>
-            </w:r>
-            <w:hyperlink w:history="1" r:id="rIdkeegewocmgpf5g_fvhh46">
-              <w:r>
-                <w:rPr>
-                  <w:rFonts w:ascii="Calibri" w:cs="Calibri" w:eastAsia="Calibri" w:hAnsi="Calibri"/>
-                  <w:color w:val="1155CC"/>
-                  <w:sz w:val="18"/>
-                  <w:szCs w:val="18"/>
-                  <w:u w:val="single"/>
-                </w:rPr>
-                <w:t xml:space="preserve">Oreff et al. 2021</w:t>
-              </w:r>
-            </w:hyperlink>
-            <w:r>
-              <w:rPr>
-                <w:rFonts w:ascii="Calibri" w:cs="Calibri" w:eastAsia="Calibri" w:hAnsi="Calibri"/>
-                <w:sz w:val="18"/>
-                <w:szCs w:val="18"/>
-              </w:rPr>
-              <w:t xml:space="preserve">)</w:t>
-            </w:r>
-          </w:p>
-          <w:p>
-            <w:pPr>
-              <w:spacing w:after="70"/>
-            </w:pPr>
-            <w:r>
-              <w:rPr>
-                <w:rFonts w:ascii="Calibri" w:cs="Calibri" w:eastAsia="Calibri" w:hAnsi="Calibri"/>
-                <w:b/>
-                <w:bCs/>
-                <w:sz w:val="19"/>
-                <w:szCs w:val="19"/>
-              </w:rPr>
-              <w:t xml:space="preserve">8.45</w:t>
-            </w:r>
-            <w:r>
-              <w:rPr>
-                <w:rFonts w:ascii="Calibri" w:cs="Calibri" w:eastAsia="Calibri" w:hAnsi="Calibri"/>
-                <w:sz w:val="18"/>
-                <w:szCs w:val="18"/>
-              </w:rPr>
-              <w:t xml:space="preserve">  mahalanobis distance — Mahalanobis distance to human for collagens (COL1, COL3, COL5) (</w:t>
-            </w:r>
-            <w:hyperlink w:history="1" r:id="rIdcfpqicmt_dkm2cjf3ibtx">
-              <w:r>
-                <w:rPr>
-                  <w:rFonts w:ascii="Calibri" w:cs="Calibri" w:eastAsia="Calibri" w:hAnsi="Calibri"/>
-                  <w:color w:val="1155CC"/>
-                  <w:sz w:val="18"/>
-                  <w:szCs w:val="18"/>
-                  <w:u w:val="single"/>
-                </w:rPr>
-                <w:t xml:space="preserve">Oreff et al. 2021</w:t>
+                <w:t xml:space="preserve">Zong et al. 2023</w:t>
               </w:r>
             </w:hyperlink>
             <w:r>
@@ -7788,7 +7039,7 @@
                 <w:sz w:val="19"/>
                 <w:szCs w:val="19"/>
               </w:rPr>
-              <w:t xml:space="preserve">non-human primate</w:t>
+              <w:t xml:space="preserve">d. melanogaster</w:t>
             </w:r>
           </w:p>
           <w:p>
@@ -7840,11 +7091,11 @@
                 <w:rFonts w:ascii="Calibri" w:cs="Calibri" w:eastAsia="Calibri" w:hAnsi="Calibri"/>
                 <w:b/>
                 <w:bCs/>
-                <w:color w:val="15603A"/>
+                <w:color w:val="7A5B00"/>
                 <w:sz w:val="16"/>
                 <w:szCs w:val="16"/>
               </w:rPr>
-              <w:t xml:space="preserve">EVIDENCE FAVOURS THE MODEL</w:t>
+              <w:t xml:space="preserve">TOO LITTLE EVIDENCE</w:t>
             </w:r>
           </w:p>
           <w:p>
@@ -7857,32 +7108,7 @@
                 <w:sz w:val="18"/>
                 <w:szCs w:val="18"/>
               </w:rPr>
-              <w:t xml:space="preserve">Tarandovskiy et al. 2020: baboon and rhesus thrombin measures closely matched human values (thrombin peak 434 nM and 399 nM vs human 484 nM; thrombin production 124 and 111 nM/min vs 111.5 nM/min). However plasmin production rates were substantially higher (baboon 90.8 vs human 34.8 nM/min).</w:t>
-            </w:r>
-          </w:p>
-          <w:p>
-            <w:pPr>
-              <w:spacing w:after="60"/>
-            </w:pPr>
-            <w:r>
-              <w:rPr>
-                <w:rFonts w:ascii="Calibri" w:cs="Calibri" w:eastAsia="Calibri" w:hAnsi="Calibri"/>
-                <w:b/>
-                <w:bCs/>
-                <w:color w:val="555555"/>
-                <w:sz w:val="17"/>
-                <w:szCs w:val="17"/>
-              </w:rPr>
-              <w:t xml:space="preserve">What varies across the range. </w:t>
-            </w:r>
-            <w:r>
-              <w:rPr>
-                <w:rFonts w:ascii="Calibri" w:cs="Calibri" w:eastAsia="Calibri" w:hAnsi="Calibri"/>
-                <w:color w:val="555555"/>
-                <w:sz w:val="17"/>
-                <w:szCs w:val="17"/>
-              </w:rPr>
-              <w:t xml:space="preserve">Different metrics diverge: thrombin parameters approximate human values while plasmin generation—especially production rate—is much higher in primates.</w:t>
+              <w:t xml:space="preserve">Zong et al. 2023 found modest within-stage transcriptome similarity between D. melanogaster and C. elegans (most genome-wide c-scores &gt;0.1; ce.lar–dm.lar c-score = 0.087). The study reports no direct D. melanogaster–human disease comparisons, so evidence is insufficient to judge tracking of human disease.</w:t>
             </w:r>
           </w:p>
           <w:p>
@@ -7913,17 +7139,17 @@
                 <w:sz w:val="19"/>
                 <w:szCs w:val="19"/>
               </w:rPr>
-              <w:t xml:space="preserve">398.95–565.84</w:t>
-            </w:r>
-            <w:r>
-              <w:rPr>
-                <w:rFonts w:ascii="Calibri" w:cs="Calibri" w:eastAsia="Calibri" w:hAnsi="Calibri"/>
-                <w:sz w:val="18"/>
-                <w:szCs w:val="18"/>
-              </w:rPr>
-              <w:t xml:space="preserve">  mean, n=10 — Thrombin Concentration Peak (Mean, nM) (</w:t>
-            </w:r>
-            <w:hyperlink w:history="1" r:id="rIddta5ityfcmpdtoatn3dlw">
+              <w:t xml:space="preserve">0.087–0.1</w:t>
+            </w:r>
+            <w:r>
+              <w:rPr>
+                <w:rFonts w:ascii="Calibri" w:cs="Calibri" w:eastAsia="Calibri" w:hAnsi="Calibri"/>
+                <w:sz w:val="18"/>
+                <w:szCs w:val="18"/>
+              </w:rPr>
+              <w:t xml:space="preserve">  c-score — 2 comparisons, median 0.0935 — lowest c-score for ce.lar-dm.lar (0.087), highest genome-wide c-scores between Drosophila and C. elegans stages (0.1) (</w:t>
+            </w:r>
+            <w:hyperlink w:history="1" r:id="rIdgnan9h2qrvbo2q7xgjtll">
               <w:r>
                 <w:rPr>
                   <w:rFonts w:ascii="Calibri" w:cs="Calibri" w:eastAsia="Calibri" w:hAnsi="Calibri"/>
@@ -7932,136 +7158,7 @@
                   <w:szCs w:val="18"/>
                   <w:u w:val="single"/>
                 </w:rPr>
-                <w:t xml:space="preserve">Tarandovskiy et al. 2020</w:t>
-              </w:r>
-            </w:hyperlink>
-            <w:r>
-              <w:rPr>
-                <w:rFonts w:ascii="Calibri" w:cs="Calibri" w:eastAsia="Calibri" w:hAnsi="Calibri"/>
-                <w:sz w:val="18"/>
-                <w:szCs w:val="18"/>
-              </w:rPr>
-              <w:t xml:space="preserve">)</w:t>
-            </w:r>
-          </w:p>
-          <w:p>
-            <w:pPr>
-              <w:spacing w:after="70"/>
-            </w:pPr>
-            <w:r>
-              <w:rPr>
-                <w:rFonts w:ascii="Calibri" w:cs="Calibri" w:eastAsia="Calibri" w:hAnsi="Calibri"/>
-                <w:b/>
-                <w:bCs/>
-                <w:sz w:val="19"/>
-                <w:szCs w:val="19"/>
-              </w:rPr>
-              <w:t xml:space="preserve">49.78–124.22</w:t>
-            </w:r>
-            <w:r>
-              <w:rPr>
-                <w:rFonts w:ascii="Calibri" w:cs="Calibri" w:eastAsia="Calibri" w:hAnsi="Calibri"/>
-                <w:sz w:val="18"/>
-                <w:szCs w:val="18"/>
-              </w:rPr>
-              <w:t xml:space="preserve">  mean, n=10 — Thrombin Production Rate (Mean, nM/min) (</w:t>
-            </w:r>
-            <w:hyperlink w:history="1" r:id="rIdujfdnvlkw7-cs3nkyzyil">
-              <w:r>
-                <w:rPr>
-                  <w:rFonts w:ascii="Calibri" w:cs="Calibri" w:eastAsia="Calibri" w:hAnsi="Calibri"/>
-                  <w:color w:val="1155CC"/>
-                  <w:sz w:val="18"/>
-                  <w:szCs w:val="18"/>
-                  <w:u w:val="single"/>
-                </w:rPr>
-                <w:t xml:space="preserve">Tarandovskiy et al. 2020</w:t>
-              </w:r>
-            </w:hyperlink>
-            <w:r>
-              <w:rPr>
-                <w:rFonts w:ascii="Calibri" w:cs="Calibri" w:eastAsia="Calibri" w:hAnsi="Calibri"/>
-                <w:sz w:val="18"/>
-                <w:szCs w:val="18"/>
-              </w:rPr>
-              <w:t xml:space="preserve">)</w:t>
-            </w:r>
-          </w:p>
-          <w:p>
-            <w:pPr>
-              <w:spacing w:after="70"/>
-            </w:pPr>
-            <w:r>
-              <w:rPr>
-                <w:rFonts w:ascii="Calibri" w:cs="Calibri" w:eastAsia="Calibri" w:hAnsi="Calibri"/>
-                <w:b/>
-                <w:bCs/>
-                <w:sz w:val="19"/>
-                <w:szCs w:val="19"/>
-              </w:rPr>
-              <w:t xml:space="preserve">546.26–565.84</w:t>
-            </w:r>
-            <w:r>
-              <w:rPr>
-                <w:rFonts w:ascii="Calibri" w:cs="Calibri" w:eastAsia="Calibri" w:hAnsi="Calibri"/>
-                <w:sz w:val="18"/>
-                <w:szCs w:val="18"/>
-              </w:rPr>
-              <w:t xml:space="preserve">  mean, n=10 — Plasmin Concentration Peak (Mean, nM) (</w:t>
-            </w:r>
-            <w:hyperlink w:history="1" r:id="rIdoepnjwugujutbhtwqpnaj">
-              <w:r>
-                <w:rPr>
-                  <w:rFonts w:ascii="Calibri" w:cs="Calibri" w:eastAsia="Calibri" w:hAnsi="Calibri"/>
-                  <w:color w:val="1155CC"/>
-                  <w:sz w:val="18"/>
-                  <w:szCs w:val="18"/>
-                  <w:u w:val="single"/>
-                </w:rPr>
-                <w:t xml:space="preserve">Tarandovskiy et al. 2020</w:t>
-              </w:r>
-            </w:hyperlink>
-            <w:r>
-              <w:rPr>
-                <w:rFonts w:ascii="Calibri" w:cs="Calibri" w:eastAsia="Calibri" w:hAnsi="Calibri"/>
-                <w:sz w:val="18"/>
-                <w:szCs w:val="18"/>
-              </w:rPr>
-              <w:t xml:space="preserve">)</w:t>
-            </w:r>
-          </w:p>
-          <w:p>
-            <w:pPr>
-              <w:spacing w:after="70"/>
-            </w:pPr>
-            <w:r>
-              <w:rPr>
-                <w:rFonts w:ascii="Calibri" w:cs="Calibri" w:eastAsia="Calibri" w:hAnsi="Calibri"/>
-                <w:b/>
-                <w:bCs/>
-                <w:sz w:val="19"/>
-                <w:szCs w:val="19"/>
-              </w:rPr>
-              <w:t xml:space="preserve">49.78–90.81</w:t>
-            </w:r>
-            <w:r>
-              <w:rPr>
-                <w:rFonts w:ascii="Calibri" w:cs="Calibri" w:eastAsia="Calibri" w:hAnsi="Calibri"/>
-                <w:sz w:val="18"/>
-                <w:szCs w:val="18"/>
-              </w:rPr>
-              <w:t xml:space="preserve">  mean, n=10 — Plasmin Production Rate (Mean, nM/min) (</w:t>
-            </w:r>
-            <w:hyperlink w:history="1" r:id="rIddahwsgzmp-cldxsarg3cj">
-              <w:r>
-                <w:rPr>
-                  <w:rFonts w:ascii="Calibri" w:cs="Calibri" w:eastAsia="Calibri" w:hAnsi="Calibri"/>
-                  <w:color w:val="1155CC"/>
-                  <w:sz w:val="18"/>
-                  <w:szCs w:val="18"/>
-                  <w:u w:val="single"/>
-                </w:rPr>
-                <w:t xml:space="preserve">Tarandovskiy et al. 2020</w:t>
+                <w:t xml:space="preserve">Zong et al. 2023</w:t>
               </w:r>
             </w:hyperlink>
             <w:r>
@@ -8124,7 +7221,7 @@
                 <w:sz w:val="19"/>
                 <w:szCs w:val="19"/>
               </w:rPr>
-              <w:t xml:space="preserve">pig</w:t>
+              <w:t xml:space="preserve">horse</w:t>
             </w:r>
           </w:p>
           <w:p>
@@ -8192,7 +7289,32 @@
                 <w:sz w:val="18"/>
                 <w:szCs w:val="18"/>
               </w:rPr>
-              <w:t xml:space="preserve">Tarandovskiy et al. 2020: swine thrombin partly tracked humans—thrombin peak 242.35 nM (~50% of human 484.25) and production 93.6 nM/min (~84% of human 111.51), but swine produced no detectable plasmin. n=20; absent plasmin limits pig utility for fibrinolysis/disease-biology comparisons.</w:t>
+              <w:t xml:space="preserve">Oreff et al. 2021: Horse tenocyte transcriptomes resembled human under transient inflammation (Mahalanobis 9.59 vs 23.05 in healthy), and proliferation difference was small/non-significant under transient inflammation (slope 0.0233, p=0.49). Migration differed from human in healthy (slope 0.0133, p=0.0038) and constant inflammation (−0.014, p=0.0302).</w:t>
+            </w:r>
+          </w:p>
+          <w:p>
+            <w:pPr>
+              <w:spacing w:after="60"/>
+            </w:pPr>
+            <w:r>
+              <w:rPr>
+                <w:rFonts w:ascii="Calibri" w:cs="Calibri" w:eastAsia="Calibri" w:hAnsi="Calibri"/>
+                <w:b/>
+                <w:bCs/>
+                <w:color w:val="555555"/>
+                <w:sz w:val="17"/>
+                <w:szCs w:val="17"/>
+              </w:rPr>
+              <w:t xml:space="preserve">What varies across the range. </w:t>
+            </w:r>
+            <w:r>
+              <w:rPr>
+                <w:rFonts w:ascii="Calibri" w:cs="Calibri" w:eastAsia="Calibri" w:hAnsi="Calibri"/>
+                <w:color w:val="555555"/>
+                <w:sz w:val="17"/>
+                <w:szCs w:val="17"/>
+              </w:rPr>
+              <w:t xml:space="preserve">Similarity and functional measures change with inflammatory state (healthy vs transient vs constant), producing the varied distances and slope differences.</w:t>
             </w:r>
           </w:p>
           <w:p>
@@ -8223,17 +7345,17 @@
                 <w:sz w:val="19"/>
                 <w:szCs w:val="19"/>
               </w:rPr>
-              <w:t xml:space="preserve">9.86–242.35</w:t>
-            </w:r>
-            <w:r>
-              <w:rPr>
-                <w:rFonts w:ascii="Calibri" w:cs="Calibri" w:eastAsia="Calibri" w:hAnsi="Calibri"/>
-                <w:sz w:val="18"/>
-                <w:szCs w:val="18"/>
-              </w:rPr>
-              <w:t xml:space="preserve">  mean, n=20 — Thrombin Concentration Peak (Mean, nM) (</w:t>
-            </w:r>
-            <w:hyperlink w:history="1" r:id="rIdzv2-ugomotxi9q75jr9co">
+              <w:t xml:space="preserve">4.65–23.05</w:t>
+            </w:r>
+            <w:r>
+              <w:rPr>
+                <w:rFonts w:ascii="Calibri" w:cs="Calibri" w:eastAsia="Calibri" w:hAnsi="Calibri"/>
+                <w:sz w:val="18"/>
+                <w:szCs w:val="18"/>
+              </w:rPr>
+              <w:t xml:space="preserve">  mahalanobis distance — 7 comparisons, median 9.59 — lowest Mahalanobis distance to human for MMPs (MMP1, MMP3, MMP13) (4.65), highest Mahalanobis distance to human for all genes combined under healthy conditions (23.05) (</w:t>
+            </w:r>
+            <w:hyperlink w:history="1" r:id="rId_060zdkdv1qd_rzz2vb7n">
               <w:r>
                 <w:rPr>
                   <w:rFonts w:ascii="Calibri" w:cs="Calibri" w:eastAsia="Calibri" w:hAnsi="Calibri"/>
@@ -8242,7 +7364,7 @@
                   <w:szCs w:val="18"/>
                   <w:u w:val="single"/>
                 </w:rPr>
-                <w:t xml:space="preserve">Tarandovskiy et al. 2020</w:t>
+                <w:t xml:space="preserve">Oreff et al. 2021</w:t>
               </w:r>
             </w:hyperlink>
             <w:r>
@@ -8266,17 +7388,17 @@
                 <w:sz w:val="19"/>
                 <w:szCs w:val="19"/>
               </w:rPr>
-              <w:t xml:space="preserve">1.48–93.6</w:t>
-            </w:r>
-            <w:r>
-              <w:rPr>
-                <w:rFonts w:ascii="Calibri" w:cs="Calibri" w:eastAsia="Calibri" w:hAnsi="Calibri"/>
-                <w:sz w:val="18"/>
-                <w:szCs w:val="18"/>
-              </w:rPr>
-              <w:t xml:space="preserve">  mean, n=20 — Thrombin Production Rate (Mean, nM/min) (</w:t>
-            </w:r>
-            <w:hyperlink w:history="1" r:id="rIdrwipiwi3lakxbbw7v8zud">
+              <w:t xml:space="preserve">-0.064–0.3</w:t>
+            </w:r>
+            <w:r>
+              <w:rPr>
+                <w:rFonts w:ascii="Calibri" w:cs="Calibri" w:eastAsia="Calibri" w:hAnsi="Calibri"/>
+                <w:sz w:val="18"/>
+                <w:szCs w:val="18"/>
+              </w:rPr>
+              <w:t xml:space="preserve">  slope — 6 comparisons, median 0.00047815 — lowest Proliferation capacity (slope difference to human) under constant inflammation (-0.064), highest Proliferation capacity (slope difference to human) under healthy conditions (0.3) (</w:t>
+            </w:r>
+            <w:hyperlink w:history="1" r:id="rIdrahygtfdem-yyyfpis8qv">
               <w:r>
                 <w:rPr>
                   <w:rFonts w:ascii="Calibri" w:cs="Calibri" w:eastAsia="Calibri" w:hAnsi="Calibri"/>
@@ -8285,93 +7407,7 @@
                   <w:szCs w:val="18"/>
                   <w:u w:val="single"/>
                 </w:rPr>
-                <w:t xml:space="preserve">Tarandovskiy et al. 2020</w:t>
-              </w:r>
-            </w:hyperlink>
-            <w:r>
-              <w:rPr>
-                <w:rFonts w:ascii="Calibri" w:cs="Calibri" w:eastAsia="Calibri" w:hAnsi="Calibri"/>
-                <w:sz w:val="18"/>
-                <w:szCs w:val="18"/>
-              </w:rPr>
-              <w:t xml:space="preserve">)</w:t>
-            </w:r>
-          </w:p>
-          <w:p>
-            <w:pPr>
-              <w:spacing w:after="70"/>
-            </w:pPr>
-            <w:r>
-              <w:rPr>
-                <w:rFonts w:ascii="Calibri" w:cs="Calibri" w:eastAsia="Calibri" w:hAnsi="Calibri"/>
-                <w:b/>
-                <w:bCs/>
-                <w:sz w:val="19"/>
-                <w:szCs w:val="19"/>
-              </w:rPr>
-              <w:t xml:space="preserve">81.98</w:t>
-            </w:r>
-            <w:r>
-              <w:rPr>
-                <w:rFonts w:ascii="Calibri" w:cs="Calibri" w:eastAsia="Calibri" w:hAnsi="Calibri"/>
-                <w:sz w:val="18"/>
-                <w:szCs w:val="18"/>
-              </w:rPr>
-              <w:t xml:space="preserve">  mean, n=14 — Plasmin Concentration Peak (Mean, nM) (</w:t>
-            </w:r>
-            <w:hyperlink w:history="1" r:id="rIdtysq7i5jyzinvc7yklrlh">
-              <w:r>
-                <w:rPr>
-                  <w:rFonts w:ascii="Calibri" w:cs="Calibri" w:eastAsia="Calibri" w:hAnsi="Calibri"/>
-                  <w:color w:val="1155CC"/>
-                  <w:sz w:val="18"/>
-                  <w:szCs w:val="18"/>
-                  <w:u w:val="single"/>
-                </w:rPr>
-                <w:t xml:space="preserve">Tarandovskiy et al. 2020</w:t>
-              </w:r>
-            </w:hyperlink>
-            <w:r>
-              <w:rPr>
-                <w:rFonts w:ascii="Calibri" w:cs="Calibri" w:eastAsia="Calibri" w:hAnsi="Calibri"/>
-                <w:sz w:val="18"/>
-                <w:szCs w:val="18"/>
-              </w:rPr>
-              <w:t xml:space="preserve">)</w:t>
-            </w:r>
-          </w:p>
-          <w:p>
-            <w:pPr>
-              <w:spacing w:after="70"/>
-            </w:pPr>
-            <w:r>
-              <w:rPr>
-                <w:rFonts w:ascii="Calibri" w:cs="Calibri" w:eastAsia="Calibri" w:hAnsi="Calibri"/>
-                <w:b/>
-                <w:bCs/>
-                <w:sz w:val="19"/>
-                <w:szCs w:val="19"/>
-              </w:rPr>
-              <w:t xml:space="preserve">1.48</w:t>
-            </w:r>
-            <w:r>
-              <w:rPr>
-                <w:rFonts w:ascii="Calibri" w:cs="Calibri" w:eastAsia="Calibri" w:hAnsi="Calibri"/>
-                <w:sz w:val="18"/>
-                <w:szCs w:val="18"/>
-              </w:rPr>
-              <w:t xml:space="preserve">  mean, n=14 — Plasmin Production Rate (Mean, nM/min) (</w:t>
-            </w:r>
-            <w:hyperlink w:history="1" r:id="rId1foxjkouwnd0s2symxmxy">
-              <w:r>
-                <w:rPr>
-                  <w:rFonts w:ascii="Calibri" w:cs="Calibri" w:eastAsia="Calibri" w:hAnsi="Calibri"/>
-                  <w:color w:val="1155CC"/>
-                  <w:sz w:val="18"/>
-                  <w:szCs w:val="18"/>
-                  <w:u w:val="single"/>
-                </w:rPr>
-                <w:t xml:space="preserve">Tarandovskiy et al. 2020</w:t>
+                <w:t xml:space="preserve">Oreff et al. 2021</w:t>
               </w:r>
             </w:hyperlink>
             <w:r>
@@ -8436,7 +7472,7 @@
                 <w:sz w:val="19"/>
                 <w:szCs w:val="19"/>
               </w:rPr>
-              <w:t xml:space="preserve">rabbit</w:t>
+              <w:t xml:space="preserve">non-human primate</w:t>
             </w:r>
           </w:p>
           <w:p>
@@ -8488,11 +7524,11 @@
                 <w:rFonts w:ascii="Calibri" w:cs="Calibri" w:eastAsia="Calibri" w:hAnsi="Calibri"/>
                 <w:b/>
                 <w:bCs/>
-                <w:color w:val="7A5B00"/>
+                <w:color w:val="15603A"/>
                 <w:sz w:val="16"/>
                 <w:szCs w:val="16"/>
               </w:rPr>
-              <w:t xml:space="preserve">MIXED</w:t>
+              <w:t xml:space="preserve">EVIDENCE FAVOURS THE MODEL</w:t>
             </w:r>
           </w:p>
           <w:p>
@@ -8505,7 +7541,7 @@
                 <w:sz w:val="18"/>
                 <w:szCs w:val="18"/>
               </w:rPr>
-              <w:t xml:space="preserve">Tarandovskiy et al. 2020: rabbit thrombin peak 71.6 nM (~15% of human 484.25 nM) and thrombin production 14.9 nM/min (~13% of human 111.51), while plasmin peak 197.7 nM (~43% of human 457.20) and plasmin production 17.6 nM/min (~51% of human 34.80). Rabbit curves were highly variable, so alignment with human coagulation is mixed.</w:t>
+              <w:t xml:space="preserve">Tarandovskiy et al. 2020: baboon and rhesus thrombin measures approximated human values (thrombin peak 433.8 and 399.0 nM vs human 484.3; production rates 124.2 and 111.2 nM/min vs human 111.5). Plasmin peaks were higher (546–566 vs 457 nM) and plasmin production rate was markedly higher in baboon (90.8 vs 34.8 nM/min).</w:t>
             </w:r>
           </w:p>
           <w:p>
@@ -8530,7 +7566,7 @@
                 <w:sz w:val="17"/>
                 <w:szCs w:val="17"/>
               </w:rPr>
-              <w:t xml:space="preserve">Different coagulation metrics diverge: thrombin measures are much lower than human while plasmin measures are nearer human values, and rabbit curves showed high variability.</w:t>
+              <w:t xml:space="preserve">Different metrics diverge: thrombin measures are close to human while plasmin production rates are substantially higher (especially in baboon).</w:t>
             </w:r>
           </w:p>
           <w:p>
@@ -8561,146 +7597,17 @@
                 <w:sz w:val="19"/>
                 <w:szCs w:val="19"/>
               </w:rPr>
-              <w:t xml:space="preserve">71.6–197.71</w:t>
-            </w:r>
-            <w:r>
-              <w:rPr>
-                <w:rFonts w:ascii="Calibri" w:cs="Calibri" w:eastAsia="Calibri" w:hAnsi="Calibri"/>
-                <w:sz w:val="18"/>
-                <w:szCs w:val="18"/>
-              </w:rPr>
-              <w:t xml:space="preserve">  mean, n=10 — Thrombin Concentration Peak (Mean, nM) (</w:t>
-            </w:r>
-            <w:hyperlink w:history="1" r:id="rIdo4dhgq8yvlat1_151ds_k">
-              <w:r>
-                <w:rPr>
-                  <w:rFonts w:ascii="Calibri" w:cs="Calibri" w:eastAsia="Calibri" w:hAnsi="Calibri"/>
-                  <w:color w:val="1155CC"/>
-                  <w:sz w:val="18"/>
-                  <w:szCs w:val="18"/>
-                  <w:u w:val="single"/>
-                </w:rPr>
-                <w:t xml:space="preserve">Tarandovskiy et al. 2020</w:t>
-              </w:r>
-            </w:hyperlink>
-            <w:r>
-              <w:rPr>
-                <w:rFonts w:ascii="Calibri" w:cs="Calibri" w:eastAsia="Calibri" w:hAnsi="Calibri"/>
-                <w:sz w:val="18"/>
-                <w:szCs w:val="18"/>
-              </w:rPr>
-              <w:t xml:space="preserve">)</w:t>
-            </w:r>
-          </w:p>
-          <w:p>
-            <w:pPr>
-              <w:spacing w:after="70"/>
-            </w:pPr>
-            <w:r>
-              <w:rPr>
-                <w:rFonts w:ascii="Calibri" w:cs="Calibri" w:eastAsia="Calibri" w:hAnsi="Calibri"/>
-                <w:b/>
-                <w:bCs/>
-                <w:sz w:val="19"/>
-                <w:szCs w:val="19"/>
-              </w:rPr>
-              <w:t xml:space="preserve">14.93–17.63</w:t>
-            </w:r>
-            <w:r>
-              <w:rPr>
-                <w:rFonts w:ascii="Calibri" w:cs="Calibri" w:eastAsia="Calibri" w:hAnsi="Calibri"/>
-                <w:sz w:val="18"/>
-                <w:szCs w:val="18"/>
-              </w:rPr>
-              <w:t xml:space="preserve">  mean, n=10 — Thrombin Production Rate (Mean, nM/min) (</w:t>
-            </w:r>
-            <w:hyperlink w:history="1" r:id="rId9a6ruor8cpasthoncczpy">
-              <w:r>
-                <w:rPr>
-                  <w:rFonts w:ascii="Calibri" w:cs="Calibri" w:eastAsia="Calibri" w:hAnsi="Calibri"/>
-                  <w:color w:val="1155CC"/>
-                  <w:sz w:val="18"/>
-                  <w:szCs w:val="18"/>
-                  <w:u w:val="single"/>
-                </w:rPr>
-                <w:t xml:space="preserve">Tarandovskiy et al. 2020</w:t>
-              </w:r>
-            </w:hyperlink>
-            <w:r>
-              <w:rPr>
-                <w:rFonts w:ascii="Calibri" w:cs="Calibri" w:eastAsia="Calibri" w:hAnsi="Calibri"/>
-                <w:sz w:val="18"/>
-                <w:szCs w:val="18"/>
-              </w:rPr>
-              <w:t xml:space="preserve">)</w:t>
-            </w:r>
-          </w:p>
-          <w:p>
-            <w:pPr>
-              <w:spacing w:after="70"/>
-            </w:pPr>
-            <w:r>
-              <w:rPr>
-                <w:rFonts w:ascii="Calibri" w:cs="Calibri" w:eastAsia="Calibri" w:hAnsi="Calibri"/>
-                <w:b/>
-                <w:bCs/>
-                <w:sz w:val="19"/>
-                <w:szCs w:val="19"/>
-              </w:rPr>
-              <w:t xml:space="preserve">197.71</w:t>
-            </w:r>
-            <w:r>
-              <w:rPr>
-                <w:rFonts w:ascii="Calibri" w:cs="Calibri" w:eastAsia="Calibri" w:hAnsi="Calibri"/>
-                <w:sz w:val="18"/>
-                <w:szCs w:val="18"/>
-              </w:rPr>
-              <w:t xml:space="preserve">  mean, n=10 — Plasmin Concentration Peak (Mean, nM) (</w:t>
-            </w:r>
-            <w:hyperlink w:history="1" r:id="rIdu2t23mj_hedcgvy49e_l2">
-              <w:r>
-                <w:rPr>
-                  <w:rFonts w:ascii="Calibri" w:cs="Calibri" w:eastAsia="Calibri" w:hAnsi="Calibri"/>
-                  <w:color w:val="1155CC"/>
-                  <w:sz w:val="18"/>
-                  <w:szCs w:val="18"/>
-                  <w:u w:val="single"/>
-                </w:rPr>
-                <w:t xml:space="preserve">Tarandovskiy et al. 2020</w:t>
-              </w:r>
-            </w:hyperlink>
-            <w:r>
-              <w:rPr>
-                <w:rFonts w:ascii="Calibri" w:cs="Calibri" w:eastAsia="Calibri" w:hAnsi="Calibri"/>
-                <w:sz w:val="18"/>
-                <w:szCs w:val="18"/>
-              </w:rPr>
-              <w:t xml:space="preserve">)</w:t>
-            </w:r>
-          </w:p>
-          <w:p>
-            <w:pPr>
-              <w:spacing w:after="70"/>
-            </w:pPr>
-            <w:r>
-              <w:rPr>
-                <w:rFonts w:ascii="Calibri" w:cs="Calibri" w:eastAsia="Calibri" w:hAnsi="Calibri"/>
-                <w:b/>
-                <w:bCs/>
-                <w:sz w:val="19"/>
-                <w:szCs w:val="19"/>
-              </w:rPr>
-              <w:t xml:space="preserve">17.63</w:t>
-            </w:r>
-            <w:r>
-              <w:rPr>
-                <w:rFonts w:ascii="Calibri" w:cs="Calibri" w:eastAsia="Calibri" w:hAnsi="Calibri"/>
-                <w:sz w:val="18"/>
-                <w:szCs w:val="18"/>
-              </w:rPr>
-              <w:t xml:space="preserve">  mean, n=10 — Plasmin Production Rate (Mean, nM/min) (</w:t>
-            </w:r>
-            <w:hyperlink w:history="1" r:id="rId4rovtsgnoxxbepa1e0cb3">
+              <w:t xml:space="preserve">49.78–565.84</w:t>
+            </w:r>
+            <w:r>
+              <w:rPr>
+                <w:rFonts w:ascii="Calibri" w:cs="Calibri" w:eastAsia="Calibri" w:hAnsi="Calibri"/>
+                <w:sz w:val="18"/>
+                <w:szCs w:val="18"/>
+              </w:rPr>
+              <w:t xml:space="preserve">  mean — 16 comparisons, median 261.585 — lowest Plasmin Production Rate (Mean, nM/min) (49.78), highest Plasmin Concentration Peak (Mean, nM) (565.84) (</w:t>
+            </w:r>
+            <w:hyperlink w:history="1" r:id="rIdr7q3mtmxwmyfbfszrptvl">
               <w:r>
                 <w:rPr>
                   <w:rFonts w:ascii="Calibri" w:cs="Calibri" w:eastAsia="Calibri" w:hAnsi="Calibri"/>
@@ -8772,7 +7679,7 @@
                 <w:sz w:val="19"/>
                 <w:szCs w:val="19"/>
               </w:rPr>
-              <w:t xml:space="preserve">sheep</w:t>
+              <w:t xml:space="preserve">pig</w:t>
             </w:r>
           </w:p>
           <w:p>
@@ -8840,32 +7747,7 @@
                 <w:sz w:val="18"/>
                 <w:szCs w:val="18"/>
               </w:rPr>
-              <w:t xml:space="preserve">Oreff et al. 2021 found sheep tenocytes matched human tenocytes mainly under constant inflammation (Mahalanobis 8.94) but diverged under healthy conditions (Mahalanobis 24.78); MMP genes were relatively close (8.6) while inflammatory mediators were farther (18.51). n=3 biological replicates/species; some slope differences were small but significant (proliferation diff −0.0878, p=0.009).</w:t>
-            </w:r>
-          </w:p>
-          <w:p>
-            <w:pPr>
-              <w:spacing w:after="60"/>
-            </w:pPr>
-            <w:r>
-              <w:rPr>
-                <w:rFonts w:ascii="Calibri" w:cs="Calibri" w:eastAsia="Calibri" w:hAnsi="Calibri"/>
-                <w:b/>
-                <w:bCs/>
-                <w:color w:val="555555"/>
-                <w:sz w:val="17"/>
-                <w:szCs w:val="17"/>
-              </w:rPr>
-              <w:t xml:space="preserve">What varies across the range. </w:t>
-            </w:r>
-            <w:r>
-              <w:rPr>
-                <w:rFonts w:ascii="Calibri" w:cs="Calibri" w:eastAsia="Calibri" w:hAnsi="Calibri"/>
-                <w:color w:val="555555"/>
-                <w:sz w:val="17"/>
-                <w:szCs w:val="17"/>
-              </w:rPr>
-              <w:t xml:space="preserve">Similarity shifts with inflammatory state (healthy vs transient vs constant) and varies by gene set.</w:t>
+              <w:t xml:space="preserve">Tarandovskiy et al. 2020: swine thrombin generation partly tracked human values (peak 242.35 nM vs 484.25; rate 93.6 vs 111.51 nM/min) but swine had no detectable plasmin while humans showed plasmin peak 457.2 nM and rate 34.8 nM/min. Thus swine reflect thrombin but not plasmin/fibrinolysis.</w:t>
             </w:r>
           </w:p>
           <w:p>
@@ -8896,17 +7778,17 @@
                 <w:sz w:val="19"/>
                 <w:szCs w:val="19"/>
               </w:rPr>
-              <w:t xml:space="preserve">-0.0878–0.1169</w:t>
-            </w:r>
-            <w:r>
-              <w:rPr>
-                <w:rFonts w:ascii="Calibri" w:cs="Calibri" w:eastAsia="Calibri" w:hAnsi="Calibri"/>
-                <w:sz w:val="18"/>
-                <w:szCs w:val="18"/>
-              </w:rPr>
-              <w:t xml:space="preserve">  slope — Proliferation capacity (slope difference to human) under healthy conditions (</w:t>
-            </w:r>
-            <w:hyperlink w:history="1" r:id="rIdhoql5qos_-jaxdnhal1pf">
+              <w:t xml:space="preserve">1.48–242.35</w:t>
+            </w:r>
+            <w:r>
+              <w:rPr>
+                <w:rFonts w:ascii="Calibri" w:cs="Calibri" w:eastAsia="Calibri" w:hAnsi="Calibri"/>
+                <w:sz w:val="18"/>
+                <w:szCs w:val="18"/>
+              </w:rPr>
+              <w:t xml:space="preserve">  mean — 12 comparisons, median 45.92 — lowest Plasmin Production Rate (Mean, nM/min) (1.48), highest Thrombin Concentration Peak (Mean, nM) (242.35) (</w:t>
+            </w:r>
+            <w:hyperlink w:history="1" r:id="rIdlav7uq_p1grm_p26ssiqu">
               <w:r>
                 <w:rPr>
                   <w:rFonts w:ascii="Calibri" w:cs="Calibri" w:eastAsia="Calibri" w:hAnsi="Calibri"/>
@@ -8915,222 +7797,7 @@
                   <w:szCs w:val="18"/>
                   <w:u w:val="single"/>
                 </w:rPr>
-                <w:t xml:space="preserve">Oreff et al. 2021</w:t>
-              </w:r>
-            </w:hyperlink>
-            <w:r>
-              <w:rPr>
-                <w:rFonts w:ascii="Calibri" w:cs="Calibri" w:eastAsia="Calibri" w:hAnsi="Calibri"/>
-                <w:sz w:val="18"/>
-                <w:szCs w:val="18"/>
-              </w:rPr>
-              <w:t xml:space="preserve">)</w:t>
-            </w:r>
-          </w:p>
-          <w:p>
-            <w:pPr>
-              <w:spacing w:after="70"/>
-            </w:pPr>
-            <w:r>
-              <w:rPr>
-                <w:rFonts w:ascii="Calibri" w:cs="Calibri" w:eastAsia="Calibri" w:hAnsi="Calibri"/>
-                <w:b/>
-                <w:bCs/>
-                <w:sz w:val="19"/>
-                <w:szCs w:val="19"/>
-              </w:rPr>
-              <w:t xml:space="preserve">8.94–24.78</w:t>
-            </w:r>
-            <w:r>
-              <w:rPr>
-                <w:rFonts w:ascii="Calibri" w:cs="Calibri" w:eastAsia="Calibri" w:hAnsi="Calibri"/>
-                <w:sz w:val="18"/>
-                <w:szCs w:val="18"/>
-              </w:rPr>
-              <w:t xml:space="preserve">  mahalanobis distance — Mahalanobis distance to human for all genes combined under healthy conditions (</w:t>
-            </w:r>
-            <w:hyperlink w:history="1" r:id="rId5cp_7k_cqlwyzclqb_z9x">
-              <w:r>
-                <w:rPr>
-                  <w:rFonts w:ascii="Calibri" w:cs="Calibri" w:eastAsia="Calibri" w:hAnsi="Calibri"/>
-                  <w:color w:val="1155CC"/>
-                  <w:sz w:val="18"/>
-                  <w:szCs w:val="18"/>
-                  <w:u w:val="single"/>
-                </w:rPr>
-                <w:t xml:space="preserve">Oreff et al. 2021</w:t>
-              </w:r>
-            </w:hyperlink>
-            <w:r>
-              <w:rPr>
-                <w:rFonts w:ascii="Calibri" w:cs="Calibri" w:eastAsia="Calibri" w:hAnsi="Calibri"/>
-                <w:sz w:val="18"/>
-                <w:szCs w:val="18"/>
-              </w:rPr>
-              <w:t xml:space="preserve">)</w:t>
-            </w:r>
-          </w:p>
-          <w:p>
-            <w:pPr>
-              <w:spacing w:after="70"/>
-            </w:pPr>
-            <w:r>
-              <w:rPr>
-                <w:rFonts w:ascii="Calibri" w:cs="Calibri" w:eastAsia="Calibri" w:hAnsi="Calibri"/>
-                <w:b/>
-                <w:bCs/>
-                <w:sz w:val="19"/>
-                <w:szCs w:val="19"/>
-              </w:rPr>
-              <w:t xml:space="preserve">-0.0188–-0.0112</w:t>
-            </w:r>
-            <w:r>
-              <w:rPr>
-                <w:rFonts w:ascii="Calibri" w:cs="Calibri" w:eastAsia="Calibri" w:hAnsi="Calibri"/>
-                <w:sz w:val="18"/>
-                <w:szCs w:val="18"/>
-              </w:rPr>
-              <w:t xml:space="preserve">  slope — Migration slope (difference to human) under transient inflammation (</w:t>
-            </w:r>
-            <w:hyperlink w:history="1" r:id="rId7dtpfysbqp9d97zen9rvk">
-              <w:r>
-                <w:rPr>
-                  <w:rFonts w:ascii="Calibri" w:cs="Calibri" w:eastAsia="Calibri" w:hAnsi="Calibri"/>
-                  <w:color w:val="1155CC"/>
-                  <w:sz w:val="18"/>
-                  <w:szCs w:val="18"/>
-                  <w:u w:val="single"/>
-                </w:rPr>
-                <w:t xml:space="preserve">Oreff et al. 2021</w:t>
-              </w:r>
-            </w:hyperlink>
-            <w:r>
-              <w:rPr>
-                <w:rFonts w:ascii="Calibri" w:cs="Calibri" w:eastAsia="Calibri" w:hAnsi="Calibri"/>
-                <w:sz w:val="18"/>
-                <w:szCs w:val="18"/>
-              </w:rPr>
-              <w:t xml:space="preserve">)</w:t>
-            </w:r>
-          </w:p>
-          <w:p>
-            <w:pPr>
-              <w:spacing w:after="70"/>
-            </w:pPr>
-            <w:r>
-              <w:rPr>
-                <w:rFonts w:ascii="Calibri" w:cs="Calibri" w:eastAsia="Calibri" w:hAnsi="Calibri"/>
-                <w:b/>
-                <w:bCs/>
-                <w:sz w:val="19"/>
-                <w:szCs w:val="19"/>
-              </w:rPr>
-              <w:t xml:space="preserve">0.018555</w:t>
-            </w:r>
-            <w:r>
-              <w:rPr>
-                <w:rFonts w:ascii="Calibri" w:cs="Calibri" w:eastAsia="Calibri" w:hAnsi="Calibri"/>
-                <w:sz w:val="18"/>
-                <w:szCs w:val="18"/>
-              </w:rPr>
-              <w:t xml:space="preserve">  slope — Migration slope (difference to human) under healthy conditions (</w:t>
-            </w:r>
-            <w:hyperlink w:history="1" r:id="rIdxkard8upsiyan7j9onfow">
-              <w:r>
-                <w:rPr>
-                  <w:rFonts w:ascii="Calibri" w:cs="Calibri" w:eastAsia="Calibri" w:hAnsi="Calibri"/>
-                  <w:color w:val="1155CC"/>
-                  <w:sz w:val="18"/>
-                  <w:szCs w:val="18"/>
-                  <w:u w:val="single"/>
-                </w:rPr>
-                <w:t xml:space="preserve">Oreff et al. 2021</w:t>
-              </w:r>
-            </w:hyperlink>
-            <w:r>
-              <w:rPr>
-                <w:rFonts w:ascii="Calibri" w:cs="Calibri" w:eastAsia="Calibri" w:hAnsi="Calibri"/>
-                <w:sz w:val="18"/>
-                <w:szCs w:val="18"/>
-              </w:rPr>
-              <w:t xml:space="preserve">)</w:t>
-            </w:r>
-          </w:p>
-          <w:p>
-            <w:pPr>
-              <w:spacing w:after="70"/>
-            </w:pPr>
-            <w:r>
-              <w:rPr>
-                <w:rFonts w:ascii="Calibri" w:cs="Calibri" w:eastAsia="Calibri" w:hAnsi="Calibri"/>
-                <w:b/>
-                <w:bCs/>
-                <w:sz w:val="19"/>
-                <w:szCs w:val="19"/>
-              </w:rPr>
-              <w:t xml:space="preserve">10.54</w:t>
-            </w:r>
-            <w:r>
-              <w:rPr>
-                <w:rFonts w:ascii="Calibri" w:cs="Calibri" w:eastAsia="Calibri" w:hAnsi="Calibri"/>
-                <w:sz w:val="18"/>
-                <w:szCs w:val="18"/>
-              </w:rPr>
-              <w:t xml:space="preserve">  mahalanobis distance — Mahalanobis distance to human for tenogenic markers (SCX, TNC, TNMD) (</w:t>
-            </w:r>
-            <w:hyperlink w:history="1" r:id="rIdbjud9vvql8fw7b2bg6ixd">
-              <w:r>
-                <w:rPr>
-                  <w:rFonts w:ascii="Calibri" w:cs="Calibri" w:eastAsia="Calibri" w:hAnsi="Calibri"/>
-                  <w:color w:val="1155CC"/>
-                  <w:sz w:val="18"/>
-                  <w:szCs w:val="18"/>
-                  <w:u w:val="single"/>
-                </w:rPr>
-                <w:t xml:space="preserve">Oreff et al. 2021</w:t>
-              </w:r>
-            </w:hyperlink>
-            <w:r>
-              <w:rPr>
-                <w:rFonts w:ascii="Calibri" w:cs="Calibri" w:eastAsia="Calibri" w:hAnsi="Calibri"/>
-                <w:sz w:val="18"/>
-                <w:szCs w:val="18"/>
-              </w:rPr>
-              <w:t xml:space="preserve">)</w:t>
-            </w:r>
-          </w:p>
-          <w:p>
-            <w:pPr>
-              <w:spacing w:after="70"/>
-            </w:pPr>
-            <w:r>
-              <w:rPr>
-                <w:rFonts w:ascii="Calibri" w:cs="Calibri" w:eastAsia="Calibri" w:hAnsi="Calibri"/>
-                <w:b/>
-                <w:bCs/>
-                <w:sz w:val="19"/>
-                <w:szCs w:val="19"/>
-              </w:rPr>
-              <w:t xml:space="preserve">12.88</w:t>
-            </w:r>
-            <w:r>
-              <w:rPr>
-                <w:rFonts w:ascii="Calibri" w:cs="Calibri" w:eastAsia="Calibri" w:hAnsi="Calibri"/>
-                <w:sz w:val="18"/>
-                <w:szCs w:val="18"/>
-              </w:rPr>
-              <w:t xml:space="preserve">  mahalanobis distance — Mahalanobis distance to human for collagens (COL1, COL3, COL5) (</w:t>
-            </w:r>
-            <w:hyperlink w:history="1" r:id="rId3vrgp89ojm-nckhrf_pe5">
-              <w:r>
-                <w:rPr>
-                  <w:rFonts w:ascii="Calibri" w:cs="Calibri" w:eastAsia="Calibri" w:hAnsi="Calibri"/>
-                  <w:color w:val="1155CC"/>
-                  <w:sz w:val="18"/>
-                  <w:szCs w:val="18"/>
-                  <w:u w:val="single"/>
-                </w:rPr>
-                <w:t xml:space="preserve">Oreff et al. 2021</w:t>
+                <w:t xml:space="preserve">Tarandovskiy et al. 2020</w:t>
               </w:r>
             </w:hyperlink>
             <w:r>
@@ -9168,7 +7835,7 @@
                 <w:sz w:val="19"/>
                 <w:szCs w:val="19"/>
               </w:rPr>
-              <w:t xml:space="preserve">Veterinary</w:t>
+              <w:t xml:space="preserve">Disease biology</w:t>
             </w:r>
           </w:p>
         </w:tc>
@@ -9195,7 +7862,7 @@
                 <w:sz w:val="19"/>
                 <w:szCs w:val="19"/>
               </w:rPr>
-              <w:t xml:space="preserve">dog</w:t>
+              <w:t xml:space="preserve">rabbit</w:t>
             </w:r>
           </w:p>
           <w:p>
@@ -9264,7 +7931,479 @@
                 <w:sz w:val="18"/>
                 <w:szCs w:val="18"/>
               </w:rPr>
-              <w:t xml:space="preserve">Dog models recapitulated many human cancer transcriptomes, with robustness scores up to 85.05% (adult bladder) and several tumors ≥70% (pediatric glioma 79.88%, adult head &amp; neck 78.20%). However, suitability varied by tumor type and negative controls (ACC, LAML) scored low (adult ACC 31.10%).</w:t>
+              <w:t xml:space="preserve">Tarandovskiy et al. 2020: Rabbit thrombin generation was much lower than in humans (peak 71.6 nM = 15% of human 484.3; rate 14.9 nM/min = 13% of human 111.5), while plasmin measures were closer (peak 197.7 nM = 43%; rate 17.6 = 51%). Rabbit plasmin-generation curves were highly variable.</w:t>
+            </w:r>
+          </w:p>
+          <w:p>
+            <w:pPr>
+              <w:spacing w:after="60"/>
+            </w:pPr>
+            <w:r>
+              <w:rPr>
+                <w:rFonts w:ascii="Calibri" w:cs="Calibri" w:eastAsia="Calibri" w:hAnsi="Calibri"/>
+                <w:b/>
+                <w:bCs/>
+                <w:color w:val="555555"/>
+                <w:sz w:val="17"/>
+                <w:szCs w:val="17"/>
+              </w:rPr>
+              <w:t xml:space="preserve">What varies across the range. </w:t>
+            </w:r>
+            <w:r>
+              <w:rPr>
+                <w:rFonts w:ascii="Calibri" w:cs="Calibri" w:eastAsia="Calibri" w:hAnsi="Calibri"/>
+                <w:color w:val="555555"/>
+                <w:sz w:val="17"/>
+                <w:szCs w:val="17"/>
+              </w:rPr>
+              <w:t xml:space="preserve">Rabbit plasmin-generation (PG) curves showed high variability.</w:t>
+            </w:r>
+          </w:p>
+          <w:p>
+            <w:pPr>
+              <w:spacing w:after="30"/>
+            </w:pPr>
+            <w:r>
+              <w:rPr>
+                <w:rFonts w:ascii="Calibri" w:cs="Calibri" w:eastAsia="Calibri" w:hAnsi="Calibri"/>
+                <w:b/>
+                <w:bCs/>
+                <w:color w:val="666666"/>
+                <w:sz w:val="16"/>
+                <w:szCs w:val="16"/>
+              </w:rPr>
+              <w:t xml:space="preserve">Figures behind this row</w:t>
+            </w:r>
+          </w:p>
+          <w:p>
+            <w:pPr>
+              <w:spacing w:after="70"/>
+            </w:pPr>
+            <w:r>
+              <w:rPr>
+                <w:rFonts w:ascii="Calibri" w:cs="Calibri" w:eastAsia="Calibri" w:hAnsi="Calibri"/>
+                <w:b/>
+                <w:bCs/>
+                <w:sz w:val="19"/>
+                <w:szCs w:val="19"/>
+              </w:rPr>
+              <w:t xml:space="preserve">14.93–197.71</w:t>
+            </w:r>
+            <w:r>
+              <w:rPr>
+                <w:rFonts w:ascii="Calibri" w:cs="Calibri" w:eastAsia="Calibri" w:hAnsi="Calibri"/>
+                <w:sz w:val="18"/>
+                <w:szCs w:val="18"/>
+              </w:rPr>
+              <w:t xml:space="preserve">  mean — 8 comparisons, median 44.615 — lowest Thrombin Production Rate (Mean, nM/min) (14.93), highest Plasmin Concentration Peak (Mean, nM) (197.71) (</w:t>
+            </w:r>
+            <w:hyperlink w:history="1" r:id="rIddrlymawrfhok7ls2ozpn1">
+              <w:r>
+                <w:rPr>
+                  <w:rFonts w:ascii="Calibri" w:cs="Calibri" w:eastAsia="Calibri" w:hAnsi="Calibri"/>
+                  <w:color w:val="1155CC"/>
+                  <w:sz w:val="18"/>
+                  <w:szCs w:val="18"/>
+                  <w:u w:val="single"/>
+                </w:rPr>
+                <w:t xml:space="preserve">Tarandovskiy et al. 2020</w:t>
+              </w:r>
+            </w:hyperlink>
+            <w:r>
+              <w:rPr>
+                <w:rFonts w:ascii="Calibri" w:cs="Calibri" w:eastAsia="Calibri" w:hAnsi="Calibri"/>
+                <w:sz w:val="18"/>
+                <w:szCs w:val="18"/>
+              </w:rPr>
+              <w:t xml:space="preserve">)</w:t>
+            </w:r>
+          </w:p>
+        </w:tc>
+      </w:tr>
+      <w:tr>
+        <w:tc>
+          <w:tcPr>
+            <w:tcW w:type="dxa" w:w="1700"/>
+            <w:tcMar>
+              <w:top w:type="dxa" w:w="80"/>
+              <w:left w:type="dxa" w:w="110"/>
+              <w:bottom w:type="dxa" w:w="80"/>
+              <w:right w:type="dxa" w:w="110"/>
+            </w:tcMar>
+          </w:tcPr>
+          <w:p>
+            <w:pPr>
+              <w:spacing w:after="0"/>
+            </w:pPr>
+            <w:r>
+              <w:rPr>
+                <w:rFonts w:ascii="Calibri" w:cs="Calibri" w:eastAsia="Calibri" w:hAnsi="Calibri"/>
+                <w:b/>
+                <w:bCs/>
+                <w:sz w:val="19"/>
+                <w:szCs w:val="19"/>
+              </w:rPr>
+              <w:t xml:space="preserve">Disease biology</w:t>
+            </w:r>
+          </w:p>
+        </w:tc>
+        <w:tc>
+          <w:tcPr>
+            <w:tcW w:type="dxa" w:w="1500"/>
+            <w:tcMar>
+              <w:top w:type="dxa" w:w="80"/>
+              <w:left w:type="dxa" w:w="110"/>
+              <w:bottom w:type="dxa" w:w="80"/>
+              <w:right w:type="dxa" w:w="110"/>
+            </w:tcMar>
+          </w:tcPr>
+          <w:p>
+            <w:pPr>
+              <w:spacing w:after="20"/>
+            </w:pPr>
+            <w:r>
+              <w:rPr>
+                <w:rFonts w:ascii="Calibri" w:cs="Calibri" w:eastAsia="Calibri" w:hAnsi="Calibri"/>
+                <w:b/>
+                <w:bCs/>
+                <w:sz w:val="19"/>
+                <w:szCs w:val="19"/>
+              </w:rPr>
+              <w:t xml:space="preserve">sheep</w:t>
+            </w:r>
+          </w:p>
+          <w:p>
+            <w:pPr>
+              <w:spacing w:after="20"/>
+            </w:pPr>
+            <w:r>
+              <w:rPr>
+                <w:rFonts w:ascii="Calibri" w:cs="Calibri" w:eastAsia="Calibri" w:hAnsi="Calibri"/>
+                <w:color w:val="666666"/>
+                <w:sz w:val="17"/>
+                <w:szCs w:val="17"/>
+              </w:rPr>
+              <w:t xml:space="preserve">1 study</w:t>
+            </w:r>
+          </w:p>
+          <w:p>
+            <w:pPr>
+              <w:spacing w:after="0"/>
+            </w:pPr>
+            <w:r>
+              <w:rPr>
+                <w:rFonts w:ascii="Calibri" w:cs="Calibri" w:eastAsia="Calibri" w:hAnsi="Calibri"/>
+                <w:color w:val="666666"/>
+                <w:sz w:val="16"/>
+                <w:szCs w:val="16"/>
+              </w:rPr>
+              <w:t xml:space="preserve">1 partly supports</w:t>
+            </w:r>
+          </w:p>
+        </w:tc>
+        <w:tc>
+          <w:tcPr>
+            <w:tcW w:type="dxa" w:w="10240"/>
+            <w:tcMar>
+              <w:top w:type="dxa" w:w="80"/>
+              <w:left w:type="dxa" w:w="110"/>
+              <w:bottom w:type="dxa" w:w="80"/>
+              <w:right w:type="dxa" w:w="110"/>
+            </w:tcMar>
+          </w:tcPr>
+          <w:p>
+            <w:pPr>
+              <w:spacing w:after="40"/>
+            </w:pPr>
+            <w:r>
+              <w:rPr>
+                <w:rFonts w:ascii="Calibri" w:cs="Calibri" w:eastAsia="Calibri" w:hAnsi="Calibri"/>
+                <w:b/>
+                <w:bCs/>
+                <w:color w:val="7A5B00"/>
+                <w:sz w:val="16"/>
+                <w:szCs w:val="16"/>
+              </w:rPr>
+              <w:t xml:space="preserve">MIXED</w:t>
+            </w:r>
+          </w:p>
+          <w:p>
+            <w:pPr>
+              <w:spacing w:after="60"/>
+            </w:pPr>
+            <w:r>
+              <w:rPr>
+                <w:rFonts w:ascii="Calibri" w:cs="Calibri" w:eastAsia="Calibri" w:hAnsi="Calibri"/>
+                <w:sz w:val="18"/>
+                <w:szCs w:val="18"/>
+              </w:rPr>
+              <w:t xml:space="preserve">Oreff et al. 2021: sheep tenocyte transcriptomes match human differently by inflammation — Mahalanobis 24.78 (healthy), 10.62 (transient), 8.94 (constant), so sheep best approximate humans under constant inflammation. Proliferation/migration slope differences vs human were small (range −0.0878 to 0.1169) though some were significant.</w:t>
+            </w:r>
+          </w:p>
+          <w:p>
+            <w:pPr>
+              <w:spacing w:after="60"/>
+            </w:pPr>
+            <w:r>
+              <w:rPr>
+                <w:rFonts w:ascii="Calibri" w:cs="Calibri" w:eastAsia="Calibri" w:hAnsi="Calibri"/>
+                <w:b/>
+                <w:bCs/>
+                <w:color w:val="555555"/>
+                <w:sz w:val="17"/>
+                <w:szCs w:val="17"/>
+              </w:rPr>
+              <w:t xml:space="preserve">What varies across the range. </w:t>
+            </w:r>
+            <w:r>
+              <w:rPr>
+                <w:rFonts w:ascii="Calibri" w:cs="Calibri" w:eastAsia="Calibri" w:hAnsi="Calibri"/>
+                <w:color w:val="555555"/>
+                <w:sz w:val="17"/>
+                <w:szCs w:val="17"/>
+              </w:rPr>
+              <w:t xml:space="preserve">Similarity measures differ across the three inflammatory states tested (healthy vs transient vs constant).</w:t>
+            </w:r>
+          </w:p>
+          <w:p>
+            <w:pPr>
+              <w:spacing w:after="30"/>
+            </w:pPr>
+            <w:r>
+              <w:rPr>
+                <w:rFonts w:ascii="Calibri" w:cs="Calibri" w:eastAsia="Calibri" w:hAnsi="Calibri"/>
+                <w:b/>
+                <w:bCs/>
+                <w:color w:val="666666"/>
+                <w:sz w:val="16"/>
+                <w:szCs w:val="16"/>
+              </w:rPr>
+              <w:t xml:space="preserve">Figures behind this row</w:t>
+            </w:r>
+          </w:p>
+          <w:p>
+            <w:pPr>
+              <w:spacing w:after="70"/>
+            </w:pPr>
+            <w:r>
+              <w:rPr>
+                <w:rFonts w:ascii="Calibri" w:cs="Calibri" w:eastAsia="Calibri" w:hAnsi="Calibri"/>
+                <w:b/>
+                <w:bCs/>
+                <w:sz w:val="19"/>
+                <w:szCs w:val="19"/>
+              </w:rPr>
+              <w:t xml:space="preserve">8.6–24.78</w:t>
+            </w:r>
+            <w:r>
+              <w:rPr>
+                <w:rFonts w:ascii="Calibri" w:cs="Calibri" w:eastAsia="Calibri" w:hAnsi="Calibri"/>
+                <w:sz w:val="18"/>
+                <w:szCs w:val="18"/>
+              </w:rPr>
+              <w:t xml:space="preserve">  mahalanobis distance — 7 comparisons, median 10.62 — lowest Mahalanobis distance to human for MMPs (MMP1, MMP3, MMP13) (8.6), highest Mahalanobis distance to human for all genes combined under healthy conditions (24.78) (</w:t>
+            </w:r>
+            <w:hyperlink w:history="1" r:id="rIdrrnpa_x_e9z1rvnm_n0in">
+              <w:r>
+                <w:rPr>
+                  <w:rFonts w:ascii="Calibri" w:cs="Calibri" w:eastAsia="Calibri" w:hAnsi="Calibri"/>
+                  <w:color w:val="1155CC"/>
+                  <w:sz w:val="18"/>
+                  <w:szCs w:val="18"/>
+                  <w:u w:val="single"/>
+                </w:rPr>
+                <w:t xml:space="preserve">Oreff et al. 2021</w:t>
+              </w:r>
+            </w:hyperlink>
+            <w:r>
+              <w:rPr>
+                <w:rFonts w:ascii="Calibri" w:cs="Calibri" w:eastAsia="Calibri" w:hAnsi="Calibri"/>
+                <w:sz w:val="18"/>
+                <w:szCs w:val="18"/>
+              </w:rPr>
+              <w:t xml:space="preserve">)</w:t>
+            </w:r>
+          </w:p>
+          <w:p>
+            <w:pPr>
+              <w:spacing w:after="70"/>
+            </w:pPr>
+            <w:r>
+              <w:rPr>
+                <w:rFonts w:ascii="Calibri" w:cs="Calibri" w:eastAsia="Calibri" w:hAnsi="Calibri"/>
+                <w:b/>
+                <w:bCs/>
+                <w:sz w:val="19"/>
+                <w:szCs w:val="19"/>
+              </w:rPr>
+              <w:t xml:space="preserve">-0.0878–0.1169</w:t>
+            </w:r>
+            <w:r>
+              <w:rPr>
+                <w:rFonts w:ascii="Calibri" w:cs="Calibri" w:eastAsia="Calibri" w:hAnsi="Calibri"/>
+                <w:sz w:val="18"/>
+                <w:szCs w:val="18"/>
+              </w:rPr>
+              <w:t xml:space="preserve">  slope — 6 comparisons, median 0.0036775 — lowest Proliferation capacity (slope difference to human) under constant inflammation (-0.0878), highest Proliferation capacity (slope difference to human) under healthy conditions (0.1169) (</w:t>
+            </w:r>
+            <w:hyperlink w:history="1" r:id="rIdijxxhlqvyrvgcnjuukmkc">
+              <w:r>
+                <w:rPr>
+                  <w:rFonts w:ascii="Calibri" w:cs="Calibri" w:eastAsia="Calibri" w:hAnsi="Calibri"/>
+                  <w:color w:val="1155CC"/>
+                  <w:sz w:val="18"/>
+                  <w:szCs w:val="18"/>
+                  <w:u w:val="single"/>
+                </w:rPr>
+                <w:t xml:space="preserve">Oreff et al. 2021</w:t>
+              </w:r>
+            </w:hyperlink>
+            <w:r>
+              <w:rPr>
+                <w:rFonts w:ascii="Calibri" w:cs="Calibri" w:eastAsia="Calibri" w:hAnsi="Calibri"/>
+                <w:sz w:val="18"/>
+                <w:szCs w:val="18"/>
+              </w:rPr>
+              <w:t xml:space="preserve">)</w:t>
+            </w:r>
+          </w:p>
+        </w:tc>
+      </w:tr>
+      <w:tr>
+        <w:tc>
+          <w:tcPr>
+            <w:tcW w:type="dxa" w:w="1700"/>
+            <w:shd w:fill="F4F6F8" w:color="auto" w:val="clear"/>
+            <w:tcMar>
+              <w:top w:type="dxa" w:w="80"/>
+              <w:left w:type="dxa" w:w="110"/>
+              <w:bottom w:type="dxa" w:w="80"/>
+              <w:right w:type="dxa" w:w="110"/>
+            </w:tcMar>
+          </w:tcPr>
+          <w:p>
+            <w:pPr>
+              <w:spacing w:after="0"/>
+            </w:pPr>
+            <w:r>
+              <w:rPr>
+                <w:rFonts w:ascii="Calibri" w:cs="Calibri" w:eastAsia="Calibri" w:hAnsi="Calibri"/>
+                <w:b/>
+                <w:bCs/>
+                <w:sz w:val="19"/>
+                <w:szCs w:val="19"/>
+              </w:rPr>
+              <w:t xml:space="preserve">Veterinary</w:t>
+            </w:r>
+          </w:p>
+        </w:tc>
+        <w:tc>
+          <w:tcPr>
+            <w:tcW w:type="dxa" w:w="1500"/>
+            <w:shd w:fill="F4F6F8" w:color="auto" w:val="clear"/>
+            <w:tcMar>
+              <w:top w:type="dxa" w:w="80"/>
+              <w:left w:type="dxa" w:w="110"/>
+              <w:bottom w:type="dxa" w:w="80"/>
+              <w:right w:type="dxa" w:w="110"/>
+            </w:tcMar>
+          </w:tcPr>
+          <w:p>
+            <w:pPr>
+              <w:spacing w:after="20"/>
+            </w:pPr>
+            <w:r>
+              <w:rPr>
+                <w:rFonts w:ascii="Calibri" w:cs="Calibri" w:eastAsia="Calibri" w:hAnsi="Calibri"/>
+                <w:b/>
+                <w:bCs/>
+                <w:sz w:val="19"/>
+                <w:szCs w:val="19"/>
+              </w:rPr>
+              <w:t xml:space="preserve">dog</w:t>
+            </w:r>
+          </w:p>
+          <w:p>
+            <w:pPr>
+              <w:spacing w:after="20"/>
+            </w:pPr>
+            <w:r>
+              <w:rPr>
+                <w:rFonts w:ascii="Calibri" w:cs="Calibri" w:eastAsia="Calibri" w:hAnsi="Calibri"/>
+                <w:color w:val="666666"/>
+                <w:sz w:val="17"/>
+                <w:szCs w:val="17"/>
+              </w:rPr>
+              <w:t xml:space="preserve">2 studies</w:t>
+            </w:r>
+          </w:p>
+          <w:p>
+            <w:pPr>
+              <w:spacing w:after="0"/>
+            </w:pPr>
+            <w:r>
+              <w:rPr>
+                <w:rFonts w:ascii="Calibri" w:cs="Calibri" w:eastAsia="Calibri" w:hAnsi="Calibri"/>
+                <w:color w:val="666666"/>
+                <w:sz w:val="16"/>
+                <w:szCs w:val="16"/>
+              </w:rPr>
+              <w:t xml:space="preserve">1 partly supports</w:t>
+            </w:r>
+          </w:p>
+          <w:p>
+            <w:pPr>
+              <w:spacing w:after="0"/>
+            </w:pPr>
+            <w:r>
+              <w:rPr>
+                <w:rFonts w:ascii="Calibri" w:cs="Calibri" w:eastAsia="Calibri" w:hAnsi="Calibri"/>
+                <w:color w:val="666666"/>
+                <w:sz w:val="16"/>
+                <w:szCs w:val="16"/>
+              </w:rPr>
+              <w:t xml:space="preserve">1 does not support</w:t>
+            </w:r>
+          </w:p>
+        </w:tc>
+        <w:tc>
+          <w:tcPr>
+            <w:tcW w:type="dxa" w:w="10240"/>
+            <w:shd w:fill="F4F6F8" w:color="auto" w:val="clear"/>
+            <w:tcMar>
+              <w:top w:type="dxa" w:w="80"/>
+              <w:left w:type="dxa" w:w="110"/>
+              <w:bottom w:type="dxa" w:w="80"/>
+              <w:right w:type="dxa" w:w="110"/>
+            </w:tcMar>
+          </w:tcPr>
+          <w:p>
+            <w:pPr>
+              <w:spacing w:after="40"/>
+            </w:pPr>
+            <w:r>
+              <w:rPr>
+                <w:rFonts w:ascii="Calibri" w:cs="Calibri" w:eastAsia="Calibri" w:hAnsi="Calibri"/>
+                <w:b/>
+                <w:bCs/>
+                <w:color w:val="7A5B00"/>
+                <w:sz w:val="16"/>
+                <w:szCs w:val="16"/>
+              </w:rPr>
+              <w:t xml:space="preserve">MIXED</w:t>
+            </w:r>
+          </w:p>
+          <w:p>
+            <w:pPr>
+              <w:spacing w:after="60"/>
+            </w:pPr>
+            <w:r>
+              <w:rPr>
+                <w:rFonts w:ascii="Calibri" w:cs="Calibri" w:eastAsia="Calibri" w:hAnsi="Calibri"/>
+                <w:sz w:val="18"/>
+                <w:szCs w:val="18"/>
+              </w:rPr>
+              <w:t xml:space="preserve">Evidence is mixed: dog cancer models show substantial concordance with humans in many cancers (model robustness 31–85% across cancer types; Daluwatumulle et al. 2026), but RPE65 gene therapy outcomes did not translate—dogs had near‑normal ERG while humans showed no sustained ERG improvement (Petersen‑Jones et al. 2015).</w:t>
             </w:r>
           </w:p>
           <w:p>
@@ -9291,7 +8430,7 @@
                 <w:sz w:val="17"/>
                 <w:szCs w:val="17"/>
               </w:rPr>
-              <w:t xml:space="preserve">Negative controls reported: adult adrenocortical carcinoma 31.10%, pediatric adrenocortical carcinoma 33.56%, adult leukemia (LAML) 40.31%. These are designed to score low and are excluded from the reading above.</w:t>
+              <w:t xml:space="preserve">Negative-control cancers (ACC, LAML) had the lowest scores (≈31–40%). These are designed to score low and are excluded from the reading above.</w:t>
             </w:r>
           </w:p>
           <w:p>
@@ -9316,7 +8455,7 @@
                 <w:sz w:val="17"/>
                 <w:szCs w:val="17"/>
               </w:rPr>
-              <w:t xml:space="preserve">Scores vary across cancer types (adult vs pediatric and tumor lineage) and include deliberate negative-control cancers.</w:t>
+              <w:t xml:space="preserve">Range reflects large variation across cancer types, adult vs pediatric cohorts, and inclusion of positive vs negative control cancers.</w:t>
             </w:r>
           </w:p>
           <w:p>
@@ -9347,17 +8486,17 @@
                 <w:sz w:val="19"/>
                 <w:szCs w:val="19"/>
               </w:rPr>
-              <w:t xml:space="preserve">0.0215–0.1007</w:t>
-            </w:r>
-            <w:r>
-              <w:rPr>
-                <w:rFonts w:ascii="Calibri" w:cs="Calibri" w:eastAsia="Calibri" w:hAnsi="Calibri"/>
-                <w:sz w:val="18"/>
-                <w:szCs w:val="18"/>
-              </w:rPr>
-              <w:t xml:space="preserve">  mean difference — mean difference in sample-sample correlation between diff cancer-same species group and same cancer-diff species group (</w:t>
-            </w:r>
-            <w:hyperlink w:history="1" r:id="rIdh3q8ecyhdgasrmzplm228">
+              <w:t xml:space="preserve">31–85.05%</w:t>
+            </w:r>
+            <w:r>
+              <w:rPr>
+                <w:rFonts w:ascii="Calibri" w:cs="Calibri" w:eastAsia="Calibri" w:hAnsi="Calibri"/>
+                <w:sz w:val="18"/>
+                <w:szCs w:val="18"/>
+              </w:rPr>
+              <w:t xml:space="preserve">  score — 20 comparisons, median 61.73% — lowest model robustness score for ACC (negative control) (31%), highest model robustness score for adult bladder cancer (85.05%) (</w:t>
+            </w:r>
+            <w:hyperlink w:history="1" r:id="rIdyjefb1tmwpkyfhy_e9iul">
               <w:r>
                 <w:rPr>
                   <w:rFonts w:ascii="Calibri" w:cs="Calibri" w:eastAsia="Calibri" w:hAnsi="Calibri"/>
@@ -9390,17 +8529,17 @@
                 <w:sz w:val="19"/>
                 <w:szCs w:val="19"/>
               </w:rPr>
-              <w:t xml:space="preserve">78.2–85.05%</w:t>
-            </w:r>
-            <w:r>
-              <w:rPr>
-                <w:rFonts w:ascii="Calibri" w:cs="Calibri" w:eastAsia="Calibri" w:hAnsi="Calibri"/>
-                <w:sz w:val="18"/>
-                <w:szCs w:val="18"/>
-              </w:rPr>
-              <w:t xml:space="preserve">  score — model robustness score for adult bladder cancer (</w:t>
-            </w:r>
-            <w:hyperlink w:history="1" r:id="rIdddamjlgj6ip_6uxik-c0v">
+              <w:t xml:space="preserve">0–24%</w:t>
+            </w:r>
+            <w:r>
+              <w:rPr>
+                <w:rFonts w:ascii="Calibri" w:cs="Calibri" w:eastAsia="Calibri" w:hAnsi="Calibri"/>
+                <w:sz w:val="18"/>
+                <w:szCs w:val="18"/>
+              </w:rPr>
+              <w:t xml:space="preserve">  percentage — 4 comparisons, median 3.5% — lowest percentage of cancer-specific DEGs for adult BLCA (0%), highest percentage of cancer-specific DEGs for adult DLBC (24%) (</w:t>
+            </w:r>
+            <w:hyperlink w:history="1" r:id="rIdzogtk1ert_w8oiagyeifj">
               <w:r>
                 <w:rPr>
                   <w:rFonts w:ascii="Calibri" w:cs="Calibri" w:eastAsia="Calibri" w:hAnsi="Calibri"/>
@@ -9433,17 +8572,17 @@
                 <w:sz w:val="19"/>
                 <w:szCs w:val="19"/>
               </w:rPr>
-              <w:t xml:space="preserve">72.95–79.88%</w:t>
-            </w:r>
-            <w:r>
-              <w:rPr>
-                <w:rFonts w:ascii="Calibri" w:cs="Calibri" w:eastAsia="Calibri" w:hAnsi="Calibri"/>
-                <w:sz w:val="18"/>
-                <w:szCs w:val="18"/>
-              </w:rPr>
-              <w:t xml:space="preserve">  score — model robustness score for pediatric glioma (</w:t>
-            </w:r>
-            <w:hyperlink w:history="1" r:id="rIdy80fiorxxvps-g95wgiqo">
+              <w:t xml:space="preserve">0.007–0.047</w:t>
+            </w:r>
+            <w:r>
+              <w:rPr>
+                <w:rFonts w:ascii="Calibri" w:cs="Calibri" w:eastAsia="Calibri" w:hAnsi="Calibri"/>
+                <w:sz w:val="18"/>
+                <w:szCs w:val="18"/>
+              </w:rPr>
+              <w:t xml:space="preserve">  normalized absolute distance — normalized absolute distance of per-gene median expression between species (</w:t>
+            </w:r>
+            <w:hyperlink w:history="1" r:id="rId-hepeec_rhgwwrsrcof6l">
               <w:r>
                 <w:rPr>
                   <w:rFonts w:ascii="Calibri" w:cs="Calibri" w:eastAsia="Calibri" w:hAnsi="Calibri"/>
@@ -9476,17 +8615,17 @@
                 <w:sz w:val="19"/>
                 <w:szCs w:val="19"/>
               </w:rPr>
-              <w:t xml:space="preserve">72.1–76.85%</w:t>
-            </w:r>
-            <w:r>
-              <w:rPr>
-                <w:rFonts w:ascii="Calibri" w:cs="Calibri" w:eastAsia="Calibri" w:hAnsi="Calibri"/>
-                <w:sz w:val="18"/>
-                <w:szCs w:val="18"/>
-              </w:rPr>
-              <w:t xml:space="preserve">  score — model robustness score for adult melanoma (</w:t>
-            </w:r>
-            <w:hyperlink w:history="1" r:id="rIdeqi2ll0y-xmev4fardlne">
+              <w:t xml:space="preserve">0.92–0.99</w:t>
+            </w:r>
+            <w:r>
+              <w:rPr>
+                <w:rFonts w:ascii="Calibri" w:cs="Calibri" w:eastAsia="Calibri" w:hAnsi="Calibri"/>
+                <w:sz w:val="18"/>
+                <w:szCs w:val="18"/>
+              </w:rPr>
+              <w:t xml:space="preserve">  auc — 2 comparisons, median 0.955 — lowest AUC for adult samples (elastic net model) (0.92), highest AUC for pediatric samples (random forest model) (0.99) (</w:t>
+            </w:r>
+            <w:hyperlink w:history="1" r:id="rIdudpn-lc-mig4ooppqan5n">
               <w:r>
                 <w:rPr>
                   <w:rFonts w:ascii="Calibri" w:cs="Calibri" w:eastAsia="Calibri" w:hAnsi="Calibri"/>
@@ -9519,60 +8658,17 @@
                 <w:sz w:val="19"/>
                 <w:szCs w:val="19"/>
               </w:rPr>
-              <w:t xml:space="preserve">62.33–69.78%</w:t>
-            </w:r>
-            <w:r>
-              <w:rPr>
-                <w:rFonts w:ascii="Calibri" w:cs="Calibri" w:eastAsia="Calibri" w:hAnsi="Calibri"/>
-                <w:sz w:val="18"/>
-                <w:szCs w:val="18"/>
-              </w:rPr>
-              <w:t xml:space="preserve">  score — model robustness score for adult breast cancer (</w:t>
-            </w:r>
-            <w:hyperlink w:history="1" r:id="rIdw3qvqw5bu2r2kewhejrxj">
-              <w:r>
-                <w:rPr>
-                  <w:rFonts w:ascii="Calibri" w:cs="Calibri" w:eastAsia="Calibri" w:hAnsi="Calibri"/>
-                  <w:color w:val="1155CC"/>
-                  <w:sz w:val="18"/>
-                  <w:szCs w:val="18"/>
-                  <w:u w:val="single"/>
-                </w:rPr>
-                <w:t xml:space="preserve">Daluwatumulle et al. 2026</w:t>
-              </w:r>
-            </w:hyperlink>
-            <w:r>
-              <w:rPr>
-                <w:rFonts w:ascii="Calibri" w:cs="Calibri" w:eastAsia="Calibri" w:hAnsi="Calibri"/>
-                <w:sz w:val="18"/>
-                <w:szCs w:val="18"/>
-              </w:rPr>
-              <w:t xml:space="preserve">)</w:t>
-            </w:r>
-          </w:p>
-          <w:p>
-            <w:pPr>
-              <w:spacing w:after="70"/>
-            </w:pPr>
-            <w:r>
-              <w:rPr>
-                <w:rFonts w:ascii="Calibri" w:cs="Calibri" w:eastAsia="Calibri" w:hAnsi="Calibri"/>
-                <w:b/>
-                <w:bCs/>
-                <w:sz w:val="19"/>
-                <w:szCs w:val="19"/>
-              </w:rPr>
-              <w:t xml:space="preserve">48.33–64.13%</w:t>
-            </w:r>
-            <w:r>
-              <w:rPr>
-                <w:rFonts w:ascii="Calibri" w:cs="Calibri" w:eastAsia="Calibri" w:hAnsi="Calibri"/>
-                <w:sz w:val="18"/>
-                <w:szCs w:val="18"/>
-              </w:rPr>
-              <w:t xml:space="preserve">  score — model robustness score for adult sarcoma (</w:t>
-            </w:r>
-            <w:hyperlink w:history="1" r:id="rIdwlyfyrv7wa_lfcntmzlsb">
+              <w:t xml:space="preserve">31–85%</w:t>
+            </w:r>
+            <w:r>
+              <w:rPr>
+                <w:rFonts w:ascii="Calibri" w:cs="Calibri" w:eastAsia="Calibri" w:hAnsi="Calibri"/>
+                <w:sz w:val="18"/>
+                <w:szCs w:val="18"/>
+              </w:rPr>
+              <w:t xml:space="preserve">  range — model robustness score range (</w:t>
+            </w:r>
+            <w:hyperlink w:history="1" r:id="rIdpfhe3xspxxqs9gjtcj4y2">
               <w:r>
                 <w:rPr>
                   <w:rFonts w:ascii="Calibri" w:cs="Calibri" w:eastAsia="Calibri" w:hAnsi="Calibri"/>

--- a/exports/animal-model-concordance-table.docx
+++ b/exports/animal-model-concordance-table.docx
@@ -45,7 +45,7 @@
         </w:rPr>
         <w:t xml:space="preserve">Source: </w:t>
       </w:r>
-      <w:hyperlink w:history="1" r:id="rId6-1t_i8ntmvq1bzknhgau">
+      <w:hyperlink w:history="1" r:id="rId_nam55lwdgayjmaufskok">
         <w:r>
           <w:rPr>
             <w:rFonts w:ascii="Calibri" w:cs="Calibri" w:eastAsia="Calibri" w:hAnsi="Calibri"/>
@@ -250,7 +250,7 @@
                 <w:sz w:val="16"/>
                 <w:szCs w:val="16"/>
               </w:rPr>
-              <w:t xml:space="preserve">2 does not support</w:t>
+              <w:t xml:space="preserve">2 partly supports</w:t>
             </w:r>
           </w:p>
           <w:p>
@@ -264,7 +264,7 @@
                 <w:sz w:val="16"/>
                 <w:szCs w:val="16"/>
               </w:rPr>
-              <w:t xml:space="preserve">2 partly supports</w:t>
+              <w:t xml:space="preserve">2 does not support</w:t>
             </w:r>
           </w:p>
         </w:tc>
@@ -370,7 +370,7 @@
               </w:rPr>
               <w:t xml:space="preserve">  proportion — 9 comparisons, median 26% — lowest neuroprotective efficacy in culture models (inferior to control) (3%), highest neuroprotective efficacy in culture models (superior to control) (74%) (</w:t>
             </w:r>
-            <w:hyperlink w:history="1" r:id="rIdbt6jecatnnqlwci84szon">
+            <w:hyperlink w:history="1" r:id="rIdrpmt-qp8ihbhl7fll3znc">
               <w:r>
                 <w:rPr>
                   <w:rFonts w:ascii="Calibri" w:cs="Calibri" w:eastAsia="Calibri" w:hAnsi="Calibri"/>
@@ -413,7 +413,7 @@
               </w:rPr>
               <w:t xml:space="preserve">  mean — 2 comparisons, median 27.85% — lowest improvement in focal models for drugs tested only in animal models vs. drugs tested clinically (24.4%), highest improvement in focal models for drugs tested clinically vs. drugs tested only in animal models (31.3%) (</w:t>
             </w:r>
-            <w:hyperlink w:history="1" r:id="rIdguyfcryj-e5rb3rydvj5i">
+            <w:hyperlink w:history="1" r:id="rIdz0iy5sxepimpzwoux7_wb">
               <w:r>
                 <w:rPr>
                   <w:rFonts w:ascii="Calibri" w:cs="Calibri" w:eastAsia="Calibri" w:hAnsi="Calibri"/>
@@ -456,7 +456,7 @@
               </w:rPr>
               <w:t xml:space="preserve">  concordance rate, n=951 compounds — concordance of liver effects (</w:t>
             </w:r>
-            <w:hyperlink w:history="1" r:id="rId545qla8gdqmgtjpbefvia">
+            <w:hyperlink w:history="1" r:id="rIdsuqw10limxgthyox_tjhu">
               <w:r>
                 <w:rPr>
                   <w:rFonts w:ascii="Calibri" w:cs="Calibri" w:eastAsia="Calibri" w:hAnsi="Calibri"/>
@@ -585,7 +585,7 @@
                 <w:sz w:val="16"/>
                 <w:szCs w:val="16"/>
               </w:rPr>
-              <w:t xml:space="preserve">1 partly supports</w:t>
+              <w:t xml:space="preserve">1 does not support</w:t>
             </w:r>
           </w:p>
           <w:p>
@@ -599,7 +599,7 @@
                 <w:sz w:val="16"/>
                 <w:szCs w:val="16"/>
               </w:rPr>
-              <w:t xml:space="preserve">1 does not support</w:t>
+              <w:t xml:space="preserve">1 partly supports</w:t>
             </w:r>
           </w:p>
         </w:tc>
@@ -681,7 +681,7 @@
               </w:rPr>
               <w:t xml:space="preserve">  or — 3 comparisons, median 0.84 — lowest Odds Ratio for drug success (Q4 TGI vs Q1 TGI) (0.74), highest Odds Ratio for drug success (Q3 TGI vs Q1 TGI) (0.9) (</w:t>
             </w:r>
-            <w:hyperlink w:history="1" r:id="rIdzyzzb2ty9bik1ku88npp9">
+            <w:hyperlink w:history="1" r:id="rIdwjht0odzw2tizxjatozu3">
               <w:r>
                 <w:rPr>
                   <w:rFonts w:ascii="Calibri" w:cs="Calibri" w:eastAsia="Calibri" w:hAnsi="Calibri"/>
@@ -724,7 +724,7 @@
               </w:rPr>
               <w:t xml:space="preserve">  median — TGI values for approved vs. failed drugs (</w:t>
             </w:r>
-            <w:hyperlink w:history="1" r:id="rIdrqbjkwt4hliygdwfbikws">
+            <w:hyperlink w:history="1" r:id="rIdgjj4gv0rt8pcfsvvztvsn">
               <w:r>
                 <w:rPr>
                   <w:rFonts w:ascii="Calibri" w:cs="Calibri" w:eastAsia="Calibri" w:hAnsi="Calibri"/>
@@ -767,7 +767,7 @@
               </w:rPr>
               <w:t xml:space="preserve">  p-value — 2 comparisons, median 0.5055 — lowest Statistical significance of TGI difference between approved and failed drugs (0.375), highest P-trend for TGI and drug success (0.636) (</w:t>
             </w:r>
-            <w:hyperlink w:history="1" r:id="rId5v5armvjxrsnuwqqlosum">
+            <w:hyperlink w:history="1" r:id="rIdgzfsi5eegamfvmyrayxxe">
               <w:r>
                 <w:rPr>
                   <w:rFonts w:ascii="Calibri" w:cs="Calibri" w:eastAsia="Calibri" w:hAnsi="Calibri"/>
@@ -810,7 +810,7 @@
               </w:rPr>
               <w:t xml:space="preserve">  auc — Area Under the Curve (AUC) for TGI predicting success (</w:t>
             </w:r>
-            <w:hyperlink w:history="1" r:id="rIdxeajgsu-vyadiqlq30lle">
+            <w:hyperlink w:history="1" r:id="rId17dbbdacb3-xjt5nn0u4k">
               <w:r>
                 <w:rPr>
                   <w:rFonts w:ascii="Calibri" w:cs="Calibri" w:eastAsia="Calibri" w:hAnsi="Calibri"/>
@@ -1315,7 +1315,7 @@
               </w:rPr>
               <w:t xml:space="preserve">  concordance rate, n=951 compounds — concordance of liver effects (</w:t>
             </w:r>
-            <w:hyperlink w:history="1" r:id="rIdqrz-benscy_os3zz6kiro">
+            <w:hyperlink w:history="1" r:id="rId4wssfnahh7b-yzil40tjl">
               <w:r>
                 <w:rPr>
                   <w:rFonts w:ascii="Calibri" w:cs="Calibri" w:eastAsia="Calibri" w:hAnsi="Calibri"/>
@@ -1524,7 +1524,7 @@
               </w:rPr>
               <w:t xml:space="preserve">  odds ratio — Antenatal corticosteroids: neonatal mortality in ewe models (pooled odds ratio) (</w:t>
             </w:r>
-            <w:hyperlink w:history="1" r:id="rIdsp9h_xzblopvcc_v_13mw">
+            <w:hyperlink w:history="1" r:id="rIdnv39wzizialtmqjygipmj">
               <w:r>
                 <w:rPr>
                   <w:rFonts w:ascii="Calibri" w:cs="Calibri" w:eastAsia="Calibri" w:hAnsi="Calibri"/>
@@ -1744,7 +1744,7 @@
               </w:rPr>
               <w:t xml:space="preserve">  npv — 12 comparisons, median 91% — lowest NPV for 'Other' (15%), highest NPV for Pulmonary (96%) (</w:t>
             </w:r>
-            <w:hyperlink w:history="1" r:id="rIdzrmyuwrxek8lqyj-qmfsi">
+            <w:hyperlink w:history="1" r:id="rIdik2ylbuulqpdybiubxowx">
               <w:r>
                 <w:rPr>
                   <w:rFonts w:ascii="Calibri" w:cs="Calibri" w:eastAsia="Calibri" w:hAnsi="Calibri"/>
@@ -1787,7 +1787,7 @@
               </w:rPr>
               <w:t xml:space="preserve">  ppv — 10 comparisons, median 39.5% — lowest PPV for Pulmonary (0%), highest PPV for Nervous system (52%) (</w:t>
             </w:r>
-            <w:hyperlink w:history="1" r:id="rIdxwhmbna6lwntugkdlh0xp">
+            <w:hyperlink w:history="1" r:id="rIdpyvghkgtvrdu85nfuj1ng">
               <w:r>
                 <w:rPr>
                   <w:rFonts w:ascii="Calibri" w:cs="Calibri" w:eastAsia="Calibri" w:hAnsi="Calibri"/>
@@ -1830,7 +1830,7 @@
               </w:rPr>
               <w:t xml:space="preserve">  more potent — JNJ-3 induced albumin secretion decrease in dog Liver-Chip vs human Liver-Chip (</w:t>
             </w:r>
-            <w:hyperlink w:history="1" r:id="rIdhrxn7wdicyvxo06tv7vlq">
+            <w:hyperlink w:history="1" r:id="rIdv0ebfi9aptog4lyjj6ftt">
               <w:r>
                 <w:rPr>
                   <w:rFonts w:ascii="Calibri" w:cs="Calibri" w:eastAsia="Calibri" w:hAnsi="Calibri"/>
@@ -1873,7 +1873,7 @@
               </w:rPr>
               <w:t xml:space="preserve">  pru — 2 comparisons, median 35% — lowest Proportionate Reduction in Uncertainty (PRU) for GI (Dog) (30%), highest Proportionate Reduction in Uncertainty (PRU) for Nervous System (Dog) (40%) (</w:t>
             </w:r>
-            <w:hyperlink w:history="1" r:id="rIds0c5qhpzotn1pvqqxlrzq">
+            <w:hyperlink w:history="1" r:id="rIdlt223zgidg52g7cyfvsja">
               <w:r>
                 <w:rPr>
                   <w:rFonts w:ascii="Calibri" w:cs="Calibri" w:eastAsia="Calibri" w:hAnsi="Calibri"/>
@@ -1916,7 +1916,7 @@
               </w:rPr>
               <w:t xml:space="preserve">  median ppv — 2 comparisons, median 0.525 — lowest PPV for grade 3 and 4 toxicities (0.38), highest PPV for all toxicity grades (0.67) (</w:t>
             </w:r>
-            <w:hyperlink w:history="1" r:id="rIdtmjyqwemodkawtgbwizjn">
+            <w:hyperlink w:history="1" r:id="rIdmsjlbyt2wzvvhfrpkerct">
               <w:r>
                 <w:rPr>
                   <w:rFonts w:ascii="Calibri" w:cs="Calibri" w:eastAsia="Calibri" w:hAnsi="Calibri"/>
@@ -1959,7 +1959,7 @@
               </w:rPr>
               <w:t xml:space="preserve">  median npv — 2 comparisons, median 0.615 — lowest NPV for all toxicity grades (0.52), highest NPV for grade 3 and 4 toxicities (0.71) (</w:t>
             </w:r>
-            <w:hyperlink w:history="1" r:id="rIdwdozkeu5qbkq-ndqzcppl">
+            <w:hyperlink w:history="1" r:id="rIdnw7zl0wl_95wkraxv-8e5">
               <w:r>
                 <w:rPr>
                   <w:rFonts w:ascii="Calibri" w:cs="Calibri" w:eastAsia="Calibri" w:hAnsi="Calibri"/>
@@ -2004,7 +2004,7 @@
                 <w:sz w:val="17"/>
                 <w:szCs w:val="17"/>
               </w:rPr>
-              <w:t xml:space="preserve">The selectivity of 7% is low, but the paper notes that the data set differs from other studies, as it focuses on marketed drugs that passed rigorous clinical safety testing. The high LR+ for dizziness (1000) might be an outlier or reflect specific testing practices.</w:t>
+              <w:t xml:space="preserve">The 71% prediction rate for toxicities in humans by animal models is an overall figure and does not specify the type of toxicity or the specific animal species involved in each case. The IC50 values are for a specific drug (bosentan) and a specific endpoint (albumin secretion decrease). The JNJ-2 and JNJ-3 comparisons are for specific compounds and endpoints, and the JNJ-3 comparison notes that in vivo data for JNJ-2 in dogs or JNJ-3 in rats were not available.</w:t>
             </w:r>
           </w:p>
         </w:tc>
@@ -2209,7 +2209,7 @@
               </w:rPr>
               <w:t xml:space="preserve">  npv — 14 comparisons, median 87.5% — lowest NPV for 'Other' (16%), highest NPV for Ophthalmology (97%) (</w:t>
             </w:r>
-            <w:hyperlink w:history="1" r:id="rIdl3jpsbxs_ngkv-4c7swqt">
+            <w:hyperlink w:history="1" r:id="rIdcvnonve9oohaiglhheuvo">
               <w:r>
                 <w:rPr>
                   <w:rFonts w:ascii="Calibri" w:cs="Calibri" w:eastAsia="Calibri" w:hAnsi="Calibri"/>
@@ -2252,7 +2252,7 @@
               </w:rPr>
               <w:t xml:space="preserve">  ppv — 13 comparisons, median 43% — lowest PPV for Musculoskeletal (0%), highest PPV for Gastrointestinal (91%) (</w:t>
             </w:r>
-            <w:hyperlink w:history="1" r:id="rIdqjeb3rytljr-zqt7kr0im">
+            <w:hyperlink w:history="1" r:id="rIdsmz6pjybvkytvtltwhebp">
               <w:r>
                 <w:rPr>
                   <w:rFonts w:ascii="Calibri" w:cs="Calibri" w:eastAsia="Calibri" w:hAnsi="Calibri"/>
@@ -2295,7 +2295,7 @@
               </w:rPr>
               <w:t xml:space="preserve">  pru — 2 comparisons, median 70% — lowest Proportionate Reduction in Uncertainty (PRU) for GI (Monkey) (60%), highest Proportionate Reduction in Uncertainty (PRU) for Nervous System (Monkey) (80%) (</w:t>
             </w:r>
-            <w:hyperlink w:history="1" r:id="rIdj5g-2cthrzhpao-wwrnly">
+            <w:hyperlink w:history="1" r:id="rId7g-5mjp9zdlsseqyl_cam">
               <w:r>
                 <w:rPr>
                   <w:rFonts w:ascii="Calibri" w:cs="Calibri" w:eastAsia="Calibri" w:hAnsi="Calibri"/>
@@ -2338,7 +2338,7 @@
               </w:rPr>
               <w:t xml:space="preserve">  median ppv — 2 comparisons, median 0.66 — lowest PPV for grade 3 and 4 toxicities (0.6), highest PPV for all toxicity grades (0.72) (</w:t>
             </w:r>
-            <w:hyperlink w:history="1" r:id="rIdtdrm_57xcnngdallavo1j">
+            <w:hyperlink w:history="1" r:id="rIda9kjxiig9x1rdpdlvkpmo">
               <w:r>
                 <w:rPr>
                   <w:rFonts w:ascii="Calibri" w:cs="Calibri" w:eastAsia="Calibri" w:hAnsi="Calibri"/>
@@ -2381,7 +2381,7 @@
               </w:rPr>
               <w:t xml:space="preserve">  median npv — 2 comparisons, median 0.615 — lowest NPV for all toxicity grades (0.5), highest NPV for grade 3 and 4 toxicities (0.73) (</w:t>
             </w:r>
-            <w:hyperlink w:history="1" r:id="rIdfuwwndn5bfr6ajtmtwwxn">
+            <w:hyperlink w:history="1" r:id="rIdapowgi-yx9pzfqfqbclz0">
               <w:r>
                 <w:rPr>
                   <w:rFonts w:ascii="Calibri" w:cs="Calibri" w:eastAsia="Calibri" w:hAnsi="Calibri"/>
@@ -2424,7 +2424,7 @@
               </w:rPr>
               <w:t xml:space="preserve">  lr+ — 2 comparisons, median 10.27 — lowest Likelihood Ratio for cynomolgus monkey, Cardiac disorders (9.52), highest Likelihood Ratio for cynomolgus monkey, Hepatobiliary disorders (11.02) (</w:t>
             </w:r>
-            <w:hyperlink w:history="1" r:id="rIdx24gkygnrrtt38j2u9l0o">
+            <w:hyperlink w:history="1" r:id="rIdp8wifoaykjyuqf-n6tjng">
               <w:r>
                 <w:rPr>
                   <w:rFonts w:ascii="Calibri" w:cs="Calibri" w:eastAsia="Calibri" w:hAnsi="Calibri"/>
@@ -2551,7 +2551,7 @@
                 <w:sz w:val="16"/>
                 <w:szCs w:val="16"/>
               </w:rPr>
-              <w:t xml:space="preserve">2 does not support</w:t>
+              <w:t xml:space="preserve">2 partly supports</w:t>
             </w:r>
           </w:p>
           <w:p>
@@ -2565,7 +2565,7 @@
                 <w:sz w:val="16"/>
                 <w:szCs w:val="16"/>
               </w:rPr>
-              <w:t xml:space="preserve">2 partly supports</w:t>
+              <w:t xml:space="preserve">2 does not support</w:t>
             </w:r>
           </w:p>
         </w:tc>
@@ -2671,7 +2671,7 @@
               </w:rPr>
               <w:t xml:space="preserve">  lr+ — 3 comparisons, median 2.74 — lowest Likelihood Ratio for Pain (rat) (2.5), highest Likelihood Ratio for rat, Cardiac disorders (4.73) (</w:t>
             </w:r>
-            <w:hyperlink w:history="1" r:id="rIdb8hmk20cdmhttshqvd8hc">
+            <w:hyperlink w:history="1" r:id="rId4yznjp7metebympnizwjd">
               <w:r>
                 <w:rPr>
                   <w:rFonts w:ascii="Calibri" w:cs="Calibri" w:eastAsia="Calibri" w:hAnsi="Calibri"/>
@@ -2714,7 +2714,7 @@
               </w:rPr>
               <w:t xml:space="preserve">  median ppv — 2 comparisons, median 0.53 — lowest PPV for grade 3 and 4 toxicities (0.41), highest PPV for all toxicity grades (0.65) (</w:t>
             </w:r>
-            <w:hyperlink w:history="1" r:id="rIduaa2gxf90e-78oxcheoae">
+            <w:hyperlink w:history="1" r:id="rIdcdjajweasziddvq7tptbn">
               <w:r>
                 <w:rPr>
                   <w:rFonts w:ascii="Calibri" w:cs="Calibri" w:eastAsia="Calibri" w:hAnsi="Calibri"/>
@@ -2757,7 +2757,7 @@
               </w:rPr>
               <w:t xml:space="preserve">  median npv — 2 comparisons, median 0.615 — lowest NPV for all toxicity grades (0.51), highest NPV for grade 3 and 4 toxicities (0.72) (</w:t>
             </w:r>
-            <w:hyperlink w:history="1" r:id="rIdavj_cai7dhz1vu6r6nldf">
+            <w:hyperlink w:history="1" r:id="rIdb9q5__gqz1hr3e_byraoy">
               <w:r>
                 <w:rPr>
                   <w:rFonts w:ascii="Calibri" w:cs="Calibri" w:eastAsia="Calibri" w:hAnsi="Calibri"/>
@@ -2800,7 +2800,7 @@
               </w:rPr>
               <w:t xml:space="preserve">  ic50 (half-maximal inhibitory concentration) — IC50 for bosentan-induced albumin secretion decrease (</w:t>
             </w:r>
-            <w:hyperlink w:history="1" r:id="rIdmjyxio9aj8oxgjsbyah4i">
+            <w:hyperlink w:history="1" r:id="rIdfprjec0bxlccv9h5jv0is">
               <w:r>
                 <w:rPr>
                   <w:rFonts w:ascii="Calibri" w:cs="Calibri" w:eastAsia="Calibri" w:hAnsi="Calibri"/>
@@ -2843,7 +2843,7 @@
               </w:rPr>
               <w:t xml:space="preserve">  post-test odds — QT prolongation post-test odds (rat) (</w:t>
             </w:r>
-            <w:hyperlink w:history="1" r:id="rIdjmb4hyn3mmjh5dvsumfdw">
+            <w:hyperlink w:history="1" r:id="rIdfl-y8rfcwfajhh7jollk9">
               <w:r>
                 <w:rPr>
                   <w:rFonts w:ascii="Calibri" w:cs="Calibri" w:eastAsia="Calibri" w:hAnsi="Calibri"/>
@@ -2886,7 +2886,7 @@
               </w:rPr>
               <w:t xml:space="preserve">  median inlr — Rat-human median iNLR (</w:t>
             </w:r>
-            <w:hyperlink w:history="1" r:id="rIdbpopczt38nwooapolejyi">
+            <w:hyperlink w:history="1" r:id="rIdilj0lmm0rwbqchm6xz3p0">
               <w:r>
                 <w:rPr>
                   <w:rFonts w:ascii="Calibri" w:cs="Calibri" w:eastAsia="Calibri" w:hAnsi="Calibri"/>
@@ -2931,7 +2931,7 @@
                 <w:sz w:val="17"/>
                 <w:szCs w:val="17"/>
               </w:rPr>
-              <w:t xml:space="preserve">The data set is affected by selection bias, as drugs highly toxic in rodent tests are unlikely to advance to tests in dogs, NHPs, and humans, meaning these types of drugs are under-represented. Rare observations were removed from the analysis, which could affect the results.</w:t>
+              <w:t xml:space="preserve">The selectivity of 7% is low, but the paper notes that the data set differs from other studies, as it focuses on marketed drugs that passed rigorous clinical safety testing. The high LR+ for dizziness (1000) might be an outlier or reflect specific testing practices.</w:t>
             </w:r>
           </w:p>
         </w:tc>
@@ -3136,7 +3136,7 @@
               </w:rPr>
               <w:t xml:space="preserve">  lr+ — 3 comparisons, median 5.29 — lowest Likelihood Ratio for mouse, Hepatobiliary disorders (3.73), highest Likelihood Ratio for Pain (mouse) (7.4) (</w:t>
             </w:r>
-            <w:hyperlink w:history="1" r:id="rIdkmfbyis98sr0laqxqekot">
+            <w:hyperlink w:history="1" r:id="rIdwp6bi1zouvvdd_fe2uofr">
               <w:r>
                 <w:rPr>
                   <w:rFonts w:ascii="Calibri" w:cs="Calibri" w:eastAsia="Calibri" w:hAnsi="Calibri"/>
@@ -3179,7 +3179,7 @@
               </w:rPr>
               <w:t xml:space="preserve">  median ppv — 2 comparisons, median 0.5 — lowest PPV for grade 3 and 4 toxicities (0.43), highest PPV for all toxicity grades (0.57) (</w:t>
             </w:r>
-            <w:hyperlink w:history="1" r:id="rIdwed2adokkmhcuqwt2ma6c">
+            <w:hyperlink w:history="1" r:id="rId2s1acyzhozvxu8duzi2ww">
               <w:r>
                 <w:rPr>
                   <w:rFonts w:ascii="Calibri" w:cs="Calibri" w:eastAsia="Calibri" w:hAnsi="Calibri"/>
@@ -3222,7 +3222,7 @@
               </w:rPr>
               <w:t xml:space="preserve">  median npv — 2 comparisons, median 0.69 — lowest NPV for all toxicity grades (0.57), highest NPV for grade 3 and 4 toxicities (0.81) (</w:t>
             </w:r>
-            <w:hyperlink w:history="1" r:id="rIdwp3hpkteiiiytkxk4ffoz">
+            <w:hyperlink w:history="1" r:id="rIdujb-tkmr5-kps6oklibmp">
               <w:r>
                 <w:rPr>
                   <w:rFonts w:ascii="Calibri" w:cs="Calibri" w:eastAsia="Calibri" w:hAnsi="Calibri"/>
@@ -3265,7 +3265,7 @@
               </w:rPr>
               <w:t xml:space="preserve">  median inlr — Mouse-human median iNLR (</w:t>
             </w:r>
-            <w:hyperlink w:history="1" r:id="rIdciilxkflyt8xkikph-dzb">
+            <w:hyperlink w:history="1" r:id="rIdextkaznzb8xc9mvngekbg">
               <w:r>
                 <w:rPr>
                   <w:rFonts w:ascii="Calibri" w:cs="Calibri" w:eastAsia="Calibri" w:hAnsi="Calibri"/>
@@ -3310,7 +3310,7 @@
                 <w:sz w:val="17"/>
                 <w:szCs w:val="17"/>
               </w:rPr>
-              <w:t xml:space="preserve">The data set is affected by selection bias, as drugs highly toxic in rodent tests are unlikely to advance to tests in dogs, NHPs, and humans, meaning these types of drugs are under-represented. Rare observations were removed from the analysis, which could affect the results.</w:t>
+              <w:t xml:space="preserve">The selectivity of 7% is low, but the paper notes that the data set differs from other studies, as it focuses on marketed drugs that passed rigorous clinical safety testing. The high LR+ for dizziness (1000) might be an outlier or reflect specific testing practices.</w:t>
             </w:r>
           </w:p>
         </w:tc>
@@ -3512,7 +3512,7 @@
               </w:rPr>
               <w:t xml:space="preserve">  specificity — 4 comparisons, median 89.5% — lowest Hepatotoxicity predictive assessment (77%), highest Neurotoxicity predictive assessment (100%) (</w:t>
             </w:r>
-            <w:hyperlink w:history="1" r:id="rIdtreaugqcrrmdsrs5ejdee">
+            <w:hyperlink w:history="1" r:id="rIdjcr0mibpzs6mj0alspt37">
               <w:r>
                 <w:rPr>
                   <w:rFonts w:ascii="Calibri" w:cs="Calibri" w:eastAsia="Calibri" w:hAnsi="Calibri"/>
@@ -3555,7 +3555,7 @@
               </w:rPr>
               <w:t xml:space="preserve">  sensitivity — 4 comparisons, median 68.5% — lowest Neurotoxicity predictive assessment (54%), highest Hepatotoxicity predictive assessment (80%) (</w:t>
             </w:r>
-            <w:hyperlink w:history="1" r:id="rIdkcyheebfgeophzxrzon5v">
+            <w:hyperlink w:history="1" r:id="rIdukdwjztue9dx0c1pwolqi">
               <w:r>
                 <w:rPr>
                   <w:rFonts w:ascii="Calibri" w:cs="Calibri" w:eastAsia="Calibri" w:hAnsi="Calibri"/>
@@ -3598,7 +3598,7 @@
               </w:rPr>
               <w:t xml:space="preserve">  accuracy — 4 comparisons, median 78% — lowest Neurotoxicity predictive assessment (75%), highest Hepatotoxicity predictive assessment (82%) (</w:t>
             </w:r>
-            <w:hyperlink w:history="1" r:id="rIdccslutey4gmuaemc3t7e3">
+            <w:hyperlink w:history="1" r:id="rId5oyuq51qwszbiqxn6wilw">
               <w:r>
                 <w:rPr>
                   <w:rFonts w:ascii="Calibri" w:cs="Calibri" w:eastAsia="Calibri" w:hAnsi="Calibri"/>
@@ -3641,7 +3641,7 @@
               </w:rPr>
               <w:t xml:space="preserve">  success rate — 2 comparisons, median 87.5% — lowest success rate in identifying nonteratogenic compounds (75%), highest success rate in identifying teratogens (100%) (</w:t>
             </w:r>
-            <w:hyperlink w:history="1" r:id="rId9vt27nlveiccl876ybhkq">
+            <w:hyperlink w:history="1" r:id="rIddm-ewtmkuhlclbdllah0x">
               <w:r>
                 <w:rPr>
                   <w:rFonts w:ascii="Calibri" w:cs="Calibri" w:eastAsia="Calibri" w:hAnsi="Calibri"/>
@@ -3684,7 +3684,7 @@
               </w:rPr>
               <w:t xml:space="preserve">  good — specificity (</w:t>
             </w:r>
-            <w:hyperlink w:history="1" r:id="rIdxgw54txth2iv-x5unq9cq">
+            <w:hyperlink w:history="1" r:id="rId6kholxs0vtfdncf2c8mzd">
               <w:r>
                 <w:rPr>
                   <w:rFonts w:ascii="Calibri" w:cs="Calibri" w:eastAsia="Calibri" w:hAnsi="Calibri"/>
@@ -3727,7 +3727,7 @@
               </w:rPr>
               <w:t xml:space="preserve">  excellent — specificity (</w:t>
             </w:r>
-            <w:hyperlink w:history="1" r:id="rIdvz1aoljqkagyvhkuyboul">
+            <w:hyperlink w:history="1" r:id="rIducsga029pybknw0xoq7ys">
               <w:r>
                 <w:rPr>
                   <w:rFonts w:ascii="Calibri" w:cs="Calibri" w:eastAsia="Calibri" w:hAnsi="Calibri"/>
@@ -3829,7 +3829,7 @@
                 <w:sz w:val="16"/>
                 <w:szCs w:val="16"/>
               </w:rPr>
-              <w:t xml:space="preserve">1 does not support</w:t>
+              <w:t xml:space="preserve">1 partly supports</w:t>
             </w:r>
           </w:p>
           <w:p>
@@ -3843,7 +3843,7 @@
                 <w:sz w:val="16"/>
                 <w:szCs w:val="16"/>
               </w:rPr>
-              <w:t xml:space="preserve">1 partly supports</w:t>
+              <w:t xml:space="preserve">1 does not support</w:t>
             </w:r>
           </w:p>
         </w:tc>
@@ -3950,7 +3950,7 @@
               </w:rPr>
               <w:t xml:space="preserve">  lr+ — 2 comparisons, median 3.17 — lowest Likelihood Ratio for rabbit, Hepatobiliary disorders (2.8), highest Likelihood Ratio for rabbit, Cardiac disorders (3.54) (</w:t>
             </w:r>
-            <w:hyperlink w:history="1" r:id="rIdfkfmuespogbr_rba6fyx_">
+            <w:hyperlink w:history="1" r:id="rIdjekz0ubyy4syh5lq8l65h">
               <w:r>
                 <w:rPr>
                   <w:rFonts w:ascii="Calibri" w:cs="Calibri" w:eastAsia="Calibri" w:hAnsi="Calibri"/>
@@ -3993,7 +3993,7 @@
               </w:rPr>
               <w:t xml:space="preserve">  post-test odds — QT prolongation post-test odds (rabbit) (</w:t>
             </w:r>
-            <w:hyperlink w:history="1" r:id="rIdkqipd_uptz75ewsspkjct">
+            <w:hyperlink w:history="1" r:id="rId7elbzuwsjmlaebex3zzlc">
               <w:r>
                 <w:rPr>
                   <w:rFonts w:ascii="Calibri" w:cs="Calibri" w:eastAsia="Calibri" w:hAnsi="Calibri"/>
@@ -4036,7 +4036,7 @@
               </w:rPr>
               <w:t xml:space="preserve">  median inlr — Rabbit-human median iNLR (</w:t>
             </w:r>
-            <w:hyperlink w:history="1" r:id="rIdnnpklvs6p_hkix1bnyfut">
+            <w:hyperlink w:history="1" r:id="rIdpvnzuyciivo385pacwwq-">
               <w:r>
                 <w:rPr>
                   <w:rFonts w:ascii="Calibri" w:cs="Calibri" w:eastAsia="Calibri" w:hAnsi="Calibri"/>
@@ -4081,7 +4081,7 @@
                 <w:sz w:val="17"/>
                 <w:szCs w:val="17"/>
               </w:rPr>
-              <w:t xml:space="preserve">The data set is affected by selection bias, as drugs highly toxic in rodent tests are unlikely to advance to tests in dogs, NHPs, and humans, meaning these types of drugs are under-represented. Rare observations were removed from the analysis, which could affect the results.</w:t>
+              <w:t xml:space="preserve">The selectivity of 7% is low, but the paper notes that the data set differs from other studies, as it focuses on marketed drugs that passed rigorous clinical safety testing. The high LR+ for dizziness (1000) might be an outlier or reflect specific testing practices.</w:t>
             </w:r>
           </w:p>
         </w:tc>
@@ -4269,7 +4269,7 @@
               </w:rPr>
               <w:t xml:space="preserve">  ppv — 15 comparisons, median 27% — lowest PPV for Ophthalmology (0%), highest PPV for Liver (Rodent + Monkey, 'and' view) (62%) (</w:t>
             </w:r>
-            <w:hyperlink w:history="1" r:id="rIdsogeua9lpgzraul3vurgg">
+            <w:hyperlink w:history="1" r:id="rId-4mmrpsjcbk7ul3-dddup">
               <w:r>
                 <w:rPr>
                   <w:rFonts w:ascii="Calibri" w:cs="Calibri" w:eastAsia="Calibri" w:hAnsi="Calibri"/>
@@ -4312,7 +4312,7 @@
               </w:rPr>
               <w:t xml:space="preserve">  npv — 15 comparisons, median 90% — lowest NPV for 'Other' (14%), highest NPV for Ophthalmology (96%) (</w:t>
             </w:r>
-            <w:hyperlink w:history="1" r:id="rIdz4wpidmvkkncdk1fmfmmg">
+            <w:hyperlink w:history="1" r:id="rIdfxbmotwpziljbbtqtnxvo">
               <w:r>
                 <w:rPr>
                   <w:rFonts w:ascii="Calibri" w:cs="Calibri" w:eastAsia="Calibri" w:hAnsi="Calibri"/>
@@ -4355,7 +4355,7 @@
               </w:rPr>
               <w:t xml:space="preserve">  pru — 2 comparisons, median 30% — lowest Proportionate Reduction in Uncertainty (PRU) for GI (Rodent) (20%), highest Proportionate Reduction in Uncertainty (PRU) for Nervous System (Rodent) (40%) (</w:t>
             </w:r>
-            <w:hyperlink w:history="1" r:id="rIdpfg-5oidqrxktuidf2wtf">
+            <w:hyperlink w:history="1" r:id="rIdgwhbaizalcjezxslux73j">
               <w:r>
                 <w:rPr>
                   <w:rFonts w:ascii="Calibri" w:cs="Calibri" w:eastAsia="Calibri" w:hAnsi="Calibri"/>
@@ -4398,7 +4398,7 @@
               </w:rPr>
               <w:t xml:space="preserve">  sensitivity — Sensitivity for Liver (Rodent) (</w:t>
             </w:r>
-            <w:hyperlink w:history="1" r:id="rIdchjowoqtstuach5r1rosq">
+            <w:hyperlink w:history="1" r:id="rId80spgvea2ov48xrsiqrqa">
               <w:r>
                 <w:rPr>
                   <w:rFonts w:ascii="Calibri" w:cs="Calibri" w:eastAsia="Calibri" w:hAnsi="Calibri"/>
@@ -4441,7 +4441,7 @@
               </w:rPr>
               <w:t xml:space="preserve">  specificity — Specificity for Liver (Rodent) (</w:t>
             </w:r>
-            <w:hyperlink w:history="1" r:id="rId0pfwkugqlfelvjgn7vypm">
+            <w:hyperlink w:history="1" r:id="rIdarjjmg3qpmxtwhdyb9cux">
               <w:r>
                 <w:rPr>
                   <w:rFonts w:ascii="Calibri" w:cs="Calibri" w:eastAsia="Calibri" w:hAnsi="Calibri"/>
@@ -4691,7 +4691,7 @@
               </w:rPr>
               <w:t xml:space="preserve">  auc — 6 comparisons, median 0.81 — lowest concordance between hERG potency and clinical QTc outcome (0.78), highest concordance between hERG safety margin and clinical QTc outcome (excluding β2-adrenoceptor agonists) (0.92) (</w:t>
             </w:r>
-            <w:hyperlink w:history="1" r:id="rId4vvsgvmju2o7rvhrehbyj">
+            <w:hyperlink w:history="1" r:id="rIdcnvioyxul7ud2gaycj_k6">
               <w:r>
                 <w:rPr>
                   <w:rFonts w:ascii="Calibri" w:cs="Calibri" w:eastAsia="Calibri" w:hAnsi="Calibri"/>
@@ -4724,6 +4724,49 @@
                 <w:sz w:val="19"/>
                 <w:szCs w:val="19"/>
               </w:rPr>
+              <w:t xml:space="preserve">-0.04–16.6</w:t>
+            </w:r>
+            <w:r>
+              <w:rPr>
+                <w:rFonts w:ascii="Calibri" w:cs="Calibri" w:eastAsia="Calibri" w:hAnsi="Calibri"/>
+                <w:sz w:val="18"/>
+                <w:szCs w:val="18"/>
+              </w:rPr>
+              <w:t xml:space="preserve">  mean — 3 comparisons, median 16.6 — lowest QTc increase over 24h (mock drug) (-0.04), highest QTc increase at critical concentration (moxifloxacin) (16.6) (</w:t>
+            </w:r>
+            <w:hyperlink w:history="1" r:id="rIdr5puuvrxn1iw9hsiavugg">
+              <w:r>
+                <w:rPr>
+                  <w:rFonts w:ascii="Calibri" w:cs="Calibri" w:eastAsia="Calibri" w:hAnsi="Calibri"/>
+                  <w:color w:val="1155CC"/>
+                  <w:sz w:val="18"/>
+                  <w:szCs w:val="18"/>
+                  <w:u w:val="single"/>
+                </w:rPr>
+                <w:t xml:space="preserve">Sadko et al. 2024</w:t>
+              </w:r>
+            </w:hyperlink>
+            <w:r>
+              <w:rPr>
+                <w:rFonts w:ascii="Calibri" w:cs="Calibri" w:eastAsia="Calibri" w:hAnsi="Calibri"/>
+                <w:sz w:val="18"/>
+                <w:szCs w:val="18"/>
+              </w:rPr>
+              <w:t xml:space="preserve">)</w:t>
+            </w:r>
+          </w:p>
+          <w:p>
+            <w:pPr>
+              <w:spacing w:after="70"/>
+            </w:pPr>
+            <w:r>
+              <w:rPr>
+                <w:rFonts w:ascii="Calibri" w:cs="Calibri" w:eastAsia="Calibri" w:hAnsi="Calibri"/>
+                <w:b/>
+                <w:bCs/>
+                <w:sz w:val="19"/>
+                <w:szCs w:val="19"/>
+              </w:rPr>
               <w:t xml:space="preserve">54–78%</w:t>
             </w:r>
             <w:r>
@@ -4734,7 +4777,7 @@
               </w:rPr>
               <w:t xml:space="preserve">  sensitivity — 3 comparisons, median 71% — lowest large animal to human (HR only) (54%), highest large animal to human (combined BP and HR) (78%) (</w:t>
             </w:r>
-            <w:hyperlink w:history="1" r:id="rId_vt4xlfqcaj4oei07gdyo">
+            <w:hyperlink w:history="1" r:id="rIduwyessjg7tsdoem2bbwzr">
               <w:r>
                 <w:rPr>
                   <w:rFonts w:ascii="Calibri" w:cs="Calibri" w:eastAsia="Calibri" w:hAnsi="Calibri"/>
@@ -4777,7 +4820,7 @@
               </w:rPr>
               <w:t xml:space="preserve">  specificity — 3 comparisons, median 83% — lowest large animal to human (combined BP and HR) (79%), highest large animal to human (BP only) (83%) (</w:t>
             </w:r>
-            <w:hyperlink w:history="1" r:id="rIdycjqee62n_9-k1hqu6r4o">
+            <w:hyperlink w:history="1" r:id="rIdxhhf8-c3cm_afvgwnsmel">
               <w:r>
                 <w:rPr>
                   <w:rFonts w:ascii="Calibri" w:cs="Calibri" w:eastAsia="Calibri" w:hAnsi="Calibri"/>
@@ -4810,17 +4853,17 @@
                 <w:sz w:val="19"/>
                 <w:szCs w:val="19"/>
               </w:rPr>
-              <w:t xml:space="preserve">-0.04–16.6</w:t>
-            </w:r>
-            <w:r>
-              <w:rPr>
-                <w:rFonts w:ascii="Calibri" w:cs="Calibri" w:eastAsia="Calibri" w:hAnsi="Calibri"/>
-                <w:sz w:val="18"/>
-                <w:szCs w:val="18"/>
-              </w:rPr>
-              <w:t xml:space="preserve">  mean — 3 comparisons, median 16.6 — lowest QTc increase over 24h (mock drug) (-0.04), highest QTc increase at critical concentration (moxifloxacin) (16.6) (</w:t>
-            </w:r>
-            <w:hyperlink w:history="1" r:id="rIdoq7ffc4cdg_1lecbfonrs">
+              <w:t xml:space="preserve">1.7–3</w:t>
+            </w:r>
+            <w:r>
+              <w:rPr>
+                <w:rFonts w:ascii="Calibri" w:cs="Calibri" w:eastAsia="Calibri" w:hAnsi="Calibri"/>
+                <w:sz w:val="18"/>
+                <w:szCs w:val="18"/>
+              </w:rPr>
+              <w:t xml:space="preserve">  multiple — 2 comparisons, median 2.35 — lowest Critical concentration multiple for 10ms QTc increase (moxifloxacin) (1.7), highest Critical concentration multiple for 10ms QTc increase (mock drug) (3) (</w:t>
+            </w:r>
+            <w:hyperlink w:history="1" r:id="rIdwdcvgcjsmm-2oyupzcpyt">
               <w:r>
                 <w:rPr>
                   <w:rFonts w:ascii="Calibri" w:cs="Calibri" w:eastAsia="Calibri" w:hAnsi="Calibri"/>
@@ -4853,49 +4896,6 @@
                 <w:sz w:val="19"/>
                 <w:szCs w:val="19"/>
               </w:rPr>
-              <w:t xml:space="preserve">1.7–3</w:t>
-            </w:r>
-            <w:r>
-              <w:rPr>
-                <w:rFonts w:ascii="Calibri" w:cs="Calibri" w:eastAsia="Calibri" w:hAnsi="Calibri"/>
-                <w:sz w:val="18"/>
-                <w:szCs w:val="18"/>
-              </w:rPr>
-              <w:t xml:space="preserve">  multiple — 2 comparisons, median 2.35 — lowest Critical concentration multiple for 10ms QTc increase (moxifloxacin) (1.7), highest Critical concentration multiple for 10ms QTc increase (mock drug) (3) (</w:t>
-            </w:r>
-            <w:hyperlink w:history="1" r:id="rIdwy5bqlfk3hzgomnyijjr7">
-              <w:r>
-                <w:rPr>
-                  <w:rFonts w:ascii="Calibri" w:cs="Calibri" w:eastAsia="Calibri" w:hAnsi="Calibri"/>
-                  <w:color w:val="1155CC"/>
-                  <w:sz w:val="18"/>
-                  <w:szCs w:val="18"/>
-                  <w:u w:val="single"/>
-                </w:rPr>
-                <w:t xml:space="preserve">Sadko et al. 2024</w:t>
-              </w:r>
-            </w:hyperlink>
-            <w:r>
-              <w:rPr>
-                <w:rFonts w:ascii="Calibri" w:cs="Calibri" w:eastAsia="Calibri" w:hAnsi="Calibri"/>
-                <w:sz w:val="18"/>
-                <w:szCs w:val="18"/>
-              </w:rPr>
-              <w:t xml:space="preserve">)</w:t>
-            </w:r>
-          </w:p>
-          <w:p>
-            <w:pPr>
-              <w:spacing w:after="70"/>
-            </w:pPr>
-            <w:r>
-              <w:rPr>
-                <w:rFonts w:ascii="Calibri" w:cs="Calibri" w:eastAsia="Calibri" w:hAnsi="Calibri"/>
-                <w:b/>
-                <w:bCs/>
-                <w:sz w:val="19"/>
-                <w:szCs w:val="19"/>
-              </w:rPr>
               <w:t xml:space="preserve">0.81</w:t>
             </w:r>
             <w:r>
@@ -4906,7 +4906,7 @@
               </w:rPr>
               <w:t xml:space="preserve">  concordance rate, n=24 drugs — concordance rate of in vivo dog assay for clinical QT outcome (</w:t>
             </w:r>
-            <w:hyperlink w:history="1" r:id="rId5kantdjoj8dcv43obwfs0">
+            <w:hyperlink w:history="1" r:id="rIdhwov_fx1q8wfsjbyxaxvs">
               <w:r>
                 <w:rPr>
                   <w:rFonts w:ascii="Calibri" w:cs="Calibri" w:eastAsia="Calibri" w:hAnsi="Calibri"/>
@@ -5033,7 +5033,7 @@
                 <w:sz w:val="16"/>
                 <w:szCs w:val="16"/>
               </w:rPr>
-              <w:t xml:space="preserve">1 partly supports</w:t>
+              <w:t xml:space="preserve">1 supports</w:t>
             </w:r>
           </w:p>
           <w:p>
@@ -5047,7 +5047,7 @@
                 <w:sz w:val="16"/>
                 <w:szCs w:val="16"/>
               </w:rPr>
-              <w:t xml:space="preserve">1 supports</w:t>
+              <w:t xml:space="preserve">1 partly supports</w:t>
             </w:r>
           </w:p>
         </w:tc>
@@ -5118,6 +5118,49 @@
                 <w:sz w:val="19"/>
                 <w:szCs w:val="19"/>
               </w:rPr>
+              <w:t xml:space="preserve">-1.17–10.9</w:t>
+            </w:r>
+            <w:r>
+              <w:rPr>
+                <w:rFonts w:ascii="Calibri" w:cs="Calibri" w:eastAsia="Calibri" w:hAnsi="Calibri"/>
+                <w:sz w:val="18"/>
+                <w:szCs w:val="18"/>
+              </w:rPr>
+              <w:t xml:space="preserve">  mean — 3 comparisons, median 10 — lowest QTc increase over 24h (mock drug) (-1.17), highest QTc increase at critical concentration (moxifloxacin) (10.9) (</w:t>
+            </w:r>
+            <w:hyperlink w:history="1" r:id="rId06mgrjt5a7gzbsamaj4of">
+              <w:r>
+                <w:rPr>
+                  <w:rFonts w:ascii="Calibri" w:cs="Calibri" w:eastAsia="Calibri" w:hAnsi="Calibri"/>
+                  <w:color w:val="1155CC"/>
+                  <w:sz w:val="18"/>
+                  <w:szCs w:val="18"/>
+                  <w:u w:val="single"/>
+                </w:rPr>
+                <w:t xml:space="preserve">Sadko et al. 2024</w:t>
+              </w:r>
+            </w:hyperlink>
+            <w:r>
+              <w:rPr>
+                <w:rFonts w:ascii="Calibri" w:cs="Calibri" w:eastAsia="Calibri" w:hAnsi="Calibri"/>
+                <w:sz w:val="18"/>
+                <w:szCs w:val="18"/>
+              </w:rPr>
+              <w:t xml:space="preserve">)</w:t>
+            </w:r>
+          </w:p>
+          <w:p>
+            <w:pPr>
+              <w:spacing w:after="70"/>
+            </w:pPr>
+            <w:r>
+              <w:rPr>
+                <w:rFonts w:ascii="Calibri" w:cs="Calibri" w:eastAsia="Calibri" w:hAnsi="Calibri"/>
+                <w:b/>
+                <w:bCs/>
+                <w:sz w:val="19"/>
+                <w:szCs w:val="19"/>
+              </w:rPr>
               <w:t xml:space="preserve">54–78%</w:t>
             </w:r>
             <w:r>
@@ -5128,7 +5171,7 @@
               </w:rPr>
               <w:t xml:space="preserve">  sensitivity — 3 comparisons, median 71% — lowest large animal to human (HR only) (54%), highest large animal to human (combined BP and HR) (78%) (</w:t>
             </w:r>
-            <w:hyperlink w:history="1" r:id="rId5vjdy8pw0h5chuzeidhdw">
+            <w:hyperlink w:history="1" r:id="rIdvz0lt-ukynubal3z428ri">
               <w:r>
                 <w:rPr>
                   <w:rFonts w:ascii="Calibri" w:cs="Calibri" w:eastAsia="Calibri" w:hAnsi="Calibri"/>
@@ -5171,7 +5214,7 @@
               </w:rPr>
               <w:t xml:space="preserve">  specificity — 3 comparisons, median 83% — lowest large animal to human (combined BP and HR) (79%), highest large animal to human (BP only) (83%) (</w:t>
             </w:r>
-            <w:hyperlink w:history="1" r:id="rIdrtvjpbmvvfscberp4car5">
+            <w:hyperlink w:history="1" r:id="rIdtyxagffllt4jcni0kf-tg">
               <w:r>
                 <w:rPr>
                   <w:rFonts w:ascii="Calibri" w:cs="Calibri" w:eastAsia="Calibri" w:hAnsi="Calibri"/>
@@ -5204,17 +5247,17 @@
                 <w:sz w:val="19"/>
                 <w:szCs w:val="19"/>
               </w:rPr>
-              <w:t xml:space="preserve">-1.17–10.9</w:t>
-            </w:r>
-            <w:r>
-              <w:rPr>
-                <w:rFonts w:ascii="Calibri" w:cs="Calibri" w:eastAsia="Calibri" w:hAnsi="Calibri"/>
-                <w:sz w:val="18"/>
-                <w:szCs w:val="18"/>
-              </w:rPr>
-              <w:t xml:space="preserve">  mean — 3 comparisons, median 10 — lowest QTc increase over 24h (mock drug) (-1.17), highest QTc increase at critical concentration (moxifloxacin) (10.9) (</w:t>
-            </w:r>
-            <w:hyperlink w:history="1" r:id="rIdwdomw-4ns3wuccqxfwr7c">
+              <w:t xml:space="preserve">1.5–3</w:t>
+            </w:r>
+            <w:r>
+              <w:rPr>
+                <w:rFonts w:ascii="Calibri" w:cs="Calibri" w:eastAsia="Calibri" w:hAnsi="Calibri"/>
+                <w:sz w:val="18"/>
+                <w:szCs w:val="18"/>
+              </w:rPr>
+              <w:t xml:space="preserve">  multiple — 2 comparisons, median 2.25 — lowest Critical concentration multiple for 10ms QTc increase (moxifloxacin) (1.5), highest Critical concentration multiple for 10ms QTc increase (mock drug) (3) (</w:t>
+            </w:r>
+            <w:hyperlink w:history="1" r:id="rId6myp1-qevpmku3z3822wt">
               <w:r>
                 <w:rPr>
                   <w:rFonts w:ascii="Calibri" w:cs="Calibri" w:eastAsia="Calibri" w:hAnsi="Calibri"/>
@@ -5247,17 +5290,17 @@
                 <w:sz w:val="19"/>
                 <w:szCs w:val="19"/>
               </w:rPr>
-              <w:t xml:space="preserve">1.5–3</w:t>
-            </w:r>
-            <w:r>
-              <w:rPr>
-                <w:rFonts w:ascii="Calibri" w:cs="Calibri" w:eastAsia="Calibri" w:hAnsi="Calibri"/>
-                <w:sz w:val="18"/>
-                <w:szCs w:val="18"/>
-              </w:rPr>
-              <w:t xml:space="preserve">  multiple — 2 comparisons, median 2.25 — lowest Critical concentration multiple for 10ms QTc increase (moxifloxacin) (1.5), highest Critical concentration multiple for 10ms QTc increase (mock drug) (3) (</w:t>
-            </w:r>
-            <w:hyperlink w:history="1" r:id="rIdflwoubdoaytrrgfqzbanp">
+              <w:t xml:space="preserve">0</w:t>
+            </w:r>
+            <w:r>
+              <w:rPr>
+                <w:rFonts w:ascii="Calibri" w:cs="Calibri" w:eastAsia="Calibri" w:hAnsi="Calibri"/>
+                <w:sz w:val="18"/>
+                <w:szCs w:val="18"/>
+              </w:rPr>
+              <w:t xml:space="preserve">  change, n=48 n=48 — QTc increase at critical concentration (mock drug) (</w:t>
+            </w:r>
+            <w:hyperlink w:history="1" r:id="rIde8-hzhjfu7kt5ngynzjjq">
               <w:r>
                 <w:rPr>
                   <w:rFonts w:ascii="Calibri" w:cs="Calibri" w:eastAsia="Calibri" w:hAnsi="Calibri"/>
@@ -5290,17 +5333,17 @@
                 <w:sz w:val="19"/>
                 <w:szCs w:val="19"/>
               </w:rPr>
-              <w:t xml:space="preserve">52%</w:t>
-            </w:r>
-            <w:r>
-              <w:rPr>
-                <w:rFonts w:ascii="Calibri" w:cs="Calibri" w:eastAsia="Calibri" w:hAnsi="Calibri"/>
-                <w:sz w:val="18"/>
-                <w:szCs w:val="18"/>
-              </w:rPr>
-              <w:t xml:space="preserve">  positive predictive value — large animal to human (combined BP and HR) (</w:t>
-            </w:r>
-            <w:hyperlink w:history="1" r:id="rIdcmkzuqbq8toun_c0aomaf">
+              <w:t xml:space="preserve">0.0043</w:t>
+            </w:r>
+            <w:r>
+              <w:rPr>
+                <w:rFonts w:ascii="Calibri" w:cs="Calibri" w:eastAsia="Calibri" w:hAnsi="Calibri"/>
+                <w:sz w:val="18"/>
+                <w:szCs w:val="18"/>
+              </w:rPr>
+              <w:t xml:space="preserve">  slope — Average AQTc slope (moxifloxacin) (</w:t>
+            </w:r>
+            <w:hyperlink w:history="1" r:id="rIdraojjh_qwiqxffc3ili3d">
               <w:r>
                 <w:rPr>
                   <w:rFonts w:ascii="Calibri" w:cs="Calibri" w:eastAsia="Calibri" w:hAnsi="Calibri"/>
@@ -5309,50 +5352,7 @@
                   <w:szCs w:val="18"/>
                   <w:u w:val="single"/>
                 </w:rPr>
-                <w:t xml:space="preserve">Bhatt et al. 2019</w:t>
-              </w:r>
-            </w:hyperlink>
-            <w:r>
-              <w:rPr>
-                <w:rFonts w:ascii="Calibri" w:cs="Calibri" w:eastAsia="Calibri" w:hAnsi="Calibri"/>
-                <w:sz w:val="18"/>
-                <w:szCs w:val="18"/>
-              </w:rPr>
-              <w:t xml:space="preserve">)</w:t>
-            </w:r>
-          </w:p>
-          <w:p>
-            <w:pPr>
-              <w:spacing w:after="70"/>
-            </w:pPr>
-            <w:r>
-              <w:rPr>
-                <w:rFonts w:ascii="Calibri" w:cs="Calibri" w:eastAsia="Calibri" w:hAnsi="Calibri"/>
-                <w:b/>
-                <w:bCs/>
-                <w:sz w:val="19"/>
-                <w:szCs w:val="19"/>
-              </w:rPr>
-              <w:t xml:space="preserve">92%</w:t>
-            </w:r>
-            <w:r>
-              <w:rPr>
-                <w:rFonts w:ascii="Calibri" w:cs="Calibri" w:eastAsia="Calibri" w:hAnsi="Calibri"/>
-                <w:sz w:val="18"/>
-                <w:szCs w:val="18"/>
-              </w:rPr>
-              <w:t xml:space="preserve">  negative predictive value — large animal to human (combined BP and HR) (</w:t>
-            </w:r>
-            <w:hyperlink w:history="1" r:id="rIdgzsiifbnp-zcy3ossgphi">
-              <w:r>
-                <w:rPr>
-                  <w:rFonts w:ascii="Calibri" w:cs="Calibri" w:eastAsia="Calibri" w:hAnsi="Calibri"/>
-                  <w:color w:val="1155CC"/>
-                  <w:sz w:val="18"/>
-                  <w:szCs w:val="18"/>
-                  <w:u w:val="single"/>
-                </w:rPr>
-                <w:t xml:space="preserve">Bhatt et al. 2019</w:t>
+                <w:t xml:space="preserve">Sadko et al. 2024</w:t>
               </w:r>
             </w:hyperlink>
             <w:r>
@@ -5579,7 +5579,7 @@
               </w:rPr>
               <w:t xml:space="preserve">  sensitivity — 3 comparisons, median 82% — lowest rat to large animal (HR only) (64%), highest rat to large animal (combined BP and HR) (84%) (</w:t>
             </w:r>
-            <w:hyperlink w:history="1" r:id="rId_5mxymufnbyoqwjhznt47">
+            <w:hyperlink w:history="1" r:id="rIdpgmmjgjup98kyjf-l62mp">
               <w:r>
                 <w:rPr>
                   <w:rFonts w:ascii="Calibri" w:cs="Calibri" w:eastAsia="Calibri" w:hAnsi="Calibri"/>
@@ -5622,7 +5622,7 @@
               </w:rPr>
               <w:t xml:space="preserve">  specificity — 3 comparisons, median 67% — lowest rat to large animal (BP only) (59%), highest rat to large animal (combined BP and HR) (71%) (</w:t>
             </w:r>
-            <w:hyperlink w:history="1" r:id="rId6kffogm1hntep4ib_hzhp">
+            <w:hyperlink w:history="1" r:id="rIdgozygpozgm_3ywre_ry7j">
               <w:r>
                 <w:rPr>
                   <w:rFonts w:ascii="Calibri" w:cs="Calibri" w:eastAsia="Calibri" w:hAnsi="Calibri"/>
@@ -5665,7 +5665,7 @@
               </w:rPr>
               <w:t xml:space="preserve">  opposite direction of change — 2 comparisons, median 24.5% — lowest rat to large animal (directionality of HR change) (23%), highest rat to large animal (directionality of BP change) (26%) (</w:t>
             </w:r>
-            <w:hyperlink w:history="1" r:id="rIdh3nmc3wdivt_5gnpr8w8g">
+            <w:hyperlink w:history="1" r:id="rId0b1gcxnq-1odtord6kwd-">
               <w:r>
                 <w:rPr>
                   <w:rFonts w:ascii="Calibri" w:cs="Calibri" w:eastAsia="Calibri" w:hAnsi="Calibri"/>
@@ -5708,7 +5708,7 @@
               </w:rPr>
               <w:t xml:space="preserve">  positive predictive value — rat to large animal (combined BP and HR) (</w:t>
             </w:r>
-            <w:hyperlink w:history="1" r:id="rIdaayzm1vtyfuzmw-1v_z6d">
+            <w:hyperlink w:history="1" r:id="rId1nztadpwi21htsncdi4a9">
               <w:r>
                 <w:rPr>
                   <w:rFonts w:ascii="Calibri" w:cs="Calibri" w:eastAsia="Calibri" w:hAnsi="Calibri"/>
@@ -5751,7 +5751,7 @@
               </w:rPr>
               <w:t xml:space="preserve">  negative predictive value — rat to large animal (combined BP and HR) (</w:t>
             </w:r>
-            <w:hyperlink w:history="1" r:id="rId5o8s5qy_eqhljr6ojk9bq">
+            <w:hyperlink w:history="1" r:id="rIdi3e2krlfd4gru19bmxyke">
               <w:r>
                 <w:rPr>
                   <w:rFonts w:ascii="Calibri" w:cs="Calibri" w:eastAsia="Calibri" w:hAnsi="Calibri"/>
@@ -6012,7 +6012,7 @@
               </w:rPr>
               <w:t xml:space="preserve">  p value — 31 comparisons, median 1.7e-18 — lowest Overlap P value for 'innate immune response' genes up-regulated in human trauma (4.1e-90), highest Overlap P value for 'translocation of ZAP-70 to immunological synapse' genes down-regulated in human trauma (0.0003) (</w:t>
             </w:r>
-            <w:hyperlink w:history="1" r:id="rIdes81tmradbrxaizblzwiq">
+            <w:hyperlink w:history="1" r:id="rId1qiyjqgkdn3bceqclpymk">
               <w:r>
                 <w:rPr>
                   <w:rFonts w:ascii="Calibri" w:cs="Calibri" w:eastAsia="Calibri" w:hAnsi="Calibri"/>
@@ -6055,7 +6055,7 @@
               </w:rPr>
               <w:t xml:space="preserve">  percentage — 26 comparisons, median 61% — lowest percentage of genes changed in the same direction between human conditions and mouse orthologs in mouse models (47%), highest percentage of genes changed in the same direction between human trauma and human burn (Fig. 4) (97%) (</w:t>
             </w:r>
-            <w:hyperlink w:history="1" r:id="rIdc7qk2qr3ttuwrcqst17cn">
+            <w:hyperlink w:history="1" r:id="rIdx8qw8ewjzze_qvgqa9-6b">
               <w:r>
                 <w:rPr>
                   <w:rFonts w:ascii="Calibri" w:cs="Calibri" w:eastAsia="Calibri" w:hAnsi="Calibri"/>
@@ -6075,7 +6075,7 @@
               </w:rPr>
               <w:t xml:space="preserve"> · </w:t>
             </w:r>
-            <w:hyperlink w:history="1" r:id="rId9xh0d-6zn2owmltclmktp">
+            <w:hyperlink w:history="1" r:id="rId7m-wkipx2fol7qnmozcwl">
               <w:r>
                 <w:rPr>
                   <w:rFonts w:ascii="Calibri" w:cs="Calibri" w:eastAsia="Calibri" w:hAnsi="Calibri"/>
@@ -6095,7 +6095,7 @@
               </w:rPr>
               <w:t xml:space="preserve"> · </w:t>
             </w:r>
-            <w:hyperlink w:history="1" r:id="rIdj7thdqr8orvs8rbj_4kxz">
+            <w:hyperlink w:history="1" r:id="rIdcewlepfrhldf1cxwqzhqk">
               <w:r>
                 <w:rPr>
                   <w:rFonts w:ascii="Calibri" w:cs="Calibri" w:eastAsia="Calibri" w:hAnsi="Calibri"/>
@@ -6138,7 +6138,7 @@
               </w:rPr>
               <w:t xml:space="preserve">  pearson correlation (r^2) — 23 comparisons, median 0.09 — lowest correlation of gene response between human burn and mouse ARDS (-0.01), highest correlation of gene expression changes between human trauma and human burns (0.91) (</w:t>
             </w:r>
-            <w:hyperlink w:history="1" r:id="rIdfqwdzgijmzrq-498t62ba">
+            <w:hyperlink w:history="1" r:id="rIdcmlojggmu6k2bds4bgnmu">
               <w:r>
                 <w:rPr>
                   <w:rFonts w:ascii="Calibri" w:cs="Calibri" w:eastAsia="Calibri" w:hAnsi="Calibri"/>
@@ -6181,7 +6181,7 @@
               </w:rPr>
               <w:t xml:space="preserve">  fdr — 9 comparisons, median 0.014 — lowest concordance of mouse transcriptome at 52 weeks with human cirrhosis of poor prognosis (0.001), highest concordance of pathway activation at transcriptomic level between humans and mice with similar histological phenotypes (late time points) (0.08) (</w:t>
             </w:r>
-            <w:hyperlink w:history="1" r:id="rIdlhgodrwykbx4rvnalkuuj">
+            <w:hyperlink w:history="1" r:id="rIdeorqv7pfraklozfrgqmkr">
               <w:r>
                 <w:rPr>
                   <w:rFonts w:ascii="Calibri" w:cs="Calibri" w:eastAsia="Calibri" w:hAnsi="Calibri"/>
@@ -6224,7 +6224,7 @@
               </w:rPr>
               <w:t xml:space="preserve">  recall — 9 comparisons, median 0.33 — lowest Recall of WTD mouse model for human NAFLD (0.02), highest Recall of genes significantly altered in human liver diseases (NASH) by 12-month CCl4 mouse model (0.4) (</w:t>
             </w:r>
-            <w:hyperlink w:history="1" r:id="rIdywlxp4msd2ann-noexxdv">
+            <w:hyperlink w:history="1" r:id="rIdggp84u4to9mmldcxbiwiu">
               <w:r>
                 <w:rPr>
                   <w:rFonts w:ascii="Calibri" w:cs="Calibri" w:eastAsia="Calibri" w:hAnsi="Calibri"/>
@@ -6267,7 +6267,7 @@
               </w:rPr>
               <w:t xml:space="preserve">  mahalanobis distance — 7 comparisons, median 10.5 — lowest Mahalanobis distance to human for tenogenic markers (SCX, TNC, TNMD) (5.45), highest Mahalanobis distance to human for all genes combined under healthy conditions (20.01) (</w:t>
             </w:r>
-            <w:hyperlink w:history="1" r:id="rIdp5ublzh53s7gfuhz0i83b">
+            <w:hyperlink w:history="1" r:id="rIduj53iahynnakxwgmmkote">
               <w:r>
                 <w:rPr>
                   <w:rFonts w:ascii="Calibri" w:cs="Calibri" w:eastAsia="Calibri" w:hAnsi="Calibri"/>
@@ -6312,7 +6312,7 @@
                 <w:sz w:val="17"/>
                 <w:szCs w:val="17"/>
               </w:rPr>
-              <w:t xml:space="preserve">The recall and precision metrics are influenced by the duration of exposure in animal models, with longer exposure generally leading to higher recall. The WTD model's low recall might be due to a relatively short feeding period.</w:t>
+              <w:t xml:space="preserve">The MHPS scores are normalized between 0 and 1, where 1 indicates the highest proximity to human MASLD. The 'improved and statistically significant agreement' for DEGs and DRPs is a qualitative statement without a specific numerical value provided beyond the overall 50% alignment rate for the whole transcriptome.</w:t>
             </w:r>
           </w:p>
         </w:tc>
@@ -6517,7 +6517,7 @@
               </w:rPr>
               <w:t xml:space="preserve">  mean — 8 comparisons, median 130.755 — lowest Plasmin Production Rate (Mean, nM/min) (6.45), highest Thrombin Concentration Peak (Mean, nM) (270.28) (</w:t>
             </w:r>
-            <w:hyperlink w:history="1" r:id="rIdld3clo0vqxkemyautta6k">
+            <w:hyperlink w:history="1" r:id="rIdwfketf1hea1dghr5brixj">
               <w:r>
                 <w:rPr>
                   <w:rFonts w:ascii="Calibri" w:cs="Calibri" w:eastAsia="Calibri" w:hAnsi="Calibri"/>
@@ -6560,7 +6560,7 @@
               </w:rPr>
               <w:t xml:space="preserve">  mahalanobis distance — 7 comparisons, median 14.25 — lowest Mahalanobis distance to human for MMPs (MMP1, MMP3, MMP13) (11.27), highest Mahalanobis distance to human for all genes combined under healthy conditions (27.44) (</w:t>
             </w:r>
-            <w:hyperlink w:history="1" r:id="rIdacyahnvjpw0x2k-mms4dm">
+            <w:hyperlink w:history="1" r:id="rIdv76perj-t13lm31sdkl3y">
               <w:r>
                 <w:rPr>
                   <w:rFonts w:ascii="Calibri" w:cs="Calibri" w:eastAsia="Calibri" w:hAnsi="Calibri"/>
@@ -6603,7 +6603,7 @@
               </w:rPr>
               <w:t xml:space="preserve">  slope — 6 comparisons, median 0.0018427 — lowest Migration slope (difference to human) under transient inflammation (-0.0063), highest Proliferation capacity (slope difference to human) under healthy conditions (0.0933) (</w:t>
             </w:r>
-            <w:hyperlink w:history="1" r:id="rIdq3ezsqs6dnesu9alazdx3">
+            <w:hyperlink w:history="1" r:id="rIdweutc2fq3rdlds7frbsjn">
               <w:r>
                 <w:rPr>
                   <w:rFonts w:ascii="Calibri" w:cs="Calibri" w:eastAsia="Calibri" w:hAnsi="Calibri"/>
@@ -6646,7 +6646,7 @@
               </w:rPr>
               <w:t xml:space="preserve">  pearson r — 6 comparisons, median 0.545 — lowest correlation between target lose-shift probability and reversals (-0.73), highest correlation between target win-stay probability and reversals (0.79) (</w:t>
             </w:r>
-            <w:hyperlink w:history="1" r:id="rIdktykyi4hhn1vw6-zkr2v5">
+            <w:hyperlink w:history="1" r:id="rIdoi6k5jr3hdirksbxbfequ">
               <w:r>
                 <w:rPr>
                   <w:rFonts w:ascii="Calibri" w:cs="Calibri" w:eastAsia="Calibri" w:hAnsi="Calibri"/>
@@ -6689,7 +6689,7 @@
               </w:rPr>
               <w:t xml:space="preserve">  mean — 4 comparisons, median 0.4395 — lowest Q-values for non-target stimuli (0.275), highest Q-values for target stimuli (0.71) (</w:t>
             </w:r>
-            <w:hyperlink w:history="1" r:id="rIdkdhhk8sag2vri4kyryacf">
+            <w:hyperlink w:history="1" r:id="rIdudlq1_efl9kdculuxx3bd">
               <w:r>
                 <w:rPr>
                   <w:rFonts w:ascii="Calibri" w:cs="Calibri" w:eastAsia="Calibri" w:hAnsi="Calibri"/>
@@ -6732,7 +6732,7 @@
               </w:rPr>
               <w:t xml:space="preserve">  count — 3 comparisons, median 15 — lowest significant species x exercise interactions in blood biochemical parameters (2), highest parameters with similar alteration pattern post exercise (26) (</w:t>
             </w:r>
-            <w:hyperlink w:history="1" r:id="rIdpfeonwzht1pwalsl2ixr6">
+            <w:hyperlink w:history="1" r:id="rIdcwcaeh4yteubtosjmpadw">
               <w:r>
                 <w:rPr>
                   <w:rFonts w:ascii="Calibri" w:cs="Calibri" w:eastAsia="Calibri" w:hAnsi="Calibri"/>
@@ -6965,7 +6965,7 @@
               </w:rPr>
               <w:t xml:space="preserve">  c-score — 2 comparisons, median 0.0935 — lowest c-score for ce.lar-dm.lar (0.087), highest genome-wide c-scores between Drosophila and C. elegans stages (0.1) (</w:t>
             </w:r>
-            <w:hyperlink w:history="1" r:id="rId3vcgn46nblalbbvga886d">
+            <w:hyperlink w:history="1" r:id="rIdujtehwinf5k6vx00a2jn0">
               <w:r>
                 <w:rPr>
                   <w:rFonts w:ascii="Calibri" w:cs="Calibri" w:eastAsia="Calibri" w:hAnsi="Calibri"/>
@@ -7149,7 +7149,7 @@
               </w:rPr>
               <w:t xml:space="preserve">  c-score — 2 comparisons, median 0.0935 — lowest c-score for ce.lar-dm.lar (0.087), highest genome-wide c-scores between Drosophila and C. elegans stages (0.1) (</w:t>
             </w:r>
-            <w:hyperlink w:history="1" r:id="rIdgnan9h2qrvbo2q7xgjtll">
+            <w:hyperlink w:history="1" r:id="rIdh4vouuwx05hevorf0lqux">
               <w:r>
                 <w:rPr>
                   <w:rFonts w:ascii="Calibri" w:cs="Calibri" w:eastAsia="Calibri" w:hAnsi="Calibri"/>
@@ -7355,7 +7355,7 @@
               </w:rPr>
               <w:t xml:space="preserve">  mahalanobis distance — 7 comparisons, median 9.59 — lowest Mahalanobis distance to human for MMPs (MMP1, MMP3, MMP13) (4.65), highest Mahalanobis distance to human for all genes combined under healthy conditions (23.05) (</w:t>
             </w:r>
-            <w:hyperlink w:history="1" r:id="rId_060zdkdv1qd_rzz2vb7n">
+            <w:hyperlink w:history="1" r:id="rIdrwhii4c120iwqbz1ichmo">
               <w:r>
                 <w:rPr>
                   <w:rFonts w:ascii="Calibri" w:cs="Calibri" w:eastAsia="Calibri" w:hAnsi="Calibri"/>
@@ -7398,7 +7398,7 @@
               </w:rPr>
               <w:t xml:space="preserve">  slope — 6 comparisons, median 0.00047815 — lowest Proliferation capacity (slope difference to human) under constant inflammation (-0.064), highest Proliferation capacity (slope difference to human) under healthy conditions (0.3) (</w:t>
             </w:r>
-            <w:hyperlink w:history="1" r:id="rIdrahygtfdem-yyyfpis8qv">
+            <w:hyperlink w:history="1" r:id="rIdny8pshnlvcitsc9i5ks9v">
               <w:r>
                 <w:rPr>
                   <w:rFonts w:ascii="Calibri" w:cs="Calibri" w:eastAsia="Calibri" w:hAnsi="Calibri"/>
@@ -7607,7 +7607,7 @@
               </w:rPr>
               <w:t xml:space="preserve">  mean — 16 comparisons, median 261.585 — lowest Plasmin Production Rate (Mean, nM/min) (49.78), highest Plasmin Concentration Peak (Mean, nM) (565.84) (</w:t>
             </w:r>
-            <w:hyperlink w:history="1" r:id="rIdr7q3mtmxwmyfbfszrptvl">
+            <w:hyperlink w:history="1" r:id="rIdd2fw7odgscsspvj0t2wkp">
               <w:r>
                 <w:rPr>
                   <w:rFonts w:ascii="Calibri" w:cs="Calibri" w:eastAsia="Calibri" w:hAnsi="Calibri"/>
@@ -7788,7 +7788,7 @@
               </w:rPr>
               <w:t xml:space="preserve">  mean — 12 comparisons, median 45.92 — lowest Plasmin Production Rate (Mean, nM/min) (1.48), highest Thrombin Concentration Peak (Mean, nM) (242.35) (</w:t>
             </w:r>
-            <w:hyperlink w:history="1" r:id="rIdlav7uq_p1grm_p26ssiqu">
+            <w:hyperlink w:history="1" r:id="rIdgiemy7lhmtjet3kpmdwvx">
               <w:r>
                 <w:rPr>
                   <w:rFonts w:ascii="Calibri" w:cs="Calibri" w:eastAsia="Calibri" w:hAnsi="Calibri"/>
@@ -7997,7 +7997,7 @@
               </w:rPr>
               <w:t xml:space="preserve">  mean — 8 comparisons, median 44.615 — lowest Thrombin Production Rate (Mean, nM/min) (14.93), highest Plasmin Concentration Peak (Mean, nM) (197.71) (</w:t>
             </w:r>
-            <w:hyperlink w:history="1" r:id="rIddrlymawrfhok7ls2ozpn1">
+            <w:hyperlink w:history="1" r:id="rIdcjb2fhmh5xjdr8ofcitsx">
               <w:r>
                 <w:rPr>
                   <w:rFonts w:ascii="Calibri" w:cs="Calibri" w:eastAsia="Calibri" w:hAnsi="Calibri"/>
@@ -8203,7 +8203,7 @@
               </w:rPr>
               <w:t xml:space="preserve">  mahalanobis distance — 7 comparisons, median 10.62 — lowest Mahalanobis distance to human for MMPs (MMP1, MMP3, MMP13) (8.6), highest Mahalanobis distance to human for all genes combined under healthy conditions (24.78) (</w:t>
             </w:r>
-            <w:hyperlink w:history="1" r:id="rIdrrnpa_x_e9z1rvnm_n0in">
+            <w:hyperlink w:history="1" r:id="rIdk7hefuowvpjg7aj4eeb2j">
               <w:r>
                 <w:rPr>
                   <w:rFonts w:ascii="Calibri" w:cs="Calibri" w:eastAsia="Calibri" w:hAnsi="Calibri"/>
@@ -8246,7 +8246,7 @@
               </w:rPr>
               <w:t xml:space="preserve">  slope — 6 comparisons, median 0.0036775 — lowest Proliferation capacity (slope difference to human) under constant inflammation (-0.0878), highest Proliferation capacity (slope difference to human) under healthy conditions (0.1169) (</w:t>
             </w:r>
-            <w:hyperlink w:history="1" r:id="rIdijxxhlqvyrvgcnjuukmkc">
+            <w:hyperlink w:history="1" r:id="rIdfao2acoo3f7ydprvtgssj">
               <w:r>
                 <w:rPr>
                   <w:rFonts w:ascii="Calibri" w:cs="Calibri" w:eastAsia="Calibri" w:hAnsi="Calibri"/>
@@ -8348,7 +8348,7 @@
                 <w:sz w:val="16"/>
                 <w:szCs w:val="16"/>
               </w:rPr>
-              <w:t xml:space="preserve">1 partly supports</w:t>
+              <w:t xml:space="preserve">1 does not support</w:t>
             </w:r>
           </w:p>
           <w:p>
@@ -8362,7 +8362,7 @@
                 <w:sz w:val="16"/>
                 <w:szCs w:val="16"/>
               </w:rPr>
-              <w:t xml:space="preserve">1 does not support</w:t>
+              <w:t xml:space="preserve">1 partly supports</w:t>
             </w:r>
           </w:p>
         </w:tc>
@@ -8496,7 +8496,7 @@
               </w:rPr>
               <w:t xml:space="preserve">  score — 20 comparisons, median 61.73% — lowest model robustness score for ACC (negative control) (31%), highest model robustness score for adult bladder cancer (85.05%) (</w:t>
             </w:r>
-            <w:hyperlink w:history="1" r:id="rIdyjefb1tmwpkyfhy_e9iul">
+            <w:hyperlink w:history="1" r:id="rIda1mepi113d--q9dac8ure">
               <w:r>
                 <w:rPr>
                   <w:rFonts w:ascii="Calibri" w:cs="Calibri" w:eastAsia="Calibri" w:hAnsi="Calibri"/>
@@ -8539,7 +8539,7 @@
               </w:rPr>
               <w:t xml:space="preserve">  percentage — 4 comparisons, median 3.5% — lowest percentage of cancer-specific DEGs for adult BLCA (0%), highest percentage of cancer-specific DEGs for adult DLBC (24%) (</w:t>
             </w:r>
-            <w:hyperlink w:history="1" r:id="rIdzogtk1ert_w8oiagyeifj">
+            <w:hyperlink w:history="1" r:id="rId4_r4df3jec133hzkvym6x">
               <w:r>
                 <w:rPr>
                   <w:rFonts w:ascii="Calibri" w:cs="Calibri" w:eastAsia="Calibri" w:hAnsi="Calibri"/>
@@ -8582,7 +8582,7 @@
               </w:rPr>
               <w:t xml:space="preserve">  normalized absolute distance — normalized absolute distance of per-gene median expression between species (</w:t>
             </w:r>
-            <w:hyperlink w:history="1" r:id="rId-hepeec_rhgwwrsrcof6l">
+            <w:hyperlink w:history="1" r:id="rIdxwugb3sly5nps-u7vv4_5">
               <w:r>
                 <w:rPr>
                   <w:rFonts w:ascii="Calibri" w:cs="Calibri" w:eastAsia="Calibri" w:hAnsi="Calibri"/>
@@ -8625,7 +8625,7 @@
               </w:rPr>
               <w:t xml:space="preserve">  auc — 2 comparisons, median 0.955 — lowest AUC for adult samples (elastic net model) (0.92), highest AUC for pediatric samples (random forest model) (0.99) (</w:t>
             </w:r>
-            <w:hyperlink w:history="1" r:id="rIdudpn-lc-mig4ooppqan5n">
+            <w:hyperlink w:history="1" r:id="rIdakovowa0uw6ewps-s8x2-">
               <w:r>
                 <w:rPr>
                   <w:rFonts w:ascii="Calibri" w:cs="Calibri" w:eastAsia="Calibri" w:hAnsi="Calibri"/>
@@ -8668,7 +8668,7 @@
               </w:rPr>
               <w:t xml:space="preserve">  range — model robustness score range (</w:t>
             </w:r>
-            <w:hyperlink w:history="1" r:id="rIdpfhe3xspxxqs9gjtcj4y2">
+            <w:hyperlink w:history="1" r:id="rIdu9nd_fefpdb-nb_oirzvi">
               <w:r>
                 <w:rPr>
                   <w:rFonts w:ascii="Calibri" w:cs="Calibri" w:eastAsia="Calibri" w:hAnsi="Calibri"/>

--- a/exports/animal-model-concordance-table.docx
+++ b/exports/animal-model-concordance-table.docx
@@ -45,7 +45,7 @@
         </w:rPr>
         <w:t xml:space="preserve">Source: </w:t>
       </w:r>
-      <w:hyperlink w:history="1" r:id="rId_nam55lwdgayjmaufskok">
+      <w:hyperlink w:history="1" r:id="rIdfglnypaeohdlzw9bfnb5b">
         <w:r>
           <w:rPr>
             <w:rFonts w:ascii="Calibri" w:cs="Calibri" w:eastAsia="Calibri" w:hAnsi="Calibri"/>
@@ -250,7 +250,7 @@
                 <w:sz w:val="16"/>
                 <w:szCs w:val="16"/>
               </w:rPr>
-              <w:t xml:space="preserve">2 partly supports</w:t>
+              <w:t xml:space="preserve">2 does not support</w:t>
             </w:r>
           </w:p>
           <w:p>
@@ -264,7 +264,7 @@
                 <w:sz w:val="16"/>
                 <w:szCs w:val="16"/>
               </w:rPr>
-              <w:t xml:space="preserve">2 does not support</w:t>
+              <w:t xml:space="preserve">2 partly supports</w:t>
             </w:r>
           </w:p>
         </w:tc>
@@ -370,7 +370,7 @@
               </w:rPr>
               <w:t xml:space="preserve">  proportion — 9 comparisons, median 26% — lowest neuroprotective efficacy in culture models (inferior to control) (3%), highest neuroprotective efficacy in culture models (superior to control) (74%) (</w:t>
             </w:r>
-            <w:hyperlink w:history="1" r:id="rIdrpmt-qp8ihbhl7fll3znc">
+            <w:hyperlink w:history="1" r:id="rIdnl4x6g8d7i0dgscnvu-hd">
               <w:r>
                 <w:rPr>
                   <w:rFonts w:ascii="Calibri" w:cs="Calibri" w:eastAsia="Calibri" w:hAnsi="Calibri"/>
@@ -413,7 +413,7 @@
               </w:rPr>
               <w:t xml:space="preserve">  mean — 2 comparisons, median 27.85% — lowest improvement in focal models for drugs tested only in animal models vs. drugs tested clinically (24.4%), highest improvement in focal models for drugs tested clinically vs. drugs tested only in animal models (31.3%) (</w:t>
             </w:r>
-            <w:hyperlink w:history="1" r:id="rIdz0iy5sxepimpzwoux7_wb">
+            <w:hyperlink w:history="1" r:id="rIdvrpqki8fqw9aylil82jpg">
               <w:r>
                 <w:rPr>
                   <w:rFonts w:ascii="Calibri" w:cs="Calibri" w:eastAsia="Calibri" w:hAnsi="Calibri"/>
@@ -456,7 +456,7 @@
               </w:rPr>
               <w:t xml:space="preserve">  concordance rate, n=951 compounds — concordance of liver effects (</w:t>
             </w:r>
-            <w:hyperlink w:history="1" r:id="rIdsuqw10limxgthyox_tjhu">
+            <w:hyperlink w:history="1" r:id="rIdakcfbfiu1b9izt-vkfpj4">
               <w:r>
                 <w:rPr>
                   <w:rFonts w:ascii="Calibri" w:cs="Calibri" w:eastAsia="Calibri" w:hAnsi="Calibri"/>
@@ -681,7 +681,7 @@
               </w:rPr>
               <w:t xml:space="preserve">  or — 3 comparisons, median 0.84 — lowest Odds Ratio for drug success (Q4 TGI vs Q1 TGI) (0.74), highest Odds Ratio for drug success (Q3 TGI vs Q1 TGI) (0.9) (</w:t>
             </w:r>
-            <w:hyperlink w:history="1" r:id="rIdwjht0odzw2tizxjatozu3">
+            <w:hyperlink w:history="1" r:id="rIdrtnvv980rucxz0jujtrsj">
               <w:r>
                 <w:rPr>
                   <w:rFonts w:ascii="Calibri" w:cs="Calibri" w:eastAsia="Calibri" w:hAnsi="Calibri"/>
@@ -724,7 +724,7 @@
               </w:rPr>
               <w:t xml:space="preserve">  median — TGI values for approved vs. failed drugs (</w:t>
             </w:r>
-            <w:hyperlink w:history="1" r:id="rIdgjj4gv0rt8pcfsvvztvsn">
+            <w:hyperlink w:history="1" r:id="rIdb48fitmc0aalwtvyvs7nm">
               <w:r>
                 <w:rPr>
                   <w:rFonts w:ascii="Calibri" w:cs="Calibri" w:eastAsia="Calibri" w:hAnsi="Calibri"/>
@@ -767,7 +767,7 @@
               </w:rPr>
               <w:t xml:space="preserve">  p-value — 2 comparisons, median 0.5055 — lowest Statistical significance of TGI difference between approved and failed drugs (0.375), highest P-trend for TGI and drug success (0.636) (</w:t>
             </w:r>
-            <w:hyperlink w:history="1" r:id="rIdgzfsi5eegamfvmyrayxxe">
+            <w:hyperlink w:history="1" r:id="rIdvgwfl2ga7iypfiqtoe__q">
               <w:r>
                 <w:rPr>
                   <w:rFonts w:ascii="Calibri" w:cs="Calibri" w:eastAsia="Calibri" w:hAnsi="Calibri"/>
@@ -810,7 +810,7 @@
               </w:rPr>
               <w:t xml:space="preserve">  auc — Area Under the Curve (AUC) for TGI predicting success (</w:t>
             </w:r>
-            <w:hyperlink w:history="1" r:id="rId17dbbdacb3-xjt5nn0u4k">
+            <w:hyperlink w:history="1" r:id="rIdcmvxsnghddemzdzkj3a70">
               <w:r>
                 <w:rPr>
                   <w:rFonts w:ascii="Calibri" w:cs="Calibri" w:eastAsia="Calibri" w:hAnsi="Calibri"/>
@@ -1315,7 +1315,7 @@
               </w:rPr>
               <w:t xml:space="preserve">  concordance rate, n=951 compounds — concordance of liver effects (</w:t>
             </w:r>
-            <w:hyperlink w:history="1" r:id="rId4wssfnahh7b-yzil40tjl">
+            <w:hyperlink w:history="1" r:id="rIdqecpzz43bjbhvkfgzdhrn">
               <w:r>
                 <w:rPr>
                   <w:rFonts w:ascii="Calibri" w:cs="Calibri" w:eastAsia="Calibri" w:hAnsi="Calibri"/>
@@ -1524,7 +1524,7 @@
               </w:rPr>
               <w:t xml:space="preserve">  odds ratio — Antenatal corticosteroids: neonatal mortality in ewe models (pooled odds ratio) (</w:t>
             </w:r>
-            <w:hyperlink w:history="1" r:id="rIdnv39wzizialtmqjygipmj">
+            <w:hyperlink w:history="1" r:id="rIdmz47fwgpjgbpyqdn1ob1o">
               <w:r>
                 <w:rPr>
                   <w:rFonts w:ascii="Calibri" w:cs="Calibri" w:eastAsia="Calibri" w:hAnsi="Calibri"/>
@@ -1744,7 +1744,7 @@
               </w:rPr>
               <w:t xml:space="preserve">  npv — 12 comparisons, median 91% — lowest NPV for 'Other' (15%), highest NPV for Pulmonary (96%) (</w:t>
             </w:r>
-            <w:hyperlink w:history="1" r:id="rIdik2ylbuulqpdybiubxowx">
+            <w:hyperlink w:history="1" r:id="rIdzqw1ml7f-46grta33skni">
               <w:r>
                 <w:rPr>
                   <w:rFonts w:ascii="Calibri" w:cs="Calibri" w:eastAsia="Calibri" w:hAnsi="Calibri"/>
@@ -1787,7 +1787,7 @@
               </w:rPr>
               <w:t xml:space="preserve">  ppv — 10 comparisons, median 39.5% — lowest PPV for Pulmonary (0%), highest PPV for Nervous system (52%) (</w:t>
             </w:r>
-            <w:hyperlink w:history="1" r:id="rIdpyvghkgtvrdu85nfuj1ng">
+            <w:hyperlink w:history="1" r:id="rIdbsipmgd_9jsh92x06wytq">
               <w:r>
                 <w:rPr>
                   <w:rFonts w:ascii="Calibri" w:cs="Calibri" w:eastAsia="Calibri" w:hAnsi="Calibri"/>
@@ -1830,7 +1830,7 @@
               </w:rPr>
               <w:t xml:space="preserve">  more potent — JNJ-3 induced albumin secretion decrease in dog Liver-Chip vs human Liver-Chip (</w:t>
             </w:r>
-            <w:hyperlink w:history="1" r:id="rIdv0ebfi9aptog4lyjj6ftt">
+            <w:hyperlink w:history="1" r:id="rIdjr2t-bewggrkmvx2fys_z">
               <w:r>
                 <w:rPr>
                   <w:rFonts w:ascii="Calibri" w:cs="Calibri" w:eastAsia="Calibri" w:hAnsi="Calibri"/>
@@ -1873,7 +1873,7 @@
               </w:rPr>
               <w:t xml:space="preserve">  pru — 2 comparisons, median 35% — lowest Proportionate Reduction in Uncertainty (PRU) for GI (Dog) (30%), highest Proportionate Reduction in Uncertainty (PRU) for Nervous System (Dog) (40%) (</w:t>
             </w:r>
-            <w:hyperlink w:history="1" r:id="rIdlt223zgidg52g7cyfvsja">
+            <w:hyperlink w:history="1" r:id="rIdilqwxdgkvapi68u0okodp">
               <w:r>
                 <w:rPr>
                   <w:rFonts w:ascii="Calibri" w:cs="Calibri" w:eastAsia="Calibri" w:hAnsi="Calibri"/>
@@ -1916,7 +1916,7 @@
               </w:rPr>
               <w:t xml:space="preserve">  median ppv — 2 comparisons, median 0.525 — lowest PPV for grade 3 and 4 toxicities (0.38), highest PPV for all toxicity grades (0.67) (</w:t>
             </w:r>
-            <w:hyperlink w:history="1" r:id="rIdmsjlbyt2wzvvhfrpkerct">
+            <w:hyperlink w:history="1" r:id="rIdimfx0zfcatf4hookgsnud">
               <w:r>
                 <w:rPr>
                   <w:rFonts w:ascii="Calibri" w:cs="Calibri" w:eastAsia="Calibri" w:hAnsi="Calibri"/>
@@ -1959,7 +1959,7 @@
               </w:rPr>
               <w:t xml:space="preserve">  median npv — 2 comparisons, median 0.615 — lowest NPV for all toxicity grades (0.52), highest NPV for grade 3 and 4 toxicities (0.71) (</w:t>
             </w:r>
-            <w:hyperlink w:history="1" r:id="rIdnw7zl0wl_95wkraxv-8e5">
+            <w:hyperlink w:history="1" r:id="rIdvsv0biujlb1rvu3roy2xb">
               <w:r>
                 <w:rPr>
                   <w:rFonts w:ascii="Calibri" w:cs="Calibri" w:eastAsia="Calibri" w:hAnsi="Calibri"/>
@@ -2209,7 +2209,7 @@
               </w:rPr>
               <w:t xml:space="preserve">  npv — 14 comparisons, median 87.5% — lowest NPV for 'Other' (16%), highest NPV for Ophthalmology (97%) (</w:t>
             </w:r>
-            <w:hyperlink w:history="1" r:id="rIdcvnonve9oohaiglhheuvo">
+            <w:hyperlink w:history="1" r:id="rIdnlyzocuxttqt3hikfd9kf">
               <w:r>
                 <w:rPr>
                   <w:rFonts w:ascii="Calibri" w:cs="Calibri" w:eastAsia="Calibri" w:hAnsi="Calibri"/>
@@ -2252,7 +2252,7 @@
               </w:rPr>
               <w:t xml:space="preserve">  ppv — 13 comparisons, median 43% — lowest PPV for Musculoskeletal (0%), highest PPV for Gastrointestinal (91%) (</w:t>
             </w:r>
-            <w:hyperlink w:history="1" r:id="rIdsmz6pjybvkytvtltwhebp">
+            <w:hyperlink w:history="1" r:id="rIdbccyiil3neeu70exm7tno">
               <w:r>
                 <w:rPr>
                   <w:rFonts w:ascii="Calibri" w:cs="Calibri" w:eastAsia="Calibri" w:hAnsi="Calibri"/>
@@ -2295,7 +2295,7 @@
               </w:rPr>
               <w:t xml:space="preserve">  pru — 2 comparisons, median 70% — lowest Proportionate Reduction in Uncertainty (PRU) for GI (Monkey) (60%), highest Proportionate Reduction in Uncertainty (PRU) for Nervous System (Monkey) (80%) (</w:t>
             </w:r>
-            <w:hyperlink w:history="1" r:id="rId7g-5mjp9zdlsseqyl_cam">
+            <w:hyperlink w:history="1" r:id="rIdi1n1ybumppo05x-a7txlm">
               <w:r>
                 <w:rPr>
                   <w:rFonts w:ascii="Calibri" w:cs="Calibri" w:eastAsia="Calibri" w:hAnsi="Calibri"/>
@@ -2338,7 +2338,7 @@
               </w:rPr>
               <w:t xml:space="preserve">  median ppv — 2 comparisons, median 0.66 — lowest PPV for grade 3 and 4 toxicities (0.6), highest PPV for all toxicity grades (0.72) (</w:t>
             </w:r>
-            <w:hyperlink w:history="1" r:id="rIda9kjxiig9x1rdpdlvkpmo">
+            <w:hyperlink w:history="1" r:id="rIdusfmdpevqbkpcwje9wleo">
               <w:r>
                 <w:rPr>
                   <w:rFonts w:ascii="Calibri" w:cs="Calibri" w:eastAsia="Calibri" w:hAnsi="Calibri"/>
@@ -2381,7 +2381,7 @@
               </w:rPr>
               <w:t xml:space="preserve">  median npv — 2 comparisons, median 0.615 — lowest NPV for all toxicity grades (0.5), highest NPV for grade 3 and 4 toxicities (0.73) (</w:t>
             </w:r>
-            <w:hyperlink w:history="1" r:id="rIdapowgi-yx9pzfqfqbclz0">
+            <w:hyperlink w:history="1" r:id="rIdba4q1_mdjndfur4rai6m1">
               <w:r>
                 <w:rPr>
                   <w:rFonts w:ascii="Calibri" w:cs="Calibri" w:eastAsia="Calibri" w:hAnsi="Calibri"/>
@@ -2424,7 +2424,7 @@
               </w:rPr>
               <w:t xml:space="preserve">  lr+ — 2 comparisons, median 10.27 — lowest Likelihood Ratio for cynomolgus monkey, Cardiac disorders (9.52), highest Likelihood Ratio for cynomolgus monkey, Hepatobiliary disorders (11.02) (</w:t>
             </w:r>
-            <w:hyperlink w:history="1" r:id="rIdp8wifoaykjyuqf-n6tjng">
+            <w:hyperlink w:history="1" r:id="rIdbzxjqig-txvjrvgz6u0e0">
               <w:r>
                 <w:rPr>
                   <w:rFonts w:ascii="Calibri" w:cs="Calibri" w:eastAsia="Calibri" w:hAnsi="Calibri"/>
@@ -2469,7 +2469,7 @@
                 <w:sz w:val="17"/>
                 <w:szCs w:val="17"/>
               </w:rPr>
-              <w:t xml:space="preserve">The selectivity of 7% is low, but the paper notes that the data set differs from other studies, as it focuses on marketed drugs that passed rigorous clinical safety testing. The high LR+ for dizziness (1000) might be an outlier or reflect specific testing practices.</w:t>
+              <w:t xml:space="preserve">The high Negative Predictive Value (NPV) is largely based on the low clinical positive prevalence, meaning most findings are negative.</w:t>
             </w:r>
           </w:p>
         </w:tc>
@@ -2671,7 +2671,7 @@
               </w:rPr>
               <w:t xml:space="preserve">  lr+ — 3 comparisons, median 2.74 — lowest Likelihood Ratio for Pain (rat) (2.5), highest Likelihood Ratio for rat, Cardiac disorders (4.73) (</w:t>
             </w:r>
-            <w:hyperlink w:history="1" r:id="rId4yznjp7metebympnizwjd">
+            <w:hyperlink w:history="1" r:id="rIdtr3kicrtckfh97rd9j0nt">
               <w:r>
                 <w:rPr>
                   <w:rFonts w:ascii="Calibri" w:cs="Calibri" w:eastAsia="Calibri" w:hAnsi="Calibri"/>
@@ -2714,7 +2714,7 @@
               </w:rPr>
               <w:t xml:space="preserve">  median ppv — 2 comparisons, median 0.53 — lowest PPV for grade 3 and 4 toxicities (0.41), highest PPV for all toxicity grades (0.65) (</w:t>
             </w:r>
-            <w:hyperlink w:history="1" r:id="rIdcdjajweasziddvq7tptbn">
+            <w:hyperlink w:history="1" r:id="rIdmjfmlh8s25wgtztzxf8ws">
               <w:r>
                 <w:rPr>
                   <w:rFonts w:ascii="Calibri" w:cs="Calibri" w:eastAsia="Calibri" w:hAnsi="Calibri"/>
@@ -2757,7 +2757,7 @@
               </w:rPr>
               <w:t xml:space="preserve">  median npv — 2 comparisons, median 0.615 — lowest NPV for all toxicity grades (0.51), highest NPV for grade 3 and 4 toxicities (0.72) (</w:t>
             </w:r>
-            <w:hyperlink w:history="1" r:id="rIdb9q5__gqz1hr3e_byraoy">
+            <w:hyperlink w:history="1" r:id="rId1hwghoveilykeehxhvads">
               <w:r>
                 <w:rPr>
                   <w:rFonts w:ascii="Calibri" w:cs="Calibri" w:eastAsia="Calibri" w:hAnsi="Calibri"/>
@@ -2800,7 +2800,7 @@
               </w:rPr>
               <w:t xml:space="preserve">  ic50 (half-maximal inhibitory concentration) — IC50 for bosentan-induced albumin secretion decrease (</w:t>
             </w:r>
-            <w:hyperlink w:history="1" r:id="rIdfprjec0bxlccv9h5jv0is">
+            <w:hyperlink w:history="1" r:id="rIdpg55bprchgyyyrt1tnbnw">
               <w:r>
                 <w:rPr>
                   <w:rFonts w:ascii="Calibri" w:cs="Calibri" w:eastAsia="Calibri" w:hAnsi="Calibri"/>
@@ -2843,7 +2843,7 @@
               </w:rPr>
               <w:t xml:space="preserve">  post-test odds — QT prolongation post-test odds (rat) (</w:t>
             </w:r>
-            <w:hyperlink w:history="1" r:id="rIdfl-y8rfcwfajhh7jollk9">
+            <w:hyperlink w:history="1" r:id="rIdcyfpaleauiigociysyznw">
               <w:r>
                 <w:rPr>
                   <w:rFonts w:ascii="Calibri" w:cs="Calibri" w:eastAsia="Calibri" w:hAnsi="Calibri"/>
@@ -2886,7 +2886,7 @@
               </w:rPr>
               <w:t xml:space="preserve">  median inlr — Rat-human median iNLR (</w:t>
             </w:r>
-            <w:hyperlink w:history="1" r:id="rIdilj0lmm0rwbqchm6xz3p0">
+            <w:hyperlink w:history="1" r:id="rIdpk2wwlv5urmzgrviqmxlh">
               <w:r>
                 <w:rPr>
                   <w:rFonts w:ascii="Calibri" w:cs="Calibri" w:eastAsia="Calibri" w:hAnsi="Calibri"/>
@@ -3136,7 +3136,7 @@
               </w:rPr>
               <w:t xml:space="preserve">  lr+ — 3 comparisons, median 5.29 — lowest Likelihood Ratio for mouse, Hepatobiliary disorders (3.73), highest Likelihood Ratio for Pain (mouse) (7.4) (</w:t>
             </w:r>
-            <w:hyperlink w:history="1" r:id="rIdwp6bi1zouvvdd_fe2uofr">
+            <w:hyperlink w:history="1" r:id="rIdoyayscglrdb6uiym9lng-">
               <w:r>
                 <w:rPr>
                   <w:rFonts w:ascii="Calibri" w:cs="Calibri" w:eastAsia="Calibri" w:hAnsi="Calibri"/>
@@ -3179,7 +3179,7 @@
               </w:rPr>
               <w:t xml:space="preserve">  median ppv — 2 comparisons, median 0.5 — lowest PPV for grade 3 and 4 toxicities (0.43), highest PPV for all toxicity grades (0.57) (</w:t>
             </w:r>
-            <w:hyperlink w:history="1" r:id="rId2s1acyzhozvxu8duzi2ww">
+            <w:hyperlink w:history="1" r:id="rIdxylzyoajyzudfqg6cvumg">
               <w:r>
                 <w:rPr>
                   <w:rFonts w:ascii="Calibri" w:cs="Calibri" w:eastAsia="Calibri" w:hAnsi="Calibri"/>
@@ -3222,7 +3222,7 @@
               </w:rPr>
               <w:t xml:space="preserve">  median npv — 2 comparisons, median 0.69 — lowest NPV for all toxicity grades (0.57), highest NPV for grade 3 and 4 toxicities (0.81) (</w:t>
             </w:r>
-            <w:hyperlink w:history="1" r:id="rIdujb-tkmr5-kps6oklibmp">
+            <w:hyperlink w:history="1" r:id="rIdg80pxegd-4ejxujdptmcf">
               <w:r>
                 <w:rPr>
                   <w:rFonts w:ascii="Calibri" w:cs="Calibri" w:eastAsia="Calibri" w:hAnsi="Calibri"/>
@@ -3265,7 +3265,7 @@
               </w:rPr>
               <w:t xml:space="preserve">  median inlr — Mouse-human median iNLR (</w:t>
             </w:r>
-            <w:hyperlink w:history="1" r:id="rIdextkaznzb8xc9mvngekbg">
+            <w:hyperlink w:history="1" r:id="rIdhjzgbibmzd2bh-2icql9s">
               <w:r>
                 <w:rPr>
                   <w:rFonts w:ascii="Calibri" w:cs="Calibri" w:eastAsia="Calibri" w:hAnsi="Calibri"/>
@@ -3512,7 +3512,7 @@
               </w:rPr>
               <w:t xml:space="preserve">  specificity — 4 comparisons, median 89.5% — lowest Hepatotoxicity predictive assessment (77%), highest Neurotoxicity predictive assessment (100%) (</w:t>
             </w:r>
-            <w:hyperlink w:history="1" r:id="rIdjcr0mibpzs6mj0alspt37">
+            <w:hyperlink w:history="1" r:id="rIdgdgk_xxfixxt-b3kfjh6h">
               <w:r>
                 <w:rPr>
                   <w:rFonts w:ascii="Calibri" w:cs="Calibri" w:eastAsia="Calibri" w:hAnsi="Calibri"/>
@@ -3555,7 +3555,7 @@
               </w:rPr>
               <w:t xml:space="preserve">  sensitivity — 4 comparisons, median 68.5% — lowest Neurotoxicity predictive assessment (54%), highest Hepatotoxicity predictive assessment (80%) (</w:t>
             </w:r>
-            <w:hyperlink w:history="1" r:id="rIdukdwjztue9dx0c1pwolqi">
+            <w:hyperlink w:history="1" r:id="rIdfb-jrupeq3kuxpawzb_72">
               <w:r>
                 <w:rPr>
                   <w:rFonts w:ascii="Calibri" w:cs="Calibri" w:eastAsia="Calibri" w:hAnsi="Calibri"/>
@@ -3598,7 +3598,7 @@
               </w:rPr>
               <w:t xml:space="preserve">  accuracy — 4 comparisons, median 78% — lowest Neurotoxicity predictive assessment (75%), highest Hepatotoxicity predictive assessment (82%) (</w:t>
             </w:r>
-            <w:hyperlink w:history="1" r:id="rId5oyuq51qwszbiqxn6wilw">
+            <w:hyperlink w:history="1" r:id="rIdn5rs0uhm9oi7nrcsqeiqw">
               <w:r>
                 <w:rPr>
                   <w:rFonts w:ascii="Calibri" w:cs="Calibri" w:eastAsia="Calibri" w:hAnsi="Calibri"/>
@@ -3641,7 +3641,7 @@
               </w:rPr>
               <w:t xml:space="preserve">  success rate — 2 comparisons, median 87.5% — lowest success rate in identifying nonteratogenic compounds (75%), highest success rate in identifying teratogens (100%) (</w:t>
             </w:r>
-            <w:hyperlink w:history="1" r:id="rIddm-ewtmkuhlclbdllah0x">
+            <w:hyperlink w:history="1" r:id="rId2_cqtuqaudendkrpu2wu2">
               <w:r>
                 <w:rPr>
                   <w:rFonts w:ascii="Calibri" w:cs="Calibri" w:eastAsia="Calibri" w:hAnsi="Calibri"/>
@@ -3684,7 +3684,7 @@
               </w:rPr>
               <w:t xml:space="preserve">  good — specificity (</w:t>
             </w:r>
-            <w:hyperlink w:history="1" r:id="rId6kholxs0vtfdncf2c8mzd">
+            <w:hyperlink w:history="1" r:id="rIdz5xqitj2fuo0c1-tqy_xv">
               <w:r>
                 <w:rPr>
                   <w:rFonts w:ascii="Calibri" w:cs="Calibri" w:eastAsia="Calibri" w:hAnsi="Calibri"/>
@@ -3727,7 +3727,7 @@
               </w:rPr>
               <w:t xml:space="preserve">  excellent — specificity (</w:t>
             </w:r>
-            <w:hyperlink w:history="1" r:id="rIducsga029pybknw0xoq7ys">
+            <w:hyperlink w:history="1" r:id="rIdm-oth_p1cyy-vboldczvz">
               <w:r>
                 <w:rPr>
                   <w:rFonts w:ascii="Calibri" w:cs="Calibri" w:eastAsia="Calibri" w:hAnsi="Calibri"/>
@@ -3950,7 +3950,7 @@
               </w:rPr>
               <w:t xml:space="preserve">  lr+ — 2 comparisons, median 3.17 — lowest Likelihood Ratio for rabbit, Hepatobiliary disorders (2.8), highest Likelihood Ratio for rabbit, Cardiac disorders (3.54) (</w:t>
             </w:r>
-            <w:hyperlink w:history="1" r:id="rIdjekz0ubyy4syh5lq8l65h">
+            <w:hyperlink w:history="1" r:id="rIdjblcs1fopssczvdbi4t3u">
               <w:r>
                 <w:rPr>
                   <w:rFonts w:ascii="Calibri" w:cs="Calibri" w:eastAsia="Calibri" w:hAnsi="Calibri"/>
@@ -3993,7 +3993,7 @@
               </w:rPr>
               <w:t xml:space="preserve">  post-test odds — QT prolongation post-test odds (rabbit) (</w:t>
             </w:r>
-            <w:hyperlink w:history="1" r:id="rId7elbzuwsjmlaebex3zzlc">
+            <w:hyperlink w:history="1" r:id="rId9vcohlzkfmwedq5gungif">
               <w:r>
                 <w:rPr>
                   <w:rFonts w:ascii="Calibri" w:cs="Calibri" w:eastAsia="Calibri" w:hAnsi="Calibri"/>
@@ -4036,7 +4036,7 @@
               </w:rPr>
               <w:t xml:space="preserve">  median inlr — Rabbit-human median iNLR (</w:t>
             </w:r>
-            <w:hyperlink w:history="1" r:id="rIdpvnzuyciivo385pacwwq-">
+            <w:hyperlink w:history="1" r:id="rId1k65-j48arkfza02gxklj">
               <w:r>
                 <w:rPr>
                   <w:rFonts w:ascii="Calibri" w:cs="Calibri" w:eastAsia="Calibri" w:hAnsi="Calibri"/>
@@ -4269,7 +4269,7 @@
               </w:rPr>
               <w:t xml:space="preserve">  ppv — 15 comparisons, median 27% — lowest PPV for Ophthalmology (0%), highest PPV for Liver (Rodent + Monkey, 'and' view) (62%) (</w:t>
             </w:r>
-            <w:hyperlink w:history="1" r:id="rId-4mmrpsjcbk7ul3-dddup">
+            <w:hyperlink w:history="1" r:id="rIdcvvfsluoye3ocfr3ldapt">
               <w:r>
                 <w:rPr>
                   <w:rFonts w:ascii="Calibri" w:cs="Calibri" w:eastAsia="Calibri" w:hAnsi="Calibri"/>
@@ -4312,7 +4312,7 @@
               </w:rPr>
               <w:t xml:space="preserve">  npv — 15 comparisons, median 90% — lowest NPV for 'Other' (14%), highest NPV for Ophthalmology (96%) (</w:t>
             </w:r>
-            <w:hyperlink w:history="1" r:id="rIdfxbmotwpziljbbtqtnxvo">
+            <w:hyperlink w:history="1" r:id="rIdlgiiqwlsmu_s4naf7wn6i">
               <w:r>
                 <w:rPr>
                   <w:rFonts w:ascii="Calibri" w:cs="Calibri" w:eastAsia="Calibri" w:hAnsi="Calibri"/>
@@ -4355,7 +4355,7 @@
               </w:rPr>
               <w:t xml:space="preserve">  pru — 2 comparisons, median 30% — lowest Proportionate Reduction in Uncertainty (PRU) for GI (Rodent) (20%), highest Proportionate Reduction in Uncertainty (PRU) for Nervous System (Rodent) (40%) (</w:t>
             </w:r>
-            <w:hyperlink w:history="1" r:id="rIdgwhbaizalcjezxslux73j">
+            <w:hyperlink w:history="1" r:id="rIdbxvd99l5ctovrchoeese9">
               <w:r>
                 <w:rPr>
                   <w:rFonts w:ascii="Calibri" w:cs="Calibri" w:eastAsia="Calibri" w:hAnsi="Calibri"/>
@@ -4398,7 +4398,7 @@
               </w:rPr>
               <w:t xml:space="preserve">  sensitivity — Sensitivity for Liver (Rodent) (</w:t>
             </w:r>
-            <w:hyperlink w:history="1" r:id="rId80spgvea2ov48xrsiqrqa">
+            <w:hyperlink w:history="1" r:id="rIdshb2f0g_auo-uzeiwll5u">
               <w:r>
                 <w:rPr>
                   <w:rFonts w:ascii="Calibri" w:cs="Calibri" w:eastAsia="Calibri" w:hAnsi="Calibri"/>
@@ -4441,7 +4441,7 @@
               </w:rPr>
               <w:t xml:space="preserve">  specificity — Specificity for Liver (Rodent) (</w:t>
             </w:r>
-            <w:hyperlink w:history="1" r:id="rIdarjjmg3qpmxtwhdyb9cux">
+            <w:hyperlink w:history="1" r:id="rIdx5zhwan0xqwealug4gtcr">
               <w:r>
                 <w:rPr>
                   <w:rFonts w:ascii="Calibri" w:cs="Calibri" w:eastAsia="Calibri" w:hAnsi="Calibri"/>
@@ -4691,7 +4691,7 @@
               </w:rPr>
               <w:t xml:space="preserve">  auc — 6 comparisons, median 0.81 — lowest concordance between hERG potency and clinical QTc outcome (0.78), highest concordance between hERG safety margin and clinical QTc outcome (excluding β2-adrenoceptor agonists) (0.92) (</w:t>
             </w:r>
-            <w:hyperlink w:history="1" r:id="rIdcnvioyxul7ud2gaycj_k6">
+            <w:hyperlink w:history="1" r:id="rIdz0x9c6ahda6h9taf1vbce">
               <w:r>
                 <w:rPr>
                   <w:rFonts w:ascii="Calibri" w:cs="Calibri" w:eastAsia="Calibri" w:hAnsi="Calibri"/>
@@ -4724,6 +4724,92 @@
                 <w:sz w:val="19"/>
                 <w:szCs w:val="19"/>
               </w:rPr>
+              <w:t xml:space="preserve">54–78%</w:t>
+            </w:r>
+            <w:r>
+              <w:rPr>
+                <w:rFonts w:ascii="Calibri" w:cs="Calibri" w:eastAsia="Calibri" w:hAnsi="Calibri"/>
+                <w:sz w:val="18"/>
+                <w:szCs w:val="18"/>
+              </w:rPr>
+              <w:t xml:space="preserve">  sensitivity — 3 comparisons, median 71% — lowest large animal to human (HR only) (54%), highest large animal to human (combined BP and HR) (78%) (</w:t>
+            </w:r>
+            <w:hyperlink w:history="1" r:id="rIdkecbldvussqy6eb_7a_-q">
+              <w:r>
+                <w:rPr>
+                  <w:rFonts w:ascii="Calibri" w:cs="Calibri" w:eastAsia="Calibri" w:hAnsi="Calibri"/>
+                  <w:color w:val="1155CC"/>
+                  <w:sz w:val="18"/>
+                  <w:szCs w:val="18"/>
+                  <w:u w:val="single"/>
+                </w:rPr>
+                <w:t xml:space="preserve">Bhatt et al. 2019</w:t>
+              </w:r>
+            </w:hyperlink>
+            <w:r>
+              <w:rPr>
+                <w:rFonts w:ascii="Calibri" w:cs="Calibri" w:eastAsia="Calibri" w:hAnsi="Calibri"/>
+                <w:sz w:val="18"/>
+                <w:szCs w:val="18"/>
+              </w:rPr>
+              <w:t xml:space="preserve">)</w:t>
+            </w:r>
+          </w:p>
+          <w:p>
+            <w:pPr>
+              <w:spacing w:after="70"/>
+            </w:pPr>
+            <w:r>
+              <w:rPr>
+                <w:rFonts w:ascii="Calibri" w:cs="Calibri" w:eastAsia="Calibri" w:hAnsi="Calibri"/>
+                <w:b/>
+                <w:bCs/>
+                <w:sz w:val="19"/>
+                <w:szCs w:val="19"/>
+              </w:rPr>
+              <w:t xml:space="preserve">79–83%</w:t>
+            </w:r>
+            <w:r>
+              <w:rPr>
+                <w:rFonts w:ascii="Calibri" w:cs="Calibri" w:eastAsia="Calibri" w:hAnsi="Calibri"/>
+                <w:sz w:val="18"/>
+                <w:szCs w:val="18"/>
+              </w:rPr>
+              <w:t xml:space="preserve">  specificity — 3 comparisons, median 83% — lowest large animal to human (combined BP and HR) (79%), highest large animal to human (BP only) (83%) (</w:t>
+            </w:r>
+            <w:hyperlink w:history="1" r:id="rIdg0f8y-ucpfk8jlpzc7dzd">
+              <w:r>
+                <w:rPr>
+                  <w:rFonts w:ascii="Calibri" w:cs="Calibri" w:eastAsia="Calibri" w:hAnsi="Calibri"/>
+                  <w:color w:val="1155CC"/>
+                  <w:sz w:val="18"/>
+                  <w:szCs w:val="18"/>
+                  <w:u w:val="single"/>
+                </w:rPr>
+                <w:t xml:space="preserve">Bhatt et al. 2019</w:t>
+              </w:r>
+            </w:hyperlink>
+            <w:r>
+              <w:rPr>
+                <w:rFonts w:ascii="Calibri" w:cs="Calibri" w:eastAsia="Calibri" w:hAnsi="Calibri"/>
+                <w:sz w:val="18"/>
+                <w:szCs w:val="18"/>
+              </w:rPr>
+              <w:t xml:space="preserve">)</w:t>
+            </w:r>
+          </w:p>
+          <w:p>
+            <w:pPr>
+              <w:spacing w:after="70"/>
+            </w:pPr>
+            <w:r>
+              <w:rPr>
+                <w:rFonts w:ascii="Calibri" w:cs="Calibri" w:eastAsia="Calibri" w:hAnsi="Calibri"/>
+                <w:b/>
+                <w:bCs/>
+                <w:sz w:val="19"/>
+                <w:szCs w:val="19"/>
+              </w:rPr>
               <w:t xml:space="preserve">-0.04–16.6</w:t>
             </w:r>
             <w:r>
@@ -4734,7 +4820,7 @@
               </w:rPr>
               <w:t xml:space="preserve">  mean — 3 comparisons, median 16.6 — lowest QTc increase over 24h (mock drug) (-0.04), highest QTc increase at critical concentration (moxifloxacin) (16.6) (</w:t>
             </w:r>
-            <w:hyperlink w:history="1" r:id="rIdr5puuvrxn1iw9hsiavugg">
+            <w:hyperlink w:history="1" r:id="rIdepueuyrhsfs0bqii4b9wp">
               <w:r>
                 <w:rPr>
                   <w:rFonts w:ascii="Calibri" w:cs="Calibri" w:eastAsia="Calibri" w:hAnsi="Calibri"/>
@@ -4767,92 +4853,6 @@
                 <w:sz w:val="19"/>
                 <w:szCs w:val="19"/>
               </w:rPr>
-              <w:t xml:space="preserve">54–78%</w:t>
-            </w:r>
-            <w:r>
-              <w:rPr>
-                <w:rFonts w:ascii="Calibri" w:cs="Calibri" w:eastAsia="Calibri" w:hAnsi="Calibri"/>
-                <w:sz w:val="18"/>
-                <w:szCs w:val="18"/>
-              </w:rPr>
-              <w:t xml:space="preserve">  sensitivity — 3 comparisons, median 71% — lowest large animal to human (HR only) (54%), highest large animal to human (combined BP and HR) (78%) (</w:t>
-            </w:r>
-            <w:hyperlink w:history="1" r:id="rIduwyessjg7tsdoem2bbwzr">
-              <w:r>
-                <w:rPr>
-                  <w:rFonts w:ascii="Calibri" w:cs="Calibri" w:eastAsia="Calibri" w:hAnsi="Calibri"/>
-                  <w:color w:val="1155CC"/>
-                  <w:sz w:val="18"/>
-                  <w:szCs w:val="18"/>
-                  <w:u w:val="single"/>
-                </w:rPr>
-                <w:t xml:space="preserve">Bhatt et al. 2019</w:t>
-              </w:r>
-            </w:hyperlink>
-            <w:r>
-              <w:rPr>
-                <w:rFonts w:ascii="Calibri" w:cs="Calibri" w:eastAsia="Calibri" w:hAnsi="Calibri"/>
-                <w:sz w:val="18"/>
-                <w:szCs w:val="18"/>
-              </w:rPr>
-              <w:t xml:space="preserve">)</w:t>
-            </w:r>
-          </w:p>
-          <w:p>
-            <w:pPr>
-              <w:spacing w:after="70"/>
-            </w:pPr>
-            <w:r>
-              <w:rPr>
-                <w:rFonts w:ascii="Calibri" w:cs="Calibri" w:eastAsia="Calibri" w:hAnsi="Calibri"/>
-                <w:b/>
-                <w:bCs/>
-                <w:sz w:val="19"/>
-                <w:szCs w:val="19"/>
-              </w:rPr>
-              <w:t xml:space="preserve">79–83%</w:t>
-            </w:r>
-            <w:r>
-              <w:rPr>
-                <w:rFonts w:ascii="Calibri" w:cs="Calibri" w:eastAsia="Calibri" w:hAnsi="Calibri"/>
-                <w:sz w:val="18"/>
-                <w:szCs w:val="18"/>
-              </w:rPr>
-              <w:t xml:space="preserve">  specificity — 3 comparisons, median 83% — lowest large animal to human (combined BP and HR) (79%), highest large animal to human (BP only) (83%) (</w:t>
-            </w:r>
-            <w:hyperlink w:history="1" r:id="rIdxhhf8-c3cm_afvgwnsmel">
-              <w:r>
-                <w:rPr>
-                  <w:rFonts w:ascii="Calibri" w:cs="Calibri" w:eastAsia="Calibri" w:hAnsi="Calibri"/>
-                  <w:color w:val="1155CC"/>
-                  <w:sz w:val="18"/>
-                  <w:szCs w:val="18"/>
-                  <w:u w:val="single"/>
-                </w:rPr>
-                <w:t xml:space="preserve">Bhatt et al. 2019</w:t>
-              </w:r>
-            </w:hyperlink>
-            <w:r>
-              <w:rPr>
-                <w:rFonts w:ascii="Calibri" w:cs="Calibri" w:eastAsia="Calibri" w:hAnsi="Calibri"/>
-                <w:sz w:val="18"/>
-                <w:szCs w:val="18"/>
-              </w:rPr>
-              <w:t xml:space="preserve">)</w:t>
-            </w:r>
-          </w:p>
-          <w:p>
-            <w:pPr>
-              <w:spacing w:after="70"/>
-            </w:pPr>
-            <w:r>
-              <w:rPr>
-                <w:rFonts w:ascii="Calibri" w:cs="Calibri" w:eastAsia="Calibri" w:hAnsi="Calibri"/>
-                <w:b/>
-                <w:bCs/>
-                <w:sz w:val="19"/>
-                <w:szCs w:val="19"/>
-              </w:rPr>
               <w:t xml:space="preserve">1.7–3</w:t>
             </w:r>
             <w:r>
@@ -4863,7 +4863,7 @@
               </w:rPr>
               <w:t xml:space="preserve">  multiple — 2 comparisons, median 2.35 — lowest Critical concentration multiple for 10ms QTc increase (moxifloxacin) (1.7), highest Critical concentration multiple for 10ms QTc increase (mock drug) (3) (</w:t>
             </w:r>
-            <w:hyperlink w:history="1" r:id="rIdwdcvgcjsmm-2oyupzcpyt">
+            <w:hyperlink w:history="1" r:id="rIdsjq_zsmaynqeo_mr7gijf">
               <w:r>
                 <w:rPr>
                   <w:rFonts w:ascii="Calibri" w:cs="Calibri" w:eastAsia="Calibri" w:hAnsi="Calibri"/>
@@ -4906,7 +4906,7 @@
               </w:rPr>
               <w:t xml:space="preserve">  concordance rate, n=24 drugs — concordance rate of in vivo dog assay for clinical QT outcome (</w:t>
             </w:r>
-            <w:hyperlink w:history="1" r:id="rIdhwov_fx1q8wfsjbyxaxvs">
+            <w:hyperlink w:history="1" r:id="rId-2r1i0cbzwnm29buiuwxt">
               <w:r>
                 <w:rPr>
                   <w:rFonts w:ascii="Calibri" w:cs="Calibri" w:eastAsia="Calibri" w:hAnsi="Calibri"/>
@@ -5033,7 +5033,7 @@
                 <w:sz w:val="16"/>
                 <w:szCs w:val="16"/>
               </w:rPr>
-              <w:t xml:space="preserve">1 supports</w:t>
+              <w:t xml:space="preserve">1 partly supports</w:t>
             </w:r>
           </w:p>
           <w:p>
@@ -5047,7 +5047,7 @@
                 <w:sz w:val="16"/>
                 <w:szCs w:val="16"/>
               </w:rPr>
-              <w:t xml:space="preserve">1 partly supports</w:t>
+              <w:t xml:space="preserve">1 supports</w:t>
             </w:r>
           </w:p>
         </w:tc>
@@ -5118,6 +5118,92 @@
                 <w:sz w:val="19"/>
                 <w:szCs w:val="19"/>
               </w:rPr>
+              <w:t xml:space="preserve">54–78%</w:t>
+            </w:r>
+            <w:r>
+              <w:rPr>
+                <w:rFonts w:ascii="Calibri" w:cs="Calibri" w:eastAsia="Calibri" w:hAnsi="Calibri"/>
+                <w:sz w:val="18"/>
+                <w:szCs w:val="18"/>
+              </w:rPr>
+              <w:t xml:space="preserve">  sensitivity — 3 comparisons, median 71% — lowest large animal to human (HR only) (54%), highest large animal to human (combined BP and HR) (78%) (</w:t>
+            </w:r>
+            <w:hyperlink w:history="1" r:id="rIdcxxt31vvhlik_q0zcrbrw">
+              <w:r>
+                <w:rPr>
+                  <w:rFonts w:ascii="Calibri" w:cs="Calibri" w:eastAsia="Calibri" w:hAnsi="Calibri"/>
+                  <w:color w:val="1155CC"/>
+                  <w:sz w:val="18"/>
+                  <w:szCs w:val="18"/>
+                  <w:u w:val="single"/>
+                </w:rPr>
+                <w:t xml:space="preserve">Bhatt et al. 2019</w:t>
+              </w:r>
+            </w:hyperlink>
+            <w:r>
+              <w:rPr>
+                <w:rFonts w:ascii="Calibri" w:cs="Calibri" w:eastAsia="Calibri" w:hAnsi="Calibri"/>
+                <w:sz w:val="18"/>
+                <w:szCs w:val="18"/>
+              </w:rPr>
+              <w:t xml:space="preserve">)</w:t>
+            </w:r>
+          </w:p>
+          <w:p>
+            <w:pPr>
+              <w:spacing w:after="70"/>
+            </w:pPr>
+            <w:r>
+              <w:rPr>
+                <w:rFonts w:ascii="Calibri" w:cs="Calibri" w:eastAsia="Calibri" w:hAnsi="Calibri"/>
+                <w:b/>
+                <w:bCs/>
+                <w:sz w:val="19"/>
+                <w:szCs w:val="19"/>
+              </w:rPr>
+              <w:t xml:space="preserve">79–83%</w:t>
+            </w:r>
+            <w:r>
+              <w:rPr>
+                <w:rFonts w:ascii="Calibri" w:cs="Calibri" w:eastAsia="Calibri" w:hAnsi="Calibri"/>
+                <w:sz w:val="18"/>
+                <w:szCs w:val="18"/>
+              </w:rPr>
+              <w:t xml:space="preserve">  specificity — 3 comparisons, median 83% — lowest large animal to human (combined BP and HR) (79%), highest large animal to human (BP only) (83%) (</w:t>
+            </w:r>
+            <w:hyperlink w:history="1" r:id="rIdj6nczusszxttrvytrnrp9">
+              <w:r>
+                <w:rPr>
+                  <w:rFonts w:ascii="Calibri" w:cs="Calibri" w:eastAsia="Calibri" w:hAnsi="Calibri"/>
+                  <w:color w:val="1155CC"/>
+                  <w:sz w:val="18"/>
+                  <w:szCs w:val="18"/>
+                  <w:u w:val="single"/>
+                </w:rPr>
+                <w:t xml:space="preserve">Bhatt et al. 2019</w:t>
+              </w:r>
+            </w:hyperlink>
+            <w:r>
+              <w:rPr>
+                <w:rFonts w:ascii="Calibri" w:cs="Calibri" w:eastAsia="Calibri" w:hAnsi="Calibri"/>
+                <w:sz w:val="18"/>
+                <w:szCs w:val="18"/>
+              </w:rPr>
+              <w:t xml:space="preserve">)</w:t>
+            </w:r>
+          </w:p>
+          <w:p>
+            <w:pPr>
+              <w:spacing w:after="70"/>
+            </w:pPr>
+            <w:r>
+              <w:rPr>
+                <w:rFonts w:ascii="Calibri" w:cs="Calibri" w:eastAsia="Calibri" w:hAnsi="Calibri"/>
+                <w:b/>
+                <w:bCs/>
+                <w:sz w:val="19"/>
+                <w:szCs w:val="19"/>
+              </w:rPr>
               <w:t xml:space="preserve">-1.17–10.9</w:t>
             </w:r>
             <w:r>
@@ -5128,7 +5214,7 @@
               </w:rPr>
               <w:t xml:space="preserve">  mean — 3 comparisons, median 10 — lowest QTc increase over 24h (mock drug) (-1.17), highest QTc increase at critical concentration (moxifloxacin) (10.9) (</w:t>
             </w:r>
-            <w:hyperlink w:history="1" r:id="rId06mgrjt5a7gzbsamaj4of">
+            <w:hyperlink w:history="1" r:id="rIdn90asl_6n22ew6h2iv0nh">
               <w:r>
                 <w:rPr>
                   <w:rFonts w:ascii="Calibri" w:cs="Calibri" w:eastAsia="Calibri" w:hAnsi="Calibri"/>
@@ -5161,17 +5247,60 @@
                 <w:sz w:val="19"/>
                 <w:szCs w:val="19"/>
               </w:rPr>
-              <w:t xml:space="preserve">54–78%</w:t>
-            </w:r>
-            <w:r>
-              <w:rPr>
-                <w:rFonts w:ascii="Calibri" w:cs="Calibri" w:eastAsia="Calibri" w:hAnsi="Calibri"/>
-                <w:sz w:val="18"/>
-                <w:szCs w:val="18"/>
-              </w:rPr>
-              <w:t xml:space="preserve">  sensitivity — 3 comparisons, median 71% — lowest large animal to human (HR only) (54%), highest large animal to human (combined BP and HR) (78%) (</w:t>
-            </w:r>
-            <w:hyperlink w:history="1" r:id="rIdvz0lt-ukynubal3z428ri">
+              <w:t xml:space="preserve">1.5–3</w:t>
+            </w:r>
+            <w:r>
+              <w:rPr>
+                <w:rFonts w:ascii="Calibri" w:cs="Calibri" w:eastAsia="Calibri" w:hAnsi="Calibri"/>
+                <w:sz w:val="18"/>
+                <w:szCs w:val="18"/>
+              </w:rPr>
+              <w:t xml:space="preserve">  multiple — 2 comparisons, median 2.25 — lowest Critical concentration multiple for 10ms QTc increase (moxifloxacin) (1.5), highest Critical concentration multiple for 10ms QTc increase (mock drug) (3) (</w:t>
+            </w:r>
+            <w:hyperlink w:history="1" r:id="rIdvztzk0nzzqlednca4ar9r">
+              <w:r>
+                <w:rPr>
+                  <w:rFonts w:ascii="Calibri" w:cs="Calibri" w:eastAsia="Calibri" w:hAnsi="Calibri"/>
+                  <w:color w:val="1155CC"/>
+                  <w:sz w:val="18"/>
+                  <w:szCs w:val="18"/>
+                  <w:u w:val="single"/>
+                </w:rPr>
+                <w:t xml:space="preserve">Sadko et al. 2024</w:t>
+              </w:r>
+            </w:hyperlink>
+            <w:r>
+              <w:rPr>
+                <w:rFonts w:ascii="Calibri" w:cs="Calibri" w:eastAsia="Calibri" w:hAnsi="Calibri"/>
+                <w:sz w:val="18"/>
+                <w:szCs w:val="18"/>
+              </w:rPr>
+              <w:t xml:space="preserve">)</w:t>
+            </w:r>
+          </w:p>
+          <w:p>
+            <w:pPr>
+              <w:spacing w:after="70"/>
+            </w:pPr>
+            <w:r>
+              <w:rPr>
+                <w:rFonts w:ascii="Calibri" w:cs="Calibri" w:eastAsia="Calibri" w:hAnsi="Calibri"/>
+                <w:b/>
+                <w:bCs/>
+                <w:sz w:val="19"/>
+                <w:szCs w:val="19"/>
+              </w:rPr>
+              <w:t xml:space="preserve">52%</w:t>
+            </w:r>
+            <w:r>
+              <w:rPr>
+                <w:rFonts w:ascii="Calibri" w:cs="Calibri" w:eastAsia="Calibri" w:hAnsi="Calibri"/>
+                <w:sz w:val="18"/>
+                <w:szCs w:val="18"/>
+              </w:rPr>
+              <w:t xml:space="preserve">  positive predictive value — large animal to human (combined BP and HR) (</w:t>
+            </w:r>
+            <w:hyperlink w:history="1" r:id="rIdzqh_mnnpfbs4voolawdon">
               <w:r>
                 <w:rPr>
                   <w:rFonts w:ascii="Calibri" w:cs="Calibri" w:eastAsia="Calibri" w:hAnsi="Calibri"/>
@@ -5204,17 +5333,17 @@
                 <w:sz w:val="19"/>
                 <w:szCs w:val="19"/>
               </w:rPr>
-              <w:t xml:space="preserve">79–83%</w:t>
-            </w:r>
-            <w:r>
-              <w:rPr>
-                <w:rFonts w:ascii="Calibri" w:cs="Calibri" w:eastAsia="Calibri" w:hAnsi="Calibri"/>
-                <w:sz w:val="18"/>
-                <w:szCs w:val="18"/>
-              </w:rPr>
-              <w:t xml:space="preserve">  specificity — 3 comparisons, median 83% — lowest large animal to human (combined BP and HR) (79%), highest large animal to human (BP only) (83%) (</w:t>
-            </w:r>
-            <w:hyperlink w:history="1" r:id="rIdtyxagffllt4jcni0kf-tg">
+              <w:t xml:space="preserve">92%</w:t>
+            </w:r>
+            <w:r>
+              <w:rPr>
+                <w:rFonts w:ascii="Calibri" w:cs="Calibri" w:eastAsia="Calibri" w:hAnsi="Calibri"/>
+                <w:sz w:val="18"/>
+                <w:szCs w:val="18"/>
+              </w:rPr>
+              <w:t xml:space="preserve">  negative predictive value — large animal to human (combined BP and HR) (</w:t>
+            </w:r>
+            <w:hyperlink w:history="1" r:id="rIdzmgozyrusxfopzlvj-h8g">
               <w:r>
                 <w:rPr>
                   <w:rFonts w:ascii="Calibri" w:cs="Calibri" w:eastAsia="Calibri" w:hAnsi="Calibri"/>
@@ -5224,135 +5353,6 @@
                   <w:u w:val="single"/>
                 </w:rPr>
                 <w:t xml:space="preserve">Bhatt et al. 2019</w:t>
-              </w:r>
-            </w:hyperlink>
-            <w:r>
-              <w:rPr>
-                <w:rFonts w:ascii="Calibri" w:cs="Calibri" w:eastAsia="Calibri" w:hAnsi="Calibri"/>
-                <w:sz w:val="18"/>
-                <w:szCs w:val="18"/>
-              </w:rPr>
-              <w:t xml:space="preserve">)</w:t>
-            </w:r>
-          </w:p>
-          <w:p>
-            <w:pPr>
-              <w:spacing w:after="70"/>
-            </w:pPr>
-            <w:r>
-              <w:rPr>
-                <w:rFonts w:ascii="Calibri" w:cs="Calibri" w:eastAsia="Calibri" w:hAnsi="Calibri"/>
-                <w:b/>
-                <w:bCs/>
-                <w:sz w:val="19"/>
-                <w:szCs w:val="19"/>
-              </w:rPr>
-              <w:t xml:space="preserve">1.5–3</w:t>
-            </w:r>
-            <w:r>
-              <w:rPr>
-                <w:rFonts w:ascii="Calibri" w:cs="Calibri" w:eastAsia="Calibri" w:hAnsi="Calibri"/>
-                <w:sz w:val="18"/>
-                <w:szCs w:val="18"/>
-              </w:rPr>
-              <w:t xml:space="preserve">  multiple — 2 comparisons, median 2.25 — lowest Critical concentration multiple for 10ms QTc increase (moxifloxacin) (1.5), highest Critical concentration multiple for 10ms QTc increase (mock drug) (3) (</w:t>
-            </w:r>
-            <w:hyperlink w:history="1" r:id="rId6myp1-qevpmku3z3822wt">
-              <w:r>
-                <w:rPr>
-                  <w:rFonts w:ascii="Calibri" w:cs="Calibri" w:eastAsia="Calibri" w:hAnsi="Calibri"/>
-                  <w:color w:val="1155CC"/>
-                  <w:sz w:val="18"/>
-                  <w:szCs w:val="18"/>
-                  <w:u w:val="single"/>
-                </w:rPr>
-                <w:t xml:space="preserve">Sadko et al. 2024</w:t>
-              </w:r>
-            </w:hyperlink>
-            <w:r>
-              <w:rPr>
-                <w:rFonts w:ascii="Calibri" w:cs="Calibri" w:eastAsia="Calibri" w:hAnsi="Calibri"/>
-                <w:sz w:val="18"/>
-                <w:szCs w:val="18"/>
-              </w:rPr>
-              <w:t xml:space="preserve">)</w:t>
-            </w:r>
-          </w:p>
-          <w:p>
-            <w:pPr>
-              <w:spacing w:after="70"/>
-            </w:pPr>
-            <w:r>
-              <w:rPr>
-                <w:rFonts w:ascii="Calibri" w:cs="Calibri" w:eastAsia="Calibri" w:hAnsi="Calibri"/>
-                <w:b/>
-                <w:bCs/>
-                <w:sz w:val="19"/>
-                <w:szCs w:val="19"/>
-              </w:rPr>
-              <w:t xml:space="preserve">0</w:t>
-            </w:r>
-            <w:r>
-              <w:rPr>
-                <w:rFonts w:ascii="Calibri" w:cs="Calibri" w:eastAsia="Calibri" w:hAnsi="Calibri"/>
-                <w:sz w:val="18"/>
-                <w:szCs w:val="18"/>
-              </w:rPr>
-              <w:t xml:space="preserve">  change, n=48 n=48 — QTc increase at critical concentration (mock drug) (</w:t>
-            </w:r>
-            <w:hyperlink w:history="1" r:id="rIde8-hzhjfu7kt5ngynzjjq">
-              <w:r>
-                <w:rPr>
-                  <w:rFonts w:ascii="Calibri" w:cs="Calibri" w:eastAsia="Calibri" w:hAnsi="Calibri"/>
-                  <w:color w:val="1155CC"/>
-                  <w:sz w:val="18"/>
-                  <w:szCs w:val="18"/>
-                  <w:u w:val="single"/>
-                </w:rPr>
-                <w:t xml:space="preserve">Sadko et al. 2024</w:t>
-              </w:r>
-            </w:hyperlink>
-            <w:r>
-              <w:rPr>
-                <w:rFonts w:ascii="Calibri" w:cs="Calibri" w:eastAsia="Calibri" w:hAnsi="Calibri"/>
-                <w:sz w:val="18"/>
-                <w:szCs w:val="18"/>
-              </w:rPr>
-              <w:t xml:space="preserve">)</w:t>
-            </w:r>
-          </w:p>
-          <w:p>
-            <w:pPr>
-              <w:spacing w:after="70"/>
-            </w:pPr>
-            <w:r>
-              <w:rPr>
-                <w:rFonts w:ascii="Calibri" w:cs="Calibri" w:eastAsia="Calibri" w:hAnsi="Calibri"/>
-                <w:b/>
-                <w:bCs/>
-                <w:sz w:val="19"/>
-                <w:szCs w:val="19"/>
-              </w:rPr>
-              <w:t xml:space="preserve">0.0043</w:t>
-            </w:r>
-            <w:r>
-              <w:rPr>
-                <w:rFonts w:ascii="Calibri" w:cs="Calibri" w:eastAsia="Calibri" w:hAnsi="Calibri"/>
-                <w:sz w:val="18"/>
-                <w:szCs w:val="18"/>
-              </w:rPr>
-              <w:t xml:space="preserve">  slope — Average AQTc slope (moxifloxacin) (</w:t>
-            </w:r>
-            <w:hyperlink w:history="1" r:id="rIdraojjh_qwiqxffc3ili3d">
-              <w:r>
-                <w:rPr>
-                  <w:rFonts w:ascii="Calibri" w:cs="Calibri" w:eastAsia="Calibri" w:hAnsi="Calibri"/>
-                  <w:color w:val="1155CC"/>
-                  <w:sz w:val="18"/>
-                  <w:szCs w:val="18"/>
-                  <w:u w:val="single"/>
-                </w:rPr>
-                <w:t xml:space="preserve">Sadko et al. 2024</w:t>
               </w:r>
             </w:hyperlink>
             <w:r>
@@ -5579,7 +5579,7 @@
               </w:rPr>
               <w:t xml:space="preserve">  sensitivity — 3 comparisons, median 82% — lowest rat to large animal (HR only) (64%), highest rat to large animal (combined BP and HR) (84%) (</w:t>
             </w:r>
-            <w:hyperlink w:history="1" r:id="rIdpgmmjgjup98kyjf-l62mp">
+            <w:hyperlink w:history="1" r:id="rIdyki4uv_jqum-vxcxu59zo">
               <w:r>
                 <w:rPr>
                   <w:rFonts w:ascii="Calibri" w:cs="Calibri" w:eastAsia="Calibri" w:hAnsi="Calibri"/>
@@ -5622,7 +5622,7 @@
               </w:rPr>
               <w:t xml:space="preserve">  specificity — 3 comparisons, median 67% — lowest rat to large animal (BP only) (59%), highest rat to large animal (combined BP and HR) (71%) (</w:t>
             </w:r>
-            <w:hyperlink w:history="1" r:id="rIdgozygpozgm_3ywre_ry7j">
+            <w:hyperlink w:history="1" r:id="rIdzbx_iqjqg89zkgehbdgtl">
               <w:r>
                 <w:rPr>
                   <w:rFonts w:ascii="Calibri" w:cs="Calibri" w:eastAsia="Calibri" w:hAnsi="Calibri"/>
@@ -5665,7 +5665,7 @@
               </w:rPr>
               <w:t xml:space="preserve">  opposite direction of change — 2 comparisons, median 24.5% — lowest rat to large animal (directionality of HR change) (23%), highest rat to large animal (directionality of BP change) (26%) (</w:t>
             </w:r>
-            <w:hyperlink w:history="1" r:id="rId0b1gcxnq-1odtord6kwd-">
+            <w:hyperlink w:history="1" r:id="rId82gz7qj7tpgz-vzqnwj59">
               <w:r>
                 <w:rPr>
                   <w:rFonts w:ascii="Calibri" w:cs="Calibri" w:eastAsia="Calibri" w:hAnsi="Calibri"/>
@@ -5708,7 +5708,7 @@
               </w:rPr>
               <w:t xml:space="preserve">  positive predictive value — rat to large animal (combined BP and HR) (</w:t>
             </w:r>
-            <w:hyperlink w:history="1" r:id="rId1nztadpwi21htsncdi4a9">
+            <w:hyperlink w:history="1" r:id="rId31pdb8nmlsss8_bcz6f2p">
               <w:r>
                 <w:rPr>
                   <w:rFonts w:ascii="Calibri" w:cs="Calibri" w:eastAsia="Calibri" w:hAnsi="Calibri"/>
@@ -5751,7 +5751,7 @@
               </w:rPr>
               <w:t xml:space="preserve">  negative predictive value — rat to large animal (combined BP and HR) (</w:t>
             </w:r>
-            <w:hyperlink w:history="1" r:id="rIdi3e2krlfd4gru19bmxyke">
+            <w:hyperlink w:history="1" r:id="rIdy8hhir-0gzgmuwgxc25kd">
               <w:r>
                 <w:rPr>
                   <w:rFonts w:ascii="Calibri" w:cs="Calibri" w:eastAsia="Calibri" w:hAnsi="Calibri"/>
@@ -6012,7 +6012,7 @@
               </w:rPr>
               <w:t xml:space="preserve">  p value — 31 comparisons, median 1.7e-18 — lowest Overlap P value for 'innate immune response' genes up-regulated in human trauma (4.1e-90), highest Overlap P value for 'translocation of ZAP-70 to immunological synapse' genes down-regulated in human trauma (0.0003) (</w:t>
             </w:r>
-            <w:hyperlink w:history="1" r:id="rId1qiyjqgkdn3bceqclpymk">
+            <w:hyperlink w:history="1" r:id="rIdtku4y-icrui_832-euo24">
               <w:r>
                 <w:rPr>
                   <w:rFonts w:ascii="Calibri" w:cs="Calibri" w:eastAsia="Calibri" w:hAnsi="Calibri"/>
@@ -6055,7 +6055,7 @@
               </w:rPr>
               <w:t xml:space="preserve">  percentage — 26 comparisons, median 61% — lowest percentage of genes changed in the same direction between human conditions and mouse orthologs in mouse models (47%), highest percentage of genes changed in the same direction between human trauma and human burn (Fig. 4) (97%) (</w:t>
             </w:r>
-            <w:hyperlink w:history="1" r:id="rIdx8qw8ewjzze_qvgqa9-6b">
+            <w:hyperlink w:history="1" r:id="rId_yfbq_td4nmemsvo3dben">
               <w:r>
                 <w:rPr>
                   <w:rFonts w:ascii="Calibri" w:cs="Calibri" w:eastAsia="Calibri" w:hAnsi="Calibri"/>
@@ -6075,7 +6075,7 @@
               </w:rPr>
               <w:t xml:space="preserve"> · </w:t>
             </w:r>
-            <w:hyperlink w:history="1" r:id="rId7m-wkipx2fol7qnmozcwl">
+            <w:hyperlink w:history="1" r:id="rIdd6yob-t6mw2p1u8wy9dwh">
               <w:r>
                 <w:rPr>
                   <w:rFonts w:ascii="Calibri" w:cs="Calibri" w:eastAsia="Calibri" w:hAnsi="Calibri"/>
@@ -6095,7 +6095,7 @@
               </w:rPr>
               <w:t xml:space="preserve"> · </w:t>
             </w:r>
-            <w:hyperlink w:history="1" r:id="rIdcewlepfrhldf1cxwqzhqk">
+            <w:hyperlink w:history="1" r:id="rIdu2rwsb4pdf94eptuk1mrh">
               <w:r>
                 <w:rPr>
                   <w:rFonts w:ascii="Calibri" w:cs="Calibri" w:eastAsia="Calibri" w:hAnsi="Calibri"/>
@@ -6138,7 +6138,7 @@
               </w:rPr>
               <w:t xml:space="preserve">  pearson correlation (r^2) — 23 comparisons, median 0.09 — lowest correlation of gene response between human burn and mouse ARDS (-0.01), highest correlation of gene expression changes between human trauma and human burns (0.91) (</w:t>
             </w:r>
-            <w:hyperlink w:history="1" r:id="rIdcmlojggmu6k2bds4bgnmu">
+            <w:hyperlink w:history="1" r:id="rId61eukawejvycsxygg-1mg">
               <w:r>
                 <w:rPr>
                   <w:rFonts w:ascii="Calibri" w:cs="Calibri" w:eastAsia="Calibri" w:hAnsi="Calibri"/>
@@ -6181,7 +6181,7 @@
               </w:rPr>
               <w:t xml:space="preserve">  fdr — 9 comparisons, median 0.014 — lowest concordance of mouse transcriptome at 52 weeks with human cirrhosis of poor prognosis (0.001), highest concordance of pathway activation at transcriptomic level between humans and mice with similar histological phenotypes (late time points) (0.08) (</w:t>
             </w:r>
-            <w:hyperlink w:history="1" r:id="rIdeorqv7pfraklozfrgqmkr">
+            <w:hyperlink w:history="1" r:id="rIdo8iloelw-sf-s2ftiqrhl">
               <w:r>
                 <w:rPr>
                   <w:rFonts w:ascii="Calibri" w:cs="Calibri" w:eastAsia="Calibri" w:hAnsi="Calibri"/>
@@ -6224,7 +6224,7 @@
               </w:rPr>
               <w:t xml:space="preserve">  recall — 9 comparisons, median 0.33 — lowest Recall of WTD mouse model for human NAFLD (0.02), highest Recall of genes significantly altered in human liver diseases (NASH) by 12-month CCl4 mouse model (0.4) (</w:t>
             </w:r>
-            <w:hyperlink w:history="1" r:id="rIdggp84u4to9mmldcxbiwiu">
+            <w:hyperlink w:history="1" r:id="rIdeiwu0dpwaayjlcqqj2wws">
               <w:r>
                 <w:rPr>
                   <w:rFonts w:ascii="Calibri" w:cs="Calibri" w:eastAsia="Calibri" w:hAnsi="Calibri"/>
@@ -6267,7 +6267,7 @@
               </w:rPr>
               <w:t xml:space="preserve">  mahalanobis distance — 7 comparisons, median 10.5 — lowest Mahalanobis distance to human for tenogenic markers (SCX, TNC, TNMD) (5.45), highest Mahalanobis distance to human for all genes combined under healthy conditions (20.01) (</w:t>
             </w:r>
-            <w:hyperlink w:history="1" r:id="rIduj53iahynnakxwgmmkote">
+            <w:hyperlink w:history="1" r:id="rIdq_bxasha_8hf2uwqffwlk">
               <w:r>
                 <w:rPr>
                   <w:rFonts w:ascii="Calibri" w:cs="Calibri" w:eastAsia="Calibri" w:hAnsi="Calibri"/>
@@ -6312,7 +6312,7 @@
                 <w:sz w:val="17"/>
                 <w:szCs w:val="17"/>
               </w:rPr>
-              <w:t xml:space="preserve">The MHPS scores are normalized between 0 and 1, where 1 indicates the highest proximity to human MASLD. The 'improved and statistically significant agreement' for DEGs and DRPs is a qualitative statement without a specific numerical value provided beyond the overall 50% alignment rate for the whole transcriptome.</w:t>
+              <w:t xml:space="preserve">The 'percentage of genes changed in the same direction' metric has a base rate of 50% for random chance, which is explicitly mentioned in the paper. Many of the reported percentages for mouse models are close to this random chance level.</w:t>
             </w:r>
           </w:p>
         </w:tc>
@@ -6517,7 +6517,7 @@
               </w:rPr>
               <w:t xml:space="preserve">  mean — 8 comparisons, median 130.755 — lowest Plasmin Production Rate (Mean, nM/min) (6.45), highest Thrombin Concentration Peak (Mean, nM) (270.28) (</w:t>
             </w:r>
-            <w:hyperlink w:history="1" r:id="rIdwfketf1hea1dghr5brixj">
+            <w:hyperlink w:history="1" r:id="rIdkplgdi-k9gugaqqe2nhp1">
               <w:r>
                 <w:rPr>
                   <w:rFonts w:ascii="Calibri" w:cs="Calibri" w:eastAsia="Calibri" w:hAnsi="Calibri"/>
@@ -6560,7 +6560,7 @@
               </w:rPr>
               <w:t xml:space="preserve">  mahalanobis distance — 7 comparisons, median 14.25 — lowest Mahalanobis distance to human for MMPs (MMP1, MMP3, MMP13) (11.27), highest Mahalanobis distance to human for all genes combined under healthy conditions (27.44) (</w:t>
             </w:r>
-            <w:hyperlink w:history="1" r:id="rIdv76perj-t13lm31sdkl3y">
+            <w:hyperlink w:history="1" r:id="rIdcwrnpmnyn3nqbm9hp_hzg">
               <w:r>
                 <w:rPr>
                   <w:rFonts w:ascii="Calibri" w:cs="Calibri" w:eastAsia="Calibri" w:hAnsi="Calibri"/>
@@ -6603,7 +6603,7 @@
               </w:rPr>
               <w:t xml:space="preserve">  slope — 6 comparisons, median 0.0018427 — lowest Migration slope (difference to human) under transient inflammation (-0.0063), highest Proliferation capacity (slope difference to human) under healthy conditions (0.0933) (</w:t>
             </w:r>
-            <w:hyperlink w:history="1" r:id="rIdweutc2fq3rdlds7frbsjn">
+            <w:hyperlink w:history="1" r:id="rIdylyxhdenvtgyidtnytwz1">
               <w:r>
                 <w:rPr>
                   <w:rFonts w:ascii="Calibri" w:cs="Calibri" w:eastAsia="Calibri" w:hAnsi="Calibri"/>
@@ -6646,7 +6646,7 @@
               </w:rPr>
               <w:t xml:space="preserve">  pearson r — 6 comparisons, median 0.545 — lowest correlation between target lose-shift probability and reversals (-0.73), highest correlation between target win-stay probability and reversals (0.79) (</w:t>
             </w:r>
-            <w:hyperlink w:history="1" r:id="rIdoi6k5jr3hdirksbxbfequ">
+            <w:hyperlink w:history="1" r:id="rIdsndi8tbdqfvvf5ag6bvl7">
               <w:r>
                 <w:rPr>
                   <w:rFonts w:ascii="Calibri" w:cs="Calibri" w:eastAsia="Calibri" w:hAnsi="Calibri"/>
@@ -6689,7 +6689,7 @@
               </w:rPr>
               <w:t xml:space="preserve">  mean — 4 comparisons, median 0.4395 — lowest Q-values for non-target stimuli (0.275), highest Q-values for target stimuli (0.71) (</w:t>
             </w:r>
-            <w:hyperlink w:history="1" r:id="rIdudlq1_efl9kdculuxx3bd">
+            <w:hyperlink w:history="1" r:id="rIdst6pitg948man0n6473r8">
               <w:r>
                 <w:rPr>
                   <w:rFonts w:ascii="Calibri" w:cs="Calibri" w:eastAsia="Calibri" w:hAnsi="Calibri"/>
@@ -6732,7 +6732,7 @@
               </w:rPr>
               <w:t xml:space="preserve">  count — 3 comparisons, median 15 — lowest significant species x exercise interactions in blood biochemical parameters (2), highest parameters with similar alteration pattern post exercise (26) (</w:t>
             </w:r>
-            <w:hyperlink w:history="1" r:id="rIdcwcaeh4yteubtosjmpadw">
+            <w:hyperlink w:history="1" r:id="rIdft-v6zhzd3mmzrteagxmd">
               <w:r>
                 <w:rPr>
                   <w:rFonts w:ascii="Calibri" w:cs="Calibri" w:eastAsia="Calibri" w:hAnsi="Calibri"/>
@@ -6965,7 +6965,7 @@
               </w:rPr>
               <w:t xml:space="preserve">  c-score — 2 comparisons, median 0.0935 — lowest c-score for ce.lar-dm.lar (0.087), highest genome-wide c-scores between Drosophila and C. elegans stages (0.1) (</w:t>
             </w:r>
-            <w:hyperlink w:history="1" r:id="rIdujtehwinf5k6vx00a2jn0">
+            <w:hyperlink w:history="1" r:id="rIdpg3jyt3vrb911nknjtnt8">
               <w:r>
                 <w:rPr>
                   <w:rFonts w:ascii="Calibri" w:cs="Calibri" w:eastAsia="Calibri" w:hAnsi="Calibri"/>
@@ -7149,7 +7149,7 @@
               </w:rPr>
               <w:t xml:space="preserve">  c-score — 2 comparisons, median 0.0935 — lowest c-score for ce.lar-dm.lar (0.087), highest genome-wide c-scores between Drosophila and C. elegans stages (0.1) (</w:t>
             </w:r>
-            <w:hyperlink w:history="1" r:id="rIdh4vouuwx05hevorf0lqux">
+            <w:hyperlink w:history="1" r:id="rIdahycjmejfad9gr4mbfxmx">
               <w:r>
                 <w:rPr>
                   <w:rFonts w:ascii="Calibri" w:cs="Calibri" w:eastAsia="Calibri" w:hAnsi="Calibri"/>
@@ -7355,7 +7355,7 @@
               </w:rPr>
               <w:t xml:space="preserve">  mahalanobis distance — 7 comparisons, median 9.59 — lowest Mahalanobis distance to human for MMPs (MMP1, MMP3, MMP13) (4.65), highest Mahalanobis distance to human for all genes combined under healthy conditions (23.05) (</w:t>
             </w:r>
-            <w:hyperlink w:history="1" r:id="rIdrwhii4c120iwqbz1ichmo">
+            <w:hyperlink w:history="1" r:id="rIdmqlyqagadldimmvdegqrk">
               <w:r>
                 <w:rPr>
                   <w:rFonts w:ascii="Calibri" w:cs="Calibri" w:eastAsia="Calibri" w:hAnsi="Calibri"/>
@@ -7398,7 +7398,7 @@
               </w:rPr>
               <w:t xml:space="preserve">  slope — 6 comparisons, median 0.00047815 — lowest Proliferation capacity (slope difference to human) under constant inflammation (-0.064), highest Proliferation capacity (slope difference to human) under healthy conditions (0.3) (</w:t>
             </w:r>
-            <w:hyperlink w:history="1" r:id="rIdny8pshnlvcitsc9i5ks9v">
+            <w:hyperlink w:history="1" r:id="rIdocomi6lnctw7e-0kv9x8l">
               <w:r>
                 <w:rPr>
                   <w:rFonts w:ascii="Calibri" w:cs="Calibri" w:eastAsia="Calibri" w:hAnsi="Calibri"/>
@@ -7607,7 +7607,7 @@
               </w:rPr>
               <w:t xml:space="preserve">  mean — 16 comparisons, median 261.585 — lowest Plasmin Production Rate (Mean, nM/min) (49.78), highest Plasmin Concentration Peak (Mean, nM) (565.84) (</w:t>
             </w:r>
-            <w:hyperlink w:history="1" r:id="rIdd2fw7odgscsspvj0t2wkp">
+            <w:hyperlink w:history="1" r:id="rIdyqrmx-kpxfcp1hpxmv2z3">
               <w:r>
                 <w:rPr>
                   <w:rFonts w:ascii="Calibri" w:cs="Calibri" w:eastAsia="Calibri" w:hAnsi="Calibri"/>
@@ -7788,7 +7788,7 @@
               </w:rPr>
               <w:t xml:space="preserve">  mean — 12 comparisons, median 45.92 — lowest Plasmin Production Rate (Mean, nM/min) (1.48), highest Thrombin Concentration Peak (Mean, nM) (242.35) (</w:t>
             </w:r>
-            <w:hyperlink w:history="1" r:id="rIdgiemy7lhmtjet3kpmdwvx">
+            <w:hyperlink w:history="1" r:id="rIdoaqhwrthqxg-vy6h1pa3x">
               <w:r>
                 <w:rPr>
                   <w:rFonts w:ascii="Calibri" w:cs="Calibri" w:eastAsia="Calibri" w:hAnsi="Calibri"/>
@@ -7997,7 +7997,7 @@
               </w:rPr>
               <w:t xml:space="preserve">  mean — 8 comparisons, median 44.615 — lowest Thrombin Production Rate (Mean, nM/min) (14.93), highest Plasmin Concentration Peak (Mean, nM) (197.71) (</w:t>
             </w:r>
-            <w:hyperlink w:history="1" r:id="rIdcjb2fhmh5xjdr8ofcitsx">
+            <w:hyperlink w:history="1" r:id="rIdj5unnyvpuiq_2ungfd9hc">
               <w:r>
                 <w:rPr>
                   <w:rFonts w:ascii="Calibri" w:cs="Calibri" w:eastAsia="Calibri" w:hAnsi="Calibri"/>
@@ -8203,7 +8203,7 @@
               </w:rPr>
               <w:t xml:space="preserve">  mahalanobis distance — 7 comparisons, median 10.62 — lowest Mahalanobis distance to human for MMPs (MMP1, MMP3, MMP13) (8.6), highest Mahalanobis distance to human for all genes combined under healthy conditions (24.78) (</w:t>
             </w:r>
-            <w:hyperlink w:history="1" r:id="rIdk7hefuowvpjg7aj4eeb2j">
+            <w:hyperlink w:history="1" r:id="rIdx53y2pruxrqpkbmmiexn7">
               <w:r>
                 <w:rPr>
                   <w:rFonts w:ascii="Calibri" w:cs="Calibri" w:eastAsia="Calibri" w:hAnsi="Calibri"/>
@@ -8246,7 +8246,7 @@
               </w:rPr>
               <w:t xml:space="preserve">  slope — 6 comparisons, median 0.0036775 — lowest Proliferation capacity (slope difference to human) under constant inflammation (-0.0878), highest Proliferation capacity (slope difference to human) under healthy conditions (0.1169) (</w:t>
             </w:r>
-            <w:hyperlink w:history="1" r:id="rIdfao2acoo3f7ydprvtgssj">
+            <w:hyperlink w:history="1" r:id="rIdi1nj90t-fkzidn-7ny9yy">
               <w:r>
                 <w:rPr>
                   <w:rFonts w:ascii="Calibri" w:cs="Calibri" w:eastAsia="Calibri" w:hAnsi="Calibri"/>
@@ -8496,7 +8496,7 @@
               </w:rPr>
               <w:t xml:space="preserve">  score — 20 comparisons, median 61.73% — lowest model robustness score for ACC (negative control) (31%), highest model robustness score for adult bladder cancer (85.05%) (</w:t>
             </w:r>
-            <w:hyperlink w:history="1" r:id="rIda1mepi113d--q9dac8ure">
+            <w:hyperlink w:history="1" r:id="rId3gopuhluthzcyi62h1nib">
               <w:r>
                 <w:rPr>
                   <w:rFonts w:ascii="Calibri" w:cs="Calibri" w:eastAsia="Calibri" w:hAnsi="Calibri"/>
@@ -8539,7 +8539,7 @@
               </w:rPr>
               <w:t xml:space="preserve">  percentage — 4 comparisons, median 3.5% — lowest percentage of cancer-specific DEGs for adult BLCA (0%), highest percentage of cancer-specific DEGs for adult DLBC (24%) (</w:t>
             </w:r>
-            <w:hyperlink w:history="1" r:id="rId4_r4df3jec133hzkvym6x">
+            <w:hyperlink w:history="1" r:id="rId66sp1a6tdybwb1jgaufvu">
               <w:r>
                 <w:rPr>
                   <w:rFonts w:ascii="Calibri" w:cs="Calibri" w:eastAsia="Calibri" w:hAnsi="Calibri"/>
@@ -8582,7 +8582,7 @@
               </w:rPr>
               <w:t xml:space="preserve">  normalized absolute distance — normalized absolute distance of per-gene median expression between species (</w:t>
             </w:r>
-            <w:hyperlink w:history="1" r:id="rIdxwugb3sly5nps-u7vv4_5">
+            <w:hyperlink w:history="1" r:id="rIdkfceenzynt7d5vbvc-ber">
               <w:r>
                 <w:rPr>
                   <w:rFonts w:ascii="Calibri" w:cs="Calibri" w:eastAsia="Calibri" w:hAnsi="Calibri"/>
@@ -8625,7 +8625,7 @@
               </w:rPr>
               <w:t xml:space="preserve">  auc — 2 comparisons, median 0.955 — lowest AUC for adult samples (elastic net model) (0.92), highest AUC for pediatric samples (random forest model) (0.99) (</w:t>
             </w:r>
-            <w:hyperlink w:history="1" r:id="rIdakovowa0uw6ewps-s8x2-">
+            <w:hyperlink w:history="1" r:id="rIdufdhurma2qrmiypmnwy3p">
               <w:r>
                 <w:rPr>
                   <w:rFonts w:ascii="Calibri" w:cs="Calibri" w:eastAsia="Calibri" w:hAnsi="Calibri"/>
@@ -8668,7 +8668,7 @@
               </w:rPr>
               <w:t xml:space="preserve">  range — model robustness score range (</w:t>
             </w:r>
-            <w:hyperlink w:history="1" r:id="rIdu9nd_fefpdb-nb_oirzvi">
+            <w:hyperlink w:history="1" r:id="rIdomftt2vdludb8wv7xd5dy">
               <w:r>
                 <w:rPr>
                   <w:rFonts w:ascii="Calibri" w:cs="Calibri" w:eastAsia="Calibri" w:hAnsi="Calibri"/>

--- a/exports/animal-model-concordance-table.docx
+++ b/exports/animal-model-concordance-table.docx
@@ -45,7 +45,7 @@
         </w:rPr>
         <w:t xml:space="preserve">Source: </w:t>
       </w:r>
-      <w:hyperlink w:history="1" r:id="rIdfglnypaeohdlzw9bfnb5b">
+      <w:hyperlink w:history="1" r:id="rIdiv1lajvjuunz8euvjxnzx">
         <w:r>
           <w:rPr>
             <w:rFonts w:ascii="Calibri" w:cs="Calibri" w:eastAsia="Calibri" w:hAnsi="Calibri"/>
@@ -304,7 +304,7 @@
                 <w:sz w:val="18"/>
                 <w:szCs w:val="18"/>
               </w:rPr>
-              <w:t xml:space="preserve">Rodent efficacy studies often report positive effects—62% of focal and 70% of global ischemia experiments were superior to control (O'Collins et al. 2006), and several clinical drug classes reproduced benefits in rodents (Sembach et al. 2021). However, translation is inconsistent: reported translation rates spanned 0–100% (Ritskes‑Hoitinga et al. 2022) and rodent→human concordance for liver effects was 44% (Leenaars et al. 2019).</w:t>
+              <w:t xml:space="preserve">Rodent efficacy sometimes mirrors human outcomes (ACEi/ARB, SGLT2, GLP‑1RA) but overall translation is inconsistent across studies. O'Collins et al. 2006: 62% of focal ischemia animal results were superior to control; Leenaars et al. 2019: 44% rodent–human liver concordance and 48% ADR predictivity; Ritskes‑Hoitinga et al. 2022: translation 0–100% and 82% animal studies positive.</w:t>
             </w:r>
           </w:p>
           <w:p>
@@ -329,7 +329,7 @@
                 <w:sz w:val="17"/>
                 <w:szCs w:val="17"/>
               </w:rPr>
-              <w:t xml:space="preserve">Range reflects heterogeneity across interventions, models, outcomes and likely selective reporting/publication bias noted by the authors.</w:t>
+              <w:t xml:space="preserve">Translation rates vary by intervention, outcome and study/reporting heterogeneity (including publication bias).</w:t>
             </w:r>
           </w:p>
           <w:p>
@@ -370,7 +370,7 @@
               </w:rPr>
               <w:t xml:space="preserve">  proportion — 9 comparisons, median 26% — lowest neuroprotective efficacy in culture models (inferior to control) (3%), highest neuroprotective efficacy in culture models (superior to control) (74%) (</w:t>
             </w:r>
-            <w:hyperlink w:history="1" r:id="rIdnl4x6g8d7i0dgscnvu-hd">
+            <w:hyperlink w:history="1" r:id="rIdgerixigaxwfpckap84s12">
               <w:r>
                 <w:rPr>
                   <w:rFonts w:ascii="Calibri" w:cs="Calibri" w:eastAsia="Calibri" w:hAnsi="Calibri"/>
@@ -413,7 +413,7 @@
               </w:rPr>
               <w:t xml:space="preserve">  mean — 2 comparisons, median 27.85% — lowest improvement in focal models for drugs tested only in animal models vs. drugs tested clinically (24.4%), highest improvement in focal models for drugs tested clinically vs. drugs tested only in animal models (31.3%) (</w:t>
             </w:r>
-            <w:hyperlink w:history="1" r:id="rIdvrpqki8fqw9aylil82jpg">
+            <w:hyperlink w:history="1" r:id="rIdq14fb0knzb-9c2emlvn9a">
               <w:r>
                 <w:rPr>
                   <w:rFonts w:ascii="Calibri" w:cs="Calibri" w:eastAsia="Calibri" w:hAnsi="Calibri"/>
@@ -456,7 +456,7 @@
               </w:rPr>
               <w:t xml:space="preserve">  concordance rate, n=951 compounds — concordance of liver effects (</w:t>
             </w:r>
-            <w:hyperlink w:history="1" r:id="rIdakcfbfiu1b9izt-vkfpj4">
+            <w:hyperlink w:history="1" r:id="rId3l_gozsw6yzrbzeg1ltep">
               <w:r>
                 <w:rPr>
                   <w:rFonts w:ascii="Calibri" w:cs="Calibri" w:eastAsia="Calibri" w:hAnsi="Calibri"/>
@@ -585,7 +585,7 @@
                 <w:sz w:val="16"/>
                 <w:szCs w:val="16"/>
               </w:rPr>
-              <w:t xml:space="preserve">1 does not support</w:t>
+              <w:t xml:space="preserve">1 partly supports</w:t>
             </w:r>
           </w:p>
           <w:p>
@@ -599,7 +599,7 @@
                 <w:sz w:val="16"/>
                 <w:szCs w:val="16"/>
               </w:rPr>
-              <w:t xml:space="preserve">1 partly supports</w:t>
+              <w:t xml:space="preserve">1 does not support</w:t>
             </w:r>
           </w:p>
         </w:tc>
@@ -640,7 +640,7 @@
                 <w:sz w:val="18"/>
                 <w:szCs w:val="18"/>
               </w:rPr>
-              <w:t xml:space="preserve">Mixed evidence: Spanagel 2017 reports three alcoholism drugs translated from rodent models (acamprosate, naltrexone, nalmefene) and consistent opioid-blockade effects in mice/rats; Pan et al. 2020 finds mouse tumor TGI does not predict approval (median 0.74 vs 0.77; AUC 0.45). Pan et al. cautions few approved drugs and TGI heterogeneity may limit inference.</w:t>
+              <w:t xml:space="preserve">Mixed evidence: Spanagel et al. 2017 reports mouse/rat alcohol models yielded three clinically translated drugs (acamprosate, naltrexone, nalmefene) and cross‑species 'incubation' phenomena; Pan et al. 2020 finds mouse TGI poorly predicts approval (AUC 0.45; TGI medians 0.74 vs 0.77, p=0.375). Pan et al. 2020 cautions that few approved drugs and variable TGI measurement limit that analysis.</w:t>
             </w:r>
           </w:p>
           <w:p>
@@ -681,7 +681,7 @@
               </w:rPr>
               <w:t xml:space="preserve">  or — 3 comparisons, median 0.84 — lowest Odds Ratio for drug success (Q4 TGI vs Q1 TGI) (0.74), highest Odds Ratio for drug success (Q3 TGI vs Q1 TGI) (0.9) (</w:t>
             </w:r>
-            <w:hyperlink w:history="1" r:id="rIdrtnvv980rucxz0jujtrsj">
+            <w:hyperlink w:history="1" r:id="rId7puj6vhvpiide9apfhrlr">
               <w:r>
                 <w:rPr>
                   <w:rFonts w:ascii="Calibri" w:cs="Calibri" w:eastAsia="Calibri" w:hAnsi="Calibri"/>
@@ -724,7 +724,7 @@
               </w:rPr>
               <w:t xml:space="preserve">  median — TGI values for approved vs. failed drugs (</w:t>
             </w:r>
-            <w:hyperlink w:history="1" r:id="rIdb48fitmc0aalwtvyvs7nm">
+            <w:hyperlink w:history="1" r:id="rId4ci4gi6xpyjjjtnua19ef">
               <w:r>
                 <w:rPr>
                   <w:rFonts w:ascii="Calibri" w:cs="Calibri" w:eastAsia="Calibri" w:hAnsi="Calibri"/>
@@ -767,7 +767,7 @@
               </w:rPr>
               <w:t xml:space="preserve">  p-value — 2 comparisons, median 0.5055 — lowest Statistical significance of TGI difference between approved and failed drugs (0.375), highest P-trend for TGI and drug success (0.636) (</w:t>
             </w:r>
-            <w:hyperlink w:history="1" r:id="rIdvgwfl2ga7iypfiqtoe__q">
+            <w:hyperlink w:history="1" r:id="rIdejra0y0o_59_uvbck2eet">
               <w:r>
                 <w:rPr>
                   <w:rFonts w:ascii="Calibri" w:cs="Calibri" w:eastAsia="Calibri" w:hAnsi="Calibri"/>
@@ -810,7 +810,7 @@
               </w:rPr>
               <w:t xml:space="preserve">  auc — Area Under the Curve (AUC) for TGI predicting success (</w:t>
             </w:r>
-            <w:hyperlink w:history="1" r:id="rIdcmvxsnghddemzdzkj3a70">
+            <w:hyperlink w:history="1" r:id="rId90wjrgzctjgi4vyiitvyt">
               <w:r>
                 <w:rPr>
                   <w:rFonts w:ascii="Calibri" w:cs="Calibri" w:eastAsia="Calibri" w:hAnsi="Calibri"/>
@@ -977,7 +977,7 @@
                 <w:sz w:val="18"/>
                 <w:szCs w:val="18"/>
               </w:rPr>
-              <w:t xml:space="preserve">Rat efficacy findings are mixed: some rat-based results translated (three medications—acamprosate, naltrexone, nalmefene—and the incubation of drug‑seeking seen later in smokers, alcoholics, and cocaine addicts), but other rat‑effective agents failed clinically. Concordance depends on drug class and endpoint (e.g., 2 CRH‑R1 antagonists, KOR antagonists and buspirone failed; d‑amphetamine matched).</w:t>
+              <w:t xml:space="preserve">Spanagel et al. 2017 and Banks et al. 2017 find rat efficacy models partly track human outcomes: Spanagel reports three alcoholism drugs translated (acamprosate, naltrexone, nalmefene) and matching phenomena (incubation; withdrawal hyperglutamatergic activity). Banks shows drug-vs-food choice predicts some drugs (d‑amphetamine) but not others (KOR antagonists, buspirone); sex differences also aligned.</w:t>
             </w:r>
           </w:p>
           <w:p>
@@ -1002,7 +1002,7 @@
                 <w:sz w:val="17"/>
                 <w:szCs w:val="17"/>
               </w:rPr>
-              <w:t xml:space="preserve">Concordance varies by drug class and outcome (behavioral vs neurochemical): some neurochemical markers and certain medications translate, while several antagonist classes failed clinically.</w:t>
+              <w:t xml:space="preserve">Translation varies by drug class and endpoint: some pharmacotherapies and neural/behavioural findings translate, while others (e.g., KOR antagonists, CRH‑R1 antagonists) fail.</w:t>
             </w:r>
           </w:p>
         </w:tc>
@@ -1127,32 +1127,7 @@
                 <w:sz w:val="18"/>
                 <w:szCs w:val="18"/>
               </w:rPr>
-              <w:t xml:space="preserve">NHP drug-vs-food choice studies partially track human efficacy: d-amphetamine reduced cocaine choice in both humans and NHPs, but KOR antagonists and buspirone did not attenuate cocaine/methamphetamine/heroin choice. Females showed greater cocaine preference than males.</w:t>
-            </w:r>
-          </w:p>
-          <w:p>
-            <w:pPr>
-              <w:spacing w:after="60"/>
-            </w:pPr>
-            <w:r>
-              <w:rPr>
-                <w:rFonts w:ascii="Calibri" w:cs="Calibri" w:eastAsia="Calibri" w:hAnsi="Calibri"/>
-                <w:b/>
-                <w:bCs/>
-                <w:color w:val="555555"/>
-                <w:sz w:val="17"/>
-                <w:szCs w:val="17"/>
-              </w:rPr>
-              <w:t xml:space="preserve">What varies across the range. </w:t>
-            </w:r>
-            <w:r>
-              <w:rPr>
-                <w:rFonts w:ascii="Calibri" w:cs="Calibri" w:eastAsia="Calibri" w:hAnsi="Calibri"/>
-                <w:color w:val="555555"/>
-                <w:sz w:val="17"/>
-                <w:szCs w:val="17"/>
-              </w:rPr>
-              <w:t xml:space="preserve">Results differ by drug class, substance (stimulant vs opioid), and acute versus repeated dosing.</w:t>
+              <w:t xml:space="preserve">Evidence shows partial concordance: NHPs reproduced human/lab/clinical attenuation of cocaine choice with d‑amphetamine but not with KOR antagonists or buspirone. Female monkeys showed greater cocaine preference than males, with no menstrual/estrous cycle effect.</w:t>
             </w:r>
           </w:p>
         </w:tc>
@@ -1274,7 +1249,7 @@
                 <w:sz w:val="18"/>
                 <w:szCs w:val="18"/>
               </w:rPr>
-              <w:t xml:space="preserve">No direct efficacy data; Leenaars et al. 2019 reports toxicity concordance instead, finding non‑rodent–human concordance for liver effects 40% (n=951). The study also reports 48% of adverse drug reactions were predictable from animal data (n=221) and notes predictivity higher for non‑rodents than rodents.</w:t>
+              <w:t xml:space="preserve">Leenaars et al. 2019 does not assess efficacy: it reports toxicology concordance for non-rodents — liver-effect concordance 40% (n=951 compounds) and animal data predicted 48% of 221 human adverse drug reactions. No direct efficacy data are provided.</w:t>
             </w:r>
           </w:p>
           <w:p>
@@ -1315,7 +1290,7 @@
               </w:rPr>
               <w:t xml:space="preserve">  concordance rate, n=951 compounds — concordance of liver effects (</w:t>
             </w:r>
-            <w:hyperlink w:history="1" r:id="rIdqecpzz43bjbhvkfgzdhrn">
+            <w:hyperlink w:history="1" r:id="rId-eljre2vg74s11nbksuxc">
               <w:r>
                 <w:rPr>
                   <w:rFonts w:ascii="Calibri" w:cs="Calibri" w:eastAsia="Calibri" w:hAnsi="Calibri"/>
@@ -1458,7 +1433,7 @@
                 <w:sz w:val="18"/>
                 <w:szCs w:val="18"/>
               </w:rPr>
-              <w:t xml:space="preserve">Perel et al. 2007: in ewe models antenatal corticosteroids increased neonatal mortality (pooled OR 12.5, 95% CI 1.9–79.2), so sheep results did not match human trials (no benefit). The estimate is very imprecise (wide CI).</w:t>
+              <w:t xml:space="preserve">Perel et al. 2007: in sheep (ewe antenatal corticosteroids) pooled neonatal mortality was higher — OR 12.5 (95% CI 1.9–79.2) — so the sheep result contradicted human outcomes. This estimate is imprecise due to sparse ewe data and a wide CI.</w:t>
             </w:r>
           </w:p>
           <w:p>
@@ -1483,7 +1458,7 @@
                 <w:sz w:val="17"/>
                 <w:szCs w:val="17"/>
               </w:rPr>
-              <w:t xml:space="preserve">The wide confidence interval reflects imprecision from small numbers/few ewe studies.</w:t>
+              <w:t xml:space="preserve">Wide confidence interval reflects sparse pooled ewe data and imprecision (few events/studies).</w:t>
             </w:r>
           </w:p>
           <w:p>
@@ -1524,7 +1499,7 @@
               </w:rPr>
               <w:t xml:space="preserve">  odds ratio — Antenatal corticosteroids: neonatal mortality in ewe models (pooled odds ratio) (</w:t>
             </w:r>
-            <w:hyperlink w:history="1" r:id="rIdmz47fwgpjgbpyqdn1ob1o">
+            <w:hyperlink w:history="1" r:id="rIdvcskblj0fbagwxabfod4f">
               <w:r>
                 <w:rPr>
                   <w:rFonts w:ascii="Calibri" w:cs="Calibri" w:eastAsia="Calibri" w:hAnsi="Calibri"/>
@@ -1624,7 +1599,7 @@
                 <w:sz w:val="16"/>
                 <w:szCs w:val="16"/>
               </w:rPr>
-              <w:t xml:space="preserve">3 partly supports</w:t>
+              <w:t xml:space="preserve">3 does not support</w:t>
             </w:r>
           </w:p>
           <w:p>
@@ -1638,7 +1613,7 @@
                 <w:sz w:val="16"/>
                 <w:szCs w:val="16"/>
               </w:rPr>
-              <w:t xml:space="preserve">3 does not support</w:t>
+              <w:t xml:space="preserve">3 partly supports</w:t>
             </w:r>
           </w:p>
         </w:tc>
@@ -1678,7 +1653,7 @@
                 <w:sz w:val="18"/>
                 <w:szCs w:val="18"/>
               </w:rPr>
-              <w:t xml:space="preserve">Evidence is mixed: dogs can predict or exclude some toxicities (LR+ 6.11 for cardiac disorders; 60% post-test odds for QT; Clark et al. 2018) but overall predictive power is modest—median PPV ≈0.67 and NPV ≈0.52 (Atkins et al. 2020). Absence of dog toxicity raised probability of no human toxicity to only ~72% (Bailey et al. 2019); species- and endpoint-specific differences reported (Jang et al. 2019).</w:t>
+              <w:t xml:space="preserve">Dog toxicology is inconsistent: lack of dog toxicity often corresponds to lack of human toxicity (NPVs up to ~95%; 72% probability no human toxicity if dog shows none). However dogs' ability to predict human adverse events is limited (median PPV ≈0.67; iNLR 1.10).</w:t>
             </w:r>
           </w:p>
           <w:p>
@@ -1703,7 +1678,7 @@
                 <w:sz w:val="17"/>
                 <w:szCs w:val="17"/>
               </w:rPr>
-              <w:t xml:space="preserve">Performance varies by toxicity endpoint, severity and dataset (e.g., cardiac/QT vs subjective 'other' events; Liver‑Chip case studies vs regulatory databases).</w:t>
+              <w:t xml:space="preserve">Results vary by organ/endpoint, dataset and study design (e.g., high organ-specific NPVs vs lower overall PPV and selection biases).</w:t>
             </w:r>
           </w:p>
           <w:p>
@@ -1744,7 +1719,7 @@
               </w:rPr>
               <w:t xml:space="preserve">  npv — 12 comparisons, median 91% — lowest NPV for 'Other' (15%), highest NPV for Pulmonary (96%) (</w:t>
             </w:r>
-            <w:hyperlink w:history="1" r:id="rIdzqw1ml7f-46grta33skni">
+            <w:hyperlink w:history="1" r:id="rIdv4qnie8v0l5dzdpk_bpyg">
               <w:r>
                 <w:rPr>
                   <w:rFonts w:ascii="Calibri" w:cs="Calibri" w:eastAsia="Calibri" w:hAnsi="Calibri"/>
@@ -1787,7 +1762,7 @@
               </w:rPr>
               <w:t xml:space="preserve">  ppv — 10 comparisons, median 39.5% — lowest PPV for Pulmonary (0%), highest PPV for Nervous system (52%) (</w:t>
             </w:r>
-            <w:hyperlink w:history="1" r:id="rIdbsipmgd_9jsh92x06wytq">
+            <w:hyperlink w:history="1" r:id="rIdpf56yucwrm0m1haucanm7">
               <w:r>
                 <w:rPr>
                   <w:rFonts w:ascii="Calibri" w:cs="Calibri" w:eastAsia="Calibri" w:hAnsi="Calibri"/>
@@ -1830,7 +1805,7 @@
               </w:rPr>
               <w:t xml:space="preserve">  more potent — JNJ-3 induced albumin secretion decrease in dog Liver-Chip vs human Liver-Chip (</w:t>
             </w:r>
-            <w:hyperlink w:history="1" r:id="rIdjr2t-bewggrkmvx2fys_z">
+            <w:hyperlink w:history="1" r:id="rIdhwk9lkefkuf8kvi6fdbtp">
               <w:r>
                 <w:rPr>
                   <w:rFonts w:ascii="Calibri" w:cs="Calibri" w:eastAsia="Calibri" w:hAnsi="Calibri"/>
@@ -1873,7 +1848,7 @@
               </w:rPr>
               <w:t xml:space="preserve">  pru — 2 comparisons, median 35% — lowest Proportionate Reduction in Uncertainty (PRU) for GI (Dog) (30%), highest Proportionate Reduction in Uncertainty (PRU) for Nervous System (Dog) (40%) (</w:t>
             </w:r>
-            <w:hyperlink w:history="1" r:id="rIdilqwxdgkvapi68u0okodp">
+            <w:hyperlink w:history="1" r:id="rId0b-o-ds1ae4c_pkechxuw">
               <w:r>
                 <w:rPr>
                   <w:rFonts w:ascii="Calibri" w:cs="Calibri" w:eastAsia="Calibri" w:hAnsi="Calibri"/>
@@ -1916,7 +1891,7 @@
               </w:rPr>
               <w:t xml:space="preserve">  median ppv — 2 comparisons, median 0.525 — lowest PPV for grade 3 and 4 toxicities (0.38), highest PPV for all toxicity grades (0.67) (</w:t>
             </w:r>
-            <w:hyperlink w:history="1" r:id="rIdimfx0zfcatf4hookgsnud">
+            <w:hyperlink w:history="1" r:id="rIdxva4er4cqebasndmpdkgm">
               <w:r>
                 <w:rPr>
                   <w:rFonts w:ascii="Calibri" w:cs="Calibri" w:eastAsia="Calibri" w:hAnsi="Calibri"/>
@@ -1959,7 +1934,7 @@
               </w:rPr>
               <w:t xml:space="preserve">  median npv — 2 comparisons, median 0.615 — lowest NPV for all toxicity grades (0.52), highest NPV for grade 3 and 4 toxicities (0.71) (</w:t>
             </w:r>
-            <w:hyperlink w:history="1" r:id="rIdvsv0biujlb1rvu3roy2xb">
+            <w:hyperlink w:history="1" r:id="rIdx_ivmfm4pmi-hqglnuchd">
               <w:r>
                 <w:rPr>
                   <w:rFonts w:ascii="Calibri" w:cs="Calibri" w:eastAsia="Calibri" w:hAnsi="Calibri"/>
@@ -2004,7 +1979,7 @@
                 <w:sz w:val="17"/>
                 <w:szCs w:val="17"/>
               </w:rPr>
-              <w:t xml:space="preserve">The 71% prediction rate for toxicities in humans by animal models is an overall figure and does not specify the type of toxicity or the specific animal species involved in each case. The IC50 values are for a specific drug (bosentan) and a specific endpoint (albumin secretion decrease). The JNJ-2 and JNJ-3 comparisons are for specific compounds and endpoints, and the JNJ-3 comparison notes that in vivo data for JNJ-2 in dogs or JNJ-3 in rats were not available.</w:t>
+              <w:t xml:space="preserve">The data set is affected by selection bias, as drugs highly toxic in rodent tests are unlikely to advance to tests in dogs, NHPs, and humans, meaning these types of drugs are under-represented. Rare observations were removed from the analysis, which could affect the results.</w:t>
             </w:r>
           </w:p>
         </w:tc>
@@ -2143,7 +2118,7 @@
                 <w:sz w:val="18"/>
                 <w:szCs w:val="18"/>
               </w:rPr>
-              <w:t xml:space="preserve">Evidence is mixed: NHPs can predict some human toxicities (Clark et al. 2018 LR+ 9.52–11.02 for cardiac/hepatobiliary) but overall performance is modest—Monticello et al. 2017 sensitivity 48%, NPV 86%; Atkins et al. 2020 median PPV 0.72, NPV 0.50.</w:t>
+              <w:t xml:space="preserve">Evidence is mixed: NHPs can strongly predict some human toxicities (Clark et al. 2018: cynomolgus LR+ 9.52 cardiac, 11.02 hepatobiliary; Monticello et al. 2017: PPV 83% for nervous system). But overall predictive power is modest (PPV/sensitivity ≈43–72%, NPV/specificity ≈50–86%; iNLR ≈1.02; no‑toxicity given no NHP finding ≈70%).</w:t>
             </w:r>
           </w:p>
           <w:p>
@@ -2168,7 +2143,7 @@
                 <w:sz w:val="17"/>
                 <w:szCs w:val="17"/>
               </w:rPr>
-              <w:t xml:space="preserve">Performance varies by organ system and toxicity grade—some endpoints show high LR+ (cardiac/hepatobiliary) while overall PPVs and sensitivities are much lower; low clinical positive prevalence inflates NPVs.</w:t>
+              <w:t xml:space="preserve">Variation stems from differences by organ class, toxicity grade and study dataset—some endpoints show high concordance while aggregated measures are low.</w:t>
             </w:r>
           </w:p>
           <w:p>
@@ -2209,7 +2184,7 @@
               </w:rPr>
               <w:t xml:space="preserve">  npv — 14 comparisons, median 87.5% — lowest NPV for 'Other' (16%), highest NPV for Ophthalmology (97%) (</w:t>
             </w:r>
-            <w:hyperlink w:history="1" r:id="rIdnlyzocuxttqt3hikfd9kf">
+            <w:hyperlink w:history="1" r:id="rIdnhm8tbl4afq9gv6gctbtp">
               <w:r>
                 <w:rPr>
                   <w:rFonts w:ascii="Calibri" w:cs="Calibri" w:eastAsia="Calibri" w:hAnsi="Calibri"/>
@@ -2252,7 +2227,7 @@
               </w:rPr>
               <w:t xml:space="preserve">  ppv — 13 comparisons, median 43% — lowest PPV for Musculoskeletal (0%), highest PPV for Gastrointestinal (91%) (</w:t>
             </w:r>
-            <w:hyperlink w:history="1" r:id="rIdbccyiil3neeu70exm7tno">
+            <w:hyperlink w:history="1" r:id="rId2a-h17y-o1ygrjmsowfk2">
               <w:r>
                 <w:rPr>
                   <w:rFonts w:ascii="Calibri" w:cs="Calibri" w:eastAsia="Calibri" w:hAnsi="Calibri"/>
@@ -2295,7 +2270,7 @@
               </w:rPr>
               <w:t xml:space="preserve">  pru — 2 comparisons, median 70% — lowest Proportionate Reduction in Uncertainty (PRU) for GI (Monkey) (60%), highest Proportionate Reduction in Uncertainty (PRU) for Nervous System (Monkey) (80%) (</w:t>
             </w:r>
-            <w:hyperlink w:history="1" r:id="rIdi1n1ybumppo05x-a7txlm">
+            <w:hyperlink w:history="1" r:id="rId7zhtq1qp9sz45n_cldx0q">
               <w:r>
                 <w:rPr>
                   <w:rFonts w:ascii="Calibri" w:cs="Calibri" w:eastAsia="Calibri" w:hAnsi="Calibri"/>
@@ -2338,7 +2313,7 @@
               </w:rPr>
               <w:t xml:space="preserve">  median ppv — 2 comparisons, median 0.66 — lowest PPV for grade 3 and 4 toxicities (0.6), highest PPV for all toxicity grades (0.72) (</w:t>
             </w:r>
-            <w:hyperlink w:history="1" r:id="rIdusfmdpevqbkpcwje9wleo">
+            <w:hyperlink w:history="1" r:id="rId6jijmglrup4uosrlawvnl">
               <w:r>
                 <w:rPr>
                   <w:rFonts w:ascii="Calibri" w:cs="Calibri" w:eastAsia="Calibri" w:hAnsi="Calibri"/>
@@ -2381,7 +2356,7 @@
               </w:rPr>
               <w:t xml:space="preserve">  median npv — 2 comparisons, median 0.615 — lowest NPV for all toxicity grades (0.5), highest NPV for grade 3 and 4 toxicities (0.73) (</w:t>
             </w:r>
-            <w:hyperlink w:history="1" r:id="rIdba4q1_mdjndfur4rai6m1">
+            <w:hyperlink w:history="1" r:id="rIdolv6t1etsw4dik1e2waiv">
               <w:r>
                 <w:rPr>
                   <w:rFonts w:ascii="Calibri" w:cs="Calibri" w:eastAsia="Calibri" w:hAnsi="Calibri"/>
@@ -2424,7 +2399,7 @@
               </w:rPr>
               <w:t xml:space="preserve">  lr+ — 2 comparisons, median 10.27 — lowest Likelihood Ratio for cynomolgus monkey, Cardiac disorders (9.52), highest Likelihood Ratio for cynomolgus monkey, Hepatobiliary disorders (11.02) (</w:t>
             </w:r>
-            <w:hyperlink w:history="1" r:id="rIdbzxjqig-txvjrvgz6u0e0">
+            <w:hyperlink w:history="1" r:id="rIdcpo0debbwf1yhcb2xmeas">
               <w:r>
                 <w:rPr>
                   <w:rFonts w:ascii="Calibri" w:cs="Calibri" w:eastAsia="Calibri" w:hAnsi="Calibri"/>
@@ -2469,7 +2444,7 @@
                 <w:sz w:val="17"/>
                 <w:szCs w:val="17"/>
               </w:rPr>
-              <w:t xml:space="preserve">The high Negative Predictive Value (NPV) is largely based on the low clinical positive prevalence, meaning most findings are negative.</w:t>
+              <w:t xml:space="preserve">The data set is affected by selection bias, as drugs highly toxic in rodent tests are unlikely to advance to tests in dogs, NHPs, and humans, meaning these types of drugs are under-represented. Rare observations were removed from the analysis, which could affect the results.</w:t>
             </w:r>
           </w:p>
         </w:tc>
@@ -2551,7 +2526,7 @@
                 <w:sz w:val="16"/>
                 <w:szCs w:val="16"/>
               </w:rPr>
-              <w:t xml:space="preserve">2 partly supports</w:t>
+              <w:t xml:space="preserve">2 does not support</w:t>
             </w:r>
           </w:p>
           <w:p>
@@ -2565,7 +2540,7 @@
                 <w:sz w:val="16"/>
                 <w:szCs w:val="16"/>
               </w:rPr>
-              <w:t xml:space="preserve">2 does not support</w:t>
+              <w:t xml:space="preserve">2 partly supports</w:t>
             </w:r>
           </w:p>
         </w:tc>
@@ -2605,7 +2580,7 @@
                 <w:sz w:val="18"/>
                 <w:szCs w:val="18"/>
               </w:rPr>
-              <w:t xml:space="preserve">Evidence is mixed: some metrics show modest rat→human concordance (Jang et al. 2019: 71% of human toxicities predicted by rat+dog testing; Atkins et al. 2020: rat median PPV=0.65; Clark et al. 2018: rat LR+ for cardiac=4.73). However, discrimination is poor for severe toxicities (Atkins PPV grade3–4=0.41) and absence of rat toxicity gives little evidential weight for absence in humans (Bailey et al. 2015: rat iNLR=1.82).</w:t>
+              <w:t xml:space="preserve">Mixed evidence: some rat data show modest prediction—Atkins et al. median PPV 0.65 (all toxicities) and Clark et al. LR+ 4.73 (cardiac), 2.74 (hepatobiliary)—but others find little evidential weight (Bailey et al. rat iNLR 1.82; Atkins NPV 0.51). Jang et al.'s 71% pools rats+dogs and varies by endpoint.</w:t>
             </w:r>
           </w:p>
           <w:p>
@@ -2630,7 +2605,7 @@
                 <w:sz w:val="17"/>
                 <w:szCs w:val="17"/>
               </w:rPr>
-              <w:t xml:space="preserve">Estimates vary because studies use different metrics (PPV/NPV/LR/iNLR), endpoints and toxicity severities.</w:t>
+              <w:t xml:space="preserve">Concordance varies by endpoint and toxicity grade; some endpoints (e.g., cardiac/QT) show higher rat–human agreement while others and severe toxicities show lower or inconsistent predictive value.</w:t>
             </w:r>
           </w:p>
           <w:p>
@@ -2671,7 +2646,7 @@
               </w:rPr>
               <w:t xml:space="preserve">  lr+ — 3 comparisons, median 2.74 — lowest Likelihood Ratio for Pain (rat) (2.5), highest Likelihood Ratio for rat, Cardiac disorders (4.73) (</w:t>
             </w:r>
-            <w:hyperlink w:history="1" r:id="rIdtr3kicrtckfh97rd9j0nt">
+            <w:hyperlink w:history="1" r:id="rIdq9ajch7b2stppsv_rato5">
               <w:r>
                 <w:rPr>
                   <w:rFonts w:ascii="Calibri" w:cs="Calibri" w:eastAsia="Calibri" w:hAnsi="Calibri"/>
@@ -2714,7 +2689,7 @@
               </w:rPr>
               <w:t xml:space="preserve">  median ppv — 2 comparisons, median 0.53 — lowest PPV for grade 3 and 4 toxicities (0.41), highest PPV for all toxicity grades (0.65) (</w:t>
             </w:r>
-            <w:hyperlink w:history="1" r:id="rIdmjfmlh8s25wgtztzxf8ws">
+            <w:hyperlink w:history="1" r:id="rId7tydoto6hokdfkkec9fjz">
               <w:r>
                 <w:rPr>
                   <w:rFonts w:ascii="Calibri" w:cs="Calibri" w:eastAsia="Calibri" w:hAnsi="Calibri"/>
@@ -2757,7 +2732,7 @@
               </w:rPr>
               <w:t xml:space="preserve">  median npv — 2 comparisons, median 0.615 — lowest NPV for all toxicity grades (0.51), highest NPV for grade 3 and 4 toxicities (0.72) (</w:t>
             </w:r>
-            <w:hyperlink w:history="1" r:id="rId1hwghoveilykeehxhvads">
+            <w:hyperlink w:history="1" r:id="rId-ol9ezobyz3juajgebnuv">
               <w:r>
                 <w:rPr>
                   <w:rFonts w:ascii="Calibri" w:cs="Calibri" w:eastAsia="Calibri" w:hAnsi="Calibri"/>
@@ -2800,7 +2775,7 @@
               </w:rPr>
               <w:t xml:space="preserve">  ic50 (half-maximal inhibitory concentration) — IC50 for bosentan-induced albumin secretion decrease (</w:t>
             </w:r>
-            <w:hyperlink w:history="1" r:id="rIdpg55bprchgyyyrt1tnbnw">
+            <w:hyperlink w:history="1" r:id="rId7xv16bn9fuhryinz7xq2t">
               <w:r>
                 <w:rPr>
                   <w:rFonts w:ascii="Calibri" w:cs="Calibri" w:eastAsia="Calibri" w:hAnsi="Calibri"/>
@@ -2843,7 +2818,7 @@
               </w:rPr>
               <w:t xml:space="preserve">  post-test odds — QT prolongation post-test odds (rat) (</w:t>
             </w:r>
-            <w:hyperlink w:history="1" r:id="rIdcyfpaleauiigociysyznw">
+            <w:hyperlink w:history="1" r:id="rIdjivagmje7ievavktqmdw0">
               <w:r>
                 <w:rPr>
                   <w:rFonts w:ascii="Calibri" w:cs="Calibri" w:eastAsia="Calibri" w:hAnsi="Calibri"/>
@@ -2886,7 +2861,7 @@
               </w:rPr>
               <w:t xml:space="preserve">  median inlr — Rat-human median iNLR (</w:t>
             </w:r>
-            <w:hyperlink w:history="1" r:id="rIdpk2wwlv5urmzgrviqmxlh">
+            <w:hyperlink w:history="1" r:id="rId3c2ludhsxxtmyo3trhara">
               <w:r>
                 <w:rPr>
                   <w:rFonts w:ascii="Calibri" w:cs="Calibri" w:eastAsia="Calibri" w:hAnsi="Calibri"/>
@@ -2931,7 +2906,7 @@
                 <w:sz w:val="17"/>
                 <w:szCs w:val="17"/>
               </w:rPr>
-              <w:t xml:space="preserve">The selectivity of 7% is low, but the paper notes that the data set differs from other studies, as it focuses on marketed drugs that passed rigorous clinical safety testing. The high LR+ for dizziness (1000) might be an outlier or reflect specific testing practices.</w:t>
+              <w:t xml:space="preserve">The data set is affected by selection bias, as drugs highly toxic in rodent tests are unlikely to advance to tests in dogs, NHPs, and humans, meaning these types of drugs are under-represented. Rare observations were removed from the analysis, which could affect the results.</w:t>
             </w:r>
           </w:p>
         </w:tc>
@@ -3053,11 +3028,11 @@
                 <w:rFonts w:ascii="Calibri" w:cs="Calibri" w:eastAsia="Calibri" w:hAnsi="Calibri"/>
                 <w:b/>
                 <w:bCs/>
-                <w:color w:val="8A2727"/>
+                <w:color w:val="7A5B00"/>
                 <w:sz w:val="16"/>
                 <w:szCs w:val="16"/>
               </w:rPr>
-              <w:t xml:space="preserve">EVIDENCE DOES NOT FAVOUR THE MODEL</w:t>
+              <w:t xml:space="preserve">MIXED</w:t>
             </w:r>
           </w:p>
           <w:p>
@@ -3070,7 +3045,7 @@
                 <w:sz w:val="18"/>
                 <w:szCs w:val="18"/>
               </w:rPr>
-              <w:t xml:space="preserve">Mouse toxicology does not reliably predict human toxicity: Atkins et al. 2020 found median PPV 0.57 (all grades) and 0.43 (grade 3–4) with NPV 0.81 for grade 3–4, and Bailey et al. 2015 reported mouse iNLR 1.39 (≈no evidential weight). Clark et al. 2018 found higher LR+ for some endpoints (cardiac LR+ 5.29; hepatobiliary LR+ 3.73) but no overall statistically significant concordance.</w:t>
+              <w:t xml:space="preserve">Evidence is mixed: overall mouse findings only weakly track human toxicity — Atkins et al. 2020 reports median PPV 0.57 and NPV 0.57 (all grades) and Bailey et al. 2015 reports mouse iNLR 1.39 (≈1). However, Clark et al. 2018 found moderate LR+ for cardiac (5.29) and hepatobiliary (3.73) endpoints.</w:t>
             </w:r>
           </w:p>
           <w:p>
@@ -3095,7 +3070,7 @@
                 <w:sz w:val="17"/>
                 <w:szCs w:val="17"/>
               </w:rPr>
-              <w:t xml:space="preserve">Concordance varies by toxicity grade and by organ/endpoint (e.g., lower PPV for severe toxicities; higher LR+ for specific cardiac/hepatobiliary endpoints).</w:t>
+              <w:t xml:space="preserve">Metrics vary by endpoint and severity (e.g., PPV 0.43–0.57 and NPV 0.57–0.81 across toxicity grades; LR+ differs by organ system).</w:t>
             </w:r>
           </w:p>
           <w:p>
@@ -3136,7 +3111,7 @@
               </w:rPr>
               <w:t xml:space="preserve">  lr+ — 3 comparisons, median 5.29 — lowest Likelihood Ratio for mouse, Hepatobiliary disorders (3.73), highest Likelihood Ratio for Pain (mouse) (7.4) (</w:t>
             </w:r>
-            <w:hyperlink w:history="1" r:id="rIdoyayscglrdb6uiym9lng-">
+            <w:hyperlink w:history="1" r:id="rIdmhdy3bjp5z-w_etfdvfeu">
               <w:r>
                 <w:rPr>
                   <w:rFonts w:ascii="Calibri" w:cs="Calibri" w:eastAsia="Calibri" w:hAnsi="Calibri"/>
@@ -3179,7 +3154,7 @@
               </w:rPr>
               <w:t xml:space="preserve">  median ppv — 2 comparisons, median 0.5 — lowest PPV for grade 3 and 4 toxicities (0.43), highest PPV for all toxicity grades (0.57) (</w:t>
             </w:r>
-            <w:hyperlink w:history="1" r:id="rIdxylzyoajyzudfqg6cvumg">
+            <w:hyperlink w:history="1" r:id="rIdj9cy6f0duyocadlwa4bai">
               <w:r>
                 <w:rPr>
                   <w:rFonts w:ascii="Calibri" w:cs="Calibri" w:eastAsia="Calibri" w:hAnsi="Calibri"/>
@@ -3222,7 +3197,7 @@
               </w:rPr>
               <w:t xml:space="preserve">  median npv — 2 comparisons, median 0.69 — lowest NPV for all toxicity grades (0.57), highest NPV for grade 3 and 4 toxicities (0.81) (</w:t>
             </w:r>
-            <w:hyperlink w:history="1" r:id="rIdg80pxegd-4ejxujdptmcf">
+            <w:hyperlink w:history="1" r:id="rIdomch8am_5kzku5awkvb3q">
               <w:r>
                 <w:rPr>
                   <w:rFonts w:ascii="Calibri" w:cs="Calibri" w:eastAsia="Calibri" w:hAnsi="Calibri"/>
@@ -3265,7 +3240,7 @@
               </w:rPr>
               <w:t xml:space="preserve">  median inlr — Mouse-human median iNLR (</w:t>
             </w:r>
-            <w:hyperlink w:history="1" r:id="rIdhjzgbibmzd2bh-2icql9s">
+            <w:hyperlink w:history="1" r:id="rIdoqzdu4ntyoka05fi9vpfw">
               <w:r>
                 <w:rPr>
                   <w:rFonts w:ascii="Calibri" w:cs="Calibri" w:eastAsia="Calibri" w:hAnsi="Calibri"/>
@@ -3310,7 +3285,7 @@
                 <w:sz w:val="17"/>
                 <w:szCs w:val="17"/>
               </w:rPr>
-              <w:t xml:space="preserve">The selectivity of 7% is low, but the paper notes that the data set differs from other studies, as it focuses on marketed drugs that passed rigorous clinical safety testing. The high LR+ for dizziness (1000) might be an outlier or reflect specific testing practices.</w:t>
+              <w:t xml:space="preserve">The data set is affected by selection bias, as drugs highly toxic in rodent tests are unlikely to advance to tests in dogs, NHPs, and humans, meaning these types of drugs are under-represented. Rare observations were removed from the analysis, which could affect the results.</w:t>
             </w:r>
           </w:p>
         </w:tc>
@@ -3446,7 +3421,7 @@
                 <w:sz w:val="18"/>
                 <w:szCs w:val="18"/>
               </w:rPr>
-              <w:t xml:space="preserve">Evidence shows zebrafish toxicology generally tracks human outcomes: Cornet et al. 2017 found 78% overall accuracy (specificity 89%, sensitivity 68%), Nikam et al. 2020 reported 100% concordance for general/hepatotoxicity and 90% for teratogenicity, and McGrath et al. 2008 found 100% teratogen detection vs 75% non‑teratogen ID. Sensitivity varies by endpoint across studies.</w:t>
+              <w:t xml:space="preserve">Zebrafish toxicology generally tracks mammalian outcomes: Cornet et al. 2017 overall accuracy 78% (specificity 89%, sensitivity 68%); McGrath et al. 2008 100% teratogen detection, 75% correct non‑teratogen; Nikam et al. 2020 100% concordance overall/hepatotoxicity, 90% teratogenicity. But concordance varies by endpoint—specificities 77–100% and sensitivities 54–80%, so some toxicities give false negatives.</w:t>
             </w:r>
           </w:p>
           <w:p>
@@ -3471,7 +3446,7 @@
                 <w:sz w:val="17"/>
                 <w:szCs w:val="17"/>
               </w:rPr>
-              <w:t xml:space="preserve">Sensitivity differs by toxicity endpoint and platform (e.g. neurotoxicity 54% vs hepatotoxicity 80% in Cornet et al.).</w:t>
+              <w:t xml:space="preserve">Variation stems from different toxicity endpoints and assays (neuro/cardio/hepato), which show sensitivities 54–80% and specificities 77–100%.</w:t>
             </w:r>
           </w:p>
           <w:p>
@@ -3512,7 +3487,7 @@
               </w:rPr>
               <w:t xml:space="preserve">  specificity — 4 comparisons, median 89.5% — lowest Hepatotoxicity predictive assessment (77%), highest Neurotoxicity predictive assessment (100%) (</w:t>
             </w:r>
-            <w:hyperlink w:history="1" r:id="rIdgdgk_xxfixxt-b3kfjh6h">
+            <w:hyperlink w:history="1" r:id="rIdmhpai5yxbj7rkwbfugsol">
               <w:r>
                 <w:rPr>
                   <w:rFonts w:ascii="Calibri" w:cs="Calibri" w:eastAsia="Calibri" w:hAnsi="Calibri"/>
@@ -3555,7 +3530,7 @@
               </w:rPr>
               <w:t xml:space="preserve">  sensitivity — 4 comparisons, median 68.5% — lowest Neurotoxicity predictive assessment (54%), highest Hepatotoxicity predictive assessment (80%) (</w:t>
             </w:r>
-            <w:hyperlink w:history="1" r:id="rIdfb-jrupeq3kuxpawzb_72">
+            <w:hyperlink w:history="1" r:id="rId7gikeeff-l0izo4_-qiwg">
               <w:r>
                 <w:rPr>
                   <w:rFonts w:ascii="Calibri" w:cs="Calibri" w:eastAsia="Calibri" w:hAnsi="Calibri"/>
@@ -3598,7 +3573,7 @@
               </w:rPr>
               <w:t xml:space="preserve">  accuracy — 4 comparisons, median 78% — lowest Neurotoxicity predictive assessment (75%), highest Hepatotoxicity predictive assessment (82%) (</w:t>
             </w:r>
-            <w:hyperlink w:history="1" r:id="rIdn5rs0uhm9oi7nrcsqeiqw">
+            <w:hyperlink w:history="1" r:id="rId5sbbxz7hges1lktilwtst">
               <w:r>
                 <w:rPr>
                   <w:rFonts w:ascii="Calibri" w:cs="Calibri" w:eastAsia="Calibri" w:hAnsi="Calibri"/>
@@ -3641,7 +3616,7 @@
               </w:rPr>
               <w:t xml:space="preserve">  success rate — 2 comparisons, median 87.5% — lowest success rate in identifying nonteratogenic compounds (75%), highest success rate in identifying teratogens (100%) (</w:t>
             </w:r>
-            <w:hyperlink w:history="1" r:id="rId2_cqtuqaudendkrpu2wu2">
+            <w:hyperlink w:history="1" r:id="rIdtrt3ypfld9wdgrswciefx">
               <w:r>
                 <w:rPr>
                   <w:rFonts w:ascii="Calibri" w:cs="Calibri" w:eastAsia="Calibri" w:hAnsi="Calibri"/>
@@ -3684,7 +3659,7 @@
               </w:rPr>
               <w:t xml:space="preserve">  good — specificity (</w:t>
             </w:r>
-            <w:hyperlink w:history="1" r:id="rIdz5xqitj2fuo0c1-tqy_xv">
+            <w:hyperlink w:history="1" r:id="rIdp9n9qmzbrm50ytj1jo4ez">
               <w:r>
                 <w:rPr>
                   <w:rFonts w:ascii="Calibri" w:cs="Calibri" w:eastAsia="Calibri" w:hAnsi="Calibri"/>
@@ -3727,7 +3702,7 @@
               </w:rPr>
               <w:t xml:space="preserve">  excellent — specificity (</w:t>
             </w:r>
-            <w:hyperlink w:history="1" r:id="rIdm-oth_p1cyy-vboldczvz">
+            <w:hyperlink w:history="1" r:id="rId2p_gklak8mr60pc4vkge-">
               <w:r>
                 <w:rPr>
                   <w:rFonts w:ascii="Calibri" w:cs="Calibri" w:eastAsia="Calibri" w:hAnsi="Calibri"/>
@@ -3829,7 +3804,7 @@
                 <w:sz w:val="16"/>
                 <w:szCs w:val="16"/>
               </w:rPr>
-              <w:t xml:space="preserve">1 partly supports</w:t>
+              <w:t xml:space="preserve">1 does not support</w:t>
             </w:r>
           </w:p>
           <w:p>
@@ -3843,7 +3818,7 @@
                 <w:sz w:val="16"/>
                 <w:szCs w:val="16"/>
               </w:rPr>
-              <w:t xml:space="preserve">1 does not support</w:t>
+              <w:t xml:space="preserve">1 partly supports</w:t>
             </w:r>
           </w:p>
         </w:tc>
@@ -3884,7 +3859,7 @@
                 <w:sz w:val="18"/>
                 <w:szCs w:val="18"/>
               </w:rPr>
-              <w:t xml:space="preserve">Evidence is mixed: Clark et al. 2018 found moderate predictive value for some endpoints (rabbit QT post-test odds 83%; LR+ cardiac 3.54; LR+ hepatobiliary 2.8), but Bailey et al. 2015 found absence-of-toxicity in rabbit gave little evidence of safety (median iNLR 1.12).</w:t>
+              <w:t xml:space="preserve">Evidence is mixed: rabbit results track some human toxicities (QT post-test odds 83%; LR+ cardiac 3.54; LR+ hepatobiliary 2.8 — Clark et al. 2018) but other analyses find little evidential value. Bailey et al. 2015 reports median rabbit iNLR 1.12, near unity.</w:t>
             </w:r>
           </w:p>
           <w:p>
@@ -3909,7 +3884,7 @@
                 <w:sz w:val="17"/>
                 <w:szCs w:val="17"/>
               </w:rPr>
-              <w:t xml:space="preserve">Performance varies by endpoint (e.g., QT-specific vs overall selectivity) and by study dataset/selection biases.</w:t>
+              <w:t xml:space="preserve">Concordance differs by endpoint and dataset: cardiac/QT signals are stronger while overall/selectivity and absence-of-toxicity metrics are weak or near unity.</w:t>
             </w:r>
           </w:p>
           <w:p>
@@ -3950,7 +3925,7 @@
               </w:rPr>
               <w:t xml:space="preserve">  lr+ — 2 comparisons, median 3.17 — lowest Likelihood Ratio for rabbit, Hepatobiliary disorders (2.8), highest Likelihood Ratio for rabbit, Cardiac disorders (3.54) (</w:t>
             </w:r>
-            <w:hyperlink w:history="1" r:id="rIdjblcs1fopssczvdbi4t3u">
+            <w:hyperlink w:history="1" r:id="rIdrmatbaycfxxt0fxcn4bzi">
               <w:r>
                 <w:rPr>
                   <w:rFonts w:ascii="Calibri" w:cs="Calibri" w:eastAsia="Calibri" w:hAnsi="Calibri"/>
@@ -3993,7 +3968,7 @@
               </w:rPr>
               <w:t xml:space="preserve">  post-test odds — QT prolongation post-test odds (rabbit) (</w:t>
             </w:r>
-            <w:hyperlink w:history="1" r:id="rId9vcohlzkfmwedq5gungif">
+            <w:hyperlink w:history="1" r:id="rIdcdh6cd0o8_ffyu9vwy_es">
               <w:r>
                 <w:rPr>
                   <w:rFonts w:ascii="Calibri" w:cs="Calibri" w:eastAsia="Calibri" w:hAnsi="Calibri"/>
@@ -4036,7 +4011,7 @@
               </w:rPr>
               <w:t xml:space="preserve">  median inlr — Rabbit-human median iNLR (</w:t>
             </w:r>
-            <w:hyperlink w:history="1" r:id="rId1k65-j48arkfza02gxklj">
+            <w:hyperlink w:history="1" r:id="rIdes-5npug_qacvftcfdqvb">
               <w:r>
                 <w:rPr>
                   <w:rFonts w:ascii="Calibri" w:cs="Calibri" w:eastAsia="Calibri" w:hAnsi="Calibri"/>
@@ -4081,7 +4056,7 @@
                 <w:sz w:val="17"/>
                 <w:szCs w:val="17"/>
               </w:rPr>
-              <w:t xml:space="preserve">The selectivity of 7% is low, but the paper notes that the data set differs from other studies, as it focuses on marketed drugs that passed rigorous clinical safety testing. The high LR+ for dizziness (1000) might be an outlier or reflect specific testing practices.</w:t>
+              <w:t xml:space="preserve">The data set is affected by selection bias, as drugs highly toxic in rodent tests are unlikely to advance to tests in dogs, NHPs, and humans, meaning these types of drugs are under-represented. Rare observations were removed from the analysis, which could affect the results.</w:t>
             </w:r>
           </w:p>
         </w:tc>
@@ -4203,7 +4178,7 @@
                 <w:sz w:val="18"/>
                 <w:szCs w:val="18"/>
               </w:rPr>
-              <w:t xml:space="preserve">Rodent toxicology partly tracked human outcomes: sensitivity 48% and PPV 43% for predicting human adverse effects, while specificity 84% and NPV 86% for predicting absence of human AEs. Performance varied by organ (PPV 0%–54%) and rose when rodent+nonrodent shared the same target organ.</w:t>
+              <w:t xml:space="preserve">Monticello et al. 2017: rodents showed moderate sensitivity (48%) but low overall PPV (43%), while specificity was 84% and NPV 86% — rodents often ruled out human adverse effects but less reliably predicted them. Performance varied by organ (PPV 0%–54%; e.g. 0% ophthalmology, 54% biochemical).</w:t>
             </w:r>
           </w:p>
           <w:p>
@@ -4228,7 +4203,7 @@
                 <w:sz w:val="17"/>
                 <w:szCs w:val="17"/>
               </w:rPr>
-              <w:t xml:space="preserve">PPV varied by organ system (0% ophthalmology to 54% biochemical) and was higher when the same target organ was identified in both rodent and nonrodent.</w:t>
+              <w:t xml:space="preserve">Variation reflects different organ systems (e.g., PPV 0% ophthalmology to 54% biochemical; NPV 14% 'other' to 96% renal/ophthalmology).</w:t>
             </w:r>
           </w:p>
           <w:p>
@@ -4269,7 +4244,7 @@
               </w:rPr>
               <w:t xml:space="preserve">  ppv — 15 comparisons, median 27% — lowest PPV for Ophthalmology (0%), highest PPV for Liver (Rodent + Monkey, 'and' view) (62%) (</w:t>
             </w:r>
-            <w:hyperlink w:history="1" r:id="rIdcvvfsluoye3ocfr3ldapt">
+            <w:hyperlink w:history="1" r:id="rIdrtpaiclfwabj8jqv7yrow">
               <w:r>
                 <w:rPr>
                   <w:rFonts w:ascii="Calibri" w:cs="Calibri" w:eastAsia="Calibri" w:hAnsi="Calibri"/>
@@ -4312,7 +4287,7 @@
               </w:rPr>
               <w:t xml:space="preserve">  npv — 15 comparisons, median 90% — lowest NPV for 'Other' (14%), highest NPV for Ophthalmology (96%) (</w:t>
             </w:r>
-            <w:hyperlink w:history="1" r:id="rIdlgiiqwlsmu_s4naf7wn6i">
+            <w:hyperlink w:history="1" r:id="rIdwkcm51tfj5jtd3qzjhlbo">
               <w:r>
                 <w:rPr>
                   <w:rFonts w:ascii="Calibri" w:cs="Calibri" w:eastAsia="Calibri" w:hAnsi="Calibri"/>
@@ -4355,7 +4330,7 @@
               </w:rPr>
               <w:t xml:space="preserve">  pru — 2 comparisons, median 30% — lowest Proportionate Reduction in Uncertainty (PRU) for GI (Rodent) (20%), highest Proportionate Reduction in Uncertainty (PRU) for Nervous System (Rodent) (40%) (</w:t>
             </w:r>
-            <w:hyperlink w:history="1" r:id="rIdbxvd99l5ctovrchoeese9">
+            <w:hyperlink w:history="1" r:id="rId2o5pho96rr7r6csoed_rw">
               <w:r>
                 <w:rPr>
                   <w:rFonts w:ascii="Calibri" w:cs="Calibri" w:eastAsia="Calibri" w:hAnsi="Calibri"/>
@@ -4398,7 +4373,7 @@
               </w:rPr>
               <w:t xml:space="preserve">  sensitivity — Sensitivity for Liver (Rodent) (</w:t>
             </w:r>
-            <w:hyperlink w:history="1" r:id="rIdshb2f0g_auo-uzeiwll5u">
+            <w:hyperlink w:history="1" r:id="rIdpb4difx8lvmi5ua4spnnd">
               <w:r>
                 <w:rPr>
                   <w:rFonts w:ascii="Calibri" w:cs="Calibri" w:eastAsia="Calibri" w:hAnsi="Calibri"/>
@@ -4441,7 +4416,7 @@
               </w:rPr>
               <w:t xml:space="preserve">  specificity — Specificity for Liver (Rodent) (</w:t>
             </w:r>
-            <w:hyperlink w:history="1" r:id="rIdx5zhwan0xqwealug4gtcr">
+            <w:hyperlink w:history="1" r:id="rId-ayiubcdxtyvautugzf2c">
               <w:r>
                 <w:rPr>
                   <w:rFonts w:ascii="Calibri" w:cs="Calibri" w:eastAsia="Calibri" w:hAnsi="Calibri"/>
@@ -4625,7 +4600,7 @@
                 <w:sz w:val="18"/>
                 <w:szCs w:val="18"/>
               </w:rPr>
-              <w:t xml:space="preserve">Dog safety-pharmacology generally tracked human outcomes: Pollard et al. 2017 reported dog QTc AUC ≈0.81 (0.91 excluding β2‑agonists); Valentin et al. 2022 found 91% of human QT‑prolongers were positive in animals; Bhatt et al. 2019 found combined BP/HR sensitivity 78% and specificity 79%. Main qualification: Valentin also reported 31% overall discordance and performance varied by assay and drug class.</w:t>
+              <w:t xml:space="preserve">Dog data generally track human safety signals: 91% of human QT‑prolonging drugs also prolonged QT in dogs (Valentin et al. 2022), dog QTc AUC=0.81 vs clinical (Pollard et al. 2017), combined BP/HR sensitivity 78% and specificity 79% (Bhatt et al. 2019), and moxifloxacin raised QTc +16.6 ms in dogs vs ~10 ms in humans (Sadko et al. 2024). Concordance varies by endpoint, assay, exposure and drug class (e.g. 31% overall discordance reported; results change when β2‑agonists are excluded).</w:t>
             </w:r>
           </w:p>
           <w:p>
@@ -4650,7 +4625,7 @@
                 <w:sz w:val="17"/>
                 <w:szCs w:val="17"/>
               </w:rPr>
-              <w:t xml:space="preserve">Performance varies by assay, endpoint and drug class (e.g., excluding β2‑agonists raised AUC from 0.81 to 0.91).</w:t>
+              <w:t xml:space="preserve">Varies by endpoint (QT vs BP/HR), assay type, exposure multiples and drug-class exclusions (e.g. β2‑agonists).</w:t>
             </w:r>
           </w:p>
           <w:p>
@@ -4691,7 +4666,7 @@
               </w:rPr>
               <w:t xml:space="preserve">  auc — 6 comparisons, median 0.81 — lowest concordance between hERG potency and clinical QTc outcome (0.78), highest concordance between hERG safety margin and clinical QTc outcome (excluding β2-adrenoceptor agonists) (0.92) (</w:t>
             </w:r>
-            <w:hyperlink w:history="1" r:id="rIdz0x9c6ahda6h9taf1vbce">
+            <w:hyperlink w:history="1" r:id="rIdfnadwbj5fo8yzcblcflji">
               <w:r>
                 <w:rPr>
                   <w:rFonts w:ascii="Calibri" w:cs="Calibri" w:eastAsia="Calibri" w:hAnsi="Calibri"/>
@@ -4724,6 +4699,49 @@
                 <w:sz w:val="19"/>
                 <w:szCs w:val="19"/>
               </w:rPr>
+              <w:t xml:space="preserve">-0.04–16.6</w:t>
+            </w:r>
+            <w:r>
+              <w:rPr>
+                <w:rFonts w:ascii="Calibri" w:cs="Calibri" w:eastAsia="Calibri" w:hAnsi="Calibri"/>
+                <w:sz w:val="18"/>
+                <w:szCs w:val="18"/>
+              </w:rPr>
+              <w:t xml:space="preserve">  mean — 3 comparisons, median 16.6 — lowest QTc increase over 24h (mock drug) (-0.04), highest QTc increase at critical concentration (moxifloxacin) (16.6) (</w:t>
+            </w:r>
+            <w:hyperlink w:history="1" r:id="rId5tkjyshcq8v7fw5jndvnk">
+              <w:r>
+                <w:rPr>
+                  <w:rFonts w:ascii="Calibri" w:cs="Calibri" w:eastAsia="Calibri" w:hAnsi="Calibri"/>
+                  <w:color w:val="1155CC"/>
+                  <w:sz w:val="18"/>
+                  <w:szCs w:val="18"/>
+                  <w:u w:val="single"/>
+                </w:rPr>
+                <w:t xml:space="preserve">Sadko et al. 2024</w:t>
+              </w:r>
+            </w:hyperlink>
+            <w:r>
+              <w:rPr>
+                <w:rFonts w:ascii="Calibri" w:cs="Calibri" w:eastAsia="Calibri" w:hAnsi="Calibri"/>
+                <w:sz w:val="18"/>
+                <w:szCs w:val="18"/>
+              </w:rPr>
+              <w:t xml:space="preserve">)</w:t>
+            </w:r>
+          </w:p>
+          <w:p>
+            <w:pPr>
+              <w:spacing w:after="70"/>
+            </w:pPr>
+            <w:r>
+              <w:rPr>
+                <w:rFonts w:ascii="Calibri" w:cs="Calibri" w:eastAsia="Calibri" w:hAnsi="Calibri"/>
+                <w:b/>
+                <w:bCs/>
+                <w:sz w:val="19"/>
+                <w:szCs w:val="19"/>
+              </w:rPr>
               <w:t xml:space="preserve">54–78%</w:t>
             </w:r>
             <w:r>
@@ -4734,7 +4752,7 @@
               </w:rPr>
               <w:t xml:space="preserve">  sensitivity — 3 comparisons, median 71% — lowest large animal to human (HR only) (54%), highest large animal to human (combined BP and HR) (78%) (</w:t>
             </w:r>
-            <w:hyperlink w:history="1" r:id="rIdkecbldvussqy6eb_7a_-q">
+            <w:hyperlink w:history="1" r:id="rIdffmbpp5odelndutcdqynw">
               <w:r>
                 <w:rPr>
                   <w:rFonts w:ascii="Calibri" w:cs="Calibri" w:eastAsia="Calibri" w:hAnsi="Calibri"/>
@@ -4777,7 +4795,7 @@
               </w:rPr>
               <w:t xml:space="preserve">  specificity — 3 comparisons, median 83% — lowest large animal to human (combined BP and HR) (79%), highest large animal to human (BP only) (83%) (</w:t>
             </w:r>
-            <w:hyperlink w:history="1" r:id="rIdg0f8y-ucpfk8jlpzc7dzd">
+            <w:hyperlink w:history="1" r:id="rIdg40xmxdzt6-9lpzdkoumd">
               <w:r>
                 <w:rPr>
                   <w:rFonts w:ascii="Calibri" w:cs="Calibri" w:eastAsia="Calibri" w:hAnsi="Calibri"/>
@@ -4810,17 +4828,17 @@
                 <w:sz w:val="19"/>
                 <w:szCs w:val="19"/>
               </w:rPr>
-              <w:t xml:space="preserve">-0.04–16.6</w:t>
-            </w:r>
-            <w:r>
-              <w:rPr>
-                <w:rFonts w:ascii="Calibri" w:cs="Calibri" w:eastAsia="Calibri" w:hAnsi="Calibri"/>
-                <w:sz w:val="18"/>
-                <w:szCs w:val="18"/>
-              </w:rPr>
-              <w:t xml:space="preserve">  mean — 3 comparisons, median 16.6 — lowest QTc increase over 24h (mock drug) (-0.04), highest QTc increase at critical concentration (moxifloxacin) (16.6) (</w:t>
-            </w:r>
-            <w:hyperlink w:history="1" r:id="rIdepueuyrhsfs0bqii4b9wp">
+              <w:t xml:space="preserve">1.7–3</w:t>
+            </w:r>
+            <w:r>
+              <w:rPr>
+                <w:rFonts w:ascii="Calibri" w:cs="Calibri" w:eastAsia="Calibri" w:hAnsi="Calibri"/>
+                <w:sz w:val="18"/>
+                <w:szCs w:val="18"/>
+              </w:rPr>
+              <w:t xml:space="preserve">  multiple — 2 comparisons, median 2.35 — lowest Critical concentration multiple for 10ms QTc increase (moxifloxacin) (1.7), highest Critical concentration multiple for 10ms QTc increase (mock drug) (3) (</w:t>
+            </w:r>
+            <w:hyperlink w:history="1" r:id="rIdavbxhpmxmylpxr1xa5n1c">
               <w:r>
                 <w:rPr>
                   <w:rFonts w:ascii="Calibri" w:cs="Calibri" w:eastAsia="Calibri" w:hAnsi="Calibri"/>
@@ -4853,49 +4871,6 @@
                 <w:sz w:val="19"/>
                 <w:szCs w:val="19"/>
               </w:rPr>
-              <w:t xml:space="preserve">1.7–3</w:t>
-            </w:r>
-            <w:r>
-              <w:rPr>
-                <w:rFonts w:ascii="Calibri" w:cs="Calibri" w:eastAsia="Calibri" w:hAnsi="Calibri"/>
-                <w:sz w:val="18"/>
-                <w:szCs w:val="18"/>
-              </w:rPr>
-              <w:t xml:space="preserve">  multiple — 2 comparisons, median 2.35 — lowest Critical concentration multiple for 10ms QTc increase (moxifloxacin) (1.7), highest Critical concentration multiple for 10ms QTc increase (mock drug) (3) (</w:t>
-            </w:r>
-            <w:hyperlink w:history="1" r:id="rIdsjq_zsmaynqeo_mr7gijf">
-              <w:r>
-                <w:rPr>
-                  <w:rFonts w:ascii="Calibri" w:cs="Calibri" w:eastAsia="Calibri" w:hAnsi="Calibri"/>
-                  <w:color w:val="1155CC"/>
-                  <w:sz w:val="18"/>
-                  <w:szCs w:val="18"/>
-                  <w:u w:val="single"/>
-                </w:rPr>
-                <w:t xml:space="preserve">Sadko et al. 2024</w:t>
-              </w:r>
-            </w:hyperlink>
-            <w:r>
-              <w:rPr>
-                <w:rFonts w:ascii="Calibri" w:cs="Calibri" w:eastAsia="Calibri" w:hAnsi="Calibri"/>
-                <w:sz w:val="18"/>
-                <w:szCs w:val="18"/>
-              </w:rPr>
-              <w:t xml:space="preserve">)</w:t>
-            </w:r>
-          </w:p>
-          <w:p>
-            <w:pPr>
-              <w:spacing w:after="70"/>
-            </w:pPr>
-            <w:r>
-              <w:rPr>
-                <w:rFonts w:ascii="Calibri" w:cs="Calibri" w:eastAsia="Calibri" w:hAnsi="Calibri"/>
-                <w:b/>
-                <w:bCs/>
-                <w:sz w:val="19"/>
-                <w:szCs w:val="19"/>
-              </w:rPr>
               <w:t xml:space="preserve">0.81</w:t>
             </w:r>
             <w:r>
@@ -4906,7 +4881,7 @@
               </w:rPr>
               <w:t xml:space="preserve">  concordance rate, n=24 drugs — concordance rate of in vivo dog assay for clinical QT outcome (</w:t>
             </w:r>
-            <w:hyperlink w:history="1" r:id="rId-2r1i0cbzwnm29buiuwxt">
+            <w:hyperlink w:history="1" r:id="rId4j86jeowexkcqnywjrgp7">
               <w:r>
                 <w:rPr>
                   <w:rFonts w:ascii="Calibri" w:cs="Calibri" w:eastAsia="Calibri" w:hAnsi="Calibri"/>
@@ -4951,7 +4926,7 @@
                 <w:sz w:val="17"/>
                 <w:szCs w:val="17"/>
               </w:rPr>
-              <w:t xml:space="preserve">Predictive values are dependent on the prevalence of positives in the dataset. The paper notes that the prevalence in the dataset may be lower than "real world" prevalence.</w:t>
+              <w:t xml:space="preserve">The prevalence of compounds that prolong QTc in clinical studies was estimated at 0.22, which can influence PPV and NPV values.</w:t>
             </w:r>
           </w:p>
         </w:tc>
@@ -5033,7 +5008,7 @@
                 <w:sz w:val="16"/>
                 <w:szCs w:val="16"/>
               </w:rPr>
-              <w:t xml:space="preserve">1 partly supports</w:t>
+              <w:t xml:space="preserve">1 supports</w:t>
             </w:r>
           </w:p>
           <w:p>
@@ -5047,7 +5022,7 @@
                 <w:sz w:val="16"/>
                 <w:szCs w:val="16"/>
               </w:rPr>
-              <w:t xml:space="preserve">1 supports</w:t>
+              <w:t xml:space="preserve">1 partly supports</w:t>
             </w:r>
           </w:p>
         </w:tc>
@@ -5087,7 +5062,7 @@
                 <w:sz w:val="18"/>
                 <w:szCs w:val="18"/>
               </w:rPr>
-              <w:t xml:space="preserve">Evidence shows NHP cardiovascular safety signals generally tracked human outcomes: Bhatt et al. 2019 reported large-animal→human combined BP/HR sensitivity 78% and specificity 79%; Sadko et al. 2024 found moxifloxacin QTc ≈10.9 ms in NHP vs ~10 ms in humans. Caveat: HR-only sensitivity 54%, PPV 52%, and predictive values depend on prevalence.</w:t>
+              <w:t xml:space="preserve">Sadko et al. 2024: NHP QTc matched humans (moxifloxacin 10.9 ms in NHP vs ~10 ms in humans) and AQTc slopes were similar (NHP 0.0043 vs human 0.0031 ms/ng/mL). Bhatt et al. 2019: large-animal→human concordance for combined BP/HR ~78% sensitivity/79% specificity but HR sensitivity was 54% (PPV depends on prevalence).</w:t>
             </w:r>
           </w:p>
           <w:p>
@@ -5118,6 +5093,49 @@
                 <w:sz w:val="19"/>
                 <w:szCs w:val="19"/>
               </w:rPr>
+              <w:t xml:space="preserve">-1.17–10.9</w:t>
+            </w:r>
+            <w:r>
+              <w:rPr>
+                <w:rFonts w:ascii="Calibri" w:cs="Calibri" w:eastAsia="Calibri" w:hAnsi="Calibri"/>
+                <w:sz w:val="18"/>
+                <w:szCs w:val="18"/>
+              </w:rPr>
+              <w:t xml:space="preserve">  mean — 3 comparisons, median 10 — lowest QTc increase over 24h (mock drug) (-1.17), highest QTc increase at critical concentration (moxifloxacin) (10.9) (</w:t>
+            </w:r>
+            <w:hyperlink w:history="1" r:id="rIdjtpbcjhbkcnususqn80aa">
+              <w:r>
+                <w:rPr>
+                  <w:rFonts w:ascii="Calibri" w:cs="Calibri" w:eastAsia="Calibri" w:hAnsi="Calibri"/>
+                  <w:color w:val="1155CC"/>
+                  <w:sz w:val="18"/>
+                  <w:szCs w:val="18"/>
+                  <w:u w:val="single"/>
+                </w:rPr>
+                <w:t xml:space="preserve">Sadko et al. 2024</w:t>
+              </w:r>
+            </w:hyperlink>
+            <w:r>
+              <w:rPr>
+                <w:rFonts w:ascii="Calibri" w:cs="Calibri" w:eastAsia="Calibri" w:hAnsi="Calibri"/>
+                <w:sz w:val="18"/>
+                <w:szCs w:val="18"/>
+              </w:rPr>
+              <w:t xml:space="preserve">)</w:t>
+            </w:r>
+          </w:p>
+          <w:p>
+            <w:pPr>
+              <w:spacing w:after="70"/>
+            </w:pPr>
+            <w:r>
+              <w:rPr>
+                <w:rFonts w:ascii="Calibri" w:cs="Calibri" w:eastAsia="Calibri" w:hAnsi="Calibri"/>
+                <w:b/>
+                <w:bCs/>
+                <w:sz w:val="19"/>
+                <w:szCs w:val="19"/>
+              </w:rPr>
               <w:t xml:space="preserve">54–78%</w:t>
             </w:r>
             <w:r>
@@ -5128,7 +5146,7 @@
               </w:rPr>
               <w:t xml:space="preserve">  sensitivity — 3 comparisons, median 71% — lowest large animal to human (HR only) (54%), highest large animal to human (combined BP and HR) (78%) (</w:t>
             </w:r>
-            <w:hyperlink w:history="1" r:id="rIdcxxt31vvhlik_q0zcrbrw">
+            <w:hyperlink w:history="1" r:id="rIdcgm45fpcpzsvkfreus0bv">
               <w:r>
                 <w:rPr>
                   <w:rFonts w:ascii="Calibri" w:cs="Calibri" w:eastAsia="Calibri" w:hAnsi="Calibri"/>
@@ -5171,7 +5189,7 @@
               </w:rPr>
               <w:t xml:space="preserve">  specificity — 3 comparisons, median 83% — lowest large animal to human (combined BP and HR) (79%), highest large animal to human (BP only) (83%) (</w:t>
             </w:r>
-            <w:hyperlink w:history="1" r:id="rIdj6nczusszxttrvytrnrp9">
+            <w:hyperlink w:history="1" r:id="rIdiu0m54u2lvvprtc2xvea_">
               <w:r>
                 <w:rPr>
                   <w:rFonts w:ascii="Calibri" w:cs="Calibri" w:eastAsia="Calibri" w:hAnsi="Calibri"/>
@@ -5204,17 +5222,17 @@
                 <w:sz w:val="19"/>
                 <w:szCs w:val="19"/>
               </w:rPr>
-              <w:t xml:space="preserve">-1.17–10.9</w:t>
-            </w:r>
-            <w:r>
-              <w:rPr>
-                <w:rFonts w:ascii="Calibri" w:cs="Calibri" w:eastAsia="Calibri" w:hAnsi="Calibri"/>
-                <w:sz w:val="18"/>
-                <w:szCs w:val="18"/>
-              </w:rPr>
-              <w:t xml:space="preserve">  mean — 3 comparisons, median 10 — lowest QTc increase over 24h (mock drug) (-1.17), highest QTc increase at critical concentration (moxifloxacin) (10.9) (</w:t>
-            </w:r>
-            <w:hyperlink w:history="1" r:id="rIdn90asl_6n22ew6h2iv0nh">
+              <w:t xml:space="preserve">1.5–3</w:t>
+            </w:r>
+            <w:r>
+              <w:rPr>
+                <w:rFonts w:ascii="Calibri" w:cs="Calibri" w:eastAsia="Calibri" w:hAnsi="Calibri"/>
+                <w:sz w:val="18"/>
+                <w:szCs w:val="18"/>
+              </w:rPr>
+              <w:t xml:space="preserve">  multiple — 2 comparisons, median 2.25 — lowest Critical concentration multiple for 10ms QTc increase (moxifloxacin) (1.5), highest Critical concentration multiple for 10ms QTc increase (mock drug) (3) (</w:t>
+            </w:r>
+            <w:hyperlink w:history="1" r:id="rIdomhjvm9iwkz_ls1wix0cd">
               <w:r>
                 <w:rPr>
                   <w:rFonts w:ascii="Calibri" w:cs="Calibri" w:eastAsia="Calibri" w:hAnsi="Calibri"/>
@@ -5247,17 +5265,17 @@
                 <w:sz w:val="19"/>
                 <w:szCs w:val="19"/>
               </w:rPr>
-              <w:t xml:space="preserve">1.5–3</w:t>
-            </w:r>
-            <w:r>
-              <w:rPr>
-                <w:rFonts w:ascii="Calibri" w:cs="Calibri" w:eastAsia="Calibri" w:hAnsi="Calibri"/>
-                <w:sz w:val="18"/>
-                <w:szCs w:val="18"/>
-              </w:rPr>
-              <w:t xml:space="preserve">  multiple — 2 comparisons, median 2.25 — lowest Critical concentration multiple for 10ms QTc increase (moxifloxacin) (1.5), highest Critical concentration multiple for 10ms QTc increase (mock drug) (3) (</w:t>
-            </w:r>
-            <w:hyperlink w:history="1" r:id="rIdvztzk0nzzqlednca4ar9r">
+              <w:t xml:space="preserve">0</w:t>
+            </w:r>
+            <w:r>
+              <w:rPr>
+                <w:rFonts w:ascii="Calibri" w:cs="Calibri" w:eastAsia="Calibri" w:hAnsi="Calibri"/>
+                <w:sz w:val="18"/>
+                <w:szCs w:val="18"/>
+              </w:rPr>
+              <w:t xml:space="preserve">  change, n=48 n=48 — QTc increase at critical concentration (mock drug) (</w:t>
+            </w:r>
+            <w:hyperlink w:history="1" r:id="rIdp2vgt1vzulnzrxs7ipacm">
               <w:r>
                 <w:rPr>
                   <w:rFonts w:ascii="Calibri" w:cs="Calibri" w:eastAsia="Calibri" w:hAnsi="Calibri"/>
@@ -5290,17 +5308,17 @@
                 <w:sz w:val="19"/>
                 <w:szCs w:val="19"/>
               </w:rPr>
-              <w:t xml:space="preserve">52%</w:t>
-            </w:r>
-            <w:r>
-              <w:rPr>
-                <w:rFonts w:ascii="Calibri" w:cs="Calibri" w:eastAsia="Calibri" w:hAnsi="Calibri"/>
-                <w:sz w:val="18"/>
-                <w:szCs w:val="18"/>
-              </w:rPr>
-              <w:t xml:space="preserve">  positive predictive value — large animal to human (combined BP and HR) (</w:t>
-            </w:r>
-            <w:hyperlink w:history="1" r:id="rIdzqh_mnnpfbs4voolawdon">
+              <w:t xml:space="preserve">0.0043</w:t>
+            </w:r>
+            <w:r>
+              <w:rPr>
+                <w:rFonts w:ascii="Calibri" w:cs="Calibri" w:eastAsia="Calibri" w:hAnsi="Calibri"/>
+                <w:sz w:val="18"/>
+                <w:szCs w:val="18"/>
+              </w:rPr>
+              <w:t xml:space="preserve">  slope — Average AQTc slope (moxifloxacin) (</w:t>
+            </w:r>
+            <w:hyperlink w:history="1" r:id="rIdycwtiszm93ah_nvr3wnep">
               <w:r>
                 <w:rPr>
                   <w:rFonts w:ascii="Calibri" w:cs="Calibri" w:eastAsia="Calibri" w:hAnsi="Calibri"/>
@@ -5309,50 +5327,7 @@
                   <w:szCs w:val="18"/>
                   <w:u w:val="single"/>
                 </w:rPr>
-                <w:t xml:space="preserve">Bhatt et al. 2019</w:t>
-              </w:r>
-            </w:hyperlink>
-            <w:r>
-              <w:rPr>
-                <w:rFonts w:ascii="Calibri" w:cs="Calibri" w:eastAsia="Calibri" w:hAnsi="Calibri"/>
-                <w:sz w:val="18"/>
-                <w:szCs w:val="18"/>
-              </w:rPr>
-              <w:t xml:space="preserve">)</w:t>
-            </w:r>
-          </w:p>
-          <w:p>
-            <w:pPr>
-              <w:spacing w:after="70"/>
-            </w:pPr>
-            <w:r>
-              <w:rPr>
-                <w:rFonts w:ascii="Calibri" w:cs="Calibri" w:eastAsia="Calibri" w:hAnsi="Calibri"/>
-                <w:b/>
-                <w:bCs/>
-                <w:sz w:val="19"/>
-                <w:szCs w:val="19"/>
-              </w:rPr>
-              <w:t xml:space="preserve">92%</w:t>
-            </w:r>
-            <w:r>
-              <w:rPr>
-                <w:rFonts w:ascii="Calibri" w:cs="Calibri" w:eastAsia="Calibri" w:hAnsi="Calibri"/>
-                <w:sz w:val="18"/>
-                <w:szCs w:val="18"/>
-              </w:rPr>
-              <w:t xml:space="preserve">  negative predictive value — large animal to human (combined BP and HR) (</w:t>
-            </w:r>
-            <w:hyperlink w:history="1" r:id="rIdzmgozyrusxfopzlvj-h8g">
-              <w:r>
-                <w:rPr>
-                  <w:rFonts w:ascii="Calibri" w:cs="Calibri" w:eastAsia="Calibri" w:hAnsi="Calibri"/>
-                  <w:color w:val="1155CC"/>
-                  <w:sz w:val="18"/>
-                  <w:szCs w:val="18"/>
-                  <w:u w:val="single"/>
-                </w:rPr>
-                <w:t xml:space="preserve">Bhatt et al. 2019</w:t>
+                <w:t xml:space="preserve">Sadko et al. 2024</w:t>
               </w:r>
             </w:hyperlink>
             <w:r>
@@ -5513,7 +5488,7 @@
                 <w:sz w:val="18"/>
                 <w:szCs w:val="18"/>
               </w:rPr>
-              <w:t xml:space="preserve">Bhatt et al. 2019 found rat signals tracked large-animal combined BP+HR reasonably (sensitivity 84%, specificity 71%, PPV 90%, NPV 60%) but were weaker for individual endpoints (BP specificity 59%, HR sensitivity 64%) and 23–26% showed opposite-direction changes. Authors note predictive values depend on dataset prevalence, which may be lower than real-world.</w:t>
+              <w:t xml:space="preserve">Bhatt et al. 2019: Rat results matched large-animal combined BP+HR changes reasonably (sensitivity 84%, specificity 71%; PPV 90%, NPV 60%) but were weaker for single endpoints (BP specificity 59%, HR sensitivity 64%). Direction of change mismatched in ~23–26% and PPV/NPV depend on dataset prevalence.</w:t>
             </w:r>
           </w:p>
           <w:p>
@@ -5538,7 +5513,7 @@
                 <w:sz w:val="17"/>
                 <w:szCs w:val="17"/>
               </w:rPr>
-              <w:t xml:space="preserve">Performance differs between combined BP+HR analyses (higher concordance) and individual BP or HR analyses; some measures also had opposite-direction changes.</w:t>
+              <w:t xml:space="preserve">Concordance differs by analysis: combined BP+HR agreement is higher than BP-only or HR-only, and directionality varies by endpoint.</w:t>
             </w:r>
           </w:p>
           <w:p>
@@ -5579,7 +5554,7 @@
               </w:rPr>
               <w:t xml:space="preserve">  sensitivity — 3 comparisons, median 82% — lowest rat to large animal (HR only) (64%), highest rat to large animal (combined BP and HR) (84%) (</w:t>
             </w:r>
-            <w:hyperlink w:history="1" r:id="rIdyki4uv_jqum-vxcxu59zo">
+            <w:hyperlink w:history="1" r:id="rIdsmiqlah3rph-qlfieeoew">
               <w:r>
                 <w:rPr>
                   <w:rFonts w:ascii="Calibri" w:cs="Calibri" w:eastAsia="Calibri" w:hAnsi="Calibri"/>
@@ -5622,7 +5597,7 @@
               </w:rPr>
               <w:t xml:space="preserve">  specificity — 3 comparisons, median 67% — lowest rat to large animal (BP only) (59%), highest rat to large animal (combined BP and HR) (71%) (</w:t>
             </w:r>
-            <w:hyperlink w:history="1" r:id="rIdzbx_iqjqg89zkgehbdgtl">
+            <w:hyperlink w:history="1" r:id="rIdzxsiav1gezhkd4hhthpey">
               <w:r>
                 <w:rPr>
                   <w:rFonts w:ascii="Calibri" w:cs="Calibri" w:eastAsia="Calibri" w:hAnsi="Calibri"/>
@@ -5665,7 +5640,7 @@
               </w:rPr>
               <w:t xml:space="preserve">  opposite direction of change — 2 comparisons, median 24.5% — lowest rat to large animal (directionality of HR change) (23%), highest rat to large animal (directionality of BP change) (26%) (</w:t>
             </w:r>
-            <w:hyperlink w:history="1" r:id="rId82gz7qj7tpgz-vzqnwj59">
+            <w:hyperlink w:history="1" r:id="rIdljhx_mi1ma-9v66ekjfsf">
               <w:r>
                 <w:rPr>
                   <w:rFonts w:ascii="Calibri" w:cs="Calibri" w:eastAsia="Calibri" w:hAnsi="Calibri"/>
@@ -5708,7 +5683,7 @@
               </w:rPr>
               <w:t xml:space="preserve">  positive predictive value — rat to large animal (combined BP and HR) (</w:t>
             </w:r>
-            <w:hyperlink w:history="1" r:id="rId31pdb8nmlsss8_bcz6f2p">
+            <w:hyperlink w:history="1" r:id="rIdm6zqpvr6djbfhh_nzowr4">
               <w:r>
                 <w:rPr>
                   <w:rFonts w:ascii="Calibri" w:cs="Calibri" w:eastAsia="Calibri" w:hAnsi="Calibri"/>
@@ -5751,7 +5726,7 @@
               </w:rPr>
               <w:t xml:space="preserve">  negative predictive value — rat to large animal (combined BP and HR) (</w:t>
             </w:r>
-            <w:hyperlink w:history="1" r:id="rIdy8hhir-0gzgmuwgxc25kd">
+            <w:hyperlink w:history="1" r:id="rIdnbxrwsnxrzny8ptqtmnoy">
               <w:r>
                 <w:rPr>
                   <w:rFonts w:ascii="Calibri" w:cs="Calibri" w:eastAsia="Calibri" w:hAnsi="Calibri"/>
@@ -5946,7 +5921,7 @@
                 <w:sz w:val="18"/>
                 <w:szCs w:val="18"/>
               </w:rPr>
-              <w:t xml:space="preserve">Evidence is mixed: some studies report very low transcript concordance (Seok et al. R^2 ≤ 0.09; Kodamullil et al. mice mimicked 12% of human‑deregulated genes), while others find moderate/strong agreement (Takao et al. Spearman 0.43–0.68 with 77–93% directional concordance; Holland et al. recall 0.40). Concordance depends on disease/model, analysis thresholds and exposure duration.</w:t>
+              <w:t xml:space="preserve">Evidence is mixed: some studies find substantial transcriptomic agreement (Takao et al. 2015 Spearman 0.43–0.68 with 77–93% genes directionally concordant; Godec et al. 2016 Spearman 0.857 for leading-edge genes), while others find near-random overlap (Seok et al. 2013 R^2 ≤0.09; Kodamullil et al. 2017: 12% of human-deregulated genes mimicked). Concordance depends on disease, model, pathway/threshold choices and exposure duration.</w:t>
             </w:r>
           </w:p>
           <w:p>
@@ -5971,7 +5946,7 @@
                 <w:sz w:val="17"/>
                 <w:szCs w:val="17"/>
               </w:rPr>
-              <w:t xml:space="preserve">Estimates vary by disease/model, data-processing thresholds (fold‑change/P-value), and experiment duration/exposure.</w:t>
+              <w:t xml:space="preserve">Results vary by disease/model, choice of gene/pathway subsets and statistical thresholds (e.g. exposure duration, fold‑change cutoffs).</w:t>
             </w:r>
           </w:p>
           <w:p>
@@ -6012,7 +5987,7 @@
               </w:rPr>
               <w:t xml:space="preserve">  p value — 31 comparisons, median 1.7e-18 — lowest Overlap P value for 'innate immune response' genes up-regulated in human trauma (4.1e-90), highest Overlap P value for 'translocation of ZAP-70 to immunological synapse' genes down-regulated in human trauma (0.0003) (</w:t>
             </w:r>
-            <w:hyperlink w:history="1" r:id="rIdtku4y-icrui_832-euo24">
+            <w:hyperlink w:history="1" r:id="rIdko_opkpr0cmqyyzzv3qao">
               <w:r>
                 <w:rPr>
                   <w:rFonts w:ascii="Calibri" w:cs="Calibri" w:eastAsia="Calibri" w:hAnsi="Calibri"/>
@@ -6055,7 +6030,7 @@
               </w:rPr>
               <w:t xml:space="preserve">  percentage — 26 comparisons, median 61% — lowest percentage of genes changed in the same direction between human conditions and mouse orthologs in mouse models (47%), highest percentage of genes changed in the same direction between human trauma and human burn (Fig. 4) (97%) (</w:t>
             </w:r>
-            <w:hyperlink w:history="1" r:id="rId_yfbq_td4nmemsvo3dben">
+            <w:hyperlink w:history="1" r:id="rIdnameviumnrecdpf0yplwk">
               <w:r>
                 <w:rPr>
                   <w:rFonts w:ascii="Calibri" w:cs="Calibri" w:eastAsia="Calibri" w:hAnsi="Calibri"/>
@@ -6075,7 +6050,7 @@
               </w:rPr>
               <w:t xml:space="preserve"> · </w:t>
             </w:r>
-            <w:hyperlink w:history="1" r:id="rIdd6yob-t6mw2p1u8wy9dwh">
+            <w:hyperlink w:history="1" r:id="rId7twp4gywaiod4_vd2prwd">
               <w:r>
                 <w:rPr>
                   <w:rFonts w:ascii="Calibri" w:cs="Calibri" w:eastAsia="Calibri" w:hAnsi="Calibri"/>
@@ -6095,7 +6070,7 @@
               </w:rPr>
               <w:t xml:space="preserve"> · </w:t>
             </w:r>
-            <w:hyperlink w:history="1" r:id="rIdu2rwsb4pdf94eptuk1mrh">
+            <w:hyperlink w:history="1" r:id="rId52kfmskgjscjiwa_aq7uo">
               <w:r>
                 <w:rPr>
                   <w:rFonts w:ascii="Calibri" w:cs="Calibri" w:eastAsia="Calibri" w:hAnsi="Calibri"/>
@@ -6138,7 +6113,7 @@
               </w:rPr>
               <w:t xml:space="preserve">  pearson correlation (r^2) — 23 comparisons, median 0.09 — lowest correlation of gene response between human burn and mouse ARDS (-0.01), highest correlation of gene expression changes between human trauma and human burns (0.91) (</w:t>
             </w:r>
-            <w:hyperlink w:history="1" r:id="rId61eukawejvycsxygg-1mg">
+            <w:hyperlink w:history="1" r:id="rIdog4i_mn0wxxknzwhskkvy">
               <w:r>
                 <w:rPr>
                   <w:rFonts w:ascii="Calibri" w:cs="Calibri" w:eastAsia="Calibri" w:hAnsi="Calibri"/>
@@ -6181,7 +6156,7 @@
               </w:rPr>
               <w:t xml:space="preserve">  fdr — 9 comparisons, median 0.014 — lowest concordance of mouse transcriptome at 52 weeks with human cirrhosis of poor prognosis (0.001), highest concordance of pathway activation at transcriptomic level between humans and mice with similar histological phenotypes (late time points) (0.08) (</w:t>
             </w:r>
-            <w:hyperlink w:history="1" r:id="rIdo8iloelw-sf-s2ftiqrhl">
+            <w:hyperlink w:history="1" r:id="rIdelbcosny30zeluljp0uuk">
               <w:r>
                 <w:rPr>
                   <w:rFonts w:ascii="Calibri" w:cs="Calibri" w:eastAsia="Calibri" w:hAnsi="Calibri"/>
@@ -6224,7 +6199,7 @@
               </w:rPr>
               <w:t xml:space="preserve">  recall — 9 comparisons, median 0.33 — lowest Recall of WTD mouse model for human NAFLD (0.02), highest Recall of genes significantly altered in human liver diseases (NASH) by 12-month CCl4 mouse model (0.4) (</w:t>
             </w:r>
-            <w:hyperlink w:history="1" r:id="rIdeiwu0dpwaayjlcqqj2wws">
+            <w:hyperlink w:history="1" r:id="rIdbabzhp4hfp_4j3zgzq9u6">
               <w:r>
                 <w:rPr>
                   <w:rFonts w:ascii="Calibri" w:cs="Calibri" w:eastAsia="Calibri" w:hAnsi="Calibri"/>
@@ -6267,7 +6242,7 @@
               </w:rPr>
               <w:t xml:space="preserve">  mahalanobis distance — 7 comparisons, median 10.5 — lowest Mahalanobis distance to human for tenogenic markers (SCX, TNC, TNMD) (5.45), highest Mahalanobis distance to human for all genes combined under healthy conditions (20.01) (</w:t>
             </w:r>
-            <w:hyperlink w:history="1" r:id="rIdq_bxasha_8hf2uwqffwlk">
+            <w:hyperlink w:history="1" r:id="rIdchwaz0hfbsvb_jwoejmic">
               <w:r>
                 <w:rPr>
                   <w:rFonts w:ascii="Calibri" w:cs="Calibri" w:eastAsia="Calibri" w:hAnsi="Calibri"/>
@@ -6312,7 +6287,7 @@
                 <w:sz w:val="17"/>
                 <w:szCs w:val="17"/>
               </w:rPr>
-              <w:t xml:space="preserve">The 'percentage of genes changed in the same direction' metric has a base rate of 50% for random chance, which is explicitly mentioned in the paper. Many of the reported percentages for mouse models are close to this random chance level.</w:t>
+              <w:t xml:space="preserve">The MHPS scores are normalized between 0 and 1, where 1 indicates the highest proximity to human MASLD. The 'improved and statistically significant agreement' for DEGs and DRPs is a qualitative statement without a specific numerical value provided beyond the overall 50% alignment rate for the whole transcriptome.</w:t>
             </w:r>
           </w:p>
         </w:tc>
@@ -6451,7 +6426,7 @@
                 <w:sz w:val="18"/>
                 <w:szCs w:val="18"/>
               </w:rPr>
-              <w:t xml:space="preserve">Rats partially recapitulate human disease biology: 26/30 blood biochemical changes after exercise matched humans and only 1/19 biomarkers showed a species×exercise interaction (Goutianos et al. 2015; Veskoukis et al. 2016). However concordance is system-dependent—coagulation peaks were lower in rats (thrombin 270 nM vs 484 nM; plasmin 186 vs 457 nM, Tarandovskiy et al. 2020) and whole-transcriptome alignment was ≈50% though some diet models scored MHPS=0.941 (Vacca et al. 2024).</w:t>
+              <w:t xml:space="preserve">Evidence is mixed: rats often mirror human disease biology — 26/30 biochemical parameters concordant (7.9% vs 7.3% magnitude; Goutianos et al. 2015) and 50% whole-transcriptome DEG alignment in MASLD (Vacca et al. 2024). But key mismatches occur: 10/19 biomarkers differ with vitamin C (Veskoukis et al. 2016) and lower coagulation peaks in rats (thrombin 270 vs 484 nM; Tarandovskiy et al. 2020).</w:t>
             </w:r>
           </w:p>
           <w:p>
@@ -6476,7 +6451,7 @@
                 <w:sz w:val="17"/>
                 <w:szCs w:val="17"/>
               </w:rPr>
-              <w:t xml:space="preserve">Concordance varies by biological system and analysis type (whole transcriptome vs significant DEGs) and by specific disease model/diet (e.g., Western-diet vs choline-deficient).</w:t>
+              <w:t xml:space="preserve">Concordance varies by endpoint: good for exercise biomarkers and behavioral measures, but poorer for pharmacologic/vitamin responses, coagulation parameters and some tissue-specific gene-expression profiles.</w:t>
             </w:r>
           </w:p>
           <w:p>
@@ -6517,7 +6492,7 @@
               </w:rPr>
               <w:t xml:space="preserve">  mean — 8 comparisons, median 130.755 — lowest Plasmin Production Rate (Mean, nM/min) (6.45), highest Thrombin Concentration Peak (Mean, nM) (270.28) (</w:t>
             </w:r>
-            <w:hyperlink w:history="1" r:id="rIdkplgdi-k9gugaqqe2nhp1">
+            <w:hyperlink w:history="1" r:id="rId-g1olfxe_dtxttmbicb3v">
               <w:r>
                 <w:rPr>
                   <w:rFonts w:ascii="Calibri" w:cs="Calibri" w:eastAsia="Calibri" w:hAnsi="Calibri"/>
@@ -6560,7 +6535,7 @@
               </w:rPr>
               <w:t xml:space="preserve">  mahalanobis distance — 7 comparisons, median 14.25 — lowest Mahalanobis distance to human for MMPs (MMP1, MMP3, MMP13) (11.27), highest Mahalanobis distance to human for all genes combined under healthy conditions (27.44) (</w:t>
             </w:r>
-            <w:hyperlink w:history="1" r:id="rIdcwrnpmnyn3nqbm9hp_hzg">
+            <w:hyperlink w:history="1" r:id="rIdulto1j5my0ztfegz5wwub">
               <w:r>
                 <w:rPr>
                   <w:rFonts w:ascii="Calibri" w:cs="Calibri" w:eastAsia="Calibri" w:hAnsi="Calibri"/>
@@ -6603,7 +6578,7 @@
               </w:rPr>
               <w:t xml:space="preserve">  slope — 6 comparisons, median 0.0018427 — lowest Migration slope (difference to human) under transient inflammation (-0.0063), highest Proliferation capacity (slope difference to human) under healthy conditions (0.0933) (</w:t>
             </w:r>
-            <w:hyperlink w:history="1" r:id="rIdylyxhdenvtgyidtnytwz1">
+            <w:hyperlink w:history="1" r:id="rIdbpegtfuw-l_eo5edte6uh">
               <w:r>
                 <w:rPr>
                   <w:rFonts w:ascii="Calibri" w:cs="Calibri" w:eastAsia="Calibri" w:hAnsi="Calibri"/>
@@ -6646,7 +6621,7 @@
               </w:rPr>
               <w:t xml:space="preserve">  pearson r — 6 comparisons, median 0.545 — lowest correlation between target lose-shift probability and reversals (-0.73), highest correlation between target win-stay probability and reversals (0.79) (</w:t>
             </w:r>
-            <w:hyperlink w:history="1" r:id="rIdsndi8tbdqfvvf5ag6bvl7">
+            <w:hyperlink w:history="1" r:id="rIdopic0nklkv70kyu79hcs2">
               <w:r>
                 <w:rPr>
                   <w:rFonts w:ascii="Calibri" w:cs="Calibri" w:eastAsia="Calibri" w:hAnsi="Calibri"/>
@@ -6689,7 +6664,7 @@
               </w:rPr>
               <w:t xml:space="preserve">  mean — 4 comparisons, median 0.4395 — lowest Q-values for non-target stimuli (0.275), highest Q-values for target stimuli (0.71) (</w:t>
             </w:r>
-            <w:hyperlink w:history="1" r:id="rIdst6pitg948man0n6473r8">
+            <w:hyperlink w:history="1" r:id="rIdkotyhvuw8z5eqrcbepxzu">
               <w:r>
                 <w:rPr>
                   <w:rFonts w:ascii="Calibri" w:cs="Calibri" w:eastAsia="Calibri" w:hAnsi="Calibri"/>
@@ -6732,7 +6707,7 @@
               </w:rPr>
               <w:t xml:space="preserve">  count — 3 comparisons, median 15 — lowest significant species x exercise interactions in blood biochemical parameters (2), highest parameters with similar alteration pattern post exercise (26) (</w:t>
             </w:r>
-            <w:hyperlink w:history="1" r:id="rIdft-v6zhzd3mmzrteagxmd">
+            <w:hyperlink w:history="1" r:id="rIdozzl2dg-5gh7cdyl8a_qw">
               <w:r>
                 <w:rPr>
                   <w:rFonts w:ascii="Calibri" w:cs="Calibri" w:eastAsia="Calibri" w:hAnsi="Calibri"/>
@@ -6886,7 +6861,7 @@
                 <w:sz w:val="16"/>
                 <w:szCs w:val="16"/>
               </w:rPr>
-              <w:t xml:space="preserve">TOO LITTLE EVIDENCE</w:t>
+              <w:t xml:space="preserve">MIXED</w:t>
             </w:r>
           </w:p>
           <w:p>
@@ -6899,7 +6874,7 @@
                 <w:sz w:val="18"/>
                 <w:szCs w:val="18"/>
               </w:rPr>
-              <w:t xml:space="preserve">Evidence shows modest cross-species transcriptomic concordance for C. elegans with Drosophila: genome-wide c-scores &gt;0.1 for most within-stage comparisons, though one pair (ce.lar–dm.lar) was 0.087. The study reports no direct C. elegans–human disease concordance.</w:t>
+              <w:t xml:space="preserve">Zong et al. 2023: C. elegans shows modest cross-species genome-wide concordance for disease biology — most within-stage c-scores exceed 0.1 (the study's 'solid' cutoff), but some pairs are lower (ce.lar–dm.lar = 0.087). Because c-scores are low in absolute terms (~0.1), tracking human inflammatory-disease signals is mixed and limited.</w:t>
             </w:r>
           </w:p>
           <w:p>
@@ -6924,7 +6899,7 @@
                 <w:sz w:val="17"/>
                 <w:szCs w:val="17"/>
               </w:rPr>
-              <w:t xml:space="preserve">Variation comes from different developmental stage pairs (some within-stage pairs exceeded 0.1 while ce.lar–dm.lar was 0.087).</w:t>
+              <w:t xml:space="preserve">Concordance varies by developmental stage pair; some stage-specific comparisons (e.g., ce.lar–dm.lar) fell below the 0.1 threshold.</w:t>
             </w:r>
           </w:p>
           <w:p>
@@ -6965,7 +6940,7 @@
               </w:rPr>
               <w:t xml:space="preserve">  c-score — 2 comparisons, median 0.0935 — lowest c-score for ce.lar-dm.lar (0.087), highest genome-wide c-scores between Drosophila and C. elegans stages (0.1) (</w:t>
             </w:r>
-            <w:hyperlink w:history="1" r:id="rIdpg3jyt3vrb911nknjtnt8">
+            <w:hyperlink w:history="1" r:id="rId1aar-lmqdek2zpdvrgara">
               <w:r>
                 <w:rPr>
                   <w:rFonts w:ascii="Calibri" w:cs="Calibri" w:eastAsia="Calibri" w:hAnsi="Calibri"/>
@@ -7095,7 +7070,7 @@
                 <w:sz w:val="16"/>
                 <w:szCs w:val="16"/>
               </w:rPr>
-              <w:t xml:space="preserve">TOO LITTLE EVIDENCE</w:t>
+              <w:t xml:space="preserve">MIXED</w:t>
             </w:r>
           </w:p>
           <w:p>
@@ -7108,7 +7083,7 @@
                 <w:sz w:val="18"/>
                 <w:szCs w:val="18"/>
               </w:rPr>
-              <w:t xml:space="preserve">Zong et al. 2023 found modest within-stage transcriptome similarity between D. melanogaster and C. elegans (most genome-wide c-scores &gt;0.1; ce.lar–dm.lar c-score = 0.087). The study reports no direct D. melanogaster–human disease comparisons, so evidence is insufficient to judge tracking of human disease.</w:t>
+              <w:t xml:space="preserve">Zong et al. 2023 found modest cross‑species transcriptional concordance: most D. melanogaster–C. elegans within‑stage genome‑wide c‑scores exceeded 0.1. One larva–larva pairing had c‑score 0.087, slightly below the 0.1 threshold.</w:t>
             </w:r>
           </w:p>
           <w:p>
@@ -7149,7 +7124,7 @@
               </w:rPr>
               <w:t xml:space="preserve">  c-score — 2 comparisons, median 0.0935 — lowest c-score for ce.lar-dm.lar (0.087), highest genome-wide c-scores between Drosophila and C. elegans stages (0.1) (</w:t>
             </w:r>
-            <w:hyperlink w:history="1" r:id="rIdahycjmejfad9gr4mbfxmx">
+            <w:hyperlink w:history="1" r:id="rIdwe54_ixu3iqs2ufq54ysw">
               <w:r>
                 <w:rPr>
                   <w:rFonts w:ascii="Calibri" w:cs="Calibri" w:eastAsia="Calibri" w:hAnsi="Calibri"/>
@@ -7289,7 +7264,7 @@
                 <w:sz w:val="18"/>
                 <w:szCs w:val="18"/>
               </w:rPr>
-              <w:t xml:space="preserve">Oreff et al. 2021: Horse tenocyte transcriptomes resembled human under transient inflammation (Mahalanobis 9.59 vs 23.05 in healthy), and proliferation difference was small/non-significant under transient inflammation (slope 0.0233, p=0.49). Migration differed from human in healthy (slope 0.0133, p=0.0038) and constant inflammation (−0.014, p=0.0302).</w:t>
+              <w:t xml:space="preserve">Oreff et al. 2021: horse tenocytes resembled human migration/wound-closure and gene expression under transient inflammation (Mahalanobis 9.59; tenogenic markers Mahalanobis 6.88; MMPs Mahalanobis 4.65) but differed in baseline proliferation (slope difference 0.30) and inflammatory mediators (Mahalanobis 17.77). Results come from small in vitro replicates (n=3 per species) and similarity depended on inflammatory state.</w:t>
             </w:r>
           </w:p>
           <w:p>
@@ -7314,7 +7289,7 @@
                 <w:sz w:val="17"/>
                 <w:szCs w:val="17"/>
               </w:rPr>
-              <w:t xml:space="preserve">Similarity and functional measures change with inflammatory state (healthy vs transient vs constant), producing the varied distances and slope differences.</w:t>
+              <w:t xml:space="preserve">Similarity changed with inflammation state: Mahalanobis 23.05 (healthy), 9.59 (transient), 12.97 (constant).</w:t>
             </w:r>
           </w:p>
           <w:p>
@@ -7355,7 +7330,7 @@
               </w:rPr>
               <w:t xml:space="preserve">  mahalanobis distance — 7 comparisons, median 9.59 — lowest Mahalanobis distance to human for MMPs (MMP1, MMP3, MMP13) (4.65), highest Mahalanobis distance to human for all genes combined under healthy conditions (23.05) (</w:t>
             </w:r>
-            <w:hyperlink w:history="1" r:id="rIdmqlyqagadldimmvdegqrk">
+            <w:hyperlink w:history="1" r:id="rIdk3g007zhfn9h5-7xzfmxe">
               <w:r>
                 <w:rPr>
                   <w:rFonts w:ascii="Calibri" w:cs="Calibri" w:eastAsia="Calibri" w:hAnsi="Calibri"/>
@@ -7398,7 +7373,7 @@
               </w:rPr>
               <w:t xml:space="preserve">  slope — 6 comparisons, median 0.00047815 — lowest Proliferation capacity (slope difference to human) under constant inflammation (-0.064), highest Proliferation capacity (slope difference to human) under healthy conditions (0.3) (</w:t>
             </w:r>
-            <w:hyperlink w:history="1" r:id="rIdocomi6lnctw7e-0kv9x8l">
+            <w:hyperlink w:history="1" r:id="rIdrvxsxufawu9trjnf8uvc1">
               <w:r>
                 <w:rPr>
                   <w:rFonts w:ascii="Calibri" w:cs="Calibri" w:eastAsia="Calibri" w:hAnsi="Calibri"/>
@@ -7524,11 +7499,11 @@
                 <w:rFonts w:ascii="Calibri" w:cs="Calibri" w:eastAsia="Calibri" w:hAnsi="Calibri"/>
                 <w:b/>
                 <w:bCs/>
-                <w:color w:val="15603A"/>
+                <w:color w:val="7A5B00"/>
                 <w:sz w:val="16"/>
                 <w:szCs w:val="16"/>
               </w:rPr>
-              <w:t xml:space="preserve">EVIDENCE FAVOURS THE MODEL</w:t>
+              <w:t xml:space="preserve">MIXED</w:t>
             </w:r>
           </w:p>
           <w:p>
@@ -7541,7 +7516,7 @@
                 <w:sz w:val="18"/>
                 <w:szCs w:val="18"/>
               </w:rPr>
-              <w:t xml:space="preserve">Tarandovskiy et al. 2020: baboon and rhesus thrombin measures approximated human values (thrombin peak 433.8 and 399.0 nM vs human 484.3; production rates 124.2 and 111.2 nM/min vs human 111.5). Plasmin peaks were higher (546–566 vs 457 nM) and plasmin production rate was markedly higher in baboon (90.8 vs 34.8 nM/min).</w:t>
+              <w:t xml:space="preserve">Tarandovskiy et al. 2020: baboon and rhesus thrombin peaks were near human (baboon 433.8 vs 484.3 nM; rhesus 399.0 nM) and thrombin production rates matched human (124.2, 111.2 vs 111.5 nM/min), but plasmin measures were higher. Small samples (n=10–12) and plasmin peaks/production rates exceeded human values (~1.2–2.6×).</w:t>
             </w:r>
           </w:p>
           <w:p>
@@ -7566,7 +7541,7 @@
                 <w:sz w:val="17"/>
                 <w:szCs w:val="17"/>
               </w:rPr>
-              <w:t xml:space="preserve">Different metrics diverge: thrombin measures are close to human while plasmin production rates are substantially higher (especially in baboon).</w:t>
+              <w:t xml:space="preserve">Range reflects assay-specific differences: thrombin parameters approximate human values while plasmin parameters are consistently higher, and values differ between baboon and rhesus.</w:t>
             </w:r>
           </w:p>
           <w:p>
@@ -7607,7 +7582,7 @@
               </w:rPr>
               <w:t xml:space="preserve">  mean — 16 comparisons, median 261.585 — lowest Plasmin Production Rate (Mean, nM/min) (49.78), highest Plasmin Concentration Peak (Mean, nM) (565.84) (</w:t>
             </w:r>
-            <w:hyperlink w:history="1" r:id="rIdyqrmx-kpxfcp1hpxmv2z3">
+            <w:hyperlink w:history="1" r:id="rIdiujllf31nsxzpn2bqi781">
               <w:r>
                 <w:rPr>
                   <w:rFonts w:ascii="Calibri" w:cs="Calibri" w:eastAsia="Calibri" w:hAnsi="Calibri"/>
@@ -7747,7 +7722,7 @@
                 <w:sz w:val="18"/>
                 <w:szCs w:val="18"/>
               </w:rPr>
-              <w:t xml:space="preserve">Tarandovskiy et al. 2020: swine thrombin generation partly tracked human values (peak 242.35 nM vs 484.25; rate 93.6 vs 111.51 nM/min) but swine had no detectable plasmin while humans showed plasmin peak 457.2 nM and rate 34.8 nM/min. Thus swine reflect thrombin but not plasmin/fibrinolysis.</w:t>
+              <w:t xml:space="preserve">Tarandovskiy et al. 2020: swine thrombin generation partly tracked humans—thrombin peak 242.35 nM vs 484.25 nM and production rate 93.60 vs 111.51 nM/min—but swine had no detectable plasmin. Authors note baboon and rhesus matched humans better and swine resembled rat (swine n=20).</w:t>
             </w:r>
           </w:p>
           <w:p>
@@ -7788,7 +7763,7 @@
               </w:rPr>
               <w:t xml:space="preserve">  mean — 12 comparisons, median 45.92 — lowest Plasmin Production Rate (Mean, nM/min) (1.48), highest Thrombin Concentration Peak (Mean, nM) (242.35) (</w:t>
             </w:r>
-            <w:hyperlink w:history="1" r:id="rIdoaqhwrthqxg-vy6h1pa3x">
+            <w:hyperlink w:history="1" r:id="rIdtk1wmlwzrufucr-c3l7ay">
               <w:r>
                 <w:rPr>
                   <w:rFonts w:ascii="Calibri" w:cs="Calibri" w:eastAsia="Calibri" w:hAnsi="Calibri"/>
@@ -7914,11 +7889,11 @@
                 <w:rFonts w:ascii="Calibri" w:cs="Calibri" w:eastAsia="Calibri" w:hAnsi="Calibri"/>
                 <w:b/>
                 <w:bCs/>
-                <w:color w:val="7A5B00"/>
+                <w:color w:val="8A2727"/>
                 <w:sz w:val="16"/>
                 <w:szCs w:val="16"/>
               </w:rPr>
-              <w:t xml:space="preserve">MIXED</w:t>
+              <w:t xml:space="preserve">EVIDENCE DOES NOT FAVOUR THE MODEL</w:t>
             </w:r>
           </w:p>
           <w:p>
@@ -7931,7 +7906,7 @@
                 <w:sz w:val="18"/>
                 <w:szCs w:val="18"/>
               </w:rPr>
-              <w:t xml:space="preserve">Tarandovskiy et al. 2020: Rabbit thrombin generation was much lower than in humans (peak 71.6 nM = 15% of human 484.3; rate 14.9 nM/min = 13% of human 111.5), while plasmin measures were closer (peak 197.7 nM = 43%; rate 17.6 = 51%). Rabbit plasmin-generation curves were highly variable.</w:t>
+              <w:t xml:space="preserve">Tarandovskiy et al. 2020: rabbit thrombin and plasmin generation were markedly lower than human — thrombin peak 71.6 nM (≈15% of human 484.25) and rate 14.9 nM/min (≈13% of human 111.51); plasmin peak 197.7 nM (≈43% of human 457.20) and rate 17.6 nM/min (≈51% of human 34.80). PG curves were highly variable.</w:t>
             </w:r>
           </w:p>
           <w:p>
@@ -7956,7 +7931,7 @@
                 <w:sz w:val="17"/>
                 <w:szCs w:val="17"/>
               </w:rPr>
-              <w:t xml:space="preserve">Rabbit plasmin-generation (PG) curves showed high variability.</w:t>
+              <w:t xml:space="preserve">Rabbit plasmin-generation (PG) curves were reported as highly variable.</w:t>
             </w:r>
           </w:p>
           <w:p>
@@ -7997,7 +7972,7 @@
               </w:rPr>
               <w:t xml:space="preserve">  mean — 8 comparisons, median 44.615 — lowest Thrombin Production Rate (Mean, nM/min) (14.93), highest Plasmin Concentration Peak (Mean, nM) (197.71) (</w:t>
             </w:r>
-            <w:hyperlink w:history="1" r:id="rIdj5unnyvpuiq_2ungfd9hc">
+            <w:hyperlink w:history="1" r:id="rIdnwv8xb9iu1-i3fkmap-vn">
               <w:r>
                 <w:rPr>
                   <w:rFonts w:ascii="Calibri" w:cs="Calibri" w:eastAsia="Calibri" w:hAnsi="Calibri"/>
@@ -8137,7 +8112,7 @@
                 <w:sz w:val="18"/>
                 <w:szCs w:val="18"/>
               </w:rPr>
-              <w:t xml:space="preserve">Oreff et al. 2021: sheep tenocyte transcriptomes match human differently by inflammation — Mahalanobis 24.78 (healthy), 10.62 (transient), 8.94 (constant), so sheep best approximate humans under constant inflammation. Proliferation/migration slope differences vs human were small (range −0.0878 to 0.1169) though some were significant.</w:t>
+              <w:t xml:space="preserve">Sheep tenocyte gene expression best matched human under constant inflammation (Mahalanobis distance 8.94 vs 24.78 in healthy), so sheep track human inflammatory-state profiles but not healthy-state profiles. Results vary by inflammatory condition and use small in vitro samples (3 replicates).</w:t>
             </w:r>
           </w:p>
           <w:p>
@@ -8162,7 +8137,7 @@
                 <w:sz w:val="17"/>
                 <w:szCs w:val="17"/>
               </w:rPr>
-              <w:t xml:space="preserve">Similarity measures differ across the three inflammatory states tested (healthy vs transient vs constant).</w:t>
+              <w:t xml:space="preserve">Similarity depends on inflammatory condition: close under constant (8.94) and transient (10.62) inflammation but distant when healthy (24.78).</w:t>
             </w:r>
           </w:p>
           <w:p>
@@ -8203,7 +8178,7 @@
               </w:rPr>
               <w:t xml:space="preserve">  mahalanobis distance — 7 comparisons, median 10.62 — lowest Mahalanobis distance to human for MMPs (MMP1, MMP3, MMP13) (8.6), highest Mahalanobis distance to human for all genes combined under healthy conditions (24.78) (</w:t>
             </w:r>
-            <w:hyperlink w:history="1" r:id="rIdx53y2pruxrqpkbmmiexn7">
+            <w:hyperlink w:history="1" r:id="rId4rwdo7igyxbxzjx8sbsuh">
               <w:r>
                 <w:rPr>
                   <w:rFonts w:ascii="Calibri" w:cs="Calibri" w:eastAsia="Calibri" w:hAnsi="Calibri"/>
@@ -8246,7 +8221,7 @@
               </w:rPr>
               <w:t xml:space="preserve">  slope — 6 comparisons, median 0.0036775 — lowest Proliferation capacity (slope difference to human) under constant inflammation (-0.0878), highest Proliferation capacity (slope difference to human) under healthy conditions (0.1169) (</w:t>
             </w:r>
-            <w:hyperlink w:history="1" r:id="rIdi1nj90t-fkzidn-7ny9yy">
+            <w:hyperlink w:history="1" r:id="rIdbxgllpfvpuzvb5rlxjrq0">
               <w:r>
                 <w:rPr>
                   <w:rFonts w:ascii="Calibri" w:cs="Calibri" w:eastAsia="Calibri" w:hAnsi="Calibri"/>
@@ -8348,7 +8323,7 @@
                 <w:sz w:val="16"/>
                 <w:szCs w:val="16"/>
               </w:rPr>
-              <w:t xml:space="preserve">1 does not support</w:t>
+              <w:t xml:space="preserve">1 partly supports</w:t>
             </w:r>
           </w:p>
           <w:p>
@@ -8362,7 +8337,7 @@
                 <w:sz w:val="16"/>
                 <w:szCs w:val="16"/>
               </w:rPr>
-              <w:t xml:space="preserve">1 partly supports</w:t>
+              <w:t xml:space="preserve">1 does not support</w:t>
             </w:r>
           </w:p>
         </w:tc>
@@ -8403,34 +8378,7 @@
                 <w:sz w:val="18"/>
                 <w:szCs w:val="18"/>
               </w:rPr>
-              <w:t xml:space="preserve">Evidence is mixed: dog cancer models show substantial concordance with humans in many cancers (model robustness 31–85% across cancer types; Daluwatumulle et al. 2026), but RPE65 gene therapy outcomes did not translate—dogs had near‑normal ERG while humans showed no sustained ERG improvement (Petersen‑Jones et al. 2015).</w:t>
-            </w:r>
-          </w:p>
-          <w:p>
-            <w:pPr>
-              <w:spacing w:after="50"/>
-            </w:pPr>
-            <w:r>
-              <w:rPr>
-                <w:rFonts w:ascii="Calibri" w:cs="Calibri" w:eastAsia="Calibri" w:hAnsi="Calibri"/>
-                <w:b/>
-                <w:bCs/>
-                <w:color w:val="8A6D00"/>
-                <w:sz w:val="17"/>
-                <w:szCs w:val="17"/>
-              </w:rPr>
-              <w:t xml:space="preserve">Negative controls. </w:t>
-            </w:r>
-            <w:r>
-              <w:rPr>
-                <w:rFonts w:ascii="Calibri" w:cs="Calibri" w:eastAsia="Calibri" w:hAnsi="Calibri"/>
-                <w:i/>
-                <w:iCs/>
-                <w:color w:val="8A6D00"/>
-                <w:sz w:val="17"/>
-                <w:szCs w:val="17"/>
-              </w:rPr>
-              <w:t xml:space="preserve">Negative-control cancers (ACC, LAML) had the lowest scores (≈31–40%). These are designed to score low and are excluded from the reading above.</w:t>
+              <w:t xml:space="preserve">Mixed evidence: Daluwatumulle et al. 2026 found canine cancer model robustness scores spanning 31–85% (many cancer types &gt;70%), indicating good concordance for several indications. But Petersen-Jones et al. 2015 showed dogs regained near-normal ERG/vision after RPE65 therapy while humans had no ERG improvement and remained visually impaired.</w:t>
             </w:r>
           </w:p>
           <w:p>
@@ -8455,7 +8403,7 @@
                 <w:sz w:val="17"/>
                 <w:szCs w:val="17"/>
               </w:rPr>
-              <w:t xml:space="preserve">Range reflects large variation across cancer types, adult vs pediatric cohorts, and inclusion of positive vs negative control cancers.</w:t>
+              <w:t xml:space="preserve">Scores vary by cancer type and include high-scoring positives (e.g. bladder 85%) and low-scoring negative controls (e.g. ACC ~31%).</w:t>
             </w:r>
           </w:p>
           <w:p>
@@ -8496,7 +8444,7 @@
               </w:rPr>
               <w:t xml:space="preserve">  score — 20 comparisons, median 61.73% — lowest model robustness score for ACC (negative control) (31%), highest model robustness score for adult bladder cancer (85.05%) (</w:t>
             </w:r>
-            <w:hyperlink w:history="1" r:id="rId3gopuhluthzcyi62h1nib">
+            <w:hyperlink w:history="1" r:id="rId5qy35kwh5g4ijlucgquid">
               <w:r>
                 <w:rPr>
                   <w:rFonts w:ascii="Calibri" w:cs="Calibri" w:eastAsia="Calibri" w:hAnsi="Calibri"/>
@@ -8539,7 +8487,7 @@
               </w:rPr>
               <w:t xml:space="preserve">  percentage — 4 comparisons, median 3.5% — lowest percentage of cancer-specific DEGs for adult BLCA (0%), highest percentage of cancer-specific DEGs for adult DLBC (24%) (</w:t>
             </w:r>
-            <w:hyperlink w:history="1" r:id="rId66sp1a6tdybwb1jgaufvu">
+            <w:hyperlink w:history="1" r:id="rId6cixkgzf7x9ijoalzn06e">
               <w:r>
                 <w:rPr>
                   <w:rFonts w:ascii="Calibri" w:cs="Calibri" w:eastAsia="Calibri" w:hAnsi="Calibri"/>
@@ -8582,7 +8530,7 @@
               </w:rPr>
               <w:t xml:space="preserve">  normalized absolute distance — normalized absolute distance of per-gene median expression between species (</w:t>
             </w:r>
-            <w:hyperlink w:history="1" r:id="rIdkfceenzynt7d5vbvc-ber">
+            <w:hyperlink w:history="1" r:id="rIdjhhcbaukfimhllhuwq1e0">
               <w:r>
                 <w:rPr>
                   <w:rFonts w:ascii="Calibri" w:cs="Calibri" w:eastAsia="Calibri" w:hAnsi="Calibri"/>
@@ -8625,7 +8573,7 @@
               </w:rPr>
               <w:t xml:space="preserve">  auc — 2 comparisons, median 0.955 — lowest AUC for adult samples (elastic net model) (0.92), highest AUC for pediatric samples (random forest model) (0.99) (</w:t>
             </w:r>
-            <w:hyperlink w:history="1" r:id="rIdufdhurma2qrmiypmnwy3p">
+            <w:hyperlink w:history="1" r:id="rIdhqh7i6nxi_jrkhgkg3jvh">
               <w:r>
                 <w:rPr>
                   <w:rFonts w:ascii="Calibri" w:cs="Calibri" w:eastAsia="Calibri" w:hAnsi="Calibri"/>
@@ -8668,7 +8616,7 @@
               </w:rPr>
               <w:t xml:space="preserve">  range — model robustness score range (</w:t>
             </w:r>
-            <w:hyperlink w:history="1" r:id="rIdomftt2vdludb8wv7xd5dy">
+            <w:hyperlink w:history="1" r:id="rIddthd5k1hydurzovar9gpg">
               <w:r>
                 <w:rPr>
                   <w:rFonts w:ascii="Calibri" w:cs="Calibri" w:eastAsia="Calibri" w:hAnsi="Calibri"/>

--- a/exports/animal-model-concordance-table.docx
+++ b/exports/animal-model-concordance-table.docx
@@ -45,7 +45,7 @@
         </w:rPr>
         <w:t xml:space="preserve">Source: </w:t>
       </w:r>
-      <w:hyperlink w:history="1" r:id="rIdiv1lajvjuunz8euvjxnzx">
+      <w:hyperlink w:history="1" r:id="rIdivk_uz8uxhjkg4fgucoj1">
         <w:r>
           <w:rPr>
             <w:rFonts w:ascii="Calibri" w:cs="Calibri" w:eastAsia="Calibri" w:hAnsi="Calibri"/>
@@ -370,7 +370,7 @@
               </w:rPr>
               <w:t xml:space="preserve">  proportion — 9 comparisons, median 26% — lowest neuroprotective efficacy in culture models (inferior to control) (3%), highest neuroprotective efficacy in culture models (superior to control) (74%) (</w:t>
             </w:r>
-            <w:hyperlink w:history="1" r:id="rIdgerixigaxwfpckap84s12">
+            <w:hyperlink w:history="1" r:id="rIdac4ewzp7pt3h42apgymme">
               <w:r>
                 <w:rPr>
                   <w:rFonts w:ascii="Calibri" w:cs="Calibri" w:eastAsia="Calibri" w:hAnsi="Calibri"/>
@@ -413,7 +413,7 @@
               </w:rPr>
               <w:t xml:space="preserve">  mean — 2 comparisons, median 27.85% — lowest improvement in focal models for drugs tested only in animal models vs. drugs tested clinically (24.4%), highest improvement in focal models for drugs tested clinically vs. drugs tested only in animal models (31.3%) (</w:t>
             </w:r>
-            <w:hyperlink w:history="1" r:id="rIdq14fb0knzb-9c2emlvn9a">
+            <w:hyperlink w:history="1" r:id="rIdy-s6f5vzjc20dcjnjlzo3">
               <w:r>
                 <w:rPr>
                   <w:rFonts w:ascii="Calibri" w:cs="Calibri" w:eastAsia="Calibri" w:hAnsi="Calibri"/>
@@ -456,7 +456,7 @@
               </w:rPr>
               <w:t xml:space="preserve">  concordance rate, n=951 compounds — concordance of liver effects (</w:t>
             </w:r>
-            <w:hyperlink w:history="1" r:id="rId3l_gozsw6yzrbzeg1ltep">
+            <w:hyperlink w:history="1" r:id="rIdtstpf3q6q9k6jk41h3v_k">
               <w:r>
                 <w:rPr>
                   <w:rFonts w:ascii="Calibri" w:cs="Calibri" w:eastAsia="Calibri" w:hAnsi="Calibri"/>
@@ -681,7 +681,7 @@
               </w:rPr>
               <w:t xml:space="preserve">  or — 3 comparisons, median 0.84 — lowest Odds Ratio for drug success (Q4 TGI vs Q1 TGI) (0.74), highest Odds Ratio for drug success (Q3 TGI vs Q1 TGI) (0.9) (</w:t>
             </w:r>
-            <w:hyperlink w:history="1" r:id="rId7puj6vhvpiide9apfhrlr">
+            <w:hyperlink w:history="1" r:id="rIdtsm_9xds3mqb0alxx4xri">
               <w:r>
                 <w:rPr>
                   <w:rFonts w:ascii="Calibri" w:cs="Calibri" w:eastAsia="Calibri" w:hAnsi="Calibri"/>
@@ -724,7 +724,7 @@
               </w:rPr>
               <w:t xml:space="preserve">  median — TGI values for approved vs. failed drugs (</w:t>
             </w:r>
-            <w:hyperlink w:history="1" r:id="rId4ci4gi6xpyjjjtnua19ef">
+            <w:hyperlink w:history="1" r:id="rIdkevosvkjbb7iapfyf9dgs">
               <w:r>
                 <w:rPr>
                   <w:rFonts w:ascii="Calibri" w:cs="Calibri" w:eastAsia="Calibri" w:hAnsi="Calibri"/>
@@ -767,7 +767,7 @@
               </w:rPr>
               <w:t xml:space="preserve">  p-value — 2 comparisons, median 0.5055 — lowest Statistical significance of TGI difference between approved and failed drugs (0.375), highest P-trend for TGI and drug success (0.636) (</w:t>
             </w:r>
-            <w:hyperlink w:history="1" r:id="rIdejra0y0o_59_uvbck2eet">
+            <w:hyperlink w:history="1" r:id="rIdi9zfja1yptzo4wxdktfm9">
               <w:r>
                 <w:rPr>
                   <w:rFonts w:ascii="Calibri" w:cs="Calibri" w:eastAsia="Calibri" w:hAnsi="Calibri"/>
@@ -810,7 +810,7 @@
               </w:rPr>
               <w:t xml:space="preserve">  auc — Area Under the Curve (AUC) for TGI predicting success (</w:t>
             </w:r>
-            <w:hyperlink w:history="1" r:id="rId90wjrgzctjgi4vyiitvyt">
+            <w:hyperlink w:history="1" r:id="rIdeualbxte6zfgtppewiqxs">
               <w:r>
                 <w:rPr>
                   <w:rFonts w:ascii="Calibri" w:cs="Calibri" w:eastAsia="Calibri" w:hAnsi="Calibri"/>
@@ -1290,7 +1290,7 @@
               </w:rPr>
               <w:t xml:space="preserve">  concordance rate, n=951 compounds — concordance of liver effects (</w:t>
             </w:r>
-            <w:hyperlink w:history="1" r:id="rId-eljre2vg74s11nbksuxc">
+            <w:hyperlink w:history="1" r:id="rId93tzbr1oybdc4ac6qeg5u">
               <w:r>
                 <w:rPr>
                   <w:rFonts w:ascii="Calibri" w:cs="Calibri" w:eastAsia="Calibri" w:hAnsi="Calibri"/>
@@ -1499,7 +1499,7 @@
               </w:rPr>
               <w:t xml:space="preserve">  odds ratio — Antenatal corticosteroids: neonatal mortality in ewe models (pooled odds ratio) (</w:t>
             </w:r>
-            <w:hyperlink w:history="1" r:id="rIdvcskblj0fbagwxabfod4f">
+            <w:hyperlink w:history="1" r:id="rIdjgfpacnji4paqbdfr06ar">
               <w:r>
                 <w:rPr>
                   <w:rFonts w:ascii="Calibri" w:cs="Calibri" w:eastAsia="Calibri" w:hAnsi="Calibri"/>
@@ -1599,7 +1599,7 @@
                 <w:sz w:val="16"/>
                 <w:szCs w:val="16"/>
               </w:rPr>
-              <w:t xml:space="preserve">3 does not support</w:t>
+              <w:t xml:space="preserve">3 partly supports</w:t>
             </w:r>
           </w:p>
           <w:p>
@@ -1613,7 +1613,7 @@
                 <w:sz w:val="16"/>
                 <w:szCs w:val="16"/>
               </w:rPr>
-              <w:t xml:space="preserve">3 partly supports</w:t>
+              <w:t xml:space="preserve">3 does not support</w:t>
             </w:r>
           </w:p>
         </w:tc>
@@ -1719,7 +1719,7 @@
               </w:rPr>
               <w:t xml:space="preserve">  npv — 12 comparisons, median 91% — lowest NPV for 'Other' (15%), highest NPV for Pulmonary (96%) (</w:t>
             </w:r>
-            <w:hyperlink w:history="1" r:id="rIdv4qnie8v0l5dzdpk_bpyg">
+            <w:hyperlink w:history="1" r:id="rIdtgohnl_rn2zh9-phjwdgt">
               <w:r>
                 <w:rPr>
                   <w:rFonts w:ascii="Calibri" w:cs="Calibri" w:eastAsia="Calibri" w:hAnsi="Calibri"/>
@@ -1762,7 +1762,7 @@
               </w:rPr>
               <w:t xml:space="preserve">  ppv — 10 comparisons, median 39.5% — lowest PPV for Pulmonary (0%), highest PPV for Nervous system (52%) (</w:t>
             </w:r>
-            <w:hyperlink w:history="1" r:id="rIdpf56yucwrm0m1haucanm7">
+            <w:hyperlink w:history="1" r:id="rIduos8cgkayakbvndo4xwmt">
               <w:r>
                 <w:rPr>
                   <w:rFonts w:ascii="Calibri" w:cs="Calibri" w:eastAsia="Calibri" w:hAnsi="Calibri"/>
@@ -1805,7 +1805,7 @@
               </w:rPr>
               <w:t xml:space="preserve">  more potent — JNJ-3 induced albumin secretion decrease in dog Liver-Chip vs human Liver-Chip (</w:t>
             </w:r>
-            <w:hyperlink w:history="1" r:id="rIdhwk9lkefkuf8kvi6fdbtp">
+            <w:hyperlink w:history="1" r:id="rId3bqsopy1dftmyohexhnzh">
               <w:r>
                 <w:rPr>
                   <w:rFonts w:ascii="Calibri" w:cs="Calibri" w:eastAsia="Calibri" w:hAnsi="Calibri"/>
@@ -1848,7 +1848,7 @@
               </w:rPr>
               <w:t xml:space="preserve">  pru — 2 comparisons, median 35% — lowest Proportionate Reduction in Uncertainty (PRU) for GI (Dog) (30%), highest Proportionate Reduction in Uncertainty (PRU) for Nervous System (Dog) (40%) (</w:t>
             </w:r>
-            <w:hyperlink w:history="1" r:id="rId0b-o-ds1ae4c_pkechxuw">
+            <w:hyperlink w:history="1" r:id="rIdwmbsgz2muc2rdmy84cnbq">
               <w:r>
                 <w:rPr>
                   <w:rFonts w:ascii="Calibri" w:cs="Calibri" w:eastAsia="Calibri" w:hAnsi="Calibri"/>
@@ -1891,7 +1891,7 @@
               </w:rPr>
               <w:t xml:space="preserve">  median ppv — 2 comparisons, median 0.525 — lowest PPV for grade 3 and 4 toxicities (0.38), highest PPV for all toxicity grades (0.67) (</w:t>
             </w:r>
-            <w:hyperlink w:history="1" r:id="rIdxva4er4cqebasndmpdkgm">
+            <w:hyperlink w:history="1" r:id="rIdrcydkfawwhu1vbh2nyef4">
               <w:r>
                 <w:rPr>
                   <w:rFonts w:ascii="Calibri" w:cs="Calibri" w:eastAsia="Calibri" w:hAnsi="Calibri"/>
@@ -1934,7 +1934,7 @@
               </w:rPr>
               <w:t xml:space="preserve">  median npv — 2 comparisons, median 0.615 — lowest NPV for all toxicity grades (0.52), highest NPV for grade 3 and 4 toxicities (0.71) (</w:t>
             </w:r>
-            <w:hyperlink w:history="1" r:id="rIdx_ivmfm4pmi-hqglnuchd">
+            <w:hyperlink w:history="1" r:id="rIdzpossm6jfmkysvxnzhysk">
               <w:r>
                 <w:rPr>
                   <w:rFonts w:ascii="Calibri" w:cs="Calibri" w:eastAsia="Calibri" w:hAnsi="Calibri"/>
@@ -1979,7 +1979,7 @@
                 <w:sz w:val="17"/>
                 <w:szCs w:val="17"/>
               </w:rPr>
-              <w:t xml:space="preserve">The data set is affected by selection bias, as drugs highly toxic in rodent tests are unlikely to advance to tests in dogs, NHPs, and humans, meaning these types of drugs are under-represented. Rare observations were removed from the analysis, which could affect the results.</w:t>
+              <w:t xml:space="preserve">The 71% prediction rate for toxicities in humans by animal models is an overall figure and does not specify the type of toxicity or the specific animal species involved in each case. The IC50 values are for a specific drug (bosentan) and a specific endpoint (albumin secretion decrease). The JNJ-2 and JNJ-3 comparisons are for specific compounds and endpoints, and the JNJ-3 comparison notes that in vivo data for JNJ-2 in dogs or JNJ-3 in rats were not available.</w:t>
             </w:r>
           </w:p>
         </w:tc>
@@ -2184,7 +2184,7 @@
               </w:rPr>
               <w:t xml:space="preserve">  npv — 14 comparisons, median 87.5% — lowest NPV for 'Other' (16%), highest NPV for Ophthalmology (97%) (</w:t>
             </w:r>
-            <w:hyperlink w:history="1" r:id="rIdnhm8tbl4afq9gv6gctbtp">
+            <w:hyperlink w:history="1" r:id="rIdlckkrv0hxjfaes1snp_0u">
               <w:r>
                 <w:rPr>
                   <w:rFonts w:ascii="Calibri" w:cs="Calibri" w:eastAsia="Calibri" w:hAnsi="Calibri"/>
@@ -2227,7 +2227,7 @@
               </w:rPr>
               <w:t xml:space="preserve">  ppv — 13 comparisons, median 43% — lowest PPV for Musculoskeletal (0%), highest PPV for Gastrointestinal (91%) (</w:t>
             </w:r>
-            <w:hyperlink w:history="1" r:id="rId2a-h17y-o1ygrjmsowfk2">
+            <w:hyperlink w:history="1" r:id="rIdm5tagzwssehc6s4ytfyf6">
               <w:r>
                 <w:rPr>
                   <w:rFonts w:ascii="Calibri" w:cs="Calibri" w:eastAsia="Calibri" w:hAnsi="Calibri"/>
@@ -2270,7 +2270,7 @@
               </w:rPr>
               <w:t xml:space="preserve">  pru — 2 comparisons, median 70% — lowest Proportionate Reduction in Uncertainty (PRU) for GI (Monkey) (60%), highest Proportionate Reduction in Uncertainty (PRU) for Nervous System (Monkey) (80%) (</w:t>
             </w:r>
-            <w:hyperlink w:history="1" r:id="rId7zhtq1qp9sz45n_cldx0q">
+            <w:hyperlink w:history="1" r:id="rIdmoj-rs4jflhu662vwxeya">
               <w:r>
                 <w:rPr>
                   <w:rFonts w:ascii="Calibri" w:cs="Calibri" w:eastAsia="Calibri" w:hAnsi="Calibri"/>
@@ -2313,7 +2313,7 @@
               </w:rPr>
               <w:t xml:space="preserve">  median ppv — 2 comparisons, median 0.66 — lowest PPV for grade 3 and 4 toxicities (0.6), highest PPV for all toxicity grades (0.72) (</w:t>
             </w:r>
-            <w:hyperlink w:history="1" r:id="rId6jijmglrup4uosrlawvnl">
+            <w:hyperlink w:history="1" r:id="rIdreqwidys82t5hu4erkrrx">
               <w:r>
                 <w:rPr>
                   <w:rFonts w:ascii="Calibri" w:cs="Calibri" w:eastAsia="Calibri" w:hAnsi="Calibri"/>
@@ -2356,7 +2356,7 @@
               </w:rPr>
               <w:t xml:space="preserve">  median npv — 2 comparisons, median 0.615 — lowest NPV for all toxicity grades (0.5), highest NPV for grade 3 and 4 toxicities (0.73) (</w:t>
             </w:r>
-            <w:hyperlink w:history="1" r:id="rIdolv6t1etsw4dik1e2waiv">
+            <w:hyperlink w:history="1" r:id="rIdpxqgman2ynshb22q4sss_">
               <w:r>
                 <w:rPr>
                   <w:rFonts w:ascii="Calibri" w:cs="Calibri" w:eastAsia="Calibri" w:hAnsi="Calibri"/>
@@ -2399,7 +2399,7 @@
               </w:rPr>
               <w:t xml:space="preserve">  lr+ — 2 comparisons, median 10.27 — lowest Likelihood Ratio for cynomolgus monkey, Cardiac disorders (9.52), highest Likelihood Ratio for cynomolgus monkey, Hepatobiliary disorders (11.02) (</w:t>
             </w:r>
-            <w:hyperlink w:history="1" r:id="rIdcpo0debbwf1yhcb2xmeas">
+            <w:hyperlink w:history="1" r:id="rId5hfzakldchef8gpgxujzn">
               <w:r>
                 <w:rPr>
                   <w:rFonts w:ascii="Calibri" w:cs="Calibri" w:eastAsia="Calibri" w:hAnsi="Calibri"/>
@@ -2444,7 +2444,7 @@
                 <w:sz w:val="17"/>
                 <w:szCs w:val="17"/>
               </w:rPr>
-              <w:t xml:space="preserve">The data set is affected by selection bias, as drugs highly toxic in rodent tests are unlikely to advance to tests in dogs, NHPs, and humans, meaning these types of drugs are under-represented. Rare observations were removed from the analysis, which could affect the results.</w:t>
+              <w:t xml:space="preserve">The high Negative Predictive Value (NPV) is largely based on the low clinical positive prevalence, meaning most findings are negative.</w:t>
             </w:r>
           </w:p>
         </w:tc>
@@ -2526,7 +2526,7 @@
                 <w:sz w:val="16"/>
                 <w:szCs w:val="16"/>
               </w:rPr>
-              <w:t xml:space="preserve">2 does not support</w:t>
+              <w:t xml:space="preserve">2 partly supports</w:t>
             </w:r>
           </w:p>
           <w:p>
@@ -2540,7 +2540,7 @@
                 <w:sz w:val="16"/>
                 <w:szCs w:val="16"/>
               </w:rPr>
-              <w:t xml:space="preserve">2 partly supports</w:t>
+              <w:t xml:space="preserve">2 does not support</w:t>
             </w:r>
           </w:p>
         </w:tc>
@@ -2646,7 +2646,7 @@
               </w:rPr>
               <w:t xml:space="preserve">  lr+ — 3 comparisons, median 2.74 — lowest Likelihood Ratio for Pain (rat) (2.5), highest Likelihood Ratio for rat, Cardiac disorders (4.73) (</w:t>
             </w:r>
-            <w:hyperlink w:history="1" r:id="rIdq9ajch7b2stppsv_rato5">
+            <w:hyperlink w:history="1" r:id="rIdqgnn1opiymf60hdsbxw7u">
               <w:r>
                 <w:rPr>
                   <w:rFonts w:ascii="Calibri" w:cs="Calibri" w:eastAsia="Calibri" w:hAnsi="Calibri"/>
@@ -2689,7 +2689,7 @@
               </w:rPr>
               <w:t xml:space="preserve">  median ppv — 2 comparisons, median 0.53 — lowest PPV for grade 3 and 4 toxicities (0.41), highest PPV for all toxicity grades (0.65) (</w:t>
             </w:r>
-            <w:hyperlink w:history="1" r:id="rId7tydoto6hokdfkkec9fjz">
+            <w:hyperlink w:history="1" r:id="rIdcdhyhbcynwxkxrfqx1vky">
               <w:r>
                 <w:rPr>
                   <w:rFonts w:ascii="Calibri" w:cs="Calibri" w:eastAsia="Calibri" w:hAnsi="Calibri"/>
@@ -2732,7 +2732,7 @@
               </w:rPr>
               <w:t xml:space="preserve">  median npv — 2 comparisons, median 0.615 — lowest NPV for all toxicity grades (0.51), highest NPV for grade 3 and 4 toxicities (0.72) (</w:t>
             </w:r>
-            <w:hyperlink w:history="1" r:id="rId-ol9ezobyz3juajgebnuv">
+            <w:hyperlink w:history="1" r:id="rIdzqaa3y4aw-xuckvbb5g6-">
               <w:r>
                 <w:rPr>
                   <w:rFonts w:ascii="Calibri" w:cs="Calibri" w:eastAsia="Calibri" w:hAnsi="Calibri"/>
@@ -2775,7 +2775,7 @@
               </w:rPr>
               <w:t xml:space="preserve">  ic50 (half-maximal inhibitory concentration) — IC50 for bosentan-induced albumin secretion decrease (</w:t>
             </w:r>
-            <w:hyperlink w:history="1" r:id="rId7xv16bn9fuhryinz7xq2t">
+            <w:hyperlink w:history="1" r:id="rIdhhhhgp1ysns9bzabdsrb9">
               <w:r>
                 <w:rPr>
                   <w:rFonts w:ascii="Calibri" w:cs="Calibri" w:eastAsia="Calibri" w:hAnsi="Calibri"/>
@@ -2818,7 +2818,7 @@
               </w:rPr>
               <w:t xml:space="preserve">  post-test odds — QT prolongation post-test odds (rat) (</w:t>
             </w:r>
-            <w:hyperlink w:history="1" r:id="rIdjivagmje7ievavktqmdw0">
+            <w:hyperlink w:history="1" r:id="rIdpswweqa1harlgstu0_raw">
               <w:r>
                 <w:rPr>
                   <w:rFonts w:ascii="Calibri" w:cs="Calibri" w:eastAsia="Calibri" w:hAnsi="Calibri"/>
@@ -2861,7 +2861,7 @@
               </w:rPr>
               <w:t xml:space="preserve">  median inlr — Rat-human median iNLR (</w:t>
             </w:r>
-            <w:hyperlink w:history="1" r:id="rId3c2ludhsxxtmyo3trhara">
+            <w:hyperlink w:history="1" r:id="rIditenj5ifou4vmiytujaxl">
               <w:r>
                 <w:rPr>
                   <w:rFonts w:ascii="Calibri" w:cs="Calibri" w:eastAsia="Calibri" w:hAnsi="Calibri"/>
@@ -2906,7 +2906,7 @@
                 <w:sz w:val="17"/>
                 <w:szCs w:val="17"/>
               </w:rPr>
-              <w:t xml:space="preserve">The data set is affected by selection bias, as drugs highly toxic in rodent tests are unlikely to advance to tests in dogs, NHPs, and humans, meaning these types of drugs are under-represented. Rare observations were removed from the analysis, which could affect the results.</w:t>
+              <w:t xml:space="preserve">The 71% prediction rate for toxicities in humans by animal models is an overall figure and does not specify the type of toxicity or the specific animal species involved in each case. The IC50 values are for a specific drug (bosentan) and a specific endpoint (albumin secretion decrease). The JNJ-2 and JNJ-3 comparisons are for specific compounds and endpoints, and the JNJ-3 comparison notes that in vivo data for JNJ-2 in dogs or JNJ-3 in rats were not available.</w:t>
             </w:r>
           </w:p>
         </w:tc>
@@ -3111,7 +3111,7 @@
               </w:rPr>
               <w:t xml:space="preserve">  lr+ — 3 comparisons, median 5.29 — lowest Likelihood Ratio for mouse, Hepatobiliary disorders (3.73), highest Likelihood Ratio for Pain (mouse) (7.4) (</w:t>
             </w:r>
-            <w:hyperlink w:history="1" r:id="rIdmhdy3bjp5z-w_etfdvfeu">
+            <w:hyperlink w:history="1" r:id="rIdsbkh2nrikjhfa3b-y13y9">
               <w:r>
                 <w:rPr>
                   <w:rFonts w:ascii="Calibri" w:cs="Calibri" w:eastAsia="Calibri" w:hAnsi="Calibri"/>
@@ -3154,7 +3154,7 @@
               </w:rPr>
               <w:t xml:space="preserve">  median ppv — 2 comparisons, median 0.5 — lowest PPV for grade 3 and 4 toxicities (0.43), highest PPV for all toxicity grades (0.57) (</w:t>
             </w:r>
-            <w:hyperlink w:history="1" r:id="rIdj9cy6f0duyocadlwa4bai">
+            <w:hyperlink w:history="1" r:id="rIdkfcfp8r-54an7x2chx0we">
               <w:r>
                 <w:rPr>
                   <w:rFonts w:ascii="Calibri" w:cs="Calibri" w:eastAsia="Calibri" w:hAnsi="Calibri"/>
@@ -3197,7 +3197,7 @@
               </w:rPr>
               <w:t xml:space="preserve">  median npv — 2 comparisons, median 0.69 — lowest NPV for all toxicity grades (0.57), highest NPV for grade 3 and 4 toxicities (0.81) (</w:t>
             </w:r>
-            <w:hyperlink w:history="1" r:id="rIdomch8am_5kzku5awkvb3q">
+            <w:hyperlink w:history="1" r:id="rId_fljlxzastkmtyaqcqfvf">
               <w:r>
                 <w:rPr>
                   <w:rFonts w:ascii="Calibri" w:cs="Calibri" w:eastAsia="Calibri" w:hAnsi="Calibri"/>
@@ -3240,7 +3240,7 @@
               </w:rPr>
               <w:t xml:space="preserve">  median inlr — Mouse-human median iNLR (</w:t>
             </w:r>
-            <w:hyperlink w:history="1" r:id="rIdoqzdu4ntyoka05fi9vpfw">
+            <w:hyperlink w:history="1" r:id="rIdjablrpgwenr5mta7dmink">
               <w:r>
                 <w:rPr>
                   <w:rFonts w:ascii="Calibri" w:cs="Calibri" w:eastAsia="Calibri" w:hAnsi="Calibri"/>
@@ -3285,7 +3285,7 @@
                 <w:sz w:val="17"/>
                 <w:szCs w:val="17"/>
               </w:rPr>
-              <w:t xml:space="preserve">The data set is affected by selection bias, as drugs highly toxic in rodent tests are unlikely to advance to tests in dogs, NHPs, and humans, meaning these types of drugs are under-represented. Rare observations were removed from the analysis, which could affect the results.</w:t>
+              <w:t xml:space="preserve">NPV is often high simply because most findings are negative. The paper notes that for grades 3 and 4 toxicities, there were no conditions in which PPV and NPV were both &gt;0.75, but there were six conditions for which PPV and NPV were both &gt;0.6. This suggests that even for severe toxicities, the predictive values are not consistently high.</w:t>
             </w:r>
           </w:p>
         </w:tc>
@@ -3487,7 +3487,7 @@
               </w:rPr>
               <w:t xml:space="preserve">  specificity — 4 comparisons, median 89.5% — lowest Hepatotoxicity predictive assessment (77%), highest Neurotoxicity predictive assessment (100%) (</w:t>
             </w:r>
-            <w:hyperlink w:history="1" r:id="rIdmhpai5yxbj7rkwbfugsol">
+            <w:hyperlink w:history="1" r:id="rIdvexque9jqnmufdm3zghlb">
               <w:r>
                 <w:rPr>
                   <w:rFonts w:ascii="Calibri" w:cs="Calibri" w:eastAsia="Calibri" w:hAnsi="Calibri"/>
@@ -3530,7 +3530,7 @@
               </w:rPr>
               <w:t xml:space="preserve">  sensitivity — 4 comparisons, median 68.5% — lowest Neurotoxicity predictive assessment (54%), highest Hepatotoxicity predictive assessment (80%) (</w:t>
             </w:r>
-            <w:hyperlink w:history="1" r:id="rId7gikeeff-l0izo4_-qiwg">
+            <w:hyperlink w:history="1" r:id="rId0bo8d8ndapzpguvqw3vvy">
               <w:r>
                 <w:rPr>
                   <w:rFonts w:ascii="Calibri" w:cs="Calibri" w:eastAsia="Calibri" w:hAnsi="Calibri"/>
@@ -3573,7 +3573,7 @@
               </w:rPr>
               <w:t xml:space="preserve">  accuracy — 4 comparisons, median 78% — lowest Neurotoxicity predictive assessment (75%), highest Hepatotoxicity predictive assessment (82%) (</w:t>
             </w:r>
-            <w:hyperlink w:history="1" r:id="rId5sbbxz7hges1lktilwtst">
+            <w:hyperlink w:history="1" r:id="rIdt7vxzulb_csrkt95fnbgb">
               <w:r>
                 <w:rPr>
                   <w:rFonts w:ascii="Calibri" w:cs="Calibri" w:eastAsia="Calibri" w:hAnsi="Calibri"/>
@@ -3616,7 +3616,7 @@
               </w:rPr>
               <w:t xml:space="preserve">  success rate — 2 comparisons, median 87.5% — lowest success rate in identifying nonteratogenic compounds (75%), highest success rate in identifying teratogens (100%) (</w:t>
             </w:r>
-            <w:hyperlink w:history="1" r:id="rIdtrt3ypfld9wdgrswciefx">
+            <w:hyperlink w:history="1" r:id="rIdo12blhxayk9qxu7ecic-n">
               <w:r>
                 <w:rPr>
                   <w:rFonts w:ascii="Calibri" w:cs="Calibri" w:eastAsia="Calibri" w:hAnsi="Calibri"/>
@@ -3659,7 +3659,7 @@
               </w:rPr>
               <w:t xml:space="preserve">  good — specificity (</w:t>
             </w:r>
-            <w:hyperlink w:history="1" r:id="rIdp9n9qmzbrm50ytj1jo4ez">
+            <w:hyperlink w:history="1" r:id="rIdyvxjk5xhhgsxvcfvn1aeo">
               <w:r>
                 <w:rPr>
                   <w:rFonts w:ascii="Calibri" w:cs="Calibri" w:eastAsia="Calibri" w:hAnsi="Calibri"/>
@@ -3702,7 +3702,7 @@
               </w:rPr>
               <w:t xml:space="preserve">  excellent — specificity (</w:t>
             </w:r>
-            <w:hyperlink w:history="1" r:id="rId2p_gklak8mr60pc4vkge-">
+            <w:hyperlink w:history="1" r:id="rIdntuyurqfxojehufwbcyth">
               <w:r>
                 <w:rPr>
                   <w:rFonts w:ascii="Calibri" w:cs="Calibri" w:eastAsia="Calibri" w:hAnsi="Calibri"/>
@@ -3925,7 +3925,7 @@
               </w:rPr>
               <w:t xml:space="preserve">  lr+ — 2 comparisons, median 3.17 — lowest Likelihood Ratio for rabbit, Hepatobiliary disorders (2.8), highest Likelihood Ratio for rabbit, Cardiac disorders (3.54) (</w:t>
             </w:r>
-            <w:hyperlink w:history="1" r:id="rIdrmatbaycfxxt0fxcn4bzi">
+            <w:hyperlink w:history="1" r:id="rIdrbmttaajqs1s-rowxn2ud">
               <w:r>
                 <w:rPr>
                   <w:rFonts w:ascii="Calibri" w:cs="Calibri" w:eastAsia="Calibri" w:hAnsi="Calibri"/>
@@ -3968,7 +3968,7 @@
               </w:rPr>
               <w:t xml:space="preserve">  post-test odds — QT prolongation post-test odds (rabbit) (</w:t>
             </w:r>
-            <w:hyperlink w:history="1" r:id="rIdcdh6cd0o8_ffyu9vwy_es">
+            <w:hyperlink w:history="1" r:id="rIdm5oib-aina7r88bbe254s">
               <w:r>
                 <w:rPr>
                   <w:rFonts w:ascii="Calibri" w:cs="Calibri" w:eastAsia="Calibri" w:hAnsi="Calibri"/>
@@ -4011,7 +4011,7 @@
               </w:rPr>
               <w:t xml:space="preserve">  median inlr — Rabbit-human median iNLR (</w:t>
             </w:r>
-            <w:hyperlink w:history="1" r:id="rIdes-5npug_qacvftcfdqvb">
+            <w:hyperlink w:history="1" r:id="rIdxnltwm_xtqho7iuqw0krh">
               <w:r>
                 <w:rPr>
                   <w:rFonts w:ascii="Calibri" w:cs="Calibri" w:eastAsia="Calibri" w:hAnsi="Calibri"/>
@@ -4244,7 +4244,7 @@
               </w:rPr>
               <w:t xml:space="preserve">  ppv — 15 comparisons, median 27% — lowest PPV for Ophthalmology (0%), highest PPV for Liver (Rodent + Monkey, 'and' view) (62%) (</w:t>
             </w:r>
-            <w:hyperlink w:history="1" r:id="rIdrtpaiclfwabj8jqv7yrow">
+            <w:hyperlink w:history="1" r:id="rIdpoandpbsd1pgy7no8va0o">
               <w:r>
                 <w:rPr>
                   <w:rFonts w:ascii="Calibri" w:cs="Calibri" w:eastAsia="Calibri" w:hAnsi="Calibri"/>
@@ -4287,7 +4287,7 @@
               </w:rPr>
               <w:t xml:space="preserve">  npv — 15 comparisons, median 90% — lowest NPV for 'Other' (14%), highest NPV for Ophthalmology (96%) (</w:t>
             </w:r>
-            <w:hyperlink w:history="1" r:id="rIdwkcm51tfj5jtd3qzjhlbo">
+            <w:hyperlink w:history="1" r:id="rIdrlh1u2apwraxv6ghefdxk">
               <w:r>
                 <w:rPr>
                   <w:rFonts w:ascii="Calibri" w:cs="Calibri" w:eastAsia="Calibri" w:hAnsi="Calibri"/>
@@ -4330,7 +4330,7 @@
               </w:rPr>
               <w:t xml:space="preserve">  pru — 2 comparisons, median 30% — lowest Proportionate Reduction in Uncertainty (PRU) for GI (Rodent) (20%), highest Proportionate Reduction in Uncertainty (PRU) for Nervous System (Rodent) (40%) (</w:t>
             </w:r>
-            <w:hyperlink w:history="1" r:id="rId2o5pho96rr7r6csoed_rw">
+            <w:hyperlink w:history="1" r:id="rIdm_yn617ayphzt56hzzu_6">
               <w:r>
                 <w:rPr>
                   <w:rFonts w:ascii="Calibri" w:cs="Calibri" w:eastAsia="Calibri" w:hAnsi="Calibri"/>
@@ -4373,7 +4373,7 @@
               </w:rPr>
               <w:t xml:space="preserve">  sensitivity — Sensitivity for Liver (Rodent) (</w:t>
             </w:r>
-            <w:hyperlink w:history="1" r:id="rIdpb4difx8lvmi5ua4spnnd">
+            <w:hyperlink w:history="1" r:id="rId2nrfoiuu_3kwrff_qlw2r">
               <w:r>
                 <w:rPr>
                   <w:rFonts w:ascii="Calibri" w:cs="Calibri" w:eastAsia="Calibri" w:hAnsi="Calibri"/>
@@ -4416,7 +4416,7 @@
               </w:rPr>
               <w:t xml:space="preserve">  specificity — Specificity for Liver (Rodent) (</w:t>
             </w:r>
-            <w:hyperlink w:history="1" r:id="rId-ayiubcdxtyvautugzf2c">
+            <w:hyperlink w:history="1" r:id="rIddocrtumvpg_5udtf1qmth">
               <w:r>
                 <w:rPr>
                   <w:rFonts w:ascii="Calibri" w:cs="Calibri" w:eastAsia="Calibri" w:hAnsi="Calibri"/>
@@ -4666,7 +4666,7 @@
               </w:rPr>
               <w:t xml:space="preserve">  auc — 6 comparisons, median 0.81 — lowest concordance between hERG potency and clinical QTc outcome (0.78), highest concordance between hERG safety margin and clinical QTc outcome (excluding β2-adrenoceptor agonists) (0.92) (</w:t>
             </w:r>
-            <w:hyperlink w:history="1" r:id="rIdfnadwbj5fo8yzcblcflji">
+            <w:hyperlink w:history="1" r:id="rIdnlhy_xnblaeurcb56yx-o">
               <w:r>
                 <w:rPr>
                   <w:rFonts w:ascii="Calibri" w:cs="Calibri" w:eastAsia="Calibri" w:hAnsi="Calibri"/>
@@ -4709,7 +4709,7 @@
               </w:rPr>
               <w:t xml:space="preserve">  mean — 3 comparisons, median 16.6 — lowest QTc increase over 24h (mock drug) (-0.04), highest QTc increase at critical concentration (moxifloxacin) (16.6) (</w:t>
             </w:r>
-            <w:hyperlink w:history="1" r:id="rId5tkjyshcq8v7fw5jndvnk">
+            <w:hyperlink w:history="1" r:id="rIdu20hle5wj7ycckcvckgck">
               <w:r>
                 <w:rPr>
                   <w:rFonts w:ascii="Calibri" w:cs="Calibri" w:eastAsia="Calibri" w:hAnsi="Calibri"/>
@@ -4752,7 +4752,7 @@
               </w:rPr>
               <w:t xml:space="preserve">  sensitivity — 3 comparisons, median 71% — lowest large animal to human (HR only) (54%), highest large animal to human (combined BP and HR) (78%) (</w:t>
             </w:r>
-            <w:hyperlink w:history="1" r:id="rIdffmbpp5odelndutcdqynw">
+            <w:hyperlink w:history="1" r:id="rIds1xbqvblqy4vzdb6s-erm">
               <w:r>
                 <w:rPr>
                   <w:rFonts w:ascii="Calibri" w:cs="Calibri" w:eastAsia="Calibri" w:hAnsi="Calibri"/>
@@ -4795,7 +4795,7 @@
               </w:rPr>
               <w:t xml:space="preserve">  specificity — 3 comparisons, median 83% — lowest large animal to human (combined BP and HR) (79%), highest large animal to human (BP only) (83%) (</w:t>
             </w:r>
-            <w:hyperlink w:history="1" r:id="rIdg40xmxdzt6-9lpzdkoumd">
+            <w:hyperlink w:history="1" r:id="rIdkzjxvtngn8r9xuikase6i">
               <w:r>
                 <w:rPr>
                   <w:rFonts w:ascii="Calibri" w:cs="Calibri" w:eastAsia="Calibri" w:hAnsi="Calibri"/>
@@ -4838,7 +4838,7 @@
               </w:rPr>
               <w:t xml:space="preserve">  multiple — 2 comparisons, median 2.35 — lowest Critical concentration multiple for 10ms QTc increase (moxifloxacin) (1.7), highest Critical concentration multiple for 10ms QTc increase (mock drug) (3) (</w:t>
             </w:r>
-            <w:hyperlink w:history="1" r:id="rIdavbxhpmxmylpxr1xa5n1c">
+            <w:hyperlink w:history="1" r:id="rIdzcknzer1u-6m96umgn5rl">
               <w:r>
                 <w:rPr>
                   <w:rFonts w:ascii="Calibri" w:cs="Calibri" w:eastAsia="Calibri" w:hAnsi="Calibri"/>
@@ -4881,7 +4881,7 @@
               </w:rPr>
               <w:t xml:space="preserve">  concordance rate, n=24 drugs — concordance rate of in vivo dog assay for clinical QT outcome (</w:t>
             </w:r>
-            <w:hyperlink w:history="1" r:id="rId4j86jeowexkcqnywjrgp7">
+            <w:hyperlink w:history="1" r:id="rIdacey_nrlsk3gejtazl6id">
               <w:r>
                 <w:rPr>
                   <w:rFonts w:ascii="Calibri" w:cs="Calibri" w:eastAsia="Calibri" w:hAnsi="Calibri"/>
@@ -5103,7 +5103,7 @@
               </w:rPr>
               <w:t xml:space="preserve">  mean — 3 comparisons, median 10 — lowest QTc increase over 24h (mock drug) (-1.17), highest QTc increase at critical concentration (moxifloxacin) (10.9) (</w:t>
             </w:r>
-            <w:hyperlink w:history="1" r:id="rIdjtpbcjhbkcnususqn80aa">
+            <w:hyperlink w:history="1" r:id="rIdxcmndprj2ep0lgt8apqvz">
               <w:r>
                 <w:rPr>
                   <w:rFonts w:ascii="Calibri" w:cs="Calibri" w:eastAsia="Calibri" w:hAnsi="Calibri"/>
@@ -5146,7 +5146,7 @@
               </w:rPr>
               <w:t xml:space="preserve">  sensitivity — 3 comparisons, median 71% — lowest large animal to human (HR only) (54%), highest large animal to human (combined BP and HR) (78%) (</w:t>
             </w:r>
-            <w:hyperlink w:history="1" r:id="rIdcgm45fpcpzsvkfreus0bv">
+            <w:hyperlink w:history="1" r:id="rIdhojm9odwukupu9pja51cu">
               <w:r>
                 <w:rPr>
                   <w:rFonts w:ascii="Calibri" w:cs="Calibri" w:eastAsia="Calibri" w:hAnsi="Calibri"/>
@@ -5189,7 +5189,7 @@
               </w:rPr>
               <w:t xml:space="preserve">  specificity — 3 comparisons, median 83% — lowest large animal to human (combined BP and HR) (79%), highest large animal to human (BP only) (83%) (</w:t>
             </w:r>
-            <w:hyperlink w:history="1" r:id="rIdiu0m54u2lvvprtc2xvea_">
+            <w:hyperlink w:history="1" r:id="rId625blkiwidj4fze_yczep">
               <w:r>
                 <w:rPr>
                   <w:rFonts w:ascii="Calibri" w:cs="Calibri" w:eastAsia="Calibri" w:hAnsi="Calibri"/>
@@ -5232,7 +5232,7 @@
               </w:rPr>
               <w:t xml:space="preserve">  multiple — 2 comparisons, median 2.25 — lowest Critical concentration multiple for 10ms QTc increase (moxifloxacin) (1.5), highest Critical concentration multiple for 10ms QTc increase (mock drug) (3) (</w:t>
             </w:r>
-            <w:hyperlink w:history="1" r:id="rIdomhjvm9iwkz_ls1wix0cd">
+            <w:hyperlink w:history="1" r:id="rIdf7imqqbu88zkcye3duurg">
               <w:r>
                 <w:rPr>
                   <w:rFonts w:ascii="Calibri" w:cs="Calibri" w:eastAsia="Calibri" w:hAnsi="Calibri"/>
@@ -5275,7 +5275,7 @@
               </w:rPr>
               <w:t xml:space="preserve">  change, n=48 n=48 — QTc increase at critical concentration (mock drug) (</w:t>
             </w:r>
-            <w:hyperlink w:history="1" r:id="rIdp2vgt1vzulnzrxs7ipacm">
+            <w:hyperlink w:history="1" r:id="rIdalpxo55zra7ro9skgd-1b">
               <w:r>
                 <w:rPr>
                   <w:rFonts w:ascii="Calibri" w:cs="Calibri" w:eastAsia="Calibri" w:hAnsi="Calibri"/>
@@ -5318,7 +5318,7 @@
               </w:rPr>
               <w:t xml:space="preserve">  slope — Average AQTc slope (moxifloxacin) (</w:t>
             </w:r>
-            <w:hyperlink w:history="1" r:id="rIdycwtiszm93ah_nvr3wnep">
+            <w:hyperlink w:history="1" r:id="rIdl3nd10xzgcw5fbb93gcve">
               <w:r>
                 <w:rPr>
                   <w:rFonts w:ascii="Calibri" w:cs="Calibri" w:eastAsia="Calibri" w:hAnsi="Calibri"/>
@@ -5554,7 +5554,7 @@
               </w:rPr>
               <w:t xml:space="preserve">  sensitivity — 3 comparisons, median 82% — lowest rat to large animal (HR only) (64%), highest rat to large animal (combined BP and HR) (84%) (</w:t>
             </w:r>
-            <w:hyperlink w:history="1" r:id="rIdsmiqlah3rph-qlfieeoew">
+            <w:hyperlink w:history="1" r:id="rIdit3-kfpsg_8vpmfya-cig">
               <w:r>
                 <w:rPr>
                   <w:rFonts w:ascii="Calibri" w:cs="Calibri" w:eastAsia="Calibri" w:hAnsi="Calibri"/>
@@ -5597,7 +5597,7 @@
               </w:rPr>
               <w:t xml:space="preserve">  specificity — 3 comparisons, median 67% — lowest rat to large animal (BP only) (59%), highest rat to large animal (combined BP and HR) (71%) (</w:t>
             </w:r>
-            <w:hyperlink w:history="1" r:id="rIdzxsiav1gezhkd4hhthpey">
+            <w:hyperlink w:history="1" r:id="rIdg1s5yeeni4tjbyehagj42">
               <w:r>
                 <w:rPr>
                   <w:rFonts w:ascii="Calibri" w:cs="Calibri" w:eastAsia="Calibri" w:hAnsi="Calibri"/>
@@ -5640,7 +5640,7 @@
               </w:rPr>
               <w:t xml:space="preserve">  opposite direction of change — 2 comparisons, median 24.5% — lowest rat to large animal (directionality of HR change) (23%), highest rat to large animal (directionality of BP change) (26%) (</w:t>
             </w:r>
-            <w:hyperlink w:history="1" r:id="rIdljhx_mi1ma-9v66ekjfsf">
+            <w:hyperlink w:history="1" r:id="rIdqbmmexenvpvz-o94nzwjt">
               <w:r>
                 <w:rPr>
                   <w:rFonts w:ascii="Calibri" w:cs="Calibri" w:eastAsia="Calibri" w:hAnsi="Calibri"/>
@@ -5683,7 +5683,7 @@
               </w:rPr>
               <w:t xml:space="preserve">  positive predictive value — rat to large animal (combined BP and HR) (</w:t>
             </w:r>
-            <w:hyperlink w:history="1" r:id="rIdm6zqpvr6djbfhh_nzowr4">
+            <w:hyperlink w:history="1" r:id="rIdvburzhbgeo5oe3k-zgqql">
               <w:r>
                 <w:rPr>
                   <w:rFonts w:ascii="Calibri" w:cs="Calibri" w:eastAsia="Calibri" w:hAnsi="Calibri"/>
@@ -5726,7 +5726,7 @@
               </w:rPr>
               <w:t xml:space="preserve">  negative predictive value — rat to large animal (combined BP and HR) (</w:t>
             </w:r>
-            <w:hyperlink w:history="1" r:id="rIdnbxrwsnxrzny8ptqtmnoy">
+            <w:hyperlink w:history="1" r:id="rId26eclefceiir8oe9cjou7">
               <w:r>
                 <w:rPr>
                   <w:rFonts w:ascii="Calibri" w:cs="Calibri" w:eastAsia="Calibri" w:hAnsi="Calibri"/>
@@ -5987,7 +5987,7 @@
               </w:rPr>
               <w:t xml:space="preserve">  p value — 31 comparisons, median 1.7e-18 — lowest Overlap P value for 'innate immune response' genes up-regulated in human trauma (4.1e-90), highest Overlap P value for 'translocation of ZAP-70 to immunological synapse' genes down-regulated in human trauma (0.0003) (</w:t>
             </w:r>
-            <w:hyperlink w:history="1" r:id="rIdko_opkpr0cmqyyzzv3qao">
+            <w:hyperlink w:history="1" r:id="rIddwx8qscbhyc3mk8sdy9oe">
               <w:r>
                 <w:rPr>
                   <w:rFonts w:ascii="Calibri" w:cs="Calibri" w:eastAsia="Calibri" w:hAnsi="Calibri"/>
@@ -6030,7 +6030,7 @@
               </w:rPr>
               <w:t xml:space="preserve">  percentage — 26 comparisons, median 61% — lowest percentage of genes changed in the same direction between human conditions and mouse orthologs in mouse models (47%), highest percentage of genes changed in the same direction between human trauma and human burn (Fig. 4) (97%) (</w:t>
             </w:r>
-            <w:hyperlink w:history="1" r:id="rIdnameviumnrecdpf0yplwk">
+            <w:hyperlink w:history="1" r:id="rIdcj88mguex6b02ihuipfyu">
               <w:r>
                 <w:rPr>
                   <w:rFonts w:ascii="Calibri" w:cs="Calibri" w:eastAsia="Calibri" w:hAnsi="Calibri"/>
@@ -6050,7 +6050,7 @@
               </w:rPr>
               <w:t xml:space="preserve"> · </w:t>
             </w:r>
-            <w:hyperlink w:history="1" r:id="rId7twp4gywaiod4_vd2prwd">
+            <w:hyperlink w:history="1" r:id="rIddimftpvjngvsr1s39jrdr">
               <w:r>
                 <w:rPr>
                   <w:rFonts w:ascii="Calibri" w:cs="Calibri" w:eastAsia="Calibri" w:hAnsi="Calibri"/>
@@ -6070,7 +6070,7 @@
               </w:rPr>
               <w:t xml:space="preserve"> · </w:t>
             </w:r>
-            <w:hyperlink w:history="1" r:id="rId52kfmskgjscjiwa_aq7uo">
+            <w:hyperlink w:history="1" r:id="rIdjdmwtjorlyloubz3pjcae">
               <w:r>
                 <w:rPr>
                   <w:rFonts w:ascii="Calibri" w:cs="Calibri" w:eastAsia="Calibri" w:hAnsi="Calibri"/>
@@ -6113,7 +6113,7 @@
               </w:rPr>
               <w:t xml:space="preserve">  pearson correlation (r^2) — 23 comparisons, median 0.09 — lowest correlation of gene response between human burn and mouse ARDS (-0.01), highest correlation of gene expression changes between human trauma and human burns (0.91) (</w:t>
             </w:r>
-            <w:hyperlink w:history="1" r:id="rIdog4i_mn0wxxknzwhskkvy">
+            <w:hyperlink w:history="1" r:id="rIdqcxdzzuvg8mwvsmf1zd8r">
               <w:r>
                 <w:rPr>
                   <w:rFonts w:ascii="Calibri" w:cs="Calibri" w:eastAsia="Calibri" w:hAnsi="Calibri"/>
@@ -6156,7 +6156,7 @@
               </w:rPr>
               <w:t xml:space="preserve">  fdr — 9 comparisons, median 0.014 — lowest concordance of mouse transcriptome at 52 weeks with human cirrhosis of poor prognosis (0.001), highest concordance of pathway activation at transcriptomic level between humans and mice with similar histological phenotypes (late time points) (0.08) (</w:t>
             </w:r>
-            <w:hyperlink w:history="1" r:id="rIdelbcosny30zeluljp0uuk">
+            <w:hyperlink w:history="1" r:id="rIdwuwsefhcc3bic-8ivwpjo">
               <w:r>
                 <w:rPr>
                   <w:rFonts w:ascii="Calibri" w:cs="Calibri" w:eastAsia="Calibri" w:hAnsi="Calibri"/>
@@ -6199,7 +6199,7 @@
               </w:rPr>
               <w:t xml:space="preserve">  recall — 9 comparisons, median 0.33 — lowest Recall of WTD mouse model for human NAFLD (0.02), highest Recall of genes significantly altered in human liver diseases (NASH) by 12-month CCl4 mouse model (0.4) (</w:t>
             </w:r>
-            <w:hyperlink w:history="1" r:id="rIdbabzhp4hfp_4j3zgzq9u6">
+            <w:hyperlink w:history="1" r:id="rId5ydgqgyfkh9xokcwuluc-">
               <w:r>
                 <w:rPr>
                   <w:rFonts w:ascii="Calibri" w:cs="Calibri" w:eastAsia="Calibri" w:hAnsi="Calibri"/>
@@ -6242,7 +6242,7 @@
               </w:rPr>
               <w:t xml:space="preserve">  mahalanobis distance — 7 comparisons, median 10.5 — lowest Mahalanobis distance to human for tenogenic markers (SCX, TNC, TNMD) (5.45), highest Mahalanobis distance to human for all genes combined under healthy conditions (20.01) (</w:t>
             </w:r>
-            <w:hyperlink w:history="1" r:id="rIdchwaz0hfbsvb_jwoejmic">
+            <w:hyperlink w:history="1" r:id="rId5t5bkxkvbnnim1rac0dkb">
               <w:r>
                 <w:rPr>
                   <w:rFonts w:ascii="Calibri" w:cs="Calibri" w:eastAsia="Calibri" w:hAnsi="Calibri"/>
@@ -6287,7 +6287,7 @@
                 <w:sz w:val="17"/>
                 <w:szCs w:val="17"/>
               </w:rPr>
-              <w:t xml:space="preserve">The MHPS scores are normalized between 0 and 1, where 1 indicates the highest proximity to human MASLD. The 'improved and statistically significant agreement' for DEGs and DRPs is a qualitative statement without a specific numerical value provided beyond the overall 50% alignment rate for the whole transcriptome.</w:t>
+              <w:t xml:space="preserve">The 'percentage of genes changed in the same direction' metric has a base rate of 50% for random chance, which is explicitly mentioned in the paper. Many of the reported percentages for mouse models are close to this random chance level.</w:t>
             </w:r>
           </w:p>
         </w:tc>
@@ -6492,7 +6492,7 @@
               </w:rPr>
               <w:t xml:space="preserve">  mean — 8 comparisons, median 130.755 — lowest Plasmin Production Rate (Mean, nM/min) (6.45), highest Thrombin Concentration Peak (Mean, nM) (270.28) (</w:t>
             </w:r>
-            <w:hyperlink w:history="1" r:id="rId-g1olfxe_dtxttmbicb3v">
+            <w:hyperlink w:history="1" r:id="rIdsmycuayrqscp8wzm1jbwy">
               <w:r>
                 <w:rPr>
                   <w:rFonts w:ascii="Calibri" w:cs="Calibri" w:eastAsia="Calibri" w:hAnsi="Calibri"/>
@@ -6535,7 +6535,7 @@
               </w:rPr>
               <w:t xml:space="preserve">  mahalanobis distance — 7 comparisons, median 14.25 — lowest Mahalanobis distance to human for MMPs (MMP1, MMP3, MMP13) (11.27), highest Mahalanobis distance to human for all genes combined under healthy conditions (27.44) (</w:t>
             </w:r>
-            <w:hyperlink w:history="1" r:id="rIdulto1j5my0ztfegz5wwub">
+            <w:hyperlink w:history="1" r:id="rIddcxjoltnagballfk1puqk">
               <w:r>
                 <w:rPr>
                   <w:rFonts w:ascii="Calibri" w:cs="Calibri" w:eastAsia="Calibri" w:hAnsi="Calibri"/>
@@ -6578,7 +6578,7 @@
               </w:rPr>
               <w:t xml:space="preserve">  slope — 6 comparisons, median 0.0018427 — lowest Migration slope (difference to human) under transient inflammation (-0.0063), highest Proliferation capacity (slope difference to human) under healthy conditions (0.0933) (</w:t>
             </w:r>
-            <w:hyperlink w:history="1" r:id="rIdbpegtfuw-l_eo5edte6uh">
+            <w:hyperlink w:history="1" r:id="rIdcpn5tmpybuvvpvnx_zuyg">
               <w:r>
                 <w:rPr>
                   <w:rFonts w:ascii="Calibri" w:cs="Calibri" w:eastAsia="Calibri" w:hAnsi="Calibri"/>
@@ -6621,7 +6621,7 @@
               </w:rPr>
               <w:t xml:space="preserve">  pearson r — 6 comparisons, median 0.545 — lowest correlation between target lose-shift probability and reversals (-0.73), highest correlation between target win-stay probability and reversals (0.79) (</w:t>
             </w:r>
-            <w:hyperlink w:history="1" r:id="rIdopic0nklkv70kyu79hcs2">
+            <w:hyperlink w:history="1" r:id="rIdpbn-jvsoc1khdfznkxvug">
               <w:r>
                 <w:rPr>
                   <w:rFonts w:ascii="Calibri" w:cs="Calibri" w:eastAsia="Calibri" w:hAnsi="Calibri"/>
@@ -6664,7 +6664,7 @@
               </w:rPr>
               <w:t xml:space="preserve">  mean — 4 comparisons, median 0.4395 — lowest Q-values for non-target stimuli (0.275), highest Q-values for target stimuli (0.71) (</w:t>
             </w:r>
-            <w:hyperlink w:history="1" r:id="rIdkotyhvuw8z5eqrcbepxzu">
+            <w:hyperlink w:history="1" r:id="rIdxkfjrtcoxzaregznstvtf">
               <w:r>
                 <w:rPr>
                   <w:rFonts w:ascii="Calibri" w:cs="Calibri" w:eastAsia="Calibri" w:hAnsi="Calibri"/>
@@ -6707,7 +6707,7 @@
               </w:rPr>
               <w:t xml:space="preserve">  count — 3 comparisons, median 15 — lowest significant species x exercise interactions in blood biochemical parameters (2), highest parameters with similar alteration pattern post exercise (26) (</w:t>
             </w:r>
-            <w:hyperlink w:history="1" r:id="rIdozzl2dg-5gh7cdyl8a_qw">
+            <w:hyperlink w:history="1" r:id="rIdcbsv7cc5g2ev0ihsnp4di">
               <w:r>
                 <w:rPr>
                   <w:rFonts w:ascii="Calibri" w:cs="Calibri" w:eastAsia="Calibri" w:hAnsi="Calibri"/>
@@ -6940,7 +6940,7 @@
               </w:rPr>
               <w:t xml:space="preserve">  c-score — 2 comparisons, median 0.0935 — lowest c-score for ce.lar-dm.lar (0.087), highest genome-wide c-scores between Drosophila and C. elegans stages (0.1) (</w:t>
             </w:r>
-            <w:hyperlink w:history="1" r:id="rId1aar-lmqdek2zpdvrgara">
+            <w:hyperlink w:history="1" r:id="rIdi8mvhaxpvzjgdgf5qont3">
               <w:r>
                 <w:rPr>
                   <w:rFonts w:ascii="Calibri" w:cs="Calibri" w:eastAsia="Calibri" w:hAnsi="Calibri"/>
@@ -7124,7 +7124,7 @@
               </w:rPr>
               <w:t xml:space="preserve">  c-score — 2 comparisons, median 0.0935 — lowest c-score for ce.lar-dm.lar (0.087), highest genome-wide c-scores between Drosophila and C. elegans stages (0.1) (</w:t>
             </w:r>
-            <w:hyperlink w:history="1" r:id="rIdwe54_ixu3iqs2ufq54ysw">
+            <w:hyperlink w:history="1" r:id="rId0eof3ulhxloc897nwsagq">
               <w:r>
                 <w:rPr>
                   <w:rFonts w:ascii="Calibri" w:cs="Calibri" w:eastAsia="Calibri" w:hAnsi="Calibri"/>
@@ -7330,7 +7330,7 @@
               </w:rPr>
               <w:t xml:space="preserve">  mahalanobis distance — 7 comparisons, median 9.59 — lowest Mahalanobis distance to human for MMPs (MMP1, MMP3, MMP13) (4.65), highest Mahalanobis distance to human for all genes combined under healthy conditions (23.05) (</w:t>
             </w:r>
-            <w:hyperlink w:history="1" r:id="rIdk3g007zhfn9h5-7xzfmxe">
+            <w:hyperlink w:history="1" r:id="rIdg1yzrrcrzcgznjqfxzl4m">
               <w:r>
                 <w:rPr>
                   <w:rFonts w:ascii="Calibri" w:cs="Calibri" w:eastAsia="Calibri" w:hAnsi="Calibri"/>
@@ -7373,7 +7373,7 @@
               </w:rPr>
               <w:t xml:space="preserve">  slope — 6 comparisons, median 0.00047815 — lowest Proliferation capacity (slope difference to human) under constant inflammation (-0.064), highest Proliferation capacity (slope difference to human) under healthy conditions (0.3) (</w:t>
             </w:r>
-            <w:hyperlink w:history="1" r:id="rIdrvxsxufawu9trjnf8uvc1">
+            <w:hyperlink w:history="1" r:id="rId0rblrmvfznnzooivnj-as">
               <w:r>
                 <w:rPr>
                   <w:rFonts w:ascii="Calibri" w:cs="Calibri" w:eastAsia="Calibri" w:hAnsi="Calibri"/>
@@ -7582,7 +7582,7 @@
               </w:rPr>
               <w:t xml:space="preserve">  mean — 16 comparisons, median 261.585 — lowest Plasmin Production Rate (Mean, nM/min) (49.78), highest Plasmin Concentration Peak (Mean, nM) (565.84) (</w:t>
             </w:r>
-            <w:hyperlink w:history="1" r:id="rIdiujllf31nsxzpn2bqi781">
+            <w:hyperlink w:history="1" r:id="rIdp3clqvnsw8eadupfzprg0">
               <w:r>
                 <w:rPr>
                   <w:rFonts w:ascii="Calibri" w:cs="Calibri" w:eastAsia="Calibri" w:hAnsi="Calibri"/>
@@ -7763,7 +7763,7 @@
               </w:rPr>
               <w:t xml:space="preserve">  mean — 12 comparisons, median 45.92 — lowest Plasmin Production Rate (Mean, nM/min) (1.48), highest Thrombin Concentration Peak (Mean, nM) (242.35) (</w:t>
             </w:r>
-            <w:hyperlink w:history="1" r:id="rIdtk1wmlwzrufucr-c3l7ay">
+            <w:hyperlink w:history="1" r:id="rIdlvsebswzcbzuf9rzf_ifn">
               <w:r>
                 <w:rPr>
                   <w:rFonts w:ascii="Calibri" w:cs="Calibri" w:eastAsia="Calibri" w:hAnsi="Calibri"/>
@@ -7972,7 +7972,7 @@
               </w:rPr>
               <w:t xml:space="preserve">  mean — 8 comparisons, median 44.615 — lowest Thrombin Production Rate (Mean, nM/min) (14.93), highest Plasmin Concentration Peak (Mean, nM) (197.71) (</w:t>
             </w:r>
-            <w:hyperlink w:history="1" r:id="rIdnwv8xb9iu1-i3fkmap-vn">
+            <w:hyperlink w:history="1" r:id="rIdfb23ctdbnp9jkspgiir6s">
               <w:r>
                 <w:rPr>
                   <w:rFonts w:ascii="Calibri" w:cs="Calibri" w:eastAsia="Calibri" w:hAnsi="Calibri"/>
@@ -8178,7 +8178,7 @@
               </w:rPr>
               <w:t xml:space="preserve">  mahalanobis distance — 7 comparisons, median 10.62 — lowest Mahalanobis distance to human for MMPs (MMP1, MMP3, MMP13) (8.6), highest Mahalanobis distance to human for all genes combined under healthy conditions (24.78) (</w:t>
             </w:r>
-            <w:hyperlink w:history="1" r:id="rId4rwdo7igyxbxzjx8sbsuh">
+            <w:hyperlink w:history="1" r:id="rIdowiqd-exhxnowg6gptawt">
               <w:r>
                 <w:rPr>
                   <w:rFonts w:ascii="Calibri" w:cs="Calibri" w:eastAsia="Calibri" w:hAnsi="Calibri"/>
@@ -8221,7 +8221,7 @@
               </w:rPr>
               <w:t xml:space="preserve">  slope — 6 comparisons, median 0.0036775 — lowest Proliferation capacity (slope difference to human) under constant inflammation (-0.0878), highest Proliferation capacity (slope difference to human) under healthy conditions (0.1169) (</w:t>
             </w:r>
-            <w:hyperlink w:history="1" r:id="rIdbxgllpfvpuzvb5rlxjrq0">
+            <w:hyperlink w:history="1" r:id="rIdbf356dot6x-d1jfzy3zbp">
               <w:r>
                 <w:rPr>
                   <w:rFonts w:ascii="Calibri" w:cs="Calibri" w:eastAsia="Calibri" w:hAnsi="Calibri"/>
@@ -8444,7 +8444,7 @@
               </w:rPr>
               <w:t xml:space="preserve">  score — 20 comparisons, median 61.73% — lowest model robustness score for ACC (negative control) (31%), highest model robustness score for adult bladder cancer (85.05%) (</w:t>
             </w:r>
-            <w:hyperlink w:history="1" r:id="rId5qy35kwh5g4ijlucgquid">
+            <w:hyperlink w:history="1" r:id="rIdfwab5dve5bprodqskfuvw">
               <w:r>
                 <w:rPr>
                   <w:rFonts w:ascii="Calibri" w:cs="Calibri" w:eastAsia="Calibri" w:hAnsi="Calibri"/>
@@ -8487,7 +8487,7 @@
               </w:rPr>
               <w:t xml:space="preserve">  percentage — 4 comparisons, median 3.5% — lowest percentage of cancer-specific DEGs for adult BLCA (0%), highest percentage of cancer-specific DEGs for adult DLBC (24%) (</w:t>
             </w:r>
-            <w:hyperlink w:history="1" r:id="rId6cixkgzf7x9ijoalzn06e">
+            <w:hyperlink w:history="1" r:id="rIdpqy6x7czk2f1szecfe7l3">
               <w:r>
                 <w:rPr>
                   <w:rFonts w:ascii="Calibri" w:cs="Calibri" w:eastAsia="Calibri" w:hAnsi="Calibri"/>
@@ -8530,7 +8530,7 @@
               </w:rPr>
               <w:t xml:space="preserve">  normalized absolute distance — normalized absolute distance of per-gene median expression between species (</w:t>
             </w:r>
-            <w:hyperlink w:history="1" r:id="rIdjhhcbaukfimhllhuwq1e0">
+            <w:hyperlink w:history="1" r:id="rIds8ujvt6rdfgue-s-vaiiw">
               <w:r>
                 <w:rPr>
                   <w:rFonts w:ascii="Calibri" w:cs="Calibri" w:eastAsia="Calibri" w:hAnsi="Calibri"/>
@@ -8573,7 +8573,7 @@
               </w:rPr>
               <w:t xml:space="preserve">  auc — 2 comparisons, median 0.955 — lowest AUC for adult samples (elastic net model) (0.92), highest AUC for pediatric samples (random forest model) (0.99) (</w:t>
             </w:r>
-            <w:hyperlink w:history="1" r:id="rIdhqh7i6nxi_jrkhgkg3jvh">
+            <w:hyperlink w:history="1" r:id="rIdvg4ugjujkwzd4n8mmi5xd">
               <w:r>
                 <w:rPr>
                   <w:rFonts w:ascii="Calibri" w:cs="Calibri" w:eastAsia="Calibri" w:hAnsi="Calibri"/>
@@ -8616,7 +8616,7 @@
               </w:rPr>
               <w:t xml:space="preserve">  range — model robustness score range (</w:t>
             </w:r>
-            <w:hyperlink w:history="1" r:id="rIddthd5k1hydurzovar9gpg">
+            <w:hyperlink w:history="1" r:id="rId3rww6a3leq5y7ebvvi3rb">
               <w:r>
                 <w:rPr>
                   <w:rFonts w:ascii="Calibri" w:cs="Calibri" w:eastAsia="Calibri" w:hAnsi="Calibri"/>
